--- a/05_Funcional/15_Lista_de_Compras_Hardware.docx
+++ b/05_Funcional/15_Lista_de_Compras_Hardware.docx
@@ -52,6 +52,228 @@
           <w:sz w:val="21"/>
         </w:rPr>
         <w:t xml:space="preserve"> 27 de Agosto de 2026</w:t>
+      </w:r>
+    </w:p>
+    <w:p>
+      <w:pPr>
+        <w:spacing w:after="120"/>
+      </w:pPr>
+      <w:r>
+        <w:rPr>
+          <w:b/>
+          <w:sz w:val="21"/>
+        </w:rPr>
+        <w:t>Última revisión:</w:t>
+      </w:r>
+      <w:r>
+        <w:rPr>
+          <w:b w:val="0"/>
+          <w:sz w:val="21"/>
+        </w:rPr>
+        <w:t xml:space="preserve"> 28 de Agosto de 2026 (3.ª del día) — 🔄 **la arquitectura cambió en obra: el</w:t>
+      </w:r>
+    </w:p>
+    <w:p>
+      <w:pPr>
+        <w:spacing w:after="120"/>
+      </w:pPr>
+      <w:r>
+        <w:rPr>
+          <w:rFonts w:ascii="Consolas" w:hAnsi="Consolas"/>
+          <w:sz w:val="21"/>
+        </w:rPr>
+        <w:t>ESP32</w:t>
+      </w:r>
+      <w:r>
+        <w:rPr>
+          <w:b w:val="0"/>
+          <w:sz w:val="21"/>
+        </w:rPr>
+        <w:t xml:space="preserve"> SUSTITUYE al módulo Bluetooth SPP, el </w:t>
+      </w:r>
+      <w:r>
+        <w:rPr>
+          <w:rFonts w:ascii="Consolas" w:hAnsi="Consolas"/>
+          <w:sz w:val="21"/>
+        </w:rPr>
+        <w:t>DS3231</w:t>
+      </w:r>
+      <w:r>
+        <w:rPr>
+          <w:b w:val="0"/>
+          <w:sz w:val="21"/>
+        </w:rPr>
+        <w:t xml:space="preserve"> deja de ir en la placa STM32 y se cuelga del</w:t>
+      </w:r>
+    </w:p>
+    <w:p>
+      <w:pPr>
+        <w:spacing w:after="120"/>
+      </w:pPr>
+      <w:r>
+        <w:rPr>
+          <w:rFonts w:ascii="Consolas" w:hAnsi="Consolas"/>
+          <w:sz w:val="21"/>
+        </w:rPr>
+        <w:t>ESP32</w:t>
+      </w:r>
+      <w:r>
+        <w:rPr>
+          <w:b w:val="0"/>
+          <w:sz w:val="21"/>
+        </w:rPr>
+        <w:t>, y se retiran la pantalla LCD, los cuatro pulsadores y el mando de relés.** Lo que ya no se</w:t>
+      </w:r>
+    </w:p>
+    <w:p>
+      <w:pPr>
+        <w:spacing w:after="120"/>
+      </w:pPr>
+      <w:r>
+        <w:rPr>
+          <w:b w:val="0"/>
+          <w:sz w:val="21"/>
+        </w:rPr>
+        <w:t xml:space="preserve">compra queda </w:t>
+      </w:r>
+      <w:r>
+        <w:rPr>
+          <w:b/>
+          <w:sz w:val="21"/>
+        </w:rPr>
+        <w:t>tachado con su motivo</w:t>
+      </w:r>
+      <w:r>
+        <w:rPr>
+          <w:b w:val="0"/>
+          <w:sz w:val="21"/>
+        </w:rPr>
+        <w:t>, no borrado. *(2.ª rev. del 28/08: corrige la bornera de la</w:t>
+      </w:r>
+    </w:p>
+    <w:p>
+      <w:pPr>
+        <w:spacing w:after="120"/>
+      </w:pPr>
+      <w:r>
+        <w:rPr>
+          <w:b w:val="0"/>
+          <w:sz w:val="21"/>
+        </w:rPr>
+        <w:t xml:space="preserve">talanquera en A4 —decía </w:t>
+      </w:r>
+      <w:r>
+        <w:rPr>
+          <w:rFonts w:ascii="Consolas" w:hAnsi="Consolas"/>
+          <w:sz w:val="21"/>
+        </w:rPr>
+        <w:t>J14</w:t>
+      </w:r>
+      <w:r>
+        <w:rPr>
+          <w:b w:val="0"/>
+          <w:sz w:val="21"/>
+        </w:rPr>
+        <w:t xml:space="preserve">, y </w:t>
+      </w:r>
+      <w:r>
+        <w:rPr>
+          <w:rFonts w:ascii="Consolas" w:hAnsi="Consolas"/>
+          <w:sz w:val="21"/>
+        </w:rPr>
+        <w:t>J14</w:t>
+      </w:r>
+      <w:r>
+        <w:rPr>
+          <w:b w:val="0"/>
+          <w:sz w:val="21"/>
+        </w:rPr>
+        <w:t xml:space="preserve"> es una ENTRADA del micro—; avisa de que el </w:t>
+      </w:r>
+      <w:r>
+        <w:rPr>
+          <w:rFonts w:ascii="Consolas" w:hAnsi="Consolas"/>
+          <w:sz w:val="21"/>
+        </w:rPr>
+        <w:t>DS3231</w:t>
+      </w:r>
+      <w:r>
+        <w:rPr>
+          <w:b w:val="0"/>
+          <w:sz w:val="21"/>
+        </w:rPr>
+        <w:t xml:space="preserve"> no tiene</w:t>
+      </w:r>
+    </w:p>
+    <w:p>
+      <w:pPr>
+        <w:spacing w:after="120"/>
+      </w:pPr>
+      <w:r>
+        <w:rPr>
+          <w:b w:val="0"/>
+          <w:sz w:val="21"/>
+        </w:rPr>
+        <w:t>driver; arregla las referencias a las secciones del Manual 13. 1.ª rev.: bloque 0 con el estado real</w:t>
+      </w:r>
+    </w:p>
+    <w:p>
+      <w:pPr>
+        <w:spacing w:after="120"/>
+      </w:pPr>
+      <w:r>
+        <w:rPr>
+          <w:b w:val="0"/>
+          <w:sz w:val="21"/>
+        </w:rPr>
+        <w:t xml:space="preserve">de lo recibido —llegaron ESP32, no </w:t>
+      </w:r>
+      <w:r>
+        <w:rPr>
+          <w:rFonts w:ascii="Consolas" w:hAnsi="Consolas"/>
+          <w:sz w:val="21"/>
+        </w:rPr>
+        <w:t>HC-05</w:t>
+      </w:r>
+      <w:r>
+        <w:rPr>
+          <w:b w:val="0"/>
+          <w:sz w:val="21"/>
+        </w:rPr>
+        <w:t>—, criterio de compra del módulo Bluetooth y corrección de</w:t>
+      </w:r>
+    </w:p>
+    <w:p>
+      <w:pPr>
+        <w:spacing w:after="120"/>
+      </w:pPr>
+      <w:r>
+        <w:rPr>
+          <w:rFonts w:ascii="Consolas" w:hAnsi="Consolas"/>
+          <w:sz w:val="21"/>
+        </w:rPr>
+        <w:t>JDY-31</w:t>
+      </w:r>
+      <w:r>
+        <w:rPr>
+          <w:b w:val="0"/>
+          <w:sz w:val="21"/>
+        </w:rPr>
+        <w:t xml:space="preserve"> → </w:t>
+      </w:r>
+      <w:r>
+        <w:rPr>
+          <w:rFonts w:ascii="Consolas" w:hAnsi="Consolas"/>
+          <w:sz w:val="21"/>
+        </w:rPr>
+        <w:t>JDY-30</w:t>
+      </w:r>
+      <w:r>
+        <w:rPr>
+          <w:b w:val="0"/>
+          <w:sz w:val="21"/>
+        </w:rPr>
+        <w:t>.)*</w:t>
       </w:r>
     </w:p>
     <w:p>
@@ -90,7 +312,7 @@
           <w:color w:val="960000"/>
           <w:sz w:val="20"/>
         </w:rPr>
-        <w:t xml:space="preserve">Por qué existe este documento, y qué NO es La compra estaba repartida en </w:t>
+        <w:t xml:space="preserve">[!CAUTION] # 🔄 28/08/2026 — LA ARQUITECTURA CAMBIÓ. ESTO SE LEE ANTES QUE EL RESTO DEL DOCUMENTO </w:t>
       </w:r>
       <w:r>
         <w:rPr>
@@ -98,15 +320,15 @@
           <w:color w:val="960000"/>
           <w:sz w:val="20"/>
         </w:rPr>
-        <w:t>siete manuales</w:t>
-      </w:r>
-      <w:r>
-        <w:rPr>
-          <w:b w:val="0"/>
-          <w:color w:val="960000"/>
-          <w:sz w:val="20"/>
-        </w:rPr>
-        <w:t xml:space="preserve"> (el 4 las radios, el 7 las antenas, el 9 las cámaras, el 10 los módulos Bluetooth, el 11 la pila del reloj, el 13 la placa de expansión). Un listado repartido es como se olvida una línea, y como se compra dos veces la misma. </w:t>
+        <w:t>El `ESP32` pasa a SUSTITUIR al módulo Bluetooth SPP —ya no se compran `HC-05` ni `JDY-30`—, el `DS3231` se cuelga del `ESP32` por I²C con pila propia en vez de montarse en la placa STM32, y se retiran la pantalla LCD, los cuatro pulsadores y el mando de relés.</w:t>
+      </w:r>
+      <w:r>
+        <w:rPr>
+          <w:b w:val="0"/>
+          <w:color w:val="960000"/>
+          <w:sz w:val="20"/>
+        </w:rPr>
+        <w:t xml:space="preserve"> </w:t>
       </w:r>
       <w:r>
         <w:rPr>
@@ -114,15 +336,15 @@
           <w:color w:val="960000"/>
           <w:sz w:val="20"/>
         </w:rPr>
-        <w:t>Esto es un índice con cantidades y decisión, no una copia de las especificaciones.</w:t>
-      </w:r>
-      <w:r>
-        <w:rPr>
-          <w:b w:val="0"/>
-          <w:color w:val="960000"/>
-          <w:sz w:val="20"/>
-        </w:rPr>
-        <w:t xml:space="preserve"> De cada línea, la especificación completa —modelo exacto, conector, tolerancias— vive en su manual, y ahí se lee antes de pedir. Copiarla aquí crearía una segunda versión que alguien tendría que sincronizar a mano, que es exactamente el defecto que este proyecto lleva un mes cerrando.</w:t>
+        <w:t>Todo lo que aparece ~~tachado~~ más abajo es de la arquitectura anterior: no se compra, y lleva el motivo escrito al lado.</w:t>
+      </w:r>
+      <w:r>
+        <w:rPr>
+          <w:b w:val="0"/>
+          <w:color w:val="960000"/>
+          <w:sz w:val="20"/>
+        </w:rPr>
+        <w:t xml:space="preserve"> No se borra a propósito — una línea borrada vuelve a proponerse dentro de un mes y nadie recuerda que se descartó; una línea tachada con su porqué, no.</w:t>
       </w:r>
     </w:p>
     <w:p>
@@ -137,6 +359,524 @@
           <w:color w:val="960000"/>
           <w:sz w:val="20"/>
         </w:rPr>
+        <w:t xml:space="preserve">[!CAUTION] ### 🩹 FE DE ERRATAS DEL 28/08/2026 — 🔴 </w:t>
+      </w:r>
+      <w:r>
+        <w:rPr>
+          <w:b/>
+          <w:color w:val="960000"/>
+          <w:sz w:val="20"/>
+        </w:rPr>
+        <w:t>LA FILA A4 MANDABA CABLEAR LA TALANQUERA A `J14`</w:t>
+      </w:r>
+      <w:r>
+        <w:rPr>
+          <w:b w:val="0"/>
+          <w:color w:val="960000"/>
+          <w:sz w:val="20"/>
+        </w:rPr>
+        <w:t xml:space="preserve"> </w:t>
+      </w:r>
+      <w:r>
+        <w:rPr>
+          <w:b/>
+          <w:color w:val="960000"/>
+          <w:sz w:val="20"/>
+        </w:rPr>
+        <w:t>Si ya se cableó un módulo de relé de talanquera a `J14` siguiendo la versión anterior de esta lista: DESCONECTARLO ANTES DE ENERGIZAR.</w:t>
+      </w:r>
+      <w:r>
+        <w:rPr>
+          <w:b w:val="0"/>
+          <w:color w:val="960000"/>
+          <w:sz w:val="20"/>
+        </w:rPr>
+        <w:t xml:space="preserve"> No es un error de compra —el relé pedido es el correcto—, es un error de </w:t>
+      </w:r>
+      <w:r>
+        <w:rPr>
+          <w:b/>
+          <w:color w:val="960000"/>
+          <w:sz w:val="20"/>
+        </w:rPr>
+        <w:t>dónde se conecta</w:t>
+      </w:r>
+      <w:r>
+        <w:rPr>
+          <w:b w:val="0"/>
+          <w:color w:val="960000"/>
+          <w:sz w:val="20"/>
+        </w:rPr>
+        <w:t xml:space="preserve">. | | decía la lista | es | |---|---|---| | Bornera | </w:t>
+      </w:r>
+      <w:r>
+        <w:rPr>
+          <w:b/>
+          <w:color w:val="960000"/>
+          <w:sz w:val="20"/>
+        </w:rPr>
+        <w:t>`J14`</w:t>
+      </w:r>
+      <w:r>
+        <w:rPr>
+          <w:b w:val="0"/>
+          <w:color w:val="960000"/>
+          <w:sz w:val="20"/>
+        </w:rPr>
+        <w:t xml:space="preserve"> ❌ | </w:t>
+      </w:r>
+      <w:r>
+        <w:rPr>
+          <w:b/>
+          <w:color w:val="960000"/>
+          <w:sz w:val="20"/>
+        </w:rPr>
+        <w:t>`J15`</w:t>
+      </w:r>
+      <w:r>
+        <w:rPr>
+          <w:b w:val="0"/>
+          <w:color w:val="960000"/>
+          <w:sz w:val="20"/>
+        </w:rPr>
+        <w:t xml:space="preserve"> ✅ | | Red | </w:t>
+      </w:r>
+      <w:r>
+        <w:rPr>
+          <w:rFonts w:ascii="Consolas" w:hAnsi="Consolas"/>
+          <w:color w:val="960000"/>
+          <w:sz w:val="20"/>
+        </w:rPr>
+        <w:t>Puerta</w:t>
+      </w:r>
+      <w:r>
+        <w:rPr>
+          <w:b w:val="0"/>
+          <w:color w:val="960000"/>
+          <w:sz w:val="20"/>
+        </w:rPr>
+        <w:t xml:space="preserve"> ❌ | </w:t>
+      </w:r>
+      <w:r>
+        <w:rPr>
+          <w:rFonts w:ascii="Consolas" w:hAnsi="Consolas"/>
+          <w:color w:val="960000"/>
+          <w:sz w:val="20"/>
+        </w:rPr>
+        <w:t>Motor</w:t>
+      </w:r>
+      <w:r>
+        <w:rPr>
+          <w:b w:val="0"/>
+          <w:color w:val="960000"/>
+          <w:sz w:val="20"/>
+        </w:rPr>
+        <w:t xml:space="preserve"> ✅ | | Pin | — | </w:t>
+      </w:r>
+      <w:r>
+        <w:rPr>
+          <w:rFonts w:ascii="Consolas" w:hAnsi="Consolas"/>
+          <w:color w:val="960000"/>
+          <w:sz w:val="20"/>
+        </w:rPr>
+        <w:t>PB2</w:t>
+      </w:r>
+      <w:r>
+        <w:rPr>
+          <w:b w:val="0"/>
+          <w:color w:val="960000"/>
+          <w:sz w:val="20"/>
+        </w:rPr>
+        <w:t xml:space="preserve"> (</w:t>
+      </w:r>
+      <w:r>
+        <w:rPr>
+          <w:rFonts w:ascii="Consolas" w:hAnsi="Consolas"/>
+          <w:color w:val="960000"/>
+          <w:sz w:val="20"/>
+        </w:rPr>
+        <w:t>MOTOR_TALANQUERA</w:t>
+      </w:r>
+      <w:r>
+        <w:rPr>
+          <w:b w:val="0"/>
+          <w:color w:val="960000"/>
+          <w:sz w:val="20"/>
+        </w:rPr>
+        <w:t xml:space="preserve">) | * </w:t>
+      </w:r>
+      <w:r>
+        <w:rPr>
+          <w:b/>
+          <w:color w:val="960000"/>
+          <w:sz w:val="20"/>
+        </w:rPr>
+        <w:t>`J14` es la ENTRADA de la cámara de demanda</w:t>
+      </w:r>
+      <w:r>
+        <w:rPr>
+          <w:b w:val="0"/>
+          <w:color w:val="960000"/>
+          <w:sz w:val="20"/>
+        </w:rPr>
+        <w:t xml:space="preserve"> (</w:t>
+      </w:r>
+      <w:r>
+        <w:rPr>
+          <w:rFonts w:ascii="Consolas" w:hAnsi="Consolas"/>
+          <w:color w:val="960000"/>
+          <w:sz w:val="20"/>
+        </w:rPr>
+        <w:t>PB0</w:t>
+      </w:r>
+      <w:r>
+        <w:rPr>
+          <w:b w:val="0"/>
+          <w:color w:val="960000"/>
+          <w:sz w:val="20"/>
+        </w:rPr>
+        <w:t xml:space="preserve">, </w:t>
+      </w:r>
+      <w:r>
+        <w:rPr>
+          <w:rFonts w:ascii="Consolas" w:hAnsi="Consolas"/>
+          <w:color w:val="960000"/>
+          <w:sz w:val="20"/>
+        </w:rPr>
+        <w:t>CAM_DEMANDA_PIN</w:t>
+      </w:r>
+      <w:r>
+        <w:rPr>
+          <w:b w:val="0"/>
+          <w:color w:val="960000"/>
+          <w:sz w:val="20"/>
+        </w:rPr>
+        <w:t xml:space="preserve">), con </w:t>
+      </w:r>
+      <w:r>
+        <w:rPr>
+          <w:rFonts w:ascii="Consolas" w:hAnsi="Consolas"/>
+          <w:color w:val="960000"/>
+          <w:sz w:val="20"/>
+        </w:rPr>
+        <w:t>R64</w:t>
+      </w:r>
+      <w:r>
+        <w:rPr>
+          <w:b w:val="0"/>
+          <w:color w:val="960000"/>
+          <w:sz w:val="20"/>
+        </w:rPr>
+        <w:t xml:space="preserve"> 10 kΩ y </w:t>
+      </w:r>
+      <w:r>
+        <w:rPr>
+          <w:rFonts w:ascii="Consolas" w:hAnsi="Consolas"/>
+          <w:color w:val="960000"/>
+          <w:sz w:val="20"/>
+        </w:rPr>
+        <w:t>C25</w:t>
+      </w:r>
+      <w:r>
+        <w:rPr>
+          <w:b w:val="0"/>
+          <w:color w:val="960000"/>
+          <w:sz w:val="20"/>
+        </w:rPr>
+        <w:t xml:space="preserve"> 100 nF de antirrebote. </w:t>
+      </w:r>
+      <w:r>
+        <w:rPr>
+          <w:b/>
+          <w:color w:val="960000"/>
+          <w:sz w:val="20"/>
+        </w:rPr>
+        <w:t>Meterle los 12 V de un relé destruye el STM32</w:t>
+      </w:r>
+      <w:r>
+        <w:rPr>
+          <w:b w:val="0"/>
+          <w:color w:val="960000"/>
+          <w:sz w:val="20"/>
+        </w:rPr>
+        <w:t xml:space="preserve">, que es el micro que gobierna el semáforo — y además la pluma no se movería, porque </w:t>
+      </w:r>
+      <w:r>
+        <w:rPr>
+          <w:rFonts w:ascii="Consolas" w:hAnsi="Consolas"/>
+          <w:color w:val="960000"/>
+          <w:sz w:val="20"/>
+        </w:rPr>
+        <w:t>J14</w:t>
+      </w:r>
+      <w:r>
+        <w:rPr>
+          <w:b w:val="0"/>
+          <w:color w:val="960000"/>
+          <w:sz w:val="20"/>
+        </w:rPr>
+        <w:t xml:space="preserve"> no tiene etapa de salida. * </w:t>
+      </w:r>
+      <w:r>
+        <w:rPr>
+          <w:b/>
+          <w:color w:val="960000"/>
+          <w:sz w:val="20"/>
+        </w:rPr>
+        <w:t>La talanquera SALE por `J15`:</w:t>
+      </w:r>
+      <w:r>
+        <w:rPr>
+          <w:b w:val="0"/>
+          <w:color w:val="960000"/>
+          <w:sz w:val="20"/>
+        </w:rPr>
+        <w:t xml:space="preserve"> </w:t>
+      </w:r>
+      <w:r>
+        <w:rPr>
+          <w:rFonts w:ascii="Consolas" w:hAnsi="Consolas"/>
+          <w:color w:val="960000"/>
+          <w:sz w:val="20"/>
+        </w:rPr>
+        <w:t>PB2</w:t>
+      </w:r>
+      <w:r>
+        <w:rPr>
+          <w:b w:val="0"/>
+          <w:color w:val="960000"/>
+          <w:sz w:val="20"/>
+        </w:rPr>
+        <w:t xml:space="preserve"> → opto </w:t>
+      </w:r>
+      <w:r>
+        <w:rPr>
+          <w:rFonts w:ascii="Consolas" w:hAnsi="Consolas"/>
+          <w:color w:val="960000"/>
+          <w:sz w:val="20"/>
+        </w:rPr>
+        <w:t>U15</w:t>
+      </w:r>
+      <w:r>
+        <w:rPr>
+          <w:b w:val="0"/>
+          <w:color w:val="960000"/>
+          <w:sz w:val="20"/>
+        </w:rPr>
+        <w:t xml:space="preserve"> → MOSFET </w:t>
+      </w:r>
+      <w:r>
+        <w:rPr>
+          <w:rFonts w:ascii="Consolas" w:hAnsi="Consolas"/>
+          <w:color w:val="960000"/>
+          <w:sz w:val="20"/>
+        </w:rPr>
+        <w:t>Q10</w:t>
+      </w:r>
+      <w:r>
+        <w:rPr>
+          <w:b w:val="0"/>
+          <w:color w:val="960000"/>
+          <w:sz w:val="20"/>
+        </w:rPr>
+        <w:t xml:space="preserve"> → </w:t>
+      </w:r>
+      <w:r>
+        <w:rPr>
+          <w:rFonts w:ascii="Consolas" w:hAnsi="Consolas"/>
+          <w:color w:val="960000"/>
+          <w:sz w:val="20"/>
+        </w:rPr>
+        <w:t>J15</w:t>
+      </w:r>
+      <w:r>
+        <w:rPr>
+          <w:b w:val="0"/>
+          <w:color w:val="960000"/>
+          <w:sz w:val="20"/>
+        </w:rPr>
+        <w:t xml:space="preserve">. Es un canal de potencia propio, ya montado en la placa. * </w:t>
+      </w:r>
+      <w:r>
+        <w:rPr>
+          <w:b/>
+          <w:color w:val="960000"/>
+          <w:sz w:val="20"/>
+        </w:rPr>
+        <w:t>Medido</w:t>
+      </w:r>
+      <w:r>
+        <w:rPr>
+          <w:b w:val="0"/>
+          <w:color w:val="960000"/>
+          <w:sz w:val="20"/>
+        </w:rPr>
+        <w:t xml:space="preserve"> el 28/08 en </w:t>
+      </w:r>
+      <w:r>
+        <w:rPr>
+          <w:rFonts w:ascii="Consolas" w:hAnsi="Consolas"/>
+          <w:color w:val="960000"/>
+          <w:sz w:val="20"/>
+        </w:rPr>
+        <w:t>01_Firmware/Maestro/include/pines.h</w:t>
+      </w:r>
+      <w:r>
+        <w:rPr>
+          <w:b w:val="0"/>
+          <w:color w:val="960000"/>
+          <w:sz w:val="20"/>
+        </w:rPr>
+        <w:t xml:space="preserve"> (líneas 31 y 46). El </w:t>
+      </w:r>
+      <w:r>
+        <w:rPr>
+          <w:b/>
+          <w:color w:val="960000"/>
+          <w:sz w:val="20"/>
+        </w:rPr>
+        <w:t>Manual 13 §3 siempre lo dijo bien</w:t>
+      </w:r>
+      <w:r>
+        <w:rPr>
+          <w:b w:val="0"/>
+          <w:color w:val="960000"/>
+          <w:sz w:val="20"/>
+        </w:rPr>
+        <w:t xml:space="preserve">; lo que estaba mal era la §5 de aquel manual y esta fila A4, y las dos se han corregido hoy. * </w:t>
+      </w:r>
+      <w:r>
+        <w:rPr>
+          <w:b/>
+          <w:color w:val="960000"/>
+          <w:sz w:val="20"/>
+        </w:rPr>
+        <w:t>La errata no se borra: queda escrita con su fecha</w:t>
+      </w:r>
+      <w:r>
+        <w:rPr>
+          <w:b w:val="0"/>
+          <w:color w:val="960000"/>
+          <w:sz w:val="20"/>
+        </w:rPr>
+        <w:t xml:space="preserve">, porque quien haya cableado siguiendo la versión vieja tiene que poder enterarse. </w:t>
+      </w:r>
+      <w:r>
+        <w:rPr>
+          <w:b/>
+          <w:color w:val="960000"/>
+          <w:sz w:val="20"/>
+        </w:rPr>
+        <w:t>De dónde salió el error, para no repetirlo:</w:t>
+      </w:r>
+      <w:r>
+        <w:rPr>
+          <w:b w:val="0"/>
+          <w:color w:val="960000"/>
+          <w:sz w:val="20"/>
+        </w:rPr>
+        <w:t xml:space="preserve"> la red de </w:t>
+      </w:r>
+      <w:r>
+        <w:rPr>
+          <w:rFonts w:ascii="Consolas" w:hAnsi="Consolas"/>
+          <w:color w:val="960000"/>
+          <w:sz w:val="20"/>
+        </w:rPr>
+        <w:t>J14</w:t>
+      </w:r>
+      <w:r>
+        <w:rPr>
+          <w:b w:val="0"/>
+          <w:color w:val="960000"/>
+          <w:sz w:val="20"/>
+        </w:rPr>
+        <w:t xml:space="preserve"> se llama </w:t>
+      </w:r>
+      <w:r>
+        <w:rPr>
+          <w:b/>
+          <w:color w:val="960000"/>
+          <w:sz w:val="20"/>
+        </w:rPr>
+        <w:t>`Puerta`</w:t>
+      </w:r>
+      <w:r>
+        <w:rPr>
+          <w:b w:val="0"/>
+          <w:color w:val="960000"/>
+          <w:sz w:val="20"/>
+        </w:rPr>
+        <w:t xml:space="preserve"> en el esquemático, y «puerta» suena a talanquera. </w:t>
+      </w:r>
+      <w:r>
+        <w:rPr>
+          <w:b/>
+          <w:color w:val="960000"/>
+          <w:sz w:val="20"/>
+        </w:rPr>
+        <w:t>No lo es: es por donde la cámara pide paso.</w:t>
+      </w:r>
+    </w:p>
+    <w:p>
+      <w:pPr>
+        <w:spacing w:after="160"/>
+        <w:ind w:left="360"/>
+        <w:shd w:val="clear" w:fill="FFF4E5"/>
+      </w:pPr>
+      <w:r>
+        <w:rPr>
+          <w:b w:val="0"/>
+          <w:color w:val="960000"/>
+          <w:sz w:val="20"/>
+        </w:rPr>
+        <w:t xml:space="preserve">Por qué existe este documento, y qué NO es La compra estaba repartida en </w:t>
+      </w:r>
+      <w:r>
+        <w:rPr>
+          <w:b/>
+          <w:color w:val="960000"/>
+          <w:sz w:val="20"/>
+        </w:rPr>
+        <w:t>siete manuales</w:t>
+      </w:r>
+      <w:r>
+        <w:rPr>
+          <w:b w:val="0"/>
+          <w:color w:val="960000"/>
+          <w:sz w:val="20"/>
+        </w:rPr>
+        <w:t xml:space="preserve"> (el 4 las radios, el 7 las antenas, el 9 las cámaras, el 10 los módulos Bluetooth, el 11 la pila del reloj, el 13 la placa de expansión). Un listado repartido es como se olvida una línea, y como se compra dos veces la misma. </w:t>
+      </w:r>
+      <w:r>
+        <w:rPr>
+          <w:b/>
+          <w:color w:val="960000"/>
+          <w:sz w:val="20"/>
+        </w:rPr>
+        <w:t>Esto es un índice con cantidades y decisión, no una copia de las especificaciones.</w:t>
+      </w:r>
+      <w:r>
+        <w:rPr>
+          <w:b w:val="0"/>
+          <w:color w:val="960000"/>
+          <w:sz w:val="20"/>
+        </w:rPr>
+        <w:t xml:space="preserve"> De cada línea, la especificación completa —modelo exacto, conector, tolerancias— vive en su manual, y ahí se lee antes de pedir. Copiarla aquí crearía una segunda versión que alguien tendría que sincronizar a mano, que es exactamente el defecto que este proyecto lleva un mes cerrando.</w:t>
+      </w:r>
+    </w:p>
+    <w:p>
+      <w:pPr>
+        <w:spacing w:after="160"/>
+        <w:ind w:left="360"/>
+        <w:shd w:val="clear" w:fill="FFF4E5"/>
+      </w:pPr>
+      <w:r>
+        <w:rPr>
+          <w:b w:val="0"/>
+          <w:color w:val="960000"/>
+          <w:sz w:val="20"/>
+        </w:rPr>
         <w:t xml:space="preserve">🛑 La regla que decide qué entra en esta lista </w:t>
       </w:r>
       <w:r>
@@ -201,7 +941,87 @@
           <w:color w:val="960000"/>
           <w:sz w:val="20"/>
         </w:rPr>
-        <w:t xml:space="preserve"> de la tarjeta (N-63). Por eso hay tres bloques y no uno.</w:t>
+        <w:t xml:space="preserve"> de la tarjeta (N-63). Por eso hay bloques separados y no una lista sola: </w:t>
+      </w:r>
+      <w:r>
+        <w:rPr>
+          <w:b/>
+          <w:color w:val="960000"/>
+          <w:sz w:val="20"/>
+        </w:rPr>
+        <w:t>A</w:t>
+      </w:r>
+      <w:r>
+        <w:rPr>
+          <w:b w:val="0"/>
+          <w:color w:val="960000"/>
+          <w:sz w:val="20"/>
+        </w:rPr>
+        <w:t xml:space="preserve"> lo que se pide, </w:t>
+      </w:r>
+      <w:r>
+        <w:rPr>
+          <w:b/>
+          <w:color w:val="960000"/>
+          <w:sz w:val="20"/>
+        </w:rPr>
+        <w:t>B</w:t>
+      </w:r>
+      <w:r>
+        <w:rPr>
+          <w:b w:val="0"/>
+          <w:color w:val="960000"/>
+          <w:sz w:val="20"/>
+        </w:rPr>
+        <w:t xml:space="preserve"> lo que espera al banco, </w:t>
+      </w:r>
+      <w:r>
+        <w:rPr>
+          <w:b/>
+          <w:color w:val="960000"/>
+          <w:sz w:val="20"/>
+        </w:rPr>
+        <w:t>C</w:t>
+      </w:r>
+      <w:r>
+        <w:rPr>
+          <w:b w:val="0"/>
+          <w:color w:val="960000"/>
+          <w:sz w:val="20"/>
+        </w:rPr>
+        <w:t xml:space="preserve"> lo que ya está en servicio y </w:t>
+      </w:r>
+      <w:r>
+        <w:rPr>
+          <w:b/>
+          <w:color w:val="960000"/>
+          <w:sz w:val="20"/>
+        </w:rPr>
+        <w:t>D</w:t>
+      </w:r>
+      <w:r>
+        <w:rPr>
+          <w:b w:val="0"/>
+          <w:color w:val="960000"/>
+          <w:sz w:val="20"/>
+        </w:rPr>
+        <w:t xml:space="preserve"> —nuevo el 28/08— </w:t>
+      </w:r>
+      <w:r>
+        <w:rPr>
+          <w:b/>
+          <w:color w:val="960000"/>
+          <w:sz w:val="20"/>
+        </w:rPr>
+        <w:t>lo retirado, que se escribe en vez de borrarse</w:t>
+      </w:r>
+      <w:r>
+        <w:rPr>
+          <w:b w:val="0"/>
+          <w:color w:val="960000"/>
+          <w:sz w:val="20"/>
+        </w:rPr>
+        <w:t>.</w:t>
       </w:r>
     </w:p>
     <w:p>
@@ -219,7 +1039,2575 @@
           <w:color w:val="003366"/>
           <w:sz w:val="26"/>
         </w:rPr>
-        <w:t>A · SE PIDE YA — no depende de nada</w:t>
+        <w:t>0 · ESTADO REAL DE LAS COMPRAS al 28/08 — leer antes de volver a pedir</w:t>
+      </w:r>
+    </w:p>
+    <w:p>
+      <w:pPr>
+        <w:spacing w:after="160"/>
+        <w:ind w:left="360"/>
+        <w:shd w:val="clear" w:fill="FFF4E5"/>
+      </w:pPr>
+      <w:r>
+        <w:rPr>
+          <w:b/>
+          <w:color w:val="960000"/>
+          <w:sz w:val="20"/>
+        </w:rPr>
+        <w:t>Esta lista describía lo que hay que pedir; le faltaba decir qué llegó.</w:t>
+      </w:r>
+      <w:r>
+        <w:rPr>
+          <w:b w:val="0"/>
+          <w:color w:val="960000"/>
+          <w:sz w:val="20"/>
+        </w:rPr>
+        <w:t xml:space="preserve"> Sin esa columna se vuelve a comprar lo que ya está, y —lo que pasó— se da por cubierta una línea que no lo está.</w:t>
+      </w:r>
+    </w:p>
+    <w:tbl>
+      <w:tblPr>
+        <w:tblStyle w:val="TableGrid"/>
+        <w:tblW w:type="auto" w:w="0"/>
+        <w:tblLook w:firstColumn="1" w:firstRow="1" w:lastColumn="0" w:lastRow="0" w:noHBand="0" w:noVBand="1" w:val="04A0"/>
+      </w:tblPr>
+      <w:tblGrid>
+        <w:gridCol w:w="2340"/>
+        <w:gridCol w:w="2340"/>
+        <w:gridCol w:w="2340"/>
+        <w:gridCol w:w="2340"/>
+      </w:tblGrid>
+      <w:tr>
+        <w:tc>
+          <w:tcPr>
+            <w:tcW w:type="dxa" w:w="2340"/>
+            <w:shd w:val="clear" w:fill="DCE6F1"/>
+          </w:tcPr>
+          <w:p>
+            <w:r/>
+            <w:r>
+              <w:rPr>
+                <w:b/>
+                <w:sz w:val="19"/>
+              </w:rPr>
+              <w:t>Línea</w:t>
+            </w:r>
+          </w:p>
+        </w:tc>
+        <w:tc>
+          <w:tcPr>
+            <w:tcW w:type="dxa" w:w="2340"/>
+            <w:shd w:val="clear" w:fill="DCE6F1"/>
+          </w:tcPr>
+          <w:p>
+            <w:r/>
+            <w:r>
+              <w:rPr>
+                <w:b/>
+                <w:sz w:val="19"/>
+              </w:rPr>
+              <w:t>Qué se pidió</w:t>
+            </w:r>
+          </w:p>
+        </w:tc>
+        <w:tc>
+          <w:tcPr>
+            <w:tcW w:type="dxa" w:w="2340"/>
+            <w:shd w:val="clear" w:fill="DCE6F1"/>
+          </w:tcPr>
+          <w:p>
+            <w:r/>
+            <w:r>
+              <w:rPr>
+                <w:b/>
+                <w:sz w:val="19"/>
+              </w:rPr>
+              <w:t>Qué hay de verdad hoy</w:t>
+            </w:r>
+          </w:p>
+        </w:tc>
+        <w:tc>
+          <w:tcPr>
+            <w:tcW w:type="dxa" w:w="2340"/>
+            <w:shd w:val="clear" w:fill="DCE6F1"/>
+          </w:tcPr>
+          <w:p>
+            <w:r/>
+            <w:r>
+              <w:rPr>
+                <w:b/>
+                <w:sz w:val="19"/>
+              </w:rPr>
+              <w:t>Estado</w:t>
+            </w:r>
+          </w:p>
+        </w:tc>
+      </w:tr>
+      <w:tr>
+        <w:tc>
+          <w:tcPr>
+            <w:tcW w:type="dxa" w:w="2340"/>
+          </w:tcPr>
+          <w:p>
+            <w:r/>
+            <w:r>
+              <w:rPr>
+                <w:b w:val="0"/>
+                <w:sz w:val="19"/>
+              </w:rPr>
+              <w:t>~~</w:t>
+            </w:r>
+            <w:r>
+              <w:rPr>
+                <w:b/>
+                <w:sz w:val="19"/>
+              </w:rPr>
+              <w:t>A1</w:t>
+            </w:r>
+            <w:r>
+              <w:rPr>
+                <w:b w:val="0"/>
+                <w:sz w:val="19"/>
+              </w:rPr>
+              <w:t>~~ Módulo Bluetooth SPP</w:t>
+            </w:r>
+          </w:p>
+        </w:tc>
+        <w:tc>
+          <w:tcPr>
+            <w:tcW w:type="dxa" w:w="2340"/>
+          </w:tcPr>
+          <w:p>
+            <w:r/>
+            <w:r>
+              <w:rPr>
+                <w:b w:val="0"/>
+                <w:sz w:val="19"/>
+              </w:rPr>
+              <w:t xml:space="preserve">~~2 × </w:t>
+            </w:r>
+            <w:r>
+              <w:rPr>
+                <w:rFonts w:ascii="Consolas" w:hAnsi="Consolas"/>
+                <w:sz w:val="19"/>
+              </w:rPr>
+              <w:t>HC-05</w:t>
+            </w:r>
+            <w:r>
+              <w:rPr>
+                <w:b w:val="0"/>
+                <w:sz w:val="19"/>
+              </w:rPr>
+              <w:t xml:space="preserve"> / </w:t>
+            </w:r>
+            <w:r>
+              <w:rPr>
+                <w:rFonts w:ascii="Consolas" w:hAnsi="Consolas"/>
+                <w:sz w:val="19"/>
+              </w:rPr>
+              <w:t>JDY-30</w:t>
+            </w:r>
+            <w:r>
+              <w:rPr>
+                <w:b w:val="0"/>
+                <w:sz w:val="19"/>
+              </w:rPr>
+              <w:t>~~</w:t>
+            </w:r>
+          </w:p>
+        </w:tc>
+        <w:tc>
+          <w:tcPr>
+            <w:tcW w:type="dxa" w:w="2340"/>
+          </w:tcPr>
+          <w:p>
+            <w:r/>
+            <w:r>
+              <w:rPr>
+                <w:b/>
+                <w:sz w:val="19"/>
+              </w:rPr>
+              <w:t>nunca llegaron, y ya no se piden</w:t>
+            </w:r>
+          </w:p>
+        </w:tc>
+        <w:tc>
+          <w:tcPr>
+            <w:tcW w:type="dxa" w:w="2340"/>
+          </w:tcPr>
+          <w:p>
+            <w:r/>
+            <w:r>
+              <w:rPr>
+                <w:b w:val="0"/>
+                <w:sz w:val="19"/>
+              </w:rPr>
+              <w:t xml:space="preserve">⛔ </w:t>
+            </w:r>
+            <w:r>
+              <w:rPr>
+                <w:b/>
+                <w:sz w:val="19"/>
+              </w:rPr>
+              <w:t>ANULADA el 28/08.</w:t>
+            </w:r>
+            <w:r>
+              <w:rPr>
+                <w:b w:val="0"/>
+                <w:sz w:val="19"/>
+              </w:rPr>
+              <w:t xml:space="preserve"> El </w:t>
+            </w:r>
+            <w:r>
+              <w:rPr>
+                <w:rFonts w:ascii="Consolas" w:hAnsi="Consolas"/>
+                <w:sz w:val="19"/>
+              </w:rPr>
+              <w:t>ESP32</w:t>
+            </w:r>
+            <w:r>
+              <w:rPr>
+                <w:b w:val="0"/>
+                <w:sz w:val="19"/>
+              </w:rPr>
+              <w:t xml:space="preserve"> los sustituye</w:t>
+            </w:r>
+          </w:p>
+        </w:tc>
+      </w:tr>
+      <w:tr>
+        <w:tc>
+          <w:tcPr>
+            <w:tcW w:type="dxa" w:w="2340"/>
+          </w:tcPr>
+          <w:p>
+            <w:r/>
+            <w:r>
+              <w:rPr>
+                <w:b/>
+                <w:sz w:val="19"/>
+              </w:rPr>
+              <w:t>A1′</w:t>
+            </w:r>
+            <w:r>
+              <w:rPr>
+                <w:b w:val="0"/>
+                <w:sz w:val="19"/>
+              </w:rPr>
+              <w:t xml:space="preserve"> </w:t>
+            </w:r>
+            <w:r>
+              <w:rPr>
+                <w:rFonts w:ascii="Consolas" w:hAnsi="Consolas"/>
+                <w:sz w:val="19"/>
+              </w:rPr>
+              <w:t>ESP32</w:t>
+            </w:r>
+            <w:r>
+              <w:rPr>
+                <w:b w:val="0"/>
+                <w:sz w:val="19"/>
+              </w:rPr>
+              <w:t xml:space="preserve"> como módulo SPP</w:t>
+            </w:r>
+          </w:p>
+        </w:tc>
+        <w:tc>
+          <w:tcPr>
+            <w:tcW w:type="dxa" w:w="2340"/>
+          </w:tcPr>
+          <w:p>
+            <w:r/>
+            <w:r>
+              <w:rPr>
+                <w:b w:val="0"/>
+                <w:sz w:val="19"/>
+              </w:rPr>
+              <w:t>— *(línea nueva del 28/08)*</w:t>
+            </w:r>
+          </w:p>
+        </w:tc>
+        <w:tc>
+          <w:tcPr>
+            <w:tcW w:type="dxa" w:w="2340"/>
+          </w:tcPr>
+          <w:p>
+            <w:r/>
+            <w:r>
+              <w:rPr>
+                <w:b/>
+                <w:sz w:val="19"/>
+              </w:rPr>
+              <w:t>Llegaron módulos `ESP32`</w:t>
+            </w:r>
+            <w:r>
+              <w:rPr>
+                <w:b w:val="0"/>
+                <w:sz w:val="19"/>
+              </w:rPr>
+              <w:t xml:space="preserve">, referencia </w:t>
+            </w:r>
+            <w:r>
+              <w:rPr>
+                <w:b/>
+                <w:sz w:val="19"/>
+              </w:rPr>
+              <w:t>sin confirmar</w:t>
+            </w:r>
+            <w:r>
+              <w:rPr>
+                <w:b w:val="0"/>
+                <w:sz w:val="19"/>
+              </w:rPr>
+              <w:t xml:space="preserve"> y </w:t>
+            </w:r>
+            <w:r>
+              <w:rPr>
+                <w:b/>
+                <w:sz w:val="19"/>
+              </w:rPr>
+              <w:t>cantidad sin anotar</w:t>
+            </w:r>
+          </w:p>
+        </w:tc>
+        <w:tc>
+          <w:tcPr>
+            <w:tcW w:type="dxa" w:w="2340"/>
+          </w:tcPr>
+          <w:p>
+            <w:r/>
+            <w:r>
+              <w:rPr>
+                <w:b w:val="0"/>
+                <w:sz w:val="19"/>
+              </w:rPr>
+              <w:t xml:space="preserve">🛑 </w:t>
+            </w:r>
+            <w:r>
+              <w:rPr>
+                <w:b/>
+                <w:sz w:val="19"/>
+              </w:rPr>
+              <w:t>BLOQUEADA.</w:t>
+            </w:r>
+            <w:r>
+              <w:rPr>
+                <w:b w:val="0"/>
+                <w:sz w:val="19"/>
+              </w:rPr>
+              <w:t xml:space="preserve"> No se compra ni un </w:t>
+            </w:r>
+            <w:r>
+              <w:rPr>
+                <w:rFonts w:ascii="Consolas" w:hAnsi="Consolas"/>
+                <w:sz w:val="19"/>
+              </w:rPr>
+              <w:t>ESP32</w:t>
+            </w:r>
+            <w:r>
+              <w:rPr>
+                <w:b w:val="0"/>
+                <w:sz w:val="19"/>
+              </w:rPr>
+              <w:t xml:space="preserve"> más hasta leer qué referencia llegó. Ver abajo</w:t>
+            </w:r>
+          </w:p>
+        </w:tc>
+      </w:tr>
+      <w:tr>
+        <w:tc>
+          <w:tcPr>
+            <w:tcW w:type="dxa" w:w="2340"/>
+          </w:tcPr>
+          <w:p>
+            <w:r/>
+            <w:r>
+              <w:rPr>
+                <w:b/>
+                <w:sz w:val="19"/>
+              </w:rPr>
+              <w:t>A2</w:t>
+            </w:r>
+            <w:r>
+              <w:rPr>
+                <w:b w:val="0"/>
+                <w:sz w:val="19"/>
+              </w:rPr>
+              <w:t xml:space="preserve"> Cámaras de demanda</w:t>
+            </w:r>
+          </w:p>
+        </w:tc>
+        <w:tc>
+          <w:tcPr>
+            <w:tcW w:type="dxa" w:w="2340"/>
+          </w:tcPr>
+          <w:p>
+            <w:r/>
+            <w:r>
+              <w:rPr>
+                <w:b w:val="0"/>
+                <w:sz w:val="19"/>
+              </w:rPr>
+              <w:t>2 × AcuSense</w:t>
+            </w:r>
+          </w:p>
+        </w:tc>
+        <w:tc>
+          <w:tcPr>
+            <w:tcW w:type="dxa" w:w="2340"/>
+          </w:tcPr>
+          <w:p>
+            <w:r/>
+            <w:r>
+              <w:rPr>
+                <w:b w:val="0"/>
+                <w:sz w:val="19"/>
+              </w:rPr>
+              <w:t>sin novedad</w:t>
+            </w:r>
+          </w:p>
+        </w:tc>
+        <w:tc>
+          <w:tcPr>
+            <w:tcW w:type="dxa" w:w="2340"/>
+          </w:tcPr>
+          <w:p>
+            <w:r/>
+            <w:r>
+              <w:rPr>
+                <w:b w:val="0"/>
+                <w:sz w:val="19"/>
+              </w:rPr>
+              <w:t>pendiente *(confirmar si ya hay una en almacén)*</w:t>
+            </w:r>
+          </w:p>
+        </w:tc>
+      </w:tr>
+      <w:tr>
+        <w:tc>
+          <w:tcPr>
+            <w:tcW w:type="dxa" w:w="2340"/>
+          </w:tcPr>
+          <w:p>
+            <w:r/>
+            <w:r>
+              <w:rPr>
+                <w:b/>
+                <w:sz w:val="19"/>
+              </w:rPr>
+              <w:t>A3</w:t>
+            </w:r>
+            <w:r>
+              <w:rPr>
+                <w:b w:val="0"/>
+                <w:sz w:val="19"/>
+              </w:rPr>
+              <w:t xml:space="preserve"> Antenas + coaxiales</w:t>
+            </w:r>
+          </w:p>
+        </w:tc>
+        <w:tc>
+          <w:tcPr>
+            <w:tcW w:type="dxa" w:w="2340"/>
+          </w:tcPr>
+          <w:p>
+            <w:r/>
+            <w:r>
+              <w:rPr>
+                <w:b w:val="0"/>
+                <w:sz w:val="19"/>
+              </w:rPr>
+              <w:t>2 + 2</w:t>
+            </w:r>
+          </w:p>
+        </w:tc>
+        <w:tc>
+          <w:tcPr>
+            <w:tcW w:type="dxa" w:w="2340"/>
+          </w:tcPr>
+          <w:p>
+            <w:r/>
+            <w:r>
+              <w:rPr>
+                <w:b w:val="0"/>
+                <w:sz w:val="19"/>
+              </w:rPr>
+              <w:t>sin novedad</w:t>
+            </w:r>
+          </w:p>
+        </w:tc>
+        <w:tc>
+          <w:tcPr>
+            <w:tcW w:type="dxa" w:w="2340"/>
+          </w:tcPr>
+          <w:p>
+            <w:r/>
+            <w:r>
+              <w:rPr>
+                <w:b w:val="0"/>
+                <w:sz w:val="19"/>
+              </w:rPr>
+              <w:t>pendiente</w:t>
+            </w:r>
+          </w:p>
+        </w:tc>
+      </w:tr>
+      <w:tr>
+        <w:tc>
+          <w:tcPr>
+            <w:tcW w:type="dxa" w:w="2340"/>
+          </w:tcPr>
+          <w:p>
+            <w:r/>
+            <w:r>
+              <w:rPr>
+                <w:b/>
+                <w:sz w:val="19"/>
+              </w:rPr>
+              <w:t>A4</w:t>
+            </w:r>
+            <w:r>
+              <w:rPr>
+                <w:b w:val="0"/>
+                <w:sz w:val="19"/>
+              </w:rPr>
+              <w:t xml:space="preserve"> Módulos de 1 relé</w:t>
+            </w:r>
+          </w:p>
+        </w:tc>
+        <w:tc>
+          <w:tcPr>
+            <w:tcW w:type="dxa" w:w="2340"/>
+          </w:tcPr>
+          <w:p>
+            <w:r/>
+            <w:r>
+              <w:rPr>
+                <w:b w:val="0"/>
+                <w:sz w:val="19"/>
+              </w:rPr>
+              <w:t>2</w:t>
+            </w:r>
+          </w:p>
+        </w:tc>
+        <w:tc>
+          <w:tcPr>
+            <w:tcW w:type="dxa" w:w="2340"/>
+          </w:tcPr>
+          <w:p>
+            <w:r/>
+            <w:r>
+              <w:rPr>
+                <w:b w:val="0"/>
+                <w:sz w:val="19"/>
+              </w:rPr>
+              <w:t>sin novedad</w:t>
+            </w:r>
+          </w:p>
+        </w:tc>
+        <w:tc>
+          <w:tcPr>
+            <w:tcW w:type="dxa" w:w="2340"/>
+          </w:tcPr>
+          <w:p>
+            <w:r/>
+            <w:r>
+              <w:rPr>
+                <w:b w:val="0"/>
+                <w:sz w:val="19"/>
+              </w:rPr>
+              <w:t>pendiente</w:t>
+            </w:r>
+          </w:p>
+        </w:tc>
+      </w:tr>
+      <w:tr>
+        <w:tc>
+          <w:tcPr>
+            <w:tcW w:type="dxa" w:w="2340"/>
+          </w:tcPr>
+          <w:p>
+            <w:r/>
+            <w:r>
+              <w:rPr>
+                <w:b/>
+                <w:sz w:val="19"/>
+              </w:rPr>
+              <w:t>A5</w:t>
+            </w:r>
+            <w:r>
+              <w:rPr>
+                <w:b w:val="0"/>
+                <w:sz w:val="19"/>
+              </w:rPr>
+              <w:t xml:space="preserve"> Fuente propia del </w:t>
+            </w:r>
+            <w:r>
+              <w:rPr>
+                <w:rFonts w:ascii="Consolas" w:hAnsi="Consolas"/>
+                <w:sz w:val="19"/>
+              </w:rPr>
+              <w:t>ESP32</w:t>
+            </w:r>
+          </w:p>
+        </w:tc>
+        <w:tc>
+          <w:tcPr>
+            <w:tcW w:type="dxa" w:w="2340"/>
+          </w:tcPr>
+          <w:p>
+            <w:r/>
+            <w:r>
+              <w:rPr>
+                <w:b w:val="0"/>
+                <w:sz w:val="19"/>
+              </w:rPr>
+              <w:t>— *(línea nueva del 28/08)*</w:t>
+            </w:r>
+          </w:p>
+        </w:tc>
+        <w:tc>
+          <w:tcPr>
+            <w:tcW w:type="dxa" w:w="2340"/>
+          </w:tcPr>
+          <w:p>
+            <w:r/>
+            <w:r>
+              <w:rPr>
+                <w:b/>
+                <w:sz w:val="19"/>
+              </w:rPr>
+              <w:t>NO se ha pedido, y hace falta</w:t>
+            </w:r>
+          </w:p>
+        </w:tc>
+        <w:tc>
+          <w:tcPr>
+            <w:tcW w:type="dxa" w:w="2340"/>
+          </w:tcPr>
+          <w:p>
+            <w:r/>
+            <w:r>
+              <w:rPr>
+                <w:b w:val="0"/>
+                <w:sz w:val="19"/>
+              </w:rPr>
+              <w:t xml:space="preserve">🔴 </w:t>
+            </w:r>
+            <w:r>
+              <w:rPr>
+                <w:b/>
+                <w:sz w:val="19"/>
+              </w:rPr>
+              <w:t>NO cubierta.</w:t>
+            </w:r>
+            <w:r>
+              <w:rPr>
+                <w:b w:val="0"/>
+                <w:sz w:val="19"/>
+              </w:rPr>
+              <w:t xml:space="preserve"> Sin ella el </w:t>
+            </w:r>
+            <w:r>
+              <w:rPr>
+                <w:rFonts w:ascii="Consolas" w:hAnsi="Consolas"/>
+                <w:sz w:val="19"/>
+              </w:rPr>
+              <w:t>ESP32</w:t>
+            </w:r>
+            <w:r>
+              <w:rPr>
+                <w:b w:val="0"/>
+                <w:sz w:val="19"/>
+              </w:rPr>
+              <w:t xml:space="preserve"> reinicia el STM32 del semáforo</w:t>
+            </w:r>
+          </w:p>
+        </w:tc>
+      </w:tr>
+      <w:tr>
+        <w:tc>
+          <w:tcPr>
+            <w:tcW w:type="dxa" w:w="2340"/>
+          </w:tcPr>
+          <w:p>
+            <w:r/>
+            <w:r>
+              <w:rPr>
+                <w:b/>
+                <w:sz w:val="19"/>
+              </w:rPr>
+              <w:t>A6</w:t>
+            </w:r>
+            <w:r>
+              <w:rPr>
+                <w:b w:val="0"/>
+                <w:sz w:val="19"/>
+              </w:rPr>
+              <w:t xml:space="preserve"> </w:t>
+            </w:r>
+            <w:r>
+              <w:rPr>
+                <w:rFonts w:ascii="Consolas" w:hAnsi="Consolas"/>
+                <w:sz w:val="19"/>
+              </w:rPr>
+              <w:t>DS3231</w:t>
+            </w:r>
+            <w:r>
+              <w:rPr>
+                <w:b w:val="0"/>
+                <w:sz w:val="19"/>
+              </w:rPr>
+              <w:t xml:space="preserve"> colgado del </w:t>
+            </w:r>
+            <w:r>
+              <w:rPr>
+                <w:rFonts w:ascii="Consolas" w:hAnsi="Consolas"/>
+                <w:sz w:val="19"/>
+              </w:rPr>
+              <w:t>ESP32</w:t>
+            </w:r>
+          </w:p>
+        </w:tc>
+        <w:tc>
+          <w:tcPr>
+            <w:tcW w:type="dxa" w:w="2340"/>
+          </w:tcPr>
+          <w:p>
+            <w:r/>
+            <w:r>
+              <w:rPr>
+                <w:b w:val="0"/>
+                <w:sz w:val="19"/>
+              </w:rPr>
+              <w:t>— *(sale del bloque B)*</w:t>
+            </w:r>
+          </w:p>
+        </w:tc>
+        <w:tc>
+          <w:tcPr>
+            <w:tcW w:type="dxa" w:w="2340"/>
+          </w:tcPr>
+          <w:p>
+            <w:r/>
+            <w:r>
+              <w:rPr>
+                <w:b/>
+                <w:sz w:val="19"/>
+              </w:rPr>
+              <w:t>NO se compró</w:t>
+            </w:r>
+          </w:p>
+        </w:tc>
+        <w:tc>
+          <w:tcPr>
+            <w:tcW w:type="dxa" w:w="2340"/>
+          </w:tcPr>
+          <w:p>
+            <w:r/>
+            <w:r>
+              <w:rPr>
+                <w:b w:val="0"/>
+                <w:sz w:val="19"/>
+              </w:rPr>
+              <w:t xml:space="preserve">pendiente. </w:t>
+            </w:r>
+            <w:r>
+              <w:rPr>
+                <w:b/>
+                <w:sz w:val="19"/>
+              </w:rPr>
+              <w:t>Ya no espera al banco</w:t>
+            </w:r>
+            <w:r>
+              <w:rPr>
+                <w:b w:val="0"/>
+                <w:sz w:val="19"/>
+              </w:rPr>
+              <w:t>: no va en la placa STM32</w:t>
+            </w:r>
+          </w:p>
+        </w:tc>
+      </w:tr>
+      <w:tr>
+        <w:tc>
+          <w:tcPr>
+            <w:tcW w:type="dxa" w:w="2340"/>
+          </w:tcPr>
+          <w:p>
+            <w:r/>
+            <w:r>
+              <w:rPr>
+                <w:b/>
+                <w:sz w:val="19"/>
+              </w:rPr>
+              <w:t>A7</w:t>
+            </w:r>
+            <w:r>
+              <w:rPr>
+                <w:b w:val="0"/>
+                <w:sz w:val="19"/>
+              </w:rPr>
+              <w:t xml:space="preserve"> Conexión de cámaras a </w:t>
+            </w:r>
+            <w:r>
+              <w:rPr>
+                <w:rFonts w:ascii="Consolas" w:hAnsi="Consolas"/>
+                <w:sz w:val="19"/>
+              </w:rPr>
+              <w:t>J16</w:t>
+            </w:r>
+          </w:p>
+        </w:tc>
+        <w:tc>
+          <w:tcPr>
+            <w:tcW w:type="dxa" w:w="2340"/>
+          </w:tcPr>
+          <w:p>
+            <w:r/>
+            <w:r>
+              <w:rPr>
+                <w:b w:val="0"/>
+                <w:sz w:val="19"/>
+              </w:rPr>
+              <w:t>— *(línea nueva del 28/08)*</w:t>
+            </w:r>
+          </w:p>
+        </w:tc>
+        <w:tc>
+          <w:tcPr>
+            <w:tcW w:type="dxa" w:w="2340"/>
+          </w:tcPr>
+          <w:p>
+            <w:r/>
+            <w:r>
+              <w:rPr>
+                <w:b/>
+                <w:sz w:val="19"/>
+              </w:rPr>
+              <w:t>NO se ha pedido</w:t>
+            </w:r>
+          </w:p>
+        </w:tc>
+        <w:tc>
+          <w:tcPr>
+            <w:tcW w:type="dxa" w:w="2340"/>
+          </w:tcPr>
+          <w:p>
+            <w:r/>
+            <w:r>
+              <w:rPr>
+                <w:b w:val="0"/>
+                <w:sz w:val="19"/>
+              </w:rPr>
+              <w:t>pendiente *(es cable y conector, no electrónica)*</w:t>
+            </w:r>
+          </w:p>
+        </w:tc>
+      </w:tr>
+      <w:tr>
+        <w:tc>
+          <w:tcPr>
+            <w:tcW w:type="dxa" w:w="2340"/>
+          </w:tcPr>
+          <w:p>
+            <w:r/>
+            <w:r>
+              <w:rPr>
+                <w:b w:val="0"/>
+                <w:sz w:val="19"/>
+              </w:rPr>
+              <w:t>~~</w:t>
+            </w:r>
+            <w:r>
+              <w:rPr>
+                <w:b/>
+                <w:sz w:val="19"/>
+              </w:rPr>
+              <w:t>B1–B2</w:t>
+            </w:r>
+            <w:r>
+              <w:rPr>
+                <w:b w:val="0"/>
+                <w:sz w:val="19"/>
+              </w:rPr>
+              <w:t>~~ RTC en la placa STM32</w:t>
+            </w:r>
+          </w:p>
+        </w:tc>
+        <w:tc>
+          <w:tcPr>
+            <w:tcW w:type="dxa" w:w="2340"/>
+          </w:tcPr>
+          <w:p>
+            <w:r/>
+            <w:r>
+              <w:rPr>
+                <w:b w:val="0"/>
+                <w:sz w:val="19"/>
+              </w:rPr>
+              <w:t>—</w:t>
+            </w:r>
+          </w:p>
+        </w:tc>
+        <w:tc>
+          <w:tcPr>
+            <w:tcW w:type="dxa" w:w="2340"/>
+          </w:tcPr>
+          <w:p>
+            <w:r/>
+            <w:r>
+              <w:rPr>
+                <w:b/>
+                <w:sz w:val="19"/>
+              </w:rPr>
+              <w:t>NO se compraron</w:t>
+            </w:r>
+          </w:p>
+        </w:tc>
+        <w:tc>
+          <w:tcPr>
+            <w:tcW w:type="dxa" w:w="2340"/>
+          </w:tcPr>
+          <w:p>
+            <w:r/>
+            <w:r>
+              <w:rPr>
+                <w:b w:val="0"/>
+                <w:sz w:val="19"/>
+              </w:rPr>
+              <w:t xml:space="preserve">⛔ </w:t>
+            </w:r>
+            <w:r>
+              <w:rPr>
+                <w:b/>
+                <w:sz w:val="19"/>
+              </w:rPr>
+              <w:t>ANULADAS.</w:t>
+            </w:r>
+            <w:r>
+              <w:rPr>
+                <w:b w:val="0"/>
+                <w:sz w:val="19"/>
+              </w:rPr>
+              <w:t xml:space="preserve"> El RTC se mudó a </w:t>
+            </w:r>
+            <w:r>
+              <w:rPr>
+                <w:b/>
+                <w:sz w:val="19"/>
+              </w:rPr>
+              <w:t>A6</w:t>
+            </w:r>
+            <w:r>
+              <w:rPr>
+                <w:b w:val="0"/>
+                <w:sz w:val="19"/>
+              </w:rPr>
+              <w:t xml:space="preserve">, colgado del </w:t>
+            </w:r>
+            <w:r>
+              <w:rPr>
+                <w:rFonts w:ascii="Consolas" w:hAnsi="Consolas"/>
+                <w:sz w:val="19"/>
+              </w:rPr>
+              <w:t>ESP32</w:t>
+            </w:r>
+          </w:p>
+        </w:tc>
+      </w:tr>
+      <w:tr>
+        <w:tc>
+          <w:tcPr>
+            <w:tcW w:type="dxa" w:w="2340"/>
+          </w:tcPr>
+          <w:p>
+            <w:r/>
+            <w:r>
+              <w:rPr>
+                <w:b/>
+                <w:sz w:val="19"/>
+              </w:rPr>
+              <w:t>B3–B4</w:t>
+            </w:r>
+            <w:r>
+              <w:rPr>
+                <w:b w:val="0"/>
+                <w:sz w:val="19"/>
+              </w:rPr>
+              <w:t xml:space="preserve"> Expansor y accesorios</w:t>
+            </w:r>
+          </w:p>
+        </w:tc>
+        <w:tc>
+          <w:tcPr>
+            <w:tcW w:type="dxa" w:w="2340"/>
+          </w:tcPr>
+          <w:p>
+            <w:r/>
+            <w:r>
+              <w:rPr>
+                <w:b w:val="0"/>
+                <w:sz w:val="19"/>
+              </w:rPr>
+              <w:t>—</w:t>
+            </w:r>
+          </w:p>
+        </w:tc>
+        <w:tc>
+          <w:tcPr>
+            <w:tcW w:type="dxa" w:w="2340"/>
+          </w:tcPr>
+          <w:p>
+            <w:r/>
+            <w:r>
+              <w:rPr>
+                <w:b/>
+                <w:sz w:val="19"/>
+              </w:rPr>
+              <w:t>NO se compraron</w:t>
+            </w:r>
+          </w:p>
+        </w:tc>
+        <w:tc>
+          <w:tcPr>
+            <w:tcW w:type="dxa" w:w="2340"/>
+          </w:tcPr>
+          <w:p>
+            <w:r/>
+            <w:r>
+              <w:rPr>
+                <w:b w:val="0"/>
+                <w:sz w:val="19"/>
+              </w:rPr>
+              <w:t xml:space="preserve">correcto: siguen </w:t>
+            </w:r>
+            <w:r>
+              <w:rPr>
+                <w:b/>
+                <w:sz w:val="19"/>
+              </w:rPr>
+              <w:t>esperando al banco</w:t>
+            </w:r>
+            <w:r>
+              <w:rPr>
+                <w:b w:val="0"/>
+                <w:sz w:val="19"/>
+              </w:rPr>
+              <w:t>, no se piden todavía</w:t>
+            </w:r>
+          </w:p>
+        </w:tc>
+      </w:tr>
+    </w:tbl>
+    <w:p>
+      <w:pPr>
+        <w:spacing w:after="120"/>
+      </w:pPr>
+    </w:p>
+    <w:p>
+      <w:pPr>
+        <w:spacing w:before="200" w:after="120"/>
+      </w:pPr>
+      <w:r>
+        <w:rPr>
+          <w:b/>
+          <w:color w:val="003366"/>
+          <w:sz w:val="23"/>
+        </w:rPr>
+        <w:t xml:space="preserve">🛑 Antes de comprar un </w:t>
+      </w:r>
+      <w:r>
+        <w:rPr>
+          <w:rFonts w:ascii="Consolas" w:hAnsi="Consolas"/>
+          <w:color w:val="003366"/>
+          <w:sz w:val="23"/>
+        </w:rPr>
+        <w:t>ESP32</w:t>
+      </w:r>
+      <w:r>
+        <w:rPr>
+          <w:b/>
+          <w:color w:val="003366"/>
+          <w:sz w:val="23"/>
+        </w:rPr>
+        <w:t xml:space="preserve"> más: NO todos hablan SPP, y el grande es el que no</w:t>
+      </w:r>
+    </w:p>
+    <w:p>
+      <w:pPr>
+        <w:spacing w:after="120"/>
+      </w:pPr>
+      <w:r>
+        <w:rPr>
+          <w:b w:val="0"/>
+          <w:sz w:val="21"/>
+        </w:rPr>
+        <w:t xml:space="preserve">Un </w:t>
+      </w:r>
+      <w:r>
+        <w:rPr>
+          <w:rFonts w:ascii="Consolas" w:hAnsi="Consolas"/>
+          <w:sz w:val="21"/>
+        </w:rPr>
+        <w:t>ESP32</w:t>
+      </w:r>
+      <w:r>
+        <w:rPr>
+          <w:b w:val="0"/>
+          <w:sz w:val="21"/>
+        </w:rPr>
+        <w:t xml:space="preserve"> </w:t>
+      </w:r>
+      <w:r>
+        <w:rPr>
+          <w:b/>
+          <w:sz w:val="21"/>
+        </w:rPr>
+        <w:t>no es un módulo Bluetooth SPP por definición</w:t>
+      </w:r>
+      <w:r>
+        <w:rPr>
+          <w:b w:val="0"/>
+          <w:sz w:val="21"/>
+        </w:rPr>
+        <w:t>. Según la familia de silicio:</w:t>
+      </w:r>
+    </w:p>
+    <w:tbl>
+      <w:tblPr>
+        <w:tblStyle w:val="TableGrid"/>
+        <w:tblW w:type="auto" w:w="0"/>
+        <w:tblLook w:firstColumn="1" w:firstRow="1" w:lastColumn="0" w:lastRow="0" w:noHBand="0" w:noVBand="1" w:val="04A0"/>
+      </w:tblPr>
+      <w:tblGrid>
+        <w:gridCol w:w="4680"/>
+        <w:gridCol w:w="4680"/>
+      </w:tblGrid>
+      <w:tr>
+        <w:tc>
+          <w:tcPr>
+            <w:tcW w:type="dxa" w:w="4680"/>
+            <w:shd w:val="clear" w:fill="DCE6F1"/>
+          </w:tcPr>
+          <w:p>
+            <w:r/>
+            <w:r>
+              <w:rPr>
+                <w:b/>
+                <w:sz w:val="19"/>
+              </w:rPr>
+              <w:t>Familia</w:t>
+            </w:r>
+          </w:p>
+        </w:tc>
+        <w:tc>
+          <w:tcPr>
+            <w:tcW w:type="dxa" w:w="4680"/>
+            <w:shd w:val="clear" w:fill="DCE6F1"/>
+          </w:tcPr>
+          <w:p>
+            <w:r/>
+            <w:r>
+              <w:rPr>
+                <w:b/>
+                <w:sz w:val="19"/>
+              </w:rPr>
+              <w:t>¿Habla SPP?</w:t>
+            </w:r>
+          </w:p>
+        </w:tc>
+      </w:tr>
+      <w:tr>
+        <w:tc>
+          <w:tcPr>
+            <w:tcW w:type="dxa" w:w="4680"/>
+          </w:tcPr>
+          <w:p>
+            <w:r/>
+            <w:r>
+              <w:rPr>
+                <w:rFonts w:ascii="Consolas" w:hAnsi="Consolas"/>
+                <w:sz w:val="19"/>
+              </w:rPr>
+              <w:t>ESP32-WROOM-32</w:t>
+            </w:r>
+            <w:r>
+              <w:rPr>
+                <w:b w:val="0"/>
+                <w:sz w:val="19"/>
+              </w:rPr>
+              <w:t xml:space="preserve"> · </w:t>
+            </w:r>
+            <w:r>
+              <w:rPr>
+                <w:rFonts w:ascii="Consolas" w:hAnsi="Consolas"/>
+                <w:sz w:val="19"/>
+              </w:rPr>
+              <w:t>-32D</w:t>
+            </w:r>
+            <w:r>
+              <w:rPr>
+                <w:b w:val="0"/>
+                <w:sz w:val="19"/>
+              </w:rPr>
+              <w:t xml:space="preserve"> · </w:t>
+            </w:r>
+            <w:r>
+              <w:rPr>
+                <w:rFonts w:ascii="Consolas" w:hAnsi="Consolas"/>
+                <w:sz w:val="19"/>
+              </w:rPr>
+              <w:t>-32E</w:t>
+            </w:r>
+            <w:r>
+              <w:rPr>
+                <w:b w:val="0"/>
+                <w:sz w:val="19"/>
+              </w:rPr>
+              <w:t xml:space="preserve"> · </w:t>
+            </w:r>
+            <w:r>
+              <w:rPr>
+                <w:rFonts w:ascii="Consolas" w:hAnsi="Consolas"/>
+                <w:sz w:val="19"/>
+              </w:rPr>
+              <w:t>-32U</w:t>
+            </w:r>
+            <w:r>
+              <w:rPr>
+                <w:b w:val="0"/>
+                <w:sz w:val="19"/>
+              </w:rPr>
+              <w:t xml:space="preserve"> (ESP32 clásico)</w:t>
+            </w:r>
+          </w:p>
+        </w:tc>
+        <w:tc>
+          <w:tcPr>
+            <w:tcW w:type="dxa" w:w="4680"/>
+          </w:tcPr>
+          <w:p>
+            <w:r/>
+            <w:r>
+              <w:rPr>
+                <w:b w:val="0"/>
+                <w:sz w:val="19"/>
+              </w:rPr>
+              <w:t xml:space="preserve">✅ </w:t>
+            </w:r>
+            <w:r>
+              <w:rPr>
+                <w:b/>
+                <w:sz w:val="19"/>
+              </w:rPr>
+              <w:t>Sí</w:t>
+            </w:r>
+            <w:r>
+              <w:rPr>
+                <w:b w:val="0"/>
+                <w:sz w:val="19"/>
+              </w:rPr>
+              <w:t xml:space="preserve"> — Bluetooth Clásico (BR/EDR): la app conecta tal cual</w:t>
+            </w:r>
+          </w:p>
+        </w:tc>
+      </w:tr>
+      <w:tr>
+        <w:tc>
+          <w:tcPr>
+            <w:tcW w:type="dxa" w:w="4680"/>
+          </w:tcPr>
+          <w:p>
+            <w:r/>
+            <w:r>
+              <w:rPr>
+                <w:rFonts w:ascii="Consolas" w:hAnsi="Consolas"/>
+                <w:sz w:val="19"/>
+              </w:rPr>
+              <w:t>ESP32-S3</w:t>
+            </w:r>
+            <w:r>
+              <w:rPr>
+                <w:b w:val="0"/>
+                <w:sz w:val="19"/>
+              </w:rPr>
+              <w:t xml:space="preserve"> · </w:t>
+            </w:r>
+            <w:r>
+              <w:rPr>
+                <w:rFonts w:ascii="Consolas" w:hAnsi="Consolas"/>
+                <w:sz w:val="19"/>
+              </w:rPr>
+              <w:t>ESP32-C3</w:t>
+            </w:r>
+          </w:p>
+        </w:tc>
+        <w:tc>
+          <w:tcPr>
+            <w:tcW w:type="dxa" w:w="4680"/>
+          </w:tcPr>
+          <w:p>
+            <w:r/>
+            <w:r>
+              <w:rPr>
+                <w:b w:val="0"/>
+                <w:sz w:val="19"/>
+              </w:rPr>
+              <w:t xml:space="preserve">❌ </w:t>
+            </w:r>
+            <w:r>
+              <w:rPr>
+                <w:b/>
+                <w:sz w:val="19"/>
+              </w:rPr>
+              <w:t>No</w:t>
+            </w:r>
+            <w:r>
+              <w:rPr>
+                <w:b w:val="0"/>
+                <w:sz w:val="19"/>
+              </w:rPr>
+              <w:t xml:space="preserve"> — solo BLE. La app </w:t>
+            </w:r>
+            <w:r>
+              <w:rPr>
+                <w:b/>
+                <w:sz w:val="19"/>
+              </w:rPr>
+              <w:t>no conectará nunca</w:t>
+            </w:r>
+          </w:p>
+        </w:tc>
+      </w:tr>
+      <w:tr>
+        <w:tc>
+          <w:tcPr>
+            <w:tcW w:type="dxa" w:w="4680"/>
+          </w:tcPr>
+          <w:p>
+            <w:r/>
+            <w:r>
+              <w:rPr>
+                <w:rFonts w:ascii="Consolas" w:hAnsi="Consolas"/>
+                <w:sz w:val="19"/>
+              </w:rPr>
+              <w:t>ESP32-S2</w:t>
+            </w:r>
+          </w:p>
+        </w:tc>
+        <w:tc>
+          <w:tcPr>
+            <w:tcW w:type="dxa" w:w="4680"/>
+          </w:tcPr>
+          <w:p>
+            <w:r/>
+            <w:r>
+              <w:rPr>
+                <w:b w:val="0"/>
+                <w:sz w:val="19"/>
+              </w:rPr>
+              <w:t xml:space="preserve">❌ </w:t>
+            </w:r>
+            <w:r>
+              <w:rPr>
+                <w:b/>
+                <w:sz w:val="19"/>
+              </w:rPr>
+              <w:t>No</w:t>
+            </w:r>
+            <w:r>
+              <w:rPr>
+                <w:b w:val="0"/>
+                <w:sz w:val="19"/>
+              </w:rPr>
+              <w:t xml:space="preserve"> — sin radio Bluetooth, solo WiFi</w:t>
+            </w:r>
+          </w:p>
+        </w:tc>
+      </w:tr>
+    </w:tbl>
+    <w:p>
+      <w:pPr>
+        <w:spacing w:after="120"/>
+      </w:pPr>
+    </w:p>
+    <w:p>
+      <w:pPr>
+        <w:spacing w:after="160"/>
+        <w:ind w:left="360"/>
+        <w:shd w:val="clear" w:fill="FFF4E5"/>
+      </w:pPr>
+      <w:r>
+        <w:rPr>
+          <w:b w:val="0"/>
+          <w:color w:val="960000"/>
+          <w:sz w:val="20"/>
+        </w:rPr>
+        <w:t xml:space="preserve">⛔ «PIDE EL ESP32 MÁS GRANDE / EL MÁS NUEVO» ES EXACTAMENTE COMO SE ACABA CON UN </w:t>
+      </w:r>
+      <w:r>
+        <w:rPr>
+          <w:rFonts w:ascii="Consolas" w:hAnsi="Consolas"/>
+          <w:color w:val="960000"/>
+          <w:sz w:val="20"/>
+        </w:rPr>
+        <w:t>S3</w:t>
+      </w:r>
+      <w:r>
+        <w:rPr>
+          <w:b w:val="0"/>
+          <w:color w:val="960000"/>
+          <w:sz w:val="20"/>
+        </w:rPr>
+        <w:t xml:space="preserve"> SIN SPP </w:t>
+      </w:r>
+      <w:r>
+        <w:rPr>
+          <w:b/>
+          <w:color w:val="960000"/>
+          <w:sz w:val="20"/>
+        </w:rPr>
+        <w:t>El `S3` es más nuevo, más rápido, tiene más pines y más memoria que el `WROOM-32` clásico — y no habla SPP.</w:t>
+      </w:r>
+      <w:r>
+        <w:rPr>
+          <w:b w:val="0"/>
+          <w:color w:val="960000"/>
+          <w:sz w:val="20"/>
+        </w:rPr>
+        <w:t xml:space="preserve"> Quien pida «el mejor», «el más grande» o «el más moderno» va a recibir un </w:t>
+      </w:r>
+      <w:r>
+        <w:rPr>
+          <w:rFonts w:ascii="Consolas" w:hAnsi="Consolas"/>
+          <w:color w:val="960000"/>
+          <w:sz w:val="20"/>
+        </w:rPr>
+        <w:t>S3</w:t>
+      </w:r>
+      <w:r>
+        <w:rPr>
+          <w:b w:val="0"/>
+          <w:color w:val="960000"/>
+          <w:sz w:val="20"/>
+        </w:rPr>
+        <w:t xml:space="preserve"> o un </w:t>
+      </w:r>
+      <w:r>
+        <w:rPr>
+          <w:rFonts w:ascii="Consolas" w:hAnsi="Consolas"/>
+          <w:color w:val="960000"/>
+          <w:sz w:val="20"/>
+        </w:rPr>
+        <w:t>C3</w:t>
+      </w:r>
+      <w:r>
+        <w:rPr>
+          <w:b w:val="0"/>
+          <w:color w:val="960000"/>
+          <w:sz w:val="20"/>
+        </w:rPr>
+        <w:t xml:space="preserve">, y </w:t>
+      </w:r>
+      <w:r>
+        <w:rPr>
+          <w:b/>
+          <w:color w:val="960000"/>
+          <w:sz w:val="20"/>
+        </w:rPr>
+        <w:t>la app no conectará jamás</w:t>
+      </w:r>
+      <w:r>
+        <w:rPr>
+          <w:b w:val="0"/>
+          <w:color w:val="960000"/>
+          <w:sz w:val="20"/>
+        </w:rPr>
+        <w:t xml:space="preserve">: no es un ajuste, no es un driver que falte, es que el silicio no lleva Bluetooth Clásico. En este equipo, </w:t>
+      </w:r>
+      <w:r>
+        <w:rPr>
+          <w:b/>
+          <w:color w:val="960000"/>
+          <w:sz w:val="20"/>
+        </w:rPr>
+        <w:t>el bueno es el viejo</w:t>
+      </w:r>
+      <w:r>
+        <w:rPr>
+          <w:b w:val="0"/>
+          <w:color w:val="960000"/>
+          <w:sz w:val="20"/>
+        </w:rPr>
+        <w:t xml:space="preserve">. </w:t>
+      </w:r>
+      <w:r>
+        <w:rPr>
+          <w:b/>
+          <w:color w:val="960000"/>
+          <w:sz w:val="20"/>
+        </w:rPr>
+        <w:t>Lo que se pide, escrito para copiar y pegar en el pedido:</w:t>
+      </w:r>
+      <w:r>
+        <w:rPr>
+          <w:b w:val="0"/>
+          <w:color w:val="960000"/>
+          <w:sz w:val="20"/>
+        </w:rPr>
+        <w:t xml:space="preserve"> ``</w:t>
+      </w:r>
+      <w:r>
+        <w:rPr>
+          <w:rFonts w:ascii="Consolas" w:hAnsi="Consolas"/>
+          <w:color w:val="960000"/>
+          <w:sz w:val="20"/>
+        </w:rPr>
+        <w:t xml:space="preserve">text ESP32-WROOM-32  (o -32D / -32E / -32U)  sobre placa DevKitC de 38 pines Bluetooth Clasico BR/EDR + WiFi.  NO S3, NO C3, NO S2, NO C6, NO H2. </w:t>
+      </w:r>
+      <w:r>
+        <w:rPr>
+          <w:rFonts w:ascii="Consolas" w:hAnsi="Consolas"/>
+          <w:color w:val="960000"/>
+          <w:sz w:val="20"/>
+        </w:rPr>
+      </w:r>
+      <w:r>
+        <w:rPr>
+          <w:rFonts w:ascii="Consolas" w:hAnsi="Consolas"/>
+          <w:color w:val="960000"/>
+          <w:sz w:val="20"/>
+        </w:rPr>
+        <w:t xml:space="preserve"> **Los 38 pines son de la placa, no del chip:** es el mismo </w:t>
+      </w:r>
+      <w:r>
+        <w:rPr>
+          <w:b w:val="0"/>
+          <w:color w:val="960000"/>
+          <w:sz w:val="20"/>
+        </w:rPr>
+        <w:t>WROOM-32</w:t>
+      </w:r>
+      <w:r>
+        <w:rPr>
+          <w:rFonts w:ascii="Consolas" w:hAnsi="Consolas"/>
+          <w:color w:val="960000"/>
+          <w:sz w:val="20"/>
+        </w:rPr>
+        <w:t xml:space="preserve"> con SPP, pero saca más GPIO al conector — que es lo que hace falta ahora que del </w:t>
+      </w:r>
+      <w:r>
+        <w:rPr>
+          <w:b w:val="0"/>
+          <w:color w:val="960000"/>
+          <w:sz w:val="20"/>
+        </w:rPr>
+        <w:t>ESP32</w:t>
+      </w:r>
+      <w:r>
+        <w:rPr>
+          <w:rFonts w:ascii="Consolas" w:hAnsi="Consolas"/>
+          <w:color w:val="960000"/>
+          <w:sz w:val="20"/>
+        </w:rPr>
+        <w:t xml:space="preserve"> cuelga también el reloj de A6. La versión de 30 pines sirve igual si es la que hay, siempre que saque </w:t>
+      </w:r>
+      <w:r>
+        <w:rPr>
+          <w:b w:val="0"/>
+          <w:color w:val="960000"/>
+          <w:sz w:val="20"/>
+        </w:rPr>
+        <w:t>GPIO21</w:t>
+      </w:r>
+      <w:r>
+        <w:rPr>
+          <w:rFonts w:ascii="Consolas" w:hAnsi="Consolas"/>
+          <w:color w:val="960000"/>
+          <w:sz w:val="20"/>
+        </w:rPr>
+        <w:t xml:space="preserve"> y </w:t>
+      </w:r>
+      <w:r>
+        <w:rPr>
+          <w:b w:val="0"/>
+          <w:color w:val="960000"/>
+          <w:sz w:val="20"/>
+        </w:rPr>
+        <w:t>GPIO22`.</w:t>
+      </w:r>
+    </w:p>
+    <w:p>
+      <w:pPr>
+        <w:spacing w:after="120"/>
+      </w:pPr>
+      <w:r>
+        <w:rPr>
+          <w:b/>
+          <w:sz w:val="21"/>
+        </w:rPr>
+        <w:t>La rotulación del vendedor no distingue las tres:</w:t>
+      </w:r>
+      <w:r>
+        <w:rPr>
+          <w:b w:val="0"/>
+          <w:sz w:val="21"/>
+        </w:rPr>
+        <w:t xml:space="preserve"> todas se anuncian *«WiFi + BT · SoC · ISM</w:t>
+      </w:r>
+    </w:p>
+    <w:p>
+      <w:pPr>
+        <w:spacing w:after="120"/>
+      </w:pPr>
+      <w:r>
+        <w:rPr>
+          <w:b w:val="0"/>
+          <w:sz w:val="21"/>
+        </w:rPr>
+        <w:t xml:space="preserve">2.4G · 802.11»*, y esa cadena dice que hay radio de 2,4 GHz, </w:t>
+      </w:r>
+      <w:r>
+        <w:rPr>
+          <w:b/>
+          <w:sz w:val="21"/>
+        </w:rPr>
+        <w:t>no</w:t>
+      </w:r>
+      <w:r>
+        <w:rPr>
+          <w:b w:val="0"/>
+          <w:sz w:val="21"/>
+        </w:rPr>
+        <w:t xml:space="preserve"> que haya Bluetooth Clásico.</w:t>
+      </w:r>
+    </w:p>
+    <w:p>
+      <w:pPr>
+        <w:spacing w:after="120"/>
+      </w:pPr>
+      <w:r>
+        <w:rPr>
+          <w:b/>
+          <w:sz w:val="21"/>
+        </w:rPr>
+        <w:t>No sirve como criterio de compra ni como comprobante de recepción.</w:t>
+      </w:r>
+    </w:p>
+    <w:p>
+      <w:pPr>
+        <w:spacing w:after="120"/>
+      </w:pPr>
+      <w:r>
+        <w:rPr>
+          <w:b/>
+          <w:sz w:val="21"/>
+        </w:rPr>
+        <w:t>Cómo se resuelve —dos formas, las dos miran el chip y no el anuncio:</w:t>
+      </w:r>
+    </w:p>
+    <w:p>
+      <w:pPr>
+        <w:pStyle w:val="ListNumber"/>
+        <w:spacing w:after="60"/>
+      </w:pPr>
+      <w:r>
+        <w:rPr>
+          <w:b w:val="0"/>
+          <w:sz w:val="21"/>
+        </w:rPr>
+        <w:t xml:space="preserve">Leer la </w:t>
+      </w:r>
+      <w:r>
+        <w:rPr>
+          <w:b/>
+          <w:sz w:val="21"/>
+        </w:rPr>
+        <w:t>serigrafía del blindaje metálico</w:t>
+      </w:r>
+      <w:r>
+        <w:rPr>
+          <w:b w:val="0"/>
+          <w:sz w:val="21"/>
+        </w:rPr>
+        <w:t xml:space="preserve"> del módulo (</w:t>
+      </w:r>
+      <w:r>
+        <w:rPr>
+          <w:rFonts w:ascii="Consolas" w:hAnsi="Consolas"/>
+          <w:sz w:val="21"/>
+        </w:rPr>
+        <w:t>ESP32-WROOM-32E</w:t>
+      </w:r>
+      <w:r>
+        <w:rPr>
+          <w:b w:val="0"/>
+          <w:sz w:val="21"/>
+        </w:rPr>
+        <w:t xml:space="preserve">, </w:t>
+      </w:r>
+      <w:r>
+        <w:rPr>
+          <w:rFonts w:ascii="Consolas" w:hAnsi="Consolas"/>
+          <w:sz w:val="21"/>
+        </w:rPr>
+        <w:t>ESP32-S3-WROOM-1</w:t>
+      </w:r>
+      <w:r>
+        <w:rPr>
+          <w:b w:val="0"/>
+          <w:sz w:val="21"/>
+        </w:rPr>
+        <w:t>, …).</w:t>
+      </w:r>
+    </w:p>
+    <w:p>
+      <w:pPr>
+        <w:pStyle w:val="ListNumber"/>
+        <w:spacing w:after="60"/>
+      </w:pPr>
+      <w:r>
+        <w:rPr>
+          <w:b w:val="0"/>
+          <w:sz w:val="21"/>
+        </w:rPr>
+        <w:t>Preguntárselo al chip, con el módulo por USB:</w:t>
+      </w:r>
+    </w:p>
+    <w:p>
+      <w:pPr>
+        <w:spacing w:after="200"/>
+        <w:ind w:left="288"/>
+        <w:shd w:val="clear" w:fill="F4F4F4"/>
+      </w:pPr>
+      <w:r>
+        <w:rPr>
+          <w:rFonts w:ascii="Consolas" w:hAnsi="Consolas"/>
+          <w:sz w:val="18"/>
+        </w:rPr>
+        <w:t xml:space="preserve">   python "C:/.platformio/packages/tool-esptoolpy/esptool.py" --port COM# chip_id</w:t>
+      </w:r>
+    </w:p>
+    <w:p>
+      <w:pPr>
+        <w:spacing w:after="120"/>
+      </w:pPr>
+      <w:r>
+        <w:rPr>
+          <w:rFonts w:ascii="Consolas" w:hAnsi="Consolas"/>
+          <w:sz w:val="21"/>
+        </w:rPr>
+        <w:t>esptool.py v4.11.0</w:t>
+      </w:r>
+      <w:r>
+        <w:rPr>
+          <w:b w:val="0"/>
+          <w:sz w:val="21"/>
+        </w:rPr>
+        <w:t xml:space="preserve"> ya está instalado con PlatformIO en la máquina de trabajo.</w:t>
+      </w:r>
+    </w:p>
+    <w:p>
+      <w:pPr>
+        <w:spacing w:after="160"/>
+        <w:ind w:left="360"/>
+        <w:shd w:val="clear" w:fill="FFF4E5"/>
+      </w:pPr>
+      <w:r>
+        <w:rPr>
+          <w:b w:val="0"/>
+          <w:color w:val="960000"/>
+          <w:sz w:val="20"/>
+        </w:rPr>
+        <w:t xml:space="preserve">🛑 </w:t>
+      </w:r>
+      <w:r>
+        <w:rPr>
+          <w:b/>
+          <w:color w:val="960000"/>
+          <w:sz w:val="20"/>
+        </w:rPr>
+        <w:t>PENDIENTE, y es lo que BLOQUEA la línea A1′:</w:t>
+      </w:r>
+      <w:r>
+        <w:rPr>
+          <w:b w:val="0"/>
+          <w:color w:val="960000"/>
+          <w:sz w:val="20"/>
+        </w:rPr>
+        <w:t xml:space="preserve"> hasta que se anote aquí la referencia leída por uno de esos dos métodos, </w:t>
+      </w:r>
+      <w:r>
+        <w:rPr>
+          <w:b/>
+          <w:color w:val="960000"/>
+          <w:sz w:val="20"/>
+        </w:rPr>
+        <w:t>no se sabe si lo que llegó sirve para algo</w:t>
+      </w:r>
+      <w:r>
+        <w:rPr>
+          <w:b w:val="0"/>
+          <w:color w:val="960000"/>
+          <w:sz w:val="20"/>
+        </w:rPr>
+        <w:t xml:space="preserve">. No se apunta como cubierto ni como descartado. </w:t>
+      </w:r>
+      <w:r>
+        <w:rPr>
+          <w:b/>
+          <w:color w:val="960000"/>
+          <w:sz w:val="20"/>
+        </w:rPr>
+        <w:t>Y mientras tanto no se compra ni un módulo más de Bluetooth</w:t>
+      </w:r>
+      <w:r>
+        <w:rPr>
+          <w:b w:val="0"/>
+          <w:color w:val="960000"/>
+          <w:sz w:val="20"/>
+        </w:rPr>
+        <w:t xml:space="preserve">, ni </w:t>
+      </w:r>
+      <w:r>
+        <w:rPr>
+          <w:rFonts w:ascii="Consolas" w:hAnsi="Consolas"/>
+          <w:color w:val="960000"/>
+          <w:sz w:val="20"/>
+        </w:rPr>
+        <w:t>ESP32</w:t>
+      </w:r>
+      <w:r>
+        <w:rPr>
+          <w:b w:val="0"/>
+          <w:color w:val="960000"/>
+          <w:sz w:val="20"/>
+        </w:rPr>
+        <w:t xml:space="preserve"> ni nada: comprar antes de saber es como se acaba con dos referencias distintas en el mismo cruce. </w:t>
+      </w:r>
+      <w:r>
+        <w:rPr>
+          <w:b/>
+          <w:color w:val="960000"/>
+          <w:sz w:val="20"/>
+        </w:rPr>
+        <w:t>Se anota aquí, con fecha y quién lo leyó:</w:t>
+      </w:r>
+      <w:r>
+        <w:rPr>
+          <w:b w:val="0"/>
+          <w:color w:val="960000"/>
+          <w:sz w:val="20"/>
+        </w:rPr>
+        <w:t xml:space="preserve"> ``</w:t>
+      </w:r>
+      <w:r>
+        <w:rPr>
+          <w:rFonts w:ascii="Consolas" w:hAnsi="Consolas"/>
+          <w:color w:val="960000"/>
+          <w:sz w:val="20"/>
+        </w:rPr>
+        <w:t xml:space="preserve">text Fecha: ____________   Leido por: ____________________ Metodo: [ ] serigrafia del blindaje   [ ] esptool chip_id Referencia leida: ______________________________ Cuantos modulos hay en almacen: ______ Habla SPP:  [ ] SI -&gt; sigue A1'   [ ] NO -&gt; ver la fila de WiFi de abajo </w:t>
+      </w:r>
+      <w:r>
+        <w:rPr>
+          <w:rFonts w:ascii="Consolas" w:hAnsi="Consolas"/>
+          <w:color w:val="960000"/>
+          <w:sz w:val="20"/>
+        </w:rPr>
+      </w:r>
+    </w:p>
+    <w:p>
+      <w:pPr>
+        <w:spacing w:after="120"/>
+      </w:pPr>
+      <w:r>
+        <w:rPr>
+          <w:b/>
+          <w:sz w:val="21"/>
+        </w:rPr>
+        <w:t>Y aunque salgan ESP32 clásicos, siguen sin ser un cambio gratis:</w:t>
+      </w:r>
+      <w:r>
+        <w:rPr>
+          <w:b w:val="0"/>
+          <w:sz w:val="21"/>
+        </w:rPr>
+        <w:t xml:space="preserve"> un ESP32 con WiFi da picos de</w:t>
+      </w:r>
+    </w:p>
+    <w:p>
+      <w:pPr>
+        <w:spacing w:after="120"/>
+      </w:pPr>
+      <w:r>
+        <w:rPr>
+          <w:b/>
+          <w:sz w:val="21"/>
+        </w:rPr>
+        <w:t>~500 mA</w:t>
+      </w:r>
+      <w:r>
+        <w:rPr>
+          <w:b w:val="0"/>
+          <w:sz w:val="21"/>
+        </w:rPr>
+        <w:t>, y la alimentación de la tarjeta (</w:t>
+      </w:r>
+      <w:r>
+        <w:rPr>
+          <w:rFonts w:ascii="Consolas" w:hAnsi="Consolas"/>
+          <w:sz w:val="21"/>
+        </w:rPr>
+        <w:t>12 V → LM7805 → LM1117-3.3</w:t>
+      </w:r>
+      <w:r>
+        <w:rPr>
+          <w:b w:val="0"/>
+          <w:sz w:val="21"/>
+        </w:rPr>
+        <w:t xml:space="preserve">) no los da: el </w:t>
+      </w:r>
+      <w:r>
+        <w:rPr>
+          <w:rFonts w:ascii="Consolas" w:hAnsi="Consolas"/>
+          <w:sz w:val="21"/>
+        </w:rPr>
+        <w:t>7805</w:t>
+      </w:r>
+    </w:p>
+    <w:p>
+      <w:pPr>
+        <w:spacing w:after="120"/>
+      </w:pPr>
+      <w:r>
+        <w:rPr>
+          <w:b w:val="0"/>
+          <w:sz w:val="21"/>
+        </w:rPr>
+        <w:t>disiparía 3,5 W sin disipador y, si el riel de 3,3 V se hunde, **se reinicia el STM32 que gobierna</w:t>
+      </w:r>
+    </w:p>
+    <w:p>
+      <w:pPr>
+        <w:spacing w:after="120"/>
+      </w:pPr>
+      <w:r>
+        <w:rPr>
+          <w:b w:val="0"/>
+          <w:sz w:val="21"/>
+        </w:rPr>
+        <w:t>el semáforo</w:t>
+      </w:r>
+      <w:r>
+        <w:rPr>
+          <w:b/>
+          <w:sz w:val="21"/>
+        </w:rPr>
+        <w:t xml:space="preserve">. Si se usan, van con </w:t>
+      </w:r>
+      <w:r>
+        <w:rPr>
+          <w:b w:val="0"/>
+          <w:sz w:val="21"/>
+        </w:rPr>
+        <w:t>fuente propia desde los 12 V y masa común, alimentación NO</w:t>
+      </w:r>
+    </w:p>
+    <w:p>
+      <w:pPr>
+        <w:spacing w:after="120"/>
+      </w:pPr>
+      <w:r>
+        <w:rPr>
+          <w:b w:val="0"/>
+          <w:sz w:val="21"/>
+        </w:rPr>
+        <w:t>compartida</w:t>
+      </w:r>
+      <w:r>
+        <w:rPr>
+          <w:b/>
+          <w:sz w:val="21"/>
+        </w:rPr>
+        <w:t xml:space="preserve"> (Manual 10 §1 y §2). Un `HC-05` (~40 mA) sí se alimenta de la placa. </w:t>
+      </w:r>
+      <w:r>
+        <w:rPr>
+          <w:b w:val="0"/>
+          <w:sz w:val="21"/>
+        </w:rPr>
+        <w:t>Eso es la línea</w:t>
+      </w:r>
+    </w:p>
+    <w:p>
+      <w:pPr>
+        <w:spacing w:after="120"/>
+      </w:pPr>
+      <w:r>
+        <w:rPr>
+          <w:b w:val="0"/>
+          <w:sz w:val="21"/>
+        </w:rPr>
+        <w:t>A5, y hoy no está pedida.**</w:t>
+      </w:r>
+    </w:p>
+    <w:p>
+      <w:pPr>
+        <w:spacing w:before="200" w:after="120"/>
+      </w:pPr>
+      <w:r>
+        <w:rPr>
+          <w:b/>
+          <w:color w:val="003366"/>
+          <w:sz w:val="23"/>
+        </w:rPr>
+        <w:t xml:space="preserve">🔄 Decisión de obra del 28/08 — VIGENTE: el </w:t>
+      </w:r>
+      <w:r>
+        <w:rPr>
+          <w:rFonts w:ascii="Consolas" w:hAnsi="Consolas"/>
+          <w:color w:val="003366"/>
+          <w:sz w:val="23"/>
+        </w:rPr>
+        <w:t>ESP32</w:t>
+      </w:r>
+      <w:r>
+        <w:rPr>
+          <w:b/>
+          <w:color w:val="003366"/>
+          <w:sz w:val="23"/>
+        </w:rPr>
+        <w:t xml:space="preserve"> SUSTITUYE al módulo SPP</w:t>
+      </w:r>
+    </w:p>
+    <w:p>
+      <w:pPr>
+        <w:spacing w:after="120"/>
+      </w:pPr>
+      <w:r>
+        <w:rPr>
+          <w:b/>
+          <w:sz w:val="21"/>
+        </w:rPr>
+        <w:t>Ya no se compran `HC-05` ni `JDY-30`. El `ESP32` es el módulo</w:t>
+      </w:r>
+      <w:r>
+        <w:rPr>
+          <w:b w:val="0"/>
+          <w:sz w:val="21"/>
+        </w:rPr>
+        <w:t>, y además de la consola por celular</w:t>
+      </w:r>
+    </w:p>
+    <w:p>
+      <w:pPr>
+        <w:spacing w:after="120"/>
+      </w:pPr>
+      <w:r>
+        <w:rPr>
+          <w:b w:val="0"/>
+          <w:sz w:val="21"/>
+        </w:rPr>
+        <w:t>lleva colgado el reloj (A6). Con él se retiran la pantalla LCD, los cuatro pulsadores y el mando de</w:t>
+      </w:r>
+    </w:p>
+    <w:p>
+      <w:pPr>
+        <w:spacing w:after="120"/>
+      </w:pPr>
+      <w:r>
+        <w:rPr>
+          <w:b w:val="0"/>
+          <w:sz w:val="21"/>
+        </w:rPr>
+        <w:t xml:space="preserve">relés, y las cámaras pasan a los pines que el mando deja libres en </w:t>
+      </w:r>
+      <w:r>
+        <w:rPr>
+          <w:rFonts w:ascii="Consolas" w:hAnsi="Consolas"/>
+          <w:sz w:val="21"/>
+        </w:rPr>
+        <w:t>J16</w:t>
+      </w:r>
+      <w:r>
+        <w:rPr>
+          <w:b w:val="0"/>
+          <w:sz w:val="21"/>
+        </w:rPr>
+        <w:t xml:space="preserve"> (A7).</w:t>
+      </w:r>
+    </w:p>
+    <w:p>
+      <w:pPr>
+        <w:spacing w:after="160"/>
+        <w:ind w:left="360"/>
+        <w:shd w:val="clear" w:fill="FFF4E5"/>
+      </w:pPr>
+      <w:r>
+        <w:rPr>
+          <w:b w:val="0"/>
+          <w:color w:val="960000"/>
+          <w:sz w:val="20"/>
+        </w:rPr>
+        <w:t>~~</w:t>
+      </w:r>
+      <w:r>
+        <w:rPr>
+          <w:b/>
+          <w:color w:val="960000"/>
+          <w:sz w:val="20"/>
+        </w:rPr>
+        <w:t>Se sigue pidiendo el módulo Bluetooth SPP dedicado (`HC-05` / `JDY-30`). El ESP32 queda como alternativa, no como sustituto.</w:t>
+      </w:r>
+      <w:r>
+        <w:rPr>
+          <w:b w:val="0"/>
+          <w:color w:val="960000"/>
+          <w:sz w:val="20"/>
+        </w:rPr>
+        <w:t xml:space="preserve">~~ ⛔ </w:t>
+      </w:r>
+      <w:r>
+        <w:rPr>
+          <w:b/>
+          <w:color w:val="960000"/>
+          <w:sz w:val="20"/>
+        </w:rPr>
+        <w:t>ANULADO el 28/08 por la decisión de obra de arriba.</w:t>
+      </w:r>
+      <w:r>
+        <w:rPr>
+          <w:b w:val="0"/>
+          <w:color w:val="960000"/>
+          <w:sz w:val="20"/>
+        </w:rPr>
+        <w:t xml:space="preserve"> Era la decisión de la 1.ª revisión de ese mismo día, y su motivo era bueno —el módulo dedicado deja intacta la decisión congelada del Manual 10 §1 y no obliga a rehacer el puente nativo de Android—. </w:t>
+      </w:r>
+      <w:r>
+        <w:rPr>
+          <w:b/>
+          <w:color w:val="960000"/>
+          <w:sz w:val="20"/>
+        </w:rPr>
+        <w:t>Queda tachado y no borrado</w:t>
+      </w:r>
+      <w:r>
+        <w:rPr>
+          <w:b w:val="0"/>
+          <w:color w:val="960000"/>
+          <w:sz w:val="20"/>
+        </w:rPr>
+        <w:t xml:space="preserve"> para que quien lo relea dentro de un mes vea que se descartó a propósito, y no lo vuelva a proponer como novedad.</w:t>
+      </w:r>
+    </w:p>
+    <w:p>
+      <w:pPr>
+        <w:spacing w:after="120"/>
+      </w:pPr>
+      <w:r>
+        <w:rPr>
+          <w:b/>
+          <w:sz w:val="21"/>
+        </w:rPr>
+        <w:t>Lo que NO cambia con la decisión nueva, y hay que mirar antes de gastar:</w:t>
+      </w:r>
+    </w:p>
+    <w:p>
+      <w:pPr>
+        <w:pStyle w:val="ListBullet"/>
+        <w:spacing w:after="60"/>
+        <w:ind w:left="360"/>
+      </w:pPr>
+      <w:r>
+        <w:rPr>
+          <w:b w:val="0"/>
+          <w:sz w:val="21"/>
+        </w:rPr>
+        <w:t xml:space="preserve">Un </w:t>
+      </w:r>
+      <w:r>
+        <w:rPr>
+          <w:b/>
+          <w:sz w:val="21"/>
+        </w:rPr>
+        <w:t>ESP32 clásico</w:t>
+      </w:r>
+      <w:r>
+        <w:rPr>
+          <w:b w:val="0"/>
+          <w:sz w:val="21"/>
+        </w:rPr>
+        <w:t xml:space="preserve"> haciendo de puente SPP </w:t>
+      </w:r>
+      <w:r>
+        <w:rPr>
+          <w:b/>
+          <w:sz w:val="21"/>
+        </w:rPr>
+        <w:t>cabe dentro del Manual 10 §1 sin reabrirlo</w:t>
+      </w:r>
+      <w:r>
+        <w:rPr>
+          <w:b w:val="0"/>
+          <w:sz w:val="21"/>
+        </w:rPr>
+        <w:t xml:space="preserve"> —sigue</w:t>
+      </w:r>
+    </w:p>
+    <w:p>
+      <w:pPr>
+        <w:spacing w:after="120"/>
+      </w:pPr>
+      <w:r>
+        <w:rPr>
+          <w:b w:val="0"/>
+          <w:sz w:val="21"/>
+        </w:rPr>
+        <w:t>siendo Bluetooth Clásico SPP, que es lo que ese apartado congela—, **con dos condiciones: la</w:t>
+      </w:r>
+    </w:p>
+    <w:p>
+      <w:pPr>
+        <w:spacing w:after="120"/>
+      </w:pPr>
+      <w:r>
+        <w:rPr>
+          <w:b w:val="0"/>
+          <w:sz w:val="21"/>
+        </w:rPr>
+        <w:t>referencia confirmada y su fuente propia**. Las dos siguen sin cumplirse.</w:t>
+      </w:r>
+    </w:p>
+    <w:p>
+      <w:pPr>
+        <w:pStyle w:val="ListBullet"/>
+        <w:spacing w:after="60"/>
+        <w:ind w:left="360"/>
+      </w:pPr>
+      <w:r>
+        <w:rPr>
+          <w:b w:val="0"/>
+          <w:sz w:val="21"/>
+        </w:rPr>
+        <w:t xml:space="preserve">Ir por </w:t>
+      </w:r>
+      <w:r>
+        <w:rPr>
+          <w:b/>
+          <w:sz w:val="21"/>
+        </w:rPr>
+        <w:t>WiFi</w:t>
+      </w:r>
+      <w:r>
+        <w:rPr>
+          <w:b w:val="0"/>
+          <w:sz w:val="21"/>
+        </w:rPr>
+        <w:t xml:space="preserve"> —que es lo único que queda si los módulos resultan </w:t>
+      </w:r>
+      <w:r>
+        <w:rPr>
+          <w:rFonts w:ascii="Consolas" w:hAnsi="Consolas"/>
+          <w:sz w:val="21"/>
+        </w:rPr>
+        <w:t>S3</w:t>
+      </w:r>
+      <w:r>
+        <w:rPr>
+          <w:b w:val="0"/>
+          <w:sz w:val="21"/>
+        </w:rPr>
+        <w:t xml:space="preserve">, </w:t>
+      </w:r>
+      <w:r>
+        <w:rPr>
+          <w:rFonts w:ascii="Consolas" w:hAnsi="Consolas"/>
+          <w:sz w:val="21"/>
+        </w:rPr>
+        <w:t>C3</w:t>
+      </w:r>
+      <w:r>
+        <w:rPr>
+          <w:b w:val="0"/>
+          <w:sz w:val="21"/>
+        </w:rPr>
+        <w:t xml:space="preserve"> o </w:t>
+      </w:r>
+      <w:r>
+        <w:rPr>
+          <w:rFonts w:ascii="Consolas" w:hAnsi="Consolas"/>
+          <w:sz w:val="21"/>
+        </w:rPr>
+        <w:t>S2</w:t>
+      </w:r>
+      <w:r>
+        <w:rPr>
+          <w:b w:val="0"/>
+          <w:sz w:val="21"/>
+        </w:rPr>
+        <w:t>— **exige</w:t>
+      </w:r>
+    </w:p>
+    <w:p>
+      <w:pPr>
+        <w:spacing w:after="120"/>
+      </w:pPr>
+      <w:r>
+        <w:rPr>
+          <w:b w:val="0"/>
+          <w:sz w:val="21"/>
+        </w:rPr>
+        <w:t>reabrir por escrito el apartado 1 del Manual 10 antes de comprar y antes de programar**. Lo exige</w:t>
+      </w:r>
+    </w:p>
+    <w:p>
+      <w:pPr>
+        <w:spacing w:after="120"/>
+      </w:pPr>
+      <w:r>
+        <w:rPr>
+          <w:b w:val="0"/>
+          <w:sz w:val="21"/>
+        </w:rPr>
+        <w:t>ese mismo manual, y no se ablanda: la vez que se cambió de transporte sin escribirlo, el resultado</w:t>
+      </w:r>
+    </w:p>
+    <w:p>
+      <w:pPr>
+        <w:spacing w:after="120"/>
+      </w:pPr>
+      <w:r>
+        <w:rPr>
+          <w:b w:val="0"/>
+          <w:sz w:val="21"/>
+        </w:rPr>
+        <w:t>fue una app que no conectaba con nada.</w:t>
+      </w:r>
+    </w:p>
+    <w:p>
+      <w:pPr>
+        <w:spacing w:after="160"/>
+        <w:ind w:left="360"/>
+        <w:shd w:val="clear" w:fill="FFF4E5"/>
+      </w:pPr>
+      <w:r>
+        <w:rPr>
+          <w:b w:val="0"/>
+          <w:color w:val="960000"/>
+          <w:sz w:val="20"/>
+        </w:rPr>
+        <w:t xml:space="preserve">⚠️ </w:t>
+      </w:r>
+      <w:r>
+        <w:rPr>
+          <w:b/>
+          <w:color w:val="960000"/>
+          <w:sz w:val="20"/>
+        </w:rPr>
+        <w:t>Y de ahí sale por qué el bloqueo de A1′ no es un trámite:</w:t>
+      </w:r>
+      <w:r>
+        <w:rPr>
+          <w:b w:val="0"/>
+          <w:color w:val="960000"/>
+          <w:sz w:val="20"/>
+        </w:rPr>
+        <w:t xml:space="preserve"> la decisión del 28/08 sustituye un módulo por otro </w:t>
+      </w:r>
+      <w:r>
+        <w:rPr>
+          <w:b/>
+          <w:color w:val="960000"/>
+          <w:sz w:val="20"/>
+        </w:rPr>
+        <w:t>dando por hecho que el que llegó habla SPP</w:t>
+      </w:r>
+      <w:r>
+        <w:rPr>
+          <w:b w:val="0"/>
+          <w:color w:val="960000"/>
+          <w:sz w:val="20"/>
+        </w:rPr>
+        <w:t xml:space="preserve">. Si resulta que no, lo que hay encima de la mesa no es una compra pendiente: es </w:t>
+      </w:r>
+      <w:r>
+        <w:rPr>
+          <w:b/>
+          <w:color w:val="960000"/>
+          <w:sz w:val="20"/>
+        </w:rPr>
+        <w:t>un cambio de transporte</w:t>
+      </w:r>
+      <w:r>
+        <w:rPr>
+          <w:b w:val="0"/>
+          <w:color w:val="960000"/>
+          <w:sz w:val="20"/>
+        </w:rPr>
+        <w:t xml:space="preserve"> que hay que reabrir por escrito. </w:t>
+      </w:r>
+      <w:r>
+        <w:rPr>
+          <w:b/>
+          <w:color w:val="960000"/>
+          <w:sz w:val="20"/>
+        </w:rPr>
+        <w:t>La misma lectura de serigrafía decide las dos cosas.</w:t>
+      </w:r>
+    </w:p>
+    <w:p>
+      <w:pPr>
+        <w:spacing w:after="80"/>
+      </w:pPr>
+    </w:p>
+    <w:p>
+      <w:pPr>
+        <w:spacing w:before="280" w:after="120"/>
+      </w:pPr>
+      <w:r>
+        <w:rPr>
+          <w:b/>
+          <w:color w:val="003366"/>
+          <w:sz w:val="26"/>
+        </w:rPr>
+        <w:t>A · SE PIDE YA — no depende de nada, salvo la línea marcada 🛑</w:t>
+      </w:r>
+    </w:p>
+    <w:p>
+      <w:pPr>
+        <w:spacing w:after="160"/>
+        <w:ind w:left="360"/>
+        <w:shd w:val="clear" w:fill="FFF4E5"/>
+      </w:pPr>
+      <w:r>
+        <w:rPr>
+          <w:b/>
+          <w:color w:val="960000"/>
+          <w:sz w:val="20"/>
+        </w:rPr>
+        <w:t>Una sola fila de este bloque está bloqueada, y se marca en vez de sacarla:</w:t>
+      </w:r>
+      <w:r>
+        <w:rPr>
+          <w:b w:val="0"/>
+          <w:color w:val="960000"/>
+          <w:sz w:val="20"/>
+        </w:rPr>
+        <w:t xml:space="preserve"> </w:t>
+      </w:r>
+      <w:r>
+        <w:rPr>
+          <w:rFonts w:ascii="Consolas" w:hAnsi="Consolas"/>
+          <w:color w:val="960000"/>
+          <w:sz w:val="20"/>
+        </w:rPr>
+        <w:t>A1′</w:t>
+      </w:r>
+      <w:r>
+        <w:rPr>
+          <w:b w:val="0"/>
+          <w:color w:val="960000"/>
+          <w:sz w:val="20"/>
+        </w:rPr>
+        <w:t xml:space="preserve">, el </w:t>
+      </w:r>
+      <w:r>
+        <w:rPr>
+          <w:rFonts w:ascii="Consolas" w:hAnsi="Consolas"/>
+          <w:color w:val="960000"/>
+          <w:sz w:val="20"/>
+        </w:rPr>
+        <w:t>ESP32</w:t>
+      </w:r>
+      <w:r>
+        <w:rPr>
+          <w:b w:val="0"/>
+          <w:color w:val="960000"/>
+          <w:sz w:val="20"/>
+        </w:rPr>
+        <w:t xml:space="preserve">, espera a que alguien lea qué referencia llegó (bloque </w:t>
+      </w:r>
+      <w:r>
+        <w:rPr>
+          <w:b/>
+          <w:color w:val="960000"/>
+          <w:sz w:val="20"/>
+        </w:rPr>
+        <w:t>0</w:t>
+      </w:r>
+      <w:r>
+        <w:rPr>
+          <w:b w:val="0"/>
+          <w:color w:val="960000"/>
+          <w:sz w:val="20"/>
+        </w:rPr>
+        <w:t xml:space="preserve">). </w:t>
+      </w:r>
+      <w:r>
+        <w:rPr>
+          <w:b/>
+          <w:color w:val="960000"/>
+          <w:sz w:val="20"/>
+        </w:rPr>
+        <w:t>El resto se pide sin esperar a nada</w:t>
+      </w:r>
+      <w:r>
+        <w:rPr>
+          <w:b w:val="0"/>
+          <w:color w:val="960000"/>
+          <w:sz w:val="20"/>
+        </w:rPr>
+        <w:t xml:space="preserve"> — y eso incluye </w:t>
+      </w:r>
+      <w:r>
+        <w:rPr>
+          <w:rFonts w:ascii="Consolas" w:hAnsi="Consolas"/>
+          <w:color w:val="960000"/>
+          <w:sz w:val="20"/>
+        </w:rPr>
+        <w:t>A5</w:t>
+      </w:r>
+      <w:r>
+        <w:rPr>
+          <w:b w:val="0"/>
+          <w:color w:val="960000"/>
+          <w:sz w:val="20"/>
+        </w:rPr>
+        <w:t xml:space="preserve">, </w:t>
+      </w:r>
+      <w:r>
+        <w:rPr>
+          <w:rFonts w:ascii="Consolas" w:hAnsi="Consolas"/>
+          <w:color w:val="960000"/>
+          <w:sz w:val="20"/>
+        </w:rPr>
+        <w:t>A6</w:t>
+      </w:r>
+      <w:r>
+        <w:rPr>
+          <w:b w:val="0"/>
+          <w:color w:val="960000"/>
+          <w:sz w:val="20"/>
+        </w:rPr>
+        <w:t xml:space="preserve"> y </w:t>
+      </w:r>
+      <w:r>
+        <w:rPr>
+          <w:rFonts w:ascii="Consolas" w:hAnsi="Consolas"/>
+          <w:color w:val="960000"/>
+          <w:sz w:val="20"/>
+        </w:rPr>
+        <w:t>A7</w:t>
+      </w:r>
+      <w:r>
+        <w:rPr>
+          <w:b w:val="0"/>
+          <w:color w:val="960000"/>
+          <w:sz w:val="20"/>
+        </w:rPr>
+        <w:t>, que son nuevas del 28/08.</w:t>
       </w:r>
     </w:p>
     <w:tbl>
@@ -329,7 +3717,7 @@
                 <w:b w:val="0"/>
                 <w:sz w:val="19"/>
               </w:rPr>
-              <w:t>A1</w:t>
+              <w:t>~~A1~~</w:t>
             </w:r>
           </w:p>
         </w:tc>
@@ -341,6 +3729,13 @@
             <w:r/>
             <w:r>
               <w:rPr>
+                <w:b w:val="0"/>
+                <w:sz w:val="19"/>
+              </w:rPr>
+              <w:t>~~</w:t>
+            </w:r>
+            <w:r>
+              <w:rPr>
                 <w:b/>
                 <w:sz w:val="19"/>
               </w:rPr>
@@ -372,28 +3767,42 @@
                 <w:rFonts w:ascii="Consolas" w:hAnsi="Consolas"/>
                 <w:sz w:val="19"/>
               </w:rPr>
-              <w:t>JDY-31</w:t>
+              <w:t>JDY-30</w:t>
             </w:r>
             <w:r>
               <w:rPr>
                 <w:b w:val="0"/>
                 <w:sz w:val="19"/>
               </w:rPr>
-              <w:t xml:space="preserve"> (Bluetooth </w:t>
+              <w:t xml:space="preserve">~~ ⛔ </w:t>
             </w:r>
             <w:r>
               <w:rPr>
                 <w:b/>
                 <w:sz w:val="19"/>
               </w:rPr>
-              <w:t>clásico</w:t>
+              <w:t>NO SE COMPRA.</w:t>
             </w:r>
             <w:r>
               <w:rPr>
                 <w:b w:val="0"/>
                 <w:sz w:val="19"/>
               </w:rPr>
-              <w:t>, no BLE), 9600 bps</w:t>
+              <w:t xml:space="preserve"> El </w:t>
+            </w:r>
+            <w:r>
+              <w:rPr>
+                <w:rFonts w:ascii="Consolas" w:hAnsi="Consolas"/>
+                <w:sz w:val="19"/>
+              </w:rPr>
+              <w:t>ESP32</w:t>
+            </w:r>
+            <w:r>
+              <w:rPr>
+                <w:b w:val="0"/>
+                <w:sz w:val="19"/>
+              </w:rPr>
+              <w:t xml:space="preserve"> lo sustituye (decisión de obra del 28/08). *La fila no se borra: un hueco se vuelve a proponer, una fila tachada con su motivo no*</w:t>
             </w:r>
           </w:p>
         </w:tc>
@@ -405,10 +3814,17 @@
             <w:r/>
             <w:r>
               <w:rPr>
+                <w:b w:val="0"/>
+                <w:sz w:val="19"/>
+              </w:rPr>
+              <w:t xml:space="preserve">~~2~~ → </w:t>
+            </w:r>
+            <w:r>
+              <w:rPr>
                 <w:b/>
                 <w:sz w:val="19"/>
               </w:rPr>
-              <w:t>2</w:t>
+              <w:t>0</w:t>
             </w:r>
           </w:p>
         </w:tc>
@@ -423,7 +3839,7 @@
                 <w:b w:val="0"/>
                 <w:sz w:val="19"/>
               </w:rPr>
-              <w:t>Consola de servicio por celular en cada poste. Es lo que evita subir con escalera al Esclavo</w:t>
+              <w:t>—</w:t>
             </w:r>
           </w:p>
         </w:tc>
@@ -445,7 +3861,7 @@
                 <w:b w:val="0"/>
                 <w:sz w:val="19"/>
               </w:rPr>
-              <w:t xml:space="preserve"> §1 y §2</w:t>
+              <w:t xml:space="preserve"> §1 *(sigue mandando en el transporte: SPP, no BLE)*</w:t>
             </w:r>
           </w:p>
         </w:tc>
@@ -459,10 +3875,10 @@
             <w:r/>
             <w:r>
               <w:rPr>
-                <w:b w:val="0"/>
-                <w:sz w:val="19"/>
-              </w:rPr>
-              <w:t>A2</w:t>
+                <w:b/>
+                <w:sz w:val="19"/>
+              </w:rPr>
+              <w:t>A1′</w:t>
             </w:r>
           </w:p>
         </w:tc>
@@ -477,35 +3893,119 @@
                 <w:b/>
                 <w:sz w:val="19"/>
               </w:rPr>
-              <w:t>Cámara IA</w:t>
+              <w:t>`ESP32` clásico</w:t>
             </w:r>
             <w:r>
               <w:rPr>
                 <w:b w:val="0"/>
                 <w:sz w:val="19"/>
               </w:rPr>
-              <w:t xml:space="preserve"> Hikvision AcuSense varifocal motorizada </w:t>
+              <w:t xml:space="preserve"> </w:t>
             </w:r>
             <w:r>
               <w:rPr>
                 <w:rFonts w:ascii="Consolas" w:hAnsi="Consolas"/>
                 <w:sz w:val="19"/>
               </w:rPr>
-              <w:t>DS-2CD3643G2-LIZSU</w:t>
+              <w:t>WROOM-32</w:t>
             </w:r>
             <w:r>
               <w:rPr>
                 <w:b w:val="0"/>
                 <w:sz w:val="19"/>
               </w:rPr>
-              <w:t xml:space="preserve"> </w:t>
+              <w:t xml:space="preserve"> / </w:t>
+            </w:r>
+            <w:r>
+              <w:rPr>
+                <w:rFonts w:ascii="Consolas" w:hAnsi="Consolas"/>
+                <w:sz w:val="19"/>
+              </w:rPr>
+              <w:t>-32D</w:t>
+            </w:r>
+            <w:r>
+              <w:rPr>
+                <w:b w:val="0"/>
+                <w:sz w:val="19"/>
+              </w:rPr>
+              <w:t xml:space="preserve"> / </w:t>
+            </w:r>
+            <w:r>
+              <w:rPr>
+                <w:rFonts w:ascii="Consolas" w:hAnsi="Consolas"/>
+                <w:sz w:val="19"/>
+              </w:rPr>
+              <w:t>-32E</w:t>
+            </w:r>
+            <w:r>
+              <w:rPr>
+                <w:b w:val="0"/>
+                <w:sz w:val="19"/>
+              </w:rPr>
+              <w:t xml:space="preserve"> / </w:t>
+            </w:r>
+            <w:r>
+              <w:rPr>
+                <w:rFonts w:ascii="Consolas" w:hAnsi="Consolas"/>
+                <w:sz w:val="19"/>
+              </w:rPr>
+              <w:t>-32U</w:t>
+            </w:r>
+            <w:r>
+              <w:rPr>
+                <w:b w:val="0"/>
+                <w:sz w:val="19"/>
+              </w:rPr>
+              <w:t xml:space="preserve"> sobre </w:t>
             </w:r>
             <w:r>
               <w:rPr>
                 <w:b/>
                 <w:sz w:val="19"/>
               </w:rPr>
-              <w:t>o equivalente</w:t>
+              <w:t>placa DevKitC de 38 pines</w:t>
+            </w:r>
+            <w:r>
+              <w:rPr>
+                <w:b w:val="0"/>
+                <w:sz w:val="19"/>
+              </w:rPr>
+              <w:t xml:space="preserve">. Hace de módulo SPP </w:t>
+            </w:r>
+            <w:r>
+              <w:rPr>
+                <w:b/>
+                <w:sz w:val="19"/>
+              </w:rPr>
+              <w:t>y</w:t>
+            </w:r>
+            <w:r>
+              <w:rPr>
+                <w:b w:val="0"/>
+                <w:sz w:val="19"/>
+              </w:rPr>
+              <w:t xml:space="preserve"> sostiene el </w:t>
+            </w:r>
+            <w:r>
+              <w:rPr>
+                <w:rFonts w:ascii="Consolas" w:hAnsi="Consolas"/>
+                <w:sz w:val="19"/>
+              </w:rPr>
+              <w:t>DS3231</w:t>
+            </w:r>
+            <w:r>
+              <w:rPr>
+                <w:b w:val="0"/>
+                <w:sz w:val="19"/>
+              </w:rPr>
+              <w:t xml:space="preserve"> de A6. ⛔ </w:t>
+            </w:r>
+            <w:r>
+              <w:rPr>
+                <w:b/>
+                <w:sz w:val="19"/>
+              </w:rPr>
+              <w:t>Ni «el más grande» ni «el más nuevo»: eso es un `S3` y no habla SPP — ver el aviso del bloque 0</w:t>
             </w:r>
           </w:p>
         </w:tc>
@@ -517,17 +4017,17 @@
             <w:r/>
             <w:r>
               <w:rPr>
+                <w:b w:val="0"/>
+                <w:sz w:val="19"/>
+              </w:rPr>
+              <w:t xml:space="preserve">🛑 </w:t>
+            </w:r>
+            <w:r>
+              <w:rPr>
                 <w:b/>
                 <w:sz w:val="19"/>
               </w:rPr>
-              <w:t>2</w:t>
-            </w:r>
-            <w:r>
-              <w:rPr>
-                <w:b w:val="0"/>
-                <w:sz w:val="19"/>
-              </w:rPr>
-              <w:t xml:space="preserve"> *(ver nota)*</w:t>
+              <w:t>BLOQUEADA</w:t>
             </w:r>
           </w:p>
         </w:tc>
@@ -542,28 +4042,14 @@
                 <w:b w:val="0"/>
                 <w:sz w:val="19"/>
               </w:rPr>
-              <w:t xml:space="preserve">Demanda vehicular: una por poste, contacto seco a </w:t>
-            </w:r>
-            <w:r>
-              <w:rPr>
-                <w:rFonts w:ascii="Consolas" w:hAnsi="Consolas"/>
-                <w:sz w:val="19"/>
-              </w:rPr>
-              <w:t>PB0</w:t>
-            </w:r>
-            <w:r>
-              <w:rPr>
-                <w:b w:val="0"/>
-                <w:sz w:val="19"/>
-              </w:rPr>
-              <w:t xml:space="preserve">. </w:t>
+              <w:t xml:space="preserve">Consola de servicio por celular en cada poste (evita subir con escalera al Esclavo) </w:t>
             </w:r>
             <w:r>
               <w:rPr>
                 <w:b/>
                 <w:sz w:val="19"/>
               </w:rPr>
-              <w:t>Son las dos que el firmware lee hoy</w:t>
+              <w:t>+ el bus I²C del reloj</w:t>
             </w:r>
           </w:p>
         </w:tc>
@@ -578,7 +4064,14 @@
                 <w:b/>
                 <w:sz w:val="19"/>
               </w:rPr>
-              <w:t>Manual 9</w:t>
+              <w:t>Manual 10</w:t>
+            </w:r>
+            <w:r>
+              <w:rPr>
+                <w:b w:val="0"/>
+                <w:sz w:val="19"/>
+              </w:rPr>
+              <w:t xml:space="preserve"> §1 y §2</w:t>
             </w:r>
           </w:p>
         </w:tc>
@@ -595,7 +4088,7 @@
                 <w:b w:val="0"/>
                 <w:sz w:val="19"/>
               </w:rPr>
-              <w:t>A3</w:t>
+              <w:t>A2</w:t>
             </w:r>
           </w:p>
         </w:tc>
@@ -610,7 +4103,35 @@
                 <w:b/>
                 <w:sz w:val="19"/>
               </w:rPr>
-              <w:t>Antenas VHF y coaxiales</w:t>
+              <w:t>Cámara IA</w:t>
+            </w:r>
+            <w:r>
+              <w:rPr>
+                <w:b w:val="0"/>
+                <w:sz w:val="19"/>
+              </w:rPr>
+              <w:t xml:space="preserve"> Hikvision AcuSense varifocal motorizada </w:t>
+            </w:r>
+            <w:r>
+              <w:rPr>
+                <w:rFonts w:ascii="Consolas" w:hAnsi="Consolas"/>
+                <w:sz w:val="19"/>
+              </w:rPr>
+              <w:t>DS-2CD3643G2-LIZSU</w:t>
+            </w:r>
+            <w:r>
+              <w:rPr>
+                <w:b w:val="0"/>
+                <w:sz w:val="19"/>
+              </w:rPr>
+              <w:t xml:space="preserve"> </w:t>
+            </w:r>
+            <w:r>
+              <w:rPr>
+                <w:b/>
+                <w:sz w:val="19"/>
+              </w:rPr>
+              <w:t>o equivalente</w:t>
             </w:r>
           </w:p>
         </w:tc>
@@ -625,7 +4146,14 @@
                 <w:b/>
                 <w:sz w:val="19"/>
               </w:rPr>
-              <w:t>2 + 2</w:t>
+              <w:t>2</w:t>
+            </w:r>
+            <w:r>
+              <w:rPr>
+                <w:b w:val="0"/>
+                <w:sz w:val="19"/>
+              </w:rPr>
+              <w:t xml:space="preserve"> *(ver nota)*</w:t>
             </w:r>
           </w:p>
         </w:tc>
@@ -640,7 +4168,28 @@
                 <w:b w:val="0"/>
                 <w:sz w:val="19"/>
               </w:rPr>
-              <w:t>Recuperar alcance: las genéricas de «LoRa» costaban 15–20 dB y dejaban la cobertura en 3 cuadras</w:t>
+              <w:t xml:space="preserve">Demanda vehicular: una por poste, contacto seco a </w:t>
+            </w:r>
+            <w:r>
+              <w:rPr>
+                <w:rFonts w:ascii="Consolas" w:hAnsi="Consolas"/>
+                <w:sz w:val="19"/>
+              </w:rPr>
+              <w:t>PB0</w:t>
+            </w:r>
+            <w:r>
+              <w:rPr>
+                <w:b w:val="0"/>
+                <w:sz w:val="19"/>
+              </w:rPr>
+              <w:t xml:space="preserve">. </w:t>
+            </w:r>
+            <w:r>
+              <w:rPr>
+                <w:b/>
+                <w:sz w:val="19"/>
+              </w:rPr>
+              <w:t>Son las dos que el firmware lee hoy</w:t>
             </w:r>
           </w:p>
         </w:tc>
@@ -655,14 +4204,7 @@
                 <w:b/>
                 <w:sz w:val="19"/>
               </w:rPr>
-              <w:t>Manual 7</w:t>
-            </w:r>
-            <w:r>
-              <w:rPr>
-                <w:b w:val="0"/>
-                <w:sz w:val="19"/>
-              </w:rPr>
-              <w:t xml:space="preserve"> §BOM *(lleva modelo, conectores y adaptadores)*</w:t>
+              <w:t>Manual 9</w:t>
             </w:r>
           </w:p>
         </w:tc>
@@ -679,7 +4221,7 @@
                 <w:b w:val="0"/>
                 <w:sz w:val="19"/>
               </w:rPr>
-              <w:t>A4</w:t>
+              <w:t>A3</w:t>
             </w:r>
           </w:p>
         </w:tc>
@@ -694,7 +4236,7 @@
                 <w:b/>
                 <w:sz w:val="19"/>
               </w:rPr>
-              <w:t>Módulo de 1 relé optoacoplado, con jumper `JD-VCC`</w:t>
+              <w:t>Antenas VHF y coaxiales</w:t>
             </w:r>
           </w:p>
         </w:tc>
@@ -709,14 +4251,7 @@
                 <w:b/>
                 <w:sz w:val="19"/>
               </w:rPr>
-              <w:t>2</w:t>
-            </w:r>
-            <w:r>
-              <w:rPr>
-                <w:b w:val="0"/>
-                <w:sz w:val="19"/>
-              </w:rPr>
-              <w:t xml:space="preserve"> *(1 por poste)*</w:t>
+              <w:t>2 + 2</w:t>
             </w:r>
           </w:p>
         </w:tc>
@@ -728,66 +4263,10 @@
             <w:r/>
             <w:r>
               <w:rPr>
-                <w:b/>
-                <w:sz w:val="19"/>
-              </w:rPr>
-              <w:t>La talanquera.</w:t>
-            </w:r>
-            <w:r>
-              <w:rPr>
                 <w:b w:val="0"/>
                 <w:sz w:val="19"/>
               </w:rPr>
-              <w:t xml:space="preserve"> El firmware ya la manda (SFTY-28, 27/08) y la tarjeta ya expone la señal: se conecta a la bornera </w:t>
-            </w:r>
-            <w:r>
-              <w:rPr>
-                <w:b/>
-                <w:sz w:val="19"/>
-              </w:rPr>
-              <w:t>`J14`</w:t>
-            </w:r>
-            <w:r>
-              <w:rPr>
-                <w:b w:val="0"/>
-                <w:sz w:val="19"/>
-              </w:rPr>
-              <w:t xml:space="preserve">, que saca </w:t>
-            </w:r>
-            <w:r>
-              <w:rPr>
-                <w:rFonts w:ascii="Consolas" w:hAnsi="Consolas"/>
-                <w:sz w:val="19"/>
-              </w:rPr>
-              <w:t>Puerta</w:t>
-            </w:r>
-            <w:r>
-              <w:rPr>
-                <w:b w:val="0"/>
-                <w:sz w:val="19"/>
-              </w:rPr>
-              <w:t xml:space="preserve"> junto a </w:t>
-            </w:r>
-            <w:r>
-              <w:rPr>
-                <w:rFonts w:ascii="Consolas" w:hAnsi="Consolas"/>
-                <w:sz w:val="19"/>
-              </w:rPr>
-              <w:t>3.3V</w:t>
-            </w:r>
-            <w:r>
-              <w:rPr>
-                <w:b w:val="0"/>
-                <w:sz w:val="19"/>
-              </w:rPr>
-              <w:t xml:space="preserve">. </w:t>
-            </w:r>
-            <w:r>
-              <w:rPr>
-                <w:b/>
-                <w:sz w:val="19"/>
-              </w:rPr>
-              <w:t>No hace falta `PCF8574` ni MOSFET nuevo</w:t>
+              <w:t>Recuperar alcance: las genéricas de «LoRa» costaban 15–20 dB y dejaban la cobertura en 3 cuadras</w:t>
             </w:r>
           </w:p>
         </w:tc>
@@ -802,6 +4281,195 @@
                 <w:b/>
                 <w:sz w:val="19"/>
               </w:rPr>
+              <w:t>Manual 7</w:t>
+            </w:r>
+            <w:r>
+              <w:rPr>
+                <w:b w:val="0"/>
+                <w:sz w:val="19"/>
+              </w:rPr>
+              <w:t xml:space="preserve"> §BOM *(lleva modelo, conectores y adaptadores)*</w:t>
+            </w:r>
+          </w:p>
+        </w:tc>
+      </w:tr>
+      <w:tr>
+        <w:tc>
+          <w:tcPr>
+            <w:tcW w:type="dxa" w:w="1872"/>
+          </w:tcPr>
+          <w:p>
+            <w:r/>
+            <w:r>
+              <w:rPr>
+                <w:b w:val="0"/>
+                <w:sz w:val="19"/>
+              </w:rPr>
+              <w:t>A4</w:t>
+            </w:r>
+          </w:p>
+        </w:tc>
+        <w:tc>
+          <w:tcPr>
+            <w:tcW w:type="dxa" w:w="1872"/>
+          </w:tcPr>
+          <w:p>
+            <w:r/>
+            <w:r>
+              <w:rPr>
+                <w:b/>
+                <w:sz w:val="19"/>
+              </w:rPr>
+              <w:t>Módulo de 1 relé optoacoplado, con jumper `JD-VCC`</w:t>
+            </w:r>
+          </w:p>
+        </w:tc>
+        <w:tc>
+          <w:tcPr>
+            <w:tcW w:type="dxa" w:w="1872"/>
+          </w:tcPr>
+          <w:p>
+            <w:r/>
+            <w:r>
+              <w:rPr>
+                <w:b/>
+                <w:sz w:val="19"/>
+              </w:rPr>
+              <w:t>2</w:t>
+            </w:r>
+            <w:r>
+              <w:rPr>
+                <w:b w:val="0"/>
+                <w:sz w:val="19"/>
+              </w:rPr>
+              <w:t xml:space="preserve"> *(1 por poste)*</w:t>
+            </w:r>
+          </w:p>
+        </w:tc>
+        <w:tc>
+          <w:tcPr>
+            <w:tcW w:type="dxa" w:w="1872"/>
+          </w:tcPr>
+          <w:p>
+            <w:r/>
+            <w:r>
+              <w:rPr>
+                <w:b/>
+                <w:sz w:val="19"/>
+              </w:rPr>
+              <w:t>La talanquera.</w:t>
+            </w:r>
+            <w:r>
+              <w:rPr>
+                <w:b w:val="0"/>
+                <w:sz w:val="19"/>
+              </w:rPr>
+              <w:t xml:space="preserve"> El firmware ya la manda (SFTY-28, 27/08) y la tarjeta ya expone la señal: se conecta a la bornera </w:t>
+            </w:r>
+            <w:r>
+              <w:rPr>
+                <w:b/>
+                <w:sz w:val="19"/>
+              </w:rPr>
+              <w:t>`J15`</w:t>
+            </w:r>
+            <w:r>
+              <w:rPr>
+                <w:b w:val="0"/>
+                <w:sz w:val="19"/>
+              </w:rPr>
+              <w:t xml:space="preserve"> (red </w:t>
+            </w:r>
+            <w:r>
+              <w:rPr>
+                <w:rFonts w:ascii="Consolas" w:hAnsi="Consolas"/>
+                <w:sz w:val="19"/>
+              </w:rPr>
+              <w:t>Motor</w:t>
+            </w:r>
+            <w:r>
+              <w:rPr>
+                <w:b w:val="0"/>
+                <w:sz w:val="19"/>
+              </w:rPr>
+              <w:t xml:space="preserve">, </w:t>
+            </w:r>
+            <w:r>
+              <w:rPr>
+                <w:rFonts w:ascii="Consolas" w:hAnsi="Consolas"/>
+                <w:sz w:val="19"/>
+              </w:rPr>
+              <w:t>PB2</w:t>
+            </w:r>
+            <w:r>
+              <w:rPr>
+                <w:b w:val="0"/>
+                <w:sz w:val="19"/>
+              </w:rPr>
+              <w:t xml:space="preserve"> → opto </w:t>
+            </w:r>
+            <w:r>
+              <w:rPr>
+                <w:rFonts w:ascii="Consolas" w:hAnsi="Consolas"/>
+                <w:sz w:val="19"/>
+              </w:rPr>
+              <w:t>U15</w:t>
+            </w:r>
+            <w:r>
+              <w:rPr>
+                <w:b w:val="0"/>
+                <w:sz w:val="19"/>
+              </w:rPr>
+              <w:t xml:space="preserve"> → MOSFET </w:t>
+            </w:r>
+            <w:r>
+              <w:rPr>
+                <w:rFonts w:ascii="Consolas" w:hAnsi="Consolas"/>
+                <w:sz w:val="19"/>
+              </w:rPr>
+              <w:t>Q10</w:t>
+            </w:r>
+            <w:r>
+              <w:rPr>
+                <w:b w:val="0"/>
+                <w:sz w:val="19"/>
+              </w:rPr>
+              <w:t xml:space="preserve">). 🔴 </w:t>
+            </w:r>
+            <w:r>
+              <w:rPr>
+                <w:b/>
+                <w:sz w:val="19"/>
+              </w:rPr>
+              <w:t>NO a `J14`, que es la ENTRADA de la cámara — ver la fe de erratas de la cabecera.</w:t>
+            </w:r>
+            <w:r>
+              <w:rPr>
+                <w:b w:val="0"/>
+                <w:sz w:val="19"/>
+              </w:rPr>
+              <w:t xml:space="preserve"> </w:t>
+            </w:r>
+            <w:r>
+              <w:rPr>
+                <w:b/>
+                <w:sz w:val="19"/>
+              </w:rPr>
+              <w:t>No hace falta `PCF8574` ni MOSFET nuevo</w:t>
+            </w:r>
+          </w:p>
+        </w:tc>
+        <w:tc>
+          <w:tcPr>
+            <w:tcW w:type="dxa" w:w="1872"/>
+          </w:tcPr>
+          <w:p>
+            <w:r/>
+            <w:r>
+              <w:rPr>
+                <w:b/>
+                <w:sz w:val="19"/>
+              </w:rPr>
               <w:t>Manual 13</w:t>
             </w:r>
             <w:r>
@@ -809,7 +4477,630 @@
                 <w:b w:val="0"/>
                 <w:sz w:val="19"/>
               </w:rPr>
-              <w:t xml:space="preserve"> §2 *(jumper retirado, lógica a 3,3 V, bobina a 12 V)*</w:t>
+              <w:t xml:space="preserve"> §3 *(la etapa de potencia y el cuadro </w:t>
+            </w:r>
+            <w:r>
+              <w:rPr>
+                <w:rFonts w:ascii="Consolas" w:hAnsi="Consolas"/>
+                <w:sz w:val="19"/>
+              </w:rPr>
+              <w:t>J14</w:t>
+            </w:r>
+            <w:r>
+              <w:rPr>
+                <w:b w:val="0"/>
+                <w:sz w:val="19"/>
+              </w:rPr>
+              <w:t>/</w:t>
+            </w:r>
+            <w:r>
+              <w:rPr>
+                <w:rFonts w:ascii="Consolas" w:hAnsi="Consolas"/>
+                <w:sz w:val="19"/>
+              </w:rPr>
+              <w:t>J15</w:t>
+            </w:r>
+            <w:r>
+              <w:rPr>
+                <w:b w:val="0"/>
+                <w:sz w:val="19"/>
+              </w:rPr>
+              <w:t xml:space="preserve">)*; el jumper </w:t>
+            </w:r>
+            <w:r>
+              <w:rPr>
+                <w:rFonts w:ascii="Consolas" w:hAnsi="Consolas"/>
+                <w:sz w:val="19"/>
+              </w:rPr>
+              <w:t>JD-VCC</w:t>
+            </w:r>
+            <w:r>
+              <w:rPr>
+                <w:b w:val="0"/>
+                <w:sz w:val="19"/>
+              </w:rPr>
+              <w:t xml:space="preserve"> y su porqué, en el aviso del bloque </w:t>
+            </w:r>
+            <w:r>
+              <w:rPr>
+                <w:b/>
+                <w:sz w:val="19"/>
+              </w:rPr>
+              <w:t>B</w:t>
+            </w:r>
+            <w:r>
+              <w:rPr>
+                <w:b w:val="0"/>
+                <w:sz w:val="19"/>
+              </w:rPr>
+              <w:t xml:space="preserve"> de esta misma lista</w:t>
+            </w:r>
+          </w:p>
+        </w:tc>
+      </w:tr>
+      <w:tr>
+        <w:tc>
+          <w:tcPr>
+            <w:tcW w:type="dxa" w:w="1872"/>
+          </w:tcPr>
+          <w:p>
+            <w:r/>
+            <w:r>
+              <w:rPr>
+                <w:b/>
+                <w:sz w:val="19"/>
+              </w:rPr>
+              <w:t>A5</w:t>
+            </w:r>
+          </w:p>
+        </w:tc>
+        <w:tc>
+          <w:tcPr>
+            <w:tcW w:type="dxa" w:w="1872"/>
+          </w:tcPr>
+          <w:p>
+            <w:r/>
+            <w:r>
+              <w:rPr>
+                <w:b/>
+                <w:sz w:val="19"/>
+              </w:rPr>
+              <w:t>Fuente propia para cada `ESP32`</w:t>
+            </w:r>
+            <w:r>
+              <w:rPr>
+                <w:b w:val="0"/>
+                <w:sz w:val="19"/>
+              </w:rPr>
+              <w:t xml:space="preserve">: convertidor DC-DC reductor </w:t>
+            </w:r>
+            <w:r>
+              <w:rPr>
+                <w:b/>
+                <w:sz w:val="19"/>
+              </w:rPr>
+              <w:t>12 V → 5 V, 1 A o más</w:t>
+            </w:r>
+            <w:r>
+              <w:rPr>
+                <w:b w:val="0"/>
+                <w:sz w:val="19"/>
+              </w:rPr>
+              <w:t xml:space="preserve"> (un módulo </w:t>
+            </w:r>
+            <w:r>
+              <w:rPr>
+                <w:rFonts w:ascii="Consolas" w:hAnsi="Consolas"/>
+                <w:sz w:val="19"/>
+              </w:rPr>
+              <w:t>LM2596</w:t>
+            </w:r>
+            <w:r>
+              <w:rPr>
+                <w:b w:val="0"/>
+                <w:sz w:val="19"/>
+              </w:rPr>
+              <w:t xml:space="preserve"> o </w:t>
+            </w:r>
+            <w:r>
+              <w:rPr>
+                <w:rFonts w:ascii="Consolas" w:hAnsi="Consolas"/>
+                <w:sz w:val="19"/>
+              </w:rPr>
+              <w:t>MP1584</w:t>
+            </w:r>
+            <w:r>
+              <w:rPr>
+                <w:b w:val="0"/>
+                <w:sz w:val="19"/>
+              </w:rPr>
+              <w:t xml:space="preserve"> sirve), con sus borneras y su cable</w:t>
+            </w:r>
+          </w:p>
+        </w:tc>
+        <w:tc>
+          <w:tcPr>
+            <w:tcW w:type="dxa" w:w="1872"/>
+          </w:tcPr>
+          <w:p>
+            <w:r/>
+            <w:r>
+              <w:rPr>
+                <w:b/>
+                <w:sz w:val="19"/>
+              </w:rPr>
+              <w:t>2</w:t>
+            </w:r>
+            <w:r>
+              <w:rPr>
+                <w:b w:val="0"/>
+                <w:sz w:val="19"/>
+              </w:rPr>
+              <w:t xml:space="preserve"> *(1 por </w:t>
+            </w:r>
+            <w:r>
+              <w:rPr>
+                <w:rFonts w:ascii="Consolas" w:hAnsi="Consolas"/>
+                <w:sz w:val="19"/>
+              </w:rPr>
+              <w:t>ESP32</w:t>
+            </w:r>
+            <w:r>
+              <w:rPr>
+                <w:b w:val="0"/>
+                <w:sz w:val="19"/>
+              </w:rPr>
+              <w:t>)*</w:t>
+            </w:r>
+          </w:p>
+        </w:tc>
+        <w:tc>
+          <w:tcPr>
+            <w:tcW w:type="dxa" w:w="1872"/>
+          </w:tcPr>
+          <w:p>
+            <w:r/>
+            <w:r>
+              <w:rPr>
+                <w:b/>
+                <w:sz w:val="19"/>
+              </w:rPr>
+              <w:t>Que el `ESP32` no cuelgue del `LM7805` de la tarjeta.</w:t>
+            </w:r>
+            <w:r>
+              <w:rPr>
+                <w:b w:val="0"/>
+                <w:sz w:val="19"/>
+              </w:rPr>
+              <w:t xml:space="preserve"> A 500 mA de pico el </w:t>
+            </w:r>
+            <w:r>
+              <w:rPr>
+                <w:rFonts w:ascii="Consolas" w:hAnsi="Consolas"/>
+                <w:sz w:val="19"/>
+              </w:rPr>
+              <w:t>7805</w:t>
+            </w:r>
+            <w:r>
+              <w:rPr>
+                <w:b w:val="0"/>
+                <w:sz w:val="19"/>
+              </w:rPr>
+              <w:t xml:space="preserve"> disipa 3,5 W sin disipador, y al hundirse el riel de 3,3 V </w:t>
+            </w:r>
+            <w:r>
+              <w:rPr>
+                <w:b/>
+                <w:sz w:val="19"/>
+              </w:rPr>
+              <w:t>se reinicia el STM32 que gobierna el semáforo</w:t>
+            </w:r>
+          </w:p>
+        </w:tc>
+        <w:tc>
+          <w:tcPr>
+            <w:tcW w:type="dxa" w:w="1872"/>
+          </w:tcPr>
+          <w:p>
+            <w:r/>
+            <w:r>
+              <w:rPr>
+                <w:b/>
+                <w:sz w:val="19"/>
+              </w:rPr>
+              <w:t>Manual 10</w:t>
+            </w:r>
+            <w:r>
+              <w:rPr>
+                <w:b w:val="0"/>
+                <w:sz w:val="19"/>
+              </w:rPr>
+              <w:t xml:space="preserve"> §1 *(la regla)* — ⚠️ </w:t>
+            </w:r>
+            <w:r>
+              <w:rPr>
+                <w:b/>
+                <w:sz w:val="19"/>
+              </w:rPr>
+              <w:t>la pieza no está especificada en ningún manual todavía: ver el aviso de abajo</w:t>
+            </w:r>
+          </w:p>
+        </w:tc>
+      </w:tr>
+      <w:tr>
+        <w:tc>
+          <w:tcPr>
+            <w:tcW w:type="dxa" w:w="1872"/>
+          </w:tcPr>
+          <w:p>
+            <w:r/>
+            <w:r>
+              <w:rPr>
+                <w:b/>
+                <w:sz w:val="19"/>
+              </w:rPr>
+              <w:t>A6</w:t>
+            </w:r>
+          </w:p>
+        </w:tc>
+        <w:tc>
+          <w:tcPr>
+            <w:tcW w:type="dxa" w:w="1872"/>
+          </w:tcPr>
+          <w:p>
+            <w:r/>
+            <w:r>
+              <w:rPr>
+                <w:b/>
+                <w:sz w:val="19"/>
+              </w:rPr>
+              <w:t>Módulo RTC `DS3231` `ZS-042`</w:t>
+            </w:r>
+            <w:r>
+              <w:rPr>
+                <w:b w:val="0"/>
+                <w:sz w:val="19"/>
+              </w:rPr>
+              <w:t xml:space="preserve"> con </w:t>
+            </w:r>
+            <w:r>
+              <w:rPr>
+                <w:b/>
+                <w:sz w:val="19"/>
+              </w:rPr>
+              <w:t>su propia pila</w:t>
+            </w:r>
+            <w:r>
+              <w:rPr>
+                <w:b w:val="0"/>
+                <w:sz w:val="19"/>
+              </w:rPr>
+              <w:t xml:space="preserve">, colgado del </w:t>
+            </w:r>
+            <w:r>
+              <w:rPr>
+                <w:rFonts w:ascii="Consolas" w:hAnsi="Consolas"/>
+                <w:sz w:val="19"/>
+              </w:rPr>
+              <w:t>ESP32</w:t>
+            </w:r>
+            <w:r>
+              <w:rPr>
+                <w:b w:val="0"/>
+                <w:sz w:val="19"/>
+              </w:rPr>
+              <w:t xml:space="preserve"> por I²C (</w:t>
+            </w:r>
+            <w:r>
+              <w:rPr>
+                <w:rFonts w:ascii="Consolas" w:hAnsi="Consolas"/>
+                <w:sz w:val="19"/>
+              </w:rPr>
+              <w:t>GPIO21</w:t>
+            </w:r>
+            <w:r>
+              <w:rPr>
+                <w:b w:val="0"/>
+                <w:sz w:val="19"/>
+              </w:rPr>
+              <w:t xml:space="preserve"> SDA · </w:t>
+            </w:r>
+            <w:r>
+              <w:rPr>
+                <w:rFonts w:ascii="Consolas" w:hAnsi="Consolas"/>
+                <w:sz w:val="19"/>
+              </w:rPr>
+              <w:t>GPIO22</w:t>
+            </w:r>
+            <w:r>
+              <w:rPr>
+                <w:b w:val="0"/>
+                <w:sz w:val="19"/>
+              </w:rPr>
+              <w:t xml:space="preserve"> SCL)</w:t>
+            </w:r>
+          </w:p>
+        </w:tc>
+        <w:tc>
+          <w:tcPr>
+            <w:tcW w:type="dxa" w:w="1872"/>
+          </w:tcPr>
+          <w:p>
+            <w:r/>
+            <w:r>
+              <w:rPr>
+                <w:b/>
+                <w:sz w:val="19"/>
+              </w:rPr>
+              <w:t>1</w:t>
+            </w:r>
+            <w:r>
+              <w:rPr>
+                <w:b w:val="0"/>
+                <w:sz w:val="19"/>
+              </w:rPr>
+              <w:t xml:space="preserve"> *(el del Maestro — ver nota)*</w:t>
+            </w:r>
+          </w:p>
+        </w:tc>
+        <w:tc>
+          <w:tcPr>
+            <w:tcW w:type="dxa" w:w="1872"/>
+          </w:tcPr>
+          <w:p>
+            <w:r/>
+            <w:r>
+              <w:rPr>
+                <w:b w:val="0"/>
+                <w:sz w:val="19"/>
+              </w:rPr>
+              <w:t xml:space="preserve">El reloj del equipo, </w:t>
+            </w:r>
+            <w:r>
+              <w:rPr>
+                <w:b/>
+                <w:sz w:val="19"/>
+              </w:rPr>
+              <w:t>fuera de la placa STM32</w:t>
+            </w:r>
+            <w:r>
+              <w:rPr>
+                <w:b w:val="0"/>
+                <w:sz w:val="19"/>
+              </w:rPr>
+              <w:t xml:space="preserve">: no hay que modificar la tarjeta ni sacar hilos de </w:t>
+            </w:r>
+            <w:r>
+              <w:rPr>
+                <w:rFonts w:ascii="Consolas" w:hAnsi="Consolas"/>
+                <w:sz w:val="19"/>
+              </w:rPr>
+              <w:t>PB0</w:t>
+            </w:r>
+            <w:r>
+              <w:rPr>
+                <w:b w:val="0"/>
+                <w:sz w:val="19"/>
+              </w:rPr>
+              <w:t>/</w:t>
+            </w:r>
+            <w:r>
+              <w:rPr>
+                <w:rFonts w:ascii="Consolas" w:hAnsi="Consolas"/>
+                <w:sz w:val="19"/>
+              </w:rPr>
+              <w:t>PB8</w:t>
+            </w:r>
+          </w:p>
+        </w:tc>
+        <w:tc>
+          <w:tcPr>
+            <w:tcW w:type="dxa" w:w="1872"/>
+          </w:tcPr>
+          <w:p>
+            <w:r/>
+            <w:r>
+              <w:rPr>
+                <w:b/>
+                <w:sz w:val="19"/>
+              </w:rPr>
+              <w:t>Manual 11</w:t>
+            </w:r>
+            <w:r>
+              <w:rPr>
+                <w:b w:val="0"/>
+                <w:sz w:val="19"/>
+              </w:rPr>
+              <w:t xml:space="preserve"> *(la pieza)* · ⚠️ </w:t>
+            </w:r>
+            <w:r>
+              <w:rPr>
+                <w:b/>
+                <w:sz w:val="19"/>
+              </w:rPr>
+              <w:t>el montaje sobre `ESP32` no está en ningún manual: ver el aviso de abajo</w:t>
+            </w:r>
+          </w:p>
+        </w:tc>
+      </w:tr>
+      <w:tr>
+        <w:tc>
+          <w:tcPr>
+            <w:tcW w:type="dxa" w:w="1872"/>
+          </w:tcPr>
+          <w:p>
+            <w:r/>
+            <w:r>
+              <w:rPr>
+                <w:b/>
+                <w:sz w:val="19"/>
+              </w:rPr>
+              <w:t>A7</w:t>
+            </w:r>
+          </w:p>
+        </w:tc>
+        <w:tc>
+          <w:tcPr>
+            <w:tcW w:type="dxa" w:w="1872"/>
+          </w:tcPr>
+          <w:p>
+            <w:r/>
+            <w:r>
+              <w:rPr>
+                <w:b/>
+                <w:sz w:val="19"/>
+              </w:rPr>
+              <w:t>Juego de conexión de las cámaras a `J16`</w:t>
+            </w:r>
+            <w:r>
+              <w:rPr>
+                <w:b w:val="0"/>
+                <w:sz w:val="19"/>
+              </w:rPr>
+              <w:t xml:space="preserve">: conector hembra del footprint de </w:t>
+            </w:r>
+            <w:r>
+              <w:rPr>
+                <w:rFonts w:ascii="Consolas" w:hAnsi="Consolas"/>
+                <w:sz w:val="19"/>
+              </w:rPr>
+              <w:t>J16</w:t>
+            </w:r>
+            <w:r>
+              <w:rPr>
+                <w:b w:val="0"/>
+                <w:sz w:val="19"/>
+              </w:rPr>
+              <w:t xml:space="preserve"> con sus terminales de crimpar, y cable de 2 hilos apantallado por cámara</w:t>
+            </w:r>
+          </w:p>
+        </w:tc>
+        <w:tc>
+          <w:tcPr>
+            <w:tcW w:type="dxa" w:w="1872"/>
+          </w:tcPr>
+          <w:p>
+            <w:r/>
+            <w:r>
+              <w:rPr>
+                <w:b/>
+                <w:sz w:val="19"/>
+              </w:rPr>
+              <w:t>2 juegos</w:t>
+            </w:r>
+          </w:p>
+        </w:tc>
+        <w:tc>
+          <w:tcPr>
+            <w:tcW w:type="dxa" w:w="1872"/>
+          </w:tcPr>
+          <w:p>
+            <w:r/>
+            <w:r>
+              <w:rPr>
+                <w:b w:val="0"/>
+                <w:sz w:val="19"/>
+              </w:rPr>
+              <w:t xml:space="preserve">Llevar el contacto seco de la cámara a los pines que </w:t>
+            </w:r>
+            <w:r>
+              <w:rPr>
+                <w:b/>
+                <w:sz w:val="19"/>
+              </w:rPr>
+              <w:t>libera el mando</w:t>
+            </w:r>
+            <w:r>
+              <w:rPr>
+                <w:b w:val="0"/>
+                <w:sz w:val="19"/>
+              </w:rPr>
+              <w:t xml:space="preserve"> (</w:t>
+            </w:r>
+            <w:r>
+              <w:rPr>
+                <w:rFonts w:ascii="Consolas" w:hAnsi="Consolas"/>
+                <w:sz w:val="19"/>
+              </w:rPr>
+              <w:t>PB14</w:t>
+            </w:r>
+            <w:r>
+              <w:rPr>
+                <w:b w:val="0"/>
+                <w:sz w:val="19"/>
+              </w:rPr>
+              <w:t>/</w:t>
+            </w:r>
+            <w:r>
+              <w:rPr>
+                <w:rFonts w:ascii="Consolas" w:hAnsi="Consolas"/>
+                <w:sz w:val="19"/>
+              </w:rPr>
+              <w:t>PB15</w:t>
+            </w:r>
+            <w:r>
+              <w:rPr>
+                <w:b w:val="0"/>
+                <w:sz w:val="19"/>
+              </w:rPr>
+              <w:t xml:space="preserve">). </w:t>
+            </w:r>
+            <w:r>
+              <w:rPr>
+                <w:b/>
+                <w:sz w:val="19"/>
+              </w:rPr>
+              <w:t>No hace falta `PCF8574` ni ninguna placa hija</w:t>
+            </w:r>
+          </w:p>
+        </w:tc>
+        <w:tc>
+          <w:tcPr>
+            <w:tcW w:type="dxa" w:w="1872"/>
+          </w:tcPr>
+          <w:p>
+            <w:r/>
+            <w:r>
+              <w:rPr>
+                <w:b/>
+                <w:sz w:val="19"/>
+              </w:rPr>
+              <w:t>Manual 13</w:t>
+            </w:r>
+            <w:r>
+              <w:rPr>
+                <w:b w:val="0"/>
+                <w:sz w:val="19"/>
+              </w:rPr>
+              <w:t xml:space="preserve"> §3 *(borneras)* y </w:t>
+            </w:r>
+            <w:r>
+              <w:rPr>
+                <w:rFonts w:ascii="Consolas" w:hAnsi="Consolas"/>
+                <w:sz w:val="19"/>
+              </w:rPr>
+              <w:t>03_Hardware_Tarjeta/MAPEO_TARJETA_KICAD.md</w:t>
+            </w:r>
+            <w:r>
+              <w:rPr>
+                <w:b w:val="0"/>
+                <w:sz w:val="19"/>
+              </w:rPr>
+              <w:t xml:space="preserve"> §7 *(el mapa pin a pin de </w:t>
+            </w:r>
+            <w:r>
+              <w:rPr>
+                <w:rFonts w:ascii="Consolas" w:hAnsi="Consolas"/>
+                <w:sz w:val="19"/>
+              </w:rPr>
+              <w:t>J16</w:t>
+            </w:r>
+            <w:r>
+              <w:rPr>
+                <w:b w:val="0"/>
+                <w:sz w:val="19"/>
+              </w:rPr>
+              <w:t>)*</w:t>
             </w:r>
           </w:p>
         </w:tc>
@@ -828,10 +5119,1843 @@
       </w:pPr>
       <w:r>
         <w:rPr>
+          <w:b w:val="0"/>
+          <w:color w:val="960000"/>
+          <w:sz w:val="20"/>
+        </w:rPr>
+        <w:t xml:space="preserve">🔌 </w:t>
+      </w:r>
+      <w:r>
+        <w:rPr>
           <w:b/>
           <w:color w:val="960000"/>
           <w:sz w:val="20"/>
         </w:rPr>
+        <w:t>Cómo queda montado lo que se pide en A1′, A5 y A6 — para que las tres líneas se lean juntas:</w:t>
+      </w:r>
+      <w:r>
+        <w:rPr>
+          <w:b w:val="0"/>
+          <w:color w:val="960000"/>
+          <w:sz w:val="20"/>
+        </w:rPr>
+        <w:t xml:space="preserve"> ``</w:t>
+      </w:r>
+      <w:r>
+        <w:rPr>
+          <w:rFonts w:ascii="Consolas" w:hAnsi="Consolas"/>
+          <w:color w:val="960000"/>
+          <w:sz w:val="20"/>
+        </w:rPr>
+        <w:t xml:space="preserve">text 12 V de la caja | +---&gt; LM7805 -&gt; LM1117-3.3 -&gt; STM32   (la tarjeta, SIN TOCAR) | +---&gt; [A5] DC-DC 12V -&gt; 5V, 1 A ----&gt; [A1'] ESP32 DevKitC (5V / VIN) | +-- GPIO21 SDA --+ +-- GPIO22 SCL --+--&gt; [A6] DS3231 +-- GND ---------+     con su pila | +-- TX / RX -&gt; J17 p2/p3 (PB7/PB6) +-- GND ------&gt; J17 p7   MASA COMUN MASA COMUN entre las dos ramas.  ALIMENTACION NO COMPARTIDA. De J17 se usan la senal y la masa.  Sus 3,3 V NO alimentan al ESP32. </w:t>
+      </w:r>
+      <w:r>
+        <w:rPr>
+          <w:rFonts w:ascii="Consolas" w:hAnsi="Consolas"/>
+          <w:color w:val="960000"/>
+          <w:sz w:val="20"/>
+        </w:rPr>
+      </w:r>
+      <w:r>
+        <w:rPr>
+          <w:rFonts w:ascii="Consolas" w:hAnsi="Consolas"/>
+          <w:color w:val="960000"/>
+          <w:sz w:val="20"/>
+        </w:rPr>
+        <w:t xml:space="preserve"> **La masa común no es opcional y la alimentación compartida sí está prohibida**: son dos cosas distintas y confundirlas es lo que hace que el semáforo se reinicie solo. Manual 10 §1. **</w:t>
+      </w:r>
+      <w:r>
+        <w:rPr>
+          <w:b w:val="0"/>
+          <w:color w:val="960000"/>
+          <w:sz w:val="20"/>
+        </w:rPr>
+        <w:t>J17</w:t>
+      </w:r>
+      <w:r>
+        <w:rPr>
+          <w:rFonts w:ascii="Consolas" w:hAnsi="Consolas"/>
+          <w:color w:val="960000"/>
+          <w:sz w:val="20"/>
+        </w:rPr>
+        <w:t xml:space="preserve"> es el conector que deja libre la pantalla retirada** *(bloque D)*, y es donde el Manual 10 §2 manda el módulo desde la revisión del 28/08: </w:t>
+      </w:r>
+      <w:r>
+        <w:rPr>
+          <w:b w:val="0"/>
+          <w:color w:val="960000"/>
+          <w:sz w:val="20"/>
+        </w:rPr>
+        <w:t>USART1</w:t>
+      </w:r>
+      <w:r>
+        <w:rPr>
+          <w:rFonts w:ascii="Consolas" w:hAnsi="Consolas"/>
+          <w:color w:val="960000"/>
+          <w:sz w:val="20"/>
+        </w:rPr>
+        <w:t xml:space="preserve"> **remapeado** a </w:t>
+      </w:r>
+      <w:r>
+        <w:rPr>
+          <w:b w:val="0"/>
+          <w:color w:val="960000"/>
+          <w:sz w:val="20"/>
+        </w:rPr>
+        <w:t>PB7</w:t>
+      </w:r>
+      <w:r>
+        <w:rPr>
+          <w:rFonts w:ascii="Consolas" w:hAnsi="Consolas"/>
+          <w:color w:val="960000"/>
+          <w:sz w:val="20"/>
+        </w:rPr>
+        <w:t>/</w:t>
+      </w:r>
+      <w:r>
+        <w:rPr>
+          <w:b w:val="0"/>
+          <w:color w:val="960000"/>
+          <w:sz w:val="20"/>
+        </w:rPr>
+        <w:t>PB6</w:t>
+      </w:r>
+      <w:r>
+        <w:rPr>
+          <w:rFonts w:ascii="Consolas" w:hAnsi="Consolas"/>
+          <w:color w:val="960000"/>
+          <w:sz w:val="20"/>
+        </w:rPr>
+        <w:t>. 🔴 **</w:t>
+      </w:r>
+      <w:r>
+        <w:rPr>
+          <w:b w:val="0"/>
+          <w:color w:val="960000"/>
+          <w:sz w:val="20"/>
+        </w:rPr>
+        <w:t>J16</w:t>
+      </w:r>
+      <w:r>
+        <w:rPr>
+          <w:rFonts w:ascii="Consolas" w:hAnsi="Consolas"/>
+          <w:color w:val="960000"/>
+          <w:sz w:val="20"/>
+        </w:rPr>
+        <w:t xml:space="preserve"> NO es </w:t>
+      </w:r>
+      <w:r>
+        <w:rPr>
+          <w:b w:val="0"/>
+          <w:color w:val="960000"/>
+          <w:sz w:val="20"/>
+        </w:rPr>
+        <w:t>J17</w:t>
+      </w:r>
+      <w:r>
+        <w:rPr>
+          <w:rFonts w:ascii="Consolas" w:hAnsi="Consolas"/>
+          <w:color w:val="960000"/>
+          <w:sz w:val="20"/>
+        </w:rPr>
+        <w:t xml:space="preserve">, se parecen y </w:t>
+      </w:r>
+      <w:r>
+        <w:rPr>
+          <w:b w:val="0"/>
+          <w:color w:val="960000"/>
+          <w:sz w:val="20"/>
+        </w:rPr>
+        <w:t>J16</w:t>
+      </w:r>
+      <w:r>
+        <w:rPr>
+          <w:rFonts w:ascii="Consolas" w:hAnsi="Consolas"/>
+          <w:color w:val="960000"/>
+          <w:sz w:val="20"/>
+        </w:rPr>
+        <w:t xml:space="preserve"> lleva 12 V**: ese aviso está en el Manual 10 §2.2 y en el Manual 2 §8, y vale igual para el </w:t>
+      </w:r>
+      <w:r>
+        <w:rPr>
+          <w:b w:val="0"/>
+          <w:color w:val="960000"/>
+          <w:sz w:val="20"/>
+        </w:rPr>
+        <w:t>ESP32</w:t>
+      </w:r>
+      <w:r>
+        <w:rPr>
+          <w:rFonts w:ascii="Consolas" w:hAnsi="Consolas"/>
+          <w:color w:val="960000"/>
+          <w:sz w:val="20"/>
+        </w:rPr>
+        <w:t xml:space="preserve"> que para un </w:t>
+      </w:r>
+      <w:r>
+        <w:rPr>
+          <w:b w:val="0"/>
+          <w:color w:val="960000"/>
+          <w:sz w:val="20"/>
+        </w:rPr>
+        <w:t>HC-05`.</w:t>
+      </w:r>
+    </w:p>
+    <w:p>
+      <w:pPr>
+        <w:spacing w:after="160"/>
+        <w:ind w:left="360"/>
+        <w:shd w:val="clear" w:fill="FFF4E5"/>
+      </w:pPr>
+      <w:r>
+        <w:rPr>
+          <w:b w:val="0"/>
+          <w:color w:val="960000"/>
+          <w:sz w:val="20"/>
+        </w:rPr>
+        <w:t>✏️ ~~</w:t>
+      </w:r>
+      <w:r>
+        <w:rPr>
+          <w:b/>
+          <w:color w:val="960000"/>
+          <w:sz w:val="20"/>
+        </w:rPr>
+        <w:t>Corrección en A1 (28/08): decía `JDY-31`, y el `JDY-31` está PROHIBIDO en el Manual 10.</w:t>
+      </w:r>
+      <w:r>
+        <w:rPr>
+          <w:b w:val="0"/>
+          <w:color w:val="960000"/>
+          <w:sz w:val="20"/>
+        </w:rPr>
+        <w:t xml:space="preserve">~~ </w:t>
+      </w:r>
+      <w:r>
+        <w:rPr>
+          <w:b/>
+          <w:color w:val="960000"/>
+          <w:sz w:val="20"/>
+        </w:rPr>
+        <w:t>Sin efecto desde la decisión de obra: no se compra ninguno de los dos.</w:t>
+      </w:r>
+      <w:r>
+        <w:rPr>
+          <w:b w:val="0"/>
+          <w:color w:val="960000"/>
+          <w:sz w:val="20"/>
+        </w:rPr>
+        <w:t xml:space="preserve"> Se deja escrito porque sigue siendo cierto —el </w:t>
+      </w:r>
+      <w:r>
+        <w:rPr>
+          <w:rFonts w:ascii="Consolas" w:hAnsi="Consolas"/>
+          <w:color w:val="960000"/>
+          <w:sz w:val="20"/>
+        </w:rPr>
+        <w:t>JDY-31</w:t>
+      </w:r>
+      <w:r>
+        <w:rPr>
+          <w:b w:val="0"/>
+          <w:color w:val="960000"/>
+          <w:sz w:val="20"/>
+        </w:rPr>
+        <w:t xml:space="preserve"> es BLE y el Manual 10 §1 lo excluye por nombre— y porque el día que alguien reabra la vía del módulo dedicado tiene que encontrarse la corrección hecha. 🔧 </w:t>
+      </w:r>
+      <w:r>
+        <w:rPr>
+          <w:b/>
+          <w:color w:val="960000"/>
+          <w:sz w:val="20"/>
+        </w:rPr>
+        <w:t>Lo que SÍ sobrevive de A1, y hay que hacerlo igual con el `ESP32`: cada equipo tiene que anunciarse con su matrícula ANTES de subir al poste</w:t>
+      </w:r>
+      <w:r>
+        <w:rPr>
+          <w:b w:val="0"/>
+          <w:color w:val="960000"/>
+          <w:sz w:val="20"/>
+        </w:rPr>
+        <w:t xml:space="preserve"> (</w:t>
+      </w:r>
+      <w:r>
+        <w:rPr>
+          <w:rFonts w:ascii="Consolas" w:hAnsi="Consolas"/>
+          <w:color w:val="960000"/>
+          <w:sz w:val="20"/>
+        </w:rPr>
+        <w:t>SEM-&lt;SERIE&gt;-M</w:t>
+      </w:r>
+      <w:r>
+        <w:rPr>
+          <w:b w:val="0"/>
+          <w:color w:val="960000"/>
+          <w:sz w:val="20"/>
+        </w:rPr>
+        <w:t xml:space="preserve"> y </w:t>
+      </w:r>
+      <w:r>
+        <w:rPr>
+          <w:rFonts w:ascii="Consolas" w:hAnsi="Consolas"/>
+          <w:color w:val="960000"/>
+          <w:sz w:val="20"/>
+        </w:rPr>
+        <w:t>SEM-&lt;SERIE&gt;-E</w:t>
+      </w:r>
+      <w:r>
+        <w:rPr>
+          <w:b w:val="0"/>
+          <w:color w:val="960000"/>
+          <w:sz w:val="20"/>
+        </w:rPr>
+        <w:t xml:space="preserve">), o el técnico verá dos dispositivos idénticos en la lista de Android y no sabrá a qué poste se conecta. </w:t>
+      </w:r>
+      <w:r>
+        <w:rPr>
+          <w:b/>
+          <w:color w:val="960000"/>
+          <w:sz w:val="20"/>
+        </w:rPr>
+        <w:t>Lo que cambia es cómo se hace:</w:t>
+      </w:r>
+      <w:r>
+        <w:rPr>
+          <w:b w:val="0"/>
+          <w:color w:val="960000"/>
+          <w:sz w:val="20"/>
+        </w:rPr>
+        <w:t xml:space="preserve"> en un </w:t>
+      </w:r>
+      <w:r>
+        <w:rPr>
+          <w:rFonts w:ascii="Consolas" w:hAnsi="Consolas"/>
+          <w:color w:val="960000"/>
+          <w:sz w:val="20"/>
+        </w:rPr>
+        <w:t>HC-05</w:t>
+      </w:r>
+      <w:r>
+        <w:rPr>
+          <w:b w:val="0"/>
+          <w:color w:val="960000"/>
+          <w:sz w:val="20"/>
+        </w:rPr>
+        <w:t xml:space="preserve"> era un </w:t>
+      </w:r>
+      <w:r>
+        <w:rPr>
+          <w:rFonts w:ascii="Consolas" w:hAnsi="Consolas"/>
+          <w:color w:val="960000"/>
+          <w:sz w:val="20"/>
+        </w:rPr>
+        <w:t>AT+NAME</w:t>
+      </w:r>
+      <w:r>
+        <w:rPr>
+          <w:b w:val="0"/>
+          <w:color w:val="960000"/>
+          <w:sz w:val="20"/>
+        </w:rPr>
+        <w:t xml:space="preserve"> a 38400 bps (Manual 10 §1); en un </w:t>
+      </w:r>
+      <w:r>
+        <w:rPr>
+          <w:rFonts w:ascii="Consolas" w:hAnsi="Consolas"/>
+          <w:color w:val="960000"/>
+          <w:sz w:val="20"/>
+        </w:rPr>
+        <w:t>ESP32</w:t>
+      </w:r>
+      <w:r>
+        <w:rPr>
+          <w:b w:val="0"/>
+          <w:color w:val="960000"/>
+          <w:sz w:val="20"/>
+        </w:rPr>
+        <w:t xml:space="preserve"> </w:t>
+      </w:r>
+      <w:r>
+        <w:rPr>
+          <w:b/>
+          <w:color w:val="960000"/>
+          <w:sz w:val="20"/>
+        </w:rPr>
+        <w:t>el nombre lo fija su propio firmware</w:t>
+      </w:r>
+      <w:r>
+        <w:rPr>
+          <w:b w:val="0"/>
+          <w:color w:val="960000"/>
+          <w:sz w:val="20"/>
+        </w:rPr>
+        <w:t xml:space="preserve">, y ese firmware </w:t>
+      </w:r>
+      <w:r>
+        <w:rPr>
+          <w:b/>
+          <w:color w:val="960000"/>
+          <w:sz w:val="20"/>
+        </w:rPr>
+        <w:t>todavía no está escrito</w:t>
+      </w:r>
+      <w:r>
+        <w:rPr>
+          <w:b w:val="0"/>
+          <w:color w:val="960000"/>
+          <w:sz w:val="20"/>
+        </w:rPr>
+        <w:t xml:space="preserve">. ⚠️ </w:t>
+      </w:r>
+      <w:r>
+        <w:rPr>
+          <w:b/>
+          <w:color w:val="960000"/>
+          <w:sz w:val="20"/>
+        </w:rPr>
+        <w:t>Se anota como hueco, no se da por resuelto:</w:t>
+      </w:r>
+      <w:r>
+        <w:rPr>
+          <w:b w:val="0"/>
+          <w:color w:val="960000"/>
+          <w:sz w:val="20"/>
+        </w:rPr>
+        <w:t xml:space="preserve"> nadie lo ha hecho, y es lo que separa dos equipos distinguibles de dos filas iguales en la pantalla del celular.</w:t>
+      </w:r>
+    </w:p>
+    <w:p>
+      <w:pPr>
+        <w:spacing w:after="160"/>
+        <w:ind w:left="360"/>
+        <w:shd w:val="clear" w:fill="FFF4E5"/>
+      </w:pPr>
+      <w:r>
+        <w:rPr>
+          <w:b w:val="0"/>
+          <w:color w:val="960000"/>
+          <w:sz w:val="20"/>
+        </w:rPr>
+        <w:t xml:space="preserve">🔌 </w:t>
+      </w:r>
+      <w:r>
+        <w:rPr>
+          <w:b/>
+          <w:color w:val="960000"/>
+          <w:sz w:val="20"/>
+        </w:rPr>
+        <w:t>Sobre A5 —la fuente propia—, lo que hay y lo que falta, separado a propósito:</w:t>
+      </w:r>
+      <w:r>
+        <w:rPr>
+          <w:b w:val="0"/>
+          <w:color w:val="960000"/>
+          <w:sz w:val="20"/>
+        </w:rPr>
+        <w:t xml:space="preserve"> | dato | nivel de prueba | |---|---| | Un </w:t>
+      </w:r>
+      <w:r>
+        <w:rPr>
+          <w:rFonts w:ascii="Consolas" w:hAnsi="Consolas"/>
+          <w:color w:val="960000"/>
+          <w:sz w:val="20"/>
+        </w:rPr>
+        <w:t>ESP32</w:t>
+      </w:r>
+      <w:r>
+        <w:rPr>
+          <w:b w:val="0"/>
+          <w:color w:val="960000"/>
+          <w:sz w:val="20"/>
+        </w:rPr>
+        <w:t xml:space="preserve"> con WiFi da picos de ~500 mA y el camino </w:t>
+      </w:r>
+      <w:r>
+        <w:rPr>
+          <w:rFonts w:ascii="Consolas" w:hAnsi="Consolas"/>
+          <w:color w:val="960000"/>
+          <w:sz w:val="20"/>
+        </w:rPr>
+        <w:t>12 V → LM7805 → LM1117-3.3</w:t>
+      </w:r>
+      <w:r>
+        <w:rPr>
+          <w:b w:val="0"/>
+          <w:color w:val="960000"/>
+          <w:sz w:val="20"/>
+        </w:rPr>
+        <w:t xml:space="preserve"> no los da | 📄 </w:t>
+      </w:r>
+      <w:r>
+        <w:rPr>
+          <w:b/>
+          <w:color w:val="960000"/>
+          <w:sz w:val="20"/>
+        </w:rPr>
+        <w:t>Escrito y razonado</w:t>
+      </w:r>
+      <w:r>
+        <w:rPr>
+          <w:b w:val="0"/>
+          <w:color w:val="960000"/>
+          <w:sz w:val="20"/>
+        </w:rPr>
+        <w:t xml:space="preserve"> en el </w:t>
+      </w:r>
+      <w:r>
+        <w:rPr>
+          <w:b/>
+          <w:color w:val="960000"/>
+          <w:sz w:val="20"/>
+        </w:rPr>
+        <w:t>Manual 10 §1</w:t>
+      </w:r>
+      <w:r>
+        <w:rPr>
+          <w:b w:val="0"/>
+          <w:color w:val="960000"/>
+          <w:sz w:val="20"/>
+        </w:rPr>
+        <w:t xml:space="preserve">, con la cuenta de los 3,5 W | | Que haya que ponerle fuente propia desde los 12 V, masa común y alimentación </w:t>
+      </w:r>
+      <w:r>
+        <w:rPr>
+          <w:b/>
+          <w:color w:val="960000"/>
+          <w:sz w:val="20"/>
+        </w:rPr>
+        <w:t>no</w:t>
+      </w:r>
+      <w:r>
+        <w:rPr>
+          <w:b w:val="0"/>
+          <w:color w:val="960000"/>
+          <w:sz w:val="20"/>
+        </w:rPr>
+        <w:t xml:space="preserve"> compartida | 📄 </w:t>
+      </w:r>
+      <w:r>
+        <w:rPr>
+          <w:b/>
+          <w:color w:val="960000"/>
+          <w:sz w:val="20"/>
+        </w:rPr>
+        <w:t>Es la regla del Manual 10 §1</w:t>
+      </w:r>
+      <w:r>
+        <w:rPr>
+          <w:b w:val="0"/>
+          <w:color w:val="960000"/>
+          <w:sz w:val="20"/>
+        </w:rPr>
+        <w:t xml:space="preserve">, con esas palabras | | </w:t>
+      </w:r>
+      <w:r>
+        <w:rPr>
+          <w:b/>
+          <w:color w:val="960000"/>
+          <w:sz w:val="20"/>
+        </w:rPr>
+        <w:t>Qué módulo concreto se compra</w:t>
+      </w:r>
+      <w:r>
+        <w:rPr>
+          <w:b w:val="0"/>
+          <w:color w:val="960000"/>
+          <w:sz w:val="20"/>
+        </w:rPr>
+        <w:t xml:space="preserve"> —referencia, corriente, si aislado o no, cómo se fija en la caja | 🔴 </w:t>
+      </w:r>
+      <w:r>
+        <w:rPr>
+          <w:b/>
+          <w:color w:val="960000"/>
+          <w:sz w:val="20"/>
+        </w:rPr>
+        <w:t>NO ESTÁ EN NINGÚN MANUAL.</w:t>
+      </w:r>
+      <w:r>
+        <w:rPr>
+          <w:b w:val="0"/>
+          <w:color w:val="960000"/>
+          <w:sz w:val="20"/>
+        </w:rPr>
+        <w:t xml:space="preserve"> Lo de esta fila es un mínimo razonable, no una especificación | </w:t>
+      </w:r>
+      <w:r>
+        <w:rPr>
+          <w:b/>
+          <w:color w:val="960000"/>
+          <w:sz w:val="20"/>
+        </w:rPr>
+        <w:t>Se apunta el hueco en vez de taparlo con una referencia falsa</w:t>
+      </w:r>
+      <w:r>
+        <w:rPr>
+          <w:b w:val="0"/>
+          <w:color w:val="960000"/>
+          <w:sz w:val="20"/>
+        </w:rPr>
+        <w:t xml:space="preserve">, que es la costumbre de este documento: el detalle de A5 tiene que acabar en el </w:t>
+      </w:r>
+      <w:r>
+        <w:rPr>
+          <w:b/>
+          <w:color w:val="960000"/>
+          <w:sz w:val="20"/>
+        </w:rPr>
+        <w:t>Manual 10 §2</w:t>
+      </w:r>
+      <w:r>
+        <w:rPr>
+          <w:b w:val="0"/>
+          <w:color w:val="960000"/>
+          <w:sz w:val="20"/>
+        </w:rPr>
+        <w:t xml:space="preserve">, junto al diagrama de conexión — y ese diagrama </w:t>
+      </w:r>
+      <w:r>
+        <w:rPr>
+          <w:b/>
+          <w:color w:val="960000"/>
+          <w:sz w:val="20"/>
+        </w:rPr>
+        <w:t>hoy dibuja un módulo colgado del riel de la placa, que es justo lo que un `ESP32` no puede hacer</w:t>
+      </w:r>
+      <w:r>
+        <w:rPr>
+          <w:b w:val="0"/>
+          <w:color w:val="960000"/>
+          <w:sz w:val="20"/>
+        </w:rPr>
+        <w:t>.</w:t>
+      </w:r>
+    </w:p>
+    <w:p>
+      <w:pPr>
+        <w:spacing w:after="160"/>
+        <w:ind w:left="360"/>
+        <w:shd w:val="clear" w:fill="FFF4E5"/>
+      </w:pPr>
+      <w:r>
+        <w:rPr>
+          <w:b w:val="0"/>
+          <w:color w:val="960000"/>
+          <w:sz w:val="20"/>
+        </w:rPr>
+        <w:t xml:space="preserve">🕐 </w:t>
+      </w:r>
+      <w:r>
+        <w:rPr>
+          <w:b/>
+          <w:color w:val="960000"/>
+          <w:sz w:val="20"/>
+        </w:rPr>
+        <w:t>Sobre A6 —el reloj—, qué cambió y por qué abarata la obra:</w:t>
+      </w:r>
+      <w:r>
+        <w:rPr>
+          <w:b w:val="0"/>
+          <w:color w:val="960000"/>
+          <w:sz w:val="20"/>
+        </w:rPr>
+        <w:t xml:space="preserve"> * </w:t>
+      </w:r>
+      <w:r>
+        <w:rPr>
+          <w:b/>
+          <w:color w:val="960000"/>
+          <w:sz w:val="20"/>
+        </w:rPr>
+        <w:t>Ya no se monta en la placa STM32.</w:t>
+      </w:r>
+      <w:r>
+        <w:rPr>
+          <w:b w:val="0"/>
+          <w:color w:val="960000"/>
+          <w:sz w:val="20"/>
+        </w:rPr>
+        <w:t xml:space="preserve"> Cuelga del </w:t>
+      </w:r>
+      <w:r>
+        <w:rPr>
+          <w:rFonts w:ascii="Consolas" w:hAnsi="Consolas"/>
+          <w:color w:val="960000"/>
+          <w:sz w:val="20"/>
+        </w:rPr>
+        <w:t>ESP32</w:t>
+      </w:r>
+      <w:r>
+        <w:rPr>
+          <w:b w:val="0"/>
+          <w:color w:val="960000"/>
+          <w:sz w:val="20"/>
+        </w:rPr>
+        <w:t xml:space="preserve"> por I²C (</w:t>
+      </w:r>
+      <w:r>
+        <w:rPr>
+          <w:rFonts w:ascii="Consolas" w:hAnsi="Consolas"/>
+          <w:color w:val="960000"/>
+          <w:sz w:val="20"/>
+        </w:rPr>
+        <w:t>GPIO21</w:t>
+      </w:r>
+      <w:r>
+        <w:rPr>
+          <w:b w:val="0"/>
+          <w:color w:val="960000"/>
+          <w:sz w:val="20"/>
+        </w:rPr>
+        <w:t xml:space="preserve"> SDA, </w:t>
+      </w:r>
+      <w:r>
+        <w:rPr>
+          <w:rFonts w:ascii="Consolas" w:hAnsi="Consolas"/>
+          <w:color w:val="960000"/>
+          <w:sz w:val="20"/>
+        </w:rPr>
+        <w:t>GPIO22</w:t>
+      </w:r>
+      <w:r>
+        <w:rPr>
+          <w:b w:val="0"/>
+          <w:color w:val="960000"/>
+          <w:sz w:val="20"/>
+        </w:rPr>
+        <w:t xml:space="preserve"> SCL) y con </w:t>
+      </w:r>
+      <w:r>
+        <w:rPr>
+          <w:b/>
+          <w:color w:val="960000"/>
+          <w:sz w:val="20"/>
+        </w:rPr>
+        <w:t>pila propia</w:t>
+      </w:r>
+      <w:r>
+        <w:rPr>
+          <w:b w:val="0"/>
+          <w:color w:val="960000"/>
+          <w:sz w:val="20"/>
+        </w:rPr>
+        <w:t xml:space="preserve">. Eso quita de encima modificar la tarjeta y sacar hilos de </w:t>
+      </w:r>
+      <w:r>
+        <w:rPr>
+          <w:rFonts w:ascii="Consolas" w:hAnsi="Consolas"/>
+          <w:color w:val="960000"/>
+          <w:sz w:val="20"/>
+        </w:rPr>
+        <w:t>PB0</w:t>
+      </w:r>
+      <w:r>
+        <w:rPr>
+          <w:b w:val="0"/>
+          <w:color w:val="960000"/>
+          <w:sz w:val="20"/>
+        </w:rPr>
+        <w:t>/</w:t>
+      </w:r>
+      <w:r>
+        <w:rPr>
+          <w:rFonts w:ascii="Consolas" w:hAnsi="Consolas"/>
+          <w:color w:val="960000"/>
+          <w:sz w:val="20"/>
+        </w:rPr>
+        <w:t>PB8</w:t>
+      </w:r>
+      <w:r>
+        <w:rPr>
+          <w:b w:val="0"/>
+          <w:color w:val="960000"/>
+          <w:sz w:val="20"/>
+        </w:rPr>
+        <w:t xml:space="preserve">. * </w:t>
+      </w:r>
+      <w:r>
+        <w:rPr>
+          <w:b/>
+          <w:color w:val="960000"/>
+          <w:sz w:val="20"/>
+        </w:rPr>
+        <w:t>Y por eso sale del bloque B:</w:t>
+      </w:r>
+      <w:r>
+        <w:rPr>
+          <w:b w:val="0"/>
+          <w:color w:val="960000"/>
+          <w:sz w:val="20"/>
+        </w:rPr>
+        <w:t xml:space="preserve"> el bloque B espera al veredicto del cristal </w:t>
+      </w:r>
+      <w:r>
+        <w:rPr>
+          <w:rFonts w:ascii="Consolas" w:hAnsi="Consolas"/>
+          <w:color w:val="960000"/>
+          <w:sz w:val="20"/>
+        </w:rPr>
+        <w:t>Y2</w:t>
+      </w:r>
+      <w:r>
+        <w:rPr>
+          <w:b w:val="0"/>
+          <w:color w:val="960000"/>
+          <w:sz w:val="20"/>
+        </w:rPr>
+        <w:t xml:space="preserve"> porque el RTC iba a ir en la tarjeta. Colgado del </w:t>
+      </w:r>
+      <w:r>
+        <w:rPr>
+          <w:rFonts w:ascii="Consolas" w:hAnsi="Consolas"/>
+          <w:color w:val="960000"/>
+          <w:sz w:val="20"/>
+        </w:rPr>
+        <w:t>ESP32</w:t>
+      </w:r>
+      <w:r>
+        <w:rPr>
+          <w:b w:val="0"/>
+          <w:color w:val="960000"/>
+          <w:sz w:val="20"/>
+        </w:rPr>
+        <w:t xml:space="preserve">, </w:t>
+      </w:r>
+      <w:r>
+        <w:rPr>
+          <w:b/>
+          <w:color w:val="960000"/>
+          <w:sz w:val="20"/>
+        </w:rPr>
+        <w:t>esa dependencia desaparece para el reloj</w:t>
+      </w:r>
+      <w:r>
+        <w:rPr>
+          <w:b w:val="0"/>
+          <w:color w:val="960000"/>
+          <w:sz w:val="20"/>
+        </w:rPr>
+        <w:t xml:space="preserve">. ⏳ </w:t>
+      </w:r>
+      <w:r>
+        <w:rPr>
+          <w:b/>
+          <w:color w:val="960000"/>
+          <w:sz w:val="20"/>
+        </w:rPr>
+        <w:t>Lo que NO se da por resuelto aquí:</w:t>
+      </w:r>
+      <w:r>
+        <w:rPr>
+          <w:b w:val="0"/>
+          <w:color w:val="960000"/>
+          <w:sz w:val="20"/>
+        </w:rPr>
+        <w:t xml:space="preserve"> si el diagnóstico del cristal (</w:t>
+      </w:r>
+      <w:r>
+        <w:rPr>
+          <w:rFonts w:ascii="Consolas" w:hAnsi="Consolas"/>
+          <w:color w:val="960000"/>
+          <w:sz w:val="20"/>
+        </w:rPr>
+        <w:t>B5</w:t>
+      </w:r>
+      <w:r>
+        <w:rPr>
+          <w:b w:val="0"/>
+          <w:color w:val="960000"/>
+          <w:sz w:val="20"/>
+        </w:rPr>
+        <w:t xml:space="preserve"> de </w:t>
+      </w:r>
+      <w:r>
+        <w:rPr>
+          <w:rFonts w:ascii="Consolas" w:hAnsi="Consolas"/>
+          <w:color w:val="960000"/>
+          <w:sz w:val="20"/>
+        </w:rPr>
+        <w:t>ESTADO.md</w:t>
+      </w:r>
+      <w:r>
+        <w:rPr>
+          <w:b w:val="0"/>
+          <w:color w:val="960000"/>
+          <w:sz w:val="20"/>
+        </w:rPr>
+        <w:t xml:space="preserve">) deja de hacer falta del todo, o solo deja de bloquear esta compra. </w:t>
+      </w:r>
+      <w:r>
+        <w:rPr>
+          <w:b/>
+          <w:color w:val="960000"/>
+          <w:sz w:val="20"/>
+        </w:rPr>
+        <w:t>Eso lo cierra quien lleva el banco</w:t>
+      </w:r>
+      <w:r>
+        <w:rPr>
+          <w:b w:val="0"/>
+          <w:color w:val="960000"/>
+          <w:sz w:val="20"/>
+        </w:rPr>
+        <w:t xml:space="preserve">, no esta lista. * </w:t>
+      </w:r>
+      <w:r>
+        <w:rPr>
+          <w:b/>
+          <w:color w:val="960000"/>
+          <w:sz w:val="20"/>
+        </w:rPr>
+        <w:t>Cantidad 1, y el porqué:</w:t>
+      </w:r>
+      <w:r>
+        <w:rPr>
+          <w:b w:val="0"/>
+          <w:color w:val="960000"/>
+          <w:sz w:val="20"/>
+        </w:rPr>
+        <w:t xml:space="preserve"> el Esclavo </w:t>
+      </w:r>
+      <w:r>
+        <w:rPr>
+          <w:b/>
+          <w:color w:val="960000"/>
+          <w:sz w:val="20"/>
+        </w:rPr>
+        <w:t>ya toma la hora del Maestro por radio</w:t>
+      </w:r>
+      <w:r>
+        <w:rPr>
+          <w:b w:val="0"/>
+          <w:color w:val="960000"/>
+          <w:sz w:val="20"/>
+        </w:rPr>
+        <w:t xml:space="preserve"> (</w:t>
+      </w:r>
+      <w:r>
+        <w:rPr>
+          <w:rFonts w:ascii="Consolas" w:hAnsi="Consolas"/>
+          <w:color w:val="960000"/>
+          <w:sz w:val="20"/>
+        </w:rPr>
+        <w:t>CMD_HORA_*</w:t>
+      </w:r>
+      <w:r>
+        <w:rPr>
+          <w:b w:val="0"/>
+          <w:color w:val="960000"/>
+          <w:sz w:val="20"/>
+        </w:rPr>
+        <w:t xml:space="preserve">, SFTY-23), así que no necesita reloj propio. Si el responsable quiere que cada poste mantenga hora </w:t>
+      </w:r>
+      <w:r>
+        <w:rPr>
+          <w:b/>
+          <w:color w:val="960000"/>
+          <w:sz w:val="20"/>
+        </w:rPr>
+        <w:t>sin depender del enlace</w:t>
+      </w:r>
+      <w:r>
+        <w:rPr>
+          <w:b w:val="0"/>
+          <w:color w:val="960000"/>
+          <w:sz w:val="20"/>
+        </w:rPr>
+        <w:t xml:space="preserve">, son </w:t>
+      </w:r>
+      <w:r>
+        <w:rPr>
+          <w:b/>
+          <w:color w:val="960000"/>
+          <w:sz w:val="20"/>
+        </w:rPr>
+        <w:t>2</w:t>
+      </w:r>
+      <w:r>
+        <w:rPr>
+          <w:b w:val="0"/>
+          <w:color w:val="960000"/>
+          <w:sz w:val="20"/>
+        </w:rPr>
+        <w:t xml:space="preserve"> — es una decisión, no un olvido. * 🔴 </w:t>
+      </w:r>
+      <w:r>
+        <w:rPr>
+          <w:b/>
+          <w:color w:val="960000"/>
+          <w:sz w:val="20"/>
+        </w:rPr>
+        <w:t>Sigue sin haber driver, y eso no es una avería.</w:t>
+      </w:r>
+      <w:r>
+        <w:rPr>
+          <w:b w:val="0"/>
+          <w:color w:val="960000"/>
+          <w:sz w:val="20"/>
+        </w:rPr>
+        <w:t xml:space="preserve"> Ver el aviso del bloque B, que se mantiene entero: </w:t>
+      </w:r>
+      <w:r>
+        <w:rPr>
+          <w:b/>
+          <w:color w:val="960000"/>
+          <w:sz w:val="20"/>
+        </w:rPr>
+        <w:t>al enchufarlo no dará la hora, porque no hay código que le hable</w:t>
+      </w:r>
+      <w:r>
+        <w:rPr>
+          <w:b w:val="0"/>
+          <w:color w:val="960000"/>
+          <w:sz w:val="20"/>
+        </w:rPr>
+        <w:t xml:space="preserve"> — ahora en el </w:t>
+      </w:r>
+      <w:r>
+        <w:rPr>
+          <w:rFonts w:ascii="Consolas" w:hAnsi="Consolas"/>
+          <w:color w:val="960000"/>
+          <w:sz w:val="20"/>
+        </w:rPr>
+        <w:t>ESP32</w:t>
+      </w:r>
+      <w:r>
+        <w:rPr>
+          <w:b w:val="0"/>
+          <w:color w:val="960000"/>
+          <w:sz w:val="20"/>
+        </w:rPr>
+        <w:t>, cuyo firmware tampoco está escrito.</w:t>
+      </w:r>
+    </w:p>
+    <w:p>
+      <w:pPr>
+        <w:spacing w:after="160"/>
+        <w:ind w:left="360"/>
+        <w:shd w:val="clear" w:fill="FFF4E5"/>
+      </w:pPr>
+      <w:r>
+        <w:rPr>
+          <w:b w:val="0"/>
+          <w:color w:val="960000"/>
+          <w:sz w:val="20"/>
+        </w:rPr>
+        <w:t xml:space="preserve">⚠️ </w:t>
+      </w:r>
+      <w:r>
+        <w:rPr>
+          <w:b/>
+          <w:color w:val="960000"/>
+          <w:sz w:val="20"/>
+        </w:rPr>
+        <w:t>AVISO DE RECEPCIÓN de A6 — se hace ANTES de darle corriente, no al montar:</w:t>
+      </w:r>
+      <w:r>
+        <w:rPr>
+          <w:b w:val="0"/>
+          <w:color w:val="960000"/>
+          <w:sz w:val="20"/>
+        </w:rPr>
+        <w:t xml:space="preserve"> </w:t>
+      </w:r>
+      <w:r>
+        <w:rPr>
+          <w:b/>
+          <w:color w:val="960000"/>
+          <w:sz w:val="20"/>
+        </w:rPr>
+        <w:t>El `DS3231 ZS-042` se vende muy a menudo con una pila `CR2032` NO recargable puesta encima de un circuito de carga.</w:t>
+      </w:r>
+      <w:r>
+        <w:rPr>
+          <w:b w:val="0"/>
+          <w:color w:val="960000"/>
+          <w:sz w:val="20"/>
+        </w:rPr>
+        <w:t xml:space="preserve"> El módulo está diseñado para una </w:t>
+      </w:r>
+      <w:r>
+        <w:rPr>
+          <w:rFonts w:ascii="Consolas" w:hAnsi="Consolas"/>
+          <w:color w:val="960000"/>
+          <w:sz w:val="20"/>
+        </w:rPr>
+        <w:t>LIR2032</w:t>
+      </w:r>
+      <w:r>
+        <w:rPr>
+          <w:b w:val="0"/>
+          <w:color w:val="960000"/>
+          <w:sz w:val="20"/>
+        </w:rPr>
+        <w:t xml:space="preserve"> recargable; con una </w:t>
+      </w:r>
+      <w:r>
+        <w:rPr>
+          <w:rFonts w:ascii="Consolas" w:hAnsi="Consolas"/>
+          <w:color w:val="960000"/>
+          <w:sz w:val="20"/>
+        </w:rPr>
+        <w:t>CR2032</w:t>
+      </w:r>
+      <w:r>
+        <w:rPr>
+          <w:b w:val="0"/>
+          <w:color w:val="960000"/>
+          <w:sz w:val="20"/>
+        </w:rPr>
+        <w:t xml:space="preserve"> dentro ese circuito </w:t>
+      </w:r>
+      <w:r>
+        <w:rPr>
+          <w:b/>
+          <w:color w:val="960000"/>
+          <w:sz w:val="20"/>
+        </w:rPr>
+        <w:t>intenta cargar una pila que no admite carga: se calienta, se hincha y puede reventar</w:t>
+      </w:r>
+      <w:r>
+        <w:rPr>
+          <w:b w:val="0"/>
+          <w:color w:val="960000"/>
+          <w:sz w:val="20"/>
+        </w:rPr>
+        <w:t xml:space="preserve">, con el módulo ya dentro de una caja en un poste. </w:t>
+      </w:r>
+      <w:r>
+        <w:rPr>
+          <w:b/>
+          <w:color w:val="960000"/>
+          <w:sz w:val="20"/>
+        </w:rPr>
+        <w:t>Qué se hace al abrir la caja, en este orden:</w:t>
+      </w:r>
+      <w:r>
+        <w:rPr>
+          <w:b w:val="0"/>
+          <w:color w:val="960000"/>
+          <w:sz w:val="20"/>
+        </w:rPr>
+        <w:t xml:space="preserve"> ``</w:t>
+      </w:r>
+      <w:r>
+        <w:rPr>
+          <w:rFonts w:ascii="Consolas" w:hAnsi="Consolas"/>
+          <w:color w:val="960000"/>
+          <w:sz w:val="20"/>
+        </w:rPr>
+        <w:t xml:space="preserve">text 1. Mirar la pila que trae puesta.  Rotulo CR2032 -&gt; NO recargable Rotulo LIR2032 -&gt; recargable, correcto 2. Si es CR2032:  desoldar D1 o R1 del modulo ANTES de energizarlo (cualquiera de los dos corta el camino de carga) 3. Si es LIR2032: no se toca nada.  El circuito de carga se deja intacto 4. Solo entonces se le da corriente </w:t>
+      </w:r>
+      <w:r>
+        <w:rPr>
+          <w:b w:val="0"/>
+          <w:color w:val="960000"/>
+          <w:sz w:val="20"/>
+        </w:rPr>
+        <w:t xml:space="preserve">`` </w:t>
+      </w:r>
+      <w:r>
+        <w:rPr>
+          <w:b/>
+          <w:color w:val="960000"/>
+          <w:sz w:val="20"/>
+        </w:rPr>
+        <w:t>Esto es un aviso de recepción, no de compra:</w:t>
+      </w:r>
+      <w:r>
+        <w:rPr>
+          <w:b w:val="0"/>
+          <w:color w:val="960000"/>
+          <w:sz w:val="20"/>
+        </w:rPr>
+        <w:t xml:space="preserve"> no cambia qué se pide, cambia qué se comprueba antes de enchufarlo. Y </w:t>
+      </w:r>
+      <w:r>
+        <w:rPr>
+          <w:b/>
+          <w:color w:val="960000"/>
+          <w:sz w:val="20"/>
+        </w:rPr>
+        <w:t>pila y modificación van juntas</w:t>
+      </w:r>
+      <w:r>
+        <w:rPr>
+          <w:b w:val="0"/>
+          <w:color w:val="960000"/>
+          <w:sz w:val="20"/>
+        </w:rPr>
+        <w:t xml:space="preserve"> — quien cambie la pila más adelante vuelve al paso 1.</w:t>
+      </w:r>
+    </w:p>
+    <w:p>
+      <w:pPr>
+        <w:spacing w:after="160"/>
+        <w:ind w:left="360"/>
+        <w:shd w:val="clear" w:fill="FFF4E5"/>
+      </w:pPr>
+      <w:r>
+        <w:rPr>
+          <w:b w:val="0"/>
+          <w:color w:val="960000"/>
+          <w:sz w:val="20"/>
+        </w:rPr>
+        <w:t xml:space="preserve">📷 </w:t>
+      </w:r>
+      <w:r>
+        <w:rPr>
+          <w:b/>
+          <w:color w:val="960000"/>
+          <w:sz w:val="20"/>
+        </w:rPr>
+        <w:t>Sobre A7 —las cámaras en `J16`—, lo medido y lo que falta:</w:t>
+      </w:r>
+      <w:r>
+        <w:rPr>
+          <w:b w:val="0"/>
+          <w:color w:val="960000"/>
+          <w:sz w:val="20"/>
+        </w:rPr>
+        <w:t xml:space="preserve"> | dato | nivel de prueba | |---|---| | </w:t>
+      </w:r>
+      <w:r>
+        <w:rPr>
+          <w:rFonts w:ascii="Consolas" w:hAnsi="Consolas"/>
+          <w:color w:val="960000"/>
+          <w:sz w:val="20"/>
+        </w:rPr>
+        <w:t>PB14</w:t>
+      </w:r>
+      <w:r>
+        <w:rPr>
+          <w:b w:val="0"/>
+          <w:color w:val="960000"/>
+          <w:sz w:val="20"/>
+        </w:rPr>
+        <w:t xml:space="preserve"> y </w:t>
+      </w:r>
+      <w:r>
+        <w:rPr>
+          <w:rFonts w:ascii="Consolas" w:hAnsi="Consolas"/>
+          <w:color w:val="960000"/>
+          <w:sz w:val="20"/>
+        </w:rPr>
+        <w:t>PB15</w:t>
+      </w:r>
+      <w:r>
+        <w:rPr>
+          <w:b w:val="0"/>
+          <w:color w:val="960000"/>
+          <w:sz w:val="20"/>
+        </w:rPr>
+        <w:t xml:space="preserve"> salen a </w:t>
+      </w:r>
+      <w:r>
+        <w:rPr>
+          <w:rFonts w:ascii="Consolas" w:hAnsi="Consolas"/>
+          <w:color w:val="960000"/>
+          <w:sz w:val="20"/>
+        </w:rPr>
+        <w:t>J16</w:t>
+      </w:r>
+      <w:r>
+        <w:rPr>
+          <w:b w:val="0"/>
+          <w:color w:val="960000"/>
+          <w:sz w:val="20"/>
+        </w:rPr>
+        <w:t xml:space="preserve"> </w:t>
+      </w:r>
+      <w:r>
+        <w:rPr>
+          <w:b/>
+          <w:color w:val="960000"/>
+          <w:sz w:val="20"/>
+        </w:rPr>
+        <w:t>pines 10 y 12</w:t>
+      </w:r>
+      <w:r>
+        <w:rPr>
+          <w:b w:val="0"/>
+          <w:color w:val="960000"/>
+          <w:sz w:val="20"/>
+        </w:rPr>
+        <w:t xml:space="preserve">; el pin 2 es </w:t>
+      </w:r>
+      <w:r>
+        <w:rPr>
+          <w:rFonts w:ascii="Consolas" w:hAnsi="Consolas"/>
+          <w:color w:val="960000"/>
+          <w:sz w:val="20"/>
+        </w:rPr>
+        <w:t>GND</w:t>
+      </w:r>
+      <w:r>
+        <w:rPr>
+          <w:b w:val="0"/>
+          <w:color w:val="960000"/>
+          <w:sz w:val="20"/>
+        </w:rPr>
+        <w:t xml:space="preserve"> | 📐 </w:t>
+      </w:r>
+      <w:r>
+        <w:rPr>
+          <w:b/>
+          <w:color w:val="960000"/>
+          <w:sz w:val="20"/>
+        </w:rPr>
+        <w:t>Medido en el esquemático</w:t>
+      </w:r>
+      <w:r>
+        <w:rPr>
+          <w:b w:val="0"/>
+          <w:color w:val="960000"/>
+          <w:sz w:val="20"/>
+        </w:rPr>
+        <w:t xml:space="preserve"> (</w:t>
+      </w:r>
+      <w:r>
+        <w:rPr>
+          <w:rFonts w:ascii="Consolas" w:hAnsi="Consolas"/>
+          <w:color w:val="960000"/>
+          <w:sz w:val="20"/>
+        </w:rPr>
+        <w:t>MAPEO_TARJETA_KICAD.md</w:t>
+      </w:r>
+      <w:r>
+        <w:rPr>
+          <w:b w:val="0"/>
+          <w:color w:val="960000"/>
+          <w:sz w:val="20"/>
+        </w:rPr>
+        <w:t xml:space="preserve"> §7) | | Cada uno lleva </w:t>
+      </w:r>
+      <w:r>
+        <w:rPr>
+          <w:b/>
+          <w:color w:val="960000"/>
+          <w:sz w:val="20"/>
+        </w:rPr>
+        <w:t>antirrebote en la propia placa</w:t>
+      </w:r>
+      <w:r>
+        <w:rPr>
+          <w:b w:val="0"/>
+          <w:color w:val="960000"/>
+          <w:sz w:val="20"/>
+        </w:rPr>
+        <w:t xml:space="preserve"> (</w:t>
+      </w:r>
+      <w:r>
+        <w:rPr>
+          <w:rFonts w:ascii="Consolas" w:hAnsi="Consolas"/>
+          <w:color w:val="960000"/>
+          <w:sz w:val="20"/>
+        </w:rPr>
+        <w:t>R65</w:t>
+      </w:r>
+      <w:r>
+        <w:rPr>
+          <w:b w:val="0"/>
+          <w:color w:val="960000"/>
+          <w:sz w:val="20"/>
+        </w:rPr>
+        <w:t>–</w:t>
+      </w:r>
+      <w:r>
+        <w:rPr>
+          <w:rFonts w:ascii="Consolas" w:hAnsi="Consolas"/>
+          <w:color w:val="960000"/>
+          <w:sz w:val="20"/>
+        </w:rPr>
+        <w:t>R68</w:t>
+      </w:r>
+      <w:r>
+        <w:rPr>
+          <w:b w:val="0"/>
+          <w:color w:val="960000"/>
+          <w:sz w:val="20"/>
+        </w:rPr>
+        <w:t xml:space="preserve"> + </w:t>
+      </w:r>
+      <w:r>
+        <w:rPr>
+          <w:rFonts w:ascii="Consolas" w:hAnsi="Consolas"/>
+          <w:color w:val="960000"/>
+          <w:sz w:val="20"/>
+        </w:rPr>
+        <w:t>C26</w:t>
+      </w:r>
+      <w:r>
+        <w:rPr>
+          <w:b w:val="0"/>
+          <w:color w:val="960000"/>
+          <w:sz w:val="20"/>
+        </w:rPr>
+        <w:t>–</w:t>
+      </w:r>
+      <w:r>
+        <w:rPr>
+          <w:rFonts w:ascii="Consolas" w:hAnsi="Consolas"/>
+          <w:color w:val="960000"/>
+          <w:sz w:val="20"/>
+        </w:rPr>
+        <w:t>C29</w:t>
+      </w:r>
+      <w:r>
+        <w:rPr>
+          <w:b w:val="0"/>
+          <w:color w:val="960000"/>
+          <w:sz w:val="20"/>
+        </w:rPr>
+        <w:t xml:space="preserve">): un contacto seco entra directo, </w:t>
+      </w:r>
+      <w:r>
+        <w:rPr>
+          <w:b/>
+          <w:color w:val="960000"/>
+          <w:sz w:val="20"/>
+        </w:rPr>
+        <w:t>sin expansor y sin componentes nuevos</w:t>
+      </w:r>
+      <w:r>
+        <w:rPr>
+          <w:b w:val="0"/>
+          <w:color w:val="960000"/>
+          <w:sz w:val="20"/>
+        </w:rPr>
+        <w:t xml:space="preserve"> | 📐 </w:t>
+      </w:r>
+      <w:r>
+        <w:rPr>
+          <w:b/>
+          <w:color w:val="960000"/>
+          <w:sz w:val="20"/>
+        </w:rPr>
+        <w:t>Medido en el esquemático</w:t>
+      </w:r>
+      <w:r>
+        <w:rPr>
+          <w:b w:val="0"/>
+          <w:color w:val="960000"/>
+          <w:sz w:val="20"/>
+        </w:rPr>
+        <w:t xml:space="preserve"> (mismo §7) | | Hoy el firmware los declara </w:t>
+      </w:r>
+      <w:r>
+        <w:rPr>
+          <w:rFonts w:ascii="Consolas" w:hAnsi="Consolas"/>
+          <w:color w:val="960000"/>
+          <w:sz w:val="20"/>
+        </w:rPr>
+        <w:t>BOTON3</w:t>
+      </w:r>
+      <w:r>
+        <w:rPr>
+          <w:b w:val="0"/>
+          <w:color w:val="960000"/>
+          <w:sz w:val="20"/>
+        </w:rPr>
+        <w:t>/</w:t>
+      </w:r>
+      <w:r>
+        <w:rPr>
+          <w:rFonts w:ascii="Consolas" w:hAnsi="Consolas"/>
+          <w:color w:val="960000"/>
+          <w:sz w:val="20"/>
+        </w:rPr>
+        <w:t>BOTON4</w:t>
+      </w:r>
+      <w:r>
+        <w:rPr>
+          <w:b w:val="0"/>
+          <w:color w:val="960000"/>
+          <w:sz w:val="20"/>
+        </w:rPr>
+        <w:t xml:space="preserve"> en </w:t>
+      </w:r>
+      <w:r>
+        <w:rPr>
+          <w:rFonts w:ascii="Consolas" w:hAnsi="Consolas"/>
+          <w:color w:val="960000"/>
+          <w:sz w:val="20"/>
+        </w:rPr>
+        <w:t>INPUT_PULLUP</w:t>
+      </w:r>
+      <w:r>
+        <w:rPr>
+          <w:b w:val="0"/>
+          <w:color w:val="960000"/>
+          <w:sz w:val="20"/>
+        </w:rPr>
+        <w:t xml:space="preserve"> (</w:t>
+      </w:r>
+      <w:r>
+        <w:rPr>
+          <w:rFonts w:ascii="Consolas" w:hAnsi="Consolas"/>
+          <w:color w:val="960000"/>
+          <w:sz w:val="20"/>
+        </w:rPr>
+        <w:t>botones.cpp:52-58</w:t>
+      </w:r>
+      <w:r>
+        <w:rPr>
+          <w:b w:val="0"/>
+          <w:color w:val="960000"/>
+          <w:sz w:val="20"/>
+        </w:rPr>
+        <w:t xml:space="preserve">) y </w:t>
+      </w:r>
+      <w:r>
+        <w:rPr>
+          <w:b/>
+          <w:color w:val="960000"/>
+          <w:sz w:val="20"/>
+        </w:rPr>
+        <w:t>no los lee como cámara</w:t>
+      </w:r>
+      <w:r>
+        <w:rPr>
+          <w:b w:val="0"/>
+          <w:color w:val="960000"/>
+          <w:sz w:val="20"/>
+        </w:rPr>
+        <w:t xml:space="preserve"> | ✅ </w:t>
+      </w:r>
+      <w:r>
+        <w:rPr>
+          <w:b/>
+          <w:color w:val="960000"/>
+          <w:sz w:val="20"/>
+        </w:rPr>
+        <w:t>Medido en el fuente</w:t>
+      </w:r>
+      <w:r>
+        <w:rPr>
+          <w:b w:val="0"/>
+          <w:color w:val="960000"/>
+          <w:sz w:val="20"/>
+        </w:rPr>
+        <w:t xml:space="preserve"> el 28/08 | | Que en la tarjeta física esas vías lleguen donde dice el esquemático | 🔴 </w:t>
+      </w:r>
+      <w:r>
+        <w:rPr>
+          <w:b/>
+          <w:color w:val="960000"/>
+          <w:sz w:val="20"/>
+        </w:rPr>
+        <w:t>NO VERIFICADO.</w:t>
+      </w:r>
+      <w:r>
+        <w:rPr>
+          <w:b w:val="0"/>
+          <w:color w:val="960000"/>
+          <w:sz w:val="20"/>
+        </w:rPr>
+        <w:t xml:space="preserve"> Multímetro, cinco minutos, en la sesión de banco | 🔴 </w:t>
+      </w:r>
+      <w:r>
+        <w:rPr>
+          <w:b/>
+          <w:color w:val="960000"/>
+          <w:sz w:val="20"/>
+        </w:rPr>
+        <w:t>`J16` LLEVA 12 V EN SU POSICIÓN 1</w:t>
+      </w:r>
+      <w:r>
+        <w:rPr>
+          <w:b w:val="0"/>
+          <w:color w:val="960000"/>
+          <w:sz w:val="20"/>
+        </w:rPr>
+        <w:t xml:space="preserve"> — es el único conector de señal de toda la tarjeta que los trae. </w:t>
+      </w:r>
+      <w:r>
+        <w:rPr>
+          <w:b/>
+          <w:color w:val="960000"/>
+          <w:sz w:val="20"/>
+        </w:rPr>
+        <w:t>El contacto seco de la cámara va a los pines 10 y 12 con retorno por el 2. En el 1 no se conecta nada.</w:t>
+      </w:r>
+      <w:r>
+        <w:rPr>
+          <w:b w:val="0"/>
+          <w:color w:val="960000"/>
+          <w:sz w:val="20"/>
+        </w:rPr>
+        <w:t xml:space="preserve"> Es el mismo aviso por el que el módulo Bluetooth no entra en </w:t>
+      </w:r>
+      <w:r>
+        <w:rPr>
+          <w:rFonts w:ascii="Consolas" w:hAnsi="Consolas"/>
+          <w:color w:val="960000"/>
+          <w:sz w:val="20"/>
+        </w:rPr>
+        <w:t>J16</w:t>
+      </w:r>
+      <w:r>
+        <w:rPr>
+          <w:b w:val="0"/>
+          <w:color w:val="960000"/>
+          <w:sz w:val="20"/>
+        </w:rPr>
+        <w:t xml:space="preserve"> (Manual 10 §2.2), y aquí vale igual. ⛔ </w:t>
+      </w:r>
+      <w:r>
+        <w:rPr>
+          <w:b/>
+          <w:color w:val="960000"/>
+          <w:sz w:val="20"/>
+        </w:rPr>
+        <w:t>Y con esta línea el riesgo sube, porque a partir de ahora se enchufa algo en LOS DOS:</w:t>
+      </w:r>
+      <w:r>
+        <w:rPr>
+          <w:b w:val="0"/>
+          <w:color w:val="960000"/>
+          <w:sz w:val="20"/>
+        </w:rPr>
+        <w:t xml:space="preserve"> el </w:t>
+      </w:r>
+      <w:r>
+        <w:rPr>
+          <w:rFonts w:ascii="Consolas" w:hAnsi="Consolas"/>
+          <w:color w:val="960000"/>
+          <w:sz w:val="20"/>
+        </w:rPr>
+        <w:t>ESP32</w:t>
+      </w:r>
+      <w:r>
+        <w:rPr>
+          <w:b w:val="0"/>
+          <w:color w:val="960000"/>
+          <w:sz w:val="20"/>
+        </w:rPr>
+        <w:t xml:space="preserve"> en </w:t>
+      </w:r>
+      <w:r>
+        <w:rPr>
+          <w:rFonts w:ascii="Consolas" w:hAnsi="Consolas"/>
+          <w:color w:val="960000"/>
+          <w:sz w:val="20"/>
+        </w:rPr>
+        <w:t>J17</w:t>
+      </w:r>
+      <w:r>
+        <w:rPr>
+          <w:b w:val="0"/>
+          <w:color w:val="960000"/>
+          <w:sz w:val="20"/>
+        </w:rPr>
+        <w:t xml:space="preserve"> y las cámaras en </w:t>
+      </w:r>
+      <w:r>
+        <w:rPr>
+          <w:rFonts w:ascii="Consolas" w:hAnsi="Consolas"/>
+          <w:color w:val="960000"/>
+          <w:sz w:val="20"/>
+        </w:rPr>
+        <w:t>J16</w:t>
+      </w:r>
+      <w:r>
+        <w:rPr>
+          <w:b w:val="0"/>
+          <w:color w:val="960000"/>
+          <w:sz w:val="20"/>
+        </w:rPr>
+        <w:t xml:space="preserve">. </w:t>
+      </w:r>
+      <w:r>
+        <w:rPr>
+          <w:b/>
+          <w:color w:val="960000"/>
+          <w:sz w:val="20"/>
+        </w:rPr>
+        <w:t>Los dos conectores comparten footprint y son idénticos a la vista.</w:t>
+      </w:r>
+      <w:r>
+        <w:rPr>
+          <w:b w:val="0"/>
+          <w:color w:val="960000"/>
+          <w:sz w:val="20"/>
+        </w:rPr>
+        <w:t xml:space="preserve"> Intercambiarlos mete </w:t>
+      </w:r>
+      <w:r>
+        <w:rPr>
+          <w:b/>
+          <w:color w:val="960000"/>
+          <w:sz w:val="20"/>
+        </w:rPr>
+        <w:t>12 V en el `UART` del `ESP32` y lo quema</w:t>
+      </w:r>
+      <w:r>
+        <w:rPr>
+          <w:b w:val="0"/>
+          <w:color w:val="960000"/>
+          <w:sz w:val="20"/>
+        </w:rPr>
+        <w:t xml:space="preserve">. Antes de enchufar nada, </w:t>
+      </w:r>
+      <w:r>
+        <w:rPr>
+          <w:b/>
+          <w:color w:val="960000"/>
+          <w:sz w:val="20"/>
+        </w:rPr>
+        <w:t>multímetro en la posición 1 contra masa: si da ≈ 12 V, ése es `J16` y ahí va la cámara; si no, es `J17` y ahí va el módulo.</w:t>
+      </w:r>
+      <w:r>
+        <w:rPr>
+          <w:b w:val="0"/>
+          <w:color w:val="960000"/>
+          <w:sz w:val="20"/>
+        </w:rPr>
+        <w:t xml:space="preserve"> Es la misma comprobación del Manual 2 §8, con dos cables en vez de uno. 🛑 </w:t>
+      </w:r>
+      <w:r>
+        <w:rPr>
+          <w:b/>
+          <w:color w:val="960000"/>
+          <w:sz w:val="20"/>
+        </w:rPr>
+        <w:t>Y la regla de este documento manda también aquí: lo que se compra hoy es el cable y el conector, no una cámara más.</w:t>
+      </w:r>
+      <w:r>
+        <w:rPr>
+          <w:b w:val="0"/>
+          <w:color w:val="960000"/>
+          <w:sz w:val="20"/>
+        </w:rPr>
+        <w:t xml:space="preserve"> El firmware </w:t>
+      </w:r>
+      <w:r>
+        <w:rPr>
+          <w:b/>
+          <w:color w:val="960000"/>
+          <w:sz w:val="20"/>
+        </w:rPr>
+        <w:t>no lee `PB14`/`PB15` como entrada de cámara</w:t>
+      </w:r>
+      <w:r>
+        <w:rPr>
+          <w:b w:val="0"/>
+          <w:color w:val="960000"/>
+          <w:sz w:val="20"/>
+        </w:rPr>
+        <w:t xml:space="preserve"> —los lee como botones—, así que </w:t>
+      </w:r>
+      <w:r>
+        <w:rPr>
+          <w:b/>
+          <w:color w:val="960000"/>
+          <w:sz w:val="20"/>
+        </w:rPr>
+        <w:t>la segunda cámara por poste (SFTY-29, presencia como veto) sigue sin pedirse hasta que exista el firmware que la lea</w:t>
+      </w:r>
+      <w:r>
+        <w:rPr>
+          <w:b w:val="0"/>
+          <w:color w:val="960000"/>
+          <w:sz w:val="20"/>
+        </w:rPr>
+        <w:t xml:space="preserve">. La ruta ya está decidida; la función, no escrita. ⏳ </w:t>
+      </w:r>
+      <w:r>
+        <w:rPr>
+          <w:b/>
+          <w:color w:val="960000"/>
+          <w:sz w:val="20"/>
+        </w:rPr>
+        <w:t>Y una precisión que no se inventa aquí:</w:t>
+      </w:r>
+      <w:r>
+        <w:rPr>
+          <w:b w:val="0"/>
+          <w:color w:val="960000"/>
+          <w:sz w:val="20"/>
+        </w:rPr>
+        <w:t xml:space="preserve"> la decisión del 28/08 dice *«las cámaras van a </w:t>
+      </w:r>
+      <w:r>
+        <w:rPr>
+          <w:rFonts w:ascii="Consolas" w:hAnsi="Consolas"/>
+          <w:color w:val="960000"/>
+          <w:sz w:val="20"/>
+        </w:rPr>
+        <w:t>J16</w:t>
+      </w:r>
+      <w:r>
+        <w:rPr>
+          <w:b w:val="0"/>
+          <w:color w:val="960000"/>
+          <w:sz w:val="20"/>
+        </w:rPr>
+        <w:t xml:space="preserve">, los pines que libera el mando»*. </w:t>
+      </w:r>
+      <w:r>
+        <w:rPr>
+          <w:b/>
+          <w:color w:val="960000"/>
+          <w:sz w:val="20"/>
+        </w:rPr>
+        <w:t>La de demanda que ya funciona entra por `PB0` / bornera `J14`, está medida y esta lista no la mueve.</w:t>
+      </w:r>
+      <w:r>
+        <w:rPr>
+          <w:b w:val="0"/>
+          <w:color w:val="960000"/>
+          <w:sz w:val="20"/>
+        </w:rPr>
+        <w:t xml:space="preserve"> Si la intención era </w:t>
+      </w:r>
+      <w:r>
+        <w:rPr>
+          <w:b/>
+          <w:color w:val="960000"/>
+          <w:sz w:val="20"/>
+        </w:rPr>
+        <w:t>trasladar</w:t>
+      </w:r>
+      <w:r>
+        <w:rPr>
+          <w:b w:val="0"/>
+          <w:color w:val="960000"/>
+          <w:sz w:val="20"/>
+        </w:rPr>
+        <w:t xml:space="preserve"> también esa, hay que decirlo por escrito — cambia el Manual 9, el Manual 13 y el pack </w:t>
+      </w:r>
+      <w:r>
+        <w:rPr>
+          <w:rFonts w:ascii="Consolas" w:hAnsi="Consolas"/>
+          <w:color w:val="960000"/>
+          <w:sz w:val="20"/>
+        </w:rPr>
+        <w:t>camara_01_demanda</w:t>
+      </w:r>
+      <w:r>
+        <w:rPr>
+          <w:b w:val="0"/>
+          <w:color w:val="960000"/>
+          <w:sz w:val="20"/>
+        </w:rPr>
+        <w:t>.</w:t>
+      </w:r>
+    </w:p>
+    <w:p>
+      <w:pPr>
+        <w:spacing w:after="160"/>
+        <w:ind w:left="360"/>
+        <w:shd w:val="clear" w:fill="FFF4E5"/>
+      </w:pPr>
+      <w:r>
+        <w:rPr>
+          <w:b/>
+          <w:color w:val="960000"/>
+          <w:sz w:val="20"/>
+        </w:rPr>
         <w:t>Nota sobre la cantidad de cámaras.</w:t>
       </w:r>
       <w:r>
@@ -968,7 +7092,159 @@
           <w:color w:val="960000"/>
           <w:sz w:val="20"/>
         </w:rPr>
-        <w:t xml:space="preserve"> si ya hay una en almacén, son 1 o 2; si no hay ninguna, son 2.</w:t>
+        <w:t xml:space="preserve"> si ya hay una en almacén, son 1 o 2; si no hay ninguna, son 2. 🔄 </w:t>
+      </w:r>
+      <w:r>
+        <w:rPr>
+          <w:b/>
+          <w:color w:val="960000"/>
+          <w:sz w:val="20"/>
+        </w:rPr>
+        <w:t>Al día del 28/08, y sin cambiar la cantidad:</w:t>
+      </w:r>
+      <w:r>
+        <w:rPr>
+          <w:b w:val="0"/>
+          <w:color w:val="960000"/>
+          <w:sz w:val="20"/>
+        </w:rPr>
+        <w:t xml:space="preserve"> de las dos cosas que le faltaban a la segunda cámara por poste, </w:t>
+      </w:r>
+      <w:r>
+        <w:rPr>
+          <w:b/>
+          <w:color w:val="960000"/>
+          <w:sz w:val="20"/>
+        </w:rPr>
+        <w:t>una ya está</w:t>
+      </w:r>
+      <w:r>
+        <w:rPr>
+          <w:b w:val="0"/>
+          <w:color w:val="960000"/>
+          <w:sz w:val="20"/>
+        </w:rPr>
+        <w:t xml:space="preserve"> —</w:t>
+      </w:r>
+      <w:r>
+        <w:rPr>
+          <w:b/>
+          <w:color w:val="960000"/>
+          <w:sz w:val="20"/>
+        </w:rPr>
+        <w:t>por dónde entra</w:t>
+      </w:r>
+      <w:r>
+        <w:rPr>
+          <w:b w:val="0"/>
+          <w:color w:val="960000"/>
+          <w:sz w:val="20"/>
+        </w:rPr>
+        <w:t xml:space="preserve">: </w:t>
+      </w:r>
+      <w:r>
+        <w:rPr>
+          <w:rFonts w:ascii="Consolas" w:hAnsi="Consolas"/>
+          <w:color w:val="960000"/>
+          <w:sz w:val="20"/>
+        </w:rPr>
+        <w:t>J16</w:t>
+      </w:r>
+      <w:r>
+        <w:rPr>
+          <w:b w:val="0"/>
+          <w:color w:val="960000"/>
+          <w:sz w:val="20"/>
+        </w:rPr>
+        <w:t xml:space="preserve">, con los pines que libera el mando, línea </w:t>
+      </w:r>
+      <w:r>
+        <w:rPr>
+          <w:b/>
+          <w:color w:val="960000"/>
+          <w:sz w:val="20"/>
+        </w:rPr>
+        <w:t>A7</w:t>
+      </w:r>
+      <w:r>
+        <w:rPr>
+          <w:b w:val="0"/>
+          <w:color w:val="960000"/>
+          <w:sz w:val="20"/>
+        </w:rPr>
+        <w:t xml:space="preserve">— y </w:t>
+      </w:r>
+      <w:r>
+        <w:rPr>
+          <w:b/>
+          <w:color w:val="960000"/>
+          <w:sz w:val="20"/>
+        </w:rPr>
+        <w:t>la otra sigue faltando</w:t>
+      </w:r>
+      <w:r>
+        <w:rPr>
+          <w:b w:val="0"/>
+          <w:color w:val="960000"/>
+          <w:sz w:val="20"/>
+        </w:rPr>
+        <w:t xml:space="preserve">: el firmware que lea ese pin. Con SFTY-29 el dato ya ni siquiera necesita comando nuevo *(viaja gratis en el </w:t>
+      </w:r>
+      <w:r>
+        <w:rPr>
+          <w:rFonts w:ascii="Consolas" w:hAnsi="Consolas"/>
+          <w:color w:val="960000"/>
+          <w:sz w:val="20"/>
+        </w:rPr>
+        <w:t>param</w:t>
+      </w:r>
+      <w:r>
+        <w:rPr>
+          <w:b w:val="0"/>
+          <w:color w:val="960000"/>
+          <w:sz w:val="20"/>
+        </w:rPr>
+        <w:t xml:space="preserve"> de </w:t>
+      </w:r>
+      <w:r>
+        <w:rPr>
+          <w:rFonts w:ascii="Consolas" w:hAnsi="Consolas"/>
+          <w:color w:val="960000"/>
+          <w:sz w:val="20"/>
+        </w:rPr>
+        <w:t>CMD_ACK_RED</w:t>
+      </w:r>
+      <w:r>
+        <w:rPr>
+          <w:b w:val="0"/>
+          <w:color w:val="960000"/>
+          <w:sz w:val="20"/>
+        </w:rPr>
+        <w:t xml:space="preserve">)*, pero </w:t>
+      </w:r>
+      <w:r>
+        <w:rPr>
+          <w:b/>
+          <w:color w:val="960000"/>
+          <w:sz w:val="20"/>
+        </w:rPr>
+        <w:t>nadie lo ha escrito</w:t>
+      </w:r>
+      <w:r>
+        <w:rPr>
+          <w:b w:val="0"/>
+          <w:color w:val="960000"/>
+          <w:sz w:val="20"/>
+        </w:rPr>
+        <w:t xml:space="preserve">. </w:t>
+      </w:r>
+      <w:r>
+        <w:rPr>
+          <w:b/>
+          <w:color w:val="960000"/>
+          <w:sz w:val="20"/>
+        </w:rPr>
+        <w:t>La cantidad de A2 no sube hasta que exista ese código.</w:t>
       </w:r>
     </w:p>
     <w:p>
@@ -986,7 +7262,118 @@
           <w:color w:val="003366"/>
           <w:sz w:val="26"/>
         </w:rPr>
-        <w:t>B · ESPERA AL BANCO — una sola pregunta lo decide</w:t>
+        <w:t>B · ESPERA AL BANCO — y desde el 28/08 solo queda aquí la expansión</w:t>
+      </w:r>
+    </w:p>
+    <w:p>
+      <w:pPr>
+        <w:spacing w:after="160"/>
+        <w:ind w:left="360"/>
+        <w:shd w:val="clear" w:fill="FFF4E5"/>
+      </w:pPr>
+      <w:r>
+        <w:rPr>
+          <w:b w:val="0"/>
+          <w:color w:val="960000"/>
+          <w:sz w:val="20"/>
+        </w:rPr>
+        <w:t xml:space="preserve">🔄 </w:t>
+      </w:r>
+      <w:r>
+        <w:rPr>
+          <w:b/>
+          <w:color w:val="960000"/>
+          <w:sz w:val="20"/>
+        </w:rPr>
+        <w:t>28/08: este bloque se quedó con la mitad.</w:t>
+      </w:r>
+      <w:r>
+        <w:rPr>
+          <w:b w:val="0"/>
+          <w:color w:val="960000"/>
+          <w:sz w:val="20"/>
+        </w:rPr>
+        <w:t xml:space="preserve"> El RTC —</w:t>
+      </w:r>
+      <w:r>
+        <w:rPr>
+          <w:rFonts w:ascii="Consolas" w:hAnsi="Consolas"/>
+          <w:color w:val="960000"/>
+          <w:sz w:val="20"/>
+        </w:rPr>
+        <w:t>B1</w:t>
+      </w:r>
+      <w:r>
+        <w:rPr>
+          <w:b w:val="0"/>
+          <w:color w:val="960000"/>
+          <w:sz w:val="20"/>
+        </w:rPr>
+        <w:t xml:space="preserve"> y su pila </w:t>
+      </w:r>
+      <w:r>
+        <w:rPr>
+          <w:rFonts w:ascii="Consolas" w:hAnsi="Consolas"/>
+          <w:color w:val="960000"/>
+          <w:sz w:val="20"/>
+        </w:rPr>
+        <w:t>B2</w:t>
+      </w:r>
+      <w:r>
+        <w:rPr>
+          <w:b w:val="0"/>
+          <w:color w:val="960000"/>
+          <w:sz w:val="20"/>
+        </w:rPr>
+        <w:t xml:space="preserve">— </w:t>
+      </w:r>
+      <w:r>
+        <w:rPr>
+          <w:b/>
+          <w:color w:val="960000"/>
+          <w:sz w:val="20"/>
+        </w:rPr>
+        <w:t>se ha ido a la línea A6</w:t>
+      </w:r>
+      <w:r>
+        <w:rPr>
+          <w:b w:val="0"/>
+          <w:color w:val="960000"/>
+          <w:sz w:val="20"/>
+        </w:rPr>
+        <w:t xml:space="preserve">, colgado del </w:t>
+      </w:r>
+      <w:r>
+        <w:rPr>
+          <w:rFonts w:ascii="Consolas" w:hAnsi="Consolas"/>
+          <w:color w:val="960000"/>
+          <w:sz w:val="20"/>
+        </w:rPr>
+        <w:t>ESP32</w:t>
+      </w:r>
+      <w:r>
+        <w:rPr>
+          <w:b w:val="0"/>
+          <w:color w:val="960000"/>
+          <w:sz w:val="20"/>
+        </w:rPr>
+        <w:t xml:space="preserve">. Lo que sigue esperando al banco es </w:t>
+      </w:r>
+      <w:r>
+        <w:rPr>
+          <w:b/>
+          <w:color w:val="960000"/>
+          <w:sz w:val="20"/>
+        </w:rPr>
+        <w:t>solo la expansión</w:t>
+      </w:r>
+      <w:r>
+        <w:rPr>
+          <w:b w:val="0"/>
+          <w:color w:val="960000"/>
+          <w:sz w:val="20"/>
+        </w:rPr>
+        <w:t>.</w:t>
       </w:r>
     </w:p>
     <w:p>
@@ -1178,7 +7565,7 @@
                 <w:b w:val="0"/>
                 <w:sz w:val="19"/>
               </w:rPr>
-              <w:t xml:space="preserve">el </w:t>
+              <w:t xml:space="preserve">~~el </w:t>
             </w:r>
             <w:r>
               <w:rPr>
@@ -1186,6 +7573,13 @@
                 <w:sz w:val="19"/>
               </w:rPr>
               <w:t>Maestro</w:t>
+            </w:r>
+            <w:r>
+              <w:rPr>
+                <w:b w:val="0"/>
+                <w:sz w:val="19"/>
+              </w:rPr>
+              <w:t>~~</w:t>
             </w:r>
           </w:p>
         </w:tc>
@@ -1200,7 +7594,77 @@
                 <w:b w:val="0"/>
                 <w:sz w:val="19"/>
               </w:rPr>
-              <w:t>ahí sí: es quien fija la hora, y necesita fuente propia → todo el bloque de abajo</w:t>
+              <w:t xml:space="preserve">~~ahí sí: es quien fija la hora, y necesita fuente propia → todo el bloque de abajo~~ ⛔ </w:t>
+            </w:r>
+            <w:r>
+              <w:rPr>
+                <w:b/>
+                <w:sz w:val="19"/>
+              </w:rPr>
+              <w:t>Esta rama ya no manda en la compra del reloj:</w:t>
+            </w:r>
+            <w:r>
+              <w:rPr>
+                <w:b w:val="0"/>
+                <w:sz w:val="19"/>
+              </w:rPr>
+              <w:t xml:space="preserve"> el </w:t>
+            </w:r>
+            <w:r>
+              <w:rPr>
+                <w:rFonts w:ascii="Consolas" w:hAnsi="Consolas"/>
+                <w:sz w:val="19"/>
+              </w:rPr>
+              <w:t>DS3231</w:t>
+            </w:r>
+            <w:r>
+              <w:rPr>
+                <w:b w:val="0"/>
+                <w:sz w:val="19"/>
+              </w:rPr>
+              <w:t xml:space="preserve"> va colgado del </w:t>
+            </w:r>
+            <w:r>
+              <w:rPr>
+                <w:rFonts w:ascii="Consolas" w:hAnsi="Consolas"/>
+                <w:sz w:val="19"/>
+              </w:rPr>
+              <w:t>ESP32</w:t>
+            </w:r>
+            <w:r>
+              <w:rPr>
+                <w:b w:val="0"/>
+                <w:sz w:val="19"/>
+              </w:rPr>
+              <w:t xml:space="preserve"> con su pila (</w:t>
+            </w:r>
+            <w:r>
+              <w:rPr>
+                <w:b/>
+                <w:sz w:val="19"/>
+              </w:rPr>
+              <w:t>A6</w:t>
+            </w:r>
+            <w:r>
+              <w:rPr>
+                <w:b w:val="0"/>
+                <w:sz w:val="19"/>
+              </w:rPr>
+              <w:t xml:space="preserve">) y </w:t>
+            </w:r>
+            <w:r>
+              <w:rPr>
+                <w:b/>
+                <w:sz w:val="19"/>
+              </w:rPr>
+              <w:t>no</w:t>
+            </w:r>
+            <w:r>
+              <w:rPr>
+                <w:b w:val="0"/>
+                <w:sz w:val="19"/>
+              </w:rPr>
+              <w:t xml:space="preserve"> en la tarjeta. Lo que el cristal decida sigue importando para el firmware del Maestro, no para pedir el módulo</w:t>
             </w:r>
           </w:p>
         </w:tc>
@@ -1301,7 +7765,7 @@
                 <w:b w:val="0"/>
                 <w:sz w:val="19"/>
               </w:rPr>
-              <w:t>B1</w:t>
+              <w:t>~~B1~~</w:t>
             </w:r>
           </w:p>
         </w:tc>
@@ -1313,10 +7777,59 @@
             <w:r/>
             <w:r>
               <w:rPr>
+                <w:b w:val="0"/>
+                <w:sz w:val="19"/>
+              </w:rPr>
+              <w:t>~~</w:t>
+            </w:r>
+            <w:r>
+              <w:rPr>
                 <w:b/>
                 <w:sz w:val="19"/>
               </w:rPr>
               <w:t>Módulo RTC `DS3231` `ZS-042`</w:t>
+            </w:r>
+            <w:r>
+              <w:rPr>
+                <w:b w:val="0"/>
+                <w:sz w:val="19"/>
+              </w:rPr>
+              <w:t xml:space="preserve">~~ ⛔ </w:t>
+            </w:r>
+            <w:r>
+              <w:rPr>
+                <w:b/>
+                <w:sz w:val="19"/>
+              </w:rPr>
+              <w:t>MOVIDO A A6.</w:t>
+            </w:r>
+            <w:r>
+              <w:rPr>
+                <w:b w:val="0"/>
+                <w:sz w:val="19"/>
+              </w:rPr>
+              <w:t xml:space="preserve"> Ya no se monta en la placa STM32: cuelga del </w:t>
+            </w:r>
+            <w:r>
+              <w:rPr>
+                <w:rFonts w:ascii="Consolas" w:hAnsi="Consolas"/>
+                <w:sz w:val="19"/>
+              </w:rPr>
+              <w:t>ESP32</w:t>
+            </w:r>
+            <w:r>
+              <w:rPr>
+                <w:b w:val="0"/>
+                <w:sz w:val="19"/>
+              </w:rPr>
+              <w:t xml:space="preserve"> por I²C. </w:t>
+            </w:r>
+            <w:r>
+              <w:rPr>
+                <w:b/>
+                <w:sz w:val="19"/>
+              </w:rPr>
+              <w:t>Se sigue comprando el mismo módulo, en otro sitio y sin esperar al banco</w:t>
             </w:r>
           </w:p>
         </w:tc>
@@ -1331,7 +7844,14 @@
                 <w:b w:val="0"/>
                 <w:sz w:val="19"/>
               </w:rPr>
-              <w:t>1</w:t>
+              <w:t xml:space="preserve">~~1~~ → </w:t>
+            </w:r>
+            <w:r>
+              <w:rPr>
+                <w:b/>
+                <w:sz w:val="19"/>
+              </w:rPr>
+              <w:t>ver A6</w:t>
             </w:r>
           </w:p>
         </w:tc>
@@ -1346,21 +7866,14 @@
                 <w:b/>
                 <w:sz w:val="19"/>
               </w:rPr>
-              <w:t>Manual 13</w:t>
+              <w:t>Manual 11</w:t>
             </w:r>
             <w:r>
               <w:rPr>
                 <w:b w:val="0"/>
                 <w:sz w:val="19"/>
               </w:rPr>
-              <w:t xml:space="preserve"> §4.2 y </w:t>
-            </w:r>
-            <w:r>
-              <w:rPr>
-                <w:b/>
-                <w:sz w:val="19"/>
-              </w:rPr>
-              <w:t>Manual 11</w:t>
+              <w:t xml:space="preserve"> *(la pieza)*</w:t>
             </w:r>
           </w:p>
         </w:tc>
@@ -1377,7 +7890,7 @@
                 <w:b w:val="0"/>
                 <w:sz w:val="19"/>
               </w:rPr>
-              <w:t>B2</w:t>
+              <w:t>~~B2~~</w:t>
             </w:r>
           </w:p>
         </w:tc>
@@ -1389,6 +7902,13 @@
             <w:r/>
             <w:r>
               <w:rPr>
+                <w:b w:val="0"/>
+                <w:sz w:val="19"/>
+              </w:rPr>
+              <w:t>~~</w:t>
+            </w:r>
+            <w:r>
+              <w:rPr>
                 <w:b/>
                 <w:sz w:val="19"/>
               </w:rPr>
@@ -1413,7 +7933,28 @@
                 <w:b w:val="0"/>
                 <w:sz w:val="19"/>
               </w:rPr>
-              <w:t>)</w:t>
+              <w:t xml:space="preserve">)~~ ⛔ </w:t>
+            </w:r>
+            <w:r>
+              <w:rPr>
+                <w:b/>
+                <w:sz w:val="19"/>
+              </w:rPr>
+              <w:t>MOVIDA A A6</w:t>
+            </w:r>
+            <w:r>
+              <w:rPr>
+                <w:b w:val="0"/>
+                <w:sz w:val="19"/>
+              </w:rPr>
+              <w:t xml:space="preserve">, que es donde vive ahora el reloj. ⚠️ </w:t>
+            </w:r>
+            <w:r>
+              <w:rPr>
+                <w:b/>
+                <w:sz w:val="19"/>
+              </w:rPr>
+              <w:t>El aviso de la `CR2032` no se pierde: está en A6 como aviso de recepción</w:t>
             </w:r>
           </w:p>
         </w:tc>
@@ -1428,7 +7969,14 @@
                 <w:b w:val="0"/>
                 <w:sz w:val="19"/>
               </w:rPr>
-              <w:t>1</w:t>
+              <w:t xml:space="preserve">~~1~~ → </w:t>
+            </w:r>
+            <w:r>
+              <w:rPr>
+                <w:b/>
+                <w:sz w:val="19"/>
+              </w:rPr>
+              <w:t>ver A6</w:t>
             </w:r>
           </w:p>
         </w:tc>
@@ -1443,14 +7991,7 @@
                 <w:b/>
                 <w:sz w:val="19"/>
               </w:rPr>
-              <w:t>Manual 13</w:t>
-            </w:r>
-            <w:r>
-              <w:rPr>
-                <w:b w:val="0"/>
-                <w:sz w:val="19"/>
-              </w:rPr>
-              <w:t xml:space="preserve"> §4.2 — ⚠️ ver aviso abajo</w:t>
+              <w:t>Manual 11</w:t>
             </w:r>
           </w:p>
         </w:tc>
@@ -1526,7 +8067,7 @@
                 <w:b w:val="0"/>
                 <w:sz w:val="19"/>
               </w:rPr>
-              <w:t xml:space="preserve"> §4.1 — ⚠️ </w:t>
+              <w:t xml:space="preserve"> §5 — ⚠️ </w:t>
             </w:r>
             <w:r>
               <w:rPr>
@@ -1630,7 +8171,7 @@
                 <w:b w:val="0"/>
                 <w:sz w:val="19"/>
               </w:rPr>
-              <w:t xml:space="preserve"> §4 y §6</w:t>
+              <w:t xml:space="preserve"> §5 *(qué se pide)* y §6 *(cómo se monta)*</w:t>
             </w:r>
           </w:p>
         </w:tc>
@@ -1653,6 +8194,244 @@
           <w:color w:val="960000"/>
           <w:sz w:val="20"/>
         </w:rPr>
+        <w:t xml:space="preserve">🛑 </w:t>
+      </w:r>
+      <w:r>
+        <w:rPr>
+          <w:b/>
+          <w:color w:val="960000"/>
+          <w:sz w:val="20"/>
+        </w:rPr>
+        <w:t>Y `B3` tiene ahora menos motivos que ayer, no más.</w:t>
+      </w:r>
+      <w:r>
+        <w:rPr>
+          <w:b w:val="0"/>
+          <w:color w:val="960000"/>
+          <w:sz w:val="20"/>
+        </w:rPr>
+        <w:t xml:space="preserve"> El expansor entraba para dar entradas y salidas que faltaban; entre lo que la tarjeta ya trae en el cobre (N-63) y </w:t>
+      </w:r>
+      <w:r>
+        <w:rPr>
+          <w:b/>
+          <w:color w:val="960000"/>
+          <w:sz w:val="20"/>
+        </w:rPr>
+        <w:t>los dos pines que libera el mando retirado</w:t>
+      </w:r>
+      <w:r>
+        <w:rPr>
+          <w:b w:val="0"/>
+          <w:color w:val="960000"/>
+          <w:sz w:val="20"/>
+        </w:rPr>
+        <w:t xml:space="preserve"> (</w:t>
+      </w:r>
+      <w:r>
+        <w:rPr>
+          <w:rFonts w:ascii="Consolas" w:hAnsi="Consolas"/>
+          <w:color w:val="960000"/>
+          <w:sz w:val="20"/>
+        </w:rPr>
+        <w:t>PB14</w:t>
+      </w:r>
+      <w:r>
+        <w:rPr>
+          <w:b w:val="0"/>
+          <w:color w:val="960000"/>
+          <w:sz w:val="20"/>
+        </w:rPr>
+        <w:t>/</w:t>
+      </w:r>
+      <w:r>
+        <w:rPr>
+          <w:rFonts w:ascii="Consolas" w:hAnsi="Consolas"/>
+          <w:color w:val="960000"/>
+          <w:sz w:val="20"/>
+        </w:rPr>
+        <w:t>PB15</w:t>
+      </w:r>
+      <w:r>
+        <w:rPr>
+          <w:b w:val="0"/>
+          <w:color w:val="960000"/>
+          <w:sz w:val="20"/>
+        </w:rPr>
+        <w:t xml:space="preserve">, línea A7), </w:t>
+      </w:r>
+      <w:r>
+        <w:rPr>
+          <w:b/>
+          <w:color w:val="960000"/>
+          <w:sz w:val="20"/>
+        </w:rPr>
+        <w:t>hoy no hay ninguna función pendiente que lo necesite</w:t>
+      </w:r>
+      <w:r>
+        <w:rPr>
+          <w:b w:val="0"/>
+          <w:color w:val="960000"/>
+          <w:sz w:val="20"/>
+        </w:rPr>
+        <w:t xml:space="preserve">. No se tacha porque el bus podría hacer falta si aparece una, pero </w:t>
+      </w:r>
+      <w:r>
+        <w:rPr>
+          <w:b/>
+          <w:color w:val="960000"/>
+          <w:sz w:val="20"/>
+        </w:rPr>
+        <w:t>quien lo pida tiene que decir para qué</w:t>
+      </w:r>
+      <w:r>
+        <w:rPr>
+          <w:b w:val="0"/>
+          <w:color w:val="960000"/>
+          <w:sz w:val="20"/>
+        </w:rPr>
+        <w:t>: es la regla del principio de esta lista.</w:t>
+      </w:r>
+    </w:p>
+    <w:p>
+      <w:pPr>
+        <w:spacing w:after="160"/>
+        <w:ind w:left="360"/>
+        <w:shd w:val="clear" w:fill="FFF4E5"/>
+      </w:pPr>
+      <w:r>
+        <w:rPr>
+          <w:b w:val="0"/>
+          <w:color w:val="960000"/>
+          <w:sz w:val="20"/>
+        </w:rPr>
+        <w:t xml:space="preserve">✏️ </w:t>
+      </w:r>
+      <w:r>
+        <w:rPr>
+          <w:b/>
+          <w:color w:val="960000"/>
+          <w:sz w:val="20"/>
+        </w:rPr>
+        <w:t>Referencias cruzadas corregidas el 28/08 (2.ª rev.).</w:t>
+      </w:r>
+      <w:r>
+        <w:rPr>
+          <w:b w:val="0"/>
+          <w:color w:val="960000"/>
+          <w:sz w:val="20"/>
+        </w:rPr>
+        <w:t xml:space="preserve"> Estas cuatro filas citaban «§4.1» y «§4.2» del Manual 13, y la fila </w:t>
+      </w:r>
+      <w:r>
+        <w:rPr>
+          <w:b/>
+          <w:color w:val="960000"/>
+          <w:sz w:val="20"/>
+        </w:rPr>
+        <w:t>A4</w:t>
+      </w:r>
+      <w:r>
+        <w:rPr>
+          <w:b w:val="0"/>
+          <w:color w:val="960000"/>
+          <w:sz w:val="20"/>
+        </w:rPr>
+        <w:t xml:space="preserve"> citaba «§2». Eran los números </w:t>
+      </w:r>
+      <w:r>
+        <w:rPr>
+          <w:b/>
+          <w:color w:val="960000"/>
+          <w:sz w:val="20"/>
+        </w:rPr>
+        <w:t>anteriores a la reestructuración de ese manual</w:t>
+      </w:r>
+      <w:r>
+        <w:rPr>
+          <w:b w:val="0"/>
+          <w:color w:val="960000"/>
+          <w:sz w:val="20"/>
+        </w:rPr>
+        <w:t xml:space="preserve">: hoy §4.1 es el censo de pines, §4.2 son las rutas del bus y §2 es la naturaleza del bus — ninguna de las tres es donde vive lo que se estaba citando. </w:t>
+      </w:r>
+      <w:r>
+        <w:rPr>
+          <w:b/>
+          <w:color w:val="960000"/>
+          <w:sz w:val="20"/>
+        </w:rPr>
+        <w:t>Las piezas se piden en §5; el montaje está en §6; la talanquera, en §3.</w:t>
+      </w:r>
+      <w:r>
+        <w:rPr>
+          <w:b w:val="0"/>
+          <w:color w:val="960000"/>
+          <w:sz w:val="20"/>
+        </w:rPr>
+        <w:t xml:space="preserve"> ⚠️ </w:t>
+      </w:r>
+      <w:r>
+        <w:rPr>
+          <w:b/>
+          <w:color w:val="960000"/>
+          <w:sz w:val="20"/>
+        </w:rPr>
+        <w:t>Y un hueco que se deja anotado en vez de inventarle una sección:</w:t>
+      </w:r>
+      <w:r>
+        <w:rPr>
+          <w:b w:val="0"/>
+          <w:color w:val="960000"/>
+          <w:sz w:val="20"/>
+        </w:rPr>
+        <w:t xml:space="preserve"> el detalle del </w:t>
+      </w:r>
+      <w:r>
+        <w:rPr>
+          <w:b/>
+          <w:color w:val="960000"/>
+          <w:sz w:val="20"/>
+        </w:rPr>
+        <w:t>jumper `JD-VCC`</w:t>
+      </w:r>
+      <w:r>
+        <w:rPr>
+          <w:b w:val="0"/>
+          <w:color w:val="960000"/>
+          <w:sz w:val="20"/>
+        </w:rPr>
+        <w:t xml:space="preserve"> (retirarlo, lógica a 3,3 V, bobina a 12 V) </w:t>
+      </w:r>
+      <w:r>
+        <w:rPr>
+          <w:b/>
+          <w:color w:val="960000"/>
+          <w:sz w:val="20"/>
+        </w:rPr>
+        <w:t>no está en ninguna sección del Manual 13</w:t>
+      </w:r>
+      <w:r>
+        <w:rPr>
+          <w:b w:val="0"/>
+          <w:color w:val="960000"/>
+          <w:sz w:val="20"/>
+        </w:rPr>
+        <w:t xml:space="preserve"> — se comprobó buscándolo. La única descripción que existe es el tercer aviso de aquí abajo. Se apunta para que alguien la lleve al Manual 13, no para taparlo con una referencia falsa.</w:t>
+      </w:r>
+    </w:p>
+    <w:p>
+      <w:pPr>
+        <w:spacing w:after="160"/>
+        <w:ind w:left="360"/>
+        <w:shd w:val="clear" w:fill="FFF4E5"/>
+      </w:pPr>
+      <w:r>
+        <w:rPr>
+          <w:b w:val="0"/>
+          <w:color w:val="960000"/>
+          <w:sz w:val="20"/>
+        </w:rPr>
         <w:t xml:space="preserve">🔴 </w:t>
       </w:r>
       <w:r>
@@ -1661,6 +8440,189 @@
           <w:color w:val="960000"/>
           <w:sz w:val="20"/>
         </w:rPr>
+        <w:t>PRIMERO, LO QUE NO ES UNA AVERÍA — y sigue valiendo con el reloj mudado a A6:</w:t>
+      </w:r>
+      <w:r>
+        <w:rPr>
+          <w:b w:val="0"/>
+          <w:color w:val="960000"/>
+          <w:sz w:val="20"/>
+        </w:rPr>
+        <w:t xml:space="preserve"> el </w:t>
+      </w:r>
+      <w:r>
+        <w:rPr>
+          <w:b/>
+          <w:color w:val="960000"/>
+          <w:sz w:val="20"/>
+        </w:rPr>
+        <w:t>`DS3231` no tiene driver en ninguna punta</w:t>
+      </w:r>
+      <w:r>
+        <w:rPr>
+          <w:b w:val="0"/>
+          <w:color w:val="960000"/>
+          <w:sz w:val="20"/>
+        </w:rPr>
+        <w:t xml:space="preserve">. Medido el 28/08: </w:t>
+      </w:r>
+      <w:r>
+        <w:rPr>
+          <w:rFonts w:ascii="Consolas" w:hAnsi="Consolas"/>
+          <w:color w:val="960000"/>
+          <w:sz w:val="20"/>
+        </w:rPr>
+        <w:t>grep -rniE "DS3231|Wire\.|0x68"</w:t>
+      </w:r>
+      <w:r>
+        <w:rPr>
+          <w:b w:val="0"/>
+          <w:color w:val="960000"/>
+          <w:sz w:val="20"/>
+        </w:rPr>
+        <w:t xml:space="preserve"> sobre </w:t>
+      </w:r>
+      <w:r>
+        <w:rPr>
+          <w:rFonts w:ascii="Consolas" w:hAnsi="Consolas"/>
+          <w:color w:val="960000"/>
+          <w:sz w:val="20"/>
+        </w:rPr>
+        <w:t>01_Firmware/Maestro/{src,include}</w:t>
+      </w:r>
+      <w:r>
+        <w:rPr>
+          <w:b w:val="0"/>
+          <w:color w:val="960000"/>
+          <w:sz w:val="20"/>
+        </w:rPr>
+        <w:t xml:space="preserve"> y </w:t>
+      </w:r>
+      <w:r>
+        <w:rPr>
+          <w:rFonts w:ascii="Consolas" w:hAnsi="Consolas"/>
+          <w:color w:val="960000"/>
+          <w:sz w:val="20"/>
+        </w:rPr>
+        <w:t>01_Firmware/Esclavo/{src,include}</w:t>
+      </w:r>
+      <w:r>
+        <w:rPr>
+          <w:b w:val="0"/>
+          <w:color w:val="960000"/>
+          <w:sz w:val="20"/>
+        </w:rPr>
+        <w:t xml:space="preserve"> da </w:t>
+      </w:r>
+      <w:r>
+        <w:rPr>
+          <w:b/>
+          <w:color w:val="960000"/>
+          <w:sz w:val="20"/>
+        </w:rPr>
+        <w:t>cero coincidencias de código</w:t>
+      </w:r>
+      <w:r>
+        <w:rPr>
+          <w:b w:val="0"/>
+          <w:color w:val="960000"/>
+          <w:sz w:val="20"/>
+        </w:rPr>
+        <w:t xml:space="preserve">. </w:t>
+      </w:r>
+      <w:r>
+        <w:rPr>
+          <w:b/>
+          <w:color w:val="960000"/>
+          <w:sz w:val="20"/>
+        </w:rPr>
+        <w:t>Al enchufarlo no dará la hora: no hay código que le hable. Eso no es una avería, ni del módulo ni del montaje</w:t>
+      </w:r>
+      <w:r>
+        <w:rPr>
+          <w:b w:val="0"/>
+          <w:color w:val="960000"/>
+          <w:sz w:val="20"/>
+        </w:rPr>
+        <w:t xml:space="preserve"> — no se devuelve al mostrador ni se busca el fallo en la soldadura. ⚠️ </w:t>
+      </w:r>
+      <w:r>
+        <w:rPr>
+          <w:b/>
+          <w:color w:val="960000"/>
+          <w:sz w:val="20"/>
+        </w:rPr>
+        <w:t>Y colgarlo del `ESP32` no lo arregla, lo mueve:</w:t>
+      </w:r>
+      <w:r>
+        <w:rPr>
+          <w:b w:val="0"/>
+          <w:color w:val="960000"/>
+          <w:sz w:val="20"/>
+        </w:rPr>
+        <w:t xml:space="preserve"> ahora el código que falta es </w:t>
+      </w:r>
+      <w:r>
+        <w:rPr>
+          <w:b/>
+          <w:color w:val="960000"/>
+          <w:sz w:val="20"/>
+        </w:rPr>
+        <w:t>el del `ESP32`, que tampoco existe todavía</w:t>
+      </w:r>
+      <w:r>
+        <w:rPr>
+          <w:b w:val="0"/>
+          <w:color w:val="960000"/>
+          <w:sz w:val="20"/>
+        </w:rPr>
+        <w:t>. Se compra para tenerlo cuando llegue ese firmware (</w:t>
+      </w:r>
+      <w:r>
+        <w:rPr>
+          <w:rFonts w:ascii="Consolas" w:hAnsi="Consolas"/>
+          <w:color w:val="960000"/>
+          <w:sz w:val="20"/>
+        </w:rPr>
+        <w:t>roadmap.md</w:t>
+      </w:r>
+      <w:r>
+        <w:rPr>
+          <w:b w:val="0"/>
+          <w:color w:val="960000"/>
+          <w:sz w:val="20"/>
+        </w:rPr>
+        <w:t xml:space="preserve"> N-54 / N-55). </w:t>
+      </w:r>
+      <w:r>
+        <w:rPr>
+          <w:b/>
+          <w:color w:val="960000"/>
+          <w:sz w:val="20"/>
+        </w:rPr>
+        <w:t>Lo mismo vale para el `PCF8574` de B3.</w:t>
+      </w:r>
+    </w:p>
+    <w:p>
+      <w:pPr>
+        <w:spacing w:after="160"/>
+        <w:ind w:left="360"/>
+        <w:shd w:val="clear" w:fill="FFF4E5"/>
+      </w:pPr>
+      <w:r>
+        <w:rPr>
+          <w:b w:val="0"/>
+          <w:color w:val="960000"/>
+          <w:sz w:val="20"/>
+        </w:rPr>
+        <w:t xml:space="preserve">🔴 </w:t>
+      </w:r>
+      <w:r>
+        <w:rPr>
+          <w:b/>
+          <w:color w:val="960000"/>
+          <w:sz w:val="20"/>
+        </w:rPr>
         <w:t>Tres avisos que cambian lo que se compra, no solo cómo se monta:</w:t>
       </w:r>
       <w:r>
@@ -1717,7 +8679,7 @@
           <w:color w:val="960000"/>
           <w:sz w:val="20"/>
         </w:rPr>
-        <w:t xml:space="preserve">. Si llega el «A», el firmware no lo encuentra y parece que la placa está mal soldada. - </w:t>
+        <w:t>. Si llega el «A», el firmware no lo encuentra y parece que la placa está mal soldada. - ~~</w:t>
       </w:r>
       <w:r>
         <w:rPr>
@@ -1733,7 +8695,39 @@
           <w:color w:val="960000"/>
           <w:sz w:val="20"/>
         </w:rPr>
-        <w:t xml:space="preserve"> Si en la tienda solo hay </w:t>
+        <w:t xml:space="preserve">~~ ➡️ </w:t>
+      </w:r>
+      <w:r>
+        <w:rPr>
+          <w:b/>
+          <w:color w:val="960000"/>
+          <w:sz w:val="20"/>
+        </w:rPr>
+        <w:t>MOVIDO A A6</w:t>
+      </w:r>
+      <w:r>
+        <w:rPr>
+          <w:b w:val="0"/>
+          <w:color w:val="960000"/>
+          <w:sz w:val="20"/>
+        </w:rPr>
+        <w:t xml:space="preserve"> con el reloj, y ampliado allí como </w:t>
+      </w:r>
+      <w:r>
+        <w:rPr>
+          <w:b/>
+          <w:color w:val="960000"/>
+          <w:sz w:val="20"/>
+        </w:rPr>
+        <w:t>aviso de recepción</w:t>
+      </w:r>
+      <w:r>
+        <w:rPr>
+          <w:b w:val="0"/>
+          <w:color w:val="960000"/>
+          <w:sz w:val="20"/>
+        </w:rPr>
+        <w:t xml:space="preserve">: el </w:t>
       </w:r>
       <w:r>
         <w:rPr>
@@ -1741,6 +8735,22 @@
           <w:color w:val="960000"/>
           <w:sz w:val="20"/>
         </w:rPr>
+        <w:t>ZS-042</w:t>
+      </w:r>
+      <w:r>
+        <w:rPr>
+          <w:b w:val="0"/>
+          <w:color w:val="960000"/>
+          <w:sz w:val="20"/>
+        </w:rPr>
+        <w:t xml:space="preserve"> suele venir con una </w:t>
+      </w:r>
+      <w:r>
+        <w:rPr>
+          <w:rFonts w:ascii="Consolas" w:hAnsi="Consolas"/>
+          <w:color w:val="960000"/>
+          <w:sz w:val="20"/>
+        </w:rPr>
         <w:t>CR2032</w:t>
       </w:r>
       <w:r>
@@ -1749,7 +8759,7 @@
           <w:color w:val="960000"/>
           <w:sz w:val="20"/>
         </w:rPr>
-        <w:t xml:space="preserve">, sirve — pero entonces </w:t>
+        <w:t xml:space="preserve"> </w:t>
       </w:r>
       <w:r>
         <w:rPr>
@@ -1757,15 +8767,31 @@
           <w:color w:val="960000"/>
           <w:sz w:val="20"/>
         </w:rPr>
-        <w:t>hay que desoldar `D1` o `R1`</w:t>
-      </w:r>
-      <w:r>
-        <w:rPr>
-          <w:b w:val="0"/>
-          <w:color w:val="960000"/>
-          <w:sz w:val="20"/>
-        </w:rPr>
-        <w:t xml:space="preserve">, porque una </w:t>
+        <w:t>no recargable</w:t>
+      </w:r>
+      <w:r>
+        <w:rPr>
+          <w:b w:val="0"/>
+          <w:color w:val="960000"/>
+          <w:sz w:val="20"/>
+        </w:rPr>
+        <w:t xml:space="preserve"> ya puesta sobre el circuito de carga, y eso se resuelve </w:t>
+      </w:r>
+      <w:r>
+        <w:rPr>
+          <w:b/>
+          <w:color w:val="960000"/>
+          <w:sz w:val="20"/>
+        </w:rPr>
+        <w:t>antes de energizarlo</w:t>
+      </w:r>
+      <w:r>
+        <w:rPr>
+          <w:b w:val="0"/>
+          <w:color w:val="960000"/>
+          <w:sz w:val="20"/>
+        </w:rPr>
+        <w:t xml:space="preserve">, desoldando </w:t>
       </w:r>
       <w:r>
         <w:rPr>
@@ -1773,15 +8799,31 @@
           <w:color w:val="960000"/>
           <w:sz w:val="20"/>
         </w:rPr>
-        <w:t>CR2032</w:t>
-      </w:r>
-      <w:r>
-        <w:rPr>
-          <w:b w:val="0"/>
-          <w:color w:val="960000"/>
-          <w:sz w:val="20"/>
-        </w:rPr>
-        <w:t xml:space="preserve"> no es recargable y cargarla es como se hincha o ventea. </w:t>
+        <w:t>D1</w:t>
+      </w:r>
+      <w:r>
+        <w:rPr>
+          <w:b w:val="0"/>
+          <w:color w:val="960000"/>
+          <w:sz w:val="20"/>
+        </w:rPr>
+        <w:t xml:space="preserve"> o </w:t>
+      </w:r>
+      <w:r>
+        <w:rPr>
+          <w:rFonts w:ascii="Consolas" w:hAnsi="Consolas"/>
+          <w:color w:val="960000"/>
+          <w:sz w:val="20"/>
+        </w:rPr>
+        <w:t>R1</w:t>
+      </w:r>
+      <w:r>
+        <w:rPr>
+          <w:b w:val="0"/>
+          <w:color w:val="960000"/>
+          <w:sz w:val="20"/>
+        </w:rPr>
+        <w:t xml:space="preserve">. </w:t>
       </w:r>
       <w:r>
         <w:rPr>
@@ -1789,7 +8831,7 @@
           <w:color w:val="960000"/>
           <w:sz w:val="20"/>
         </w:rPr>
-        <w:t>Pila y modificación van juntas.</w:t>
+        <w:t>Pila y modificación siguen yendo juntas.</w:t>
       </w:r>
       <w:r>
         <w:rPr>
@@ -2102,7 +9144,35 @@
                 <w:b w:val="0"/>
                 <w:sz w:val="19"/>
               </w:rPr>
-              <w:t xml:space="preserve"> (enlace directo, sin repetidor)</w:t>
+              <w:t xml:space="preserve"> (enlace directo, sin repetidor). ⚠️ </w:t>
+            </w:r>
+            <w:r>
+              <w:rPr>
+                <w:b/>
+                <w:sz w:val="19"/>
+              </w:rPr>
+              <w:t>No confundir con los ESP32 llegados el 28/08</w:t>
+            </w:r>
+            <w:r>
+              <w:rPr>
+                <w:b w:val="0"/>
+                <w:sz w:val="19"/>
+              </w:rPr>
+              <w:t xml:space="preserve">: aquel es el puente de radio del Manual 5, y </w:t>
+            </w:r>
+            <w:r>
+              <w:rPr>
+                <w:b/>
+                <w:sz w:val="19"/>
+              </w:rPr>
+              <w:t>no</w:t>
+            </w:r>
+            <w:r>
+              <w:rPr>
+                <w:b w:val="0"/>
+                <w:sz w:val="19"/>
+              </w:rPr>
+              <w:t xml:space="preserve"> cubre la línea A1′</w:t>
             </w:r>
           </w:p>
         </w:tc>
@@ -2199,7 +9269,7 @@
                 <w:b w:val="0"/>
                 <w:sz w:val="19"/>
               </w:rPr>
-              <w:t xml:space="preserve"> *(es OTRA pila distinta de la B2)*</w:t>
+              <w:t xml:space="preserve"> *(es OTRA pila distinta de la de A6)*</w:t>
             </w:r>
           </w:p>
         </w:tc>
@@ -2225,6 +9295,967 @@
           <w:color w:val="003366"/>
           <w:sz w:val="26"/>
         </w:rPr>
+        <w:t>D · RETIRADO POR LA DECISIÓN DEL 28/08 — no se compra, y si estaba pedido se cancela</w:t>
+      </w:r>
+    </w:p>
+    <w:p>
+      <w:pPr>
+        <w:spacing w:after="160"/>
+        <w:ind w:left="360"/>
+        <w:shd w:val="clear" w:fill="FFF4E5"/>
+      </w:pPr>
+      <w:r>
+        <w:rPr>
+          <w:b/>
+          <w:color w:val="960000"/>
+          <w:sz w:val="20"/>
+        </w:rPr>
+        <w:t>Este bloque existe para que un «no se compra» tenga dónde vivir.</w:t>
+      </w:r>
+      <w:r>
+        <w:rPr>
+          <w:b w:val="0"/>
+          <w:color w:val="960000"/>
+          <w:sz w:val="20"/>
+        </w:rPr>
+        <w:t xml:space="preserve"> Sin él, lo retirado desaparece de la lista y a la semana siguiente vuelve como si fuera nuevo.</w:t>
+      </w:r>
+    </w:p>
+    <w:tbl>
+      <w:tblPr>
+        <w:tblStyle w:val="TableGrid"/>
+        <w:tblW w:type="auto" w:w="0"/>
+        <w:tblLook w:firstColumn="1" w:firstRow="1" w:lastColumn="0" w:lastRow="0" w:noHBand="0" w:noVBand="1" w:val="04A0"/>
+      </w:tblPr>
+      <w:tblGrid>
+        <w:gridCol w:w="3120"/>
+        <w:gridCol w:w="3120"/>
+        <w:gridCol w:w="3120"/>
+      </w:tblGrid>
+      <w:tr>
+        <w:tc>
+          <w:tcPr>
+            <w:tcW w:type="dxa" w:w="3120"/>
+            <w:shd w:val="clear" w:fill="DCE6F1"/>
+          </w:tcPr>
+          <w:p>
+            <w:r/>
+            <w:r>
+              <w:rPr>
+                <w:b/>
+                <w:sz w:val="19"/>
+              </w:rPr>
+              <w:t>Qué</w:t>
+            </w:r>
+          </w:p>
+        </w:tc>
+        <w:tc>
+          <w:tcPr>
+            <w:tcW w:type="dxa" w:w="3120"/>
+            <w:shd w:val="clear" w:fill="DCE6F1"/>
+          </w:tcPr>
+          <w:p>
+            <w:r/>
+            <w:r>
+              <w:rPr>
+                <w:b/>
+                <w:sz w:val="19"/>
+              </w:rPr>
+              <w:t>Estado de la compra</w:t>
+            </w:r>
+          </w:p>
+        </w:tc>
+        <w:tc>
+          <w:tcPr>
+            <w:tcW w:type="dxa" w:w="3120"/>
+            <w:shd w:val="clear" w:fill="DCE6F1"/>
+          </w:tcPr>
+          <w:p>
+            <w:r/>
+            <w:r>
+              <w:rPr>
+                <w:b/>
+                <w:sz w:val="19"/>
+              </w:rPr>
+              <w:t>Qué pasa con lo que ya hay</w:t>
+            </w:r>
+          </w:p>
+        </w:tc>
+      </w:tr>
+      <w:tr>
+        <w:tc>
+          <w:tcPr>
+            <w:tcW w:type="dxa" w:w="3120"/>
+          </w:tcPr>
+          <w:p>
+            <w:r/>
+            <w:r>
+              <w:rPr>
+                <w:b/>
+                <w:sz w:val="19"/>
+              </w:rPr>
+              <w:t>Pantalla LCD</w:t>
+            </w:r>
+            <w:r>
+              <w:rPr>
+                <w:b w:val="0"/>
+                <w:sz w:val="19"/>
+              </w:rPr>
+              <w:t xml:space="preserve"> </w:t>
+            </w:r>
+            <w:r>
+              <w:rPr>
+                <w:rFonts w:ascii="Consolas" w:hAnsi="Consolas"/>
+                <w:sz w:val="19"/>
+              </w:rPr>
+              <w:t>ST7920</w:t>
+            </w:r>
+            <w:r>
+              <w:rPr>
+                <w:b w:val="0"/>
+                <w:sz w:val="19"/>
+              </w:rPr>
+              <w:t xml:space="preserve"> (conector </w:t>
+            </w:r>
+            <w:r>
+              <w:rPr>
+                <w:rFonts w:ascii="Consolas" w:hAnsi="Consolas"/>
+                <w:sz w:val="19"/>
+              </w:rPr>
+              <w:t>J17</w:t>
+            </w:r>
+            <w:r>
+              <w:rPr>
+                <w:b w:val="0"/>
+                <w:sz w:val="19"/>
+              </w:rPr>
+              <w:t>)</w:t>
+            </w:r>
+          </w:p>
+        </w:tc>
+        <w:tc>
+          <w:tcPr>
+            <w:tcW w:type="dxa" w:w="3120"/>
+          </w:tcPr>
+          <w:p>
+            <w:r/>
+            <w:r>
+              <w:rPr>
+                <w:b w:val="0"/>
+                <w:sz w:val="19"/>
+              </w:rPr>
+              <w:t xml:space="preserve">⛔ </w:t>
+            </w:r>
+            <w:r>
+              <w:rPr>
+                <w:b/>
+                <w:sz w:val="19"/>
+              </w:rPr>
+              <w:t>RETIRADA.</w:t>
+            </w:r>
+            <w:r>
+              <w:rPr>
+                <w:b w:val="0"/>
+                <w:sz w:val="19"/>
+              </w:rPr>
+              <w:t xml:space="preserve"> No se compran repuestos ni unidades nuevas</w:t>
+            </w:r>
+          </w:p>
+        </w:tc>
+        <w:tc>
+          <w:tcPr>
+            <w:tcW w:type="dxa" w:w="3120"/>
+          </w:tcPr>
+          <w:p>
+            <w:r/>
+            <w:r>
+              <w:rPr>
+                <w:b w:val="0"/>
+                <w:sz w:val="19"/>
+              </w:rPr>
+              <w:t xml:space="preserve">Las que estén montadas se quedan donde están. </w:t>
+            </w:r>
+            <w:r>
+              <w:rPr>
+                <w:b/>
+                <w:sz w:val="19"/>
+              </w:rPr>
+              <w:t>No se compra una de recambio si una muere.</w:t>
+            </w:r>
+            <w:r>
+              <w:rPr>
+                <w:b w:val="0"/>
+                <w:sz w:val="19"/>
+              </w:rPr>
+              <w:t xml:space="preserve"> Su conector </w:t>
+            </w:r>
+            <w:r>
+              <w:rPr>
+                <w:b/>
+                <w:sz w:val="19"/>
+              </w:rPr>
+              <w:t>`J17` es el que ocupa ahora el módulo de A1′</w:t>
+            </w:r>
+            <w:r>
+              <w:rPr>
+                <w:b w:val="0"/>
+                <w:sz w:val="19"/>
+              </w:rPr>
+              <w:t xml:space="preserve"> (</w:t>
+            </w:r>
+            <w:r>
+              <w:rPr>
+                <w:rFonts w:ascii="Consolas" w:hAnsi="Consolas"/>
+                <w:sz w:val="19"/>
+              </w:rPr>
+              <w:t>USART1</w:t>
+            </w:r>
+            <w:r>
+              <w:rPr>
+                <w:b w:val="0"/>
+                <w:sz w:val="19"/>
+              </w:rPr>
+              <w:t xml:space="preserve"> remapeado a </w:t>
+            </w:r>
+            <w:r>
+              <w:rPr>
+                <w:rFonts w:ascii="Consolas" w:hAnsi="Consolas"/>
+                <w:sz w:val="19"/>
+              </w:rPr>
+              <w:t>PB7</w:t>
+            </w:r>
+            <w:r>
+              <w:rPr>
+                <w:b w:val="0"/>
+                <w:sz w:val="19"/>
+              </w:rPr>
+              <w:t>/</w:t>
+            </w:r>
+            <w:r>
+              <w:rPr>
+                <w:rFonts w:ascii="Consolas" w:hAnsi="Consolas"/>
+                <w:sz w:val="19"/>
+              </w:rPr>
+              <w:t>PB6</w:t>
+            </w:r>
+            <w:r>
+              <w:rPr>
+                <w:b w:val="0"/>
+                <w:sz w:val="19"/>
+              </w:rPr>
+              <w:t>, Manual 10 §2)</w:t>
+            </w:r>
+          </w:p>
+        </w:tc>
+      </w:tr>
+      <w:tr>
+        <w:tc>
+          <w:tcPr>
+            <w:tcW w:type="dxa" w:w="3120"/>
+          </w:tcPr>
+          <w:p>
+            <w:r/>
+            <w:r>
+              <w:rPr>
+                <w:b/>
+                <w:sz w:val="19"/>
+              </w:rPr>
+              <w:t>Los cuatro pulsadores</w:t>
+            </w:r>
+            <w:r>
+              <w:rPr>
+                <w:b w:val="0"/>
+                <w:sz w:val="19"/>
+              </w:rPr>
+              <w:t xml:space="preserve"> (</w:t>
+            </w:r>
+            <w:r>
+              <w:rPr>
+                <w:rFonts w:ascii="Consolas" w:hAnsi="Consolas"/>
+                <w:sz w:val="19"/>
+              </w:rPr>
+              <w:t>J16</w:t>
+            </w:r>
+            <w:r>
+              <w:rPr>
+                <w:b w:val="0"/>
+                <w:sz w:val="19"/>
+              </w:rPr>
+              <w:t xml:space="preserve">: </w:t>
+            </w:r>
+            <w:r>
+              <w:rPr>
+                <w:rFonts w:ascii="Consolas" w:hAnsi="Consolas"/>
+                <w:sz w:val="19"/>
+              </w:rPr>
+              <w:t>PB9</w:t>
+            </w:r>
+            <w:r>
+              <w:rPr>
+                <w:b w:val="0"/>
+                <w:sz w:val="19"/>
+              </w:rPr>
+              <w:t xml:space="preserve">, </w:t>
+            </w:r>
+            <w:r>
+              <w:rPr>
+                <w:rFonts w:ascii="Consolas" w:hAnsi="Consolas"/>
+                <w:sz w:val="19"/>
+              </w:rPr>
+              <w:t>PB13</w:t>
+            </w:r>
+            <w:r>
+              <w:rPr>
+                <w:b w:val="0"/>
+                <w:sz w:val="19"/>
+              </w:rPr>
+              <w:t xml:space="preserve">, </w:t>
+            </w:r>
+            <w:r>
+              <w:rPr>
+                <w:rFonts w:ascii="Consolas" w:hAnsi="Consolas"/>
+                <w:sz w:val="19"/>
+              </w:rPr>
+              <w:t>PB14</w:t>
+            </w:r>
+            <w:r>
+              <w:rPr>
+                <w:b w:val="0"/>
+                <w:sz w:val="19"/>
+              </w:rPr>
+              <w:t xml:space="preserve">, </w:t>
+            </w:r>
+            <w:r>
+              <w:rPr>
+                <w:rFonts w:ascii="Consolas" w:hAnsi="Consolas"/>
+                <w:sz w:val="19"/>
+              </w:rPr>
+              <w:t>PB15</w:t>
+            </w:r>
+            <w:r>
+              <w:rPr>
+                <w:b w:val="0"/>
+                <w:sz w:val="19"/>
+              </w:rPr>
+              <w:t>)</w:t>
+            </w:r>
+          </w:p>
+        </w:tc>
+        <w:tc>
+          <w:tcPr>
+            <w:tcW w:type="dxa" w:w="3120"/>
+          </w:tcPr>
+          <w:p>
+            <w:r/>
+            <w:r>
+              <w:rPr>
+                <w:b w:val="0"/>
+                <w:sz w:val="19"/>
+              </w:rPr>
+              <w:t xml:space="preserve">⛔ </w:t>
+            </w:r>
+            <w:r>
+              <w:rPr>
+                <w:b/>
+                <w:sz w:val="19"/>
+              </w:rPr>
+              <w:t>RETIRADOS</w:t>
+            </w:r>
+          </w:p>
+        </w:tc>
+        <w:tc>
+          <w:tcPr>
+            <w:tcW w:type="dxa" w:w="3120"/>
+          </w:tcPr>
+          <w:p>
+            <w:r/>
+            <w:r>
+              <w:rPr>
+                <w:b w:val="0"/>
+                <w:sz w:val="19"/>
+              </w:rPr>
+              <w:t xml:space="preserve">Sus </w:t>
+            </w:r>
+            <w:r>
+              <w:rPr>
+                <w:b/>
+                <w:sz w:val="19"/>
+              </w:rPr>
+              <w:t>dos últimos pines pasan a las cámaras</w:t>
+            </w:r>
+            <w:r>
+              <w:rPr>
+                <w:b w:val="0"/>
+                <w:sz w:val="19"/>
+              </w:rPr>
+              <w:t xml:space="preserve"> — es la línea </w:t>
+            </w:r>
+            <w:r>
+              <w:rPr>
+                <w:b/>
+                <w:sz w:val="19"/>
+              </w:rPr>
+              <w:t>A7</w:t>
+            </w:r>
+          </w:p>
+        </w:tc>
+      </w:tr>
+      <w:tr>
+        <w:tc>
+          <w:tcPr>
+            <w:tcW w:type="dxa" w:w="3120"/>
+          </w:tcPr>
+          <w:p>
+            <w:r/>
+            <w:r>
+              <w:rPr>
+                <w:b/>
+                <w:sz w:val="19"/>
+              </w:rPr>
+              <w:t>Mando de relés / su receptor RF</w:t>
+            </w:r>
+          </w:p>
+        </w:tc>
+        <w:tc>
+          <w:tcPr>
+            <w:tcW w:type="dxa" w:w="3120"/>
+          </w:tcPr>
+          <w:p>
+            <w:r/>
+            <w:r>
+              <w:rPr>
+                <w:b w:val="0"/>
+                <w:sz w:val="19"/>
+              </w:rPr>
+              <w:t xml:space="preserve">⛔ </w:t>
+            </w:r>
+            <w:r>
+              <w:rPr>
+                <w:b/>
+                <w:sz w:val="19"/>
+              </w:rPr>
+              <w:t>RETIRADO.</w:t>
+            </w:r>
+            <w:r>
+              <w:rPr>
+                <w:b w:val="0"/>
+                <w:sz w:val="19"/>
+              </w:rPr>
+              <w:t xml:space="preserve"> ⚠️ </w:t>
+            </w:r>
+            <w:r>
+              <w:rPr>
+                <w:b/>
+                <w:sz w:val="19"/>
+              </w:rPr>
+              <w:t>El receptor NUNCA se compró</w:t>
+            </w:r>
+            <w:r>
+              <w:rPr>
+                <w:b w:val="0"/>
+                <w:sz w:val="19"/>
+              </w:rPr>
+              <w:t>, así que aquí no hay nada que cancelar: no llegó a estar en ninguna línea de esta lista</w:t>
+            </w:r>
+          </w:p>
+        </w:tc>
+        <w:tc>
+          <w:tcPr>
+            <w:tcW w:type="dxa" w:w="3120"/>
+          </w:tcPr>
+          <w:p>
+            <w:r/>
+            <w:r>
+              <w:rPr>
+                <w:b w:val="0"/>
+                <w:sz w:val="19"/>
+              </w:rPr>
+              <w:t>—</w:t>
+            </w:r>
+          </w:p>
+        </w:tc>
+      </w:tr>
+      <w:tr>
+        <w:tc>
+          <w:tcPr>
+            <w:tcW w:type="dxa" w:w="3120"/>
+          </w:tcPr>
+          <w:p>
+            <w:r/>
+            <w:r>
+              <w:rPr>
+                <w:b w:val="0"/>
+                <w:sz w:val="19"/>
+              </w:rPr>
+              <w:t>~~</w:t>
+            </w:r>
+            <w:r>
+              <w:rPr>
+                <w:rFonts w:ascii="Consolas" w:hAnsi="Consolas"/>
+                <w:sz w:val="19"/>
+              </w:rPr>
+              <w:t>HC-05</w:t>
+            </w:r>
+            <w:r>
+              <w:rPr>
+                <w:b w:val="0"/>
+                <w:sz w:val="19"/>
+              </w:rPr>
+              <w:t xml:space="preserve"> / </w:t>
+            </w:r>
+            <w:r>
+              <w:rPr>
+                <w:rFonts w:ascii="Consolas" w:hAnsi="Consolas"/>
+                <w:sz w:val="19"/>
+              </w:rPr>
+              <w:t>JDY-30</w:t>
+            </w:r>
+            <w:r>
+              <w:rPr>
+                <w:b w:val="0"/>
+                <w:sz w:val="19"/>
+              </w:rPr>
+              <w:t>~~</w:t>
+            </w:r>
+          </w:p>
+        </w:tc>
+        <w:tc>
+          <w:tcPr>
+            <w:tcW w:type="dxa" w:w="3120"/>
+          </w:tcPr>
+          <w:p>
+            <w:r/>
+            <w:r>
+              <w:rPr>
+                <w:b w:val="0"/>
+                <w:sz w:val="19"/>
+              </w:rPr>
+              <w:t xml:space="preserve">⛔ </w:t>
+            </w:r>
+            <w:r>
+              <w:rPr>
+                <w:b/>
+                <w:sz w:val="19"/>
+              </w:rPr>
+              <w:t>ANULADO</w:t>
+            </w:r>
+            <w:r>
+              <w:rPr>
+                <w:b w:val="0"/>
+                <w:sz w:val="19"/>
+              </w:rPr>
+              <w:t xml:space="preserve"> — línea A1, sustituida por el </w:t>
+            </w:r>
+            <w:r>
+              <w:rPr>
+                <w:rFonts w:ascii="Consolas" w:hAnsi="Consolas"/>
+                <w:sz w:val="19"/>
+              </w:rPr>
+              <w:t>ESP32</w:t>
+            </w:r>
+            <w:r>
+              <w:rPr>
+                <w:b w:val="0"/>
+                <w:sz w:val="19"/>
+              </w:rPr>
+              <w:t xml:space="preserve"> (A1′)</w:t>
+            </w:r>
+          </w:p>
+        </w:tc>
+        <w:tc>
+          <w:tcPr>
+            <w:tcW w:type="dxa" w:w="3120"/>
+          </w:tcPr>
+          <w:p>
+            <w:r/>
+            <w:r>
+              <w:rPr>
+                <w:b w:val="0"/>
+                <w:sz w:val="19"/>
+              </w:rPr>
+              <w:t>Nunca llegaron</w:t>
+            </w:r>
+          </w:p>
+        </w:tc>
+      </w:tr>
+      <w:tr>
+        <w:tc>
+          <w:tcPr>
+            <w:tcW w:type="dxa" w:w="3120"/>
+          </w:tcPr>
+          <w:p>
+            <w:r/>
+            <w:r>
+              <w:rPr>
+                <w:b w:val="0"/>
+                <w:sz w:val="19"/>
+              </w:rPr>
+              <w:t>~~</w:t>
+            </w:r>
+            <w:r>
+              <w:rPr>
+                <w:rFonts w:ascii="Consolas" w:hAnsi="Consolas"/>
+                <w:sz w:val="19"/>
+              </w:rPr>
+              <w:t>DS3231</w:t>
+            </w:r>
+            <w:r>
+              <w:rPr>
+                <w:b w:val="0"/>
+                <w:sz w:val="19"/>
+              </w:rPr>
+              <w:t xml:space="preserve"> + pila </w:t>
+            </w:r>
+            <w:r>
+              <w:rPr>
+                <w:b/>
+                <w:sz w:val="19"/>
+              </w:rPr>
+              <w:t>en la placa STM32</w:t>
+            </w:r>
+            <w:r>
+              <w:rPr>
+                <w:b w:val="0"/>
+                <w:sz w:val="19"/>
+              </w:rPr>
+              <w:t>~~</w:t>
+            </w:r>
+          </w:p>
+        </w:tc>
+        <w:tc>
+          <w:tcPr>
+            <w:tcW w:type="dxa" w:w="3120"/>
+          </w:tcPr>
+          <w:p>
+            <w:r/>
+            <w:r>
+              <w:rPr>
+                <w:b w:val="0"/>
+                <w:sz w:val="19"/>
+              </w:rPr>
+              <w:t xml:space="preserve">🔄 </w:t>
+            </w:r>
+            <w:r>
+              <w:rPr>
+                <w:b/>
+                <w:sz w:val="19"/>
+              </w:rPr>
+              <w:t>NO anulado: MOVIDO.</w:t>
+            </w:r>
+            <w:r>
+              <w:rPr>
+                <w:b w:val="0"/>
+                <w:sz w:val="19"/>
+              </w:rPr>
+              <w:t xml:space="preserve"> Se compra igual, colgado del </w:t>
+            </w:r>
+            <w:r>
+              <w:rPr>
+                <w:rFonts w:ascii="Consolas" w:hAnsi="Consolas"/>
+                <w:sz w:val="19"/>
+              </w:rPr>
+              <w:t>ESP32</w:t>
+            </w:r>
+            <w:r>
+              <w:rPr>
+                <w:b w:val="0"/>
+                <w:sz w:val="19"/>
+              </w:rPr>
+              <w:t xml:space="preserve"> — línea </w:t>
+            </w:r>
+            <w:r>
+              <w:rPr>
+                <w:b/>
+                <w:sz w:val="19"/>
+              </w:rPr>
+              <w:t>A6</w:t>
+            </w:r>
+          </w:p>
+        </w:tc>
+        <w:tc>
+          <w:tcPr>
+            <w:tcW w:type="dxa" w:w="3120"/>
+          </w:tcPr>
+          <w:p>
+            <w:r/>
+            <w:r>
+              <w:rPr>
+                <w:b w:val="0"/>
+                <w:sz w:val="19"/>
+              </w:rPr>
+              <w:t>—</w:t>
+            </w:r>
+          </w:p>
+        </w:tc>
+      </w:tr>
+    </w:tbl>
+    <w:p>
+      <w:pPr>
+        <w:spacing w:after="120"/>
+      </w:pPr>
+    </w:p>
+    <w:p>
+      <w:pPr>
+        <w:spacing w:after="160"/>
+        <w:ind w:left="360"/>
+        <w:shd w:val="clear" w:fill="FFF4E5"/>
+      </w:pPr>
+      <w:r>
+        <w:rPr>
+          <w:b w:val="0"/>
+          <w:color w:val="960000"/>
+          <w:sz w:val="20"/>
+        </w:rPr>
+        <w:t xml:space="preserve">⚠️ </w:t>
+      </w:r>
+      <w:r>
+        <w:rPr>
+          <w:b/>
+          <w:color w:val="960000"/>
+          <w:sz w:val="20"/>
+        </w:rPr>
+        <w:t>Retirado del EQUIPO no es retirado del FIRMWARE, y confundirlo cuesta una sesión de banco.</w:t>
+      </w:r>
+      <w:r>
+        <w:rPr>
+          <w:b w:val="0"/>
+          <w:color w:val="960000"/>
+          <w:sz w:val="20"/>
+        </w:rPr>
+        <w:t xml:space="preserve"> Medido el 28/08 en el fuente: </w:t>
+      </w:r>
+      <w:r>
+        <w:rPr>
+          <w:rFonts w:ascii="Consolas" w:hAnsi="Consolas"/>
+          <w:color w:val="960000"/>
+          <w:sz w:val="20"/>
+        </w:rPr>
+        <w:t>main.cpp:45</w:t>
+      </w:r>
+      <w:r>
+        <w:rPr>
+          <w:b w:val="0"/>
+          <w:color w:val="960000"/>
+          <w:sz w:val="20"/>
+        </w:rPr>
+        <w:t xml:space="preserve"> llama a </w:t>
+      </w:r>
+      <w:r>
+        <w:rPr>
+          <w:rFonts w:ascii="Consolas" w:hAnsi="Consolas"/>
+          <w:color w:val="960000"/>
+          <w:sz w:val="20"/>
+        </w:rPr>
+        <w:t>lcd_setup()</w:t>
+      </w:r>
+      <w:r>
+        <w:rPr>
+          <w:b w:val="0"/>
+          <w:color w:val="960000"/>
+          <w:sz w:val="20"/>
+        </w:rPr>
+        <w:t xml:space="preserve">, que en </w:t>
+      </w:r>
+      <w:r>
+        <w:rPr>
+          <w:rFonts w:ascii="Consolas" w:hAnsi="Consolas"/>
+          <w:color w:val="960000"/>
+          <w:sz w:val="20"/>
+        </w:rPr>
+        <w:t>lcd.cpp:70</w:t>
+      </w:r>
+      <w:r>
+        <w:rPr>
+          <w:b w:val="0"/>
+          <w:color w:val="960000"/>
+          <w:sz w:val="20"/>
+        </w:rPr>
+        <w:t xml:space="preserve"> llama a </w:t>
+      </w:r>
+      <w:r>
+        <w:rPr>
+          <w:rFonts w:ascii="Consolas" w:hAnsi="Consolas"/>
+          <w:color w:val="960000"/>
+          <w:sz w:val="20"/>
+        </w:rPr>
+        <w:t>u8g2.begin()</w:t>
+      </w:r>
+      <w:r>
+        <w:rPr>
+          <w:b w:val="0"/>
+          <w:color w:val="960000"/>
+          <w:sz w:val="20"/>
+        </w:rPr>
+        <w:t xml:space="preserve">; y </w:t>
+      </w:r>
+      <w:r>
+        <w:rPr>
+          <w:rFonts w:ascii="Consolas" w:hAnsi="Consolas"/>
+          <w:color w:val="960000"/>
+          <w:sz w:val="20"/>
+        </w:rPr>
+        <w:t>botones.cpp:52-58</w:t>
+      </w:r>
+      <w:r>
+        <w:rPr>
+          <w:b w:val="0"/>
+          <w:color w:val="960000"/>
+          <w:sz w:val="20"/>
+        </w:rPr>
+        <w:t xml:space="preserve"> declara los cuatro pines en </w:t>
+      </w:r>
+      <w:r>
+        <w:rPr>
+          <w:rFonts w:ascii="Consolas" w:hAnsi="Consolas"/>
+          <w:color w:val="960000"/>
+          <w:sz w:val="20"/>
+        </w:rPr>
+        <w:t>INPUT_PULLUP</w:t>
+      </w:r>
+      <w:r>
+        <w:rPr>
+          <w:b w:val="0"/>
+          <w:color w:val="960000"/>
+          <w:sz w:val="20"/>
+        </w:rPr>
+        <w:t xml:space="preserve"> y los lee con antirrebote. </w:t>
+      </w:r>
+      <w:r>
+        <w:rPr>
+          <w:b/>
+          <w:color w:val="960000"/>
+          <w:sz w:val="20"/>
+        </w:rPr>
+        <w:t>El firmware de hoy sigue compilando y ejerciendo pantalla, menú y los cuatro botones.</w:t>
+      </w:r>
+      <w:r>
+        <w:rPr>
+          <w:b w:val="0"/>
+          <w:color w:val="960000"/>
+          <w:sz w:val="20"/>
+        </w:rPr>
+        <w:t xml:space="preserve"> </w:t>
+      </w:r>
+      <w:r>
+        <w:rPr>
+          <w:b/>
+          <w:color w:val="960000"/>
+          <w:sz w:val="20"/>
+        </w:rPr>
+        <w:t>Para la compra da igual —no se pide nada—, pero para A7 no:</w:t>
+      </w:r>
+      <w:r>
+        <w:rPr>
+          <w:b w:val="0"/>
+          <w:color w:val="960000"/>
+          <w:sz w:val="20"/>
+        </w:rPr>
+        <w:t xml:space="preserve"> mientras </w:t>
+      </w:r>
+      <w:r>
+        <w:rPr>
+          <w:rFonts w:ascii="Consolas" w:hAnsi="Consolas"/>
+          <w:color w:val="960000"/>
+          <w:sz w:val="20"/>
+        </w:rPr>
+        <w:t>PB14</w:t>
+      </w:r>
+      <w:r>
+        <w:rPr>
+          <w:b w:val="0"/>
+          <w:color w:val="960000"/>
+          <w:sz w:val="20"/>
+        </w:rPr>
+        <w:t>/</w:t>
+      </w:r>
+      <w:r>
+        <w:rPr>
+          <w:rFonts w:ascii="Consolas" w:hAnsi="Consolas"/>
+          <w:color w:val="960000"/>
+          <w:sz w:val="20"/>
+        </w:rPr>
+        <w:t>PB15</w:t>
+      </w:r>
+      <w:r>
+        <w:rPr>
+          <w:b w:val="0"/>
+          <w:color w:val="960000"/>
+          <w:sz w:val="20"/>
+        </w:rPr>
+        <w:t xml:space="preserve"> sean botones en el código, </w:t>
+      </w:r>
+      <w:r>
+        <w:rPr>
+          <w:b/>
+          <w:color w:val="960000"/>
+          <w:sz w:val="20"/>
+        </w:rPr>
+        <w:t>un contacto seco de cámara ahí dentro entra como una pulsación</w:t>
+      </w:r>
+      <w:r>
+        <w:rPr>
+          <w:b w:val="0"/>
+          <w:color w:val="960000"/>
+          <w:sz w:val="20"/>
+        </w:rPr>
+        <w:t xml:space="preserve">, y el </w:t>
+      </w:r>
+      <w:r>
+        <w:rPr>
+          <w:rFonts w:ascii="Consolas" w:hAnsi="Consolas"/>
+          <w:color w:val="960000"/>
+          <w:sz w:val="20"/>
+        </w:rPr>
+        <w:t>Boton 3</w:t>
+      </w:r>
+      <w:r>
+        <w:rPr>
+          <w:b w:val="0"/>
+          <w:color w:val="960000"/>
+          <w:sz w:val="20"/>
+        </w:rPr>
+        <w:t xml:space="preserve"> *ejecuta* (lo dice el comentario de N-26 en ese mismo fichero: un </w:t>
+      </w:r>
+      <w:r>
+        <w:rPr>
+          <w:rFonts w:ascii="Consolas" w:hAnsi="Consolas"/>
+          <w:color w:val="960000"/>
+          <w:sz w:val="20"/>
+        </w:rPr>
+        <w:t>3</w:t>
+      </w:r>
+      <w:r>
+        <w:rPr>
+          <w:b w:val="0"/>
+          <w:color w:val="960000"/>
+          <w:sz w:val="20"/>
+        </w:rPr>
+        <w:t xml:space="preserve"> fantasma arranca un modo que nadie pidió, y en un semáforo eso es una maniobra). </w:t>
+      </w:r>
+      <w:r>
+        <w:rPr>
+          <w:b/>
+          <w:color w:val="960000"/>
+          <w:sz w:val="20"/>
+        </w:rPr>
+        <w:t>El cable se puede comprar hoy; conectarlo espera al firmware.</w:t>
+      </w:r>
+    </w:p>
+    <w:p>
+      <w:pPr>
+        <w:spacing w:after="80"/>
+      </w:pPr>
+    </w:p>
+    <w:p>
+      <w:pPr>
+        <w:spacing w:before="280" w:after="120"/>
+      </w:pPr>
+      <w:r>
+        <w:rPr>
+          <w:b/>
+          <w:color w:val="003366"/>
+          <w:sz w:val="26"/>
+        </w:rPr>
         <w:t>Resumen para autorizar</w:t>
       </w:r>
     </w:p>
@@ -2244,7 +10275,7 @@
           <w:b w:val="0"/>
           <w:sz w:val="21"/>
         </w:rPr>
-        <w:t xml:space="preserve"> 2 módulos Bluetooth SPP · 2 cámaras AcuSense de demanda *(confirmar si ya hay una)* ·</w:t>
+        <w:t xml:space="preserve"> 2 cámaras AcuSense de demanda *(confirmar si ya hay una)* · 2 antenas VHF con sus 2</w:t>
       </w:r>
     </w:p>
     <w:p>
@@ -2256,7 +10287,35 @@
           <w:b w:val="0"/>
           <w:sz w:val="21"/>
         </w:rPr>
-        <w:t>2 antenas VHF con sus 2 coaxiales.</w:t>
+        <w:t xml:space="preserve">coaxiales · 2 módulos de 1 relé con jumper </w:t>
+      </w:r>
+      <w:r>
+        <w:rPr>
+          <w:rFonts w:ascii="Consolas" w:hAnsi="Consolas"/>
+          <w:sz w:val="21"/>
+        </w:rPr>
+        <w:t>JD-VCC</w:t>
+      </w:r>
+      <w:r>
+        <w:rPr>
+          <w:b w:val="0"/>
+          <w:sz w:val="21"/>
+        </w:rPr>
+        <w:t xml:space="preserve"> · </w:t>
+      </w:r>
+      <w:r>
+        <w:rPr>
+          <w:b/>
+          <w:sz w:val="21"/>
+        </w:rPr>
+        <w:t>2 fuentes DC-DC 12 V → 5 V ≥ 1 A</w:t>
+      </w:r>
+      <w:r>
+        <w:rPr>
+          <w:b w:val="0"/>
+          <w:sz w:val="21"/>
+        </w:rPr>
+        <w:t xml:space="preserve"> (A5) ·</w:t>
       </w:r>
     </w:p>
     <w:p>
@@ -2268,28 +10327,314 @@
           <w:b/>
           <w:sz w:val="21"/>
         </w:rPr>
-        <w:t>Se pide después del banco, y solo si el cristal muerto es el del Maestro:</w:t>
+        <w:t>1 módulo `DS3231` `ZS-042` con su pila</w:t>
       </w:r>
       <w:r>
         <w:rPr>
           <w:b w:val="0"/>
           <w:sz w:val="21"/>
         </w:rPr>
-        <w:t xml:space="preserve"> el </w:t>
+        <w:t xml:space="preserve"> (A6) · </w:t>
+      </w:r>
+      <w:r>
+        <w:rPr>
+          <w:b/>
+          <w:sz w:val="21"/>
+        </w:rPr>
+        <w:t>2 juegos de conector y cable para `J16`</w:t>
+      </w:r>
+      <w:r>
+        <w:rPr>
+          <w:b w:val="0"/>
+          <w:sz w:val="21"/>
+        </w:rPr>
+        <w:t xml:space="preserve"> (A7).</w:t>
+      </w:r>
+    </w:p>
+    <w:p>
+      <w:pPr>
+        <w:spacing w:after="160"/>
+        <w:ind w:left="360"/>
+        <w:shd w:val="clear" w:fill="FFF4E5"/>
+      </w:pPr>
+      <w:r>
+        <w:rPr>
+          <w:b w:val="0"/>
+          <w:color w:val="960000"/>
+          <w:sz w:val="20"/>
+        </w:rPr>
+        <w:t xml:space="preserve">🛑 </w:t>
+      </w:r>
+      <w:r>
+        <w:rPr>
+          <w:b/>
+          <w:color w:val="960000"/>
+          <w:sz w:val="20"/>
+        </w:rPr>
+        <w:t>Y NO se pide hoy ningún módulo de Bluetooth — de ninguna clase.</w:t>
+      </w:r>
+      <w:r>
+        <w:rPr>
+          <w:b w:val="0"/>
+          <w:color w:val="960000"/>
+          <w:sz w:val="20"/>
+        </w:rPr>
+        <w:t xml:space="preserve"> ~~Los 2 </w:t>
       </w:r>
       <w:r>
         <w:rPr>
           <w:rFonts w:ascii="Consolas" w:hAnsi="Consolas"/>
-          <w:sz w:val="21"/>
-        </w:rPr>
-        <w:t>DS3231</w:t>
-      </w:r>
-      <w:r>
-        <w:rPr>
-          <w:b w:val="0"/>
-          <w:sz w:val="21"/>
-        </w:rPr>
-        <w:t xml:space="preserve"> con su</w:t>
+          <w:color w:val="960000"/>
+          <w:sz w:val="20"/>
+        </w:rPr>
+        <w:t>HC-05</w:t>
+      </w:r>
+      <w:r>
+        <w:rPr>
+          <w:b w:val="0"/>
+          <w:color w:val="960000"/>
+          <w:sz w:val="20"/>
+        </w:rPr>
+        <w:t xml:space="preserve"> / </w:t>
+      </w:r>
+      <w:r>
+        <w:rPr>
+          <w:rFonts w:ascii="Consolas" w:hAnsi="Consolas"/>
+          <w:color w:val="960000"/>
+          <w:sz w:val="20"/>
+        </w:rPr>
+        <w:t>JDY-30</w:t>
+      </w:r>
+      <w:r>
+        <w:rPr>
+          <w:b w:val="0"/>
+          <w:color w:val="960000"/>
+          <w:sz w:val="20"/>
+        </w:rPr>
+        <w:t xml:space="preserve">~~ quedaron </w:t>
+      </w:r>
+      <w:r>
+        <w:rPr>
+          <w:b/>
+          <w:color w:val="960000"/>
+          <w:sz w:val="20"/>
+        </w:rPr>
+        <w:t>anulados</w:t>
+      </w:r>
+      <w:r>
+        <w:rPr>
+          <w:b w:val="0"/>
+          <w:color w:val="960000"/>
+          <w:sz w:val="20"/>
+        </w:rPr>
+        <w:t xml:space="preserve"> por la decisión de obra del 28/08: el </w:t>
+      </w:r>
+      <w:r>
+        <w:rPr>
+          <w:rFonts w:ascii="Consolas" w:hAnsi="Consolas"/>
+          <w:color w:val="960000"/>
+          <w:sz w:val="20"/>
+        </w:rPr>
+        <w:t>ESP32</w:t>
+      </w:r>
+      <w:r>
+        <w:rPr>
+          <w:b w:val="0"/>
+          <w:color w:val="960000"/>
+          <w:sz w:val="20"/>
+        </w:rPr>
+        <w:t xml:space="preserve"> los sustituye. Y </w:t>
+      </w:r>
+      <w:r>
+        <w:rPr>
+          <w:b/>
+          <w:color w:val="960000"/>
+          <w:sz w:val="20"/>
+        </w:rPr>
+        <w:t>el `ESP32` está BLOQUEADO</w:t>
+      </w:r>
+      <w:r>
+        <w:rPr>
+          <w:b w:val="0"/>
+          <w:color w:val="960000"/>
+          <w:sz w:val="20"/>
+        </w:rPr>
+        <w:t xml:space="preserve"> hasta que alguien lea qué referencia llegó, por serigrafía o por </w:t>
+      </w:r>
+      <w:r>
+        <w:rPr>
+          <w:rFonts w:ascii="Consolas" w:hAnsi="Consolas"/>
+          <w:color w:val="960000"/>
+          <w:sz w:val="20"/>
+        </w:rPr>
+        <w:t>chip_id</w:t>
+      </w:r>
+      <w:r>
+        <w:rPr>
+          <w:b w:val="0"/>
+          <w:color w:val="960000"/>
+          <w:sz w:val="20"/>
+        </w:rPr>
+        <w:t xml:space="preserve">, y lo anote en el bloque </w:t>
+      </w:r>
+      <w:r>
+        <w:rPr>
+          <w:b/>
+          <w:color w:val="960000"/>
+          <w:sz w:val="20"/>
+        </w:rPr>
+        <w:t>0</w:t>
+      </w:r>
+      <w:r>
+        <w:rPr>
+          <w:b w:val="0"/>
+          <w:color w:val="960000"/>
+          <w:sz w:val="20"/>
+        </w:rPr>
+        <w:t xml:space="preserve">. Comprar antes de esa lectura es como se acaba con un </w:t>
+      </w:r>
+      <w:r>
+        <w:rPr>
+          <w:rFonts w:ascii="Consolas" w:hAnsi="Consolas"/>
+          <w:color w:val="960000"/>
+          <w:sz w:val="20"/>
+        </w:rPr>
+        <w:t>S3</w:t>
+      </w:r>
+      <w:r>
+        <w:rPr>
+          <w:b w:val="0"/>
+          <w:color w:val="960000"/>
+          <w:sz w:val="20"/>
+        </w:rPr>
+        <w:t xml:space="preserve"> que </w:t>
+      </w:r>
+      <w:r>
+        <w:rPr>
+          <w:b/>
+          <w:color w:val="960000"/>
+          <w:sz w:val="20"/>
+        </w:rPr>
+        <w:t>no habla SPP</w:t>
+      </w:r>
+      <w:r>
+        <w:rPr>
+          <w:b w:val="0"/>
+          <w:color w:val="960000"/>
+          <w:sz w:val="20"/>
+        </w:rPr>
+        <w:t xml:space="preserve"> y con dos referencias distintas en el mismo cruce.</w:t>
+      </w:r>
+    </w:p>
+    <w:p>
+      <w:pPr>
+        <w:spacing w:after="160"/>
+        <w:ind w:left="360"/>
+        <w:shd w:val="clear" w:fill="FFF4E5"/>
+      </w:pPr>
+      <w:r>
+        <w:rPr>
+          <w:b w:val="0"/>
+          <w:color w:val="960000"/>
+          <w:sz w:val="20"/>
+        </w:rPr>
+        <w:t xml:space="preserve">⚡ </w:t>
+      </w:r>
+      <w:r>
+        <w:rPr>
+          <w:b/>
+          <w:color w:val="960000"/>
+          <w:sz w:val="20"/>
+        </w:rPr>
+        <w:t>Las tres líneas nuevas no son accesorios, y por eso están arriba y no «para luego»:</w:t>
+      </w:r>
+      <w:r>
+        <w:rPr>
+          <w:b w:val="0"/>
+          <w:color w:val="960000"/>
+          <w:sz w:val="20"/>
+        </w:rPr>
+        <w:t xml:space="preserve"> </w:t>
+      </w:r>
+      <w:r>
+        <w:rPr>
+          <w:b/>
+          <w:color w:val="960000"/>
+          <w:sz w:val="20"/>
+        </w:rPr>
+        <w:t>A5</w:t>
+      </w:r>
+      <w:r>
+        <w:rPr>
+          <w:b w:val="0"/>
+          <w:color w:val="960000"/>
+          <w:sz w:val="20"/>
+        </w:rPr>
+        <w:t xml:space="preserve"> es lo que impide que el </w:t>
+      </w:r>
+      <w:r>
+        <w:rPr>
+          <w:rFonts w:ascii="Consolas" w:hAnsi="Consolas"/>
+          <w:color w:val="960000"/>
+          <w:sz w:val="20"/>
+        </w:rPr>
+        <w:t>ESP32</w:t>
+      </w:r>
+      <w:r>
+        <w:rPr>
+          <w:b w:val="0"/>
+          <w:color w:val="960000"/>
+          <w:sz w:val="20"/>
+        </w:rPr>
+        <w:t xml:space="preserve"> hunda el riel y </w:t>
+      </w:r>
+      <w:r>
+        <w:rPr>
+          <w:b/>
+          <w:color w:val="960000"/>
+          <w:sz w:val="20"/>
+        </w:rPr>
+        <w:t>reinicie el STM32 que gobierna el semáforo</w:t>
+      </w:r>
+      <w:r>
+        <w:rPr>
+          <w:b w:val="0"/>
+          <w:color w:val="960000"/>
+          <w:sz w:val="20"/>
+        </w:rPr>
+        <w:t xml:space="preserve">; </w:t>
+      </w:r>
+      <w:r>
+        <w:rPr>
+          <w:b/>
+          <w:color w:val="960000"/>
+          <w:sz w:val="20"/>
+        </w:rPr>
+        <w:t>A6</w:t>
+      </w:r>
+      <w:r>
+        <w:rPr>
+          <w:b w:val="0"/>
+          <w:color w:val="960000"/>
+          <w:sz w:val="20"/>
+        </w:rPr>
+        <w:t xml:space="preserve"> es el reloj, que deja de tocar la placa; </w:t>
+      </w:r>
+      <w:r>
+        <w:rPr>
+          <w:b/>
+          <w:color w:val="960000"/>
+          <w:sz w:val="20"/>
+        </w:rPr>
+        <w:t>A7</w:t>
+      </w:r>
+      <w:r>
+        <w:rPr>
+          <w:b w:val="0"/>
+          <w:color w:val="960000"/>
+          <w:sz w:val="20"/>
+        </w:rPr>
+        <w:t xml:space="preserve"> son cuatro pesos de cable que evitan una placa hija entera.</w:t>
       </w:r>
     </w:p>
     <w:p>
@@ -2298,31 +10643,31 @@
       </w:pPr>
       <w:r>
         <w:rPr>
+          <w:b/>
+          <w:sz w:val="21"/>
+        </w:rPr>
+        <w:t>Se pide después del banco, y solo si aparece una función que lo necesite:</w:t>
+      </w:r>
+      <w:r>
+        <w:rPr>
+          <w:b w:val="0"/>
+          <w:sz w:val="21"/>
+        </w:rPr>
+        <w:t xml:space="preserve"> el </w:t>
+      </w:r>
+      <w:r>
+        <w:rPr>
           <w:rFonts w:ascii="Consolas" w:hAnsi="Consolas"/>
           <w:sz w:val="21"/>
         </w:rPr>
-        <w:t>LIR2032</w:t>
+        <w:t>PCF8574P</w:t>
       </w:r>
       <w:r>
         <w:rPr>
           <w:b w:val="0"/>
           <w:sz w:val="21"/>
         </w:rPr>
-        <w:t xml:space="preserve">, y el </w:t>
-      </w:r>
-      <w:r>
-        <w:rPr>
-          <w:rFonts w:ascii="Consolas" w:hAnsi="Consolas"/>
-          <w:sz w:val="21"/>
-        </w:rPr>
-        <w:t>PCF8574P</w:t>
-      </w:r>
-      <w:r>
-        <w:rPr>
-          <w:b w:val="0"/>
-          <w:sz w:val="21"/>
-        </w:rPr>
-        <w:t xml:space="preserve"> con su placa si se decide expandir.</w:t>
+        <w:t xml:space="preserve"> con su</w:t>
       </w:r>
     </w:p>
     <w:p>
@@ -2331,31 +10676,24 @@
       </w:pPr>
       <w:r>
         <w:rPr>
+          <w:b w:val="0"/>
+          <w:sz w:val="21"/>
+        </w:rPr>
+        <w:t xml:space="preserve">placa de expansión (B3, B4). ⚠️ </w:t>
+      </w:r>
+      <w:r>
+        <w:rPr>
           <w:b/>
           <w:sz w:val="21"/>
         </w:rPr>
-        <w:t>No se pide:</w:t>
+        <w:t>Sigue sin driver: se compra preparado, no funcionando</w:t>
       </w:r>
       <w:r>
         <w:rPr>
           <w:b w:val="0"/>
           <w:sz w:val="21"/>
         </w:rPr>
-        <w:t xml:space="preserve"> cámaras de umbral, </w:t>
-      </w:r>
-      <w:r>
-        <w:rPr>
-          <w:rFonts w:ascii="Consolas" w:hAnsi="Consolas"/>
-          <w:sz w:val="21"/>
-        </w:rPr>
-        <w:t>PCF8574</w:t>
-      </w:r>
-      <w:r>
-        <w:rPr>
-          <w:b w:val="0"/>
-          <w:sz w:val="21"/>
-        </w:rPr>
-        <w:t xml:space="preserve"> para talanqueras ni para cámaras. Las talanqueras salen</w:t>
+        <w:t xml:space="preserve"> — y hoy</w:t>
       </w:r>
     </w:p>
     <w:p>
@@ -2364,30 +10702,113 @@
       </w:pPr>
       <w:r>
         <w:rPr>
-          <w:b w:val="0"/>
+          <w:b/>
           <w:sz w:val="21"/>
         </w:rPr>
-        <w:t xml:space="preserve">por la salida </w:t>
+        <w:t>no hay ninguna función pendiente que lo pida</w:t>
+      </w:r>
+      <w:r>
+        <w:rPr>
+          <w:b w:val="0"/>
+          <w:sz w:val="21"/>
+        </w:rPr>
+        <w:t>.</w:t>
+      </w:r>
+    </w:p>
+    <w:p>
+      <w:pPr>
+        <w:spacing w:after="120"/>
+      </w:pPr>
+      <w:r>
+        <w:rPr>
+          <w:b/>
+          <w:sz w:val="21"/>
+        </w:rPr>
+        <w:t>No se pide:</w:t>
+      </w:r>
+      <w:r>
+        <w:rPr>
+          <w:b w:val="0"/>
+          <w:sz w:val="21"/>
+        </w:rPr>
+        <w:t xml:space="preserve"> cámaras de umbral ni la segunda cámara por poste *(la ruta ya está —</w:t>
       </w:r>
       <w:r>
         <w:rPr>
           <w:rFonts w:ascii="Consolas" w:hAnsi="Consolas"/>
           <w:sz w:val="21"/>
         </w:rPr>
-        <w:t>Puerta</w:t>
+        <w:t>J16</w:t>
       </w:r>
       <w:r>
         <w:rPr>
           <w:b w:val="0"/>
           <w:sz w:val="21"/>
         </w:rPr>
-        <w:t xml:space="preserve"> que </w:t>
-      </w:r>
+        <w:t>—, el</w:t>
+      </w:r>
+    </w:p>
+    <w:p>
+      <w:pPr>
+        <w:spacing w:after="120"/>
+      </w:pPr>
+      <w:r>
+        <w:rPr>
+          <w:b w:val="0"/>
+          <w:sz w:val="21"/>
+        </w:rPr>
+        <w:t xml:space="preserve">firmware que las lea no)*, </w:t>
+      </w:r>
+      <w:r>
+        <w:rPr>
+          <w:rFonts w:ascii="Consolas" w:hAnsi="Consolas"/>
+          <w:sz w:val="21"/>
+        </w:rPr>
+        <w:t>PCF8574</w:t>
+      </w:r>
+      <w:r>
+        <w:rPr>
+          <w:b w:val="0"/>
+          <w:sz w:val="21"/>
+        </w:rPr>
+        <w:t xml:space="preserve"> para talanqueras ni para cámaras, pantalla LCD, pulsadores, ni</w:t>
+      </w:r>
+    </w:p>
+    <w:p>
+      <w:pPr>
+        <w:spacing w:after="120"/>
+      </w:pPr>
+      <w:r>
+        <w:rPr>
+          <w:b w:val="0"/>
+          <w:sz w:val="21"/>
+        </w:rPr>
+        <w:t>mando de relés o su receptor *(que nunca se compró)*. Las talanqueras salen por la salida</w:t>
+      </w:r>
+    </w:p>
+    <w:p>
+      <w:pPr>
+        <w:spacing w:after="120"/>
+      </w:pPr>
       <w:r>
         <w:rPr>
           <w:b/>
           <w:sz w:val="21"/>
         </w:rPr>
+        <w:t>`Motor` (bornera `J15`, MOSFET `Q10`)</w:t>
+      </w:r>
+      <w:r>
+        <w:rPr>
+          <w:b w:val="0"/>
+          <w:sz w:val="21"/>
+        </w:rPr>
+        <w:t xml:space="preserve"> que </w:t>
+      </w:r>
+      <w:r>
+        <w:rPr>
+          <w:b/>
+          <w:sz w:val="21"/>
+        </w:rPr>
         <w:t>la tarjeta ya trae</w:t>
       </w:r>
       <w:r>
@@ -2395,8 +10816,13 @@
           <w:b w:val="0"/>
           <w:sz w:val="21"/>
         </w:rPr>
-        <w:t xml:space="preserve">, y las cámaras de demanda por </w:t>
-      </w:r>
+        <w:t>, y las cámaras de demanda por</w:t>
+      </w:r>
+    </w:p>
+    <w:p>
+      <w:pPr>
+        <w:spacing w:after="120"/>
+      </w:pPr>
       <w:r>
         <w:rPr>
           <w:rFonts w:ascii="Consolas" w:hAnsi="Consolas"/>
@@ -2409,7 +10835,132 @@
           <w:b w:val="0"/>
           <w:sz w:val="21"/>
         </w:rPr>
-        <w:t>, que ya se lee.</w:t>
+        <w:t xml:space="preserve"> (bornera </w:t>
+      </w:r>
+      <w:r>
+        <w:rPr>
+          <w:rFonts w:ascii="Consolas" w:hAnsi="Consolas"/>
+          <w:sz w:val="21"/>
+        </w:rPr>
+        <w:t>J14</w:t>
+      </w:r>
+      <w:r>
+        <w:rPr>
+          <w:b w:val="0"/>
+          <w:sz w:val="21"/>
+        </w:rPr>
+        <w:t>), que ya se lee.</w:t>
+      </w:r>
+    </w:p>
+    <w:p>
+      <w:pPr>
+        <w:spacing w:after="160"/>
+        <w:ind w:left="360"/>
+        <w:shd w:val="clear" w:fill="FFF4E5"/>
+      </w:pPr>
+      <w:r>
+        <w:rPr>
+          <w:b w:val="0"/>
+          <w:color w:val="960000"/>
+          <w:sz w:val="20"/>
+        </w:rPr>
+        <w:t xml:space="preserve">✏️ </w:t>
+      </w:r>
+      <w:r>
+        <w:rPr>
+          <w:b/>
+          <w:color w:val="960000"/>
+          <w:sz w:val="20"/>
+        </w:rPr>
+        <w:t>Corregido el 28/08 (2.ª rev.):</w:t>
+      </w:r>
+      <w:r>
+        <w:rPr>
+          <w:b w:val="0"/>
+          <w:color w:val="960000"/>
+          <w:sz w:val="20"/>
+        </w:rPr>
+        <w:t xml:space="preserve"> este párrafo decía *«las talanqueras salen por la salida </w:t>
+      </w:r>
+      <w:r>
+        <w:rPr>
+          <w:rFonts w:ascii="Consolas" w:hAnsi="Consolas"/>
+          <w:color w:val="960000"/>
+          <w:sz w:val="20"/>
+        </w:rPr>
+        <w:t>Puerta</w:t>
+      </w:r>
+      <w:r>
+        <w:rPr>
+          <w:b w:val="0"/>
+          <w:color w:val="960000"/>
+          <w:sz w:val="20"/>
+        </w:rPr>
+        <w:t xml:space="preserve">»*. </w:t>
+      </w:r>
+      <w:r>
+        <w:rPr>
+          <w:b/>
+          <w:color w:val="960000"/>
+          <w:sz w:val="20"/>
+        </w:rPr>
+        <w:t>`Puerta` es la red de ENTRADA de la cámara</w:t>
+      </w:r>
+      <w:r>
+        <w:rPr>
+          <w:b w:val="0"/>
+          <w:color w:val="960000"/>
+          <w:sz w:val="20"/>
+        </w:rPr>
+        <w:t xml:space="preserve"> (</w:t>
+      </w:r>
+      <w:r>
+        <w:rPr>
+          <w:rFonts w:ascii="Consolas" w:hAnsi="Consolas"/>
+          <w:color w:val="960000"/>
+          <w:sz w:val="20"/>
+        </w:rPr>
+        <w:t>J14</w:t>
+      </w:r>
+      <w:r>
+        <w:rPr>
+          <w:b w:val="0"/>
+          <w:color w:val="960000"/>
+          <w:sz w:val="20"/>
+        </w:rPr>
+        <w:t xml:space="preserve">), no la de la pluma. La salida de la talanquera es la red </w:t>
+      </w:r>
+      <w:r>
+        <w:rPr>
+          <w:b/>
+          <w:color w:val="960000"/>
+          <w:sz w:val="20"/>
+        </w:rPr>
+        <w:t>`Motor`</w:t>
+      </w:r>
+      <w:r>
+        <w:rPr>
+          <w:b w:val="0"/>
+          <w:color w:val="960000"/>
+          <w:sz w:val="20"/>
+        </w:rPr>
+        <w:t xml:space="preserve"> (</w:t>
+      </w:r>
+      <w:r>
+        <w:rPr>
+          <w:rFonts w:ascii="Consolas" w:hAnsi="Consolas"/>
+          <w:color w:val="960000"/>
+          <w:sz w:val="20"/>
+        </w:rPr>
+        <w:t>J15</w:t>
+      </w:r>
+      <w:r>
+        <w:rPr>
+          <w:b w:val="0"/>
+          <w:color w:val="960000"/>
+          <w:sz w:val="20"/>
+        </w:rPr>
+        <w:t>). Es la misma errata de la fila A4, y aquí estaba repetida con el nombre de la red en vez del de la bornera — que es justo como una corrección se deja a medias. Ver la fe de erratas de la cabecera.</w:t>
       </w:r>
     </w:p>
     <w:p>

--- a/05_Funcional/15_Lista_de_Compras_Hardware.docx
+++ b/05_Funcional/15_Lista_de_Compras_Hardware.docx
@@ -64,6 +64,176 @@
           <w:sz w:val="21"/>
         </w:rPr>
         <w:t>Última revisión:</w:t>
+      </w:r>
+      <w:r>
+        <w:rPr>
+          <w:b w:val="0"/>
+          <w:sz w:val="21"/>
+        </w:rPr>
+        <w:t xml:space="preserve"> </w:t>
+      </w:r>
+      <w:r>
+        <w:rPr>
+          <w:b/>
+          <w:sz w:val="21"/>
+        </w:rPr>
+        <w:t>31 de Agosto de 2026</w:t>
+      </w:r>
+      <w:r>
+        <w:rPr>
+          <w:b w:val="0"/>
+          <w:sz w:val="21"/>
+        </w:rPr>
+        <w:t xml:space="preserve"> — 🟢 **</w:t>
+      </w:r>
+      <w:r>
+        <w:rPr>
+          <w:rFonts w:ascii="Consolas" w:hAnsi="Consolas"/>
+          <w:sz w:val="21"/>
+        </w:rPr>
+        <w:t>BLQ-1</w:t>
+      </w:r>
+      <w:r>
+        <w:rPr>
+          <w:b w:val="0"/>
+          <w:sz w:val="21"/>
+        </w:rPr>
+        <w:t xml:space="preserve"> CERRADO: el módulo que llegó es un</w:t>
+      </w:r>
+    </w:p>
+    <w:p>
+      <w:pPr>
+        <w:spacing w:after="120"/>
+      </w:pPr>
+      <w:r>
+        <w:rPr>
+          <w:rFonts w:ascii="Consolas" w:hAnsi="Consolas"/>
+          <w:sz w:val="21"/>
+        </w:rPr>
+        <w:t>ESP32-WROOM-32</w:t>
+      </w:r>
+      <w:r>
+        <w:rPr>
+          <w:b w:val="0"/>
+          <w:sz w:val="21"/>
+        </w:rPr>
+        <w:t xml:space="preserve"> clásico y habla SPP, así que </w:t>
+      </w:r>
+      <w:r>
+        <w:rPr>
+          <w:rFonts w:ascii="Consolas" w:hAnsi="Consolas"/>
+          <w:sz w:val="21"/>
+        </w:rPr>
+        <w:t>A1′</w:t>
+      </w:r>
+      <w:r>
+        <w:rPr>
+          <w:b w:val="0"/>
+          <w:sz w:val="21"/>
+        </w:rPr>
+        <w:t xml:space="preserve"> se DESBLOQUEA.** Con ella cambian tres cosas</w:t>
+      </w:r>
+    </w:p>
+    <w:p>
+      <w:pPr>
+        <w:spacing w:after="120"/>
+      </w:pPr>
+      <w:r>
+        <w:rPr>
+          <w:b w:val="0"/>
+          <w:sz w:val="21"/>
+        </w:rPr>
+        <w:t xml:space="preserve">más: </w:t>
+      </w:r>
+      <w:r>
+        <w:rPr>
+          <w:rFonts w:ascii="Consolas" w:hAnsi="Consolas"/>
+          <w:sz w:val="21"/>
+        </w:rPr>
+        <w:t>A5</w:t>
+      </w:r>
+      <w:r>
+        <w:rPr>
+          <w:b w:val="0"/>
+          <w:sz w:val="21"/>
+        </w:rPr>
+        <w:t xml:space="preserve"> pasa a exigir </w:t>
+      </w:r>
+      <w:r>
+        <w:rPr>
+          <w:b/>
+          <w:sz w:val="21"/>
+        </w:rPr>
+        <w:t>DC-DC conmutado y no lineal</w:t>
+      </w:r>
+      <w:r>
+        <w:rPr>
+          <w:b w:val="0"/>
+          <w:sz w:val="21"/>
+        </w:rPr>
+        <w:t xml:space="preserve"> (con la cuenta de disipación delante),</w:t>
+      </w:r>
+    </w:p>
+    <w:p>
+      <w:pPr>
+        <w:spacing w:after="120"/>
+      </w:pPr>
+      <w:r>
+        <w:rPr>
+          <w:b w:val="0"/>
+          <w:sz w:val="21"/>
+        </w:rPr>
+        <w:t xml:space="preserve">aparece </w:t>
+      </w:r>
+      <w:r>
+        <w:rPr>
+          <w:b/>
+          <w:sz w:val="21"/>
+        </w:rPr>
+        <w:t>`A8`, la placa portadora</w:t>
+      </w:r>
+      <w:r>
+        <w:rPr>
+          <w:b w:val="0"/>
+          <w:sz w:val="21"/>
+        </w:rPr>
+        <w:t>, que hasta hoy no era línea de compras, y el **receptor del</w:t>
+      </w:r>
+    </w:p>
+    <w:p>
+      <w:pPr>
+        <w:spacing w:after="120"/>
+      </w:pPr>
+      <w:r>
+        <w:rPr>
+          <w:b w:val="0"/>
+          <w:sz w:val="21"/>
+        </w:rPr>
+        <w:t>mando de relés sube de prioridad**, porque sin él el Esclavo se queda sin ninguna vía de mando. Lo</w:t>
+      </w:r>
+    </w:p>
+    <w:p>
+      <w:pPr>
+        <w:spacing w:after="120"/>
+      </w:pPr>
+      <w:r>
+        <w:rPr>
+          <w:b w:val="0"/>
+          <w:sz w:val="21"/>
+        </w:rPr>
+        <w:t>del 28/08 se conserva entero debajo.</w:t>
+      </w:r>
+    </w:p>
+    <w:p>
+      <w:pPr>
+        <w:spacing w:after="120"/>
+      </w:pPr>
+      <w:r>
+        <w:rPr>
+          <w:b/>
+          <w:sz w:val="21"/>
+        </w:rPr>
+        <w:t>Revisión anterior:</w:t>
       </w:r>
       <w:r>
         <w:rPr>
@@ -312,6 +482,394 @@
           <w:color w:val="960000"/>
           <w:sz w:val="20"/>
         </w:rPr>
+        <w:t xml:space="preserve">[!IMPORTANT] # 🟢 31/08/2026 — </w:t>
+      </w:r>
+      <w:r>
+        <w:rPr>
+          <w:rFonts w:ascii="Consolas" w:hAnsi="Consolas"/>
+          <w:color w:val="960000"/>
+          <w:sz w:val="20"/>
+        </w:rPr>
+        <w:t>BLQ-1</w:t>
+      </w:r>
+      <w:r>
+        <w:rPr>
+          <w:b w:val="0"/>
+          <w:color w:val="960000"/>
+          <w:sz w:val="20"/>
+        </w:rPr>
+        <w:t xml:space="preserve"> ESTÁ CERRADO: LA LÍNEA </w:t>
+      </w:r>
+      <w:r>
+        <w:rPr>
+          <w:rFonts w:ascii="Consolas" w:hAnsi="Consolas"/>
+          <w:color w:val="960000"/>
+          <w:sz w:val="20"/>
+        </w:rPr>
+        <w:t>A1′</w:t>
+      </w:r>
+      <w:r>
+        <w:rPr>
+          <w:b w:val="0"/>
+          <w:color w:val="960000"/>
+          <w:sz w:val="20"/>
+        </w:rPr>
+        <w:t xml:space="preserve"> SE DESBLOQUEA </w:t>
+      </w:r>
+      <w:r>
+        <w:rPr>
+          <w:b/>
+          <w:color w:val="960000"/>
+          <w:sz w:val="20"/>
+        </w:rPr>
+        <w:t>El módulo que llegó a obra es un `ESP32-WROOM-32` clásico.</w:t>
+      </w:r>
+      <w:r>
+        <w:rPr>
+          <w:b w:val="0"/>
+          <w:color w:val="960000"/>
+          <w:sz w:val="20"/>
+        </w:rPr>
+        <w:t xml:space="preserve"> La ficha del artículo comprado —aportada por el responsable— lo declara con </w:t>
+      </w:r>
+      <w:r>
+        <w:rPr>
+          <w:b/>
+          <w:color w:val="960000"/>
+          <w:sz w:val="20"/>
+        </w:rPr>
+        <w:t>tres confirmaciones independientes</w:t>
+      </w:r>
+      <w:r>
+        <w:rPr>
+          <w:b w:val="0"/>
+          <w:color w:val="960000"/>
+          <w:sz w:val="20"/>
+        </w:rPr>
+        <w:t>, y las tres apuntan al mismo silicio: ``</w:t>
+      </w:r>
+      <w:r>
+        <w:rPr>
+          <w:rFonts w:ascii="Consolas" w:hAnsi="Consolas"/>
+          <w:color w:val="960000"/>
+          <w:sz w:val="20"/>
+        </w:rPr>
+        <w:t xml:space="preserve">text Microcontrolador ...  ESP32-WROOM-32 CPU ................  Tensilica Xtensa 32-bit LX6, DUAL-CORE el S3 es LX7 y el C3 es RISC-V -&gt; no es ninguno de los dos Bluetooth ..........  v4.2 BR/EDR and Bluetooth Low Energy (BLE) ^^^^^^ Bluetooth Clasico </w:t>
+      </w:r>
+      <w:r>
+        <w:rPr>
+          <w:rFonts w:ascii="Consolas" w:hAnsi="Consolas"/>
+          <w:color w:val="960000"/>
+          <w:sz w:val="20"/>
+        </w:rPr>
+      </w:r>
+      <w:r>
+        <w:rPr>
+          <w:rFonts w:ascii="Consolas" w:hAnsi="Consolas"/>
+          <w:color w:val="960000"/>
+          <w:sz w:val="20"/>
+        </w:rPr>
+        <w:t xml:space="preserve"> **</w:t>
+      </w:r>
+      <w:r>
+        <w:rPr>
+          <w:b w:val="0"/>
+          <w:color w:val="960000"/>
+          <w:sz w:val="20"/>
+        </w:rPr>
+        <w:t>BR/EDR</w:t>
+      </w:r>
+      <w:r>
+        <w:rPr>
+          <w:rFonts w:ascii="Consolas" w:hAnsi="Consolas"/>
+          <w:color w:val="960000"/>
+          <w:sz w:val="20"/>
+        </w:rPr>
+        <w:t xml:space="preserve"> es Bluetooth Clásico, o sea SPP.** Es exactamente el perfil que necesita </w:t>
+      </w:r>
+      <w:r>
+        <w:rPr>
+          <w:b w:val="0"/>
+          <w:color w:val="960000"/>
+          <w:sz w:val="20"/>
+        </w:rPr>
+        <w:t>createRfcommSocketToServiceRecord</w:t>
+      </w:r>
+      <w:r>
+        <w:rPr>
+          <w:rFonts w:ascii="Consolas" w:hAnsi="Consolas"/>
+          <w:color w:val="960000"/>
+          <w:sz w:val="20"/>
+        </w:rPr>
+        <w:t xml:space="preserve"> del puente nativo de Android: **la app conecta sin tocar una línea de transporte**, y **el apartado 1 del Manual 10 no se reabre**. 📄 **LEÍDO** de la ficha del artículo, no medido con </w:t>
+      </w:r>
+      <w:r>
+        <w:rPr>
+          <w:b w:val="0"/>
+          <w:color w:val="960000"/>
+          <w:sz w:val="20"/>
+        </w:rPr>
+        <w:t>esptool</w:t>
+      </w:r>
+      <w:r>
+        <w:rPr>
+          <w:rFonts w:ascii="Consolas" w:hAnsi="Consolas"/>
+          <w:color w:val="960000"/>
+          <w:sz w:val="20"/>
+        </w:rPr>
+        <w:t xml:space="preserve"> ni con la serigrafía en la mano — ver </w:t>
+      </w:r>
+      <w:r>
+        <w:rPr>
+          <w:b w:val="0"/>
+          <w:color w:val="960000"/>
+          <w:sz w:val="20"/>
+        </w:rPr>
+        <w:t>roadmap.md</w:t>
+      </w:r>
+      <w:r>
+        <w:rPr>
+          <w:rFonts w:ascii="Consolas" w:hAnsi="Consolas"/>
+          <w:color w:val="960000"/>
+          <w:sz w:val="20"/>
+        </w:rPr>
+        <w:t xml:space="preserve"> **N-107** y </w:t>
+      </w:r>
+      <w:r>
+        <w:rPr>
+          <w:b w:val="0"/>
+          <w:color w:val="960000"/>
+          <w:sz w:val="20"/>
+        </w:rPr>
+        <w:t>ESTADO.md</w:t>
+      </w:r>
+      <w:r>
+        <w:rPr>
+          <w:rFonts w:ascii="Consolas" w:hAnsi="Consolas"/>
+          <w:color w:val="960000"/>
+          <w:sz w:val="20"/>
+        </w:rPr>
+        <w:t xml:space="preserve"> (fila </w:t>
+      </w:r>
+      <w:r>
+        <w:rPr>
+          <w:b w:val="0"/>
+          <w:color w:val="960000"/>
+          <w:sz w:val="20"/>
+        </w:rPr>
+        <w:t>BLQ-1</w:t>
+      </w:r>
+      <w:r>
+        <w:rPr>
+          <w:rFonts w:ascii="Consolas" w:hAnsi="Consolas"/>
+          <w:color w:val="960000"/>
+          <w:sz w:val="20"/>
+        </w:rPr>
+        <w:t>). ### Lo que eso cambia en esta lista, y lo que NO | | | |---|---| | ✅ **</w:t>
+      </w:r>
+      <w:r>
+        <w:rPr>
+          <w:b w:val="0"/>
+          <w:color w:val="960000"/>
+          <w:sz w:val="20"/>
+        </w:rPr>
+        <w:t>A1′</w:t>
+      </w:r>
+      <w:r>
+        <w:rPr>
+          <w:rFonts w:ascii="Consolas" w:hAnsi="Consolas"/>
+          <w:color w:val="960000"/>
+          <w:sz w:val="20"/>
+        </w:rPr>
+        <w:t xml:space="preserve"> deja de estar 🛑 BLOQUEADA** | El módulo que hay sirve. **La cantidad que hay en almacén sigue sin anotarse** | | ✅ **La vía WiFi queda descartada** | No hay que reabrir el Manual 10 §1. Era la rama cara y ya no está sobre la mesa | | ✅ **La alimentación queda fijada por la propia ficha** | </w:t>
+      </w:r>
+      <w:r>
+        <w:rPr>
+          <w:b w:val="0"/>
+          <w:color w:val="960000"/>
+          <w:sz w:val="20"/>
+        </w:rPr>
+        <w:t xml:space="preserve">12 V → DC-DC </w:t>
+      </w:r>
+      <w:r>
+        <w:rPr>
+          <w:b/>
+          <w:color w:val="960000"/>
+          <w:sz w:val="20"/>
+        </w:rPr>
+        <w:t>conmutado</w:t>
+      </w:r>
+      <w:r>
+        <w:rPr>
+          <w:b w:val="0"/>
+          <w:color w:val="960000"/>
+          <w:sz w:val="20"/>
+        </w:rPr>
+        <w:t xml:space="preserve"> → 5 V → </w:t>
+      </w:r>
+      <w:r>
+        <w:rPr>
+          <w:rFonts w:ascii="Consolas" w:hAnsi="Consolas"/>
+          <w:color w:val="960000"/>
+          <w:sz w:val="20"/>
+        </w:rPr>
+        <w:t>VIN</w:t>
+      </w:r>
+      <w:r>
+        <w:rPr>
+          <w:rFonts w:ascii="Consolas" w:hAnsi="Consolas"/>
+          <w:color w:val="960000"/>
+          <w:sz w:val="20"/>
+        </w:rPr>
+        <w:t xml:space="preserve"> (entrada recomendada 5 V, límite 5,5 V, con regulador a bordo). Ver </w:t>
+      </w:r>
+      <w:r>
+        <w:rPr>
+          <w:b w:val="0"/>
+          <w:color w:val="960000"/>
+          <w:sz w:val="20"/>
+        </w:rPr>
+        <w:t>A5</w:t>
+      </w:r>
+      <w:r>
+        <w:rPr>
+          <w:rFonts w:ascii="Consolas" w:hAnsi="Consolas"/>
+          <w:color w:val="960000"/>
+          <w:sz w:val="20"/>
+        </w:rPr>
+        <w:t xml:space="preserve">, que **cambió** con este dato | | ✅ **Las E/S del módulo son de 3,3 V** | El enlace con el STM32 por </w:t>
+      </w:r>
+      <w:r>
+        <w:rPr>
+          <w:b w:val="0"/>
+          <w:color w:val="960000"/>
+          <w:sz w:val="20"/>
+        </w:rPr>
+        <w:t>J17</w:t>
+      </w:r>
+      <w:r>
+        <w:rPr>
+          <w:rFonts w:ascii="Consolas" w:hAnsi="Consolas"/>
+          <w:color w:val="960000"/>
+          <w:sz w:val="20"/>
+        </w:rPr>
+        <w:t xml:space="preserve"> va **directo, sin adaptador de niveles**. No hay que comprar traductor | | 🛑 **NO se compra ni un </w:t>
+      </w:r>
+      <w:r>
+        <w:rPr>
+          <w:b w:val="0"/>
+          <w:color w:val="960000"/>
+          <w:sz w:val="20"/>
+        </w:rPr>
+        <w:t>ESP32</w:t>
+      </w:r>
+      <w:r>
+        <w:rPr>
+          <w:rFonts w:ascii="Consolas" w:hAnsi="Consolas"/>
+          <w:color w:val="960000"/>
+          <w:sz w:val="20"/>
+        </w:rPr>
+        <w:t xml:space="preserve"> más todavía** | **El bloqueo cambió de motivo, no desapareció:** ahora es el **conteo de pines**. Ver el aviso de abajo | ### 🛑 Lo que HOY bloquea comprar más módulos: 30 pines o 38, y no es lo mismo **Estas NodeMCU vienen en dos formatos, de 30 y de 38 pines, con anchos de placa distintos** — y la placa portadora (</w:t>
+      </w:r>
+      <w:r>
+        <w:rPr>
+          <w:b w:val="0"/>
+          <w:color w:val="960000"/>
+          <w:sz w:val="20"/>
+        </w:rPr>
+        <w:t>A8</w:t>
+      </w:r>
+      <w:r>
+        <w:rPr>
+          <w:rFonts w:ascii="Consolas" w:hAnsi="Consolas"/>
+          <w:color w:val="960000"/>
+          <w:sz w:val="20"/>
+        </w:rPr>
+        <w:t xml:space="preserve">) lleva **hembrillas**, no la huella del </w:t>
+      </w:r>
+      <w:r>
+        <w:rPr>
+          <w:b w:val="0"/>
+          <w:color w:val="960000"/>
+          <w:sz w:val="20"/>
+        </w:rPr>
+        <w:t>WROOM-32</w:t>
+      </w:r>
+      <w:r>
+        <w:rPr>
+          <w:rFonts w:ascii="Consolas" w:hAnsi="Consolas"/>
+          <w:color w:val="960000"/>
+          <w:sz w:val="20"/>
+        </w:rPr>
+        <w:t xml:space="preserve">. Un módulo de 38 pines no entra en unas hembrillas dimensionadas para 30, y al revés queda con filas al aire. **Se cuentan los pines y se mide el ancho con pie de rey ANTES de fabricar la portadora.** Es lo único que bloquea el taladro, y **no bloquea firmware** — el firmware del ESP32 es el mismo en los dos formatos. **Se anota aquí, con fecha y quién lo contó:** </w:t>
+      </w:r>
+      <w:r>
+        <w:rPr>
+          <w:rFonts w:ascii="Consolas" w:hAnsi="Consolas"/>
+          <w:color w:val="960000"/>
+          <w:sz w:val="20"/>
+        </w:rPr>
+      </w:r>
+      <w:r>
+        <w:rPr>
+          <w:rFonts w:ascii="Consolas" w:hAnsi="Consolas"/>
+          <w:color w:val="960000"/>
+          <w:sz w:val="20"/>
+        </w:rPr>
+        <w:t xml:space="preserve">text Fecha: ____________   Contado por: ____________________ Pines por fila:  [ ] 15 (placa de 30)   [ ] 19 (placa de 38) Ancho de placa medido con pie de rey: ________ mm Separacion entre filas (centro a centro): ________ mm Cuantos modulos hay en almacen: ______ </w:t>
+      </w:r>
+      <w:r>
+        <w:rPr>
+          <w:rFonts w:ascii="Consolas" w:hAnsi="Consolas"/>
+          <w:color w:val="960000"/>
+          <w:sz w:val="20"/>
+        </w:rPr>
+      </w:r>
+      <w:r>
+        <w:rPr>
+          <w:rFonts w:ascii="Consolas" w:hAnsi="Consolas"/>
+          <w:color w:val="960000"/>
+          <w:sz w:val="20"/>
+        </w:rPr>
+        <w:t xml:space="preserve"> &gt; ⚠️ **Y por qué no se compra «uno más por si acaso» antes de contarlos:** si el segundo pedido &gt; llega en el otro formato, la portadora sirve para uno de los dos postes. Dos referencias &gt; distintas en el mismo cruce es exactamente lo que este documento lleva un mes evitando. ### La lección de N-107, que se queda escrita porque cuesta dinero repetirla **El bloqueo se mantuvo más días de los necesarios por exigir la medida más cara.** Se pidió durante toda una sesión *«la serigrafía del blindaje, 30 segundos»* cuando **la ficha técnica del artículo comprado ya lo declaraba** y estaba a mano desde el principio. &gt; **Antes de declarar algo bloqueado por una medida física, censa qué fuentes escritas pueden &gt; responderlo ya.** Una ficha de compra, una factura, una serigrafía y un </w:t>
+      </w:r>
+      <w:r>
+        <w:rPr>
+          <w:b w:val="0"/>
+          <w:color w:val="960000"/>
+          <w:sz w:val="20"/>
+        </w:rPr>
+        <w:t xml:space="preserve">esptool chip_id` &gt; contestan la misma pregunta con costes muy distintos, y </w:t>
+      </w:r>
+      <w:r>
+        <w:rPr>
+          <w:b/>
+          <w:color w:val="960000"/>
+          <w:sz w:val="20"/>
+        </w:rPr>
+        <w:t>la más cara no es la primera que hay &gt; que pedir</w:t>
+      </w:r>
+      <w:r>
+        <w:rPr>
+          <w:b w:val="0"/>
+          <w:color w:val="960000"/>
+          <w:sz w:val="20"/>
+        </w:rPr>
+        <w:t>. Un bloqueo que se levanta leyendo no es un bloqueo: es una consulta pendiente.</w:t>
+      </w:r>
+    </w:p>
+    <w:p>
+      <w:pPr>
+        <w:spacing w:after="160"/>
+        <w:ind w:left="360"/>
+        <w:shd w:val="clear" w:fill="FFF4E5"/>
+      </w:pPr>
+      <w:r>
+        <w:rPr>
+          <w:b w:val="0"/>
+          <w:color w:val="960000"/>
+          <w:sz w:val="20"/>
+        </w:rPr>
         <w:t xml:space="preserve">[!CAUTION] # 🔄 28/08/2026 — LA ARQUITECTURA CAMBIÓ. ESTO SE LEE ANTES QUE EL RESTO DEL DOCUMENTO </w:t>
       </w:r>
       <w:r>
@@ -320,7 +878,151 @@
           <w:color w:val="960000"/>
           <w:sz w:val="20"/>
         </w:rPr>
-        <w:t>El `ESP32` pasa a SUSTITUIR al módulo Bluetooth SPP —ya no se compran `HC-05` ni `JDY-30`—, el `DS3231` se cuelga del `ESP32` por I²C con pila propia en vez de montarse en la placa STM32, y se retiran la pantalla LCD, los cuatro pulsadores y el mando de relés.</w:t>
+        <w:t>El `ESP32` pasa a SUSTITUIR al módulo Bluetooth SPP —ya no se compran `HC-05` ni `JDY-30`—, el `DS3231` se cuelga del `ESP32` por I²C con pila propia en vez de montarse en la placa STM32, y se retiran la pantalla LCD, ~~los cuatro pulsadores y el mando de relés~~.</w:t>
+      </w:r>
+      <w:r>
+        <w:rPr>
+          <w:b w:val="0"/>
+          <w:color w:val="960000"/>
+          <w:sz w:val="20"/>
+        </w:rPr>
+        <w:t xml:space="preserve"> &gt; 🔴 </w:t>
+      </w:r>
+      <w:r>
+        <w:rPr>
+          <w:b/>
+          <w:color w:val="960000"/>
+          <w:sz w:val="20"/>
+        </w:rPr>
+        <w:t>ESA ÚLTIMA FRASE ESTÁ CORREGIDA DESDE EL 31/08 Y NO SE EJECUTA LITERAL.</w:t>
+      </w:r>
+      <w:r>
+        <w:rPr>
+          <w:b w:val="0"/>
+          <w:color w:val="960000"/>
+          <w:sz w:val="20"/>
+        </w:rPr>
+        <w:t xml:space="preserve"> Por decisión del &gt; responsable: </w:t>
+      </w:r>
+      <w:r>
+        <w:rPr>
+          <w:b/>
+          <w:color w:val="960000"/>
+          <w:sz w:val="20"/>
+        </w:rPr>
+        <w:t>se retiran SÓLO los pulsadores 3 y 4</w:t>
+      </w:r>
+      <w:r>
+        <w:rPr>
+          <w:b w:val="0"/>
+          <w:color w:val="960000"/>
+          <w:sz w:val="20"/>
+        </w:rPr>
+        <w:t xml:space="preserve"> (</w:t>
+      </w:r>
+      <w:r>
+        <w:rPr>
+          <w:rFonts w:ascii="Consolas" w:hAnsi="Consolas"/>
+          <w:color w:val="960000"/>
+          <w:sz w:val="20"/>
+        </w:rPr>
+        <w:t>PB14</w:t>
+      </w:r>
+      <w:r>
+        <w:rPr>
+          <w:b w:val="0"/>
+          <w:color w:val="960000"/>
+          <w:sz w:val="20"/>
+        </w:rPr>
+        <w:t>/</w:t>
+      </w:r>
+      <w:r>
+        <w:rPr>
+          <w:rFonts w:ascii="Consolas" w:hAnsi="Consolas"/>
+          <w:color w:val="960000"/>
+          <w:sz w:val="20"/>
+        </w:rPr>
+        <w:t>PB15</w:t>
+      </w:r>
+      <w:r>
+        <w:rPr>
+          <w:b w:val="0"/>
+          <w:color w:val="960000"/>
+          <w:sz w:val="20"/>
+        </w:rPr>
+        <w:t xml:space="preserve">), y </w:t>
+      </w:r>
+      <w:r>
+        <w:rPr>
+          <w:b/>
+          <w:color w:val="960000"/>
+          <w:sz w:val="20"/>
+        </w:rPr>
+        <w:t>el MANDO DE RELÉS SE &gt; CONSERVA</w:t>
+      </w:r>
+      <w:r>
+        <w:rPr>
+          <w:b w:val="0"/>
+          <w:color w:val="960000"/>
+          <w:sz w:val="20"/>
+        </w:rPr>
+        <w:t xml:space="preserve"> en los canales A (</w:t>
+      </w:r>
+      <w:r>
+        <w:rPr>
+          <w:rFonts w:ascii="Consolas" w:hAnsi="Consolas"/>
+          <w:color w:val="960000"/>
+          <w:sz w:val="20"/>
+        </w:rPr>
+        <w:t>PB9</w:t>
+      </w:r>
+      <w:r>
+        <w:rPr>
+          <w:b w:val="0"/>
+          <w:color w:val="960000"/>
+          <w:sz w:val="20"/>
+        </w:rPr>
+        <w:t>) y B (</w:t>
+      </w:r>
+      <w:r>
+        <w:rPr>
+          <w:rFonts w:ascii="Consolas" w:hAnsi="Consolas"/>
+          <w:color w:val="960000"/>
+          <w:sz w:val="20"/>
+        </w:rPr>
+        <w:t>PB13</w:t>
+      </w:r>
+      <w:r>
+        <w:rPr>
+          <w:b w:val="0"/>
+          <w:color w:val="960000"/>
+          <w:sz w:val="20"/>
+        </w:rPr>
+        <w:t xml:space="preserve">). </w:t>
+      </w:r>
+      <w:r>
+        <w:rPr>
+          <w:b/>
+          <w:color w:val="960000"/>
+          <w:sz w:val="20"/>
+        </w:rPr>
+        <w:t>Retirar el mando entero no dejaba código &gt; inerte: borraba un veto de seguridad</w:t>
+      </w:r>
+      <w:r>
+        <w:rPr>
+          <w:b w:val="0"/>
+          <w:color w:val="960000"/>
+          <w:sz w:val="20"/>
+        </w:rPr>
+        <w:t xml:space="preserve"> —el que impide que una orden de radio saque al Esclavo de &gt; un ámbar que un operario dejó puesto a propósito—. </w:t>
+      </w:r>
+      <w:r>
+        <w:rPr>
+          <w:b/>
+          <w:color w:val="960000"/>
+          <w:sz w:val="20"/>
+        </w:rPr>
+        <w:t>Y de la corrección sale una línea de compra &gt; nueva: `A9`, el receptor RF del mando, que nunca se compró.</w:t>
       </w:r>
       <w:r>
         <w:rPr>
@@ -1039,7 +1741,7 @@
           <w:color w:val="003366"/>
           <w:sz w:val="26"/>
         </w:rPr>
-        <w:t>0 · ESTADO REAL DE LAS COMPRAS al 28/08 — leer antes de volver a pedir</w:t>
+        <w:t>0 · ESTADO REAL DE LAS COMPRAS al 31/08 — leer antes de volver a pedir</w:t>
       </w:r>
     </w:p>
     <w:p>
@@ -1338,35 +2040,35 @@
                 <w:b/>
                 <w:sz w:val="19"/>
               </w:rPr>
-              <w:t>Llegaron módulos `ESP32`</w:t>
+              <w:t>Llegaron módulos `ESP32-WROOM-32` clásicos</w:t>
             </w:r>
             <w:r>
               <w:rPr>
                 <w:b w:val="0"/>
                 <w:sz w:val="19"/>
               </w:rPr>
-              <w:t xml:space="preserve">, referencia </w:t>
+              <w:t xml:space="preserve"> —referencia </w:t>
             </w:r>
             <w:r>
               <w:rPr>
                 <w:b/>
                 <w:sz w:val="19"/>
               </w:rPr>
-              <w:t>sin confirmar</w:t>
+              <w:t>CONFIRMADA por ficha</w:t>
             </w:r>
             <w:r>
               <w:rPr>
                 <w:b w:val="0"/>
                 <w:sz w:val="19"/>
               </w:rPr>
-              <w:t xml:space="preserve"> y </w:t>
+              <w:t xml:space="preserve"> el 31/08—, </w:t>
             </w:r>
             <w:r>
               <w:rPr>
                 <w:b/>
                 <w:sz w:val="19"/>
               </w:rPr>
-              <w:t>cantidad sin anotar</w:t>
+              <w:t>cantidad todavía sin anotar</w:t>
             </w:r>
           </w:p>
         </w:tc>
@@ -1381,35 +2083,63 @@
                 <w:b w:val="0"/>
                 <w:sz w:val="19"/>
               </w:rPr>
-              <w:t xml:space="preserve">🛑 </w:t>
+              <w:t xml:space="preserve">🟢 </w:t>
             </w:r>
             <w:r>
               <w:rPr>
                 <w:b/>
                 <w:sz w:val="19"/>
               </w:rPr>
-              <w:t>BLOQUEADA.</w:t>
+              <w:t>DESBLOQUEADA el 31/08 (`BLQ-1` cerrado).</w:t>
             </w:r>
             <w:r>
               <w:rPr>
                 <w:b w:val="0"/>
                 <w:sz w:val="19"/>
               </w:rPr>
-              <w:t xml:space="preserve"> No se compra ni un </w:t>
+              <w:t xml:space="preserve"> ~~🛑 BLOQUEADA hasta leer qué referencia llegó~~ — </w:t>
+            </w:r>
+            <w:r>
+              <w:rPr>
+                <w:b/>
+                <w:sz w:val="19"/>
+              </w:rPr>
+              <w:t>el motivo desapareció: hay SPP.</w:t>
+            </w:r>
+            <w:r>
+              <w:rPr>
+                <w:b w:val="0"/>
+                <w:sz w:val="19"/>
+              </w:rPr>
+              <w:t xml:space="preserve"> Lo que queda antes de comprar </w:t>
+            </w:r>
+            <w:r>
+              <w:rPr>
+                <w:b/>
+                <w:sz w:val="19"/>
+              </w:rPr>
+              <w:t>más</w:t>
+            </w:r>
+            <w:r>
+              <w:rPr>
+                <w:b w:val="0"/>
+                <w:sz w:val="19"/>
+              </w:rPr>
+              <w:t xml:space="preserve"> es contar pines (30/38), y eso bloquea la portadora </w:t>
             </w:r>
             <w:r>
               <w:rPr>
                 <w:rFonts w:ascii="Consolas" w:hAnsi="Consolas"/>
                 <w:sz w:val="19"/>
               </w:rPr>
-              <w:t>ESP32</w:t>
+              <w:t>A8</w:t>
             </w:r>
             <w:r>
               <w:rPr>
                 <w:b w:val="0"/>
                 <w:sz w:val="19"/>
               </w:rPr>
-              <w:t xml:space="preserve"> más hasta leer qué referencia llegó. Ver abajo</w:t>
+              <w:t>, no el firmware</w:t>
             </w:r>
           </w:p>
         </w:tc>
@@ -1677,7 +2407,7 @@
                 <w:b/>
                 <w:sz w:val="19"/>
               </w:rPr>
-              <w:t>NO se ha pedido, y hace falta</w:t>
+              <w:t>NO se ha pedido, y es LO QUE BLOQUEA EL MONTAJE</w:t>
             </w:r>
           </w:p>
         </w:tc>
@@ -1720,7 +2450,28 @@
                 <w:b w:val="0"/>
                 <w:sz w:val="19"/>
               </w:rPr>
-              <w:t xml:space="preserve"> reinicia el STM32 del semáforo</w:t>
+              <w:t xml:space="preserve"> reinicia el STM32 del semáforo. </w:t>
+            </w:r>
+            <w:r>
+              <w:rPr>
+                <w:b/>
+                <w:sz w:val="19"/>
+              </w:rPr>
+              <w:t>31/08: pasa a exigir DC-DC CONMUTADO, no lineal</w:t>
+            </w:r>
+            <w:r>
+              <w:rPr>
+                <w:b w:val="0"/>
+                <w:sz w:val="19"/>
+              </w:rPr>
+              <w:t xml:space="preserve"> — ver </w:t>
+            </w:r>
+            <w:r>
+              <w:rPr>
+                <w:rFonts w:ascii="Consolas" w:hAnsi="Consolas"/>
+                <w:sz w:val="19"/>
+              </w:rPr>
+              <w:t>A5</w:t>
             </w:r>
           </w:p>
         </w:tc>
@@ -1824,7 +2575,28 @@
                 <w:b w:val="0"/>
                 <w:sz w:val="19"/>
               </w:rPr>
-              <w:t>: no va en la placa STM32</w:t>
+              <w:t xml:space="preserve"> para pedirse: no va en la placa STM32. </w:t>
+            </w:r>
+            <w:r>
+              <w:rPr>
+                <w:b/>
+                <w:sz w:val="19"/>
+              </w:rPr>
+              <w:t>Lo que sigue condicionado a `Y2` es CUÁNTOS y qué reloj queda en el STM32</w:t>
+            </w:r>
+            <w:r>
+              <w:rPr>
+                <w:b w:val="0"/>
+                <w:sz w:val="19"/>
+              </w:rPr>
+              <w:t xml:space="preserve"> — ver </w:t>
+            </w:r>
+            <w:r>
+              <w:rPr>
+                <w:rFonts w:ascii="Consolas" w:hAnsi="Consolas"/>
+                <w:sz w:val="19"/>
+              </w:rPr>
+              <w:t>A6</w:t>
             </w:r>
           </w:p>
         </w:tc>
@@ -1901,6 +2673,242 @@
                 <w:sz w:val="19"/>
               </w:rPr>
               <w:t>pendiente *(es cable y conector, no electrónica)*</w:t>
+            </w:r>
+          </w:p>
+        </w:tc>
+      </w:tr>
+      <w:tr>
+        <w:tc>
+          <w:tcPr>
+            <w:tcW w:type="dxa" w:w="2340"/>
+          </w:tcPr>
+          <w:p>
+            <w:r/>
+            <w:r>
+              <w:rPr>
+                <w:b/>
+                <w:sz w:val="19"/>
+              </w:rPr>
+              <w:t>A8</w:t>
+            </w:r>
+            <w:r>
+              <w:rPr>
+                <w:b w:val="0"/>
+                <w:sz w:val="19"/>
+              </w:rPr>
+              <w:t xml:space="preserve"> </w:t>
+            </w:r>
+            <w:r>
+              <w:rPr>
+                <w:b/>
+                <w:sz w:val="19"/>
+              </w:rPr>
+              <w:t>Placa portadora del `ESP32`</w:t>
+            </w:r>
+          </w:p>
+        </w:tc>
+        <w:tc>
+          <w:tcPr>
+            <w:tcW w:type="dxa" w:w="2340"/>
+          </w:tcPr>
+          <w:p>
+            <w:r/>
+            <w:r>
+              <w:rPr>
+                <w:b w:val="0"/>
+                <w:sz w:val="19"/>
+              </w:rPr>
+              <w:t xml:space="preserve">— *(línea nueva del </w:t>
+            </w:r>
+            <w:r>
+              <w:rPr>
+                <w:b/>
+                <w:sz w:val="19"/>
+              </w:rPr>
+              <w:t>31/08</w:t>
+            </w:r>
+            <w:r>
+              <w:rPr>
+                <w:b w:val="0"/>
+                <w:sz w:val="19"/>
+              </w:rPr>
+              <w:t>)*</w:t>
+            </w:r>
+          </w:p>
+        </w:tc>
+        <w:tc>
+          <w:tcPr>
+            <w:tcW w:type="dxa" w:w="2340"/>
+          </w:tcPr>
+          <w:p>
+            <w:r/>
+            <w:r>
+              <w:rPr>
+                <w:b/>
+                <w:sz w:val="19"/>
+              </w:rPr>
+              <w:t>NO se ha pedido, NO está diseñada, y NO está decidido quién la diseña ni quién la fabrica</w:t>
+            </w:r>
+          </w:p>
+        </w:tc>
+        <w:tc>
+          <w:tcPr>
+            <w:tcW w:type="dxa" w:w="2340"/>
+          </w:tcPr>
+          <w:p>
+            <w:r/>
+            <w:r>
+              <w:rPr>
+                <w:b w:val="0"/>
+                <w:sz w:val="19"/>
+              </w:rPr>
+              <w:t xml:space="preserve">🔴 </w:t>
+            </w:r>
+            <w:r>
+              <w:rPr>
+                <w:b/>
+                <w:sz w:val="19"/>
+              </w:rPr>
+              <w:t>NO cubierta, y hasta hoy ni siquiera era una línea de esta lista.</w:t>
+            </w:r>
+            <w:r>
+              <w:rPr>
+                <w:b w:val="0"/>
+                <w:sz w:val="19"/>
+              </w:rPr>
+              <w:t xml:space="preserve"> Ver </w:t>
+            </w:r>
+            <w:r>
+              <w:rPr>
+                <w:rFonts w:ascii="Consolas" w:hAnsi="Consolas"/>
+                <w:sz w:val="19"/>
+              </w:rPr>
+              <w:t>A8</w:t>
+            </w:r>
+          </w:p>
+        </w:tc>
+      </w:tr>
+      <w:tr>
+        <w:tc>
+          <w:tcPr>
+            <w:tcW w:type="dxa" w:w="2340"/>
+          </w:tcPr>
+          <w:p>
+            <w:r/>
+            <w:r>
+              <w:rPr>
+                <w:b/>
+                <w:sz w:val="19"/>
+              </w:rPr>
+              <w:t>A9</w:t>
+            </w:r>
+            <w:r>
+              <w:rPr>
+                <w:b w:val="0"/>
+                <w:sz w:val="19"/>
+              </w:rPr>
+              <w:t xml:space="preserve"> </w:t>
+            </w:r>
+            <w:r>
+              <w:rPr>
+                <w:b/>
+                <w:sz w:val="19"/>
+              </w:rPr>
+              <w:t>Receptor RF del mando de relés</w:t>
+            </w:r>
+          </w:p>
+        </w:tc>
+        <w:tc>
+          <w:tcPr>
+            <w:tcW w:type="dxa" w:w="2340"/>
+          </w:tcPr>
+          <w:p>
+            <w:r/>
+            <w:r>
+              <w:rPr>
+                <w:b w:val="0"/>
+                <w:sz w:val="19"/>
+              </w:rPr>
+              <w:t>~~nunca se pidió: el mando iba a retirarse~~</w:t>
+            </w:r>
+          </w:p>
+        </w:tc>
+        <w:tc>
+          <w:tcPr>
+            <w:tcW w:type="dxa" w:w="2340"/>
+          </w:tcPr>
+          <w:p>
+            <w:r/>
+            <w:r>
+              <w:rPr>
+                <w:b/>
+                <w:sz w:val="19"/>
+              </w:rPr>
+              <w:t>NUNCA se compró</w:t>
+            </w:r>
+          </w:p>
+        </w:tc>
+        <w:tc>
+          <w:tcPr>
+            <w:tcW w:type="dxa" w:w="2340"/>
+          </w:tcPr>
+          <w:p>
+            <w:r/>
+            <w:r>
+              <w:rPr>
+                <w:b w:val="0"/>
+                <w:sz w:val="19"/>
+              </w:rPr>
+              <w:t xml:space="preserve">🔴 </w:t>
+            </w:r>
+            <w:r>
+              <w:rPr>
+                <w:b/>
+                <w:sz w:val="19"/>
+              </w:rPr>
+              <w:t>31/08: SUBE DE PRIORIDAD.</w:t>
+            </w:r>
+            <w:r>
+              <w:rPr>
+                <w:b w:val="0"/>
+                <w:sz w:val="19"/>
+              </w:rPr>
+              <w:t xml:space="preserve"> El mando </w:t>
+            </w:r>
+            <w:r>
+              <w:rPr>
+                <w:b/>
+                <w:sz w:val="19"/>
+              </w:rPr>
+              <w:t>se conserva</w:t>
+            </w:r>
+            <w:r>
+              <w:rPr>
+                <w:b w:val="0"/>
+                <w:sz w:val="19"/>
+              </w:rPr>
+              <w:t xml:space="preserve">, y sin receptor </w:t>
+            </w:r>
+            <w:r>
+              <w:rPr>
+                <w:b/>
+                <w:sz w:val="19"/>
+              </w:rPr>
+              <w:t>el Esclavo se queda sin ninguna vía de mando</w:t>
+            </w:r>
+            <w:r>
+              <w:rPr>
+                <w:b w:val="0"/>
+                <w:sz w:val="19"/>
+              </w:rPr>
+              <w:t xml:space="preserve">. Ver </w:t>
+            </w:r>
+            <w:r>
+              <w:rPr>
+                <w:rFonts w:ascii="Consolas" w:hAnsi="Consolas"/>
+                <w:sz w:val="19"/>
+              </w:rPr>
+              <w:t>A9</w:t>
             </w:r>
           </w:p>
         </w:tc>
@@ -2115,7 +3123,7 @@
           <w:color w:val="003366"/>
           <w:sz w:val="23"/>
         </w:rPr>
-        <w:t xml:space="preserve">🛑 Antes de comprar un </w:t>
+        <w:t xml:space="preserve">✅ Antes de comprar un </w:t>
       </w:r>
       <w:r>
         <w:rPr>
@@ -2132,6 +3140,101 @@
           <w:sz w:val="23"/>
         </w:rPr>
         <w:t xml:space="preserve"> más: NO todos hablan SPP, y el grande es el que no</w:t>
+      </w:r>
+    </w:p>
+    <w:p>
+      <w:pPr>
+        <w:spacing w:after="160"/>
+        <w:ind w:left="360"/>
+        <w:shd w:val="clear" w:fill="FFF4E5"/>
+      </w:pPr>
+      <w:r>
+        <w:rPr>
+          <w:b w:val="0"/>
+          <w:color w:val="960000"/>
+          <w:sz w:val="20"/>
+        </w:rPr>
+        <w:t xml:space="preserve">🟢 </w:t>
+      </w:r>
+      <w:r>
+        <w:rPr>
+          <w:b/>
+          <w:color w:val="960000"/>
+          <w:sz w:val="20"/>
+        </w:rPr>
+        <w:t>31/08 — ESTA PREGUNTA YA ESTÁ CONTESTADA PARA LO QUE HAY EN ALMACÉN: es un `WROOM-32` clásico y habla SPP.</w:t>
+      </w:r>
+      <w:r>
+        <w:rPr>
+          <w:b w:val="0"/>
+          <w:color w:val="960000"/>
+          <w:sz w:val="20"/>
+        </w:rPr>
+        <w:t xml:space="preserve"> Este apartado </w:t>
+      </w:r>
+      <w:r>
+        <w:rPr>
+          <w:b/>
+          <w:color w:val="960000"/>
+          <w:sz w:val="20"/>
+        </w:rPr>
+        <w:t>no se tacha</w:t>
+      </w:r>
+      <w:r>
+        <w:rPr>
+          <w:b w:val="0"/>
+          <w:color w:val="960000"/>
+          <w:sz w:val="20"/>
+        </w:rPr>
+        <w:t xml:space="preserve">, y no es por costumbre: sigue siendo el criterio con el que se pide </w:t>
+      </w:r>
+      <w:r>
+        <w:rPr>
+          <w:b/>
+          <w:color w:val="960000"/>
+          <w:sz w:val="20"/>
+        </w:rPr>
+        <w:t>el siguiente</w:t>
+      </w:r>
+      <w:r>
+        <w:rPr>
+          <w:b w:val="0"/>
+          <w:color w:val="960000"/>
+          <w:sz w:val="20"/>
+        </w:rPr>
+        <w:t xml:space="preserve"> módulo, y el error que describe —recibir un </w:t>
+      </w:r>
+      <w:r>
+        <w:rPr>
+          <w:rFonts w:ascii="Consolas" w:hAnsi="Consolas"/>
+          <w:color w:val="960000"/>
+          <w:sz w:val="20"/>
+        </w:rPr>
+        <w:t>S3</w:t>
+      </w:r>
+      <w:r>
+        <w:rPr>
+          <w:b w:val="0"/>
+          <w:color w:val="960000"/>
+          <w:sz w:val="20"/>
+        </w:rPr>
+        <w:t xml:space="preserve"> por pedir *«el mejor»*— es exactamente igual de posible mañana que ayer. Lo que cambia es que </w:t>
+      </w:r>
+      <w:r>
+        <w:rPr>
+          <w:b/>
+          <w:color w:val="960000"/>
+          <w:sz w:val="20"/>
+        </w:rPr>
+        <w:t>ya no bloquea `A1′`</w:t>
+      </w:r>
+      <w:r>
+        <w:rPr>
+          <w:b w:val="0"/>
+          <w:color w:val="960000"/>
+          <w:sz w:val="20"/>
+        </w:rPr>
+        <w:t>.</w:t>
       </w:r>
     </w:p>
     <w:p>
@@ -2564,7 +3667,7 @@
           <w:color w:val="960000"/>
           <w:sz w:val="20"/>
         </w:rPr>
-        <w:t xml:space="preserve">text ESP32-WROOM-32  (o -32D / -32E / -32U)  sobre placa DevKitC de 38 pines Bluetooth Clasico BR/EDR + WiFi.  NO S3, NO C3, NO S2, NO C6, NO H2. </w:t>
+        <w:t xml:space="preserve">text ESP32-WROOM-32  (o -32D / -32E / -32U)  sobre placa DevKitC / NodeMCU Bluetooth Clasico BR/EDR + WiFi.  NO S3, NO C3, NO S2, NO C6, NO H2. MISMO FORMATO DE PINES que el que ya hay en almacen (30 o 38): CONTARLO ANTES. </w:t>
       </w:r>
       <w:r>
         <w:rPr>
@@ -2579,7 +3682,7 @@
           <w:color w:val="960000"/>
           <w:sz w:val="20"/>
         </w:rPr>
-        <w:t xml:space="preserve"> **Los 38 pines son de la placa, no del chip:** es el mismo </w:t>
+        <w:t xml:space="preserve"> **Los 30 o 38 pines son de la placa, no del chip:** es el mismo </w:t>
       </w:r>
       <w:r>
         <w:rPr>
@@ -2595,15 +3698,15 @@
           <w:color w:val="960000"/>
           <w:sz w:val="20"/>
         </w:rPr>
-        <w:t xml:space="preserve"> con SPP, pero saca más GPIO al conector — que es lo que hace falta ahora que del </w:t>
-      </w:r>
-      <w:r>
-        <w:rPr>
-          <w:b w:val="0"/>
-          <w:color w:val="960000"/>
-          <w:sz w:val="20"/>
-        </w:rPr>
-        <w:t>ESP32</w:t>
+        <w:t xml:space="preserve"> con SPP en los dos casos, pero el de 38 saca más GPIO al conector y **la placa es más ancha**. Los dos sirven eléctricamente —lo único que hace falta es que saquen </w:t>
+      </w:r>
+      <w:r>
+        <w:rPr>
+          <w:b w:val="0"/>
+          <w:color w:val="960000"/>
+          <w:sz w:val="20"/>
+        </w:rPr>
+        <w:t>GPIO16</w:t>
       </w:r>
       <w:r>
         <w:rPr>
@@ -2611,7 +3714,23 @@
           <w:color w:val="960000"/>
           <w:sz w:val="20"/>
         </w:rPr>
-        <w:t xml:space="preserve"> cuelga también el reloj de A6. La versión de 30 pines sirve igual si es la que hay, siempre que saque </w:t>
+        <w:t xml:space="preserve">, </w:t>
+      </w:r>
+      <w:r>
+        <w:rPr>
+          <w:b w:val="0"/>
+          <w:color w:val="960000"/>
+          <w:sz w:val="20"/>
+        </w:rPr>
+        <w:t>GPIO17</w:t>
+      </w:r>
+      <w:r>
+        <w:rPr>
+          <w:rFonts w:ascii="Consolas" w:hAnsi="Consolas"/>
+          <w:color w:val="960000"/>
+          <w:sz w:val="20"/>
+        </w:rPr>
+        <w:t xml:space="preserve">, </w:t>
       </w:r>
       <w:r>
         <w:rPr>
@@ -2635,7 +3754,39 @@
           <w:color w:val="960000"/>
           <w:sz w:val="20"/>
         </w:rPr>
-        <w:t>GPIO22`.</w:t>
+        <w:t>GPIO22</w:t>
+      </w:r>
+      <w:r>
+        <w:rPr>
+          <w:rFonts w:ascii="Consolas" w:hAnsi="Consolas"/>
+          <w:color w:val="960000"/>
+          <w:sz w:val="20"/>
+        </w:rPr>
+        <w:t xml:space="preserve">—, pero **no son intercambiables en las hembrillas de la portadora </w:t>
+      </w:r>
+      <w:r>
+        <w:rPr>
+          <w:b w:val="0"/>
+          <w:color w:val="960000"/>
+          <w:sz w:val="20"/>
+        </w:rPr>
+        <w:t>A8`</w:t>
+      </w:r>
+      <w:r>
+        <w:rPr>
+          <w:b/>
+          <w:color w:val="960000"/>
+          <w:sz w:val="20"/>
+        </w:rPr>
+        <w:t xml:space="preserve">. 🛑 </w:t>
+      </w:r>
+      <w:r>
+        <w:rPr>
+          <w:b w:val="0"/>
+          <w:color w:val="960000"/>
+          <w:sz w:val="20"/>
+        </w:rPr>
+        <w:t>Por eso, y sólo por eso, no se compra un módulo más hasta contar los que hay.**</w:t>
       </w:r>
     </w:p>
     <w:p>
@@ -2820,7 +3971,7 @@
           <w:color w:val="960000"/>
           <w:sz w:val="20"/>
         </w:rPr>
-        <w:t xml:space="preserve">🛑 </w:t>
+        <w:t xml:space="preserve">✅ </w:t>
       </w:r>
       <w:r>
         <w:rPr>
@@ -2828,15 +3979,15 @@
           <w:color w:val="960000"/>
           <w:sz w:val="20"/>
         </w:rPr>
-        <w:t>PENDIENTE, y es lo que BLOQUEA la línea A1′:</w:t>
-      </w:r>
-      <w:r>
-        <w:rPr>
-          <w:b w:val="0"/>
-          <w:color w:val="960000"/>
-          <w:sz w:val="20"/>
-        </w:rPr>
-        <w:t xml:space="preserve"> hasta que se anote aquí la referencia leída por uno de esos dos métodos, </w:t>
+        <w:t>CONTESTADO el 31/08 — y por un tercer método que no estaba en esta lista: la FICHA DEL ARTÍCULO COMPRADO.</w:t>
+      </w:r>
+      <w:r>
+        <w:rPr>
+          <w:b w:val="0"/>
+          <w:color w:val="960000"/>
+          <w:sz w:val="20"/>
+        </w:rPr>
+        <w:t xml:space="preserve"> Los dos métodos de arriba siguen siendo válidos y siguen sirviendo como comprobante de recepción de un lote nuevo; lo que este documento no había previsto es que </w:t>
       </w:r>
       <w:r>
         <w:rPr>
@@ -2844,15 +3995,31 @@
           <w:color w:val="960000"/>
           <w:sz w:val="20"/>
         </w:rPr>
-        <w:t>no se sabe si lo que llegó sirve para algo</w:t>
-      </w:r>
-      <w:r>
-        <w:rPr>
-          <w:b w:val="0"/>
-          <w:color w:val="960000"/>
-          <w:sz w:val="20"/>
-        </w:rPr>
-        <w:t xml:space="preserve">. No se apunta como cubierto ni como descartado. </w:t>
+        <w:t>la respuesta ya estaba escrita en el papel de la compra</w:t>
+      </w:r>
+      <w:r>
+        <w:rPr>
+          <w:b w:val="0"/>
+          <w:color w:val="960000"/>
+          <w:sz w:val="20"/>
+        </w:rPr>
+        <w:t>, sin necesidad de tener el módulo delante. ``</w:t>
+      </w:r>
+      <w:r>
+        <w:rPr>
+          <w:rFonts w:ascii="Consolas" w:hAnsi="Consolas"/>
+          <w:color w:val="960000"/>
+          <w:sz w:val="20"/>
+        </w:rPr>
+        <w:t xml:space="preserve">text Fecha: 31/08/2026     Leido por: el responsable (ficha del articulo comprado) Metodo: [ ] serigrafia del blindaje   [ ] esptool chip_id   [X] ficha tecnica de compra Referencia leida: ESP32-WROOM-32  (Xtensa LX6 dual-core, BT v4.2 BR/EDR + BLE) Cuantos modulos hay en almacen: ______   &lt;-- SIGUE SIN ANOTAR Habla SPP:  [X] SI -&gt; sigue A1'   [ ] NO -&gt; ver la fila de WiFi de abajo </w:t>
+      </w:r>
+      <w:r>
+        <w:rPr>
+          <w:b w:val="0"/>
+          <w:color w:val="960000"/>
+          <w:sz w:val="20"/>
+        </w:rPr>
+        <w:t xml:space="preserve">`` 🛑 </w:t>
       </w:r>
       <w:r>
         <w:rPr>
@@ -2860,31 +4027,15 @@
           <w:color w:val="960000"/>
           <w:sz w:val="20"/>
         </w:rPr>
-        <w:t>Y mientras tanto no se compra ni un módulo más de Bluetooth</w:t>
-      </w:r>
-      <w:r>
-        <w:rPr>
-          <w:b w:val="0"/>
-          <w:color w:val="960000"/>
-          <w:sz w:val="20"/>
-        </w:rPr>
-        <w:t xml:space="preserve">, ni </w:t>
-      </w:r>
-      <w:r>
-        <w:rPr>
-          <w:rFonts w:ascii="Consolas" w:hAnsi="Consolas"/>
-          <w:color w:val="960000"/>
-          <w:sz w:val="20"/>
-        </w:rPr>
-        <w:t>ESP32</w:t>
-      </w:r>
-      <w:r>
-        <w:rPr>
-          <w:b w:val="0"/>
-          <w:color w:val="960000"/>
-          <w:sz w:val="20"/>
-        </w:rPr>
-        <w:t xml:space="preserve"> ni nada: comprar antes de saber es como se acaba con dos referencias distintas en el mismo cruce. </w:t>
+        <w:t>Lo que SIGUE en blanco y todavía importa: cuántos hay.</w:t>
+      </w:r>
+      <w:r>
+        <w:rPr>
+          <w:b w:val="0"/>
+          <w:color w:val="960000"/>
+          <w:sz w:val="20"/>
+        </w:rPr>
+        <w:t xml:space="preserve"> Se pide un módulo por poste (</w:t>
       </w:r>
       <w:r>
         <w:rPr>
@@ -2892,30 +4043,39 @@
           <w:color w:val="960000"/>
           <w:sz w:val="20"/>
         </w:rPr>
-        <w:t>Se anota aquí, con fecha y quién lo leyó:</w:t>
-      </w:r>
-      <w:r>
-        <w:rPr>
-          <w:b w:val="0"/>
-          <w:color w:val="960000"/>
-          <w:sz w:val="20"/>
-        </w:rPr>
-        <w:t xml:space="preserve"> ``</w:t>
-      </w:r>
-      <w:r>
-        <w:rPr>
-          <w:rFonts w:ascii="Consolas" w:hAnsi="Consolas"/>
-          <w:color w:val="960000"/>
-          <w:sz w:val="20"/>
-        </w:rPr>
-        <w:t xml:space="preserve">text Fecha: ____________   Leido por: ____________________ Metodo: [ ] serigrafia del blindaje   [ ] esptool chip_id Referencia leida: ______________________________ Cuantos modulos hay en almacen: ______ Habla SPP:  [ ] SI -&gt; sigue A1'   [ ] NO -&gt; ver la fila de WiFi de abajo </w:t>
-      </w:r>
-      <w:r>
-        <w:rPr>
-          <w:rFonts w:ascii="Consolas" w:hAnsi="Consolas"/>
-          <w:color w:val="960000"/>
-          <w:sz w:val="20"/>
-        </w:rPr>
+        <w:t>2</w:t>
+      </w:r>
+      <w:r>
+        <w:rPr>
+          <w:b w:val="0"/>
+          <w:color w:val="960000"/>
+          <w:sz w:val="20"/>
+        </w:rPr>
+        <w:t xml:space="preserve">). Si en almacén hay dos, no se compra ninguno; si hay uno, se compra uno </w:t>
+      </w:r>
+      <w:r>
+        <w:rPr>
+          <w:b/>
+          <w:color w:val="960000"/>
+          <w:sz w:val="20"/>
+        </w:rPr>
+        <w:t>del mismo formato de pines</w:t>
+      </w:r>
+      <w:r>
+        <w:rPr>
+          <w:b w:val="0"/>
+          <w:color w:val="960000"/>
+          <w:sz w:val="20"/>
+        </w:rPr>
+        <w:t xml:space="preserve"> (ver el aviso de 30/38 en la cabecera). </w:t>
+      </w:r>
+      <w:r>
+        <w:rPr>
+          <w:b/>
+          <w:color w:val="960000"/>
+          <w:sz w:val="20"/>
+        </w:rPr>
+        <w:t>La casilla vacía no se rellena de memoria: se cuenta.</w:t>
       </w:r>
     </w:p>
     <w:p>
@@ -2927,7 +4087,7 @@
           <w:b/>
           <w:sz w:val="21"/>
         </w:rPr>
-        <w:t>Y aunque salgan ESP32 clásicos, siguen sin ser un cambio gratis:</w:t>
+        <w:t>Salieron ESP32 clásicos — y aun así NO son un cambio gratis:</w:t>
       </w:r>
       <w:r>
         <w:rPr>
@@ -3005,7 +4165,7 @@
           <w:b/>
           <w:sz w:val="21"/>
         </w:rPr>
-        <w:t xml:space="preserve">. Si se usan, van con </w:t>
+        <w:t xml:space="preserve">. Van con </w:t>
       </w:r>
       <w:r>
         <w:rPr>
@@ -3031,14 +4191,14 @@
           <w:b/>
           <w:sz w:val="21"/>
         </w:rPr>
-        <w:t xml:space="preserve"> (Manual 10 §1 y §2). Un `HC-05` (~40 mA) sí se alimenta de la placa. </w:t>
+        <w:t xml:space="preserve"> (Manual 10 §1 y §2). Un `HC-05` (~40 mA) sí se alimentaba de la placa; </w:t>
       </w:r>
       <w:r>
         <w:rPr>
           <w:b w:val="0"/>
           <w:sz w:val="21"/>
         </w:rPr>
-        <w:t>Eso es la línea</w:t>
+        <w:t>éste no**.</w:t>
       </w:r>
     </w:p>
     <w:p>
@@ -3047,96 +4207,10 @@
       </w:pPr>
       <w:r>
         <w:rPr>
-          <w:b w:val="0"/>
-          <w:sz w:val="21"/>
-        </w:rPr>
-        <w:t>A5, y hoy no está pedida.**</w:t>
-      </w:r>
-    </w:p>
-    <w:p>
-      <w:pPr>
-        <w:spacing w:before="200" w:after="120"/>
-      </w:pPr>
-      <w:r>
-        <w:rPr>
-          <w:b/>
-          <w:color w:val="003366"/>
-          <w:sz w:val="23"/>
-        </w:rPr>
-        <w:t xml:space="preserve">🔄 Decisión de obra del 28/08 — VIGENTE: el </w:t>
-      </w:r>
-      <w:r>
-        <w:rPr>
-          <w:rFonts w:ascii="Consolas" w:hAnsi="Consolas"/>
-          <w:color w:val="003366"/>
-          <w:sz w:val="23"/>
-        </w:rPr>
-        <w:t>ESP32</w:t>
-      </w:r>
-      <w:r>
-        <w:rPr>
-          <w:b/>
-          <w:color w:val="003366"/>
-          <w:sz w:val="23"/>
-        </w:rPr>
-        <w:t xml:space="preserve"> SUSTITUYE al módulo SPP</w:t>
-      </w:r>
-    </w:p>
-    <w:p>
-      <w:pPr>
-        <w:spacing w:after="120"/>
-      </w:pPr>
-      <w:r>
-        <w:rPr>
           <w:b/>
           <w:sz w:val="21"/>
         </w:rPr>
-        <w:t>Ya no se compran `HC-05` ni `JDY-30`. El `ESP32` es el módulo</w:t>
-      </w:r>
-      <w:r>
-        <w:rPr>
-          <w:b w:val="0"/>
-          <w:sz w:val="21"/>
-        </w:rPr>
-        <w:t>, y además de la consola por celular</w:t>
-      </w:r>
-    </w:p>
-    <w:p>
-      <w:pPr>
-        <w:spacing w:after="120"/>
-      </w:pPr>
-      <w:r>
-        <w:rPr>
-          <w:b w:val="0"/>
-          <w:sz w:val="21"/>
-        </w:rPr>
-        <w:t>lleva colgado el reloj (A6). Con él se retiran la pantalla LCD, los cuatro pulsadores y el mando de</w:t>
-      </w:r>
-    </w:p>
-    <w:p>
-      <w:pPr>
-        <w:spacing w:after="120"/>
-      </w:pPr>
-      <w:r>
-        <w:rPr>
-          <w:b w:val="0"/>
-          <w:sz w:val="21"/>
-        </w:rPr>
-        <w:t xml:space="preserve">relés, y las cámaras pasan a los pines que el mando deja libres en </w:t>
-      </w:r>
-      <w:r>
-        <w:rPr>
-          <w:rFonts w:ascii="Consolas" w:hAnsi="Consolas"/>
-          <w:sz w:val="21"/>
-        </w:rPr>
-        <w:t>J16</w:t>
-      </w:r>
-      <w:r>
-        <w:rPr>
-          <w:b w:val="0"/>
-          <w:sz w:val="21"/>
-        </w:rPr>
-        <w:t xml:space="preserve"> (A7).</w:t>
+        <w:t>Eso es la línea A5, y hoy sigue sin pedirse — es lo que BLOQUEA EL MONTAJE.</w:t>
       </w:r>
     </w:p>
     <w:p>
@@ -3151,6 +4225,730 @@
           <w:color w:val="960000"/>
           <w:sz w:val="20"/>
         </w:rPr>
+        <w:t xml:space="preserve">🔴 </w:t>
+      </w:r>
+      <w:r>
+        <w:rPr>
+          <w:b/>
+          <w:color w:val="960000"/>
+          <w:sz w:val="20"/>
+        </w:rPr>
+        <w:t>No se lea el cierre de `BLQ-1` como «lo del ESP32 ya está resuelto».</w:t>
+      </w:r>
+      <w:r>
+        <w:rPr>
+          <w:b w:val="0"/>
+          <w:color w:val="960000"/>
+          <w:sz w:val="20"/>
+        </w:rPr>
+        <w:t xml:space="preserve"> Lo que se cerró es </w:t>
+      </w:r>
+      <w:r>
+        <w:rPr>
+          <w:b/>
+          <w:color w:val="960000"/>
+          <w:sz w:val="20"/>
+        </w:rPr>
+        <w:t>si el módulo sirve</w:t>
+      </w:r>
+      <w:r>
+        <w:rPr>
+          <w:b w:val="0"/>
+          <w:color w:val="960000"/>
+          <w:sz w:val="20"/>
+        </w:rPr>
+        <w:t xml:space="preserve">. Lo que impide montarlo mañana son otras tres cosas, </w:t>
+      </w:r>
+      <w:r>
+        <w:rPr>
+          <w:b/>
+          <w:color w:val="960000"/>
+          <w:sz w:val="20"/>
+        </w:rPr>
+        <w:t>todas de compra y ninguna de firmware</w:t>
+      </w:r>
+      <w:r>
+        <w:rPr>
+          <w:b w:val="0"/>
+          <w:color w:val="960000"/>
+          <w:sz w:val="20"/>
+        </w:rPr>
+        <w:t xml:space="preserve">: </w:t>
+      </w:r>
+      <w:r>
+        <w:rPr>
+          <w:b/>
+          <w:color w:val="960000"/>
+          <w:sz w:val="20"/>
+        </w:rPr>
+        <w:t>`A5`</w:t>
+      </w:r>
+      <w:r>
+        <w:rPr>
+          <w:b w:val="0"/>
+          <w:color w:val="960000"/>
+          <w:sz w:val="20"/>
+        </w:rPr>
+        <w:t xml:space="preserve"> (la fuente, que además cambió de tipo hoy), </w:t>
+      </w:r>
+      <w:r>
+        <w:rPr>
+          <w:b/>
+          <w:color w:val="960000"/>
+          <w:sz w:val="20"/>
+        </w:rPr>
+        <w:t>`A8`</w:t>
+      </w:r>
+      <w:r>
+        <w:rPr>
+          <w:b w:val="0"/>
+          <w:color w:val="960000"/>
+          <w:sz w:val="20"/>
+        </w:rPr>
+        <w:t xml:space="preserve"> (la placa portadora, que ni siquiera tiene diseñador asignado) y </w:t>
+      </w:r>
+      <w:r>
+        <w:rPr>
+          <w:b/>
+          <w:color w:val="960000"/>
+          <w:sz w:val="20"/>
+        </w:rPr>
+        <w:t>el conteo de pines</w:t>
+      </w:r>
+      <w:r>
+        <w:rPr>
+          <w:b w:val="0"/>
+          <w:color w:val="960000"/>
+          <w:sz w:val="20"/>
+        </w:rPr>
+        <w:t xml:space="preserve"> del módulo. Un bloqueante que se cierra </w:t>
+      </w:r>
+      <w:r>
+        <w:rPr>
+          <w:b/>
+          <w:color w:val="960000"/>
+          <w:sz w:val="20"/>
+        </w:rPr>
+        <w:t>destapa</w:t>
+      </w:r>
+      <w:r>
+        <w:rPr>
+          <w:b w:val="0"/>
+          <w:color w:val="960000"/>
+          <w:sz w:val="20"/>
+        </w:rPr>
+        <w:t xml:space="preserve"> los que tenía detrás; no los cierra con él.</w:t>
+      </w:r>
+    </w:p>
+    <w:p>
+      <w:pPr>
+        <w:spacing w:before="200" w:after="120"/>
+      </w:pPr>
+      <w:r>
+        <w:rPr>
+          <w:b/>
+          <w:color w:val="003366"/>
+          <w:sz w:val="23"/>
+        </w:rPr>
+        <w:t xml:space="preserve">🔄 Decisión de obra del 28/08 — VIGENTE: el </w:t>
+      </w:r>
+      <w:r>
+        <w:rPr>
+          <w:rFonts w:ascii="Consolas" w:hAnsi="Consolas"/>
+          <w:color w:val="003366"/>
+          <w:sz w:val="23"/>
+        </w:rPr>
+        <w:t>ESP32</w:t>
+      </w:r>
+      <w:r>
+        <w:rPr>
+          <w:b/>
+          <w:color w:val="003366"/>
+          <w:sz w:val="23"/>
+        </w:rPr>
+        <w:t xml:space="preserve"> SUSTITUYE al módulo SPP</w:t>
+      </w:r>
+    </w:p>
+    <w:p>
+      <w:pPr>
+        <w:spacing w:after="120"/>
+      </w:pPr>
+      <w:r>
+        <w:rPr>
+          <w:b/>
+          <w:sz w:val="21"/>
+        </w:rPr>
+        <w:t>Ya no se compran `HC-05` ni `JDY-30`. El `ESP32` es el módulo</w:t>
+      </w:r>
+      <w:r>
+        <w:rPr>
+          <w:b w:val="0"/>
+          <w:sz w:val="21"/>
+        </w:rPr>
+        <w:t>, y además de la consola por celular</w:t>
+      </w:r>
+    </w:p>
+    <w:p>
+      <w:pPr>
+        <w:spacing w:after="120"/>
+      </w:pPr>
+      <w:r>
+        <w:rPr>
+          <w:b w:val="0"/>
+          <w:sz w:val="21"/>
+        </w:rPr>
+        <w:t>lleva colgado el reloj (A6). ~~Con él se retiran la pantalla LCD, los cuatro pulsadores y el mando de</w:t>
+      </w:r>
+    </w:p>
+    <w:p>
+      <w:pPr>
+        <w:spacing w:after="120"/>
+      </w:pPr>
+      <w:r>
+        <w:rPr>
+          <w:b w:val="0"/>
+          <w:sz w:val="21"/>
+        </w:rPr>
+        <w:t xml:space="preserve">relés, y las cámaras pasan a los pines que el mando deja libres en </w:t>
+      </w:r>
+      <w:r>
+        <w:rPr>
+          <w:rFonts w:ascii="Consolas" w:hAnsi="Consolas"/>
+          <w:sz w:val="21"/>
+        </w:rPr>
+        <w:t>J16</w:t>
+      </w:r>
+      <w:r>
+        <w:rPr>
+          <w:b w:val="0"/>
+          <w:sz w:val="21"/>
+        </w:rPr>
+        <w:t xml:space="preserve"> (A7).~~</w:t>
+      </w:r>
+    </w:p>
+    <w:p>
+      <w:pPr>
+        <w:spacing w:after="160"/>
+        <w:ind w:left="360"/>
+        <w:shd w:val="clear" w:fill="FFF4E5"/>
+      </w:pPr>
+      <w:r>
+        <w:rPr>
+          <w:b w:val="0"/>
+          <w:color w:val="960000"/>
+          <w:sz w:val="20"/>
+        </w:rPr>
+        <w:t xml:space="preserve">🔴 </w:t>
+      </w:r>
+      <w:r>
+        <w:rPr>
+          <w:b/>
+          <w:color w:val="960000"/>
+          <w:sz w:val="20"/>
+        </w:rPr>
+        <w:t>CORREGIDO EL 31/08 — esa frase llevaba dos cosas falsas, y una de ellas cambia lo que se compra.</w:t>
+      </w:r>
+      <w:r>
+        <w:rPr>
+          <w:b w:val="0"/>
+          <w:color w:val="960000"/>
+          <w:sz w:val="20"/>
+        </w:rPr>
+        <w:t xml:space="preserve"> Por decisión del responsable: * </w:t>
+      </w:r>
+      <w:r>
+        <w:rPr>
+          <w:b/>
+          <w:color w:val="960000"/>
+          <w:sz w:val="20"/>
+        </w:rPr>
+        <w:t>El mando de relés SE CONSERVA</w:t>
+      </w:r>
+      <w:r>
+        <w:rPr>
+          <w:b w:val="0"/>
+          <w:color w:val="960000"/>
+          <w:sz w:val="20"/>
+        </w:rPr>
+        <w:t xml:space="preserve">, en los canales </w:t>
+      </w:r>
+      <w:r>
+        <w:rPr>
+          <w:b/>
+          <w:color w:val="960000"/>
+          <w:sz w:val="20"/>
+        </w:rPr>
+        <w:t>A</w:t>
+      </w:r>
+      <w:r>
+        <w:rPr>
+          <w:b w:val="0"/>
+          <w:color w:val="960000"/>
+          <w:sz w:val="20"/>
+        </w:rPr>
+        <w:t xml:space="preserve"> y </w:t>
+      </w:r>
+      <w:r>
+        <w:rPr>
+          <w:b/>
+          <w:color w:val="960000"/>
+          <w:sz w:val="20"/>
+        </w:rPr>
+        <w:t>B</w:t>
+      </w:r>
+      <w:r>
+        <w:rPr>
+          <w:b w:val="0"/>
+          <w:color w:val="960000"/>
+          <w:sz w:val="20"/>
+        </w:rPr>
+        <w:t xml:space="preserve"> (</w:t>
+      </w:r>
+      <w:r>
+        <w:rPr>
+          <w:rFonts w:ascii="Consolas" w:hAnsi="Consolas"/>
+          <w:color w:val="960000"/>
+          <w:sz w:val="20"/>
+        </w:rPr>
+        <w:t>MANDO_A</w:t>
+      </w:r>
+      <w:r>
+        <w:rPr>
+          <w:b w:val="0"/>
+          <w:color w:val="960000"/>
+          <w:sz w:val="20"/>
+        </w:rPr>
+        <w:t>=</w:t>
+      </w:r>
+      <w:r>
+        <w:rPr>
+          <w:rFonts w:ascii="Consolas" w:hAnsi="Consolas"/>
+          <w:color w:val="960000"/>
+          <w:sz w:val="20"/>
+        </w:rPr>
+        <w:t>PB9</w:t>
+      </w:r>
+      <w:r>
+        <w:rPr>
+          <w:b w:val="0"/>
+          <w:color w:val="960000"/>
+          <w:sz w:val="20"/>
+        </w:rPr>
+        <w:t>=</w:t>
+      </w:r>
+      <w:r>
+        <w:rPr>
+          <w:rFonts w:ascii="Consolas" w:hAnsi="Consolas"/>
+          <w:color w:val="960000"/>
+          <w:sz w:val="20"/>
+        </w:rPr>
+        <w:t>J16</w:t>
+      </w:r>
+      <w:r>
+        <w:rPr>
+          <w:b w:val="0"/>
+          <w:color w:val="960000"/>
+          <w:sz w:val="20"/>
+        </w:rPr>
+        <w:t xml:space="preserve"> p5, </w:t>
+      </w:r>
+      <w:r>
+        <w:rPr>
+          <w:rFonts w:ascii="Consolas" w:hAnsi="Consolas"/>
+          <w:color w:val="960000"/>
+          <w:sz w:val="20"/>
+        </w:rPr>
+        <w:t>MANDO_B</w:t>
+      </w:r>
+      <w:r>
+        <w:rPr>
+          <w:b w:val="0"/>
+          <w:color w:val="960000"/>
+          <w:sz w:val="20"/>
+        </w:rPr>
+        <w:t>=</w:t>
+      </w:r>
+      <w:r>
+        <w:rPr>
+          <w:rFonts w:ascii="Consolas" w:hAnsi="Consolas"/>
+          <w:color w:val="960000"/>
+          <w:sz w:val="20"/>
+        </w:rPr>
+        <w:t>PB13</w:t>
+      </w:r>
+      <w:r>
+        <w:rPr>
+          <w:b w:val="0"/>
+          <w:color w:val="960000"/>
+          <w:sz w:val="20"/>
+        </w:rPr>
+        <w:t>=</w:t>
+      </w:r>
+      <w:r>
+        <w:rPr>
+          <w:rFonts w:ascii="Consolas" w:hAnsi="Consolas"/>
+          <w:color w:val="960000"/>
+          <w:sz w:val="20"/>
+        </w:rPr>
+        <w:t>J16</w:t>
+      </w:r>
+      <w:r>
+        <w:rPr>
+          <w:b w:val="0"/>
+          <w:color w:val="960000"/>
+          <w:sz w:val="20"/>
+        </w:rPr>
+        <w:t xml:space="preserve"> p8). </w:t>
+      </w:r>
+      <w:r>
+        <w:rPr>
+          <w:b/>
+          <w:color w:val="960000"/>
+          <w:sz w:val="20"/>
+        </w:rPr>
+        <w:t>Se retiran sólo los pulsadores 3 y 4</w:t>
+      </w:r>
+      <w:r>
+        <w:rPr>
+          <w:b w:val="0"/>
+          <w:color w:val="960000"/>
+          <w:sz w:val="20"/>
+        </w:rPr>
+        <w:t xml:space="preserve"> (</w:t>
+      </w:r>
+      <w:r>
+        <w:rPr>
+          <w:rFonts w:ascii="Consolas" w:hAnsi="Consolas"/>
+          <w:color w:val="960000"/>
+          <w:sz w:val="20"/>
+        </w:rPr>
+        <w:t>PB14</w:t>
+      </w:r>
+      <w:r>
+        <w:rPr>
+          <w:b w:val="0"/>
+          <w:color w:val="960000"/>
+          <w:sz w:val="20"/>
+        </w:rPr>
+        <w:t>/</w:t>
+      </w:r>
+      <w:r>
+        <w:rPr>
+          <w:rFonts w:ascii="Consolas" w:hAnsi="Consolas"/>
+          <w:color w:val="960000"/>
+          <w:sz w:val="20"/>
+        </w:rPr>
+        <w:t>PB15</w:t>
+      </w:r>
+      <w:r>
+        <w:rPr>
+          <w:b w:val="0"/>
+          <w:color w:val="960000"/>
+          <w:sz w:val="20"/>
+        </w:rPr>
+        <w:t xml:space="preserve">), que son los que las cámaras necesitan. </w:t>
+      </w:r>
+      <w:r>
+        <w:rPr>
+          <w:b/>
+          <w:color w:val="960000"/>
+          <w:sz w:val="20"/>
+        </w:rPr>
+        <w:t>MEDIDO</w:t>
+      </w:r>
+      <w:r>
+        <w:rPr>
+          <w:b w:val="0"/>
+          <w:color w:val="960000"/>
+          <w:sz w:val="20"/>
+        </w:rPr>
+        <w:t xml:space="preserve"> en </w:t>
+      </w:r>
+      <w:r>
+        <w:rPr>
+          <w:rFonts w:ascii="Consolas" w:hAnsi="Consolas"/>
+          <w:color w:val="960000"/>
+          <w:sz w:val="20"/>
+        </w:rPr>
+        <w:t>Maestro/src/botones.cpp:119-120</w:t>
+      </w:r>
+      <w:r>
+        <w:rPr>
+          <w:b w:val="0"/>
+          <w:color w:val="960000"/>
+          <w:sz w:val="20"/>
+        </w:rPr>
+        <w:t xml:space="preserve"> y en los </w:t>
+      </w:r>
+      <w:r>
+        <w:rPr>
+          <w:rFonts w:ascii="Consolas" w:hAnsi="Consolas"/>
+          <w:color w:val="960000"/>
+          <w:sz w:val="20"/>
+        </w:rPr>
+        <w:t>#define CAM_C_PIN</w:t>
+      </w:r>
+      <w:r>
+        <w:rPr>
+          <w:b w:val="0"/>
+          <w:color w:val="960000"/>
+          <w:sz w:val="20"/>
+        </w:rPr>
+        <w:t>/</w:t>
+      </w:r>
+      <w:r>
+        <w:rPr>
+          <w:rFonts w:ascii="Consolas" w:hAnsi="Consolas"/>
+          <w:color w:val="960000"/>
+          <w:sz w:val="20"/>
+        </w:rPr>
+        <w:t>CAM_D_PIN</w:t>
+      </w:r>
+      <w:r>
+        <w:rPr>
+          <w:b w:val="0"/>
+          <w:color w:val="960000"/>
+          <w:sz w:val="20"/>
+        </w:rPr>
+        <w:t xml:space="preserve"> de </w:t>
+      </w:r>
+      <w:r>
+        <w:rPr>
+          <w:rFonts w:ascii="Consolas" w:hAnsi="Consolas"/>
+          <w:color w:val="960000"/>
+          <w:sz w:val="20"/>
+        </w:rPr>
+        <w:t>Maestro/include/pines.h:124-125</w:t>
+      </w:r>
+      <w:r>
+        <w:rPr>
+          <w:b w:val="0"/>
+          <w:color w:val="960000"/>
+          <w:sz w:val="20"/>
+        </w:rPr>
+        <w:t xml:space="preserve">. * </w:t>
+      </w:r>
+      <w:r>
+        <w:rPr>
+          <w:b/>
+          <w:color w:val="960000"/>
+          <w:sz w:val="20"/>
+        </w:rPr>
+        <w:t>La pantalla no se «retira» en el sentido en que se leía aquí.</w:t>
+      </w:r>
+      <w:r>
+        <w:rPr>
+          <w:b w:val="0"/>
+          <w:color w:val="960000"/>
+          <w:sz w:val="20"/>
+        </w:rPr>
+        <w:t xml:space="preserve"> Su código sigue compilado; lo que se hizo fue </w:t>
+      </w:r>
+      <w:r>
+        <w:rPr>
+          <w:b/>
+          <w:color w:val="960000"/>
+          <w:sz w:val="20"/>
+        </w:rPr>
+        <w:t>dejar de conducir sus pines</w:t>
+      </w:r>
+      <w:r>
+        <w:rPr>
+          <w:b w:val="0"/>
+          <w:color w:val="960000"/>
+          <w:sz w:val="20"/>
+        </w:rPr>
+        <w:t xml:space="preserve"> (</w:t>
+      </w:r>
+      <w:r>
+        <w:rPr>
+          <w:rFonts w:ascii="Consolas" w:hAnsi="Consolas"/>
+          <w:color w:val="960000"/>
+          <w:sz w:val="20"/>
+        </w:rPr>
+        <w:t>PB3</w:t>
+      </w:r>
+      <w:r>
+        <w:rPr>
+          <w:b w:val="0"/>
+          <w:color w:val="960000"/>
+          <w:sz w:val="20"/>
+        </w:rPr>
+        <w:t>/</w:t>
+      </w:r>
+      <w:r>
+        <w:rPr>
+          <w:rFonts w:ascii="Consolas" w:hAnsi="Consolas"/>
+          <w:color w:val="960000"/>
+          <w:sz w:val="20"/>
+        </w:rPr>
+        <w:t>PB4</w:t>
+      </w:r>
+      <w:r>
+        <w:rPr>
+          <w:b w:val="0"/>
+          <w:color w:val="960000"/>
+          <w:sz w:val="20"/>
+        </w:rPr>
+        <w:t>/</w:t>
+      </w:r>
+      <w:r>
+        <w:rPr>
+          <w:rFonts w:ascii="Consolas" w:hAnsi="Consolas"/>
+          <w:color w:val="960000"/>
+          <w:sz w:val="20"/>
+        </w:rPr>
+        <w:t>PB5</w:t>
+      </w:r>
+      <w:r>
+        <w:rPr>
+          <w:b w:val="0"/>
+          <w:color w:val="960000"/>
+          <w:sz w:val="20"/>
+        </w:rPr>
+        <w:t xml:space="preserve"> pasan a </w:t>
+      </w:r>
+      <w:r>
+        <w:rPr>
+          <w:rFonts w:ascii="Consolas" w:hAnsi="Consolas"/>
+          <w:color w:val="960000"/>
+          <w:sz w:val="20"/>
+        </w:rPr>
+        <w:t>U8X8_PIN_NONE</w:t>
+      </w:r>
+      <w:r>
+        <w:rPr>
+          <w:b w:val="0"/>
+          <w:color w:val="960000"/>
+          <w:sz w:val="20"/>
+        </w:rPr>
+        <w:t xml:space="preserve">, </w:t>
+      </w:r>
+      <w:r>
+        <w:rPr>
+          <w:rFonts w:ascii="Consolas" w:hAnsi="Consolas"/>
+          <w:color w:val="960000"/>
+          <w:sz w:val="20"/>
+        </w:rPr>
+        <w:t>Maestro/src/lcd.cpp:74</w:t>
+      </w:r>
+      <w:r>
+        <w:rPr>
+          <w:b w:val="0"/>
+          <w:color w:val="960000"/>
+          <w:sz w:val="20"/>
+        </w:rPr>
+        <w:t xml:space="preserve">) porque el </w:t>
+      </w:r>
+      <w:r>
+        <w:rPr>
+          <w:rFonts w:ascii="Consolas" w:hAnsi="Consolas"/>
+          <w:color w:val="960000"/>
+          <w:sz w:val="20"/>
+        </w:rPr>
+        <w:t>ESP32</w:t>
+      </w:r>
+      <w:r>
+        <w:rPr>
+          <w:b w:val="0"/>
+          <w:color w:val="960000"/>
+          <w:sz w:val="20"/>
+        </w:rPr>
+        <w:t xml:space="preserve"> ocupa </w:t>
+      </w:r>
+      <w:r>
+        <w:rPr>
+          <w:rFonts w:ascii="Consolas" w:hAnsi="Consolas"/>
+          <w:color w:val="960000"/>
+          <w:sz w:val="20"/>
+        </w:rPr>
+        <w:t>J17</w:t>
+      </w:r>
+      <w:r>
+        <w:rPr>
+          <w:b w:val="0"/>
+          <w:color w:val="960000"/>
+          <w:sz w:val="20"/>
+        </w:rPr>
+        <w:t xml:space="preserve"> y un reloj de SPI de software pegado al RX/TX del módulo corrompe el enlace. </w:t>
+      </w:r>
+      <w:r>
+        <w:rPr>
+          <w:b/>
+          <w:color w:val="960000"/>
+          <w:sz w:val="20"/>
+        </w:rPr>
+        <w:t>Para la compra el efecto es el mismo</w:t>
+      </w:r>
+      <w:r>
+        <w:rPr>
+          <w:b w:val="0"/>
+          <w:color w:val="960000"/>
+          <w:sz w:val="20"/>
+        </w:rPr>
+        <w:t xml:space="preserve"> —no se compran pantallas—, pero para el manual del operario no lo es. * </w:t>
+      </w:r>
+      <w:r>
+        <w:rPr>
+          <w:b/>
+          <w:color w:val="960000"/>
+          <w:sz w:val="20"/>
+        </w:rPr>
+        <w:t>Y de ahí sale una línea de compra nueva: `A9`.</w:t>
+      </w:r>
+      <w:r>
+        <w:rPr>
+          <w:b w:val="0"/>
+          <w:color w:val="960000"/>
+          <w:sz w:val="20"/>
+        </w:rPr>
+        <w:t xml:space="preserve"> El mando que se conserva necesita </w:t>
+      </w:r>
+      <w:r>
+        <w:rPr>
+          <w:b/>
+          <w:color w:val="960000"/>
+          <w:sz w:val="20"/>
+        </w:rPr>
+        <w:t>su receptor RF</w:t>
+      </w:r>
+      <w:r>
+        <w:rPr>
+          <w:b w:val="0"/>
+          <w:color w:val="960000"/>
+          <w:sz w:val="20"/>
+        </w:rPr>
+        <w:t xml:space="preserve">, que </w:t>
+      </w:r>
+      <w:r>
+        <w:rPr>
+          <w:b/>
+          <w:color w:val="960000"/>
+          <w:sz w:val="20"/>
+        </w:rPr>
+        <w:t>nunca se compró</w:t>
+      </w:r>
+      <w:r>
+        <w:rPr>
+          <w:b w:val="0"/>
+          <w:color w:val="960000"/>
+          <w:sz w:val="20"/>
+        </w:rPr>
+        <w:t>.</w:t>
+      </w:r>
+    </w:p>
+    <w:p>
+      <w:pPr>
+        <w:spacing w:after="160"/>
+        <w:ind w:left="360"/>
+        <w:shd w:val="clear" w:fill="FFF4E5"/>
+      </w:pPr>
+      <w:r>
+        <w:rPr>
+          <w:b w:val="0"/>
+          <w:color w:val="960000"/>
+          <w:sz w:val="20"/>
+        </w:rPr>
         <w:t>~~</w:t>
       </w:r>
       <w:r>
@@ -3277,7 +5075,73 @@
           <w:b w:val="0"/>
           <w:sz w:val="21"/>
         </w:rPr>
-        <w:t>referencia confirmada y su fuente propia**. Las dos siguen sin cumplirse.</w:t>
+        <w:t>referencia confirmada y su fuente propia</w:t>
+      </w:r>
+      <w:r>
+        <w:rPr>
+          <w:b/>
+          <w:sz w:val="21"/>
+        </w:rPr>
+        <w:t xml:space="preserve">. ~~Las dos siguen sin cumplirse.~~ → </w:t>
+      </w:r>
+      <w:r>
+        <w:rPr>
+          <w:b w:val="0"/>
+          <w:sz w:val="21"/>
+        </w:rPr>
+        <w:t>31/08: la</w:t>
+      </w:r>
+    </w:p>
+    <w:p>
+      <w:pPr>
+        <w:spacing w:after="120"/>
+      </w:pPr>
+      <w:r>
+        <w:rPr>
+          <w:b w:val="0"/>
+          <w:sz w:val="21"/>
+        </w:rPr>
+        <w:t>primera SÍ se cumple</w:t>
+      </w:r>
+      <w:r>
+        <w:rPr>
+          <w:b/>
+          <w:sz w:val="21"/>
+        </w:rPr>
+        <w:t xml:space="preserve"> (`BLQ-1` cerrado, es un `WROOM-32`); </w:t>
+      </w:r>
+      <w:r>
+        <w:rPr>
+          <w:b w:val="0"/>
+          <w:sz w:val="21"/>
+        </w:rPr>
+        <w:t xml:space="preserve">la segunda NO** — </w:t>
+      </w:r>
+      <w:r>
+        <w:rPr>
+          <w:rFonts w:ascii="Consolas" w:hAnsi="Consolas"/>
+          <w:sz w:val="21"/>
+        </w:rPr>
+        <w:t>A5</w:t>
+      </w:r>
+      <w:r>
+        <w:rPr>
+          <w:b w:val="0"/>
+          <w:sz w:val="21"/>
+        </w:rPr>
+        <w:t xml:space="preserve"> sigue sin</w:t>
+      </w:r>
+    </w:p>
+    <w:p>
+      <w:pPr>
+        <w:spacing w:after="120"/>
+      </w:pPr>
+      <w:r>
+        <w:rPr>
+          <w:b w:val="0"/>
+          <w:sz w:val="21"/>
+        </w:rPr>
+        <w:t>pedirse.</w:t>
       </w:r>
     </w:p>
     <w:p>
@@ -3305,7 +5169,7 @@
           <w:b w:val="0"/>
           <w:sz w:val="21"/>
         </w:rPr>
-        <w:t xml:space="preserve"> —que es lo único que queda si los módulos resultan </w:t>
+        <w:t xml:space="preserve"> —que era lo único que quedaba si los módulos resultaban </w:t>
       </w:r>
       <w:r>
         <w:rPr>
@@ -3347,7 +5211,7 @@
           <w:b w:val="0"/>
           <w:sz w:val="21"/>
         </w:rPr>
-        <w:t>— **exige</w:t>
+        <w:t>—</w:t>
       </w:r>
     </w:p>
     <w:p>
@@ -3356,10 +5220,17 @@
       </w:pPr>
       <w:r>
         <w:rPr>
-          <w:b w:val="0"/>
+          <w:b/>
           <w:sz w:val="21"/>
         </w:rPr>
-        <w:t>reabrir por escrito el apartado 1 del Manual 10 antes de comprar y antes de programar**. Lo exige</w:t>
+        <w:t>exigía reabrir por escrito el apartado 1 del Manual 10 antes de comprar y antes de programar</w:t>
+      </w:r>
+      <w:r>
+        <w:rPr>
+          <w:b w:val="0"/>
+          <w:sz w:val="21"/>
+        </w:rPr>
+        <w:t>.</w:t>
       </w:r>
     </w:p>
     <w:p>
@@ -3371,7 +5242,35 @@
           <w:b w:val="0"/>
           <w:sz w:val="21"/>
         </w:rPr>
-        <w:t>ese mismo manual, y no se ablanda: la vez que se cambió de transporte sin escribirlo, el resultado</w:t>
+        <w:t xml:space="preserve">🟢 </w:t>
+      </w:r>
+      <w:r>
+        <w:rPr>
+          <w:b/>
+          <w:sz w:val="21"/>
+        </w:rPr>
+        <w:t>31/08: esa rama queda DESCARTADA, no aplazada</w:t>
+      </w:r>
+      <w:r>
+        <w:rPr>
+          <w:b w:val="0"/>
+          <w:sz w:val="21"/>
+        </w:rPr>
+        <w:t xml:space="preserve"> — el módulo habla </w:t>
+      </w:r>
+      <w:r>
+        <w:rPr>
+          <w:rFonts w:ascii="Consolas" w:hAnsi="Consolas"/>
+          <w:sz w:val="21"/>
+        </w:rPr>
+        <w:t>BR/EDR</w:t>
+      </w:r>
+      <w:r>
+        <w:rPr>
+          <w:b w:val="0"/>
+          <w:sz w:val="21"/>
+        </w:rPr>
+        <w:t>. Se conserva</w:t>
       </w:r>
     </w:p>
     <w:p>
@@ -3383,7 +5282,45 @@
           <w:b w:val="0"/>
           <w:sz w:val="21"/>
         </w:rPr>
-        <w:t>fue una app que no conectaba con nada.</w:t>
+        <w:t xml:space="preserve">escrita porque la regla sigue viva para cualquier cambio de transporte futuro, y </w:t>
+      </w:r>
+      <w:r>
+        <w:rPr>
+          <w:b/>
+          <w:sz w:val="21"/>
+        </w:rPr>
+        <w:t>no se ablanda</w:t>
+      </w:r>
+      <w:r>
+        <w:rPr>
+          <w:b w:val="0"/>
+          <w:sz w:val="21"/>
+        </w:rPr>
+        <w:t>:</w:t>
+      </w:r>
+    </w:p>
+    <w:p>
+      <w:pPr>
+        <w:spacing w:after="120"/>
+      </w:pPr>
+      <w:r>
+        <w:rPr>
+          <w:b w:val="0"/>
+          <w:sz w:val="21"/>
+        </w:rPr>
+        <w:t>la vez que se cambió de transporte sin escribirlo, el resultado fue una app que no conectaba con</w:t>
+      </w:r>
+    </w:p>
+    <w:p>
+      <w:pPr>
+        <w:spacing w:after="120"/>
+      </w:pPr>
+      <w:r>
+        <w:rPr>
+          <w:b w:val="0"/>
+          <w:sz w:val="21"/>
+        </w:rPr>
+        <w:t>nada.</w:t>
       </w:r>
     </w:p>
     <w:p>
@@ -3398,7 +5335,7 @@
           <w:color w:val="960000"/>
           <w:sz w:val="20"/>
         </w:rPr>
-        <w:t xml:space="preserve">⚠️ </w:t>
+        <w:t>⚠️ ~~</w:t>
       </w:r>
       <w:r>
         <w:rPr>
@@ -3455,6 +5392,62 @@
           <w:sz w:val="20"/>
         </w:rPr>
         <w:t>La misma lectura de serigrafía decide las dos cosas.</w:t>
+      </w:r>
+      <w:r>
+        <w:rPr>
+          <w:b w:val="0"/>
+          <w:color w:val="960000"/>
+          <w:sz w:val="20"/>
+        </w:rPr>
+        <w:t xml:space="preserve">~~ ✅ </w:t>
+      </w:r>
+      <w:r>
+        <w:rPr>
+          <w:b/>
+          <w:color w:val="960000"/>
+          <w:sz w:val="20"/>
+        </w:rPr>
+        <w:t>RESUELTO el 31/08, y en la dirección buena: sí habla SPP.</w:t>
+      </w:r>
+      <w:r>
+        <w:rPr>
+          <w:b w:val="0"/>
+          <w:color w:val="960000"/>
+          <w:sz w:val="20"/>
+        </w:rPr>
+        <w:t xml:space="preserve"> El párrafo no se borra porque </w:t>
+      </w:r>
+      <w:r>
+        <w:rPr>
+          <w:b/>
+          <w:color w:val="960000"/>
+          <w:sz w:val="20"/>
+        </w:rPr>
+        <w:t>su razonamiento era correcto</w:t>
+      </w:r>
+      <w:r>
+        <w:rPr>
+          <w:b w:val="0"/>
+          <w:color w:val="960000"/>
+          <w:sz w:val="20"/>
+        </w:rPr>
+        <w:t xml:space="preserve"> —el bloqueo no era un trámite, decidía entre una compra pendiente y un cambio de arquitectura—. Lo que estaba mal era </w:t>
+      </w:r>
+      <w:r>
+        <w:rPr>
+          <w:b/>
+          <w:color w:val="960000"/>
+          <w:sz w:val="20"/>
+        </w:rPr>
+        <w:t>por dónde se buscaba la respuesta</w:t>
+      </w:r>
+      <w:r>
+        <w:rPr>
+          <w:b w:val="0"/>
+          <w:color w:val="960000"/>
+          <w:sz w:val="20"/>
+        </w:rPr>
+        <w:t>: se exigió la serigrafía durante días teniendo la ficha del artículo a mano. Ver la lección de N-107 en la cabecera.</w:t>
       </w:r>
     </w:p>
     <w:p>
@@ -3472,7 +5465,15 @@
           <w:color w:val="003366"/>
           <w:sz w:val="26"/>
         </w:rPr>
-        <w:t>A · SE PIDE YA — no depende de nada, salvo la línea marcada 🛑</w:t>
+        <w:t xml:space="preserve">A · SE PIDE YA — 🟢 </w:t>
+      </w:r>
+      <w:r>
+        <w:rPr>
+          <w:b/>
+          <w:color w:val="003366"/>
+          <w:sz w:val="26"/>
+        </w:rPr>
+        <w:t>desde el 31/08 NO queda ninguna fila bloqueada por `BLQ-1`</w:t>
       </w:r>
     </w:p>
     <w:p>
@@ -3483,11 +5484,83 @@
       </w:pPr>
       <w:r>
         <w:rPr>
+          <w:b w:val="0"/>
+          <w:color w:val="960000"/>
+          <w:sz w:val="20"/>
+        </w:rPr>
+        <w:t xml:space="preserve">✅ </w:t>
+      </w:r>
+      <w:r>
+        <w:rPr>
           <w:b/>
           <w:color w:val="960000"/>
           <w:sz w:val="20"/>
         </w:rPr>
-        <w:t>Una sola fila de este bloque está bloqueada, y se marca en vez de sacarla:</w:t>
+        <w:t>La única fila que estaba bloqueada era `A1′`, y se desbloqueó el 31/08</w:t>
+      </w:r>
+      <w:r>
+        <w:rPr>
+          <w:b w:val="0"/>
+          <w:color w:val="960000"/>
+          <w:sz w:val="20"/>
+        </w:rPr>
+        <w:t xml:space="preserve"> con el cierre de </w:t>
+      </w:r>
+      <w:r>
+        <w:rPr>
+          <w:rFonts w:ascii="Consolas" w:hAnsi="Consolas"/>
+          <w:color w:val="960000"/>
+          <w:sz w:val="20"/>
+        </w:rPr>
+        <w:t>BLQ-1</w:t>
+      </w:r>
+      <w:r>
+        <w:rPr>
+          <w:b w:val="0"/>
+          <w:color w:val="960000"/>
+          <w:sz w:val="20"/>
+        </w:rPr>
+        <w:t xml:space="preserve">: el módulo que llegó es un </w:t>
+      </w:r>
+      <w:r>
+        <w:rPr>
+          <w:rFonts w:ascii="Consolas" w:hAnsi="Consolas"/>
+          <w:color w:val="960000"/>
+          <w:sz w:val="20"/>
+        </w:rPr>
+        <w:t>ESP32-WROOM-32</w:t>
+      </w:r>
+      <w:r>
+        <w:rPr>
+          <w:b w:val="0"/>
+          <w:color w:val="960000"/>
+          <w:sz w:val="20"/>
+        </w:rPr>
+        <w:t xml:space="preserve"> clásico y habla SPP. ~~espera a que alguien lea qué referencia llegó (bloque </w:t>
+      </w:r>
+      <w:r>
+        <w:rPr>
+          <w:b/>
+          <w:color w:val="960000"/>
+          <w:sz w:val="20"/>
+        </w:rPr>
+        <w:t>0</w:t>
+      </w:r>
+      <w:r>
+        <w:rPr>
+          <w:b w:val="0"/>
+          <w:color w:val="960000"/>
+          <w:sz w:val="20"/>
+        </w:rPr>
+        <w:t xml:space="preserve">)~~ — </w:t>
+      </w:r>
+      <w:r>
+        <w:rPr>
+          <w:b/>
+          <w:color w:val="960000"/>
+          <w:sz w:val="20"/>
+        </w:rPr>
+        <w:t>ya se leyó.</w:t>
       </w:r>
       <w:r>
         <w:rPr>
@@ -3499,19 +5572,35 @@
       </w:r>
       <w:r>
         <w:rPr>
+          <w:b/>
+          <w:color w:val="960000"/>
+          <w:sz w:val="20"/>
+        </w:rPr>
+        <w:t>El resto se pide sin esperar a nada</w:t>
+      </w:r>
+      <w:r>
+        <w:rPr>
+          <w:b w:val="0"/>
+          <w:color w:val="960000"/>
+          <w:sz w:val="20"/>
+        </w:rPr>
+        <w:t xml:space="preserve"> — y eso incluye </w:t>
+      </w:r>
+      <w:r>
+        <w:rPr>
           <w:rFonts w:ascii="Consolas" w:hAnsi="Consolas"/>
           <w:color w:val="960000"/>
           <w:sz w:val="20"/>
         </w:rPr>
-        <w:t>A1′</w:t>
-      </w:r>
-      <w:r>
-        <w:rPr>
-          <w:b w:val="0"/>
-          <w:color w:val="960000"/>
-          <w:sz w:val="20"/>
-        </w:rPr>
-        <w:t xml:space="preserve">, el </w:t>
+        <w:t>A5</w:t>
+      </w:r>
+      <w:r>
+        <w:rPr>
+          <w:b w:val="0"/>
+          <w:color w:val="960000"/>
+          <w:sz w:val="20"/>
+        </w:rPr>
+        <w:t xml:space="preserve">, </w:t>
       </w:r>
       <w:r>
         <w:rPr>
@@ -3519,15 +5608,31 @@
           <w:color w:val="960000"/>
           <w:sz w:val="20"/>
         </w:rPr>
-        <w:t>ESP32</w:t>
-      </w:r>
-      <w:r>
-        <w:rPr>
-          <w:b w:val="0"/>
-          <w:color w:val="960000"/>
-          <w:sz w:val="20"/>
-        </w:rPr>
-        <w:t xml:space="preserve">, espera a que alguien lea qué referencia llegó (bloque </w:t>
+        <w:t>A6</w:t>
+      </w:r>
+      <w:r>
+        <w:rPr>
+          <w:b w:val="0"/>
+          <w:color w:val="960000"/>
+          <w:sz w:val="20"/>
+        </w:rPr>
+        <w:t xml:space="preserve"> y </w:t>
+      </w:r>
+      <w:r>
+        <w:rPr>
+          <w:rFonts w:ascii="Consolas" w:hAnsi="Consolas"/>
+          <w:color w:val="960000"/>
+          <w:sz w:val="20"/>
+        </w:rPr>
+        <w:t>A7</w:t>
+      </w:r>
+      <w:r>
+        <w:rPr>
+          <w:b w:val="0"/>
+          <w:color w:val="960000"/>
+          <w:sz w:val="20"/>
+        </w:rPr>
+        <w:t xml:space="preserve">, del 28/08, y </w:t>
       </w:r>
       <w:r>
         <w:rPr>
@@ -3535,15 +5640,15 @@
           <w:color w:val="960000"/>
           <w:sz w:val="20"/>
         </w:rPr>
-        <w:t>0</w:t>
-      </w:r>
-      <w:r>
-        <w:rPr>
-          <w:b w:val="0"/>
-          <w:color w:val="960000"/>
-          <w:sz w:val="20"/>
-        </w:rPr>
-        <w:t xml:space="preserve">). </w:t>
+        <w:t>`A8` y `A9`, nuevas del 31/08</w:t>
+      </w:r>
+      <w:r>
+        <w:rPr>
+          <w:b w:val="0"/>
+          <w:color w:val="960000"/>
+          <w:sz w:val="20"/>
+        </w:rPr>
+        <w:t xml:space="preserve">. 🛑 </w:t>
       </w:r>
       <w:r>
         <w:rPr>
@@ -3551,15 +5656,127 @@
           <w:color w:val="960000"/>
           <w:sz w:val="20"/>
         </w:rPr>
-        <w:t>El resto se pide sin esperar a nada</w:t>
-      </w:r>
-      <w:r>
-        <w:rPr>
-          <w:b w:val="0"/>
-          <w:color w:val="960000"/>
-          <w:sz w:val="20"/>
-        </w:rPr>
-        <w:t xml:space="preserve"> — y eso incluye </w:t>
+        <w:t>Lo que sí queda condicionado, y no es lo mismo que bloqueado:</w:t>
+      </w:r>
+      <w:r>
+        <w:rPr>
+          <w:b w:val="0"/>
+          <w:color w:val="960000"/>
+          <w:sz w:val="20"/>
+        </w:rPr>
+        <w:t xml:space="preserve"> | | qué falta antes | qué NO impide | |---|---|---| | </w:t>
+      </w:r>
+      <w:r>
+        <w:rPr>
+          <w:b/>
+          <w:color w:val="960000"/>
+          <w:sz w:val="20"/>
+        </w:rPr>
+        <w:t>`A1′`</w:t>
+      </w:r>
+      <w:r>
+        <w:rPr>
+          <w:b w:val="0"/>
+          <w:color w:val="960000"/>
+          <w:sz w:val="20"/>
+        </w:rPr>
+        <w:t xml:space="preserve"> | </w:t>
+      </w:r>
+      <w:r>
+        <w:rPr>
+          <w:b/>
+          <w:color w:val="960000"/>
+          <w:sz w:val="20"/>
+        </w:rPr>
+        <w:t>contar los pines (30 o 38) y medir el ancho</w:t>
+      </w:r>
+      <w:r>
+        <w:rPr>
+          <w:b w:val="0"/>
+          <w:color w:val="960000"/>
+          <w:sz w:val="20"/>
+        </w:rPr>
+        <w:t xml:space="preserve"> de los módulos que ya hay | no impide usar los que hay ni escribir su firmware; </w:t>
+      </w:r>
+      <w:r>
+        <w:rPr>
+          <w:b/>
+          <w:color w:val="960000"/>
+          <w:sz w:val="20"/>
+        </w:rPr>
+        <w:t>impide fabricar `A8`</w:t>
+      </w:r>
+      <w:r>
+        <w:rPr>
+          <w:b w:val="0"/>
+          <w:color w:val="960000"/>
+          <w:sz w:val="20"/>
+        </w:rPr>
+        <w:t xml:space="preserve"> | | </w:t>
+      </w:r>
+      <w:r>
+        <w:rPr>
+          <w:b/>
+          <w:color w:val="960000"/>
+          <w:sz w:val="20"/>
+        </w:rPr>
+        <w:t>`A8`</w:t>
+      </w:r>
+      <w:r>
+        <w:rPr>
+          <w:b w:val="0"/>
+          <w:color w:val="960000"/>
+          <w:sz w:val="20"/>
+        </w:rPr>
+        <w:t xml:space="preserve"> | </w:t>
+      </w:r>
+      <w:r>
+        <w:rPr>
+          <w:b/>
+          <w:color w:val="960000"/>
+          <w:sz w:val="20"/>
+        </w:rPr>
+        <w:t>decidir quién la diseña y quién la fabrica</w:t>
+      </w:r>
+      <w:r>
+        <w:rPr>
+          <w:b w:val="0"/>
+          <w:color w:val="960000"/>
+          <w:sz w:val="20"/>
+        </w:rPr>
+        <w:t xml:space="preserve"> — hoy no está decidido | — | | </w:t>
+      </w:r>
+      <w:r>
+        <w:rPr>
+          <w:b/>
+          <w:color w:val="960000"/>
+          <w:sz w:val="20"/>
+        </w:rPr>
+        <w:t>`A6`</w:t>
+      </w:r>
+      <w:r>
+        <w:rPr>
+          <w:b w:val="0"/>
+          <w:color w:val="960000"/>
+          <w:sz w:val="20"/>
+        </w:rPr>
+        <w:t xml:space="preserve"> | nada para pedirlo. </w:t>
+      </w:r>
+      <w:r>
+        <w:rPr>
+          <w:b/>
+          <w:color w:val="960000"/>
+          <w:sz w:val="20"/>
+        </w:rPr>
+        <w:t>Cuántos</w:t>
+      </w:r>
+      <w:r>
+        <w:rPr>
+          <w:b w:val="0"/>
+          <w:color w:val="960000"/>
+          <w:sz w:val="20"/>
+        </w:rPr>
+        <w:t xml:space="preserve"> y qué reloj queda en el STM32 dependen del </w:t>
       </w:r>
       <w:r>
         <w:rPr>
@@ -3567,15 +5784,15 @@
           <w:color w:val="960000"/>
           <w:sz w:val="20"/>
         </w:rPr>
-        <w:t>A5</w:t>
-      </w:r>
-      <w:r>
-        <w:rPr>
-          <w:b w:val="0"/>
-          <w:color w:val="960000"/>
-          <w:sz w:val="20"/>
-        </w:rPr>
-        <w:t xml:space="preserve">, </w:t>
+        <w:t>Y2</w:t>
+      </w:r>
+      <w:r>
+        <w:rPr>
+          <w:b w:val="0"/>
+          <w:color w:val="960000"/>
+          <w:sz w:val="20"/>
+        </w:rPr>
+        <w:t xml:space="preserve"> (</w:t>
       </w:r>
       <w:r>
         <w:rPr>
@@ -3583,31 +5800,15 @@
           <w:color w:val="960000"/>
           <w:sz w:val="20"/>
         </w:rPr>
-        <w:t>A6</w:t>
-      </w:r>
-      <w:r>
-        <w:rPr>
-          <w:b w:val="0"/>
-          <w:color w:val="960000"/>
-          <w:sz w:val="20"/>
-        </w:rPr>
-        <w:t xml:space="preserve"> y </w:t>
-      </w:r>
-      <w:r>
-        <w:rPr>
-          <w:rFonts w:ascii="Consolas" w:hAnsi="Consolas"/>
-          <w:color w:val="960000"/>
-          <w:sz w:val="20"/>
-        </w:rPr>
-        <w:t>A7</w:t>
-      </w:r>
-      <w:r>
-        <w:rPr>
-          <w:b w:val="0"/>
-          <w:color w:val="960000"/>
-          <w:sz w:val="20"/>
-        </w:rPr>
-        <w:t>, que son nuevas del 28/08.</w:t>
+        <w:t>B5</w:t>
+      </w:r>
+      <w:r>
+        <w:rPr>
+          <w:b w:val="0"/>
+          <w:color w:val="960000"/>
+          <w:sz w:val="20"/>
+        </w:rPr>
+        <w:t>) | no impide comprar el primero |</w:t>
       </w:r>
     </w:p>
     <w:tbl>
@@ -3956,14 +6157,14 @@
                 <w:b w:val="0"/>
                 <w:sz w:val="19"/>
               </w:rPr>
-              <w:t xml:space="preserve"> sobre </w:t>
+              <w:t xml:space="preserve"> sobre placa </w:t>
             </w:r>
             <w:r>
               <w:rPr>
                 <w:b/>
                 <w:sz w:val="19"/>
               </w:rPr>
-              <w:t>placa DevKitC de 38 pines</w:t>
+              <w:t>DevKitC / NodeMCU</w:t>
             </w:r>
             <w:r>
               <w:rPr>
@@ -4005,7 +6206,21 @@
                 <w:b/>
                 <w:sz w:val="19"/>
               </w:rPr>
-              <w:t>Ni «el más grande» ni «el más nuevo»: eso es un `S3` y no habla SPP — ver el aviso del bloque 0</w:t>
+              <w:t>Ni «el más grande» ni «el más nuevo»: eso es un `S3` y no habla SPP — ver el aviso del bloque 0.</w:t>
+            </w:r>
+            <w:r>
+              <w:rPr>
+                <w:b w:val="0"/>
+                <w:sz w:val="19"/>
+              </w:rPr>
+              <w:t xml:space="preserve"> ⚠️ </w:t>
+            </w:r>
+            <w:r>
+              <w:rPr>
+                <w:b/>
+                <w:sz w:val="19"/>
+              </w:rPr>
+              <w:t>El formato de pines (30 o 38) se CUENTA antes de pedir más y antes de fabricar `A8`</w:t>
             </w:r>
           </w:p>
         </w:tc>
@@ -4017,17 +6232,38 @@
             <w:r/>
             <w:r>
               <w:rPr>
+                <w:b/>
+                <w:sz w:val="19"/>
+              </w:rPr>
+              <w:t>2</w:t>
+            </w:r>
+            <w:r>
+              <w:rPr>
                 <w:b w:val="0"/>
                 <w:sz w:val="19"/>
               </w:rPr>
-              <w:t xml:space="preserve">🛑 </w:t>
+              <w:t xml:space="preserve"> *(1 por poste)* — 🟢 </w:t>
             </w:r>
             <w:r>
               <w:rPr>
                 <w:b/>
                 <w:sz w:val="19"/>
               </w:rPr>
-              <w:t>BLOQUEADA</w:t>
+              <w:t>DESBLOQUEADA 31/08</w:t>
+            </w:r>
+            <w:r>
+              <w:rPr>
+                <w:b w:val="0"/>
+                <w:sz w:val="19"/>
+              </w:rPr>
+              <w:t xml:space="preserve">, ~~🛑 BLOQUEADA~~. </w:t>
+            </w:r>
+            <w:r>
+              <w:rPr>
+                <w:b/>
+                <w:sz w:val="19"/>
+              </w:rPr>
+              <w:t>Descontar lo que haya en almacén: la cantidad recibida sigue sin anotarse</w:t>
             </w:r>
           </w:p>
         </w:tc>
@@ -4071,7 +6307,49 @@
                 <w:b w:val="0"/>
                 <w:sz w:val="19"/>
               </w:rPr>
-              <w:t xml:space="preserve"> §1 y §2</w:t>
+              <w:t xml:space="preserve"> §1 y §2 · </w:t>
+            </w:r>
+            <w:r>
+              <w:rPr>
+                <w:rFonts w:ascii="Consolas" w:hAnsi="Consolas"/>
+                <w:sz w:val="19"/>
+              </w:rPr>
+              <w:t>roadmap.md</w:t>
+            </w:r>
+            <w:r>
+              <w:rPr>
+                <w:b w:val="0"/>
+                <w:sz w:val="19"/>
+              </w:rPr>
+              <w:t xml:space="preserve"> </w:t>
+            </w:r>
+            <w:r>
+              <w:rPr>
+                <w:b/>
+                <w:sz w:val="19"/>
+              </w:rPr>
+              <w:t>N-107</w:t>
+            </w:r>
+            <w:r>
+              <w:rPr>
+                <w:b w:val="0"/>
+                <w:sz w:val="19"/>
+              </w:rPr>
+              <w:t xml:space="preserve"> *(la ficha que cierra </w:t>
+            </w:r>
+            <w:r>
+              <w:rPr>
+                <w:rFonts w:ascii="Consolas" w:hAnsi="Consolas"/>
+                <w:sz w:val="19"/>
+              </w:rPr>
+              <w:t>BLQ-1</w:t>
+            </w:r>
+            <w:r>
+              <w:rPr>
+                <w:b w:val="0"/>
+                <w:sz w:val="19"/>
+              </w:rPr>
+              <w:t>)*</w:t>
             </w:r>
           </w:p>
         </w:tc>
@@ -4562,59 +6840,66 @@
             <w:r/>
             <w:r>
               <w:rPr>
+                <w:b w:val="0"/>
+                <w:sz w:val="19"/>
+              </w:rPr>
+              <w:t xml:space="preserve">🔴 **Fuente propia para cada </w:t>
+            </w:r>
+            <w:r>
+              <w:rPr>
+                <w:rFonts w:ascii="Consolas" w:hAnsi="Consolas"/>
+                <w:sz w:val="19"/>
+              </w:rPr>
+              <w:t>ESP32</w:t>
+            </w:r>
+            <w:r>
+              <w:rPr>
+                <w:b w:val="0"/>
+                <w:sz w:val="19"/>
+              </w:rPr>
+              <w:t xml:space="preserve">: convertidor DC-DC CONMUTADO (*switching*) reductor, </w:t>
+            </w:r>
+            <w:r>
+              <w:rPr>
+                <w:rFonts w:ascii="Consolas" w:hAnsi="Consolas"/>
+                <w:sz w:val="19"/>
+              </w:rPr>
+              <w:t>12 V → 5 V</w:t>
+            </w:r>
+            <w:r>
+              <w:rPr>
+                <w:b w:val="0"/>
+                <w:sz w:val="19"/>
+              </w:rPr>
+              <w:t>, ≥ 1 A</w:t>
+            </w:r>
+            <w:r>
+              <w:rPr>
                 <w:b/>
                 <w:sz w:val="19"/>
               </w:rPr>
-              <w:t>Fuente propia para cada `ESP32`</w:t>
+              <w:t xml:space="preserve">, con sus borneras y su cable. </w:t>
             </w:r>
             <w:r>
               <w:rPr>
                 <w:b w:val="0"/>
                 <w:sz w:val="19"/>
               </w:rPr>
-              <w:t xml:space="preserve">: convertidor DC-DC reductor </w:t>
+              <w:t>CONMUTADO, NO LINEAL — y no es una preferencia: ver la cuenta de abajo.</w:t>
             </w:r>
             <w:r>
               <w:rPr>
                 <w:b/>
                 <w:sz w:val="19"/>
               </w:rPr>
-              <w:t>12 V → 5 V, 1 A o más</w:t>
+              <w:t xml:space="preserve"> ~~(un módulo `LM2596` o `MP1584` sirve)~~ ⛔ </w:t>
             </w:r>
             <w:r>
               <w:rPr>
                 <w:b w:val="0"/>
                 <w:sz w:val="19"/>
               </w:rPr>
-              <w:t xml:space="preserve"> (un módulo </w:t>
-            </w:r>
-            <w:r>
-              <w:rPr>
-                <w:rFonts w:ascii="Consolas" w:hAnsi="Consolas"/>
-                <w:sz w:val="19"/>
-              </w:rPr>
-              <w:t>LM2596</w:t>
-            </w:r>
-            <w:r>
-              <w:rPr>
-                <w:b w:val="0"/>
-                <w:sz w:val="19"/>
-              </w:rPr>
-              <w:t xml:space="preserve"> o </w:t>
-            </w:r>
-            <w:r>
-              <w:rPr>
-                <w:rFonts w:ascii="Consolas" w:hAnsi="Consolas"/>
-                <w:sz w:val="19"/>
-              </w:rPr>
-              <w:t>MP1584</w:t>
-            </w:r>
-            <w:r>
-              <w:rPr>
-                <w:b w:val="0"/>
-                <w:sz w:val="19"/>
-              </w:rPr>
-              <w:t xml:space="preserve"> sirve), con sus borneras y su cable</w:t>
+              <w:t>retirado el 31/08: ninguna referencia concreta está elegida**</w:t>
             </w:r>
           </w:p>
         </w:tc>
@@ -4722,7 +7007,7 @@
                 <w:b/>
                 <w:sz w:val="19"/>
               </w:rPr>
-              <w:t>la pieza no está especificada en ningún manual todavía: ver el aviso de abajo</w:t>
+              <w:t>la pieza sigue sin especificarse en ningún manual: ver el aviso de abajo</w:t>
             </w:r>
           </w:p>
         </w:tc>
@@ -5008,14 +7293,14 @@
                 <w:b/>
                 <w:sz w:val="19"/>
               </w:rPr>
-              <w:t>libera el mando</w:t>
+              <w:t>liberan los pulsadores 3 y 4</w:t>
             </w:r>
             <w:r>
               <w:rPr>
                 <w:b w:val="0"/>
                 <w:sz w:val="19"/>
               </w:rPr>
-              <w:t xml:space="preserve"> (</w:t>
+              <w:t xml:space="preserve"> ~~el mando~~ (</w:t>
             </w:r>
             <w:r>
               <w:rPr>
@@ -5101,6 +7386,545 @@
                 <w:sz w:val="19"/>
               </w:rPr>
               <w:t>)*</w:t>
+            </w:r>
+          </w:p>
+        </w:tc>
+      </w:tr>
+      <w:tr>
+        <w:tc>
+          <w:tcPr>
+            <w:tcW w:type="dxa" w:w="1872"/>
+          </w:tcPr>
+          <w:p>
+            <w:r/>
+            <w:r>
+              <w:rPr>
+                <w:b/>
+                <w:sz w:val="19"/>
+              </w:rPr>
+              <w:t>A8</w:t>
+            </w:r>
+          </w:p>
+        </w:tc>
+        <w:tc>
+          <w:tcPr>
+            <w:tcW w:type="dxa" w:w="1872"/>
+          </w:tcPr>
+          <w:p>
+            <w:r/>
+            <w:r>
+              <w:rPr>
+                <w:b w:val="0"/>
+                <w:sz w:val="19"/>
+              </w:rPr>
+              <w:t xml:space="preserve">🔴 </w:t>
+            </w:r>
+            <w:r>
+              <w:rPr>
+                <w:b/>
+                <w:sz w:val="19"/>
+              </w:rPr>
+              <w:t>PLACA PORTADORA DEL `ESP32`</w:t>
+            </w:r>
+            <w:r>
+              <w:rPr>
+                <w:b w:val="0"/>
+                <w:sz w:val="19"/>
+              </w:rPr>
+              <w:t xml:space="preserve"> — </w:t>
+            </w:r>
+            <w:r>
+              <w:rPr>
+                <w:b/>
+                <w:sz w:val="19"/>
+              </w:rPr>
+              <w:t>línea nueva del 31/08; hasta hoy esto NO ERA UNA LÍNEA DE COMPRAS y hacía falta igual.</w:t>
+            </w:r>
+            <w:r>
+              <w:rPr>
+                <w:b w:val="0"/>
+                <w:sz w:val="19"/>
+              </w:rPr>
+              <w:t xml:space="preserve"> Lleva, como mínimo: </w:t>
+            </w:r>
+            <w:r>
+              <w:rPr>
+                <w:b/>
+                <w:sz w:val="19"/>
+              </w:rPr>
+              <w:t>PCB</w:t>
+            </w:r>
+            <w:r>
+              <w:rPr>
+                <w:b w:val="0"/>
+                <w:sz w:val="19"/>
+              </w:rPr>
+              <w:t xml:space="preserve">, </w:t>
+            </w:r>
+            <w:r>
+              <w:rPr>
+                <w:b/>
+                <w:sz w:val="19"/>
+              </w:rPr>
+              <w:t>hembrillas</w:t>
+            </w:r>
+            <w:r>
+              <w:rPr>
+                <w:b w:val="0"/>
+                <w:sz w:val="19"/>
+              </w:rPr>
+              <w:t xml:space="preserve"> para el módulo (que es de formato protoboard y va enchufado, no soldado), </w:t>
+            </w:r>
+            <w:r>
+              <w:rPr>
+                <w:b/>
+                <w:sz w:val="19"/>
+              </w:rPr>
+              <w:t>conectores</w:t>
+            </w:r>
+            <w:r>
+              <w:rPr>
+                <w:b w:val="0"/>
+                <w:sz w:val="19"/>
+              </w:rPr>
+              <w:t xml:space="preserve"> de entrada de 12 V y de salida a </w:t>
+            </w:r>
+            <w:r>
+              <w:rPr>
+                <w:rFonts w:ascii="Consolas" w:hAnsi="Consolas"/>
+                <w:sz w:val="19"/>
+              </w:rPr>
+              <w:t>J17</w:t>
+            </w:r>
+            <w:r>
+              <w:rPr>
+                <w:b w:val="0"/>
+                <w:sz w:val="19"/>
+              </w:rPr>
+              <w:t xml:space="preserve">, </w:t>
+            </w:r>
+            <w:r>
+              <w:rPr>
+                <w:b/>
+                <w:sz w:val="19"/>
+              </w:rPr>
+              <w:t>fusible</w:t>
+            </w:r>
+            <w:r>
+              <w:rPr>
+                <w:b w:val="0"/>
+                <w:sz w:val="19"/>
+              </w:rPr>
+              <w:t xml:space="preserve">, </w:t>
+            </w:r>
+            <w:r>
+              <w:rPr>
+                <w:b/>
+                <w:sz w:val="19"/>
+              </w:rPr>
+              <w:t>protección de inversión de polaridad</w:t>
+            </w:r>
+            <w:r>
+              <w:rPr>
+                <w:b w:val="0"/>
+                <w:sz w:val="19"/>
+              </w:rPr>
+              <w:t xml:space="preserve"> y </w:t>
+            </w:r>
+            <w:r>
+              <w:rPr>
+                <w:b/>
+                <w:sz w:val="19"/>
+              </w:rPr>
+              <w:t>condensadores</w:t>
+            </w:r>
+            <w:r>
+              <w:rPr>
+                <w:b w:val="0"/>
+                <w:sz w:val="19"/>
+              </w:rPr>
+              <w:t xml:space="preserve"> de desacoplo y de reserva</w:t>
+            </w:r>
+          </w:p>
+        </w:tc>
+        <w:tc>
+          <w:tcPr>
+            <w:tcW w:type="dxa" w:w="1872"/>
+          </w:tcPr>
+          <w:p>
+            <w:r/>
+            <w:r>
+              <w:rPr>
+                <w:b/>
+                <w:sz w:val="19"/>
+              </w:rPr>
+              <w:t>2</w:t>
+            </w:r>
+            <w:r>
+              <w:rPr>
+                <w:b w:val="0"/>
+                <w:sz w:val="19"/>
+              </w:rPr>
+              <w:t xml:space="preserve"> *(1 por poste)* — 🛑 </w:t>
+            </w:r>
+            <w:r>
+              <w:rPr>
+                <w:b/>
+                <w:sz w:val="19"/>
+              </w:rPr>
+              <w:t>NO SE FABRICA todavía</w:t>
+            </w:r>
+          </w:p>
+        </w:tc>
+        <w:tc>
+          <w:tcPr>
+            <w:tcW w:type="dxa" w:w="1872"/>
+          </w:tcPr>
+          <w:p>
+            <w:r/>
+            <w:r>
+              <w:rPr>
+                <w:b w:val="0"/>
+                <w:sz w:val="19"/>
+              </w:rPr>
+              <w:t xml:space="preserve">Que el </w:t>
+            </w:r>
+            <w:r>
+              <w:rPr>
+                <w:rFonts w:ascii="Consolas" w:hAnsi="Consolas"/>
+                <w:sz w:val="19"/>
+              </w:rPr>
+              <w:t>ESP32</w:t>
+            </w:r>
+            <w:r>
+              <w:rPr>
+                <w:b w:val="0"/>
+                <w:sz w:val="19"/>
+              </w:rPr>
+              <w:t xml:space="preserve"> y su </w:t>
+            </w:r>
+            <w:r>
+              <w:rPr>
+                <w:rFonts w:ascii="Consolas" w:hAnsi="Consolas"/>
+                <w:sz w:val="19"/>
+              </w:rPr>
+              <w:t>A5</w:t>
+            </w:r>
+            <w:r>
+              <w:rPr>
+                <w:b w:val="0"/>
+                <w:sz w:val="19"/>
+              </w:rPr>
+              <w:t xml:space="preserve"> y su </w:t>
+            </w:r>
+            <w:r>
+              <w:rPr>
+                <w:rFonts w:ascii="Consolas" w:hAnsi="Consolas"/>
+                <w:sz w:val="19"/>
+              </w:rPr>
+              <w:t>A6</w:t>
+            </w:r>
+            <w:r>
+              <w:rPr>
+                <w:b w:val="0"/>
+                <w:sz w:val="19"/>
+              </w:rPr>
+              <w:t xml:space="preserve"> sean </w:t>
+            </w:r>
+            <w:r>
+              <w:rPr>
+                <w:b/>
+                <w:sz w:val="19"/>
+              </w:rPr>
+              <w:t>un conjunto montable y reemplazable</w:t>
+            </w:r>
+            <w:r>
+              <w:rPr>
+                <w:b w:val="0"/>
+                <w:sz w:val="19"/>
+              </w:rPr>
+              <w:t>, en vez de tres módulos sueltos con cables volantes dentro de un armario que vibra en un remolque</w:t>
+            </w:r>
+          </w:p>
+        </w:tc>
+        <w:tc>
+          <w:tcPr>
+            <w:tcW w:type="dxa" w:w="1872"/>
+          </w:tcPr>
+          <w:p>
+            <w:r/>
+            <w:r>
+              <w:rPr>
+                <w:b w:val="0"/>
+                <w:sz w:val="19"/>
+              </w:rPr>
+              <w:t xml:space="preserve">🔴 </w:t>
+            </w:r>
+            <w:r>
+              <w:rPr>
+                <w:b/>
+                <w:sz w:val="19"/>
+              </w:rPr>
+              <w:t>`05_Funcional/19_Especificacion_Placa_Portadora_ESP32.md`</w:t>
+            </w:r>
+            <w:r>
+              <w:rPr>
+                <w:b w:val="0"/>
+                <w:sz w:val="19"/>
+              </w:rPr>
+              <w:t xml:space="preserve"> *(otro agente la está escribiendo en este mismo árbol — </w:t>
+            </w:r>
+            <w:r>
+              <w:rPr>
+                <w:b/>
+                <w:sz w:val="19"/>
+              </w:rPr>
+              <w:t>aquí NO se duplica</w:t>
+            </w:r>
+            <w:r>
+              <w:rPr>
+                <w:b w:val="0"/>
+                <w:sz w:val="19"/>
+              </w:rPr>
+              <w:t xml:space="preserve">: si al leer esto ese fichero no existe todavía, es que ese trabajo no ha entrado, y </w:t>
+            </w:r>
+            <w:r>
+              <w:rPr>
+                <w:b/>
+                <w:sz w:val="19"/>
+              </w:rPr>
+              <w:t>se espera a que entre en vez de inventar la especificación aquí</w:t>
+            </w:r>
+            <w:r>
+              <w:rPr>
+                <w:b w:val="0"/>
+                <w:sz w:val="19"/>
+              </w:rPr>
+              <w:t>)*</w:t>
+            </w:r>
+          </w:p>
+        </w:tc>
+      </w:tr>
+      <w:tr>
+        <w:tc>
+          <w:tcPr>
+            <w:tcW w:type="dxa" w:w="1872"/>
+          </w:tcPr>
+          <w:p>
+            <w:r/>
+            <w:r>
+              <w:rPr>
+                <w:b/>
+                <w:sz w:val="19"/>
+              </w:rPr>
+              <w:t>A9</w:t>
+            </w:r>
+          </w:p>
+        </w:tc>
+        <w:tc>
+          <w:tcPr>
+            <w:tcW w:type="dxa" w:w="1872"/>
+          </w:tcPr>
+          <w:p>
+            <w:r/>
+            <w:r>
+              <w:rPr>
+                <w:b w:val="0"/>
+                <w:sz w:val="19"/>
+              </w:rPr>
+              <w:t xml:space="preserve">🔴 </w:t>
+            </w:r>
+            <w:r>
+              <w:rPr>
+                <w:b/>
+                <w:sz w:val="19"/>
+              </w:rPr>
+              <w:t>RECEPTOR RF DEL MANDO DE RELÉS</w:t>
+            </w:r>
+            <w:r>
+              <w:rPr>
+                <w:b w:val="0"/>
+                <w:sz w:val="19"/>
+              </w:rPr>
+              <w:t xml:space="preserve"> *(el emisor de 4 canales que el operario lleva en la mano ya existe; </w:t>
+            </w:r>
+            <w:r>
+              <w:rPr>
+                <w:b/>
+                <w:sz w:val="19"/>
+              </w:rPr>
+              <w:t>el receptor NUNCA se compró</w:t>
+            </w:r>
+            <w:r>
+              <w:rPr>
+                <w:b w:val="0"/>
+                <w:sz w:val="19"/>
+              </w:rPr>
+              <w:t xml:space="preserve">)*. Salidas de </w:t>
+            </w:r>
+            <w:r>
+              <w:rPr>
+                <w:b/>
+                <w:sz w:val="19"/>
+              </w:rPr>
+              <w:t>contacto seco</w:t>
+            </w:r>
+            <w:r>
+              <w:rPr>
+                <w:b w:val="0"/>
+                <w:sz w:val="19"/>
+              </w:rPr>
+              <w:t xml:space="preserve">, canales </w:t>
+            </w:r>
+            <w:r>
+              <w:rPr>
+                <w:b/>
+                <w:sz w:val="19"/>
+              </w:rPr>
+              <w:t>A</w:t>
+            </w:r>
+            <w:r>
+              <w:rPr>
+                <w:b w:val="0"/>
+                <w:sz w:val="19"/>
+              </w:rPr>
+              <w:t xml:space="preserve"> y </w:t>
+            </w:r>
+            <w:r>
+              <w:rPr>
+                <w:b/>
+                <w:sz w:val="19"/>
+              </w:rPr>
+              <w:t>B</w:t>
+            </w:r>
+            <w:r>
+              <w:rPr>
+                <w:b w:val="0"/>
+                <w:sz w:val="19"/>
+              </w:rPr>
+              <w:t>, alimentación de 12 V</w:t>
+            </w:r>
+          </w:p>
+        </w:tc>
+        <w:tc>
+          <w:tcPr>
+            <w:tcW w:type="dxa" w:w="1872"/>
+          </w:tcPr>
+          <w:p>
+            <w:r/>
+            <w:r>
+              <w:rPr>
+                <w:b/>
+                <w:sz w:val="19"/>
+              </w:rPr>
+              <w:t>2</w:t>
+            </w:r>
+            <w:r>
+              <w:rPr>
+                <w:b w:val="0"/>
+                <w:sz w:val="19"/>
+              </w:rPr>
+              <w:t xml:space="preserve"> *(1 por poste)* — ⚠️ </w:t>
+            </w:r>
+            <w:r>
+              <w:rPr>
+                <w:b/>
+                <w:sz w:val="19"/>
+              </w:rPr>
+              <w:t>el del ESCLAVO es el crítico</w:t>
+            </w:r>
+          </w:p>
+        </w:tc>
+        <w:tc>
+          <w:tcPr>
+            <w:tcW w:type="dxa" w:w="1872"/>
+          </w:tcPr>
+          <w:p>
+            <w:r/>
+            <w:r>
+              <w:rPr>
+                <w:b w:val="0"/>
+                <w:sz w:val="19"/>
+              </w:rPr>
+              <w:t xml:space="preserve">🛑 </w:t>
+            </w:r>
+            <w:r>
+              <w:rPr>
+                <w:b/>
+                <w:sz w:val="19"/>
+              </w:rPr>
+              <w:t>Es la ÚNICA vía de mando que le queda al Esclavo</w:t>
+            </w:r>
+            <w:r>
+              <w:rPr>
+                <w:b w:val="0"/>
+                <w:sz w:val="19"/>
+              </w:rPr>
+              <w:t xml:space="preserve"> — ver el aviso de abajo, que es lo que cambió de prioridad el 31/08</w:t>
+            </w:r>
+          </w:p>
+        </w:tc>
+        <w:tc>
+          <w:tcPr>
+            <w:tcW w:type="dxa" w:w="1872"/>
+          </w:tcPr>
+          <w:p>
+            <w:r/>
+            <w:r>
+              <w:rPr>
+                <w:b w:val="0"/>
+                <w:sz w:val="19"/>
+              </w:rPr>
+              <w:t xml:space="preserve">⚠️ </w:t>
+            </w:r>
+            <w:r>
+              <w:rPr>
+                <w:b/>
+                <w:sz w:val="19"/>
+              </w:rPr>
+              <w:t>Ningún manual lo especifica todavía.</w:t>
+            </w:r>
+            <w:r>
+              <w:rPr>
+                <w:b w:val="0"/>
+                <w:sz w:val="19"/>
+              </w:rPr>
+              <w:t xml:space="preserve"> El vocabulario que tiene que producir está </w:t>
+            </w:r>
+            <w:r>
+              <w:rPr>
+                <w:b/>
+                <w:sz w:val="19"/>
+              </w:rPr>
+              <w:t>MEDIDO</w:t>
+            </w:r>
+            <w:r>
+              <w:rPr>
+                <w:b w:val="0"/>
+                <w:sz w:val="19"/>
+              </w:rPr>
+              <w:t xml:space="preserve"> en </w:t>
+            </w:r>
+            <w:r>
+              <w:rPr>
+                <w:rFonts w:ascii="Consolas" w:hAnsi="Consolas"/>
+                <w:sz w:val="19"/>
+              </w:rPr>
+              <w:t>Esclavo/src/mando.cpp:240-248</w:t>
+            </w:r>
+            <w:r>
+              <w:rPr>
+                <w:b w:val="0"/>
+                <w:sz w:val="19"/>
+              </w:rPr>
+              <w:t xml:space="preserve"> y </w:t>
+            </w:r>
+            <w:r>
+              <w:rPr>
+                <w:rFonts w:ascii="Consolas" w:hAnsi="Consolas"/>
+                <w:sz w:val="19"/>
+              </w:rPr>
+              <w:t>Maestro/src/mando.cpp:201-238</w:t>
             </w:r>
           </w:p>
         </w:tc>
@@ -5147,7 +7971,7 @@
           <w:color w:val="960000"/>
           <w:sz w:val="20"/>
         </w:rPr>
-        <w:t xml:space="preserve">text 12 V de la caja | +---&gt; LM7805 -&gt; LM1117-3.3 -&gt; STM32   (la tarjeta, SIN TOCAR) | +---&gt; [A5] DC-DC 12V -&gt; 5V, 1 A ----&gt; [A1'] ESP32 DevKitC (5V / VIN) | +-- GPIO21 SDA --+ +-- GPIO22 SCL --+--&gt; [A6] DS3231 +-- GND ---------+     con su pila | +-- TX / RX -&gt; J17 p2/p3 (PB7/PB6) +-- GND ------&gt; J17 p7   MASA COMUN MASA COMUN entre las dos ramas.  ALIMENTACION NO COMPARTIDA. De J17 se usan la senal y la masa.  Sus 3,3 V NO alimentan al ESP32. </w:t>
+        <w:t xml:space="preserve">text 12 V de la caja | +---&gt; LM7805 -&gt; LM1117-3.3 -&gt; STM32   (la tarjeta, SIN TOCAR) | |   .--- [A8] PLACA PORTADORA -----------------------------------. |   |  fusible + proteccion de polaridad + condensadores          | +---|-&gt; [A5] DC-DC CONMUTADO 12V -&gt; 5V, &gt;=1A --&gt; [A1'] ESP32     | |                                    (en HEMBRILLAS, 5V/VIN) | |                                             |              | |                                             +-- GPIO21 SDA-+--&gt; [A6] |                                             +-- GPIO22 SCL-+    DS3231 |                                             +-- GND -------+    con su pila |                                             |              | '---------------------------------------------|--------------' | +-- TX / RX -&gt; J17 p2/p3 |              (PB7/PB6) +-- GND ------&gt; J17 p7 MASA COMUN MASA COMUN entre las dos ramas.  ALIMENTACION NO COMPARTIDA. De J17 se usan la senal y la masa.  Sus 3,3 V NO alimentan al ESP32. El ESP32 va ENCHUFADO en hembrillas: se reemplaza sin soldador, y por eso hay que saber si es de 30 o de 38 pines ANTES de fabricar la portadora. Y EN PARALELO, sin tocar nada de lo anterior: 12 V ---&gt; [A9] RECEPTOR RF DEL MANDO ---&gt; contacto seco A --&gt; J16 p5  (PB9) '--&gt; contacto seco B --&gt; J16 p8  (PB13) </w:t>
       </w:r>
       <w:r>
         <w:rPr>
@@ -5648,7 +8472,7 @@
           <w:color w:val="960000"/>
           <w:sz w:val="20"/>
         </w:rPr>
-        <w:t xml:space="preserve">, con esas palabras | | </w:t>
+        <w:t xml:space="preserve">, con esas palabras | | Que la entrada sea </w:t>
       </w:r>
       <w:r>
         <w:rPr>
@@ -5656,6 +8480,86 @@
           <w:color w:val="960000"/>
           <w:sz w:val="20"/>
         </w:rPr>
+        <w:t>5 V por `VIN`</w:t>
+      </w:r>
+      <w:r>
+        <w:rPr>
+          <w:b w:val="0"/>
+          <w:color w:val="960000"/>
+          <w:sz w:val="20"/>
+        </w:rPr>
+        <w:t xml:space="preserve"> *(recomendada 5 V, límite 5,5 V; el módulo lleva su propio regulador a 3,3 V a bordo)* | 📄 </w:t>
+      </w:r>
+      <w:r>
+        <w:rPr>
+          <w:b/>
+          <w:color w:val="960000"/>
+          <w:sz w:val="20"/>
+        </w:rPr>
+        <w:t>LEÍDO en la ficha del módulo comprado</w:t>
+      </w:r>
+      <w:r>
+        <w:rPr>
+          <w:b w:val="0"/>
+          <w:color w:val="960000"/>
+          <w:sz w:val="20"/>
+        </w:rPr>
+        <w:t xml:space="preserve">, 31/08 — N-107 | | Que las E/S del módulo son de </w:t>
+      </w:r>
+      <w:r>
+        <w:rPr>
+          <w:b/>
+          <w:color w:val="960000"/>
+          <w:sz w:val="20"/>
+        </w:rPr>
+        <w:t>3,3 V</w:t>
+      </w:r>
+      <w:r>
+        <w:rPr>
+          <w:b w:val="0"/>
+          <w:color w:val="960000"/>
+          <w:sz w:val="20"/>
+        </w:rPr>
+        <w:t xml:space="preserve">, así que el enlace con el STM32 va directo | 📄 </w:t>
+      </w:r>
+      <w:r>
+        <w:rPr>
+          <w:b/>
+          <w:color w:val="960000"/>
+          <w:sz w:val="20"/>
+        </w:rPr>
+        <w:t>LEÍDO en la misma ficha</w:t>
+      </w:r>
+      <w:r>
+        <w:rPr>
+          <w:b w:val="0"/>
+          <w:color w:val="960000"/>
+          <w:sz w:val="20"/>
+        </w:rPr>
+        <w:t xml:space="preserve"> — </w:t>
+      </w:r>
+      <w:r>
+        <w:rPr>
+          <w:b/>
+          <w:color w:val="960000"/>
+          <w:sz w:val="20"/>
+        </w:rPr>
+        <w:t>no hace falta adaptador de niveles</w:t>
+      </w:r>
+      <w:r>
+        <w:rPr>
+          <w:b w:val="0"/>
+          <w:color w:val="960000"/>
+          <w:sz w:val="20"/>
+        </w:rPr>
+        <w:t xml:space="preserve">, y por tanto no hay línea de compra para uno | | </w:t>
+      </w:r>
+      <w:r>
+        <w:rPr>
+          <w:b/>
+          <w:color w:val="960000"/>
+          <w:sz w:val="20"/>
+        </w:rPr>
         <w:t>Qué módulo concreto se compra</w:t>
       </w:r>
       <w:r>
@@ -5672,15 +8576,15 @@
           <w:color w:val="960000"/>
           <w:sz w:val="20"/>
         </w:rPr>
-        <w:t>NO ESTÁ EN NINGÚN MANUAL.</w:t>
-      </w:r>
-      <w:r>
-        <w:rPr>
-          <w:b w:val="0"/>
-          <w:color w:val="960000"/>
-          <w:sz w:val="20"/>
-        </w:rPr>
-        <w:t xml:space="preserve"> Lo de esta fila es un mínimo razonable, no una especificación | </w:t>
+        <w:t>SIGUE SIN ESTAR EN NINGÚN MANUAL.</w:t>
+      </w:r>
+      <w:r>
+        <w:rPr>
+          <w:b w:val="0"/>
+          <w:color w:val="960000"/>
+          <w:sz w:val="20"/>
+        </w:rPr>
+        <w:t xml:space="preserve"> Lo de esta fila es un </w:t>
       </w:r>
       <w:r>
         <w:rPr>
@@ -5688,15 +8592,15 @@
           <w:color w:val="960000"/>
           <w:sz w:val="20"/>
         </w:rPr>
-        <w:t>Se apunta el hueco en vez de taparlo con una referencia falsa</w:t>
-      </w:r>
-      <w:r>
-        <w:rPr>
-          <w:b w:val="0"/>
-          <w:color w:val="960000"/>
-          <w:sz w:val="20"/>
-        </w:rPr>
-        <w:t xml:space="preserve">, que es la costumbre de este documento: el detalle de A5 tiene que acabar en el </w:t>
+        <w:t>mínimo</w:t>
+      </w:r>
+      <w:r>
+        <w:rPr>
+          <w:b w:val="0"/>
+          <w:color w:val="960000"/>
+          <w:sz w:val="20"/>
+        </w:rPr>
+        <w:t xml:space="preserve">, no una especificación, y </w:t>
       </w:r>
       <w:r>
         <w:rPr>
@@ -5704,15 +8608,15 @@
           <w:color w:val="960000"/>
           <w:sz w:val="20"/>
         </w:rPr>
-        <w:t>Manual 10 §2</w:t>
-      </w:r>
-      <w:r>
-        <w:rPr>
-          <w:b w:val="0"/>
-          <w:color w:val="960000"/>
-          <w:sz w:val="20"/>
-        </w:rPr>
-        <w:t xml:space="preserve">, junto al diagrama de conexión — y ese diagrama </w:t>
+        <w:t>ninguna referencia está elegida</w:t>
+      </w:r>
+      <w:r>
+        <w:rPr>
+          <w:b w:val="0"/>
+          <w:color w:val="960000"/>
+          <w:sz w:val="20"/>
+        </w:rPr>
+        <w:t xml:space="preserve"> | ### 🔴 31/08 — </w:t>
       </w:r>
       <w:r>
         <w:rPr>
@@ -5720,15 +8624,188 @@
           <w:color w:val="960000"/>
           <w:sz w:val="20"/>
         </w:rPr>
-        <w:t>hoy dibuja un módulo colgado del riel de la placa, que es justo lo que un `ESP32` no puede hacer</w:t>
-      </w:r>
-      <w:r>
-        <w:rPr>
-          <w:b w:val="0"/>
-          <w:color w:val="960000"/>
-          <w:sz w:val="20"/>
-        </w:rPr>
-        <w:t>.</w:t>
+        <w:t>CONMUTADO, NO LINEAL</w:t>
+      </w:r>
+      <w:r>
+        <w:rPr>
+          <w:b w:val="0"/>
+          <w:color w:val="960000"/>
+          <w:sz w:val="20"/>
+        </w:rPr>
+        <w:t xml:space="preserve">, y la razón es una cuenta, no una preferencia Con la entrada fijada en </w:t>
+      </w:r>
+      <w:r>
+        <w:rPr>
+          <w:b/>
+          <w:color w:val="960000"/>
+          <w:sz w:val="20"/>
+        </w:rPr>
+        <w:t>5 V</w:t>
+      </w:r>
+      <w:r>
+        <w:rPr>
+          <w:b w:val="0"/>
+          <w:color w:val="960000"/>
+          <w:sz w:val="20"/>
+        </w:rPr>
+        <w:t xml:space="preserve"> por la ficha del módulo, un regulador </w:t>
+      </w:r>
+      <w:r>
+        <w:rPr>
+          <w:b/>
+          <w:color w:val="960000"/>
+          <w:sz w:val="20"/>
+        </w:rPr>
+        <w:t>lineal</w:t>
+      </w:r>
+      <w:r>
+        <w:rPr>
+          <w:b w:val="0"/>
+          <w:color w:val="960000"/>
+          <w:sz w:val="20"/>
+        </w:rPr>
+        <w:t xml:space="preserve"> de 12 V a 5 V tiene que tirar 7 V por cada amperio. Y si alguien decide bajar directamente a 3,3 V, peor: ``</w:t>
+      </w:r>
+      <w:r>
+        <w:rPr>
+          <w:rFonts w:ascii="Consolas" w:hAnsi="Consolas"/>
+          <w:color w:val="960000"/>
+          <w:sz w:val="20"/>
+        </w:rPr>
+        <w:t xml:space="preserve">text LINEAL 12 V -&gt; 3,3 V, a 500 mA de pico:  (12 - 3,3) x 0,5  =  4,35 W LINEAL 12 V -&gt; 5   V, a 500 mA de pico:  (12 - 5  ) x 0,5  =  3,50 W CONMUTADO 12 V -&gt; 5 V, ~85 % rend.:      perdida  ~ 0,44 W </w:t>
+      </w:r>
+      <w:r>
+        <w:rPr>
+          <w:rFonts w:ascii="Consolas" w:hAnsi="Consolas"/>
+          <w:color w:val="960000"/>
+          <w:sz w:val="20"/>
+        </w:rPr>
+      </w:r>
+      <w:r>
+        <w:rPr>
+          <w:rFonts w:ascii="Consolas" w:hAnsi="Consolas"/>
+          <w:color w:val="960000"/>
+          <w:sz w:val="20"/>
+        </w:rPr>
+        <w:t xml:space="preserve"> **4,35 W** en un encapsulado sin disipador, **dentro de un armario cerrado al sol**, no es una cifra de catálogo: es la temperatura a la que ese armario ya estaba antes de meterle nada. &gt; ⚠️ **Y lo que hace peligrosa a esa disipación es CÓMO falla.** Un lineal caliente **no falla &gt; limpio**: entra en limitación térmica, recorta corriente, el </w:t>
+      </w:r>
+      <w:r>
+        <w:rPr>
+          <w:b w:val="0"/>
+          <w:color w:val="960000"/>
+          <w:sz w:val="20"/>
+        </w:rPr>
+        <w:t>ESP32</w:t>
+      </w:r>
+      <w:r>
+        <w:rPr>
+          <w:rFonts w:ascii="Consolas" w:hAnsi="Consolas"/>
+          <w:color w:val="960000"/>
+          <w:sz w:val="20"/>
+        </w:rPr>
+        <w:t xml:space="preserve"> se reinicia, vuelve, &gt; vuelve a calentar. **Lo que se ve desde fuera es un Bluetooth intermitente**, que es la avería &gt; que no se diagnostica nunca porque aparece y desaparece con la hora del día y con el sol. Un &gt; conmutado a 0,44 W ni siquiera llega a ese régimen. **Lo que se pide, escrito para copiar y pegar:** </w:t>
+      </w:r>
+      <w:r>
+        <w:rPr>
+          <w:rFonts w:ascii="Consolas" w:hAnsi="Consolas"/>
+          <w:color w:val="960000"/>
+          <w:sz w:val="20"/>
+        </w:rPr>
+      </w:r>
+      <w:r>
+        <w:rPr>
+          <w:rFonts w:ascii="Consolas" w:hAnsi="Consolas"/>
+          <w:color w:val="960000"/>
+          <w:sz w:val="20"/>
+        </w:rPr>
+        <w:t xml:space="preserve">text Convertidor DC-DC CONMUTADO (step-down / buck), entrada 12 V nominal, salida 5 V. Corriente &gt;= 1 A continuos.  NO lineal, NO AMS1117, NO 7805. Con bornera de tornillo o cable soldado.  Salida fija de 5 V, o ajustable AJUSTADA Y VERIFICADA CON MULTIMETRO ANTES DE ENCHUFAR EL MODULO. </w:t>
+      </w:r>
+      <w:r>
+        <w:rPr>
+          <w:rFonts w:ascii="Consolas" w:hAnsi="Consolas"/>
+          <w:color w:val="960000"/>
+          <w:sz w:val="20"/>
+        </w:rPr>
+      </w:r>
+      <w:r>
+        <w:rPr>
+          <w:rFonts w:ascii="Consolas" w:hAnsi="Consolas"/>
+          <w:color w:val="960000"/>
+          <w:sz w:val="20"/>
+        </w:rPr>
+        <w:t xml:space="preserve"> 🛑 **El ≥ 1 A no es el consumo: es el margen.** El pico medido de un </w:t>
+      </w:r>
+      <w:r>
+        <w:rPr>
+          <w:b w:val="0"/>
+          <w:color w:val="960000"/>
+          <w:sz w:val="20"/>
+        </w:rPr>
+        <w:t>ESP32</w:t>
+      </w:r>
+      <w:r>
+        <w:rPr>
+          <w:rFonts w:ascii="Consolas" w:hAnsi="Consolas"/>
+          <w:color w:val="960000"/>
+          <w:sz w:val="20"/>
+        </w:rPr>
+        <w:t xml:space="preserve"> con WiFi es ~500 mA; se pide el doble porque un conmutado al límite de su corriente es el que ondula, y la ondulación en el riel del módulo que hace de consola **es otra vez un Bluetooth intermitente**. ⚠️ **Si el módulo que se consiga es de salida AJUSTABLE, se ajusta y se mide ANTES de conectar el </w:t>
+      </w:r>
+      <w:r>
+        <w:rPr>
+          <w:b w:val="0"/>
+          <w:color w:val="960000"/>
+          <w:sz w:val="20"/>
+        </w:rPr>
+        <w:t>ESP32</w:t>
+      </w:r>
+      <w:r>
+        <w:rPr>
+          <w:rFonts w:ascii="Consolas" w:hAnsi="Consolas"/>
+          <w:color w:val="960000"/>
+          <w:sz w:val="20"/>
+        </w:rPr>
+        <w:t xml:space="preserve">.** Vienen de fábrica con el potenciómetro en cualquier sitio, y el límite de </w:t>
+      </w:r>
+      <w:r>
+        <w:rPr>
+          <w:b w:val="0"/>
+          <w:color w:val="960000"/>
+          <w:sz w:val="20"/>
+        </w:rPr>
+        <w:t>VIN</w:t>
+      </w:r>
+      <w:r>
+        <w:rPr>
+          <w:rFonts w:ascii="Consolas" w:hAnsi="Consolas"/>
+          <w:color w:val="960000"/>
+          <w:sz w:val="20"/>
+        </w:rPr>
+        <w:t xml:space="preserve"> es **5,5 V**: un módulo que salga de la caja a 12 V lo destruye al primer contacto. **Se apunta el hueco en vez de taparlo con una referencia falsa**, que es la costumbre de este documento: el detalle de A5 tiene que acabar en el **Manual 10 §2**, junto al diagrama de conexión — y ese diagrama **hoy dibuja un módulo colgado del riel de la placa, que es justo lo que un </w:t>
+      </w:r>
+      <w:r>
+        <w:rPr>
+          <w:b w:val="0"/>
+          <w:color w:val="960000"/>
+          <w:sz w:val="20"/>
+        </w:rPr>
+        <w:t>ESP32` no puede hacer</w:t>
+      </w:r>
+      <w:r>
+        <w:rPr>
+          <w:b/>
+          <w:color w:val="960000"/>
+          <w:sz w:val="20"/>
+        </w:rPr>
+        <w:t xml:space="preserve">. </w:t>
+      </w:r>
+      <w:r>
+        <w:rPr>
+          <w:b w:val="0"/>
+          <w:color w:val="960000"/>
+          <w:sz w:val="20"/>
+        </w:rPr>
+        <w:t>La topología ya está decidida; la referencia, no.**</w:t>
       </w:r>
     </w:p>
     <w:p>
@@ -5999,7 +9076,583 @@
           <w:color w:val="960000"/>
           <w:sz w:val="20"/>
         </w:rPr>
-        <w:t xml:space="preserve">, no esta lista. * </w:t>
+        <w:t xml:space="preserve">, no esta lista. * 🟠 </w:t>
+      </w:r>
+      <w:r>
+        <w:rPr>
+          <w:b/>
+          <w:color w:val="960000"/>
+          <w:sz w:val="20"/>
+        </w:rPr>
+        <w:t>31/08 — Y sigue condicionado al `Y2`, aunque no de la forma en que lo estaba.</w:t>
+      </w:r>
+      <w:r>
+        <w:rPr>
+          <w:b w:val="0"/>
+          <w:color w:val="960000"/>
+          <w:sz w:val="20"/>
+        </w:rPr>
+        <w:t xml:space="preserve"> El bloqueante </w:t>
+      </w:r>
+      <w:r>
+        <w:rPr>
+          <w:b/>
+          <w:color w:val="960000"/>
+          <w:sz w:val="20"/>
+        </w:rPr>
+        <w:t>`BLQ-2` sigue abierto</w:t>
+      </w:r>
+      <w:r>
+        <w:rPr>
+          <w:b w:val="0"/>
+          <w:color w:val="960000"/>
+          <w:sz w:val="20"/>
+        </w:rPr>
+        <w:t xml:space="preserve">: </w:t>
+      </w:r>
+      <w:r>
+        <w:rPr>
+          <w:rFonts w:ascii="Consolas" w:hAnsi="Consolas"/>
+          <w:color w:val="960000"/>
+          <w:sz w:val="20"/>
+        </w:rPr>
+        <w:t>N-17</w:t>
+      </w:r>
+      <w:r>
+        <w:rPr>
+          <w:b w:val="0"/>
+          <w:color w:val="960000"/>
+          <w:sz w:val="20"/>
+        </w:rPr>
+        <w:t xml:space="preserve"> y </w:t>
+      </w:r>
+      <w:r>
+        <w:rPr>
+          <w:rFonts w:ascii="Consolas" w:hAnsi="Consolas"/>
+          <w:color w:val="960000"/>
+          <w:sz w:val="20"/>
+        </w:rPr>
+        <w:t>N-37</w:t>
+      </w:r>
+      <w:r>
+        <w:rPr>
+          <w:b w:val="0"/>
+          <w:color w:val="960000"/>
+          <w:sz w:val="20"/>
+        </w:rPr>
+        <w:t xml:space="preserve"> midieron en banco que el cristal de 32.768 kHz </w:t>
+      </w:r>
+      <w:r>
+        <w:rPr>
+          <w:b/>
+          <w:color w:val="960000"/>
+          <w:sz w:val="20"/>
+        </w:rPr>
+        <w:t>no oscila en la tarjeta medida</w:t>
+      </w:r>
+      <w:r>
+        <w:rPr>
+          <w:b w:val="0"/>
+          <w:color w:val="960000"/>
+          <w:sz w:val="20"/>
+        </w:rPr>
+        <w:t xml:space="preserve">, y </w:t>
+      </w:r>
+      <w:r>
+        <w:rPr>
+          <w:b/>
+          <w:color w:val="960000"/>
+          <w:sz w:val="20"/>
+        </w:rPr>
+        <w:t>la SEGUNDA tarjeta no se ha diagnosticado</w:t>
+      </w:r>
+      <w:r>
+        <w:rPr>
+          <w:b w:val="0"/>
+          <w:color w:val="960000"/>
+          <w:sz w:val="20"/>
+        </w:rPr>
+        <w:t xml:space="preserve">. La distinción, que hay que tener clara antes de pedir: | | ¿lo decide </w:t>
+      </w:r>
+      <w:r>
+        <w:rPr>
+          <w:rFonts w:ascii="Consolas" w:hAnsi="Consolas"/>
+          <w:color w:val="960000"/>
+          <w:sz w:val="20"/>
+        </w:rPr>
+        <w:t>Y2</w:t>
+      </w:r>
+      <w:r>
+        <w:rPr>
+          <w:b w:val="0"/>
+          <w:color w:val="960000"/>
+          <w:sz w:val="20"/>
+        </w:rPr>
+        <w:t xml:space="preserve">? | |---|---| | </w:t>
+      </w:r>
+      <w:r>
+        <w:rPr>
+          <w:b/>
+          <w:color w:val="960000"/>
+          <w:sz w:val="20"/>
+        </w:rPr>
+        <w:t>Comprar el primer `DS3231`</w:t>
+      </w:r>
+      <w:r>
+        <w:rPr>
+          <w:b w:val="0"/>
+          <w:color w:val="960000"/>
+          <w:sz w:val="20"/>
+        </w:rPr>
+        <w:t xml:space="preserve"> | ❌ </w:t>
+      </w:r>
+      <w:r>
+        <w:rPr>
+          <w:b/>
+          <w:color w:val="960000"/>
+          <w:sz w:val="20"/>
+        </w:rPr>
+        <w:t>No.</w:t>
+      </w:r>
+      <w:r>
+        <w:rPr>
+          <w:b w:val="0"/>
+          <w:color w:val="960000"/>
+          <w:sz w:val="20"/>
+        </w:rPr>
+        <w:t xml:space="preserve"> Se pide ya. Va colgado del </w:t>
+      </w:r>
+      <w:r>
+        <w:rPr>
+          <w:rFonts w:ascii="Consolas" w:hAnsi="Consolas"/>
+          <w:color w:val="960000"/>
+          <w:sz w:val="20"/>
+        </w:rPr>
+        <w:t>ESP32</w:t>
+      </w:r>
+      <w:r>
+        <w:rPr>
+          <w:b w:val="0"/>
+          <w:color w:val="960000"/>
+          <w:sz w:val="20"/>
+        </w:rPr>
+        <w:t xml:space="preserve">, fuera de la placa, y no espera al banco | | </w:t>
+      </w:r>
+      <w:r>
+        <w:rPr>
+          <w:b/>
+          <w:color w:val="960000"/>
+          <w:sz w:val="20"/>
+        </w:rPr>
+        <w:t>Si son 1 o 2 módulos</w:t>
+      </w:r>
+      <w:r>
+        <w:rPr>
+          <w:b w:val="0"/>
+          <w:color w:val="960000"/>
+          <w:sz w:val="20"/>
+        </w:rPr>
+        <w:t xml:space="preserve"> | ✅ </w:t>
+      </w:r>
+      <w:r>
+        <w:rPr>
+          <w:b/>
+          <w:color w:val="960000"/>
+          <w:sz w:val="20"/>
+        </w:rPr>
+        <w:t>Sí, en parte.</w:t>
+      </w:r>
+      <w:r>
+        <w:rPr>
+          <w:b w:val="0"/>
+          <w:color w:val="960000"/>
+          <w:sz w:val="20"/>
+        </w:rPr>
+        <w:t xml:space="preserve"> Con el </w:t>
+      </w:r>
+      <w:r>
+        <w:rPr>
+          <w:rFonts w:ascii="Consolas" w:hAnsi="Consolas"/>
+          <w:color w:val="960000"/>
+          <w:sz w:val="20"/>
+        </w:rPr>
+        <w:t>Y2</w:t>
+      </w:r>
+      <w:r>
+        <w:rPr>
+          <w:b w:val="0"/>
+          <w:color w:val="960000"/>
+          <w:sz w:val="20"/>
+        </w:rPr>
+        <w:t xml:space="preserve"> del Esclavo sano, esa punta puede seguir tomando la hora del Maestro por radio (</w:t>
+      </w:r>
+      <w:r>
+        <w:rPr>
+          <w:rFonts w:ascii="Consolas" w:hAnsi="Consolas"/>
+          <w:color w:val="960000"/>
+          <w:sz w:val="20"/>
+        </w:rPr>
+        <w:t>CMD_HORA_*</w:t>
+      </w:r>
+      <w:r>
+        <w:rPr>
+          <w:b w:val="0"/>
+          <w:color w:val="960000"/>
+          <w:sz w:val="20"/>
+        </w:rPr>
+        <w:t xml:space="preserve">, SFTY-23) y </w:t>
+      </w:r>
+      <w:r>
+        <w:rPr>
+          <w:b/>
+          <w:color w:val="960000"/>
+          <w:sz w:val="20"/>
+        </w:rPr>
+        <w:t>1 basta</w:t>
+      </w:r>
+      <w:r>
+        <w:rPr>
+          <w:b w:val="0"/>
+          <w:color w:val="960000"/>
+          <w:sz w:val="20"/>
+        </w:rPr>
+        <w:t xml:space="preserve">. Si está muerto </w:t>
+      </w:r>
+      <w:r>
+        <w:rPr>
+          <w:b/>
+          <w:color w:val="960000"/>
+          <w:sz w:val="20"/>
+        </w:rPr>
+        <w:t>en las dos</w:t>
+      </w:r>
+      <w:r>
+        <w:rPr>
+          <w:b w:val="0"/>
+          <w:color w:val="960000"/>
+          <w:sz w:val="20"/>
+        </w:rPr>
+        <w:t xml:space="preserve">, y se quiere que cada poste mantenga hora sin depender del enlace, son </w:t>
+      </w:r>
+      <w:r>
+        <w:rPr>
+          <w:b/>
+          <w:color w:val="960000"/>
+          <w:sz w:val="20"/>
+        </w:rPr>
+        <w:t>2</w:t>
+      </w:r>
+      <w:r>
+        <w:rPr>
+          <w:b w:val="0"/>
+          <w:color w:val="960000"/>
+          <w:sz w:val="20"/>
+        </w:rPr>
+        <w:t xml:space="preserve"> | | </w:t>
+      </w:r>
+      <w:r>
+        <w:rPr>
+          <w:b/>
+          <w:color w:val="960000"/>
+          <w:sz w:val="20"/>
+        </w:rPr>
+        <w:t>Qué reloj queda dentro del STM32</w:t>
+      </w:r>
+      <w:r>
+        <w:rPr>
+          <w:b w:val="0"/>
+          <w:color w:val="960000"/>
+          <w:sz w:val="20"/>
+        </w:rPr>
+        <w:t xml:space="preserve"> | ✅ </w:t>
+      </w:r>
+      <w:r>
+        <w:rPr>
+          <w:b/>
+          <w:color w:val="960000"/>
+          <w:sz w:val="20"/>
+        </w:rPr>
+        <w:t>Sí, y del todo.</w:t>
+      </w:r>
+      <w:r>
+        <w:rPr>
+          <w:b w:val="0"/>
+          <w:color w:val="960000"/>
+          <w:sz w:val="20"/>
+        </w:rPr>
+        <w:t xml:space="preserve"> Reparar el cristal (cambiar </w:t>
+      </w:r>
+      <w:r>
+        <w:rPr>
+          <w:rFonts w:ascii="Consolas" w:hAnsi="Consolas"/>
+          <w:color w:val="960000"/>
+          <w:sz w:val="20"/>
+        </w:rPr>
+        <w:t>C1</w:t>
+      </w:r>
+      <w:r>
+        <w:rPr>
+          <w:b w:val="0"/>
+          <w:color w:val="960000"/>
+          <w:sz w:val="20"/>
+        </w:rPr>
+        <w:t>/</w:t>
+      </w:r>
+      <w:r>
+        <w:rPr>
+          <w:rFonts w:ascii="Consolas" w:hAnsi="Consolas"/>
+          <w:color w:val="960000"/>
+          <w:sz w:val="20"/>
+        </w:rPr>
+        <w:t>C2</w:t>
+      </w:r>
+      <w:r>
+        <w:rPr>
+          <w:b w:val="0"/>
+          <w:color w:val="960000"/>
+          <w:sz w:val="20"/>
+        </w:rPr>
+        <w:t xml:space="preserve"> por 6-10 pF C0G/NP0) o pasar a reloj de software disciplinado por el </w:t>
+      </w:r>
+      <w:r>
+        <w:rPr>
+          <w:rFonts w:ascii="Consolas" w:hAnsi="Consolas"/>
+          <w:color w:val="960000"/>
+          <w:sz w:val="20"/>
+        </w:rPr>
+        <w:t>ESP32</w:t>
+      </w:r>
+      <w:r>
+        <w:rPr>
+          <w:b w:val="0"/>
+          <w:color w:val="960000"/>
+          <w:sz w:val="20"/>
+        </w:rPr>
+        <w:t xml:space="preserve"> es </w:t>
+      </w:r>
+      <w:r>
+        <w:rPr>
+          <w:b/>
+          <w:color w:val="960000"/>
+          <w:sz w:val="20"/>
+        </w:rPr>
+        <w:t>firmware</w:t>
+      </w:r>
+      <w:r>
+        <w:rPr>
+          <w:b w:val="0"/>
+          <w:color w:val="960000"/>
+          <w:sz w:val="20"/>
+        </w:rPr>
+        <w:t xml:space="preserve">, y esa segunda vía </w:t>
+      </w:r>
+      <w:r>
+        <w:rPr>
+          <w:b/>
+          <w:color w:val="960000"/>
+          <w:sz w:val="20"/>
+        </w:rPr>
+        <w:t>cuelga el reloj del semáforo del módulo accesorio</w:t>
+      </w:r>
+      <w:r>
+        <w:rPr>
+          <w:b w:val="0"/>
+          <w:color w:val="960000"/>
+          <w:sz w:val="20"/>
+        </w:rPr>
+        <w:t xml:space="preserve"> — que es justo lo que la arquitectura del 28/08 separa a propósito | 🛑 </w:t>
+      </w:r>
+      <w:r>
+        <w:rPr>
+          <w:b/>
+          <w:color w:val="960000"/>
+          <w:sz w:val="20"/>
+        </w:rPr>
+        <w:t>Y lo que ya se paga hoy, MEDIDO en el firmware:</w:t>
+      </w:r>
+      <w:r>
+        <w:rPr>
+          <w:b w:val="0"/>
+          <w:color w:val="960000"/>
+          <w:sz w:val="20"/>
+        </w:rPr>
+        <w:t xml:space="preserve"> con el </w:t>
+      </w:r>
+      <w:r>
+        <w:rPr>
+          <w:rFonts w:ascii="Consolas" w:hAnsi="Consolas"/>
+          <w:color w:val="960000"/>
+          <w:sz w:val="20"/>
+        </w:rPr>
+        <w:t>Y2</w:t>
+      </w:r>
+      <w:r>
+        <w:rPr>
+          <w:b w:val="0"/>
+          <w:color w:val="960000"/>
+          <w:sz w:val="20"/>
+        </w:rPr>
+        <w:t xml:space="preserve"> muerto, </w:t>
+      </w:r>
+      <w:r>
+        <w:rPr>
+          <w:rFonts w:ascii="Consolas" w:hAnsi="Consolas"/>
+          <w:color w:val="960000"/>
+          <w:sz w:val="20"/>
+        </w:rPr>
+        <w:t>CMD:PIN:…:SET_RTC</w:t>
+      </w:r>
+      <w:r>
+        <w:rPr>
+          <w:b w:val="0"/>
+          <w:color w:val="960000"/>
+          <w:sz w:val="20"/>
+        </w:rPr>
+        <w:t xml:space="preserve"> responde </w:t>
+      </w:r>
+      <w:r>
+        <w:rPr>
+          <w:b/>
+          <w:color w:val="960000"/>
+          <w:sz w:val="20"/>
+        </w:rPr>
+        <w:t>`$ERR,CMD:SET_RTC,DESC:SIN_CRISTAL…`</w:t>
+      </w:r>
+      <w:r>
+        <w:rPr>
+          <w:b w:val="0"/>
+          <w:color w:val="960000"/>
+          <w:sz w:val="20"/>
+        </w:rPr>
+        <w:t xml:space="preserve"> y </w:t>
+      </w:r>
+      <w:r>
+        <w:rPr>
+          <w:b/>
+          <w:color w:val="960000"/>
+          <w:sz w:val="20"/>
+        </w:rPr>
+        <w:t>no pone la hora</w:t>
+      </w:r>
+      <w:r>
+        <w:rPr>
+          <w:b w:val="0"/>
+          <w:color w:val="960000"/>
+          <w:sz w:val="20"/>
+        </w:rPr>
+        <w:t xml:space="preserve"> (</w:t>
+      </w:r>
+      <w:r>
+        <w:rPr>
+          <w:rFonts w:ascii="Consolas" w:hAnsi="Consolas"/>
+          <w:color w:val="960000"/>
+          <w:sz w:val="20"/>
+        </w:rPr>
+        <w:t>Maestro/src/bluetooth.cpp:336</w:t>
+      </w:r>
+      <w:r>
+        <w:rPr>
+          <w:b w:val="0"/>
+          <w:color w:val="960000"/>
+          <w:sz w:val="20"/>
+        </w:rPr>
+        <w:t xml:space="preserve">, </w:t>
+      </w:r>
+      <w:r>
+        <w:rPr>
+          <w:rFonts w:ascii="Consolas" w:hAnsi="Consolas"/>
+          <w:color w:val="960000"/>
+          <w:sz w:val="20"/>
+        </w:rPr>
+        <w:t>SIN_CRISTAL_VEA_CONSULTA_RELOJ</w:t>
+      </w:r>
+      <w:r>
+        <w:rPr>
+          <w:b w:val="0"/>
+          <w:color w:val="960000"/>
+          <w:sz w:val="20"/>
+        </w:rPr>
+        <w:t xml:space="preserve">; </w:t>
+      </w:r>
+      <w:r>
+        <w:rPr>
+          <w:rFonts w:ascii="Consolas" w:hAnsi="Consolas"/>
+          <w:color w:val="960000"/>
+          <w:sz w:val="20"/>
+        </w:rPr>
+        <w:t>Esclavo/src/bluetooth.cpp:268</w:t>
+      </w:r>
+      <w:r>
+        <w:rPr>
+          <w:b w:val="0"/>
+          <w:color w:val="960000"/>
+          <w:sz w:val="20"/>
+        </w:rPr>
+        <w:t xml:space="preserve">, </w:t>
+      </w:r>
+      <w:r>
+        <w:rPr>
+          <w:rFonts w:ascii="Consolas" w:hAnsi="Consolas"/>
+          <w:color w:val="960000"/>
+          <w:sz w:val="20"/>
+        </w:rPr>
+        <w:t>SIN_CRISTAL</w:t>
+      </w:r>
+      <w:r>
+        <w:rPr>
+          <w:b w:val="0"/>
+          <w:color w:val="960000"/>
+          <w:sz w:val="20"/>
+        </w:rPr>
+        <w:t xml:space="preserve">). Antes contestaba </w:t>
+      </w:r>
+      <w:r>
+        <w:rPr>
+          <w:rFonts w:ascii="Consolas" w:hAnsi="Consolas"/>
+          <w:color w:val="960000"/>
+          <w:sz w:val="20"/>
+        </w:rPr>
+        <w:t>RESULT:OK</w:t>
+      </w:r>
+      <w:r>
+        <w:rPr>
+          <w:b w:val="0"/>
+          <w:color w:val="960000"/>
+          <w:sz w:val="20"/>
+        </w:rPr>
+        <w:t xml:space="preserve"> sin haber puesto nada, y el técnico se iba del poste creyendo que dejó el reloj puesto; eso se arregló, pero </w:t>
+      </w:r>
+      <w:r>
+        <w:rPr>
+          <w:b/>
+          <w:color w:val="960000"/>
+          <w:sz w:val="20"/>
+        </w:rPr>
+        <w:t>el reloj sigue sin ponerse</w:t>
+      </w:r>
+      <w:r>
+        <w:rPr>
+          <w:b w:val="0"/>
+          <w:color w:val="960000"/>
+          <w:sz w:val="20"/>
+        </w:rPr>
+        <w:t xml:space="preserve">. </w:t>
+      </w:r>
+      <w:r>
+        <w:rPr>
+          <w:b/>
+          <w:color w:val="960000"/>
+          <w:sz w:val="20"/>
+        </w:rPr>
+        <w:t>`A6` es la pieza que lo destraba, y su firmware —el del `ESP32`— tampoco existe todavía.</w:t>
+      </w:r>
+      <w:r>
+        <w:rPr>
+          <w:b w:val="0"/>
+          <w:color w:val="960000"/>
+          <w:sz w:val="20"/>
+        </w:rPr>
+        <w:t xml:space="preserve"> * </w:t>
       </w:r>
       <w:r>
         <w:rPr>
@@ -6942,6 +10595,1323 @@
           <w:sz w:val="20"/>
         </w:rPr>
         <w:t>.</w:t>
+      </w:r>
+    </w:p>
+    <w:p>
+      <w:pPr>
+        <w:spacing w:after="160"/>
+        <w:ind w:left="360"/>
+        <w:shd w:val="clear" w:fill="FFF4E5"/>
+      </w:pPr>
+      <w:r>
+        <w:rPr>
+          <w:b w:val="0"/>
+          <w:color w:val="960000"/>
+          <w:sz w:val="20"/>
+        </w:rPr>
+        <w:t xml:space="preserve">🧩 </w:t>
+      </w:r>
+      <w:r>
+        <w:rPr>
+          <w:b/>
+          <w:color w:val="960000"/>
+          <w:sz w:val="20"/>
+        </w:rPr>
+        <w:t>Sobre A8 —la placa portadora—, que hasta el 31/08 no existía como línea de compras:</w:t>
+      </w:r>
+      <w:r>
+        <w:rPr>
+          <w:b w:val="0"/>
+          <w:color w:val="960000"/>
+          <w:sz w:val="20"/>
+        </w:rPr>
+        <w:t xml:space="preserve"> </w:t>
+      </w:r>
+      <w:r>
+        <w:rPr>
+          <w:b/>
+          <w:color w:val="960000"/>
+          <w:sz w:val="20"/>
+        </w:rPr>
+        <w:t>El hueco no era de cantidad: era de categoría.</w:t>
+      </w:r>
+      <w:r>
+        <w:rPr>
+          <w:b w:val="0"/>
+          <w:color w:val="960000"/>
+          <w:sz w:val="20"/>
+        </w:rPr>
+        <w:t xml:space="preserve"> Esta lista tenía el módulo (</w:t>
+      </w:r>
+      <w:r>
+        <w:rPr>
+          <w:rFonts w:ascii="Consolas" w:hAnsi="Consolas"/>
+          <w:color w:val="960000"/>
+          <w:sz w:val="20"/>
+        </w:rPr>
+        <w:t>A1′</w:t>
+      </w:r>
+      <w:r>
+        <w:rPr>
+          <w:b w:val="0"/>
+          <w:color w:val="960000"/>
+          <w:sz w:val="20"/>
+        </w:rPr>
+        <w:t>), su fuente (</w:t>
+      </w:r>
+      <w:r>
+        <w:rPr>
+          <w:rFonts w:ascii="Consolas" w:hAnsi="Consolas"/>
+          <w:color w:val="960000"/>
+          <w:sz w:val="20"/>
+        </w:rPr>
+        <w:t>A5</w:t>
+      </w:r>
+      <w:r>
+        <w:rPr>
+          <w:b w:val="0"/>
+          <w:color w:val="960000"/>
+          <w:sz w:val="20"/>
+        </w:rPr>
+        <w:t>) y su reloj (</w:t>
+      </w:r>
+      <w:r>
+        <w:rPr>
+          <w:rFonts w:ascii="Consolas" w:hAnsi="Consolas"/>
+          <w:color w:val="960000"/>
+          <w:sz w:val="20"/>
+        </w:rPr>
+        <w:t>A6</w:t>
+      </w:r>
+      <w:r>
+        <w:rPr>
+          <w:b w:val="0"/>
+          <w:color w:val="960000"/>
+          <w:sz w:val="20"/>
+        </w:rPr>
+        <w:t xml:space="preserve">) como tres líneas sueltas, y </w:t>
+      </w:r>
+      <w:r>
+        <w:rPr>
+          <w:b/>
+          <w:color w:val="960000"/>
+          <w:sz w:val="20"/>
+        </w:rPr>
+        <w:t>nada que dijera sobre qué van montados</w:t>
+      </w:r>
+      <w:r>
+        <w:rPr>
+          <w:b w:val="0"/>
+          <w:color w:val="960000"/>
+          <w:sz w:val="20"/>
+        </w:rPr>
+        <w:t xml:space="preserve">. Tres módulos con cables volantes dentro de un armario que viaja en un remolque no es un montaje: es tres conexiones esperando a soltarse, y la que se suelte va a ser la del enlace con el semáforo. | qué lleva | por qué está en la lista y no «se ve al montar» | |---|---| | </w:t>
+      </w:r>
+      <w:r>
+        <w:rPr>
+          <w:b/>
+          <w:color w:val="960000"/>
+          <w:sz w:val="20"/>
+        </w:rPr>
+        <w:t>PCB</w:t>
+      </w:r>
+      <w:r>
+        <w:rPr>
+          <w:b w:val="0"/>
+          <w:color w:val="960000"/>
+          <w:sz w:val="20"/>
+        </w:rPr>
+        <w:t xml:space="preserve"> y </w:t>
+      </w:r>
+      <w:r>
+        <w:rPr>
+          <w:b/>
+          <w:color w:val="960000"/>
+          <w:sz w:val="20"/>
+        </w:rPr>
+        <w:t>hembrillas</w:t>
+      </w:r>
+      <w:r>
+        <w:rPr>
+          <w:b w:val="0"/>
+          <w:color w:val="960000"/>
+          <w:sz w:val="20"/>
+        </w:rPr>
+        <w:t xml:space="preserve"> | El </w:t>
+      </w:r>
+      <w:r>
+        <w:rPr>
+          <w:rFonts w:ascii="Consolas" w:hAnsi="Consolas"/>
+          <w:color w:val="960000"/>
+          <w:sz w:val="20"/>
+        </w:rPr>
+        <w:t>ESP32</w:t>
+      </w:r>
+      <w:r>
+        <w:rPr>
+          <w:b w:val="0"/>
+          <w:color w:val="960000"/>
+          <w:sz w:val="20"/>
+        </w:rPr>
+        <w:t xml:space="preserve"> es de formato protoboard: va </w:t>
+      </w:r>
+      <w:r>
+        <w:rPr>
+          <w:b/>
+          <w:color w:val="960000"/>
+          <w:sz w:val="20"/>
+        </w:rPr>
+        <w:t>enchufado</w:t>
+      </w:r>
+      <w:r>
+        <w:rPr>
+          <w:b w:val="0"/>
+          <w:color w:val="960000"/>
+          <w:sz w:val="20"/>
+        </w:rPr>
+        <w:t xml:space="preserve">, no soldado, para poder cambiarlo en el poste sin soldador | | </w:t>
+      </w:r>
+      <w:r>
+        <w:rPr>
+          <w:b/>
+          <w:color w:val="960000"/>
+          <w:sz w:val="20"/>
+        </w:rPr>
+        <w:t>Conector de entrada 12 V</w:t>
+      </w:r>
+      <w:r>
+        <w:rPr>
+          <w:b w:val="0"/>
+          <w:color w:val="960000"/>
+          <w:sz w:val="20"/>
+        </w:rPr>
+        <w:t xml:space="preserve"> y </w:t>
+      </w:r>
+      <w:r>
+        <w:rPr>
+          <w:b/>
+          <w:color w:val="960000"/>
+          <w:sz w:val="20"/>
+        </w:rPr>
+        <w:t>conector de salida a `J17`</w:t>
+      </w:r>
+      <w:r>
+        <w:rPr>
+          <w:b w:val="0"/>
+          <w:color w:val="960000"/>
+          <w:sz w:val="20"/>
+        </w:rPr>
+        <w:t xml:space="preserve"> | Que el mazo se pueda desconectar entero sin desarmar el conjunto | | </w:t>
+      </w:r>
+      <w:r>
+        <w:rPr>
+          <w:b/>
+          <w:color w:val="960000"/>
+          <w:sz w:val="20"/>
+        </w:rPr>
+        <w:t>Fusible</w:t>
+      </w:r>
+      <w:r>
+        <w:rPr>
+          <w:b w:val="0"/>
+          <w:color w:val="960000"/>
+          <w:sz w:val="20"/>
+        </w:rPr>
+        <w:t xml:space="preserve"> | El </w:t>
+      </w:r>
+      <w:r>
+        <w:rPr>
+          <w:rFonts w:ascii="Consolas" w:hAnsi="Consolas"/>
+          <w:color w:val="960000"/>
+          <w:sz w:val="20"/>
+        </w:rPr>
+        <w:t>ESP32</w:t>
+      </w:r>
+      <w:r>
+        <w:rPr>
+          <w:b w:val="0"/>
+          <w:color w:val="960000"/>
+          <w:sz w:val="20"/>
+        </w:rPr>
+        <w:t xml:space="preserve"> cuelga de los mismos 12 V que el semáforo. Un cortocircuito en el accesorio </w:t>
+      </w:r>
+      <w:r>
+        <w:rPr>
+          <w:b/>
+          <w:color w:val="960000"/>
+          <w:sz w:val="20"/>
+        </w:rPr>
+        <w:t>no puede llevarse por delante al que gobierna las luces</w:t>
+      </w:r>
+      <w:r>
+        <w:rPr>
+          <w:b w:val="0"/>
+          <w:color w:val="960000"/>
+          <w:sz w:val="20"/>
+        </w:rPr>
+        <w:t xml:space="preserve"> | | </w:t>
+      </w:r>
+      <w:r>
+        <w:rPr>
+          <w:b/>
+          <w:color w:val="960000"/>
+          <w:sz w:val="20"/>
+        </w:rPr>
+        <w:t>Protección de inversión de polaridad</w:t>
+      </w:r>
+      <w:r>
+        <w:rPr>
+          <w:b w:val="0"/>
+          <w:color w:val="960000"/>
+          <w:sz w:val="20"/>
+        </w:rPr>
+        <w:t xml:space="preserve"> | Es un montaje que alguien va a conectar subido a una escalera, con guantes, y los dos hilos son del mismo grosor | | </w:t>
+      </w:r>
+      <w:r>
+        <w:rPr>
+          <w:b/>
+          <w:color w:val="960000"/>
+          <w:sz w:val="20"/>
+        </w:rPr>
+        <w:t>Condensadores</w:t>
+      </w:r>
+      <w:r>
+        <w:rPr>
+          <w:b w:val="0"/>
+          <w:color w:val="960000"/>
+          <w:sz w:val="20"/>
+        </w:rPr>
+        <w:t xml:space="preserve"> de desacoplo y de reserva | Los picos de ~500 mA del WiFi son justo lo que hunde un riel que sólo tiene el conmutado detrás | 🛑 </w:t>
+      </w:r>
+      <w:r>
+        <w:rPr>
+          <w:b/>
+          <w:color w:val="960000"/>
+          <w:sz w:val="20"/>
+        </w:rPr>
+        <w:t>Y LO QUE DE VERDAD BLOQUEA ESTA LÍNEA NO ES EL DINERO: NO ESTÁ DECIDIDO QUIÉN LA DISEÑA NI QUIÉN LA FABRICA.</w:t>
+      </w:r>
+      <w:r>
+        <w:rPr>
+          <w:b w:val="0"/>
+          <w:color w:val="960000"/>
+          <w:sz w:val="20"/>
+        </w:rPr>
+        <w:t xml:space="preserve"> Ni el diseño (esquema + huella + fichero de fabricación) ni el proveedor (casa de PCB, taller local, o montaje sobre placa perforada) tienen dueño asignado hoy. </w:t>
+      </w:r>
+      <w:r>
+        <w:rPr>
+          <w:b/>
+          <w:color w:val="960000"/>
+          <w:sz w:val="20"/>
+        </w:rPr>
+        <w:t>Es una decisión del responsable</w:t>
+      </w:r>
+      <w:r>
+        <w:rPr>
+          <w:b w:val="0"/>
+          <w:color w:val="960000"/>
+          <w:sz w:val="20"/>
+        </w:rPr>
+        <w:t xml:space="preserve">, no un detalle técnico, y </w:t>
+      </w:r>
+      <w:r>
+        <w:rPr>
+          <w:b/>
+          <w:color w:val="960000"/>
+          <w:sz w:val="20"/>
+        </w:rPr>
+        <w:t>mientras no se tome, `A1′`, `A5` y `A6` se pueden comprar pero no se pueden montar.</w:t>
+      </w:r>
+      <w:r>
+        <w:rPr>
+          <w:b w:val="0"/>
+          <w:color w:val="960000"/>
+          <w:sz w:val="20"/>
+        </w:rPr>
+        <w:t xml:space="preserve"> ⚠️ </w:t>
+      </w:r>
+      <w:r>
+        <w:rPr>
+          <w:b/>
+          <w:color w:val="960000"/>
+          <w:sz w:val="20"/>
+        </w:rPr>
+        <w:t>La especificación NO se escribe aquí.</w:t>
+      </w:r>
+      <w:r>
+        <w:rPr>
+          <w:b w:val="0"/>
+          <w:color w:val="960000"/>
+          <w:sz w:val="20"/>
+        </w:rPr>
+        <w:t xml:space="preserve"> Vive —o va a vivir— en </w:t>
+      </w:r>
+      <w:r>
+        <w:rPr>
+          <w:b/>
+          <w:color w:val="960000"/>
+          <w:sz w:val="20"/>
+        </w:rPr>
+        <w:t>`05_Funcional/19_Especificacion_Placa_Portadora_ESP32.md`</w:t>
+      </w:r>
+      <w:r>
+        <w:rPr>
+          <w:b w:val="0"/>
+          <w:color w:val="960000"/>
+          <w:sz w:val="20"/>
+        </w:rPr>
+        <w:t xml:space="preserve">, que </w:t>
+      </w:r>
+      <w:r>
+        <w:rPr>
+          <w:b/>
+          <w:color w:val="960000"/>
+          <w:sz w:val="20"/>
+        </w:rPr>
+        <w:t>otro agente está redactando en este mismo árbol</w:t>
+      </w:r>
+      <w:r>
+        <w:rPr>
+          <w:b w:val="0"/>
+          <w:color w:val="960000"/>
+          <w:sz w:val="20"/>
+        </w:rPr>
+        <w:t xml:space="preserve">. Esta lista </w:t>
+      </w:r>
+      <w:r>
+        <w:rPr>
+          <w:b/>
+          <w:color w:val="960000"/>
+          <w:sz w:val="20"/>
+        </w:rPr>
+        <w:t>referencia y no duplica</w:t>
+      </w:r>
+      <w:r>
+        <w:rPr>
+          <w:b w:val="0"/>
+          <w:color w:val="960000"/>
+          <w:sz w:val="20"/>
+        </w:rPr>
+        <w:t xml:space="preserve">: dos copias de una especificación son dos versiones que alguien tiene que sincronizar a mano, que es el defecto que este documento lleva un mes cerrando. </w:t>
+      </w:r>
+      <w:r>
+        <w:rPr>
+          <w:b/>
+          <w:color w:val="960000"/>
+          <w:sz w:val="20"/>
+        </w:rPr>
+        <w:t>Si al leer esto ese fichero no existe, ese trabajo no ha entrado todavía — y eso es un dato, no un permiso para inventarlo aquí.</w:t>
+      </w:r>
+      <w:r>
+        <w:rPr>
+          <w:b w:val="0"/>
+          <w:color w:val="960000"/>
+          <w:sz w:val="20"/>
+        </w:rPr>
+        <w:t xml:space="preserve"> ⏳ </w:t>
+      </w:r>
+      <w:r>
+        <w:rPr>
+          <w:b/>
+          <w:color w:val="960000"/>
+          <w:sz w:val="20"/>
+        </w:rPr>
+        <w:t>Orden real de esta línea:</w:t>
+      </w:r>
+      <w:r>
+        <w:rPr>
+          <w:b w:val="0"/>
+          <w:color w:val="960000"/>
+          <w:sz w:val="20"/>
+        </w:rPr>
+        <w:t xml:space="preserve"> *(1)* contar los pines de los módulos que hay → *(2)* decidir diseñador y fabricante → *(3)* cerrar </w:t>
+      </w:r>
+      <w:r>
+        <w:rPr>
+          <w:rFonts w:ascii="Consolas" w:hAnsi="Consolas"/>
+          <w:color w:val="960000"/>
+          <w:sz w:val="20"/>
+        </w:rPr>
+        <w:t>19_…</w:t>
+      </w:r>
+      <w:r>
+        <w:rPr>
+          <w:b w:val="0"/>
+          <w:color w:val="960000"/>
+          <w:sz w:val="20"/>
+        </w:rPr>
+        <w:t xml:space="preserve"> → *(4)* fabricar. </w:t>
+      </w:r>
+      <w:r>
+        <w:rPr>
+          <w:b/>
+          <w:color w:val="960000"/>
+          <w:sz w:val="20"/>
+        </w:rPr>
+        <w:t>Los pasos 1 y 2 se pueden hacer hoy y no dependen de nadie.</w:t>
+      </w:r>
+    </w:p>
+    <w:p>
+      <w:pPr>
+        <w:spacing w:after="160"/>
+        <w:ind w:left="360"/>
+        <w:shd w:val="clear" w:fill="FFF4E5"/>
+      </w:pPr>
+      <w:r>
+        <w:rPr>
+          <w:b w:val="0"/>
+          <w:color w:val="960000"/>
+          <w:sz w:val="20"/>
+        </w:rPr>
+        <w:t xml:space="preserve">🎛️ </w:t>
+      </w:r>
+      <w:r>
+        <w:rPr>
+          <w:b/>
+          <w:color w:val="960000"/>
+          <w:sz w:val="20"/>
+        </w:rPr>
+        <w:t>Sobre A9 —el receptor del mando—, y por qué esta línea CAMBIÓ DE PRIORIDAD el 31/08:</w:t>
+      </w:r>
+      <w:r>
+        <w:rPr>
+          <w:b w:val="0"/>
+          <w:color w:val="960000"/>
+          <w:sz w:val="20"/>
+        </w:rPr>
+        <w:t xml:space="preserve"> </w:t>
+      </w:r>
+      <w:r>
+        <w:rPr>
+          <w:b/>
+          <w:color w:val="960000"/>
+          <w:sz w:val="20"/>
+        </w:rPr>
+        <w:t>Hasta el 28/08 el mando iba a retirarse entero, así que su receptor no hacía falta y ni siquiera tenía línea: figuraba en el bloque D como «retirado, y además nunca se compró».</w:t>
+      </w:r>
+      <w:r>
+        <w:rPr>
+          <w:b w:val="0"/>
+          <w:color w:val="960000"/>
+          <w:sz w:val="20"/>
+        </w:rPr>
+        <w:t xml:space="preserve"> El 31/08 el responsable decidió </w:t>
+      </w:r>
+      <w:r>
+        <w:rPr>
+          <w:b/>
+          <w:color w:val="960000"/>
+          <w:sz w:val="20"/>
+        </w:rPr>
+        <w:t>conservar el mando en los canales A y B</w:t>
+      </w:r>
+      <w:r>
+        <w:rPr>
+          <w:b w:val="0"/>
+          <w:color w:val="960000"/>
+          <w:sz w:val="20"/>
+        </w:rPr>
+        <w:t xml:space="preserve">. Con esa decisión, el receptor deja de ser un accesorio de una función que se iba a quitar y pasa a ser </w:t>
+      </w:r>
+      <w:r>
+        <w:rPr>
+          <w:b/>
+          <w:color w:val="960000"/>
+          <w:sz w:val="20"/>
+        </w:rPr>
+        <w:t>la pieza de la que cuelga la única vía de mando de una de las dos puntas</w:t>
+      </w:r>
+      <w:r>
+        <w:rPr>
+          <w:b w:val="0"/>
+          <w:color w:val="960000"/>
+          <w:sz w:val="20"/>
+        </w:rPr>
+        <w:t xml:space="preserve">. </w:t>
+      </w:r>
+      <w:r>
+        <w:rPr>
+          <w:b/>
+          <w:color w:val="960000"/>
+          <w:sz w:val="20"/>
+        </w:rPr>
+        <w:t>La cuenta, MEDIDA sobre el fuente el 31/08, y es la que manda:</w:t>
+      </w:r>
+      <w:r>
+        <w:rPr>
+          <w:b w:val="0"/>
+          <w:color w:val="960000"/>
+          <w:sz w:val="20"/>
+        </w:rPr>
+        <w:t xml:space="preserve"> | punta | ¿mando por app? | ¿mando por pulsadores? | ¿mando por relés? | |---|---|---|---| | </w:t>
+      </w:r>
+      <w:r>
+        <w:rPr>
+          <w:b/>
+          <w:color w:val="960000"/>
+          <w:sz w:val="20"/>
+        </w:rPr>
+        <w:t>Maestro</w:t>
+      </w:r>
+      <w:r>
+        <w:rPr>
+          <w:b w:val="0"/>
+          <w:color w:val="960000"/>
+          <w:sz w:val="20"/>
+        </w:rPr>
+        <w:t xml:space="preserve"> | ✅ </w:t>
+      </w:r>
+      <w:r>
+        <w:rPr>
+          <w:b/>
+          <w:color w:val="960000"/>
+          <w:sz w:val="20"/>
+        </w:rPr>
+        <w:t>sí</w:t>
+      </w:r>
+      <w:r>
+        <w:rPr>
+          <w:b w:val="0"/>
+          <w:color w:val="960000"/>
+          <w:sz w:val="20"/>
+        </w:rPr>
+        <w:t xml:space="preserve"> — </w:t>
+      </w:r>
+      <w:r>
+        <w:rPr>
+          <w:rFonts w:ascii="Consolas" w:hAnsi="Consolas"/>
+          <w:color w:val="960000"/>
+          <w:sz w:val="20"/>
+        </w:rPr>
+        <w:t>SET_MODO:AUTO/MANUAL/AMBAR/MENU/ALCANCE/INTELIGENTE/DEGRADADO</w:t>
+      </w:r>
+      <w:r>
+        <w:rPr>
+          <w:b w:val="0"/>
+          <w:color w:val="960000"/>
+          <w:sz w:val="20"/>
+        </w:rPr>
+        <w:t xml:space="preserve"> en </w:t>
+      </w:r>
+      <w:r>
+        <w:rPr>
+          <w:rFonts w:ascii="Consolas" w:hAnsi="Consolas"/>
+          <w:color w:val="960000"/>
+          <w:sz w:val="20"/>
+        </w:rPr>
+        <w:t>Maestro/src/bluetooth.cpp:177+</w:t>
+      </w:r>
+      <w:r>
+        <w:rPr>
+          <w:b w:val="0"/>
+          <w:color w:val="960000"/>
+          <w:sz w:val="20"/>
+        </w:rPr>
+        <w:t xml:space="preserve"> | ❌ no — </w:t>
+      </w:r>
+      <w:r>
+        <w:rPr>
+          <w:rFonts w:ascii="Consolas" w:hAnsi="Consolas"/>
+          <w:color w:val="960000"/>
+          <w:sz w:val="20"/>
+        </w:rPr>
+        <w:t>botonAceptar()</w:t>
+      </w:r>
+      <w:r>
+        <w:rPr>
+          <w:b w:val="0"/>
+          <w:color w:val="960000"/>
+          <w:sz w:val="20"/>
+        </w:rPr>
+        <w:t>/</w:t>
+      </w:r>
+      <w:r>
+        <w:rPr>
+          <w:rFonts w:ascii="Consolas" w:hAnsi="Consolas"/>
+          <w:color w:val="960000"/>
+          <w:sz w:val="20"/>
+        </w:rPr>
+        <w:t>botonCancelar()</w:t>
+      </w:r>
+      <w:r>
+        <w:rPr>
+          <w:b w:val="0"/>
+          <w:color w:val="960000"/>
+          <w:sz w:val="20"/>
+        </w:rPr>
+        <w:t xml:space="preserve"> devuelven </w:t>
+      </w:r>
+      <w:r>
+        <w:rPr>
+          <w:b/>
+          <w:color w:val="960000"/>
+          <w:sz w:val="20"/>
+        </w:rPr>
+        <w:t>`false` siempre</w:t>
+      </w:r>
+      <w:r>
+        <w:rPr>
+          <w:b w:val="0"/>
+          <w:color w:val="960000"/>
+          <w:sz w:val="20"/>
+        </w:rPr>
+        <w:t xml:space="preserve"> (</w:t>
+      </w:r>
+      <w:r>
+        <w:rPr>
+          <w:rFonts w:ascii="Consolas" w:hAnsi="Consolas"/>
+          <w:color w:val="960000"/>
+          <w:sz w:val="20"/>
+        </w:rPr>
+        <w:t>Maestro/src/botones.cpp:280-281</w:t>
+      </w:r>
+      <w:r>
+        <w:rPr>
+          <w:b w:val="0"/>
+          <w:color w:val="960000"/>
+          <w:sz w:val="20"/>
+        </w:rPr>
+        <w:t xml:space="preserve">) | ✅ sí, A y B | | </w:t>
+      </w:r>
+      <w:r>
+        <w:rPr>
+          <w:b/>
+          <w:color w:val="960000"/>
+          <w:sz w:val="20"/>
+        </w:rPr>
+        <w:t>Esclavo</w:t>
+      </w:r>
+      <w:r>
+        <w:rPr>
+          <w:b w:val="0"/>
+          <w:color w:val="960000"/>
+          <w:sz w:val="20"/>
+        </w:rPr>
+        <w:t xml:space="preserve"> | 🔴 </w:t>
+      </w:r>
+      <w:r>
+        <w:rPr>
+          <w:b/>
+          <w:color w:val="960000"/>
+          <w:sz w:val="20"/>
+        </w:rPr>
+        <w:t>NO. No existe ni un solo `SET_MODO`</w:t>
+      </w:r>
+      <w:r>
+        <w:rPr>
+          <w:b w:val="0"/>
+          <w:color w:val="960000"/>
+          <w:sz w:val="20"/>
+        </w:rPr>
+        <w:t xml:space="preserve"> — </w:t>
+      </w:r>
+      <w:r>
+        <w:rPr>
+          <w:rFonts w:ascii="Consolas" w:hAnsi="Consolas"/>
+          <w:color w:val="960000"/>
+          <w:sz w:val="20"/>
+        </w:rPr>
+        <w:t>grep -n "SET_MODO" Esclavo/src/bluetooth.cpp</w:t>
+      </w:r>
+      <w:r>
+        <w:rPr>
+          <w:b w:val="0"/>
+          <w:color w:val="960000"/>
+          <w:sz w:val="20"/>
+        </w:rPr>
+        <w:t xml:space="preserve"> → </w:t>
+      </w:r>
+      <w:r>
+        <w:rPr>
+          <w:b/>
+          <w:color w:val="960000"/>
+          <w:sz w:val="20"/>
+        </w:rPr>
+        <w:t>CERO</w:t>
+      </w:r>
+      <w:r>
+        <w:rPr>
+          <w:b w:val="0"/>
+          <w:color w:val="960000"/>
+          <w:sz w:val="20"/>
+        </w:rPr>
+        <w:t xml:space="preserve"> (</w:t>
+      </w:r>
+      <w:r>
+        <w:rPr>
+          <w:b/>
+          <w:color w:val="960000"/>
+          <w:sz w:val="20"/>
+        </w:rPr>
+        <w:t>MEDIDO</w:t>
+      </w:r>
+      <w:r>
+        <w:rPr>
+          <w:b w:val="0"/>
+          <w:color w:val="960000"/>
+          <w:sz w:val="20"/>
+        </w:rPr>
+        <w:t xml:space="preserve"> 31/08). Lo que hay es </w:t>
+      </w:r>
+      <w:r>
+        <w:rPr>
+          <w:rFonts w:ascii="Consolas" w:hAnsi="Consolas"/>
+          <w:color w:val="960000"/>
+          <w:sz w:val="20"/>
+        </w:rPr>
+        <w:t>AMBAR_EMERGENCIA</w:t>
+      </w:r>
+      <w:r>
+        <w:rPr>
+          <w:b w:val="0"/>
+          <w:color w:val="960000"/>
+          <w:sz w:val="20"/>
+        </w:rPr>
+        <w:t xml:space="preserve">, </w:t>
+      </w:r>
+      <w:r>
+        <w:rPr>
+          <w:rFonts w:ascii="Consolas" w:hAnsi="Consolas"/>
+          <w:color w:val="960000"/>
+          <w:sz w:val="20"/>
+        </w:rPr>
+        <w:t>SOLICITAR_PASO</w:t>
+      </w:r>
+      <w:r>
+        <w:rPr>
+          <w:b w:val="0"/>
+          <w:color w:val="960000"/>
+          <w:sz w:val="20"/>
+        </w:rPr>
+        <w:t xml:space="preserve">, </w:t>
+      </w:r>
+      <w:r>
+        <w:rPr>
+          <w:rFonts w:ascii="Consolas" w:hAnsi="Consolas"/>
+          <w:color w:val="960000"/>
+          <w:sz w:val="20"/>
+        </w:rPr>
+        <w:t>SET_RTC</w:t>
+      </w:r>
+      <w:r>
+        <w:rPr>
+          <w:b w:val="0"/>
+          <w:color w:val="960000"/>
+          <w:sz w:val="20"/>
+        </w:rPr>
+        <w:t xml:space="preserve"> y poco más | ❌ no — mismos dos </w:t>
+      </w:r>
+      <w:r>
+        <w:rPr>
+          <w:rFonts w:ascii="Consolas" w:hAnsi="Consolas"/>
+          <w:color w:val="960000"/>
+          <w:sz w:val="20"/>
+        </w:rPr>
+        <w:t>false</w:t>
+      </w:r>
+      <w:r>
+        <w:rPr>
+          <w:b w:val="0"/>
+          <w:color w:val="960000"/>
+          <w:sz w:val="20"/>
+        </w:rPr>
+        <w:t xml:space="preserve">, y sus pines 3 y 4 </w:t>
+      </w:r>
+      <w:r>
+        <w:rPr>
+          <w:b/>
+          <w:color w:val="960000"/>
+          <w:sz w:val="20"/>
+        </w:rPr>
+        <w:t>son cámaras</w:t>
+      </w:r>
+      <w:r>
+        <w:rPr>
+          <w:b w:val="0"/>
+          <w:color w:val="960000"/>
+          <w:sz w:val="20"/>
+        </w:rPr>
+        <w:t xml:space="preserve"> desde N-97 | 🔴 </w:t>
+      </w:r>
+      <w:r>
+        <w:rPr>
+          <w:b/>
+          <w:color w:val="960000"/>
+          <w:sz w:val="20"/>
+        </w:rPr>
+        <w:t>ES LA ÚNICA</w:t>
+      </w:r>
+      <w:r>
+        <w:rPr>
+          <w:b w:val="0"/>
+          <w:color w:val="960000"/>
+          <w:sz w:val="20"/>
+        </w:rPr>
+        <w:t xml:space="preserve"> | &gt; 🛑 </w:t>
+      </w:r>
+      <w:r>
+        <w:rPr>
+          <w:b/>
+          <w:color w:val="960000"/>
+          <w:sz w:val="20"/>
+        </w:rPr>
+        <w:t>La consecuencia operativa, dicha entera: sin receptor RF en el Esclavo, entrar o salir del &gt; Modo Degradado en esa punta obliga a SUBIR AL GABINETE.</w:t>
+      </w:r>
+      <w:r>
+        <w:rPr>
+          <w:b w:val="0"/>
+          <w:color w:val="960000"/>
+          <w:sz w:val="20"/>
+        </w:rPr>
+        <w:t xml:space="preserve"> Y ni así, porque lo que había allí &gt; arriba era el menú de la pantalla, que hoy </w:t>
+      </w:r>
+      <w:r>
+        <w:rPr>
+          <w:b/>
+          <w:color w:val="960000"/>
+          <w:sz w:val="20"/>
+        </w:rPr>
+        <w:t>no puede confirmar nada</w:t>
+      </w:r>
+      <w:r>
+        <w:rPr>
+          <w:b w:val="0"/>
+          <w:color w:val="960000"/>
+          <w:sz w:val="20"/>
+        </w:rPr>
+        <w:t xml:space="preserve"> (</w:t>
+      </w:r>
+      <w:r>
+        <w:rPr>
+          <w:rFonts w:ascii="Consolas" w:hAnsi="Consolas"/>
+          <w:color w:val="960000"/>
+          <w:sz w:val="20"/>
+        </w:rPr>
+        <w:t>botonAceptar()</w:t>
+      </w:r>
+      <w:r>
+        <w:rPr>
+          <w:b w:val="0"/>
+          <w:color w:val="960000"/>
+          <w:sz w:val="20"/>
+        </w:rPr>
+        <w:t xml:space="preserve"> es &gt; </w:t>
+      </w:r>
+      <w:r>
+        <w:rPr>
+          <w:rFonts w:ascii="Consolas" w:hAnsi="Consolas"/>
+          <w:color w:val="960000"/>
+          <w:sz w:val="20"/>
+        </w:rPr>
+        <w:t>false</w:t>
+      </w:r>
+      <w:r>
+        <w:rPr>
+          <w:b w:val="0"/>
+          <w:color w:val="960000"/>
+          <w:sz w:val="20"/>
+        </w:rPr>
+        <w:t xml:space="preserve">) y </w:t>
+      </w:r>
+      <w:r>
+        <w:rPr>
+          <w:b/>
+          <w:color w:val="960000"/>
+          <w:sz w:val="20"/>
+        </w:rPr>
+        <w:t>no tiene display</w:t>
+      </w:r>
+      <w:r>
+        <w:rPr>
+          <w:b w:val="0"/>
+          <w:color w:val="960000"/>
+          <w:sz w:val="20"/>
+        </w:rPr>
+        <w:t xml:space="preserve"> (el </w:t>
+      </w:r>
+      <w:r>
+        <w:rPr>
+          <w:rFonts w:ascii="Consolas" w:hAnsi="Consolas"/>
+          <w:color w:val="960000"/>
+          <w:sz w:val="20"/>
+        </w:rPr>
+        <w:t>ESP32</w:t>
+      </w:r>
+      <w:r>
+        <w:rPr>
+          <w:b w:val="0"/>
+          <w:color w:val="960000"/>
+          <w:sz w:val="20"/>
+        </w:rPr>
+        <w:t xml:space="preserve"> ocupa </w:t>
+      </w:r>
+      <w:r>
+        <w:rPr>
+          <w:rFonts w:ascii="Consolas" w:hAnsi="Consolas"/>
+          <w:color w:val="960000"/>
+          <w:sz w:val="20"/>
+        </w:rPr>
+        <w:t>J17</w:t>
+      </w:r>
+      <w:r>
+        <w:rPr>
+          <w:b w:val="0"/>
+          <w:color w:val="960000"/>
+          <w:sz w:val="20"/>
+        </w:rPr>
+        <w:t xml:space="preserve">). El censo llamador a llamador está &gt; escrito en el propio firmware, en </w:t>
+      </w:r>
+      <w:r>
+        <w:rPr>
+          <w:rFonts w:ascii="Consolas" w:hAnsi="Consolas"/>
+          <w:color w:val="960000"/>
+          <w:sz w:val="20"/>
+        </w:rPr>
+        <w:t>Esclavo/src/botones.cpp</w:t>
+      </w:r>
+      <w:r>
+        <w:rPr>
+          <w:b w:val="0"/>
+          <w:color w:val="960000"/>
+          <w:sz w:val="20"/>
+        </w:rPr>
+        <w:t xml:space="preserve">, y dice literalmente que en esa &gt; punta *«el sustituto no es la app sino EL MANDO DE RELÉS»*. &gt; &gt; </w:t>
+      </w:r>
+      <w:r>
+        <w:rPr>
+          <w:b/>
+          <w:color w:val="960000"/>
+          <w:sz w:val="20"/>
+        </w:rPr>
+        <w:t>Eso es exactamente lo que N-19 prometía evitar</w:t>
+      </w:r>
+      <w:r>
+        <w:rPr>
+          <w:b w:val="0"/>
+          <w:color w:val="960000"/>
+          <w:sz w:val="20"/>
+        </w:rPr>
+        <w:t xml:space="preserve"> —*«el técnico ya no tiene que subir con &gt; escalera a 5 metros en el Esclavo»*—. Sin </w:t>
+      </w:r>
+      <w:r>
+        <w:rPr>
+          <w:rFonts w:ascii="Consolas" w:hAnsi="Consolas"/>
+          <w:color w:val="960000"/>
+          <w:sz w:val="20"/>
+        </w:rPr>
+        <w:t>A9</w:t>
+      </w:r>
+      <w:r>
+        <w:rPr>
+          <w:b w:val="0"/>
+          <w:color w:val="960000"/>
+          <w:sz w:val="20"/>
+        </w:rPr>
+        <w:t xml:space="preserve">, esa promesa se cae para el Degradado. </w:t>
+      </w:r>
+      <w:r>
+        <w:rPr>
+          <w:b/>
+          <w:color w:val="960000"/>
+          <w:sz w:val="20"/>
+        </w:rPr>
+        <w:t>Qué se pide, y qué NO se sabe todavía:</w:t>
+      </w:r>
+      <w:r>
+        <w:rPr>
+          <w:b w:val="0"/>
+          <w:color w:val="960000"/>
+          <w:sz w:val="20"/>
+        </w:rPr>
+        <w:t xml:space="preserve"> ``</w:t>
+      </w:r>
+      <w:r>
+        <w:rPr>
+          <w:rFonts w:ascii="Consolas" w:hAnsi="Consolas"/>
+          <w:color w:val="960000"/>
+          <w:sz w:val="20"/>
+        </w:rPr>
+        <w:t xml:space="preserve">text Receptor RF de 4 canales, SALIDAS DE CONTACTO SECO (no de nivel), alimentacion 12 V, emparejado con el emisor de mano que YA EXISTE en obra. Se cablean SOLO dos canales:  A -&gt; J16 p5 (PB9)   y   B -&gt; J16 p8 (PB13). </w:t>
+      </w:r>
+      <w:r>
+        <w:rPr>
+          <w:rFonts w:ascii="Consolas" w:hAnsi="Consolas"/>
+          <w:color w:val="960000"/>
+          <w:sz w:val="20"/>
+        </w:rPr>
+      </w:r>
+      <w:r>
+        <w:rPr>
+          <w:rFonts w:ascii="Consolas" w:hAnsi="Consolas"/>
+          <w:color w:val="960000"/>
+          <w:sz w:val="20"/>
+        </w:rPr>
+        <w:t xml:space="preserve"> | dato | nivel de prueba | |---|---| | El firmware espera **flancos de contacto** en </w:t>
+      </w:r>
+      <w:r>
+        <w:rPr>
+          <w:b w:val="0"/>
+          <w:color w:val="960000"/>
+          <w:sz w:val="20"/>
+        </w:rPr>
+        <w:t>PB9</w:t>
+      </w:r>
+      <w:r>
+        <w:rPr>
+          <w:rFonts w:ascii="Consolas" w:hAnsi="Consolas"/>
+          <w:color w:val="960000"/>
+          <w:sz w:val="20"/>
+        </w:rPr>
+        <w:t>/</w:t>
+      </w:r>
+      <w:r>
+        <w:rPr>
+          <w:b w:val="0"/>
+          <w:color w:val="960000"/>
+          <w:sz w:val="20"/>
+        </w:rPr>
+        <w:t>PB13</w:t>
+      </w:r>
+      <w:r>
+        <w:rPr>
+          <w:rFonts w:ascii="Consolas" w:hAnsi="Consolas"/>
+          <w:color w:val="960000"/>
+          <w:sz w:val="20"/>
+        </w:rPr>
+        <w:t xml:space="preserve">, y el vocabulario es </w:t>
+      </w:r>
+      <w:r>
+        <w:rPr>
+          <w:b w:val="0"/>
+          <w:color w:val="960000"/>
+          <w:sz w:val="20"/>
+        </w:rPr>
+        <w:t>A·A·A</w:t>
+      </w:r>
+      <w:r>
+        <w:rPr>
+          <w:rFonts w:ascii="Consolas" w:hAnsi="Consolas"/>
+          <w:color w:val="960000"/>
+          <w:sz w:val="20"/>
+        </w:rPr>
+        <w:t xml:space="preserve">, </w:t>
+      </w:r>
+      <w:r>
+        <w:rPr>
+          <w:b w:val="0"/>
+          <w:color w:val="960000"/>
+          <w:sz w:val="20"/>
+        </w:rPr>
+        <w:t>B·B·B</w:t>
+      </w:r>
+      <w:r>
+        <w:rPr>
+          <w:rFonts w:ascii="Consolas" w:hAnsi="Consolas"/>
+          <w:color w:val="960000"/>
+          <w:sz w:val="20"/>
+        </w:rPr>
+        <w:t xml:space="preserve"> y </w:t>
+      </w:r>
+      <w:r>
+        <w:rPr>
+          <w:b w:val="0"/>
+          <w:color w:val="960000"/>
+          <w:sz w:val="20"/>
+        </w:rPr>
+        <w:t>A·B·A·B</w:t>
+      </w:r>
+      <w:r>
+        <w:rPr>
+          <w:rFonts w:ascii="Consolas" w:hAnsi="Consolas"/>
+          <w:color w:val="960000"/>
+          <w:sz w:val="20"/>
+        </w:rPr>
+        <w:t xml:space="preserve"> | ✅ **MEDIDO** en </w:t>
+      </w:r>
+      <w:r>
+        <w:rPr>
+          <w:b w:val="0"/>
+          <w:color w:val="960000"/>
+          <w:sz w:val="20"/>
+        </w:rPr>
+        <w:t>Maestro/src/mando.cpp:201-238</w:t>
+      </w:r>
+      <w:r>
+        <w:rPr>
+          <w:rFonts w:ascii="Consolas" w:hAnsi="Consolas"/>
+          <w:color w:val="960000"/>
+          <w:sz w:val="20"/>
+        </w:rPr>
+        <w:t xml:space="preserve"> y </w:t>
+      </w:r>
+      <w:r>
+        <w:rPr>
+          <w:b w:val="0"/>
+          <w:color w:val="960000"/>
+          <w:sz w:val="20"/>
+        </w:rPr>
+        <w:t>Esclavo/src/mando.cpp:240-248</w:t>
+      </w:r>
+      <w:r>
+        <w:rPr>
+          <w:rFonts w:ascii="Consolas" w:hAnsi="Consolas"/>
+          <w:color w:val="960000"/>
+          <w:sz w:val="20"/>
+        </w:rPr>
+        <w:t xml:space="preserve"> | | La ventana de las secuencias triples es de **12 s** (</w:t>
+      </w:r>
+      <w:r>
+        <w:rPr>
+          <w:b w:val="0"/>
+          <w:color w:val="960000"/>
+          <w:sz w:val="20"/>
+        </w:rPr>
+        <w:t>VENTANA_TRIPLE_MS</w:t>
+      </w:r>
+      <w:r>
+        <w:rPr>
+          <w:rFonts w:ascii="Consolas" w:hAnsi="Consolas"/>
+          <w:color w:val="960000"/>
+          <w:sz w:val="20"/>
+        </w:rPr>
+        <w:t xml:space="preserve">, </w:t>
+      </w:r>
+      <w:r>
+        <w:rPr>
+          <w:b w:val="0"/>
+          <w:color w:val="960000"/>
+          <w:sz w:val="20"/>
+        </w:rPr>
+        <w:t xml:space="preserve">mando.cpp:38`) | ✅ </w:t>
+      </w:r>
+      <w:r>
+        <w:rPr>
+          <w:b/>
+          <w:color w:val="960000"/>
+          <w:sz w:val="20"/>
+        </w:rPr>
+        <w:t>MEDIDO</w:t>
+      </w:r>
+      <w:r>
+        <w:rPr>
+          <w:b w:val="0"/>
+          <w:color w:val="960000"/>
+          <w:sz w:val="20"/>
+        </w:rPr>
+        <w:t xml:space="preserve"> — </w:t>
+      </w:r>
+      <w:r>
+        <w:rPr>
+          <w:b/>
+          <w:color w:val="960000"/>
+          <w:sz w:val="20"/>
+        </w:rPr>
+        <w:t>importa para la compra</w:t>
+      </w:r>
+      <w:r>
+        <w:rPr>
+          <w:b w:val="0"/>
+          <w:color w:val="960000"/>
+          <w:sz w:val="20"/>
+        </w:rPr>
+        <w:t xml:space="preserve">: un receptor con enclavamiento (*latch*) en vez de pulso momentáneo </w:t>
+      </w:r>
+      <w:r>
+        <w:rPr>
+          <w:b/>
+          <w:color w:val="960000"/>
+          <w:sz w:val="20"/>
+        </w:rPr>
+        <w:t>no genera tres flancos</w:t>
+      </w:r>
+      <w:r>
+        <w:rPr>
+          <w:b w:val="0"/>
+          <w:color w:val="960000"/>
+          <w:sz w:val="20"/>
+        </w:rPr>
+        <w:t xml:space="preserve"> y las secuencias no se reconocerán nunca | | </w:t>
+      </w:r>
+      <w:r>
+        <w:rPr>
+          <w:b/>
+          <w:color w:val="960000"/>
+          <w:sz w:val="20"/>
+        </w:rPr>
+        <w:t>Qué referencia concreta se compra</w:t>
+      </w:r>
+      <w:r>
+        <w:rPr>
+          <w:b w:val="0"/>
+          <w:color w:val="960000"/>
+          <w:sz w:val="20"/>
+        </w:rPr>
+        <w:t xml:space="preserve">, y si el emisor que hay en obra empareja con ella | 🔴 </w:t>
+      </w:r>
+      <w:r>
+        <w:rPr>
+          <w:b/>
+          <w:color w:val="960000"/>
+          <w:sz w:val="20"/>
+        </w:rPr>
+        <w:t>NO SE SABE, y no se inventa aquí.</w:t>
+      </w:r>
+      <w:r>
+        <w:rPr>
+          <w:b w:val="0"/>
+          <w:color w:val="960000"/>
+          <w:sz w:val="20"/>
+        </w:rPr>
+        <w:t xml:space="preserve"> Hay que mirar el emisor que existe: frecuencia, codificación y si es *momentáneo* o *enclavado* | 🛑 </w:t>
+      </w:r>
+      <w:r>
+        <w:rPr>
+          <w:b/>
+          <w:color w:val="960000"/>
+          <w:sz w:val="20"/>
+        </w:rPr>
+        <w:t>Antes de pedir: MIRAR EL EMISOR QUE YA HAY.</w:t>
+      </w:r>
+      <w:r>
+        <w:rPr>
+          <w:b w:val="0"/>
+          <w:color w:val="960000"/>
+          <w:sz w:val="20"/>
+        </w:rPr>
+        <w:t xml:space="preserve"> Un receptor de otra frecuencia o de otra codificación no empareja, y uno con salida </w:t>
+      </w:r>
+      <w:r>
+        <w:rPr>
+          <w:b/>
+          <w:color w:val="960000"/>
+          <w:sz w:val="20"/>
+        </w:rPr>
+        <w:t>enclavada</w:t>
+      </w:r>
+      <w:r>
+        <w:rPr>
+          <w:b w:val="0"/>
+          <w:color w:val="960000"/>
+          <w:sz w:val="20"/>
+        </w:rPr>
+        <w:t xml:space="preserve"> no sirve aunque empareje. </w:t>
+      </w:r>
+      <w:r>
+        <w:rPr>
+          <w:b/>
+          <w:color w:val="960000"/>
+          <w:sz w:val="20"/>
+        </w:rPr>
+        <w:t>Es una comprobación de cinco minutos con el mando en la mano</w:t>
+      </w:r>
+      <w:r>
+        <w:rPr>
+          <w:b w:val="0"/>
+          <w:color w:val="960000"/>
+          <w:sz w:val="20"/>
+        </w:rPr>
+        <w:t>, y es de las que este documento pide hacer antes de gastar — no después.</w:t>
       </w:r>
     </w:p>
     <w:p>
@@ -8218,7 +13188,7 @@
           <w:color w:val="960000"/>
           <w:sz w:val="20"/>
         </w:rPr>
-        <w:t>los dos pines que libera el mando retirado</w:t>
+        <w:t>los dos pines que liberan ~~el mando retirado~~ los pulsadores 3 y 4 retirados</w:t>
       </w:r>
       <w:r>
         <w:rPr>
@@ -9557,6 +14527,13 @@
             <w:r/>
             <w:r>
               <w:rPr>
+                <w:b w:val="0"/>
+                <w:sz w:val="19"/>
+              </w:rPr>
+              <w:t>~~</w:t>
+            </w:r>
+            <w:r>
+              <w:rPr>
                 <w:b/>
                 <w:sz w:val="19"/>
               </w:rPr>
@@ -9567,6 +14544,20 @@
                 <w:b w:val="0"/>
                 <w:sz w:val="19"/>
               </w:rPr>
+              <w:t xml:space="preserve">~~ → </w:t>
+            </w:r>
+            <w:r>
+              <w:rPr>
+                <w:b/>
+                <w:sz w:val="19"/>
+              </w:rPr>
+              <w:t>SÓLO los pulsadores 3 y 4</w:t>
+            </w:r>
+            <w:r>
+              <w:rPr>
+                <w:b w:val="0"/>
+                <w:sz w:val="19"/>
+              </w:rPr>
               <w:t xml:space="preserve"> (</w:t>
             </w:r>
             <w:r>
@@ -9581,49 +14572,21 @@
                 <w:b w:val="0"/>
                 <w:sz w:val="19"/>
               </w:rPr>
-              <w:t xml:space="preserve">: </w:t>
+              <w:t xml:space="preserve"> p10 </w:t>
             </w:r>
             <w:r>
               <w:rPr>
                 <w:rFonts w:ascii="Consolas" w:hAnsi="Consolas"/>
                 <w:sz w:val="19"/>
               </w:rPr>
-              <w:t>PB9</w:t>
+              <w:t>PB14</w:t>
             </w:r>
             <w:r>
               <w:rPr>
                 <w:b w:val="0"/>
                 <w:sz w:val="19"/>
               </w:rPr>
-              <w:t xml:space="preserve">, </w:t>
-            </w:r>
-            <w:r>
-              <w:rPr>
-                <w:rFonts w:ascii="Consolas" w:hAnsi="Consolas"/>
-                <w:sz w:val="19"/>
-              </w:rPr>
-              <w:t>PB13</w:t>
-            </w:r>
-            <w:r>
-              <w:rPr>
-                <w:b w:val="0"/>
-                <w:sz w:val="19"/>
-              </w:rPr>
-              <w:t xml:space="preserve">, </w:t>
-            </w:r>
-            <w:r>
-              <w:rPr>
-                <w:rFonts w:ascii="Consolas" w:hAnsi="Consolas"/>
-                <w:sz w:val="19"/>
-              </w:rPr>
-              <w:t>PB14</w:t>
-            </w:r>
-            <w:r>
-              <w:rPr>
-                <w:b w:val="0"/>
-                <w:sz w:val="19"/>
-              </w:rPr>
-              <w:t xml:space="preserve">, </w:t>
+              <w:t xml:space="preserve">, p12 </w:t>
             </w:r>
             <w:r>
               <w:rPr>
@@ -9661,6 +14624,55 @@
               </w:rPr>
               <w:t>RETIRADOS</w:t>
             </w:r>
+            <w:r>
+              <w:rPr>
+                <w:b w:val="0"/>
+                <w:sz w:val="19"/>
+              </w:rPr>
+              <w:t xml:space="preserve"> *(los 3 y 4)*. 🟢 </w:t>
+            </w:r>
+            <w:r>
+              <w:rPr>
+                <w:b/>
+                <w:sz w:val="19"/>
+              </w:rPr>
+              <w:t>CORREGIDO EL 31/08: `PB9` y `PB13` NO se retiran</w:t>
+            </w:r>
+            <w:r>
+              <w:rPr>
+                <w:b w:val="0"/>
+                <w:sz w:val="19"/>
+              </w:rPr>
+              <w:t xml:space="preserve"> — son </w:t>
+            </w:r>
+            <w:r>
+              <w:rPr>
+                <w:rFonts w:ascii="Consolas" w:hAnsi="Consolas"/>
+                <w:sz w:val="19"/>
+              </w:rPr>
+              <w:t>MANDO_A</w:t>
+            </w:r>
+            <w:r>
+              <w:rPr>
+                <w:b w:val="0"/>
+                <w:sz w:val="19"/>
+              </w:rPr>
+              <w:t xml:space="preserve"> y </w:t>
+            </w:r>
+            <w:r>
+              <w:rPr>
+                <w:rFonts w:ascii="Consolas" w:hAnsi="Consolas"/>
+                <w:sz w:val="19"/>
+              </w:rPr>
+              <w:t>MANDO_B</w:t>
+            </w:r>
+            <w:r>
+              <w:rPr>
+                <w:b w:val="0"/>
+                <w:sz w:val="19"/>
+              </w:rPr>
+              <w:t>, y el mando se conserva</w:t>
+            </w:r>
           </w:p>
         </w:tc>
         <w:tc>
@@ -9681,7 +14693,7 @@
                 <w:b/>
                 <w:sz w:val="19"/>
               </w:rPr>
-              <w:t>dos últimos pines pasan a las cámaras</w:t>
+              <w:t>dos pines pasan a las cámaras</w:t>
             </w:r>
             <w:r>
               <w:rPr>
@@ -9709,10 +14721,24 @@
             <w:r/>
             <w:r>
               <w:rPr>
+                <w:b w:val="0"/>
+                <w:sz w:val="19"/>
+              </w:rPr>
+              <w:t>~~</w:t>
+            </w:r>
+            <w:r>
+              <w:rPr>
                 <w:b/>
                 <w:sz w:val="19"/>
               </w:rPr>
               <w:t>Mando de relés / su receptor RF</w:t>
+            </w:r>
+            <w:r>
+              <w:rPr>
+                <w:b w:val="0"/>
+                <w:sz w:val="19"/>
+              </w:rPr>
+              <w:t>~~</w:t>
             </w:r>
           </w:p>
         </w:tc>
@@ -9727,35 +14753,21 @@
                 <w:b w:val="0"/>
                 <w:sz w:val="19"/>
               </w:rPr>
-              <w:t xml:space="preserve">⛔ </w:t>
+              <w:t xml:space="preserve">🟢 </w:t>
             </w:r>
             <w:r>
               <w:rPr>
                 <w:b/>
                 <w:sz w:val="19"/>
               </w:rPr>
-              <w:t>RETIRADO.</w:t>
+              <w:t>31/08 — SALE DE ESTE BLOQUE: EL MANDO SE CONSERVA</w:t>
             </w:r>
             <w:r>
               <w:rPr>
                 <w:b w:val="0"/>
                 <w:sz w:val="19"/>
               </w:rPr>
-              <w:t xml:space="preserve"> ⚠️ </w:t>
-            </w:r>
-            <w:r>
-              <w:rPr>
-                <w:b/>
-                <w:sz w:val="19"/>
-              </w:rPr>
-              <w:t>El receptor NUNCA se compró</w:t>
-            </w:r>
-            <w:r>
-              <w:rPr>
-                <w:b w:val="0"/>
-                <w:sz w:val="19"/>
-              </w:rPr>
-              <w:t>, así que aquí no hay nada que cancelar: no llegó a estar en ninguna línea de esta lista</w:t>
+              <w:t>, en los canales A y B, por decisión del responsable. ~~⛔ RETIRADO~~</w:t>
             </w:r>
           </w:p>
         </w:tc>
@@ -9770,7 +14782,56 @@
                 <w:b w:val="0"/>
                 <w:sz w:val="19"/>
               </w:rPr>
-              <w:t>—</w:t>
+              <w:t xml:space="preserve">⚠️ </w:t>
+            </w:r>
+            <w:r>
+              <w:rPr>
+                <w:b/>
+                <w:sz w:val="19"/>
+              </w:rPr>
+              <w:t>El receptor NUNCA se compró</w:t>
+            </w:r>
+            <w:r>
+              <w:rPr>
+                <w:b w:val="0"/>
+                <w:sz w:val="19"/>
+              </w:rPr>
+              <w:t xml:space="preserve"> — y eso ya no es *«nada que cancelar»*: es </w:t>
+            </w:r>
+            <w:r>
+              <w:rPr>
+                <w:b/>
+                <w:sz w:val="19"/>
+              </w:rPr>
+              <w:t>una compra que falta</w:t>
+            </w:r>
+            <w:r>
+              <w:rPr>
+                <w:b w:val="0"/>
+                <w:sz w:val="19"/>
+              </w:rPr>
+              <w:t xml:space="preserve">, y es </w:t>
+            </w:r>
+            <w:r>
+              <w:rPr>
+                <w:b/>
+                <w:sz w:val="19"/>
+              </w:rPr>
+              <w:t>la línea `A9`</w:t>
+            </w:r>
+            <w:r>
+              <w:rPr>
+                <w:b w:val="0"/>
+                <w:sz w:val="19"/>
+              </w:rPr>
+              <w:t xml:space="preserve">, arriba. Sin ella el </w:t>
+            </w:r>
+            <w:r>
+              <w:rPr>
+                <w:b/>
+                <w:sz w:val="19"/>
+              </w:rPr>
+              <w:t>Esclavo se queda sin ninguna vía de mando</w:t>
             </w:r>
           </w:p>
         </w:tc>
@@ -10022,7 +15083,7 @@
           <w:color w:val="960000"/>
           <w:sz w:val="20"/>
         </w:rPr>
-        <w:t xml:space="preserve"> Medido el 28/08 en el fuente: </w:t>
+        <w:t xml:space="preserve"> ~~Medido el 28/08 en el fuente: </w:t>
       </w:r>
       <w:r>
         <w:rPr>
@@ -10134,6 +15195,502 @@
           <w:color w:val="960000"/>
           <w:sz w:val="20"/>
         </w:rPr>
+        <w:t xml:space="preserve">~~ 🟢 </w:t>
+      </w:r>
+      <w:r>
+        <w:rPr>
+          <w:b/>
+          <w:color w:val="960000"/>
+          <w:sz w:val="20"/>
+        </w:rPr>
+        <w:t>AL DÍA EL 31/08 — el firmware se movió, y en la dirección segura. MEDIDO en el fuente:</w:t>
+      </w:r>
+      <w:r>
+        <w:rPr>
+          <w:b w:val="0"/>
+          <w:color w:val="960000"/>
+          <w:sz w:val="20"/>
+        </w:rPr>
+        <w:t xml:space="preserve"> | | 28/08 | </w:t>
+      </w:r>
+      <w:r>
+        <w:rPr>
+          <w:b/>
+          <w:color w:val="960000"/>
+          <w:sz w:val="20"/>
+        </w:rPr>
+        <w:t>31/08</w:t>
+      </w:r>
+      <w:r>
+        <w:rPr>
+          <w:b w:val="0"/>
+          <w:color w:val="960000"/>
+          <w:sz w:val="20"/>
+        </w:rPr>
+        <w:t xml:space="preserve"> | |---|---|---| | </w:t>
+      </w:r>
+      <w:r>
+        <w:rPr>
+          <w:rFonts w:ascii="Consolas" w:hAnsi="Consolas"/>
+          <w:color w:val="960000"/>
+          <w:sz w:val="20"/>
+        </w:rPr>
+        <w:t>PB14</w:t>
+      </w:r>
+      <w:r>
+        <w:rPr>
+          <w:b w:val="0"/>
+          <w:color w:val="960000"/>
+          <w:sz w:val="20"/>
+        </w:rPr>
+        <w:t>/</w:t>
+      </w:r>
+      <w:r>
+        <w:rPr>
+          <w:rFonts w:ascii="Consolas" w:hAnsi="Consolas"/>
+          <w:color w:val="960000"/>
+          <w:sz w:val="20"/>
+        </w:rPr>
+        <w:t>PB15</w:t>
+      </w:r>
+      <w:r>
+        <w:rPr>
+          <w:b w:val="0"/>
+          <w:color w:val="960000"/>
+          <w:sz w:val="20"/>
+        </w:rPr>
+        <w:t xml:space="preserve"> | </w:t>
+      </w:r>
+      <w:r>
+        <w:rPr>
+          <w:rFonts w:ascii="Consolas" w:hAnsi="Consolas"/>
+          <w:color w:val="960000"/>
+          <w:sz w:val="20"/>
+        </w:rPr>
+        <w:t>BOTON3</w:t>
+      </w:r>
+      <w:r>
+        <w:rPr>
+          <w:b w:val="0"/>
+          <w:color w:val="960000"/>
+          <w:sz w:val="20"/>
+        </w:rPr>
+        <w:t>/</w:t>
+      </w:r>
+      <w:r>
+        <w:rPr>
+          <w:rFonts w:ascii="Consolas" w:hAnsi="Consolas"/>
+          <w:color w:val="960000"/>
+          <w:sz w:val="20"/>
+        </w:rPr>
+        <w:t>BOTON4</w:t>
+      </w:r>
+      <w:r>
+        <w:rPr>
+          <w:b w:val="0"/>
+          <w:color w:val="960000"/>
+          <w:sz w:val="20"/>
+        </w:rPr>
+        <w:t xml:space="preserve">, </w:t>
+      </w:r>
+      <w:r>
+        <w:rPr>
+          <w:rFonts w:ascii="Consolas" w:hAnsi="Consolas"/>
+          <w:color w:val="960000"/>
+          <w:sz w:val="20"/>
+        </w:rPr>
+        <w:t>INPUT_PULLUP</w:t>
+      </w:r>
+      <w:r>
+        <w:rPr>
+          <w:b w:val="0"/>
+          <w:color w:val="960000"/>
+          <w:sz w:val="20"/>
+        </w:rPr>
+        <w:t xml:space="preserve">, activos en BAJO | </w:t>
+      </w:r>
+      <w:r>
+        <w:rPr>
+          <w:b/>
+          <w:color w:val="960000"/>
+          <w:sz w:val="20"/>
+        </w:rPr>
+        <w:t>`CAM_C_PIN`/`CAM_D_PIN`</w:t>
+      </w:r>
+      <w:r>
+        <w:rPr>
+          <w:b w:val="0"/>
+          <w:color w:val="960000"/>
+          <w:sz w:val="20"/>
+        </w:rPr>
+        <w:t xml:space="preserve">, </w:t>
+      </w:r>
+      <w:r>
+        <w:rPr>
+          <w:rFonts w:ascii="Consolas" w:hAnsi="Consolas"/>
+          <w:color w:val="960000"/>
+          <w:sz w:val="20"/>
+        </w:rPr>
+        <w:t>INPUT</w:t>
+      </w:r>
+      <w:r>
+        <w:rPr>
+          <w:b w:val="0"/>
+          <w:color w:val="960000"/>
+          <w:sz w:val="20"/>
+        </w:rPr>
+        <w:t xml:space="preserve"> pelado, </w:t>
+      </w:r>
+      <w:r>
+        <w:rPr>
+          <w:b/>
+          <w:color w:val="960000"/>
+          <w:sz w:val="20"/>
+        </w:rPr>
+        <w:t>activos en ALTO</w:t>
+      </w:r>
+      <w:r>
+        <w:rPr>
+          <w:b w:val="0"/>
+          <w:color w:val="960000"/>
+          <w:sz w:val="20"/>
+        </w:rPr>
+        <w:t xml:space="preserve"> (</w:t>
+      </w:r>
+      <w:r>
+        <w:rPr>
+          <w:rFonts w:ascii="Consolas" w:hAnsi="Consolas"/>
+          <w:color w:val="960000"/>
+          <w:sz w:val="20"/>
+        </w:rPr>
+        <w:t>pines.h:124-125</w:t>
+      </w:r>
+      <w:r>
+        <w:rPr>
+          <w:b w:val="0"/>
+          <w:color w:val="960000"/>
+          <w:sz w:val="20"/>
+        </w:rPr>
+        <w:t xml:space="preserve">, </w:t>
+      </w:r>
+      <w:r>
+        <w:rPr>
+          <w:rFonts w:ascii="Consolas" w:hAnsi="Consolas"/>
+          <w:color w:val="960000"/>
+          <w:sz w:val="20"/>
+        </w:rPr>
+        <w:t>botones.cpp:156-157</w:t>
+      </w:r>
+      <w:r>
+        <w:rPr>
+          <w:b w:val="0"/>
+          <w:color w:val="960000"/>
+          <w:sz w:val="20"/>
+        </w:rPr>
+        <w:t xml:space="preserve">) | | </w:t>
+      </w:r>
+      <w:r>
+        <w:rPr>
+          <w:rFonts w:ascii="Consolas" w:hAnsi="Consolas"/>
+          <w:color w:val="960000"/>
+          <w:sz w:val="20"/>
+        </w:rPr>
+        <w:t>botonAceptar()</w:t>
+      </w:r>
+      <w:r>
+        <w:rPr>
+          <w:b w:val="0"/>
+          <w:color w:val="960000"/>
+          <w:sz w:val="20"/>
+        </w:rPr>
+        <w:t xml:space="preserve"> / </w:t>
+      </w:r>
+      <w:r>
+        <w:rPr>
+          <w:rFonts w:ascii="Consolas" w:hAnsi="Consolas"/>
+          <w:color w:val="960000"/>
+          <w:sz w:val="20"/>
+        </w:rPr>
+        <w:t>botonCancelar()</w:t>
+      </w:r>
+      <w:r>
+        <w:rPr>
+          <w:b w:val="0"/>
+          <w:color w:val="960000"/>
+          <w:sz w:val="20"/>
+        </w:rPr>
+        <w:t xml:space="preserve"> | leían pin y ejecutaban | </w:t>
+      </w:r>
+      <w:r>
+        <w:rPr>
+          <w:b/>
+          <w:color w:val="960000"/>
+          <w:sz w:val="20"/>
+        </w:rPr>
+        <w:t>devuelven `false` siempre</w:t>
+      </w:r>
+      <w:r>
+        <w:rPr>
+          <w:b w:val="0"/>
+          <w:color w:val="960000"/>
+          <w:sz w:val="20"/>
+        </w:rPr>
+        <w:t xml:space="preserve"> (</w:t>
+      </w:r>
+      <w:r>
+        <w:rPr>
+          <w:rFonts w:ascii="Consolas" w:hAnsi="Consolas"/>
+          <w:color w:val="960000"/>
+          <w:sz w:val="20"/>
+        </w:rPr>
+        <w:t>botones.cpp:280-281</w:t>
+      </w:r>
+      <w:r>
+        <w:rPr>
+          <w:b w:val="0"/>
+          <w:color w:val="960000"/>
+          <w:sz w:val="20"/>
+        </w:rPr>
+        <w:t xml:space="preserve">) | | Pines de la pantalla </w:t>
+      </w:r>
+      <w:r>
+        <w:rPr>
+          <w:rFonts w:ascii="Consolas" w:hAnsi="Consolas"/>
+          <w:color w:val="960000"/>
+          <w:sz w:val="20"/>
+        </w:rPr>
+        <w:t>PB3</w:t>
+      </w:r>
+      <w:r>
+        <w:rPr>
+          <w:b w:val="0"/>
+          <w:color w:val="960000"/>
+          <w:sz w:val="20"/>
+        </w:rPr>
+        <w:t>/</w:t>
+      </w:r>
+      <w:r>
+        <w:rPr>
+          <w:rFonts w:ascii="Consolas" w:hAnsi="Consolas"/>
+          <w:color w:val="960000"/>
+          <w:sz w:val="20"/>
+        </w:rPr>
+        <w:t>PB4</w:t>
+      </w:r>
+      <w:r>
+        <w:rPr>
+          <w:b w:val="0"/>
+          <w:color w:val="960000"/>
+          <w:sz w:val="20"/>
+        </w:rPr>
+        <w:t>/</w:t>
+      </w:r>
+      <w:r>
+        <w:rPr>
+          <w:rFonts w:ascii="Consolas" w:hAnsi="Consolas"/>
+          <w:color w:val="960000"/>
+          <w:sz w:val="20"/>
+        </w:rPr>
+        <w:t>PB5</w:t>
+      </w:r>
+      <w:r>
+        <w:rPr>
+          <w:b w:val="0"/>
+          <w:color w:val="960000"/>
+          <w:sz w:val="20"/>
+        </w:rPr>
+        <w:t xml:space="preserve"> | conducidos por el bus SPI de software | </w:t>
+      </w:r>
+      <w:r>
+        <w:rPr>
+          <w:b/>
+          <w:color w:val="960000"/>
+          <w:sz w:val="20"/>
+        </w:rPr>
+        <w:t>`U8X8_PIN_NONE`: ni un `pinMode` ni un `digitalWrite`</w:t>
+      </w:r>
+      <w:r>
+        <w:rPr>
+          <w:b w:val="0"/>
+          <w:color w:val="960000"/>
+          <w:sz w:val="20"/>
+        </w:rPr>
+        <w:t xml:space="preserve"> (</w:t>
+      </w:r>
+      <w:r>
+        <w:rPr>
+          <w:rFonts w:ascii="Consolas" w:hAnsi="Consolas"/>
+          <w:color w:val="960000"/>
+          <w:sz w:val="20"/>
+        </w:rPr>
+        <w:t>lcd.cpp:74</w:t>
+      </w:r>
+      <w:r>
+        <w:rPr>
+          <w:b w:val="0"/>
+          <w:color w:val="960000"/>
+          <w:sz w:val="20"/>
+        </w:rPr>
+        <w:t xml:space="preserve">) | </w:t>
+      </w:r>
+      <w:r>
+        <w:rPr>
+          <w:b/>
+          <w:color w:val="960000"/>
+          <w:sz w:val="20"/>
+        </w:rPr>
+        <w:t>Y eso cierra el aviso que había aquí en la buena dirección:</w:t>
+      </w:r>
+      <w:r>
+        <w:rPr>
+          <w:b w:val="0"/>
+          <w:color w:val="960000"/>
+          <w:sz w:val="20"/>
+        </w:rPr>
+        <w:t xml:space="preserve"> ya </w:t>
+      </w:r>
+      <w:r>
+        <w:rPr>
+          <w:b/>
+          <w:color w:val="960000"/>
+          <w:sz w:val="20"/>
+        </w:rPr>
+        <w:t>no</w:t>
+      </w:r>
+      <w:r>
+        <w:rPr>
+          <w:b w:val="0"/>
+          <w:color w:val="960000"/>
+          <w:sz w:val="20"/>
+        </w:rPr>
+        <w:t xml:space="preserve"> es cierto que un contacto seco de cámara en </w:t>
+      </w:r>
+      <w:r>
+        <w:rPr>
+          <w:rFonts w:ascii="Consolas" w:hAnsi="Consolas"/>
+          <w:color w:val="960000"/>
+          <w:sz w:val="20"/>
+        </w:rPr>
+        <w:t>PB14</w:t>
+      </w:r>
+      <w:r>
+        <w:rPr>
+          <w:b w:val="0"/>
+          <w:color w:val="960000"/>
+          <w:sz w:val="20"/>
+        </w:rPr>
+        <w:t xml:space="preserve"> entre como pulsación, porque ese pin ya no es un botón y </w:t>
+      </w:r>
+      <w:r>
+        <w:rPr>
+          <w:rFonts w:ascii="Consolas" w:hAnsi="Consolas"/>
+          <w:color w:val="960000"/>
+          <w:sz w:val="20"/>
+        </w:rPr>
+        <w:t>botonAceptar()</w:t>
+      </w:r>
+      <w:r>
+        <w:rPr>
+          <w:b w:val="0"/>
+          <w:color w:val="960000"/>
+          <w:sz w:val="20"/>
+        </w:rPr>
+        <w:t xml:space="preserve"> no puede ejecutar nada. ✅ </w:t>
+      </w:r>
+      <w:r>
+        <w:rPr>
+          <w:b/>
+          <w:color w:val="960000"/>
+          <w:sz w:val="20"/>
+        </w:rPr>
+        <w:t>`A7` deja de estar condicionada al firmware</w:t>
+      </w:r>
+      <w:r>
+        <w:rPr>
+          <w:b w:val="0"/>
+          <w:color w:val="960000"/>
+          <w:sz w:val="20"/>
+        </w:rPr>
+        <w:t xml:space="preserve"> — lo que sigue delante es </w:t>
+      </w:r>
+      <w:r>
+        <w:rPr>
+          <w:b/>
+          <w:color w:val="960000"/>
+          <w:sz w:val="20"/>
+        </w:rPr>
+        <w:t>la medida `M3`</w:t>
+      </w:r>
+      <w:r>
+        <w:rPr>
+          <w:b w:val="0"/>
+          <w:color w:val="960000"/>
+          <w:sz w:val="20"/>
+        </w:rPr>
+        <w:t xml:space="preserve">: con </w:t>
+      </w:r>
+      <w:r>
+        <w:rPr>
+          <w:rFonts w:ascii="Consolas" w:hAnsi="Consolas"/>
+          <w:color w:val="960000"/>
+          <w:sz w:val="20"/>
+        </w:rPr>
+        <w:t>INPUT</w:t>
+      </w:r>
+      <w:r>
+        <w:rPr>
+          <w:b w:val="0"/>
+          <w:color w:val="960000"/>
+          <w:sz w:val="20"/>
+        </w:rPr>
+        <w:t xml:space="preserve"> pelado el pin necesita </w:t>
+      </w:r>
+      <w:r>
+        <w:rPr>
+          <w:b/>
+          <w:color w:val="960000"/>
+          <w:sz w:val="20"/>
+        </w:rPr>
+        <w:t>resistencia real a masa en el cobre</w:t>
+      </w:r>
+      <w:r>
+        <w:rPr>
+          <w:b w:val="0"/>
+          <w:color w:val="960000"/>
+          <w:sz w:val="20"/>
+        </w:rPr>
+        <w:t xml:space="preserve">, y de </w:t>
+      </w:r>
+      <w:r>
+        <w:rPr>
+          <w:rFonts w:ascii="Consolas" w:hAnsi="Consolas"/>
+          <w:color w:val="960000"/>
+          <w:sz w:val="20"/>
+        </w:rPr>
+        <w:t>PB14</w:t>
+      </w:r>
+      <w:r>
+        <w:rPr>
+          <w:b w:val="0"/>
+          <w:color w:val="960000"/>
+          <w:sz w:val="20"/>
+        </w:rPr>
+        <w:t>/</w:t>
+      </w:r>
+      <w:r>
+        <w:rPr>
+          <w:rFonts w:ascii="Consolas" w:hAnsi="Consolas"/>
+          <w:color w:val="960000"/>
+          <w:sz w:val="20"/>
+        </w:rPr>
+        <w:t>PB15</w:t>
+      </w:r>
+      <w:r>
+        <w:rPr>
+          <w:b w:val="0"/>
+          <w:color w:val="960000"/>
+          <w:sz w:val="20"/>
+        </w:rPr>
         <w:t xml:space="preserve"> </w:t>
       </w:r>
       <w:r>
@@ -10142,15 +15699,47 @@
           <w:color w:val="960000"/>
           <w:sz w:val="20"/>
         </w:rPr>
-        <w:t>Para la compra da igual —no se pide nada—, pero para A7 no:</w:t>
-      </w:r>
-      <w:r>
-        <w:rPr>
-          <w:b w:val="0"/>
-          <w:color w:val="960000"/>
-          <w:sz w:val="20"/>
-        </w:rPr>
-        <w:t xml:space="preserve"> mientras </w:t>
+        <w:t>sólo lo dice el netlist y nadie lo ha medido</w:t>
+      </w:r>
+      <w:r>
+        <w:rPr>
+          <w:b w:val="0"/>
+          <w:color w:val="960000"/>
+          <w:sz w:val="20"/>
+        </w:rPr>
+        <w:t xml:space="preserve">. Sin ella el pin flota y da demandas fantasma. </w:t>
+      </w:r>
+      <w:r>
+        <w:rPr>
+          <w:b/>
+          <w:color w:val="960000"/>
+          <w:sz w:val="20"/>
+        </w:rPr>
+        <w:t>El cable se compra hoy; conectarlo espera a `M3`, no al firmware.</w:t>
+      </w:r>
+      <w:r>
+        <w:rPr>
+          <w:b w:val="0"/>
+          <w:color w:val="960000"/>
+          <w:sz w:val="20"/>
+        </w:rPr>
+        <w:t xml:space="preserve"> 🛑 </w:t>
+      </w:r>
+      <w:r>
+        <w:rPr>
+          <w:b/>
+          <w:color w:val="960000"/>
+          <w:sz w:val="20"/>
+        </w:rPr>
+        <w:t>Y la regla de orden no cambia</w:t>
+      </w:r>
+      <w:r>
+        <w:rPr>
+          <w:b w:val="0"/>
+          <w:color w:val="960000"/>
+          <w:sz w:val="20"/>
+        </w:rPr>
+        <w:t xml:space="preserve"> (</w:t>
       </w:r>
       <w:r>
         <w:rPr>
@@ -10158,31 +15747,15 @@
           <w:color w:val="960000"/>
           <w:sz w:val="20"/>
         </w:rPr>
-        <w:t>PB14</w:t>
-      </w:r>
-      <w:r>
-        <w:rPr>
-          <w:b w:val="0"/>
-          <w:color w:val="960000"/>
-          <w:sz w:val="20"/>
-        </w:rPr>
-        <w:t>/</w:t>
-      </w:r>
-      <w:r>
-        <w:rPr>
-          <w:rFonts w:ascii="Consolas" w:hAnsi="Consolas"/>
-          <w:color w:val="960000"/>
-          <w:sz w:val="20"/>
-        </w:rPr>
-        <w:t>PB15</w:t>
-      </w:r>
-      <w:r>
-        <w:rPr>
-          <w:b w:val="0"/>
-          <w:color w:val="960000"/>
-          <w:sz w:val="20"/>
-        </w:rPr>
-        <w:t xml:space="preserve"> sean botones en el código, </w:t>
+        <w:t>CLAUDE.md</w:t>
+      </w:r>
+      <w:r>
+        <w:rPr>
+          <w:b w:val="0"/>
+          <w:color w:val="960000"/>
+          <w:sz w:val="20"/>
+        </w:rPr>
+        <w:t xml:space="preserve"> §9.bis): </w:t>
       </w:r>
       <w:r>
         <w:rPr>
@@ -10190,47 +15763,15 @@
           <w:color w:val="960000"/>
           <w:sz w:val="20"/>
         </w:rPr>
-        <w:t>un contacto seco de cámara ahí dentro entra como una pulsación</w:t>
-      </w:r>
-      <w:r>
-        <w:rPr>
-          <w:b w:val="0"/>
-          <w:color w:val="960000"/>
-          <w:sz w:val="20"/>
-        </w:rPr>
-        <w:t xml:space="preserve">, y el </w:t>
-      </w:r>
-      <w:r>
-        <w:rPr>
-          <w:rFonts w:ascii="Consolas" w:hAnsi="Consolas"/>
-          <w:color w:val="960000"/>
-          <w:sz w:val="20"/>
-        </w:rPr>
-        <w:t>Boton 3</w:t>
-      </w:r>
-      <w:r>
-        <w:rPr>
-          <w:b w:val="0"/>
-          <w:color w:val="960000"/>
-          <w:sz w:val="20"/>
-        </w:rPr>
-        <w:t xml:space="preserve"> *ejecuta* (lo dice el comentario de N-26 en ese mismo fichero: un </w:t>
-      </w:r>
-      <w:r>
-        <w:rPr>
-          <w:rFonts w:ascii="Consolas" w:hAnsi="Consolas"/>
-          <w:color w:val="960000"/>
-          <w:sz w:val="20"/>
-        </w:rPr>
-        <w:t>3</w:t>
-      </w:r>
-      <w:r>
-        <w:rPr>
-          <w:b w:val="0"/>
-          <w:color w:val="960000"/>
-          <w:sz w:val="20"/>
-        </w:rPr>
-        <w:t xml:space="preserve"> fantasma arranca un modo que nadie pidió, y en un semáforo eso es una maniobra). </w:t>
+        <w:t>el firmware nuevo tiene que estar CARGADO EN LA TARJETA antes de que nadie enchufe nada en `J16`.</w:t>
+      </w:r>
+      <w:r>
+        <w:rPr>
+          <w:b w:val="0"/>
+          <w:color w:val="960000"/>
+          <w:sz w:val="20"/>
+        </w:rPr>
+        <w:t xml:space="preserve"> Un commit no protege de un destornillador, y </w:t>
       </w:r>
       <w:r>
         <w:rPr>
@@ -10238,7 +15779,7 @@
           <w:color w:val="960000"/>
           <w:sz w:val="20"/>
         </w:rPr>
-        <w:t>El cable se puede comprar hoy; conectarlo espera al firmware.</w:t>
+        <w:t>nada de esto ha pasado banco.</w:t>
       </w:r>
     </w:p>
     <w:p>
@@ -10256,7 +15797,15 @@
           <w:color w:val="003366"/>
           <w:sz w:val="26"/>
         </w:rPr>
-        <w:t>Resumen para autorizar</w:t>
+        <w:t xml:space="preserve">Resumen para autorizar — al </w:t>
+      </w:r>
+      <w:r>
+        <w:rPr>
+          <w:b/>
+          <w:color w:val="003366"/>
+          <w:sz w:val="26"/>
+        </w:rPr>
+        <w:t>31/08/2026</w:t>
       </w:r>
     </w:p>
     <w:p>
@@ -10301,21 +15850,7 @@
           <w:b w:val="0"/>
           <w:sz w:val="21"/>
         </w:rPr>
-        <w:t xml:space="preserve"> · </w:t>
-      </w:r>
-      <w:r>
-        <w:rPr>
-          <w:b/>
-          <w:sz w:val="21"/>
-        </w:rPr>
-        <w:t>2 fuentes DC-DC 12 V → 5 V ≥ 1 A</w:t>
-      </w:r>
-      <w:r>
-        <w:rPr>
-          <w:b w:val="0"/>
-          <w:sz w:val="21"/>
-        </w:rPr>
-        <w:t xml:space="preserve"> (A5) ·</w:t>
+        <w:t xml:space="preserve"> · 🔴 **2 fuentes DC-DC CONMUTADAS 12 V → 5 V</w:t>
       </w:r>
     </w:p>
     <w:p>
@@ -10324,32 +15859,796 @@
       </w:pPr>
       <w:r>
         <w:rPr>
+          <w:b w:val="0"/>
+          <w:sz w:val="21"/>
+        </w:rPr>
+        <w:t>≥ 1 A</w:t>
+      </w:r>
+      <w:r>
+        <w:rPr>
           <w:b/>
           <w:sz w:val="21"/>
         </w:rPr>
-        <w:t>1 módulo `DS3231` `ZS-042` con su pila</w:t>
+        <w:t xml:space="preserve"> (A5) · </w:t>
       </w:r>
       <w:r>
         <w:rPr>
           <w:b w:val="0"/>
           <w:sz w:val="21"/>
         </w:rPr>
-        <w:t xml:space="preserve"> (A6) · </w:t>
+        <w:t xml:space="preserve">1 módulo </w:t>
+      </w:r>
+      <w:r>
+        <w:rPr>
+          <w:rFonts w:ascii="Consolas" w:hAnsi="Consolas"/>
+          <w:sz w:val="21"/>
+        </w:rPr>
+        <w:t>DS3231</w:t>
+      </w:r>
+      <w:r>
+        <w:rPr>
+          <w:b w:val="0"/>
+          <w:sz w:val="21"/>
+        </w:rPr>
+        <w:t xml:space="preserve"> </w:t>
+      </w:r>
+      <w:r>
+        <w:rPr>
+          <w:rFonts w:ascii="Consolas" w:hAnsi="Consolas"/>
+          <w:sz w:val="21"/>
+        </w:rPr>
+        <w:t>ZS-042</w:t>
+      </w:r>
+      <w:r>
+        <w:rPr>
+          <w:b w:val="0"/>
+          <w:sz w:val="21"/>
+        </w:rPr>
+        <w:t xml:space="preserve"> con su pila</w:t>
       </w:r>
       <w:r>
         <w:rPr>
           <w:b/>
           <w:sz w:val="21"/>
         </w:rPr>
-        <w:t>2 juegos de conector y cable para `J16`</w:t>
+        <w:t xml:space="preserve"> (A6) · </w:t>
       </w:r>
       <w:r>
         <w:rPr>
           <w:b w:val="0"/>
           <w:sz w:val="21"/>
         </w:rPr>
-        <w:t xml:space="preserve"> (A7).</w:t>
-      </w:r>
+        <w:t>2 juegos de conector y cable para</w:t>
+      </w:r>
+    </w:p>
+    <w:p>
+      <w:pPr>
+        <w:spacing w:after="120"/>
+      </w:pPr>
+      <w:r>
+        <w:rPr>
+          <w:rFonts w:ascii="Consolas" w:hAnsi="Consolas"/>
+          <w:sz w:val="21"/>
+        </w:rPr>
+        <w:t>J16</w:t>
+      </w:r>
+      <w:r>
+        <w:rPr>
+          <w:b/>
+          <w:sz w:val="21"/>
+        </w:rPr>
+        <w:t xml:space="preserve"> (A7) · 🔴 </w:t>
+      </w:r>
+      <w:r>
+        <w:rPr>
+          <w:b w:val="0"/>
+          <w:sz w:val="21"/>
+        </w:rPr>
+        <w:t>2 receptores RF de contacto seco para el mando</w:t>
+      </w:r>
+      <w:r>
+        <w:rPr>
+          <w:b/>
+          <w:sz w:val="21"/>
+        </w:rPr>
+        <w:t xml:space="preserve"> (A9, </w:t>
+      </w:r>
+      <w:r>
+        <w:rPr>
+          <w:b w:val="0"/>
+          <w:sz w:val="21"/>
+        </w:rPr>
+        <w:t>mirando antes el emisor</w:t>
+      </w:r>
+    </w:p>
+    <w:p>
+      <w:pPr>
+        <w:spacing w:after="120"/>
+      </w:pPr>
+      <w:r>
+        <w:rPr>
+          <w:b w:val="0"/>
+          <w:sz w:val="21"/>
+        </w:rPr>
+        <w:t>que ya hay en obra**).</w:t>
+      </w:r>
+    </w:p>
+    <w:p>
+      <w:pPr>
+        <w:spacing w:before="200" w:after="120"/>
+      </w:pPr>
+      <w:r>
+        <w:rPr>
+          <w:b/>
+          <w:color w:val="003366"/>
+          <w:sz w:val="23"/>
+        </w:rPr>
+        <w:t>🔴 Lo que HACE FALTA y NO ESTÁ PEDIDO — la lista corta, por orden de lo que bloquea</w:t>
+      </w:r>
+    </w:p>
+    <w:tbl>
+      <w:tblPr>
+        <w:tblStyle w:val="TableGrid"/>
+        <w:tblW w:type="auto" w:w="0"/>
+        <w:tblLook w:firstColumn="1" w:firstRow="1" w:lastColumn="0" w:lastRow="0" w:noHBand="0" w:noVBand="1" w:val="04A0"/>
+      </w:tblPr>
+      <w:tblGrid>
+        <w:gridCol w:w="3120"/>
+        <w:gridCol w:w="3120"/>
+        <w:gridCol w:w="3120"/>
+      </w:tblGrid>
+      <w:tr>
+        <w:tc>
+          <w:tcPr>
+            <w:tcW w:type="dxa" w:w="3120"/>
+            <w:shd w:val="clear" w:fill="DCE6F1"/>
+          </w:tcPr>
+          <w:p>
+            <w:r/>
+            <w:r>
+              <w:rPr>
+                <w:b/>
+                <w:sz w:val="19"/>
+              </w:rPr>
+              <w:t>#</w:t>
+            </w:r>
+          </w:p>
+        </w:tc>
+        <w:tc>
+          <w:tcPr>
+            <w:tcW w:type="dxa" w:w="3120"/>
+            <w:shd w:val="clear" w:fill="DCE6F1"/>
+          </w:tcPr>
+          <w:p>
+            <w:r/>
+            <w:r>
+              <w:rPr>
+                <w:b/>
+                <w:sz w:val="19"/>
+              </w:rPr>
+              <w:t>Qué</w:t>
+            </w:r>
+          </w:p>
+        </w:tc>
+        <w:tc>
+          <w:tcPr>
+            <w:tcW w:type="dxa" w:w="3120"/>
+            <w:shd w:val="clear" w:fill="DCE6F1"/>
+          </w:tcPr>
+          <w:p>
+            <w:r/>
+            <w:r>
+              <w:rPr>
+                <w:b/>
+                <w:sz w:val="19"/>
+              </w:rPr>
+              <w:t>Qué bloquea hoy</w:t>
+            </w:r>
+          </w:p>
+        </w:tc>
+      </w:tr>
+      <w:tr>
+        <w:tc>
+          <w:tcPr>
+            <w:tcW w:type="dxa" w:w="3120"/>
+          </w:tcPr>
+          <w:p>
+            <w:r/>
+            <w:r>
+              <w:rPr>
+                <w:b/>
+                <w:sz w:val="19"/>
+              </w:rPr>
+              <w:t>A5</w:t>
+            </w:r>
+          </w:p>
+        </w:tc>
+        <w:tc>
+          <w:tcPr>
+            <w:tcW w:type="dxa" w:w="3120"/>
+          </w:tcPr>
+          <w:p>
+            <w:r/>
+            <w:r>
+              <w:rPr>
+                <w:b/>
+                <w:sz w:val="19"/>
+              </w:rPr>
+              <w:t>Fuente DC-DC CONMUTADA 12 V → 5 V, ≥ 1 A</w:t>
+            </w:r>
+            <w:r>
+              <w:rPr>
+                <w:b w:val="0"/>
+                <w:sz w:val="19"/>
+              </w:rPr>
+              <w:t xml:space="preserve"> ×2</w:t>
+            </w:r>
+          </w:p>
+        </w:tc>
+        <w:tc>
+          <w:tcPr>
+            <w:tcW w:type="dxa" w:w="3120"/>
+          </w:tcPr>
+          <w:p>
+            <w:r/>
+            <w:r>
+              <w:rPr>
+                <w:b w:val="0"/>
+                <w:sz w:val="19"/>
+              </w:rPr>
+              <w:t xml:space="preserve">🛑 </w:t>
+            </w:r>
+            <w:r>
+              <w:rPr>
+                <w:b/>
+                <w:sz w:val="19"/>
+              </w:rPr>
+              <w:t>EL MONTAJE.</w:t>
+            </w:r>
+            <w:r>
+              <w:rPr>
+                <w:b w:val="0"/>
+                <w:sz w:val="19"/>
+              </w:rPr>
+              <w:t xml:space="preserve"> Sin ella el </w:t>
+            </w:r>
+            <w:r>
+              <w:rPr>
+                <w:rFonts w:ascii="Consolas" w:hAnsi="Consolas"/>
+                <w:sz w:val="19"/>
+              </w:rPr>
+              <w:t>ESP32</w:t>
+            </w:r>
+            <w:r>
+              <w:rPr>
+                <w:b w:val="0"/>
+                <w:sz w:val="19"/>
+              </w:rPr>
+              <w:t xml:space="preserve"> cuelga del </w:t>
+            </w:r>
+            <w:r>
+              <w:rPr>
+                <w:rFonts w:ascii="Consolas" w:hAnsi="Consolas"/>
+                <w:sz w:val="19"/>
+              </w:rPr>
+              <w:t>LM7805</w:t>
+            </w:r>
+            <w:r>
+              <w:rPr>
+                <w:b w:val="0"/>
+                <w:sz w:val="19"/>
+              </w:rPr>
+              <w:t xml:space="preserve"> y </w:t>
+            </w:r>
+            <w:r>
+              <w:rPr>
+                <w:b/>
+                <w:sz w:val="19"/>
+              </w:rPr>
+              <w:t>reinicia el STM32 que gobierna el semáforo</w:t>
+            </w:r>
+            <w:r>
+              <w:rPr>
+                <w:b w:val="0"/>
+                <w:sz w:val="19"/>
+              </w:rPr>
+              <w:t xml:space="preserve">. </w:t>
+            </w:r>
+            <w:r>
+              <w:rPr>
+                <w:b/>
+                <w:sz w:val="19"/>
+              </w:rPr>
+              <w:t>Conmutada, no lineal</w:t>
+            </w:r>
+            <w:r>
+              <w:rPr>
+                <w:b w:val="0"/>
+                <w:sz w:val="19"/>
+              </w:rPr>
+              <w:t xml:space="preserve">: un lineal disipa </w:t>
+            </w:r>
+            <w:r>
+              <w:rPr>
+                <w:b/>
+                <w:sz w:val="19"/>
+              </w:rPr>
+              <w:t>4,35 W</w:t>
+            </w:r>
+            <w:r>
+              <w:rPr>
+                <w:b w:val="0"/>
+                <w:sz w:val="19"/>
+              </w:rPr>
+              <w:t xml:space="preserve"> y en un armario al sol </w:t>
+            </w:r>
+            <w:r>
+              <w:rPr>
+                <w:b/>
+                <w:sz w:val="19"/>
+              </w:rPr>
+              <w:t>no falla limpio, falla caliente</w:t>
+            </w:r>
+          </w:p>
+        </w:tc>
+      </w:tr>
+      <w:tr>
+        <w:tc>
+          <w:tcPr>
+            <w:tcW w:type="dxa" w:w="3120"/>
+          </w:tcPr>
+          <w:p>
+            <w:r/>
+            <w:r>
+              <w:rPr>
+                <w:b/>
+                <w:sz w:val="19"/>
+              </w:rPr>
+              <w:t>A8</w:t>
+            </w:r>
+          </w:p>
+        </w:tc>
+        <w:tc>
+          <w:tcPr>
+            <w:tcW w:type="dxa" w:w="3120"/>
+          </w:tcPr>
+          <w:p>
+            <w:r/>
+            <w:r>
+              <w:rPr>
+                <w:b/>
+                <w:sz w:val="19"/>
+              </w:rPr>
+              <w:t>Placa portadora del `ESP32`</w:t>
+            </w:r>
+            <w:r>
+              <w:rPr>
+                <w:b w:val="0"/>
+                <w:sz w:val="19"/>
+              </w:rPr>
+              <w:t xml:space="preserve"> ×2</w:t>
+            </w:r>
+          </w:p>
+        </w:tc>
+        <w:tc>
+          <w:tcPr>
+            <w:tcW w:type="dxa" w:w="3120"/>
+          </w:tcPr>
+          <w:p>
+            <w:r/>
+            <w:r>
+              <w:rPr>
+                <w:b w:val="0"/>
+                <w:sz w:val="19"/>
+              </w:rPr>
+              <w:t xml:space="preserve">🛑 </w:t>
+            </w:r>
+            <w:r>
+              <w:rPr>
+                <w:b/>
+                <w:sz w:val="19"/>
+              </w:rPr>
+              <w:t>EL MONTAJE</w:t>
+            </w:r>
+            <w:r>
+              <w:rPr>
+                <w:b w:val="0"/>
+                <w:sz w:val="19"/>
+              </w:rPr>
+              <w:t xml:space="preserve">, y además </w:t>
+            </w:r>
+            <w:r>
+              <w:rPr>
+                <w:b/>
+                <w:sz w:val="19"/>
+              </w:rPr>
+              <w:t>NO TIENE DUEÑO</w:t>
+            </w:r>
+            <w:r>
+              <w:rPr>
+                <w:b w:val="0"/>
+                <w:sz w:val="19"/>
+              </w:rPr>
+              <w:t xml:space="preserve">: no está decidido quién la diseña ni quién la fabrica. </w:t>
+            </w:r>
+            <w:r>
+              <w:rPr>
+                <w:b/>
+                <w:sz w:val="19"/>
+              </w:rPr>
+              <w:t>Decisión del responsable</w:t>
+            </w:r>
+          </w:p>
+        </w:tc>
+      </w:tr>
+      <w:tr>
+        <w:tc>
+          <w:tcPr>
+            <w:tcW w:type="dxa" w:w="3120"/>
+          </w:tcPr>
+          <w:p>
+            <w:r/>
+            <w:r>
+              <w:rPr>
+                <w:b/>
+                <w:sz w:val="19"/>
+              </w:rPr>
+              <w:t>A9</w:t>
+            </w:r>
+          </w:p>
+        </w:tc>
+        <w:tc>
+          <w:tcPr>
+            <w:tcW w:type="dxa" w:w="3120"/>
+          </w:tcPr>
+          <w:p>
+            <w:r/>
+            <w:r>
+              <w:rPr>
+                <w:b/>
+                <w:sz w:val="19"/>
+              </w:rPr>
+              <w:t>Receptor RF del mando de relés</w:t>
+            </w:r>
+            <w:r>
+              <w:rPr>
+                <w:b w:val="0"/>
+                <w:sz w:val="19"/>
+              </w:rPr>
+              <w:t xml:space="preserve"> ×2</w:t>
+            </w:r>
+          </w:p>
+        </w:tc>
+        <w:tc>
+          <w:tcPr>
+            <w:tcW w:type="dxa" w:w="3120"/>
+          </w:tcPr>
+          <w:p>
+            <w:r/>
+            <w:r>
+              <w:rPr>
+                <w:b w:val="0"/>
+                <w:sz w:val="19"/>
+              </w:rPr>
+              <w:t xml:space="preserve">🛑 </w:t>
+            </w:r>
+            <w:r>
+              <w:rPr>
+                <w:b/>
+                <w:sz w:val="19"/>
+              </w:rPr>
+              <w:t>LA OPERACIÓN DEL ESCLAVO.</w:t>
+            </w:r>
+            <w:r>
+              <w:rPr>
+                <w:b w:val="0"/>
+                <w:sz w:val="19"/>
+              </w:rPr>
+              <w:t xml:space="preserve"> Esa punta </w:t>
+            </w:r>
+            <w:r>
+              <w:rPr>
+                <w:b/>
+                <w:sz w:val="19"/>
+              </w:rPr>
+              <w:t>no tiene `SET_MODO` por Bluetooth</w:t>
+            </w:r>
+            <w:r>
+              <w:rPr>
+                <w:b w:val="0"/>
+                <w:sz w:val="19"/>
+              </w:rPr>
+              <w:t xml:space="preserve"> (MEDIDO: cero coincidencias) y sus pulsadores 3 y 4 se fueron a cámaras. </w:t>
+            </w:r>
+            <w:r>
+              <w:rPr>
+                <w:b/>
+                <w:sz w:val="19"/>
+              </w:rPr>
+              <w:t>Sin receptor, entrar o salir del Degradado allí obliga a subir al gabinete</w:t>
+            </w:r>
+          </w:p>
+        </w:tc>
+      </w:tr>
+      <w:tr>
+        <w:tc>
+          <w:tcPr>
+            <w:tcW w:type="dxa" w:w="3120"/>
+          </w:tcPr>
+          <w:p>
+            <w:r/>
+            <w:r>
+              <w:rPr>
+                <w:b/>
+                <w:sz w:val="19"/>
+              </w:rPr>
+              <w:t>A6</w:t>
+            </w:r>
+          </w:p>
+        </w:tc>
+        <w:tc>
+          <w:tcPr>
+            <w:tcW w:type="dxa" w:w="3120"/>
+          </w:tcPr>
+          <w:p>
+            <w:r/>
+            <w:r>
+              <w:rPr>
+                <w:b/>
+                <w:sz w:val="19"/>
+              </w:rPr>
+              <w:t>`DS3231`</w:t>
+            </w:r>
+            <w:r>
+              <w:rPr>
+                <w:b w:val="0"/>
+                <w:sz w:val="19"/>
+              </w:rPr>
+              <w:t xml:space="preserve"> con su pila</w:t>
+            </w:r>
+          </w:p>
+        </w:tc>
+        <w:tc>
+          <w:tcPr>
+            <w:tcW w:type="dxa" w:w="3120"/>
+          </w:tcPr>
+          <w:p>
+            <w:r/>
+            <w:r>
+              <w:rPr>
+                <w:b w:val="0"/>
+                <w:sz w:val="19"/>
+              </w:rPr>
+              <w:t xml:space="preserve">El reloj del equipo. Se pide ya; </w:t>
+            </w:r>
+            <w:r>
+              <w:rPr>
+                <w:b/>
+                <w:sz w:val="19"/>
+              </w:rPr>
+              <w:t>cuántos</w:t>
+            </w:r>
+            <w:r>
+              <w:rPr>
+                <w:b w:val="0"/>
+                <w:sz w:val="19"/>
+              </w:rPr>
+              <w:t xml:space="preserve"> lo decide el diagnóstico del </w:t>
+            </w:r>
+            <w:r>
+              <w:rPr>
+                <w:rFonts w:ascii="Consolas" w:hAnsi="Consolas"/>
+                <w:sz w:val="19"/>
+              </w:rPr>
+              <w:t>Y2</w:t>
+            </w:r>
+            <w:r>
+              <w:rPr>
+                <w:b w:val="0"/>
+                <w:sz w:val="19"/>
+              </w:rPr>
+              <w:t xml:space="preserve"> (</w:t>
+            </w:r>
+            <w:r>
+              <w:rPr>
+                <w:rFonts w:ascii="Consolas" w:hAnsi="Consolas"/>
+                <w:sz w:val="19"/>
+              </w:rPr>
+              <w:t>BLQ-2</w:t>
+            </w:r>
+            <w:r>
+              <w:rPr>
+                <w:b w:val="0"/>
+                <w:sz w:val="19"/>
+              </w:rPr>
+              <w:t xml:space="preserve">, banco </w:t>
+            </w:r>
+            <w:r>
+              <w:rPr>
+                <w:rFonts w:ascii="Consolas" w:hAnsi="Consolas"/>
+                <w:sz w:val="19"/>
+              </w:rPr>
+              <w:t>B5</w:t>
+            </w:r>
+            <w:r>
+              <w:rPr>
+                <w:b w:val="0"/>
+                <w:sz w:val="19"/>
+              </w:rPr>
+              <w:t>)</w:t>
+            </w:r>
+          </w:p>
+        </w:tc>
+      </w:tr>
+      <w:tr>
+        <w:tc>
+          <w:tcPr>
+            <w:tcW w:type="dxa" w:w="3120"/>
+          </w:tcPr>
+          <w:p>
+            <w:r/>
+            <w:r>
+              <w:rPr>
+                <w:b/>
+                <w:sz w:val="19"/>
+              </w:rPr>
+              <w:t>A7</w:t>
+            </w:r>
+          </w:p>
+        </w:tc>
+        <w:tc>
+          <w:tcPr>
+            <w:tcW w:type="dxa" w:w="3120"/>
+          </w:tcPr>
+          <w:p>
+            <w:r/>
+            <w:r>
+              <w:rPr>
+                <w:b w:val="0"/>
+                <w:sz w:val="19"/>
+              </w:rPr>
+              <w:t xml:space="preserve">Conector y cable para </w:t>
+            </w:r>
+            <w:r>
+              <w:rPr>
+                <w:rFonts w:ascii="Consolas" w:hAnsi="Consolas"/>
+                <w:sz w:val="19"/>
+              </w:rPr>
+              <w:t>J16</w:t>
+            </w:r>
+            <w:r>
+              <w:rPr>
+                <w:b w:val="0"/>
+                <w:sz w:val="19"/>
+              </w:rPr>
+              <w:t xml:space="preserve"> ×2</w:t>
+            </w:r>
+          </w:p>
+        </w:tc>
+        <w:tc>
+          <w:tcPr>
+            <w:tcW w:type="dxa" w:w="3120"/>
+          </w:tcPr>
+          <w:p>
+            <w:r/>
+            <w:r>
+              <w:rPr>
+                <w:b w:val="0"/>
+                <w:sz w:val="19"/>
+              </w:rPr>
+              <w:t xml:space="preserve">Nada: es cable. </w:t>
+            </w:r>
+            <w:r>
+              <w:rPr>
+                <w:b/>
+                <w:sz w:val="19"/>
+              </w:rPr>
+              <w:t>Conectarlo</w:t>
+            </w:r>
+            <w:r>
+              <w:rPr>
+                <w:b w:val="0"/>
+                <w:sz w:val="19"/>
+              </w:rPr>
+              <w:t xml:space="preserve"> espera a la medida </w:t>
+            </w:r>
+            <w:r>
+              <w:rPr>
+                <w:b/>
+                <w:sz w:val="19"/>
+              </w:rPr>
+              <w:t>`M3`</w:t>
+            </w:r>
+            <w:r>
+              <w:rPr>
+                <w:b w:val="0"/>
+                <w:sz w:val="19"/>
+              </w:rPr>
+              <w:t xml:space="preserve"> (resistencia real a masa en cobre)</w:t>
+            </w:r>
+          </w:p>
+        </w:tc>
+      </w:tr>
+      <w:tr>
+        <w:tc>
+          <w:tcPr>
+            <w:tcW w:type="dxa" w:w="3120"/>
+          </w:tcPr>
+          <w:p>
+            <w:r/>
+            <w:r>
+              <w:rPr>
+                <w:b/>
+                <w:sz w:val="19"/>
+              </w:rPr>
+              <w:t>A2</w:t>
+            </w:r>
+            <w:r>
+              <w:rPr>
+                <w:b w:val="0"/>
+                <w:sz w:val="19"/>
+              </w:rPr>
+              <w:t xml:space="preserve"> · </w:t>
+            </w:r>
+            <w:r>
+              <w:rPr>
+                <w:b/>
+                <w:sz w:val="19"/>
+              </w:rPr>
+              <w:t>A3</w:t>
+            </w:r>
+            <w:r>
+              <w:rPr>
+                <w:b w:val="0"/>
+                <w:sz w:val="19"/>
+              </w:rPr>
+              <w:t xml:space="preserve"> · </w:t>
+            </w:r>
+            <w:r>
+              <w:rPr>
+                <w:b/>
+                <w:sz w:val="19"/>
+              </w:rPr>
+              <w:t>A4</w:t>
+            </w:r>
+          </w:p>
+        </w:tc>
+        <w:tc>
+          <w:tcPr>
+            <w:tcW w:type="dxa" w:w="3120"/>
+          </w:tcPr>
+          <w:p>
+            <w:r/>
+            <w:r>
+              <w:rPr>
+                <w:b w:val="0"/>
+                <w:sz w:val="19"/>
+              </w:rPr>
+              <w:t>Cámaras, antenas, relés de talanquera</w:t>
+            </w:r>
+          </w:p>
+        </w:tc>
+        <w:tc>
+          <w:tcPr>
+            <w:tcW w:type="dxa" w:w="3120"/>
+          </w:tcPr>
+          <w:p>
+            <w:r/>
+            <w:r>
+              <w:rPr>
+                <w:b w:val="0"/>
+                <w:sz w:val="19"/>
+              </w:rPr>
+              <w:t>Nada. Siguen pendientes desde el 27/08</w:t>
+            </w:r>
+          </w:p>
+        </w:tc>
+      </w:tr>
+    </w:tbl>
+    <w:p>
+      <w:pPr>
+        <w:spacing w:after="120"/>
+      </w:pPr>
     </w:p>
     <w:p>
       <w:pPr>
@@ -10363,7 +16662,7 @@
           <w:color w:val="960000"/>
           <w:sz w:val="20"/>
         </w:rPr>
-        <w:t xml:space="preserve">🛑 </w:t>
+        <w:t xml:space="preserve">🟢 </w:t>
       </w:r>
       <w:r>
         <w:rPr>
@@ -10371,15 +16670,31 @@
           <w:color w:val="960000"/>
           <w:sz w:val="20"/>
         </w:rPr>
-        <w:t>Y NO se pide hoy ningún módulo de Bluetooth — de ninguna clase.</w:t>
-      </w:r>
-      <w:r>
-        <w:rPr>
-          <w:b w:val="0"/>
-          <w:color w:val="960000"/>
-          <w:sz w:val="20"/>
-        </w:rPr>
-        <w:t xml:space="preserve"> ~~Los 2 </w:t>
+        <w:t>Y desde el 31/08 ya SÍ se puede usar el Bluetooth que hay.</w:t>
+      </w:r>
+      <w:r>
+        <w:rPr>
+          <w:b w:val="0"/>
+          <w:color w:val="960000"/>
+          <w:sz w:val="20"/>
+        </w:rPr>
+        <w:t xml:space="preserve"> ~~🛑 </w:t>
+      </w:r>
+      <w:r>
+        <w:rPr>
+          <w:b/>
+          <w:color w:val="960000"/>
+          <w:sz w:val="20"/>
+        </w:rPr>
+        <w:t>NO se pide hoy ningún módulo de Bluetooth — de ninguna clase.</w:t>
+      </w:r>
+      <w:r>
+        <w:rPr>
+          <w:b w:val="0"/>
+          <w:color w:val="960000"/>
+          <w:sz w:val="20"/>
+        </w:rPr>
+        <w:t xml:space="preserve"> … el </w:t>
       </w:r>
       <w:r>
         <w:rPr>
@@ -10387,6 +16702,38 @@
           <w:color w:val="960000"/>
           <w:sz w:val="20"/>
         </w:rPr>
+        <w:t>ESP32</w:t>
+      </w:r>
+      <w:r>
+        <w:rPr>
+          <w:b w:val="0"/>
+          <w:color w:val="960000"/>
+          <w:sz w:val="20"/>
+        </w:rPr>
+        <w:t xml:space="preserve"> está BLOQUEADO hasta que alguien lea qué referencia llegó~~ — </w:t>
+      </w:r>
+      <w:r>
+        <w:rPr>
+          <w:b/>
+          <w:color w:val="960000"/>
+          <w:sz w:val="20"/>
+        </w:rPr>
+        <w:t>se leyó: es un `WROOM-32` clásico, habla SPP, y `A1′` está desbloqueada.</w:t>
+      </w:r>
+      <w:r>
+        <w:rPr>
+          <w:b w:val="0"/>
+          <w:color w:val="960000"/>
+          <w:sz w:val="20"/>
+        </w:rPr>
+        <w:t xml:space="preserve"> Los 2 </w:t>
+      </w:r>
+      <w:r>
+        <w:rPr>
+          <w:rFonts w:ascii="Consolas" w:hAnsi="Consolas"/>
+          <w:color w:val="960000"/>
+          <w:sz w:val="20"/>
+        </w:rPr>
         <w:t>HC-05</w:t>
       </w:r>
       <w:r>
@@ -10411,7 +16758,7 @@
           <w:color w:val="960000"/>
           <w:sz w:val="20"/>
         </w:rPr>
-        <w:t xml:space="preserve">~~ quedaron </w:t>
+        <w:t xml:space="preserve"> siguen </w:t>
       </w:r>
       <w:r>
         <w:rPr>
@@ -10427,7 +16774,39 @@
           <w:color w:val="960000"/>
           <w:sz w:val="20"/>
         </w:rPr>
-        <w:t xml:space="preserve"> por la decisión de obra del 28/08: el </w:t>
+        <w:t xml:space="preserve"> por la decisión de obra del 28/08. ⚠️ </w:t>
+      </w:r>
+      <w:r>
+        <w:rPr>
+          <w:b/>
+          <w:color w:val="960000"/>
+          <w:sz w:val="20"/>
+        </w:rPr>
+        <w:t>Lo que sigue sin hacerse es CONTAR los que hay</w:t>
+      </w:r>
+      <w:r>
+        <w:rPr>
+          <w:b w:val="0"/>
+          <w:color w:val="960000"/>
+          <w:sz w:val="20"/>
+        </w:rPr>
+        <w:t xml:space="preserve">, y si son de 30 o de 38 pines. </w:t>
+      </w:r>
+      <w:r>
+        <w:rPr>
+          <w:b/>
+          <w:color w:val="960000"/>
+          <w:sz w:val="20"/>
+        </w:rPr>
+        <w:t>No se compra un módulo más hasta contarlos</w:t>
+      </w:r>
+      <w:r>
+        <w:rPr>
+          <w:b w:val="0"/>
+          <w:color w:val="960000"/>
+          <w:sz w:val="20"/>
+        </w:rPr>
+        <w:t xml:space="preserve"> — no porque no sirvan, sino porque un formato distinto no entra en las hembrillas de </w:t>
       </w:r>
       <w:r>
         <w:rPr>
@@ -10435,95 +16814,15 @@
           <w:color w:val="960000"/>
           <w:sz w:val="20"/>
         </w:rPr>
-        <w:t>ESP32</w:t>
-      </w:r>
-      <w:r>
-        <w:rPr>
-          <w:b w:val="0"/>
-          <w:color w:val="960000"/>
-          <w:sz w:val="20"/>
-        </w:rPr>
-        <w:t xml:space="preserve"> los sustituye. Y </w:t>
-      </w:r>
-      <w:r>
-        <w:rPr>
-          <w:b/>
-          <w:color w:val="960000"/>
-          <w:sz w:val="20"/>
-        </w:rPr>
-        <w:t>el `ESP32` está BLOQUEADO</w:t>
-      </w:r>
-      <w:r>
-        <w:rPr>
-          <w:b w:val="0"/>
-          <w:color w:val="960000"/>
-          <w:sz w:val="20"/>
-        </w:rPr>
-        <w:t xml:space="preserve"> hasta que alguien lea qué referencia llegó, por serigrafía o por </w:t>
-      </w:r>
-      <w:r>
-        <w:rPr>
-          <w:rFonts w:ascii="Consolas" w:hAnsi="Consolas"/>
-          <w:color w:val="960000"/>
-          <w:sz w:val="20"/>
-        </w:rPr>
-        <w:t>chip_id</w:t>
-      </w:r>
-      <w:r>
-        <w:rPr>
-          <w:b w:val="0"/>
-          <w:color w:val="960000"/>
-          <w:sz w:val="20"/>
-        </w:rPr>
-        <w:t xml:space="preserve">, y lo anote en el bloque </w:t>
-      </w:r>
-      <w:r>
-        <w:rPr>
-          <w:b/>
-          <w:color w:val="960000"/>
-          <w:sz w:val="20"/>
-        </w:rPr>
-        <w:t>0</w:t>
-      </w:r>
-      <w:r>
-        <w:rPr>
-          <w:b w:val="0"/>
-          <w:color w:val="960000"/>
-          <w:sz w:val="20"/>
-        </w:rPr>
-        <w:t xml:space="preserve">. Comprar antes de esa lectura es como se acaba con un </w:t>
-      </w:r>
-      <w:r>
-        <w:rPr>
-          <w:rFonts w:ascii="Consolas" w:hAnsi="Consolas"/>
-          <w:color w:val="960000"/>
-          <w:sz w:val="20"/>
-        </w:rPr>
-        <w:t>S3</w:t>
-      </w:r>
-      <w:r>
-        <w:rPr>
-          <w:b w:val="0"/>
-          <w:color w:val="960000"/>
-          <w:sz w:val="20"/>
-        </w:rPr>
-        <w:t xml:space="preserve"> que </w:t>
-      </w:r>
-      <w:r>
-        <w:rPr>
-          <w:b/>
-          <w:color w:val="960000"/>
-          <w:sz w:val="20"/>
-        </w:rPr>
-        <w:t>no habla SPP</w:t>
-      </w:r>
-      <w:r>
-        <w:rPr>
-          <w:b w:val="0"/>
-          <w:color w:val="960000"/>
-          <w:sz w:val="20"/>
-        </w:rPr>
-        <w:t xml:space="preserve"> y con dos referencias distintas en el mismo cruce.</w:t>
+        <w:t>A8</w:t>
+      </w:r>
+      <w:r>
+        <w:rPr>
+          <w:b w:val="0"/>
+          <w:color w:val="960000"/>
+          <w:sz w:val="20"/>
+        </w:rPr>
+        <w:t>.</w:t>
       </w:r>
     </w:p>
     <w:p>
@@ -10546,7 +16845,7 @@
           <w:color w:val="960000"/>
           <w:sz w:val="20"/>
         </w:rPr>
-        <w:t>Las tres líneas nuevas no son accesorios, y por eso están arriba y no «para luego»:</w:t>
+        <w:t>Las líneas nuevas no son accesorios, y por eso están en el bloque A y no «para luego»:</w:t>
       </w:r>
       <w:r>
         <w:rPr>
@@ -10570,7 +16869,7 @@
           <w:color w:val="960000"/>
           <w:sz w:val="20"/>
         </w:rPr>
-        <w:t xml:space="preserve"> es lo que impide que el </w:t>
+        <w:t xml:space="preserve"> impide que el </w:t>
       </w:r>
       <w:r>
         <w:rPr>
@@ -10634,7 +16933,150 @@
           <w:color w:val="960000"/>
           <w:sz w:val="20"/>
         </w:rPr>
-        <w:t xml:space="preserve"> son cuatro pesos de cable que evitan una placa hija entera.</w:t>
+        <w:t xml:space="preserve"> son cuatro pesos de cable que evitan una placa hija entera; </w:t>
+      </w:r>
+      <w:r>
+        <w:rPr>
+          <w:b/>
+          <w:color w:val="960000"/>
+          <w:sz w:val="20"/>
+        </w:rPr>
+        <w:t>A8</w:t>
+      </w:r>
+      <w:r>
+        <w:rPr>
+          <w:b w:val="0"/>
+          <w:color w:val="960000"/>
+          <w:sz w:val="20"/>
+        </w:rPr>
+        <w:t xml:space="preserve"> es lo que convierte tres módulos sueltos en algo montable dentro de un remolque que vibra; y </w:t>
+      </w:r>
+      <w:r>
+        <w:rPr>
+          <w:b/>
+          <w:color w:val="960000"/>
+          <w:sz w:val="20"/>
+        </w:rPr>
+        <w:t>A9</w:t>
+      </w:r>
+      <w:r>
+        <w:rPr>
+          <w:b w:val="0"/>
+          <w:color w:val="960000"/>
+          <w:sz w:val="20"/>
+        </w:rPr>
+        <w:t xml:space="preserve"> es lo único que le queda al Esclavo para que un operario pueda mandarle algo desde el suelo.</w:t>
+      </w:r>
+    </w:p>
+    <w:p>
+      <w:pPr>
+        <w:spacing w:after="160"/>
+        <w:ind w:left="360"/>
+        <w:shd w:val="clear" w:fill="FFF4E5"/>
+      </w:pPr>
+      <w:r>
+        <w:rPr>
+          <w:b w:val="0"/>
+          <w:color w:val="960000"/>
+          <w:sz w:val="20"/>
+        </w:rPr>
+        <w:t xml:space="preserve">🛑 </w:t>
+      </w:r>
+      <w:r>
+        <w:rPr>
+          <w:b/>
+          <w:color w:val="960000"/>
+          <w:sz w:val="20"/>
+        </w:rPr>
+        <w:t>NADA DE ESTO ES UN PERMISO PARA MONTAR NI PARA SUBIR A CAMPO.</w:t>
+      </w:r>
+      <w:r>
+        <w:rPr>
+          <w:b w:val="0"/>
+          <w:color w:val="960000"/>
+          <w:sz w:val="20"/>
+        </w:rPr>
+        <w:t xml:space="preserve"> En la calle corre la </w:t>
+      </w:r>
+      <w:r>
+        <w:rPr>
+          <w:b/>
+          <w:color w:val="960000"/>
+          <w:sz w:val="20"/>
+        </w:rPr>
+        <w:t>V8.4</w:t>
+      </w:r>
+      <w:r>
+        <w:rPr>
+          <w:b w:val="0"/>
+          <w:color w:val="960000"/>
+          <w:sz w:val="20"/>
+        </w:rPr>
+        <w:t xml:space="preserve"> (</w:t>
+      </w:r>
+      <w:r>
+        <w:rPr>
+          <w:rFonts w:ascii="Consolas" w:hAnsi="Consolas"/>
+          <w:color w:val="960000"/>
+          <w:sz w:val="20"/>
+        </w:rPr>
+        <w:t>e303485</w:t>
+      </w:r>
+      <w:r>
+        <w:rPr>
+          <w:b w:val="0"/>
+          <w:color w:val="960000"/>
+          <w:sz w:val="20"/>
+        </w:rPr>
+        <w:t xml:space="preserve">). Todo lo que este documento describe —cámaras, </w:t>
+      </w:r>
+      <w:r>
+        <w:rPr>
+          <w:rFonts w:ascii="Consolas" w:hAnsi="Consolas"/>
+          <w:color w:val="960000"/>
+          <w:sz w:val="20"/>
+        </w:rPr>
+        <w:t>ESP32</w:t>
+      </w:r>
+      <w:r>
+        <w:rPr>
+          <w:b w:val="0"/>
+          <w:color w:val="960000"/>
+          <w:sz w:val="20"/>
+        </w:rPr>
+        <w:t xml:space="preserve">, reloj, mando— </w:t>
+      </w:r>
+      <w:r>
+        <w:rPr>
+          <w:b/>
+          <w:color w:val="960000"/>
+          <w:sz w:val="20"/>
+        </w:rPr>
+        <w:t>está sin pasar banco</w:t>
+      </w:r>
+      <w:r>
+        <w:rPr>
+          <w:b w:val="0"/>
+          <w:color w:val="960000"/>
+          <w:sz w:val="20"/>
+        </w:rPr>
+        <w:t xml:space="preserve">. Esta lista autoriza </w:t>
+      </w:r>
+      <w:r>
+        <w:rPr>
+          <w:b/>
+          <w:color w:val="960000"/>
+          <w:sz w:val="20"/>
+        </w:rPr>
+        <w:t>comprar</w:t>
+      </w:r>
+      <w:r>
+        <w:rPr>
+          <w:b w:val="0"/>
+          <w:color w:val="960000"/>
+          <w:sz w:val="20"/>
+        </w:rPr>
+        <w:t>, que es lo único que se puede hacer en paralelo; el montaje y la puesta en servicio siguen detrás de la sesión de banco, sin excepción.</w:t>
       </w:r>
     </w:p>
     <w:p>
@@ -10771,7 +17213,7 @@
           <w:b w:val="0"/>
           <w:sz w:val="21"/>
         </w:rPr>
-        <w:t xml:space="preserve"> para talanqueras ni para cámaras, pantalla LCD, pulsadores, ni</w:t>
+        <w:t xml:space="preserve"> para talanqueras ni para cámaras, pantalla LCD, pulsadores 3 y</w:t>
       </w:r>
     </w:p>
     <w:p>
@@ -10783,7 +17225,33 @@
           <w:b w:val="0"/>
           <w:sz w:val="21"/>
         </w:rPr>
-        <w:t>mando de relés o su receptor *(que nunca se compró)*. Las talanqueras salen por la salida</w:t>
+        <w:t>4, ~~ni mando de relés o su receptor *(que nunca se compró)*~~ 🟢 **corregido el 31/08: el receptor</w:t>
+      </w:r>
+    </w:p>
+    <w:p>
+      <w:pPr>
+        <w:spacing w:after="120"/>
+      </w:pPr>
+      <w:r>
+        <w:rPr>
+          <w:b w:val="0"/>
+          <w:sz w:val="21"/>
+        </w:rPr>
+        <w:t xml:space="preserve">del mando SÍ se pide — es la línea </w:t>
+      </w:r>
+      <w:r>
+        <w:rPr>
+          <w:rFonts w:ascii="Consolas" w:hAnsi="Consolas"/>
+          <w:sz w:val="21"/>
+        </w:rPr>
+        <w:t>A9</w:t>
+      </w:r>
+      <w:r>
+        <w:rPr>
+          <w:b w:val="0"/>
+          <w:sz w:val="21"/>
+        </w:rPr>
+        <w:t>**. Las talanqueras salen por la salida</w:t>
       </w:r>
     </w:p>
     <w:p>

--- a/05_Funcional/15_Lista_de_Compras_Hardware.docx
+++ b/05_Funcional/15_Lista_de_Compras_Hardware.docx
@@ -64,6 +64,550 @@
           <w:sz w:val="21"/>
         </w:rPr>
         <w:t>Última revisión:</w:t>
+      </w:r>
+      <w:r>
+        <w:rPr>
+          <w:b w:val="0"/>
+          <w:sz w:val="21"/>
+        </w:rPr>
+        <w:t xml:space="preserve"> </w:t>
+      </w:r>
+      <w:r>
+        <w:rPr>
+          <w:b/>
+          <w:sz w:val="21"/>
+        </w:rPr>
+        <w:t>4 de Septiembre de 2026</w:t>
+      </w:r>
+      <w:r>
+        <w:rPr>
+          <w:b w:val="0"/>
+          <w:sz w:val="21"/>
+        </w:rPr>
+        <w:t xml:space="preserve"> — 🔬 **primera revisión con datos de BANCO REAL</w:t>
+      </w:r>
+    </w:p>
+    <w:p>
+      <w:pPr>
+        <w:spacing w:after="120"/>
+      </w:pPr>
+      <w:r>
+        <w:rPr>
+          <w:b w:val="0"/>
+          <w:sz w:val="21"/>
+        </w:rPr>
+        <w:t>(sesión del 03–04/09), y cambia lo que se compra en cuatro sitios:**</w:t>
+      </w:r>
+    </w:p>
+    <w:p>
+      <w:pPr>
+        <w:pStyle w:val="ListBullet"/>
+        <w:spacing w:after="60"/>
+        <w:ind w:left="360"/>
+      </w:pPr>
+      <w:r>
+        <w:rPr>
+          <w:b w:val="0"/>
+          <w:sz w:val="21"/>
+        </w:rPr>
+        <w:t xml:space="preserve">🟢 </w:t>
+      </w:r>
+      <w:r>
+        <w:rPr>
+          <w:b/>
+          <w:sz w:val="21"/>
+        </w:rPr>
+        <w:t>`A9` (receptor del mando) se PIDE, y con salida `NO` (normalmente abierto).</w:t>
+      </w:r>
+      <w:r>
+        <w:rPr>
+          <w:b w:val="0"/>
+          <w:sz w:val="21"/>
+        </w:rPr>
+        <w:t xml:space="preserve"> ~~«falta</w:t>
+      </w:r>
+    </w:p>
+    <w:p>
+      <w:pPr>
+        <w:spacing w:after="120"/>
+      </w:pPr>
+      <w:r>
+        <w:rPr>
+          <w:b w:val="0"/>
+          <w:sz w:val="21"/>
+        </w:rPr>
+        <w:t xml:space="preserve">DECIDIR CÓMO se compra»: receptor con salida </w:t>
+      </w:r>
+      <w:r>
+        <w:rPr>
+          <w:rFonts w:ascii="Consolas" w:hAnsi="Consolas"/>
+          <w:sz w:val="21"/>
+        </w:rPr>
+        <w:t>NO</w:t>
+      </w:r>
+      <w:r>
+        <w:rPr>
+          <w:b w:val="0"/>
+          <w:sz w:val="21"/>
+        </w:rPr>
+        <w:t xml:space="preserve"> o </w:t>
+      </w:r>
+      <w:r>
+        <w:rPr>
+          <w:rFonts w:ascii="Consolas" w:hAnsi="Consolas"/>
+          <w:sz w:val="21"/>
+        </w:rPr>
+        <w:t>NC</w:t>
+      </w:r>
+      <w:r>
+        <w:rPr>
+          <w:b w:val="0"/>
+          <w:sz w:val="21"/>
+        </w:rPr>
+        <w:t>, decisión del responsable, sin tomar~~ →</w:t>
+      </w:r>
+    </w:p>
+    <w:p>
+      <w:pPr>
+        <w:spacing w:after="120"/>
+      </w:pPr>
+      <w:r>
+        <w:rPr>
+          <w:b/>
+          <w:sz w:val="21"/>
+        </w:rPr>
+        <w:t>CADUCADO el 04/09: no era una decisión abierta, la decide el cobre y el cobre ya está medido.</w:t>
+      </w:r>
+    </w:p>
+    <w:p>
+      <w:pPr>
+        <w:spacing w:after="120"/>
+      </w:pPr>
+      <w:r>
+        <w:rPr>
+          <w:rFonts w:ascii="Consolas" w:hAnsi="Consolas"/>
+          <w:sz w:val="21"/>
+        </w:rPr>
+        <w:t>J16</w:t>
+      </w:r>
+      <w:r>
+        <w:rPr>
+          <w:b w:val="0"/>
+          <w:sz w:val="21"/>
+        </w:rPr>
+        <w:t xml:space="preserve"> tiene </w:t>
+      </w:r>
+      <w:r>
+        <w:rPr>
+          <w:b/>
+          <w:sz w:val="21"/>
+        </w:rPr>
+        <w:t>un solo pin de masa en todo el conector</w:t>
+      </w:r>
+      <w:r>
+        <w:rPr>
+          <w:b w:val="0"/>
+          <w:sz w:val="21"/>
+        </w:rPr>
+        <w:t xml:space="preserve"> (</w:t>
+      </w:r>
+      <w:r>
+        <w:rPr>
+          <w:rFonts w:ascii="Consolas" w:hAnsi="Consolas"/>
+          <w:sz w:val="21"/>
+        </w:rPr>
+        <w:t>p2</w:t>
+      </w:r>
+      <w:r>
+        <w:rPr>
+          <w:b w:val="0"/>
+          <w:sz w:val="21"/>
+        </w:rPr>
+        <w:t>) y **3,3 V en la posición contigua a</w:t>
+      </w:r>
+    </w:p>
+    <w:p>
+      <w:pPr>
+        <w:spacing w:after="120"/>
+      </w:pPr>
+      <w:r>
+        <w:rPr>
+          <w:b w:val="0"/>
+          <w:sz w:val="21"/>
+        </w:rPr>
+        <w:t>cada señal</w:t>
+      </w:r>
+      <w:r>
+        <w:rPr>
+          <w:b/>
+          <w:sz w:val="21"/>
+        </w:rPr>
+        <w:t xml:space="preserve"> (`p4`, `p7`, `p9`, `p11`): un contacto por botón contra masa exigiría </w:t>
+      </w:r>
+      <w:r>
+        <w:rPr>
+          <w:b w:val="0"/>
+          <w:sz w:val="21"/>
+        </w:rPr>
+        <w:t>una masa por</w:t>
+      </w:r>
+    </w:p>
+    <w:p>
+      <w:pPr>
+        <w:spacing w:after="120"/>
+      </w:pPr>
+      <w:r>
+        <w:rPr>
+          <w:b w:val="0"/>
+          <w:sz w:val="21"/>
+        </w:rPr>
+        <w:t>botón</w:t>
+      </w:r>
+      <w:r>
+        <w:rPr>
+          <w:b/>
+          <w:sz w:val="21"/>
+        </w:rPr>
+        <w:t xml:space="preserve">, y sólo hay una. Es </w:t>
+      </w:r>
+      <w:r>
+        <w:rPr>
+          <w:b w:val="0"/>
+          <w:sz w:val="21"/>
+        </w:rPr>
+        <w:t xml:space="preserve">activo en ALTO**, y </w:t>
+      </w:r>
+      <w:r>
+        <w:rPr>
+          <w:rFonts w:ascii="Consolas" w:hAnsi="Consolas"/>
+          <w:sz w:val="21"/>
+        </w:rPr>
+        <w:t>NC</w:t>
+      </w:r>
+      <w:r>
+        <w:rPr>
+          <w:b w:val="0"/>
+          <w:sz w:val="21"/>
+        </w:rPr>
+        <w:t xml:space="preserve"> además sería inseguro —un canal caído se</w:t>
+      </w:r>
+    </w:p>
+    <w:p>
+      <w:pPr>
+        <w:spacing w:after="120"/>
+      </w:pPr>
+      <w:r>
+        <w:rPr>
+          <w:b w:val="0"/>
+          <w:sz w:val="21"/>
+        </w:rPr>
+        <w:t xml:space="preserve">leería como pulsación—. El </w:t>
+      </w:r>
+      <w:r>
+        <w:rPr>
+          <w:b/>
+          <w:sz w:val="21"/>
+        </w:rPr>
+        <w:t>firmware ya está corregido en las dos puntas</w:t>
+      </w:r>
+      <w:r>
+        <w:rPr>
+          <w:b w:val="0"/>
+          <w:sz w:val="21"/>
+        </w:rPr>
+        <w:t xml:space="preserve"> (</w:t>
+      </w:r>
+      <w:r>
+        <w:rPr>
+          <w:rFonts w:ascii="Consolas" w:hAnsi="Consolas"/>
+          <w:sz w:val="21"/>
+        </w:rPr>
+        <w:t>346ea5f</w:t>
+      </w:r>
+      <w:r>
+        <w:rPr>
+          <w:b w:val="0"/>
+          <w:sz w:val="21"/>
+        </w:rPr>
+        <w:t>) y queda</w:t>
+      </w:r>
+    </w:p>
+    <w:p>
+      <w:pPr>
+        <w:spacing w:after="120"/>
+      </w:pPr>
+      <w:r>
+        <w:rPr>
+          <w:b/>
+          <w:sz w:val="21"/>
+        </w:rPr>
+        <w:t>pendiente de ejercer en tarjeta</w:t>
+      </w:r>
+      <w:r>
+        <w:rPr>
+          <w:b w:val="0"/>
+          <w:sz w:val="21"/>
+        </w:rPr>
+        <w:t>.</w:t>
+      </w:r>
+    </w:p>
+    <w:p>
+      <w:pPr>
+        <w:pStyle w:val="ListBullet"/>
+        <w:spacing w:after="60"/>
+        <w:ind w:left="360"/>
+      </w:pPr>
+      <w:r>
+        <w:rPr>
+          <w:b w:val="0"/>
+          <w:sz w:val="21"/>
+        </w:rPr>
+        <w:t xml:space="preserve">🟢 </w:t>
+      </w:r>
+      <w:r>
+        <w:rPr>
+          <w:b/>
+          <w:sz w:val="21"/>
+        </w:rPr>
+        <w:t>`A7` (cable y conector de `J16`) se DESBLOQUEA para conectar:</w:t>
+      </w:r>
+      <w:r>
+        <w:rPr>
+          <w:b w:val="0"/>
+          <w:sz w:val="21"/>
+        </w:rPr>
+        <w:t xml:space="preserve"> la medida **</w:t>
+      </w:r>
+      <w:r>
+        <w:rPr>
+          <w:rFonts w:ascii="Consolas" w:hAnsi="Consolas"/>
+          <w:sz w:val="21"/>
+        </w:rPr>
+        <w:t>M3</w:t>
+      </w:r>
+      <w:r>
+        <w:rPr>
+          <w:b w:val="0"/>
+          <w:sz w:val="21"/>
+        </w:rPr>
+        <w:t xml:space="preserve"> está cerrada</w:t>
+      </w:r>
+    </w:p>
+    <w:p>
+      <w:pPr>
+        <w:spacing w:after="120"/>
+      </w:pPr>
+      <w:r>
+        <w:rPr>
+          <w:b w:val="0"/>
+          <w:sz w:val="21"/>
+        </w:rPr>
+        <w:t>en banco</w:t>
+      </w:r>
+      <w:r>
+        <w:rPr>
+          <w:b/>
+          <w:sz w:val="21"/>
+        </w:rPr>
+        <w:t xml:space="preserve"> —pull-down real de 10 kΩ, `p10` 9,93 kΩ y `p12` 9,94 kΩ—. Se compraba ya; </w:t>
+      </w:r>
+      <w:r>
+        <w:rPr>
+          <w:b w:val="0"/>
+          <w:sz w:val="21"/>
+        </w:rPr>
+        <w:t>ahora</w:t>
+      </w:r>
+    </w:p>
+    <w:p>
+      <w:pPr>
+        <w:spacing w:after="120"/>
+      </w:pPr>
+      <w:r>
+        <w:rPr>
+          <w:b w:val="0"/>
+          <w:sz w:val="21"/>
+        </w:rPr>
+        <w:t>además se puede enchufar**, con el pin de 12 V tapado.</w:t>
+      </w:r>
+    </w:p>
+    <w:p>
+      <w:pPr>
+        <w:pStyle w:val="ListBullet"/>
+        <w:spacing w:after="60"/>
+        <w:ind w:left="360"/>
+      </w:pPr>
+      <w:r>
+        <w:rPr>
+          <w:b w:val="0"/>
+          <w:sz w:val="21"/>
+        </w:rPr>
+        <w:t xml:space="preserve">🆕 </w:t>
+      </w:r>
+      <w:r>
+        <w:rPr>
+          <w:b/>
+          <w:sz w:val="21"/>
+        </w:rPr>
+        <w:t>Aparece el bloque `E`: la REVISIÓN V2 DE LA TARJETA.</w:t>
+      </w:r>
+      <w:r>
+        <w:rPr>
+          <w:b w:val="0"/>
+          <w:sz w:val="21"/>
+        </w:rPr>
+        <w:t xml:space="preserve"> Dos líneas nuevas que **no son</w:t>
+      </w:r>
+    </w:p>
+    <w:p>
+      <w:pPr>
+        <w:spacing w:after="120"/>
+      </w:pPr>
+      <w:r>
+        <w:rPr>
+          <w:b w:val="0"/>
+          <w:sz w:val="21"/>
+        </w:rPr>
+        <w:t>decisiones tomadas</w:t>
+      </w:r>
+      <w:r>
+        <w:rPr>
+          <w:b/>
+          <w:sz w:val="21"/>
+        </w:rPr>
+        <w:t xml:space="preserve">, sino cuentas para quien firme la placa: </w:t>
+      </w:r>
+      <w:r>
+        <w:rPr>
+          <w:rFonts w:ascii="Consolas" w:hAnsi="Consolas"/>
+          <w:sz w:val="21"/>
+        </w:rPr>
+        <w:t>E1</w:t>
+      </w:r>
+      <w:r>
+        <w:rPr>
+          <w:b w:val="0"/>
+          <w:sz w:val="21"/>
+        </w:rPr>
+        <w:t xml:space="preserve"> resistencias de 2K2** para</w:t>
+      </w:r>
+    </w:p>
+    <w:p>
+      <w:pPr>
+        <w:spacing w:after="120"/>
+      </w:pPr>
+      <w:r>
+        <w:rPr>
+          <w:b w:val="0"/>
+          <w:sz w:val="21"/>
+        </w:rPr>
+        <w:t xml:space="preserve">proteger las cinco entradas de campo, y </w:t>
+      </w:r>
+      <w:r>
+        <w:rPr>
+          <w:b/>
+          <w:sz w:val="21"/>
+        </w:rPr>
+        <w:t>`E2` un diodo de potencia</w:t>
+      </w:r>
+      <w:r>
+        <w:rPr>
+          <w:b w:val="0"/>
+          <w:sz w:val="21"/>
+        </w:rPr>
+        <w:t xml:space="preserve"> que sustituya al </w:t>
+      </w:r>
+      <w:r>
+        <w:rPr>
+          <w:rFonts w:ascii="Consolas" w:hAnsi="Consolas"/>
+          <w:sz w:val="21"/>
+        </w:rPr>
+        <w:t>D30</w:t>
+      </w:r>
+      <w:r>
+        <w:rPr>
+          <w:b w:val="0"/>
+          <w:sz w:val="21"/>
+        </w:rPr>
+        <w:t>.</w:t>
+      </w:r>
+    </w:p>
+    <w:p>
+      <w:pPr>
+        <w:pStyle w:val="ListBullet"/>
+        <w:spacing w:after="60"/>
+        <w:ind w:left="360"/>
+      </w:pPr>
+      <w:r>
+        <w:rPr>
+          <w:b w:val="0"/>
+          <w:sz w:val="21"/>
+        </w:rPr>
+        <w:t>🛑 **</w:t>
+      </w:r>
+      <w:r>
+        <w:rPr>
+          <w:rFonts w:ascii="Consolas" w:hAnsi="Consolas"/>
+          <w:sz w:val="21"/>
+        </w:rPr>
+        <w:t>A5</w:t>
+      </w:r>
+      <w:r>
+        <w:rPr>
+          <w:b w:val="0"/>
+          <w:sz w:val="21"/>
+        </w:rPr>
+        <w:t xml:space="preserve"> (la fuente) y </w:t>
+      </w:r>
+      <w:r>
+        <w:rPr>
+          <w:rFonts w:ascii="Consolas" w:hAnsi="Consolas"/>
+          <w:sz w:val="21"/>
+        </w:rPr>
+        <w:t>A8</w:t>
+      </w:r>
+      <w:r>
+        <w:rPr>
+          <w:b w:val="0"/>
+          <w:sz w:val="21"/>
+        </w:rPr>
+        <w:t xml:space="preserve"> (la placa portadora) siguen EXACTAMENTE IGUAL que el 31/08: sin pedir,</w:t>
+      </w:r>
+    </w:p>
+    <w:p>
+      <w:pPr>
+        <w:spacing w:after="120"/>
+      </w:pPr>
+      <w:r>
+        <w:rPr>
+          <w:b w:val="0"/>
+          <w:sz w:val="21"/>
+        </w:rPr>
+        <w:t>sin referencia elegida, sin diseñar y sin fabricar.** Cuatro días después no se ha movido nada:</w:t>
+      </w:r>
+    </w:p>
+    <w:p>
+      <w:pPr>
+        <w:spacing w:after="120"/>
+      </w:pPr>
+      <w:r>
+        <w:rPr>
+          <w:b w:val="0"/>
+          <w:sz w:val="21"/>
+        </w:rPr>
+        <w:t>se escribe para que la fila no envejezca en silencio.</w:t>
+      </w:r>
+    </w:p>
+    <w:p>
+      <w:pPr>
+        <w:spacing w:after="120"/>
+      </w:pPr>
+      <w:r>
+        <w:rPr>
+          <w:b/>
+          <w:sz w:val="21"/>
+        </w:rPr>
+        <w:t>Revisión anterior:</w:t>
       </w:r>
       <w:r>
         <w:rPr>
@@ -482,7 +1026,39 @@
           <w:color w:val="960000"/>
           <w:sz w:val="20"/>
         </w:rPr>
-        <w:t xml:space="preserve">[!IMPORTANT] # 🟢 31/08/2026 — </w:t>
+        <w:t xml:space="preserve">[!IMPORTANT] # 🔬 04/09/2026 — LO QUE EL BANCO CAMBIÓ EN ESTA LISTA </w:t>
+      </w:r>
+      <w:r>
+        <w:rPr>
+          <w:b/>
+          <w:color w:val="960000"/>
+          <w:sz w:val="20"/>
+        </w:rPr>
+        <w:t>Es la primera vez que esta lista se corrige con una tarjeta delante y no con el fuente.</w:t>
+      </w:r>
+      <w:r>
+        <w:rPr>
+          <w:b w:val="0"/>
+          <w:color w:val="960000"/>
+          <w:sz w:val="20"/>
+        </w:rPr>
+        <w:t xml:space="preserve"> Se lee antes que el resto porque </w:t>
+      </w:r>
+      <w:r>
+        <w:rPr>
+          <w:b/>
+          <w:color w:val="960000"/>
+          <w:sz w:val="20"/>
+        </w:rPr>
+        <w:t>una copia impresa de la revisión del 31/08 se ejecuta con dinero y le falta lo de abajo</w:t>
+      </w:r>
+      <w:r>
+        <w:rPr>
+          <w:b w:val="0"/>
+          <w:color w:val="960000"/>
+          <w:sz w:val="20"/>
+        </w:rPr>
+        <w:t xml:space="preserve">. ## 1. 🟢 </w:t>
       </w:r>
       <w:r>
         <w:rPr>
@@ -490,15 +1066,15 @@
           <w:color w:val="960000"/>
           <w:sz w:val="20"/>
         </w:rPr>
-        <w:t>BLQ-1</w:t>
-      </w:r>
-      <w:r>
-        <w:rPr>
-          <w:b w:val="0"/>
-          <w:color w:val="960000"/>
-          <w:sz w:val="20"/>
-        </w:rPr>
-        <w:t xml:space="preserve"> ESTÁ CERRADO: LA LÍNEA </w:t>
+        <w:t>A9</w:t>
+      </w:r>
+      <w:r>
+        <w:rPr>
+          <w:b w:val="0"/>
+          <w:color w:val="960000"/>
+          <w:sz w:val="20"/>
+        </w:rPr>
+        <w:t xml:space="preserve"> — se PIDE, con salida </w:t>
       </w:r>
       <w:r>
         <w:rPr>
@@ -506,55 +1082,750 @@
           <w:color w:val="960000"/>
           <w:sz w:val="20"/>
         </w:rPr>
+        <w:t>NO</w:t>
+      </w:r>
+      <w:r>
+        <w:rPr>
+          <w:b w:val="0"/>
+          <w:color w:val="960000"/>
+          <w:sz w:val="20"/>
+        </w:rPr>
+        <w:t xml:space="preserve">. El mando </w:t>
+      </w:r>
+      <w:r>
+        <w:rPr>
+          <w:b/>
+          <w:color w:val="960000"/>
+          <w:sz w:val="20"/>
+        </w:rPr>
+        <w:t>estuvo</w:t>
+      </w:r>
+      <w:r>
+        <w:rPr>
+          <w:b w:val="0"/>
+          <w:color w:val="960000"/>
+          <w:sz w:val="20"/>
+        </w:rPr>
+        <w:t xml:space="preserve"> sordo, y ya no lo está en el fuente </w:t>
+      </w:r>
+      <w:r>
+        <w:rPr>
+          <w:b/>
+          <w:color w:val="960000"/>
+          <w:sz w:val="20"/>
+        </w:rPr>
+        <w:t>EL DEFECTO, en pasado — es lo que midió el banco el 03–04/09 sobre el firmware `617bd00`:</w:t>
+      </w:r>
+      <w:r>
+        <w:rPr>
+          <w:b w:val="0"/>
+          <w:color w:val="960000"/>
+          <w:sz w:val="20"/>
+        </w:rPr>
+        <w:t xml:space="preserve"> </w:t>
+      </w:r>
+      <w:r>
+        <w:rPr>
+          <w:rFonts w:ascii="Consolas" w:hAnsi="Consolas"/>
+          <w:color w:val="960000"/>
+          <w:sz w:val="20"/>
+        </w:rPr>
+        <w:t>R65</w:t>
+      </w:r>
+      <w:r>
+        <w:rPr>
+          <w:b w:val="0"/>
+          <w:color w:val="960000"/>
+          <w:sz w:val="20"/>
+        </w:rPr>
+        <w:t>/</w:t>
+      </w:r>
+      <w:r>
+        <w:rPr>
+          <w:rFonts w:ascii="Consolas" w:hAnsi="Consolas"/>
+          <w:color w:val="960000"/>
+          <w:sz w:val="20"/>
+        </w:rPr>
+        <w:t>R66</w:t>
+      </w:r>
+      <w:r>
+        <w:rPr>
+          <w:b w:val="0"/>
+          <w:color w:val="960000"/>
+          <w:sz w:val="20"/>
+        </w:rPr>
+        <w:t xml:space="preserve"> —10 kΩ a masa, el mismo cobre que las entradas de cámara— dejan el pin en </w:t>
+      </w:r>
+      <w:r>
+        <w:rPr>
+          <w:b/>
+          <w:color w:val="960000"/>
+          <w:sz w:val="20"/>
+        </w:rPr>
+        <w:t>0,6 V</w:t>
+      </w:r>
+      <w:r>
+        <w:rPr>
+          <w:b w:val="0"/>
+          <w:color w:val="960000"/>
+          <w:sz w:val="20"/>
+        </w:rPr>
+        <w:t xml:space="preserve">. Aquel firmware leía </w:t>
+      </w:r>
+      <w:r>
+        <w:rPr>
+          <w:rFonts w:ascii="Consolas" w:hAnsi="Consolas"/>
+          <w:color w:val="960000"/>
+          <w:sz w:val="20"/>
+        </w:rPr>
+        <w:t>INPUT_PULLUP</w:t>
+      </w:r>
+      <w:r>
+        <w:rPr>
+          <w:b w:val="0"/>
+          <w:color w:val="960000"/>
+          <w:sz w:val="20"/>
+        </w:rPr>
+        <w:t xml:space="preserve"> y activo en </w:t>
+      </w:r>
+      <w:r>
+        <w:rPr>
+          <w:b/>
+          <w:color w:val="960000"/>
+          <w:sz w:val="20"/>
+        </w:rPr>
+        <w:t>BAJO</w:t>
+      </w:r>
+      <w:r>
+        <w:rPr>
+          <w:b w:val="0"/>
+          <w:color w:val="960000"/>
+          <w:sz w:val="20"/>
+        </w:rPr>
+        <w:t xml:space="preserve">, así que veía </w:t>
+      </w:r>
+      <w:r>
+        <w:rPr>
+          <w:b/>
+          <w:color w:val="960000"/>
+          <w:sz w:val="20"/>
+        </w:rPr>
+        <w:t>BAJO permanente</w:t>
+      </w:r>
+      <w:r>
+        <w:rPr>
+          <w:b w:val="0"/>
+          <w:color w:val="960000"/>
+          <w:sz w:val="20"/>
+        </w:rPr>
+        <w:t xml:space="preserve"> y el arranque lo sembraba como </w:t>
+      </w:r>
+      <w:r>
+        <w:rPr>
+          <w:b/>
+          <w:color w:val="960000"/>
+          <w:sz w:val="20"/>
+        </w:rPr>
+        <w:t>«flanco ya consumido»</w:t>
+      </w:r>
+      <w:r>
+        <w:rPr>
+          <w:b w:val="0"/>
+          <w:color w:val="960000"/>
+          <w:sz w:val="20"/>
+        </w:rPr>
+        <w:t xml:space="preserve">: </w:t>
+      </w:r>
+      <w:r>
+        <w:rPr>
+          <w:b/>
+          <w:color w:val="960000"/>
+          <w:sz w:val="20"/>
+        </w:rPr>
+        <w:t>nunca había transición</w:t>
+      </w:r>
+      <w:r>
+        <w:rPr>
+          <w:b w:val="0"/>
+          <w:color w:val="960000"/>
+          <w:sz w:val="20"/>
+        </w:rPr>
+        <w:t xml:space="preserve">. No era que el mando funcionara mal — </w:t>
+      </w:r>
+      <w:r>
+        <w:rPr>
+          <w:b/>
+          <w:color w:val="960000"/>
+          <w:sz w:val="20"/>
+        </w:rPr>
+        <w:t>es que no había gesto que lo activara</w:t>
+      </w:r>
+      <w:r>
+        <w:rPr>
+          <w:b w:val="0"/>
+          <w:color w:val="960000"/>
+          <w:sz w:val="20"/>
+        </w:rPr>
+        <w:t xml:space="preserve"> (N-118). </w:t>
+      </w:r>
+      <w:r>
+        <w:rPr>
+          <w:b/>
+          <w:color w:val="960000"/>
+          <w:sz w:val="20"/>
+        </w:rPr>
+        <w:t>EL ESTADO DE HOY:</w:t>
+      </w:r>
+      <w:r>
+        <w:rPr>
+          <w:b w:val="0"/>
+          <w:color w:val="960000"/>
+          <w:sz w:val="20"/>
+        </w:rPr>
+        <w:t xml:space="preserve"> 🟢 </w:t>
+      </w:r>
+      <w:r>
+        <w:rPr>
+          <w:b/>
+          <w:color w:val="960000"/>
+          <w:sz w:val="20"/>
+        </w:rPr>
+        <w:t>el firmware está arreglado en las DOS puntas</w:t>
+      </w:r>
+      <w:r>
+        <w:rPr>
+          <w:b w:val="0"/>
+          <w:color w:val="960000"/>
+          <w:sz w:val="20"/>
+        </w:rPr>
+        <w:t xml:space="preserve"> (</w:t>
+      </w:r>
+      <w:r>
+        <w:rPr>
+          <w:rFonts w:ascii="Consolas" w:hAnsi="Consolas"/>
+          <w:color w:val="960000"/>
+          <w:sz w:val="20"/>
+        </w:rPr>
+        <w:t>346ea5f</w:t>
+      </w:r>
+      <w:r>
+        <w:rPr>
+          <w:b w:val="0"/>
+          <w:color w:val="960000"/>
+          <w:sz w:val="20"/>
+        </w:rPr>
+        <w:t>) —</w:t>
+      </w:r>
+      <w:r>
+        <w:rPr>
+          <w:rFonts w:ascii="Consolas" w:hAnsi="Consolas"/>
+          <w:color w:val="960000"/>
+          <w:sz w:val="20"/>
+        </w:rPr>
+        <w:t>pinMode(..., INPUT)</w:t>
+      </w:r>
+      <w:r>
+        <w:rPr>
+          <w:b w:val="0"/>
+          <w:color w:val="960000"/>
+          <w:sz w:val="20"/>
+        </w:rPr>
+        <w:t xml:space="preserve"> pelado y </w:t>
+      </w:r>
+      <w:r>
+        <w:rPr>
+          <w:rFonts w:ascii="Consolas" w:hAnsi="Consolas"/>
+          <w:color w:val="960000"/>
+          <w:sz w:val="20"/>
+        </w:rPr>
+        <w:t>digitalRead(...) == HIGH</w:t>
+      </w:r>
+      <w:r>
+        <w:rPr>
+          <w:b w:val="0"/>
+          <w:color w:val="960000"/>
+          <w:sz w:val="20"/>
+        </w:rPr>
+        <w:t xml:space="preserve">, </w:t>
+      </w:r>
+      <w:r>
+        <w:rPr>
+          <w:rFonts w:ascii="Consolas" w:hAnsi="Consolas"/>
+          <w:color w:val="960000"/>
+          <w:sz w:val="20"/>
+        </w:rPr>
+        <w:t>Maestro/src/botones.cpp:40</w:t>
+      </w:r>
+      <w:r>
+        <w:rPr>
+          <w:b w:val="0"/>
+          <w:color w:val="960000"/>
+          <w:sz w:val="20"/>
+        </w:rPr>
+        <w:t xml:space="preserve"> y </w:t>
+      </w:r>
+      <w:r>
+        <w:rPr>
+          <w:rFonts w:ascii="Consolas" w:hAnsi="Consolas"/>
+          <w:color w:val="960000"/>
+          <w:sz w:val="20"/>
+        </w:rPr>
+        <w:t>:160-161</w:t>
+      </w:r>
+      <w:r>
+        <w:rPr>
+          <w:b w:val="0"/>
+          <w:color w:val="960000"/>
+          <w:sz w:val="20"/>
+        </w:rPr>
+        <w:t xml:space="preserve">, </w:t>
+      </w:r>
+      <w:r>
+        <w:rPr>
+          <w:rFonts w:ascii="Consolas" w:hAnsi="Consolas"/>
+          <w:color w:val="960000"/>
+          <w:sz w:val="20"/>
+        </w:rPr>
+        <w:t>Esclavo/src/botones.cpp:54</w:t>
+      </w:r>
+      <w:r>
+        <w:rPr>
+          <w:b w:val="0"/>
+          <w:color w:val="960000"/>
+          <w:sz w:val="20"/>
+        </w:rPr>
+        <w:t xml:space="preserve"> y </w:t>
+      </w:r>
+      <w:r>
+        <w:rPr>
+          <w:rFonts w:ascii="Consolas" w:hAnsi="Consolas"/>
+          <w:color w:val="960000"/>
+          <w:sz w:val="20"/>
+        </w:rPr>
+        <w:t>:178-179</w:t>
+      </w:r>
+      <w:r>
+        <w:rPr>
+          <w:b w:val="0"/>
+          <w:color w:val="960000"/>
+          <w:sz w:val="20"/>
+        </w:rPr>
+        <w:t xml:space="preserve">—, exactamente como la cámara en N-67. 🔴 </w:t>
+      </w:r>
+      <w:r>
+        <w:rPr>
+          <w:b/>
+          <w:color w:val="960000"/>
+          <w:sz w:val="20"/>
+        </w:rPr>
+        <w:t>PENDIENTE de ejercer en tarjeta:</w:t>
+      </w:r>
+      <w:r>
+        <w:rPr>
+          <w:b w:val="0"/>
+          <w:color w:val="960000"/>
+          <w:sz w:val="20"/>
+        </w:rPr>
+        <w:t xml:space="preserve"> nadie ha visto todavía a este equipo obedecer un </w:t>
+      </w:r>
+      <w:r>
+        <w:rPr>
+          <w:rFonts w:ascii="Consolas" w:hAnsi="Consolas"/>
+          <w:color w:val="960000"/>
+          <w:sz w:val="20"/>
+        </w:rPr>
+        <w:t>A·A·A</w:t>
+      </w:r>
+      <w:r>
+        <w:rPr>
+          <w:b w:val="0"/>
+          <w:color w:val="960000"/>
+          <w:sz w:val="20"/>
+        </w:rPr>
+        <w:t xml:space="preserve">, y no se prueba sobre la Maestro con el corto (N-116). ⚠️ </w:t>
+      </w:r>
+      <w:r>
+        <w:rPr>
+          <w:b/>
+          <w:color w:val="960000"/>
+          <w:sz w:val="20"/>
+        </w:rPr>
+        <w:t>Y con el arreglo cambia EL GESTO DE PRUEBA, que es lo que se lleva al banco:</w:t>
+      </w:r>
+      <w:r>
+        <w:rPr>
+          <w:b w:val="0"/>
+          <w:color w:val="960000"/>
+          <w:sz w:val="20"/>
+        </w:rPr>
+        <w:t xml:space="preserve"> ~~tocar </w:t>
+      </w:r>
+      <w:r>
+        <w:rPr>
+          <w:rFonts w:ascii="Consolas" w:hAnsi="Consolas"/>
+          <w:color w:val="960000"/>
+          <w:sz w:val="20"/>
+        </w:rPr>
+        <w:t>J16</w:t>
+      </w:r>
+      <w:r>
+        <w:rPr>
+          <w:b w:val="0"/>
+          <w:color w:val="960000"/>
+          <w:sz w:val="20"/>
+        </w:rPr>
+        <w:t xml:space="preserve"> p5 contra masa con un cable~~ → </w:t>
+      </w:r>
+      <w:r>
+        <w:rPr>
+          <w:b/>
+          <w:color w:val="960000"/>
+          <w:sz w:val="20"/>
+        </w:rPr>
+        <w:t>cerrar contra los 3,3 V del pin contiguo: `p5`–`p4` para `MANDO_A` y `p8`–`p7` para `MANDO_B`.</w:t>
+      </w:r>
+      <w:r>
+        <w:rPr>
+          <w:b w:val="0"/>
+          <w:color w:val="960000"/>
+          <w:sz w:val="20"/>
+        </w:rPr>
+        <w:t xml:space="preserve"> Es el mismo gesto que ya funcionó con la cámara (paso 21). 🟢 ~~</w:t>
+      </w:r>
+      <w:r>
+        <w:rPr>
+          <w:b/>
+          <w:color w:val="960000"/>
+          <w:sz w:val="20"/>
+        </w:rPr>
+        <w:t>Y de ahí sale una DECISIÓN DE COMPRA que no está tomada: `NO` o `NC`.</w:t>
+      </w:r>
+      <w:r>
+        <w:rPr>
+          <w:b w:val="0"/>
+          <w:color w:val="960000"/>
+          <w:sz w:val="20"/>
+        </w:rPr>
+        <w:t xml:space="preserve">~~ → </w:t>
+      </w:r>
+      <w:r>
+        <w:rPr>
+          <w:b/>
+          <w:color w:val="960000"/>
+          <w:sz w:val="20"/>
+        </w:rPr>
+        <w:t>CADUCADA el 04/09: no era una decisión abierta.</w:t>
+      </w:r>
+      <w:r>
+        <w:rPr>
+          <w:b w:val="0"/>
+          <w:color w:val="960000"/>
+          <w:sz w:val="20"/>
+        </w:rPr>
+        <w:t xml:space="preserve"> La decide el cobre, y está medido: </w:t>
+      </w:r>
+      <w:r>
+        <w:rPr>
+          <w:rFonts w:ascii="Consolas" w:hAnsi="Consolas"/>
+          <w:color w:val="960000"/>
+          <w:sz w:val="20"/>
+        </w:rPr>
+        <w:t>J16</w:t>
+      </w:r>
+      <w:r>
+        <w:rPr>
+          <w:b w:val="0"/>
+          <w:color w:val="960000"/>
+          <w:sz w:val="20"/>
+        </w:rPr>
+        <w:t xml:space="preserve"> tiene </w:t>
+      </w:r>
+      <w:r>
+        <w:rPr>
+          <w:b/>
+          <w:color w:val="960000"/>
+          <w:sz w:val="20"/>
+        </w:rPr>
+        <w:t>un solo pin de masa en todo el conector</w:t>
+      </w:r>
+      <w:r>
+        <w:rPr>
+          <w:b w:val="0"/>
+          <w:color w:val="960000"/>
+          <w:sz w:val="20"/>
+        </w:rPr>
+        <w:t xml:space="preserve"> (</w:t>
+      </w:r>
+      <w:r>
+        <w:rPr>
+          <w:rFonts w:ascii="Consolas" w:hAnsi="Consolas"/>
+          <w:color w:val="960000"/>
+          <w:sz w:val="20"/>
+        </w:rPr>
+        <w:t>p2</w:t>
+      </w:r>
+      <w:r>
+        <w:rPr>
+          <w:b w:val="0"/>
+          <w:color w:val="960000"/>
+          <w:sz w:val="20"/>
+        </w:rPr>
+        <w:t xml:space="preserve">) y </w:t>
+      </w:r>
+      <w:r>
+        <w:rPr>
+          <w:b/>
+          <w:color w:val="960000"/>
+          <w:sz w:val="20"/>
+        </w:rPr>
+        <w:t>3,3 V en la posición contigua a cada señal</w:t>
+      </w:r>
+      <w:r>
+        <w:rPr>
+          <w:b w:val="0"/>
+          <w:color w:val="960000"/>
+          <w:sz w:val="20"/>
+        </w:rPr>
+        <w:t xml:space="preserve">. </w:t>
+      </w:r>
+      <w:r>
+        <w:rPr>
+          <w:b/>
+          <w:color w:val="960000"/>
+          <w:sz w:val="20"/>
+        </w:rPr>
+        <w:t>Se compra con salida `NO`.</w:t>
+      </w:r>
+      <w:r>
+        <w:rPr>
+          <w:b w:val="0"/>
+          <w:color w:val="960000"/>
+          <w:sz w:val="20"/>
+        </w:rPr>
+        <w:t xml:space="preserve"> El porqué completo, en el bloque </w:t>
+      </w:r>
+      <w:r>
+        <w:rPr>
+          <w:rFonts w:ascii="Consolas" w:hAnsi="Consolas"/>
+          <w:color w:val="960000"/>
+          <w:sz w:val="20"/>
+        </w:rPr>
+        <w:t>A9</w:t>
+      </w:r>
+      <w:r>
+        <w:rPr>
+          <w:b w:val="0"/>
+          <w:color w:val="960000"/>
+          <w:sz w:val="20"/>
+        </w:rPr>
+        <w:t xml:space="preserve">. ## 2. 🟢 </w:t>
+      </w:r>
+      <w:r>
+        <w:rPr>
+          <w:rFonts w:ascii="Consolas" w:hAnsi="Consolas"/>
+          <w:color w:val="960000"/>
+          <w:sz w:val="20"/>
+        </w:rPr>
+        <w:t>A7</w:t>
+      </w:r>
+      <w:r>
+        <w:rPr>
+          <w:b w:val="0"/>
+          <w:color w:val="960000"/>
+          <w:sz w:val="20"/>
+        </w:rPr>
+        <w:t xml:space="preserve"> — </w:t>
+      </w:r>
+      <w:r>
+        <w:rPr>
+          <w:rFonts w:ascii="Consolas" w:hAnsi="Consolas"/>
+          <w:color w:val="960000"/>
+          <w:sz w:val="20"/>
+        </w:rPr>
+        <w:t>M3</w:t>
+      </w:r>
+      <w:r>
+        <w:rPr>
+          <w:b w:val="0"/>
+          <w:color w:val="960000"/>
+          <w:sz w:val="20"/>
+        </w:rPr>
+        <w:t xml:space="preserve"> CERRADA: las cámaras de </w:t>
+      </w:r>
+      <w:r>
+        <w:rPr>
+          <w:rFonts w:ascii="Consolas" w:hAnsi="Consolas"/>
+          <w:color w:val="960000"/>
+          <w:sz w:val="20"/>
+        </w:rPr>
+        <w:t>J16</w:t>
+      </w:r>
+      <w:r>
+        <w:rPr>
+          <w:b w:val="0"/>
+          <w:color w:val="960000"/>
+          <w:sz w:val="20"/>
+        </w:rPr>
+        <w:t xml:space="preserve"> ya se pueden CONECTAR ``</w:t>
+      </w:r>
+      <w:r>
+        <w:rPr>
+          <w:rFonts w:ascii="Consolas" w:hAnsi="Consolas"/>
+          <w:color w:val="960000"/>
+          <w:sz w:val="20"/>
+        </w:rPr>
+        <w:t xml:space="preserve">text M3, paso 20, tarjeta energizada y J16 vacio: J16 p10 (PB14) -&gt;  9,93 kOhm a masa  -&gt;  0 V J16 p12 (PB15) -&gt;  9,94 kOhm a masa  -&gt;  0 V Paso 21: en reposo, CON y SIN el cable puesto, el equipo NO pide paso solo. </w:t>
+      </w:r>
+      <w:r>
+        <w:rPr>
+          <w:rFonts w:ascii="Consolas" w:hAnsi="Consolas"/>
+          <w:color w:val="960000"/>
+          <w:sz w:val="20"/>
+        </w:rPr>
+      </w:r>
+      <w:r>
+        <w:rPr>
+          <w:rFonts w:ascii="Consolas" w:hAnsi="Consolas"/>
+          <w:color w:val="960000"/>
+          <w:sz w:val="20"/>
+        </w:rPr>
+        <w:t xml:space="preserve"> **El pull-down de 10 kΩ es real.** Esta lista decía *«el cable se compra hoy; conectarlo espera a </w:t>
+      </w:r>
+      <w:r>
+        <w:rPr>
+          <w:b w:val="0"/>
+          <w:color w:val="960000"/>
+          <w:sz w:val="20"/>
+        </w:rPr>
+        <w:t>M3</w:t>
+      </w:r>
+      <w:r>
+        <w:rPr>
+          <w:rFonts w:ascii="Consolas" w:hAnsi="Consolas"/>
+          <w:color w:val="960000"/>
+          <w:sz w:val="20"/>
+        </w:rPr>
+        <w:t xml:space="preserve">»* — **ya no espera**. La polaridad la decide el cobre: **activo en ALTO**, contacto contra los 3,3 V del borne contiguo. Detalle completo en el **Manual 9**. ## 3. 🛑 EL AVISO QUE ACOMPAÑA A TODO LO QUE SE ENCHUFE EN </w:t>
+      </w:r>
+      <w:r>
+        <w:rPr>
+          <w:b w:val="0"/>
+          <w:color w:val="960000"/>
+          <w:sz w:val="20"/>
+        </w:rPr>
+        <w:t>J16</w:t>
+      </w:r>
+      <w:r>
+        <w:rPr>
+          <w:rFonts w:ascii="Consolas" w:hAnsi="Consolas"/>
+          <w:color w:val="960000"/>
+          <w:sz w:val="20"/>
+        </w:rPr>
+        <w:t xml:space="preserve"> **</w:t>
+      </w:r>
+      <w:r>
+        <w:rPr>
+          <w:b w:val="0"/>
+          <w:color w:val="960000"/>
+          <w:sz w:val="20"/>
+        </w:rPr>
+        <w:t>J16</w:t>
+      </w:r>
+      <w:r>
+        <w:rPr>
+          <w:rFonts w:ascii="Consolas" w:hAnsi="Consolas"/>
+          <w:color w:val="960000"/>
+          <w:sz w:val="20"/>
+        </w:rPr>
+        <w:t xml:space="preserve"> p1 lleva 12 V CRUDOS, y las 5 entradas de campo van DESNUDAS al pin del STM32** —sin resistencia en serie, sin opto, sin clamp—, mientras que **las 9 salidas de la placa sí llevan 220 Ω y optoacoplador**. **Tapar físicamente el pin de 12 V de </w:t>
+      </w:r>
+      <w:r>
+        <w:rPr>
+          <w:b w:val="0"/>
+          <w:color w:val="960000"/>
+          <w:sz w:val="20"/>
+        </w:rPr>
+        <w:t>J16</w:t>
+      </w:r>
+      <w:r>
+        <w:rPr>
+          <w:rFonts w:ascii="Consolas" w:hAnsi="Consolas"/>
+          <w:color w:val="960000"/>
+          <w:sz w:val="20"/>
+        </w:rPr>
+        <w:t xml:space="preserve"> es OBLIGATORIO en cada equipo antes de cablear.** El 04/09 **una tarjeta Maestro quedó con un cortocircuito de 3,3 V a masa**; esto es lo único que hay entre un instalador y que vuelva a pasar. **Eso no es una compra: es un gesto de montaje.** La compra que lo corrige de verdad es el bloque **</w:t>
+      </w:r>
+      <w:r>
+        <w:rPr>
+          <w:b w:val="0"/>
+          <w:color w:val="960000"/>
+          <w:sz w:val="20"/>
+        </w:rPr>
+        <w:t>E</w:t>
+      </w:r>
+      <w:r>
+        <w:rPr>
+          <w:rFonts w:ascii="Consolas" w:hAnsi="Consolas"/>
+          <w:color w:val="960000"/>
+          <w:sz w:val="20"/>
+        </w:rPr>
+        <w:t>**, y es de la **revisión V2 de la placa**. ## 4. ⏸️ Lo que NO se movió en cuatro días, y por eso se escribe | | estado al 31/08 | estado al **04/09** | |---|---|---| | **</w:t>
+      </w:r>
+      <w:r>
+        <w:rPr>
+          <w:b w:val="0"/>
+          <w:color w:val="960000"/>
+          <w:sz w:val="20"/>
+        </w:rPr>
+        <w:t>A5</w:t>
+      </w:r>
+      <w:r>
+        <w:rPr>
+          <w:rFonts w:ascii="Consolas" w:hAnsi="Consolas"/>
+          <w:color w:val="960000"/>
+          <w:sz w:val="20"/>
+        </w:rPr>
+        <w:t>** fuente DC-DC conmutada | sin pedir, sin referencia elegida | **igual** | | **</w:t>
+      </w:r>
+      <w:r>
+        <w:rPr>
+          <w:b w:val="0"/>
+          <w:color w:val="960000"/>
+          <w:sz w:val="20"/>
+        </w:rPr>
+        <w:t>A8</w:t>
+      </w:r>
+      <w:r>
+        <w:rPr>
+          <w:rFonts w:ascii="Consolas" w:hAnsi="Consolas"/>
+          <w:color w:val="960000"/>
+          <w:sz w:val="20"/>
+        </w:rPr>
+        <w:t>** placa portadora | sin pedir, sin diseñar, sin dueño | **igual** | | **</w:t>
+      </w:r>
+      <w:r>
+        <w:rPr>
+          <w:b w:val="0"/>
+          <w:color w:val="960000"/>
+          <w:sz w:val="20"/>
+        </w:rPr>
         <w:t>A1′</w:t>
       </w:r>
       <w:r>
         <w:rPr>
-          <w:b w:val="0"/>
-          <w:color w:val="960000"/>
-          <w:sz w:val="20"/>
-        </w:rPr>
-        <w:t xml:space="preserve"> SE DESBLOQUEA </w:t>
-      </w:r>
-      <w:r>
-        <w:rPr>
-          <w:b/>
-          <w:color w:val="960000"/>
-          <w:sz w:val="20"/>
-        </w:rPr>
-        <w:t>El módulo que llegó a obra es un `ESP32-WROOM-32` clásico.</w:t>
-      </w:r>
-      <w:r>
-        <w:rPr>
-          <w:b w:val="0"/>
-          <w:color w:val="960000"/>
-          <w:sz w:val="20"/>
-        </w:rPr>
-        <w:t xml:space="preserve"> La ficha del artículo comprado —aportada por el responsable— lo declara con </w:t>
-      </w:r>
-      <w:r>
-        <w:rPr>
-          <w:b/>
-          <w:color w:val="960000"/>
-          <w:sz w:val="20"/>
-        </w:rPr>
-        <w:t>tres confirmaciones independientes</w:t>
-      </w:r>
-      <w:r>
-        <w:rPr>
-          <w:b w:val="0"/>
-          <w:color w:val="960000"/>
-          <w:sz w:val="20"/>
-        </w:rPr>
-        <w:t>, y las tres apuntan al mismo silicio: ``</w:t>
-      </w:r>
-      <w:r>
-        <w:rPr>
           <w:rFonts w:ascii="Consolas" w:hAnsi="Consolas"/>
           <w:color w:val="960000"/>
           <w:sz w:val="20"/>
         </w:rPr>
-        <w:t xml:space="preserve">text Microcontrolador ...  ESP32-WROOM-32 CPU ................  Tensilica Xtensa 32-bit LX6, DUAL-CORE el S3 es LX7 y el C3 es RISC-V -&gt; no es ninguno de los dos Bluetooth ..........  v4.2 BR/EDR and Bluetooth Low Energy (BLE) ^^^^^^ Bluetooth Clasico </w:t>
+        <w:t xml:space="preserve">** conteo de pines (30/38) y cuántos hay en almacén | sin contar | **igual** | **Una fila que no cambia no es una fila cerrada.** </w:t>
+      </w:r>
+      <w:r>
+        <w:rPr>
+          <w:b w:val="0"/>
+          <w:color w:val="960000"/>
+          <w:sz w:val="20"/>
+        </w:rPr>
+        <w:t>A5</w:t>
       </w:r>
       <w:r>
         <w:rPr>
@@ -562,6 +1833,15 @@
           <w:color w:val="960000"/>
           <w:sz w:val="20"/>
         </w:rPr>
+        <w:t xml:space="preserve"> y </w:t>
+      </w:r>
+      <w:r>
+        <w:rPr>
+          <w:b w:val="0"/>
+          <w:color w:val="960000"/>
+          <w:sz w:val="20"/>
+        </w:rPr>
+        <w:t>A8</w:t>
       </w:r>
       <w:r>
         <w:rPr>
@@ -569,294 +1849,21 @@
           <w:color w:val="960000"/>
           <w:sz w:val="20"/>
         </w:rPr>
-        <w:t xml:space="preserve"> **</w:t>
-      </w:r>
-      <w:r>
-        <w:rPr>
-          <w:b w:val="0"/>
-          <w:color w:val="960000"/>
-          <w:sz w:val="20"/>
-        </w:rPr>
-        <w:t>BR/EDR</w:t>
-      </w:r>
-      <w:r>
-        <w:rPr>
-          <w:rFonts w:ascii="Consolas" w:hAnsi="Consolas"/>
-          <w:color w:val="960000"/>
-          <w:sz w:val="20"/>
-        </w:rPr>
-        <w:t xml:space="preserve"> es Bluetooth Clásico, o sea SPP.** Es exactamente el perfil que necesita </w:t>
-      </w:r>
-      <w:r>
-        <w:rPr>
-          <w:b w:val="0"/>
-          <w:color w:val="960000"/>
-          <w:sz w:val="20"/>
-        </w:rPr>
-        <w:t>createRfcommSocketToServiceRecord</w:t>
-      </w:r>
-      <w:r>
-        <w:rPr>
-          <w:rFonts w:ascii="Consolas" w:hAnsi="Consolas"/>
-          <w:color w:val="960000"/>
-          <w:sz w:val="20"/>
-        </w:rPr>
-        <w:t xml:space="preserve"> del puente nativo de Android: **la app conecta sin tocar una línea de transporte**, y **el apartado 1 del Manual 10 no se reabre**. 📄 **LEÍDO** de la ficha del artículo, no medido con </w:t>
-      </w:r>
-      <w:r>
-        <w:rPr>
-          <w:b w:val="0"/>
-          <w:color w:val="960000"/>
-          <w:sz w:val="20"/>
-        </w:rPr>
-        <w:t>esptool</w:t>
-      </w:r>
-      <w:r>
-        <w:rPr>
-          <w:rFonts w:ascii="Consolas" w:hAnsi="Consolas"/>
-          <w:color w:val="960000"/>
-          <w:sz w:val="20"/>
-        </w:rPr>
-        <w:t xml:space="preserve"> ni con la serigrafía en la mano — ver </w:t>
-      </w:r>
-      <w:r>
-        <w:rPr>
-          <w:b w:val="0"/>
-          <w:color w:val="960000"/>
-          <w:sz w:val="20"/>
-        </w:rPr>
-        <w:t>roadmap.md</w:t>
-      </w:r>
-      <w:r>
-        <w:rPr>
-          <w:rFonts w:ascii="Consolas" w:hAnsi="Consolas"/>
-          <w:color w:val="960000"/>
-          <w:sz w:val="20"/>
-        </w:rPr>
-        <w:t xml:space="preserve"> **N-107** y </w:t>
-      </w:r>
-      <w:r>
-        <w:rPr>
-          <w:b w:val="0"/>
-          <w:color w:val="960000"/>
-          <w:sz w:val="20"/>
-        </w:rPr>
-        <w:t>ESTADO.md</w:t>
-      </w:r>
-      <w:r>
-        <w:rPr>
-          <w:rFonts w:ascii="Consolas" w:hAnsi="Consolas"/>
-          <w:color w:val="960000"/>
-          <w:sz w:val="20"/>
-        </w:rPr>
-        <w:t xml:space="preserve"> (fila </w:t>
-      </w:r>
-      <w:r>
-        <w:rPr>
-          <w:b w:val="0"/>
-          <w:color w:val="960000"/>
-          <w:sz w:val="20"/>
-        </w:rPr>
-        <w:t>BLQ-1</w:t>
-      </w:r>
-      <w:r>
-        <w:rPr>
-          <w:rFonts w:ascii="Consolas" w:hAnsi="Consolas"/>
-          <w:color w:val="960000"/>
-          <w:sz w:val="20"/>
-        </w:rPr>
-        <w:t>). ### Lo que eso cambia en esta lista, y lo que NO | | | |---|---| | ✅ **</w:t>
-      </w:r>
-      <w:r>
-        <w:rPr>
-          <w:b w:val="0"/>
-          <w:color w:val="960000"/>
-          <w:sz w:val="20"/>
-        </w:rPr>
-        <w:t>A1′</w:t>
-      </w:r>
-      <w:r>
-        <w:rPr>
-          <w:rFonts w:ascii="Consolas" w:hAnsi="Consolas"/>
-          <w:color w:val="960000"/>
-          <w:sz w:val="20"/>
-        </w:rPr>
-        <w:t xml:space="preserve"> deja de estar 🛑 BLOQUEADA** | El módulo que hay sirve. **La cantidad que hay en almacén sigue sin anotarse** | | ✅ **La vía WiFi queda descartada** | No hay que reabrir el Manual 10 §1. Era la rama cara y ya no está sobre la mesa | | ✅ **La alimentación queda fijada por la propia ficha** | </w:t>
-      </w:r>
-      <w:r>
-        <w:rPr>
-          <w:b w:val="0"/>
-          <w:color w:val="960000"/>
-          <w:sz w:val="20"/>
-        </w:rPr>
-        <w:t xml:space="preserve">12 V → DC-DC </w:t>
-      </w:r>
-      <w:r>
-        <w:rPr>
-          <w:b/>
-          <w:color w:val="960000"/>
-          <w:sz w:val="20"/>
-        </w:rPr>
-        <w:t>conmutado</w:t>
-      </w:r>
-      <w:r>
-        <w:rPr>
-          <w:b w:val="0"/>
-          <w:color w:val="960000"/>
-          <w:sz w:val="20"/>
-        </w:rPr>
-        <w:t xml:space="preserve"> → 5 V → </w:t>
-      </w:r>
-      <w:r>
-        <w:rPr>
-          <w:rFonts w:ascii="Consolas" w:hAnsi="Consolas"/>
-          <w:color w:val="960000"/>
-          <w:sz w:val="20"/>
-        </w:rPr>
-        <w:t>VIN</w:t>
-      </w:r>
-      <w:r>
-        <w:rPr>
-          <w:rFonts w:ascii="Consolas" w:hAnsi="Consolas"/>
-          <w:color w:val="960000"/>
-          <w:sz w:val="20"/>
-        </w:rPr>
-        <w:t xml:space="preserve"> (entrada recomendada 5 V, límite 5,5 V, con regulador a bordo). Ver </w:t>
-      </w:r>
-      <w:r>
-        <w:rPr>
-          <w:b w:val="0"/>
-          <w:color w:val="960000"/>
-          <w:sz w:val="20"/>
-        </w:rPr>
-        <w:t>A5</w:t>
-      </w:r>
-      <w:r>
-        <w:rPr>
-          <w:rFonts w:ascii="Consolas" w:hAnsi="Consolas"/>
-          <w:color w:val="960000"/>
-          <w:sz w:val="20"/>
-        </w:rPr>
-        <w:t xml:space="preserve">, que **cambió** con este dato | | ✅ **Las E/S del módulo son de 3,3 V** | El enlace con el STM32 por </w:t>
-      </w:r>
-      <w:r>
-        <w:rPr>
-          <w:b w:val="0"/>
-          <w:color w:val="960000"/>
-          <w:sz w:val="20"/>
-        </w:rPr>
-        <w:t>J17</w:t>
-      </w:r>
-      <w:r>
-        <w:rPr>
-          <w:rFonts w:ascii="Consolas" w:hAnsi="Consolas"/>
-          <w:color w:val="960000"/>
-          <w:sz w:val="20"/>
-        </w:rPr>
-        <w:t xml:space="preserve"> va **directo, sin adaptador de niveles**. No hay que comprar traductor | | 🛑 **NO se compra ni un </w:t>
-      </w:r>
-      <w:r>
-        <w:rPr>
-          <w:b w:val="0"/>
-          <w:color w:val="960000"/>
-          <w:sz w:val="20"/>
-        </w:rPr>
-        <w:t>ESP32</w:t>
-      </w:r>
-      <w:r>
-        <w:rPr>
-          <w:rFonts w:ascii="Consolas" w:hAnsi="Consolas"/>
-          <w:color w:val="960000"/>
-          <w:sz w:val="20"/>
-        </w:rPr>
-        <w:t xml:space="preserve"> más todavía** | **El bloqueo cambió de motivo, no desapareció:** ahora es el **conteo de pines**. Ver el aviso de abajo | ### 🛑 Lo que HOY bloquea comprar más módulos: 30 pines o 38, y no es lo mismo **Estas NodeMCU vienen en dos formatos, de 30 y de 38 pines, con anchos de placa distintos** — y la placa portadora (</w:t>
-      </w:r>
-      <w:r>
-        <w:rPr>
-          <w:b w:val="0"/>
-          <w:color w:val="960000"/>
-          <w:sz w:val="20"/>
-        </w:rPr>
-        <w:t>A8</w:t>
-      </w:r>
-      <w:r>
-        <w:rPr>
-          <w:rFonts w:ascii="Consolas" w:hAnsi="Consolas"/>
-          <w:color w:val="960000"/>
-          <w:sz w:val="20"/>
-        </w:rPr>
-        <w:t xml:space="preserve">) lleva **hembrillas**, no la huella del </w:t>
-      </w:r>
-      <w:r>
-        <w:rPr>
-          <w:b w:val="0"/>
-          <w:color w:val="960000"/>
-          <w:sz w:val="20"/>
-        </w:rPr>
-        <w:t>WROOM-32</w:t>
-      </w:r>
-      <w:r>
-        <w:rPr>
-          <w:rFonts w:ascii="Consolas" w:hAnsi="Consolas"/>
-          <w:color w:val="960000"/>
-          <w:sz w:val="20"/>
-        </w:rPr>
-        <w:t xml:space="preserve">. Un módulo de 38 pines no entra en unas hembrillas dimensionadas para 30, y al revés queda con filas al aire. **Se cuentan los pines y se mide el ancho con pie de rey ANTES de fabricar la portadora.** Es lo único que bloquea el taladro, y **no bloquea firmware** — el firmware del ESP32 es el mismo en los dos formatos. **Se anota aquí, con fecha y quién lo contó:** </w:t>
-      </w:r>
-      <w:r>
-        <w:rPr>
-          <w:rFonts w:ascii="Consolas" w:hAnsi="Consolas"/>
-          <w:color w:val="960000"/>
-          <w:sz w:val="20"/>
-        </w:rPr>
-      </w:r>
-      <w:r>
-        <w:rPr>
-          <w:rFonts w:ascii="Consolas" w:hAnsi="Consolas"/>
-          <w:color w:val="960000"/>
-          <w:sz w:val="20"/>
-        </w:rPr>
-        <w:t xml:space="preserve">text Fecha: ____________   Contado por: ____________________ Pines por fila:  [ ] 15 (placa de 30)   [ ] 19 (placa de 38) Ancho de placa medido con pie de rey: ________ mm Separacion entre filas (centro a centro): ________ mm Cuantos modulos hay en almacen: ______ </w:t>
-      </w:r>
-      <w:r>
-        <w:rPr>
-          <w:rFonts w:ascii="Consolas" w:hAnsi="Consolas"/>
-          <w:color w:val="960000"/>
-          <w:sz w:val="20"/>
-        </w:rPr>
-      </w:r>
-      <w:r>
-        <w:rPr>
-          <w:rFonts w:ascii="Consolas" w:hAnsi="Consolas"/>
-          <w:color w:val="960000"/>
-          <w:sz w:val="20"/>
-        </w:rPr>
-        <w:t xml:space="preserve"> &gt; ⚠️ **Y por qué no se compra «uno más por si acaso» antes de contarlos:** si el segundo pedido &gt; llega en el otro formato, la portadora sirve para uno de los dos postes. Dos referencias &gt; distintas en el mismo cruce es exactamente lo que este documento lleva un mes evitando. ### La lección de N-107, que se queda escrita porque cuesta dinero repetirla **El bloqueo se mantuvo más días de los necesarios por exigir la medida más cara.** Se pidió durante toda una sesión *«la serigrafía del blindaje, 30 segundos»* cuando **la ficha técnica del artículo comprado ya lo declaraba** y estaba a mano desde el principio. &gt; **Antes de declarar algo bloqueado por una medida física, censa qué fuentes escritas pueden &gt; responderlo ya.** Una ficha de compra, una factura, una serigrafía y un </w:t>
-      </w:r>
-      <w:r>
-        <w:rPr>
-          <w:b w:val="0"/>
-          <w:color w:val="960000"/>
-          <w:sz w:val="20"/>
-        </w:rPr>
-        <w:t xml:space="preserve">esptool chip_id` &gt; contestan la misma pregunta con costes muy distintos, y </w:t>
-      </w:r>
-      <w:r>
-        <w:rPr>
-          <w:b/>
-          <w:color w:val="960000"/>
-          <w:sz w:val="20"/>
-        </w:rPr>
-        <w:t>la más cara no es la primera que hay &gt; que pedir</w:t>
-      </w:r>
-      <w:r>
-        <w:rPr>
-          <w:b w:val="0"/>
-          <w:color w:val="960000"/>
-          <w:sz w:val="20"/>
-        </w:rPr>
-        <w:t>. Un bloqueo que se levanta leyendo no es un bloqueo: es una consulta pendiente.</w:t>
-      </w:r>
+        <w:t xml:space="preserve"> siguen siendo lo que **BLOQUEA EL MONTAJE** del </w:t>
+      </w:r>
+      <w:r>
+        <w:rPr>
+          <w:b w:val="0"/>
+          <w:color w:val="960000"/>
+          <w:sz w:val="20"/>
+        </w:rPr>
+        <w:t>ESP32`, y las dos se pueden empujar hoy sin esperar a nadie.</w:t>
+      </w:r>
+    </w:p>
+    <w:p>
+      <w:pPr>
+        <w:spacing w:after="80"/>
+      </w:pPr>
     </w:p>
     <w:p>
       <w:pPr>
@@ -870,55 +1877,7 @@
           <w:color w:val="960000"/>
           <w:sz w:val="20"/>
         </w:rPr>
-        <w:t xml:space="preserve">[!CAUTION] # 🔄 28/08/2026 — LA ARQUITECTURA CAMBIÓ. ESTO SE LEE ANTES QUE EL RESTO DEL DOCUMENTO </w:t>
-      </w:r>
-      <w:r>
-        <w:rPr>
-          <w:b/>
-          <w:color w:val="960000"/>
-          <w:sz w:val="20"/>
-        </w:rPr>
-        <w:t>El `ESP32` pasa a SUSTITUIR al módulo Bluetooth SPP —ya no se compran `HC-05` ni `JDY-30`—, el `DS3231` se cuelga del `ESP32` por I²C con pila propia en vez de montarse en la placa STM32, y se retiran la pantalla LCD, ~~los cuatro pulsadores y el mando de relés~~.</w:t>
-      </w:r>
-      <w:r>
-        <w:rPr>
-          <w:b w:val="0"/>
-          <w:color w:val="960000"/>
-          <w:sz w:val="20"/>
-        </w:rPr>
-        <w:t xml:space="preserve"> &gt; 🔴 </w:t>
-      </w:r>
-      <w:r>
-        <w:rPr>
-          <w:b/>
-          <w:color w:val="960000"/>
-          <w:sz w:val="20"/>
-        </w:rPr>
-        <w:t>ESA ÚLTIMA FRASE ESTÁ CORREGIDA DESDE EL 31/08 Y NO SE EJECUTA LITERAL.</w:t>
-      </w:r>
-      <w:r>
-        <w:rPr>
-          <w:b w:val="0"/>
-          <w:color w:val="960000"/>
-          <w:sz w:val="20"/>
-        </w:rPr>
-        <w:t xml:space="preserve"> Por decisión del &gt; responsable: </w:t>
-      </w:r>
-      <w:r>
-        <w:rPr>
-          <w:b/>
-          <w:color w:val="960000"/>
-          <w:sz w:val="20"/>
-        </w:rPr>
-        <w:t>se retiran SÓLO los pulsadores 3 y 4</w:t>
-      </w:r>
-      <w:r>
-        <w:rPr>
-          <w:b w:val="0"/>
-          <w:color w:val="960000"/>
-          <w:sz w:val="20"/>
-        </w:rPr>
-        <w:t xml:space="preserve"> (</w:t>
+        <w:t xml:space="preserve">[!IMPORTANT] # 🟢 31/08/2026 — </w:t>
       </w:r>
       <w:r>
         <w:rPr>
@@ -926,15 +1885,15 @@
           <w:color w:val="960000"/>
           <w:sz w:val="20"/>
         </w:rPr>
-        <w:t>PB14</w:t>
-      </w:r>
-      <w:r>
-        <w:rPr>
-          <w:b w:val="0"/>
-          <w:color w:val="960000"/>
-          <w:sz w:val="20"/>
-        </w:rPr>
-        <w:t>/</w:t>
+        <w:t>BLQ-1</w:t>
+      </w:r>
+      <w:r>
+        <w:rPr>
+          <w:b w:val="0"/>
+          <w:color w:val="960000"/>
+          <w:sz w:val="20"/>
+        </w:rPr>
+        <w:t xml:space="preserve"> ESTÁ CERRADO: LA LÍNEA </w:t>
       </w:r>
       <w:r>
         <w:rPr>
@@ -942,31 +1901,47 @@
           <w:color w:val="960000"/>
           <w:sz w:val="20"/>
         </w:rPr>
-        <w:t>PB15</w:t>
-      </w:r>
-      <w:r>
-        <w:rPr>
-          <w:b w:val="0"/>
-          <w:color w:val="960000"/>
-          <w:sz w:val="20"/>
-        </w:rPr>
-        <w:t xml:space="preserve">), y </w:t>
-      </w:r>
-      <w:r>
-        <w:rPr>
-          <w:b/>
-          <w:color w:val="960000"/>
-          <w:sz w:val="20"/>
-        </w:rPr>
-        <w:t>el MANDO DE RELÉS SE &gt; CONSERVA</w:t>
-      </w:r>
-      <w:r>
-        <w:rPr>
-          <w:b w:val="0"/>
-          <w:color w:val="960000"/>
-          <w:sz w:val="20"/>
-        </w:rPr>
-        <w:t xml:space="preserve"> en los canales A (</w:t>
+        <w:t>A1′</w:t>
+      </w:r>
+      <w:r>
+        <w:rPr>
+          <w:b w:val="0"/>
+          <w:color w:val="960000"/>
+          <w:sz w:val="20"/>
+        </w:rPr>
+        <w:t xml:space="preserve"> SE DESBLOQUEA </w:t>
+      </w:r>
+      <w:r>
+        <w:rPr>
+          <w:b/>
+          <w:color w:val="960000"/>
+          <w:sz w:val="20"/>
+        </w:rPr>
+        <w:t>El módulo que llegó a obra es un `ESP32-WROOM-32` clásico.</w:t>
+      </w:r>
+      <w:r>
+        <w:rPr>
+          <w:b w:val="0"/>
+          <w:color w:val="960000"/>
+          <w:sz w:val="20"/>
+        </w:rPr>
+        <w:t xml:space="preserve"> La ficha del artículo comprado —aportada por el responsable— lo declara con </w:t>
+      </w:r>
+      <w:r>
+        <w:rPr>
+          <w:b/>
+          <w:color w:val="960000"/>
+          <w:sz w:val="20"/>
+        </w:rPr>
+        <w:t>tres confirmaciones independientes</w:t>
+      </w:r>
+      <w:r>
+        <w:rPr>
+          <w:b w:val="0"/>
+          <w:color w:val="960000"/>
+          <w:sz w:val="20"/>
+        </w:rPr>
+        <w:t>, y las tres apuntan al mismo silicio: ``</w:t>
       </w:r>
       <w:r>
         <w:rPr>
@@ -974,15 +1949,7 @@
           <w:color w:val="960000"/>
           <w:sz w:val="20"/>
         </w:rPr>
-        <w:t>PB9</w:t>
-      </w:r>
-      <w:r>
-        <w:rPr>
-          <w:b w:val="0"/>
-          <w:color w:val="960000"/>
-          <w:sz w:val="20"/>
-        </w:rPr>
-        <w:t>) y B (</w:t>
+        <w:t xml:space="preserve">text Microcontrolador ...  ESP32-WROOM-32 CPU ................  Tensilica Xtensa 32-bit LX6, DUAL-CORE el S3 es LX7 y el C3 es RISC-V -&gt; no es ninguno de los dos Bluetooth ..........  v4.2 BR/EDR and Bluetooth Low Energy (BLE) ^^^^^^ Bluetooth Clasico </w:t>
       </w:r>
       <w:r>
         <w:rPr>
@@ -990,63 +1957,300 @@
           <w:color w:val="960000"/>
           <w:sz w:val="20"/>
         </w:rPr>
-        <w:t>PB13</w:t>
-      </w:r>
-      <w:r>
-        <w:rPr>
-          <w:b w:val="0"/>
-          <w:color w:val="960000"/>
-          <w:sz w:val="20"/>
-        </w:rPr>
-        <w:t xml:space="preserve">). </w:t>
-      </w:r>
-      <w:r>
-        <w:rPr>
-          <w:b/>
-          <w:color w:val="960000"/>
-          <w:sz w:val="20"/>
-        </w:rPr>
-        <w:t>Retirar el mando entero no dejaba código &gt; inerte: borraba un veto de seguridad</w:t>
-      </w:r>
-      <w:r>
-        <w:rPr>
-          <w:b w:val="0"/>
-          <w:color w:val="960000"/>
-          <w:sz w:val="20"/>
-        </w:rPr>
-        <w:t xml:space="preserve"> —el que impide que una orden de radio saque al Esclavo de &gt; un ámbar que un operario dejó puesto a propósito—. </w:t>
-      </w:r>
-      <w:r>
-        <w:rPr>
-          <w:b/>
-          <w:color w:val="960000"/>
-          <w:sz w:val="20"/>
-        </w:rPr>
-        <w:t>Y de la corrección sale una línea de compra &gt; nueva: `A9`, el receptor RF del mando, que nunca se compró.</w:t>
-      </w:r>
-      <w:r>
-        <w:rPr>
-          <w:b w:val="0"/>
-          <w:color w:val="960000"/>
-          <w:sz w:val="20"/>
-        </w:rPr>
-        <w:t xml:space="preserve"> </w:t>
-      </w:r>
-      <w:r>
-        <w:rPr>
-          <w:b/>
-          <w:color w:val="960000"/>
-          <w:sz w:val="20"/>
-        </w:rPr>
-        <w:t>Todo lo que aparece ~~tachado~~ más abajo es de la arquitectura anterior: no se compra, y lleva el motivo escrito al lado.</w:t>
-      </w:r>
-      <w:r>
-        <w:rPr>
-          <w:b w:val="0"/>
-          <w:color w:val="960000"/>
-          <w:sz w:val="20"/>
-        </w:rPr>
-        <w:t xml:space="preserve"> No se borra a propósito — una línea borrada vuelve a proponerse dentro de un mes y nadie recuerda que se descartó; una línea tachada con su porqué, no.</w:t>
+      </w:r>
+      <w:r>
+        <w:rPr>
+          <w:rFonts w:ascii="Consolas" w:hAnsi="Consolas"/>
+          <w:color w:val="960000"/>
+          <w:sz w:val="20"/>
+        </w:rPr>
+        <w:t xml:space="preserve"> **</w:t>
+      </w:r>
+      <w:r>
+        <w:rPr>
+          <w:b w:val="0"/>
+          <w:color w:val="960000"/>
+          <w:sz w:val="20"/>
+        </w:rPr>
+        <w:t>BR/EDR</w:t>
+      </w:r>
+      <w:r>
+        <w:rPr>
+          <w:rFonts w:ascii="Consolas" w:hAnsi="Consolas"/>
+          <w:color w:val="960000"/>
+          <w:sz w:val="20"/>
+        </w:rPr>
+        <w:t xml:space="preserve"> es Bluetooth Clásico, o sea SPP.** Es exactamente el perfil que necesita </w:t>
+      </w:r>
+      <w:r>
+        <w:rPr>
+          <w:b w:val="0"/>
+          <w:color w:val="960000"/>
+          <w:sz w:val="20"/>
+        </w:rPr>
+        <w:t>createRfcommSocketToServiceRecord</w:t>
+      </w:r>
+      <w:r>
+        <w:rPr>
+          <w:rFonts w:ascii="Consolas" w:hAnsi="Consolas"/>
+          <w:color w:val="960000"/>
+          <w:sz w:val="20"/>
+        </w:rPr>
+        <w:t xml:space="preserve"> del puente nativo de Android: **la app conecta sin tocar una línea de transporte**, y **el apartado 1 del Manual 10 no se reabre**. 📄 **LEÍDO** de la ficha del artículo, no medido con </w:t>
+      </w:r>
+      <w:r>
+        <w:rPr>
+          <w:b w:val="0"/>
+          <w:color w:val="960000"/>
+          <w:sz w:val="20"/>
+        </w:rPr>
+        <w:t>esptool</w:t>
+      </w:r>
+      <w:r>
+        <w:rPr>
+          <w:rFonts w:ascii="Consolas" w:hAnsi="Consolas"/>
+          <w:color w:val="960000"/>
+          <w:sz w:val="20"/>
+        </w:rPr>
+        <w:t xml:space="preserve"> ni con la serigrafía en la mano — ver </w:t>
+      </w:r>
+      <w:r>
+        <w:rPr>
+          <w:b w:val="0"/>
+          <w:color w:val="960000"/>
+          <w:sz w:val="20"/>
+        </w:rPr>
+        <w:t>roadmap.md</w:t>
+      </w:r>
+      <w:r>
+        <w:rPr>
+          <w:rFonts w:ascii="Consolas" w:hAnsi="Consolas"/>
+          <w:color w:val="960000"/>
+          <w:sz w:val="20"/>
+        </w:rPr>
+        <w:t xml:space="preserve"> **N-107** y </w:t>
+      </w:r>
+      <w:r>
+        <w:rPr>
+          <w:b w:val="0"/>
+          <w:color w:val="960000"/>
+          <w:sz w:val="20"/>
+        </w:rPr>
+        <w:t>ESTADO.md</w:t>
+      </w:r>
+      <w:r>
+        <w:rPr>
+          <w:rFonts w:ascii="Consolas" w:hAnsi="Consolas"/>
+          <w:color w:val="960000"/>
+          <w:sz w:val="20"/>
+        </w:rPr>
+        <w:t xml:space="preserve"> (fila </w:t>
+      </w:r>
+      <w:r>
+        <w:rPr>
+          <w:b w:val="0"/>
+          <w:color w:val="960000"/>
+          <w:sz w:val="20"/>
+        </w:rPr>
+        <w:t>BLQ-1</w:t>
+      </w:r>
+      <w:r>
+        <w:rPr>
+          <w:rFonts w:ascii="Consolas" w:hAnsi="Consolas"/>
+          <w:color w:val="960000"/>
+          <w:sz w:val="20"/>
+        </w:rPr>
+        <w:t>). ### Lo que eso cambia en esta lista, y lo que NO | | | |---|---| | ✅ **</w:t>
+      </w:r>
+      <w:r>
+        <w:rPr>
+          <w:b w:val="0"/>
+          <w:color w:val="960000"/>
+          <w:sz w:val="20"/>
+        </w:rPr>
+        <w:t>A1′</w:t>
+      </w:r>
+      <w:r>
+        <w:rPr>
+          <w:rFonts w:ascii="Consolas" w:hAnsi="Consolas"/>
+          <w:color w:val="960000"/>
+          <w:sz w:val="20"/>
+        </w:rPr>
+        <w:t xml:space="preserve"> deja de estar 🛑 BLOQUEADA** | El módulo que hay sirve. **La cantidad que hay en almacén sigue sin anotarse** | | ✅ **La vía WiFi queda descartada** | No hay que reabrir el Manual 10 §1. Era la rama cara y ya no está sobre la mesa | | ✅ **La alimentación queda fijada por la propia ficha** | </w:t>
+      </w:r>
+      <w:r>
+        <w:rPr>
+          <w:b w:val="0"/>
+          <w:color w:val="960000"/>
+          <w:sz w:val="20"/>
+        </w:rPr>
+        <w:t xml:space="preserve">12 V → DC-DC </w:t>
+      </w:r>
+      <w:r>
+        <w:rPr>
+          <w:b/>
+          <w:color w:val="960000"/>
+          <w:sz w:val="20"/>
+        </w:rPr>
+        <w:t>conmutado</w:t>
+      </w:r>
+      <w:r>
+        <w:rPr>
+          <w:b w:val="0"/>
+          <w:color w:val="960000"/>
+          <w:sz w:val="20"/>
+        </w:rPr>
+        <w:t xml:space="preserve"> → 5 V → </w:t>
+      </w:r>
+      <w:r>
+        <w:rPr>
+          <w:rFonts w:ascii="Consolas" w:hAnsi="Consolas"/>
+          <w:color w:val="960000"/>
+          <w:sz w:val="20"/>
+        </w:rPr>
+        <w:t>VIN</w:t>
+      </w:r>
+      <w:r>
+        <w:rPr>
+          <w:rFonts w:ascii="Consolas" w:hAnsi="Consolas"/>
+          <w:color w:val="960000"/>
+          <w:sz w:val="20"/>
+        </w:rPr>
+        <w:t xml:space="preserve"> (entrada recomendada 5 V, límite 5,5 V, con regulador a bordo). Ver </w:t>
+      </w:r>
+      <w:r>
+        <w:rPr>
+          <w:b w:val="0"/>
+          <w:color w:val="960000"/>
+          <w:sz w:val="20"/>
+        </w:rPr>
+        <w:t>A5</w:t>
+      </w:r>
+      <w:r>
+        <w:rPr>
+          <w:rFonts w:ascii="Consolas" w:hAnsi="Consolas"/>
+          <w:color w:val="960000"/>
+          <w:sz w:val="20"/>
+        </w:rPr>
+        <w:t xml:space="preserve">, que **cambió** con este dato | | ✅ **Las E/S del módulo son de 3,3 V** | El enlace con el STM32 por </w:t>
+      </w:r>
+      <w:r>
+        <w:rPr>
+          <w:b w:val="0"/>
+          <w:color w:val="960000"/>
+          <w:sz w:val="20"/>
+        </w:rPr>
+        <w:t>J17</w:t>
+      </w:r>
+      <w:r>
+        <w:rPr>
+          <w:rFonts w:ascii="Consolas" w:hAnsi="Consolas"/>
+          <w:color w:val="960000"/>
+          <w:sz w:val="20"/>
+        </w:rPr>
+        <w:t xml:space="preserve"> va **directo, sin adaptador de niveles**. No hay que comprar traductor | | 🛑 **NO se compra ni un </w:t>
+      </w:r>
+      <w:r>
+        <w:rPr>
+          <w:b w:val="0"/>
+          <w:color w:val="960000"/>
+          <w:sz w:val="20"/>
+        </w:rPr>
+        <w:t>ESP32</w:t>
+      </w:r>
+      <w:r>
+        <w:rPr>
+          <w:rFonts w:ascii="Consolas" w:hAnsi="Consolas"/>
+          <w:color w:val="960000"/>
+          <w:sz w:val="20"/>
+        </w:rPr>
+        <w:t xml:space="preserve"> más todavía** | **El bloqueo cambió de motivo, no desapareció:** ahora es el **conteo de pines**. Ver el aviso de abajo | ### 🛑 Lo que HOY bloquea comprar más módulos: 30 pines o 38, y no es lo mismo **Estas NodeMCU vienen en dos formatos, de 30 y de 38 pines, con anchos de placa distintos** — y la placa portadora (</w:t>
+      </w:r>
+      <w:r>
+        <w:rPr>
+          <w:b w:val="0"/>
+          <w:color w:val="960000"/>
+          <w:sz w:val="20"/>
+        </w:rPr>
+        <w:t>A8</w:t>
+      </w:r>
+      <w:r>
+        <w:rPr>
+          <w:rFonts w:ascii="Consolas" w:hAnsi="Consolas"/>
+          <w:color w:val="960000"/>
+          <w:sz w:val="20"/>
+        </w:rPr>
+        <w:t xml:space="preserve">) lleva **hembrillas**, no la huella del </w:t>
+      </w:r>
+      <w:r>
+        <w:rPr>
+          <w:b w:val="0"/>
+          <w:color w:val="960000"/>
+          <w:sz w:val="20"/>
+        </w:rPr>
+        <w:t>WROOM-32</w:t>
+      </w:r>
+      <w:r>
+        <w:rPr>
+          <w:rFonts w:ascii="Consolas" w:hAnsi="Consolas"/>
+          <w:color w:val="960000"/>
+          <w:sz w:val="20"/>
+        </w:rPr>
+        <w:t xml:space="preserve">. Un módulo de 38 pines no entra en unas hembrillas dimensionadas para 30, y al revés queda con filas al aire. **Se cuentan los pines y se mide el ancho con pie de rey ANTES de fabricar la portadora.** Es lo único que bloquea el taladro, y **no bloquea firmware** — el firmware del ESP32 es el mismo en los dos formatos. **Se anota aquí, con fecha y quién lo contó:** </w:t>
+      </w:r>
+      <w:r>
+        <w:rPr>
+          <w:rFonts w:ascii="Consolas" w:hAnsi="Consolas"/>
+          <w:color w:val="960000"/>
+          <w:sz w:val="20"/>
+        </w:rPr>
+      </w:r>
+      <w:r>
+        <w:rPr>
+          <w:rFonts w:ascii="Consolas" w:hAnsi="Consolas"/>
+          <w:color w:val="960000"/>
+          <w:sz w:val="20"/>
+        </w:rPr>
+        <w:t xml:space="preserve">text Fecha: ____________   Contado por: ____________________ Pines por fila:  [ ] 15 (placa de 30)   [ ] 19 (placa de 38) Ancho de placa medido con pie de rey: ________ mm Separacion entre filas (centro a centro): ________ mm Cuantos modulos hay en almacen: ______ </w:t>
+      </w:r>
+      <w:r>
+        <w:rPr>
+          <w:rFonts w:ascii="Consolas" w:hAnsi="Consolas"/>
+          <w:color w:val="960000"/>
+          <w:sz w:val="20"/>
+        </w:rPr>
+      </w:r>
+      <w:r>
+        <w:rPr>
+          <w:rFonts w:ascii="Consolas" w:hAnsi="Consolas"/>
+          <w:color w:val="960000"/>
+          <w:sz w:val="20"/>
+        </w:rPr>
+        <w:t xml:space="preserve"> &gt; ⚠️ **Y por qué no se compra «uno más por si acaso» antes de contarlos:** si el segundo pedido &gt; llega en el otro formato, la portadora sirve para uno de los dos postes. Dos referencias &gt; distintas en el mismo cruce es exactamente lo que este documento lleva un mes evitando. ### La lección de N-107, que se queda escrita porque cuesta dinero repetirla **El bloqueo se mantuvo más días de los necesarios por exigir la medida más cara.** Se pidió durante toda una sesión *«la serigrafía del blindaje, 30 segundos»* cuando **la ficha técnica del artículo comprado ya lo declaraba** y estaba a mano desde el principio. &gt; **Antes de declarar algo bloqueado por una medida física, censa qué fuentes escritas pueden &gt; responderlo ya.** Una ficha de compra, una factura, una serigrafía y un </w:t>
+      </w:r>
+      <w:r>
+        <w:rPr>
+          <w:b w:val="0"/>
+          <w:color w:val="960000"/>
+          <w:sz w:val="20"/>
+        </w:rPr>
+        <w:t xml:space="preserve">esptool chip_id` &gt; contestan la misma pregunta con costes muy distintos, y </w:t>
+      </w:r>
+      <w:r>
+        <w:rPr>
+          <w:b/>
+          <w:color w:val="960000"/>
+          <w:sz w:val="20"/>
+        </w:rPr>
+        <w:t>la más cara no es la primera que hay &gt; que pedir</w:t>
+      </w:r>
+      <w:r>
+        <w:rPr>
+          <w:b w:val="0"/>
+          <w:color w:val="960000"/>
+          <w:sz w:val="20"/>
+        </w:rPr>
+        <w:t>. Un bloqueo que se levanta leyendo no es un bloqueo: es una consulta pendiente.</w:t>
       </w:r>
     </w:p>
     <w:p>
@@ -1061,15 +2265,159 @@
           <w:color w:val="960000"/>
           <w:sz w:val="20"/>
         </w:rPr>
-        <w:t xml:space="preserve">[!CAUTION] ### 🩹 FE DE ERRATAS DEL 28/08/2026 — 🔴 </w:t>
-      </w:r>
-      <w:r>
-        <w:rPr>
-          <w:b/>
-          <w:color w:val="960000"/>
-          <w:sz w:val="20"/>
-        </w:rPr>
-        <w:t>LA FILA A4 MANDABA CABLEAR LA TALANQUERA A `J14`</w:t>
+        <w:t xml:space="preserve">[!CAUTION] # 🔄 28/08/2026 — LA ARQUITECTURA CAMBIÓ. ESTO SE LEE ANTES QUE EL RESTO DEL DOCUMENTO </w:t>
+      </w:r>
+      <w:r>
+        <w:rPr>
+          <w:b/>
+          <w:color w:val="960000"/>
+          <w:sz w:val="20"/>
+        </w:rPr>
+        <w:t>El `ESP32` pasa a SUSTITUIR al módulo Bluetooth SPP —ya no se compran `HC-05` ni `JDY-30`—, el `DS3231` se cuelga del `ESP32` por I²C con pila propia en vez de montarse en la placa STM32, y se retiran la pantalla LCD, ~~los cuatro pulsadores y el mando de relés~~.</w:t>
+      </w:r>
+      <w:r>
+        <w:rPr>
+          <w:b w:val="0"/>
+          <w:color w:val="960000"/>
+          <w:sz w:val="20"/>
+        </w:rPr>
+        <w:t xml:space="preserve"> &gt; 🔴 </w:t>
+      </w:r>
+      <w:r>
+        <w:rPr>
+          <w:b/>
+          <w:color w:val="960000"/>
+          <w:sz w:val="20"/>
+        </w:rPr>
+        <w:t>ESA ÚLTIMA FRASE ESTÁ CORREGIDA DESDE EL 31/08 Y NO SE EJECUTA LITERAL.</w:t>
+      </w:r>
+      <w:r>
+        <w:rPr>
+          <w:b w:val="0"/>
+          <w:color w:val="960000"/>
+          <w:sz w:val="20"/>
+        </w:rPr>
+        <w:t xml:space="preserve"> Por decisión del &gt; responsable: </w:t>
+      </w:r>
+      <w:r>
+        <w:rPr>
+          <w:b/>
+          <w:color w:val="960000"/>
+          <w:sz w:val="20"/>
+        </w:rPr>
+        <w:t>se retiran SÓLO los pulsadores 3 y 4</w:t>
+      </w:r>
+      <w:r>
+        <w:rPr>
+          <w:b w:val="0"/>
+          <w:color w:val="960000"/>
+          <w:sz w:val="20"/>
+        </w:rPr>
+        <w:t xml:space="preserve"> (</w:t>
+      </w:r>
+      <w:r>
+        <w:rPr>
+          <w:rFonts w:ascii="Consolas" w:hAnsi="Consolas"/>
+          <w:color w:val="960000"/>
+          <w:sz w:val="20"/>
+        </w:rPr>
+        <w:t>PB14</w:t>
+      </w:r>
+      <w:r>
+        <w:rPr>
+          <w:b w:val="0"/>
+          <w:color w:val="960000"/>
+          <w:sz w:val="20"/>
+        </w:rPr>
+        <w:t>/</w:t>
+      </w:r>
+      <w:r>
+        <w:rPr>
+          <w:rFonts w:ascii="Consolas" w:hAnsi="Consolas"/>
+          <w:color w:val="960000"/>
+          <w:sz w:val="20"/>
+        </w:rPr>
+        <w:t>PB15</w:t>
+      </w:r>
+      <w:r>
+        <w:rPr>
+          <w:b w:val="0"/>
+          <w:color w:val="960000"/>
+          <w:sz w:val="20"/>
+        </w:rPr>
+        <w:t xml:space="preserve">), y </w:t>
+      </w:r>
+      <w:r>
+        <w:rPr>
+          <w:b/>
+          <w:color w:val="960000"/>
+          <w:sz w:val="20"/>
+        </w:rPr>
+        <w:t>el MANDO DE RELÉS SE &gt; CONSERVA</w:t>
+      </w:r>
+      <w:r>
+        <w:rPr>
+          <w:b w:val="0"/>
+          <w:color w:val="960000"/>
+          <w:sz w:val="20"/>
+        </w:rPr>
+        <w:t xml:space="preserve"> en los canales A (</w:t>
+      </w:r>
+      <w:r>
+        <w:rPr>
+          <w:rFonts w:ascii="Consolas" w:hAnsi="Consolas"/>
+          <w:color w:val="960000"/>
+          <w:sz w:val="20"/>
+        </w:rPr>
+        <w:t>PB9</w:t>
+      </w:r>
+      <w:r>
+        <w:rPr>
+          <w:b w:val="0"/>
+          <w:color w:val="960000"/>
+          <w:sz w:val="20"/>
+        </w:rPr>
+        <w:t>) y B (</w:t>
+      </w:r>
+      <w:r>
+        <w:rPr>
+          <w:rFonts w:ascii="Consolas" w:hAnsi="Consolas"/>
+          <w:color w:val="960000"/>
+          <w:sz w:val="20"/>
+        </w:rPr>
+        <w:t>PB13</w:t>
+      </w:r>
+      <w:r>
+        <w:rPr>
+          <w:b w:val="0"/>
+          <w:color w:val="960000"/>
+          <w:sz w:val="20"/>
+        </w:rPr>
+        <w:t xml:space="preserve">). </w:t>
+      </w:r>
+      <w:r>
+        <w:rPr>
+          <w:b/>
+          <w:color w:val="960000"/>
+          <w:sz w:val="20"/>
+        </w:rPr>
+        <w:t>Retirar el mando entero no dejaba código &gt; inerte: borraba un veto de seguridad</w:t>
+      </w:r>
+      <w:r>
+        <w:rPr>
+          <w:b w:val="0"/>
+          <w:color w:val="960000"/>
+          <w:sz w:val="20"/>
+        </w:rPr>
+        <w:t xml:space="preserve"> —el que impide que una orden de radio saque al Esclavo de &gt; un ámbar que un operario dejó puesto a propósito—. </w:t>
+      </w:r>
+      <w:r>
+        <w:rPr>
+          <w:b/>
+          <w:color w:val="960000"/>
+          <w:sz w:val="20"/>
+        </w:rPr>
+        <w:t>Y de la corrección sale una línea de compra &gt; nueva: `A9`, el receptor RF del mando, que nunca se compró.</w:t>
       </w:r>
       <w:r>
         <w:rPr>
@@ -1085,439 +2433,15 @@
           <w:color w:val="960000"/>
           <w:sz w:val="20"/>
         </w:rPr>
-        <w:t>Si ya se cableó un módulo de relé de talanquera a `J14` siguiendo la versión anterior de esta lista: DESCONECTARLO ANTES DE ENERGIZAR.</w:t>
-      </w:r>
-      <w:r>
-        <w:rPr>
-          <w:b w:val="0"/>
-          <w:color w:val="960000"/>
-          <w:sz w:val="20"/>
-        </w:rPr>
-        <w:t xml:space="preserve"> No es un error de compra —el relé pedido es el correcto—, es un error de </w:t>
-      </w:r>
-      <w:r>
-        <w:rPr>
-          <w:b/>
-          <w:color w:val="960000"/>
-          <w:sz w:val="20"/>
-        </w:rPr>
-        <w:t>dónde se conecta</w:t>
-      </w:r>
-      <w:r>
-        <w:rPr>
-          <w:b w:val="0"/>
-          <w:color w:val="960000"/>
-          <w:sz w:val="20"/>
-        </w:rPr>
-        <w:t xml:space="preserve">. | | decía la lista | es | |---|---|---| | Bornera | </w:t>
-      </w:r>
-      <w:r>
-        <w:rPr>
-          <w:b/>
-          <w:color w:val="960000"/>
-          <w:sz w:val="20"/>
-        </w:rPr>
-        <w:t>`J14`</w:t>
-      </w:r>
-      <w:r>
-        <w:rPr>
-          <w:b w:val="0"/>
-          <w:color w:val="960000"/>
-          <w:sz w:val="20"/>
-        </w:rPr>
-        <w:t xml:space="preserve"> ❌ | </w:t>
-      </w:r>
-      <w:r>
-        <w:rPr>
-          <w:b/>
-          <w:color w:val="960000"/>
-          <w:sz w:val="20"/>
-        </w:rPr>
-        <w:t>`J15`</w:t>
-      </w:r>
-      <w:r>
-        <w:rPr>
-          <w:b w:val="0"/>
-          <w:color w:val="960000"/>
-          <w:sz w:val="20"/>
-        </w:rPr>
-        <w:t xml:space="preserve"> ✅ | | Red | </w:t>
-      </w:r>
-      <w:r>
-        <w:rPr>
-          <w:rFonts w:ascii="Consolas" w:hAnsi="Consolas"/>
-          <w:color w:val="960000"/>
-          <w:sz w:val="20"/>
-        </w:rPr>
-        <w:t>Puerta</w:t>
-      </w:r>
-      <w:r>
-        <w:rPr>
-          <w:b w:val="0"/>
-          <w:color w:val="960000"/>
-          <w:sz w:val="20"/>
-        </w:rPr>
-        <w:t xml:space="preserve"> ❌ | </w:t>
-      </w:r>
-      <w:r>
-        <w:rPr>
-          <w:rFonts w:ascii="Consolas" w:hAnsi="Consolas"/>
-          <w:color w:val="960000"/>
-          <w:sz w:val="20"/>
-        </w:rPr>
-        <w:t>Motor</w:t>
-      </w:r>
-      <w:r>
-        <w:rPr>
-          <w:b w:val="0"/>
-          <w:color w:val="960000"/>
-          <w:sz w:val="20"/>
-        </w:rPr>
-        <w:t xml:space="preserve"> ✅ | | Pin | — | </w:t>
-      </w:r>
-      <w:r>
-        <w:rPr>
-          <w:rFonts w:ascii="Consolas" w:hAnsi="Consolas"/>
-          <w:color w:val="960000"/>
-          <w:sz w:val="20"/>
-        </w:rPr>
-        <w:t>PB2</w:t>
-      </w:r>
-      <w:r>
-        <w:rPr>
-          <w:b w:val="0"/>
-          <w:color w:val="960000"/>
-          <w:sz w:val="20"/>
-        </w:rPr>
-        <w:t xml:space="preserve"> (</w:t>
-      </w:r>
-      <w:r>
-        <w:rPr>
-          <w:rFonts w:ascii="Consolas" w:hAnsi="Consolas"/>
-          <w:color w:val="960000"/>
-          <w:sz w:val="20"/>
-        </w:rPr>
-        <w:t>MOTOR_TALANQUERA</w:t>
-      </w:r>
-      <w:r>
-        <w:rPr>
-          <w:b w:val="0"/>
-          <w:color w:val="960000"/>
-          <w:sz w:val="20"/>
-        </w:rPr>
-        <w:t xml:space="preserve">) | * </w:t>
-      </w:r>
-      <w:r>
-        <w:rPr>
-          <w:b/>
-          <w:color w:val="960000"/>
-          <w:sz w:val="20"/>
-        </w:rPr>
-        <w:t>`J14` es la ENTRADA de la cámara de demanda</w:t>
-      </w:r>
-      <w:r>
-        <w:rPr>
-          <w:b w:val="0"/>
-          <w:color w:val="960000"/>
-          <w:sz w:val="20"/>
-        </w:rPr>
-        <w:t xml:space="preserve"> (</w:t>
-      </w:r>
-      <w:r>
-        <w:rPr>
-          <w:rFonts w:ascii="Consolas" w:hAnsi="Consolas"/>
-          <w:color w:val="960000"/>
-          <w:sz w:val="20"/>
-        </w:rPr>
-        <w:t>PB0</w:t>
-      </w:r>
-      <w:r>
-        <w:rPr>
-          <w:b w:val="0"/>
-          <w:color w:val="960000"/>
-          <w:sz w:val="20"/>
-        </w:rPr>
-        <w:t xml:space="preserve">, </w:t>
-      </w:r>
-      <w:r>
-        <w:rPr>
-          <w:rFonts w:ascii="Consolas" w:hAnsi="Consolas"/>
-          <w:color w:val="960000"/>
-          <w:sz w:val="20"/>
-        </w:rPr>
-        <w:t>CAM_DEMANDA_PIN</w:t>
-      </w:r>
-      <w:r>
-        <w:rPr>
-          <w:b w:val="0"/>
-          <w:color w:val="960000"/>
-          <w:sz w:val="20"/>
-        </w:rPr>
-        <w:t xml:space="preserve">), con </w:t>
-      </w:r>
-      <w:r>
-        <w:rPr>
-          <w:rFonts w:ascii="Consolas" w:hAnsi="Consolas"/>
-          <w:color w:val="960000"/>
-          <w:sz w:val="20"/>
-        </w:rPr>
-        <w:t>R64</w:t>
-      </w:r>
-      <w:r>
-        <w:rPr>
-          <w:b w:val="0"/>
-          <w:color w:val="960000"/>
-          <w:sz w:val="20"/>
-        </w:rPr>
-        <w:t xml:space="preserve"> 10 kΩ y </w:t>
-      </w:r>
-      <w:r>
-        <w:rPr>
-          <w:rFonts w:ascii="Consolas" w:hAnsi="Consolas"/>
-          <w:color w:val="960000"/>
-          <w:sz w:val="20"/>
-        </w:rPr>
-        <w:t>C25</w:t>
-      </w:r>
-      <w:r>
-        <w:rPr>
-          <w:b w:val="0"/>
-          <w:color w:val="960000"/>
-          <w:sz w:val="20"/>
-        </w:rPr>
-        <w:t xml:space="preserve"> 100 nF de antirrebote. </w:t>
-      </w:r>
-      <w:r>
-        <w:rPr>
-          <w:b/>
-          <w:color w:val="960000"/>
-          <w:sz w:val="20"/>
-        </w:rPr>
-        <w:t>Meterle los 12 V de un relé destruye el STM32</w:t>
-      </w:r>
-      <w:r>
-        <w:rPr>
-          <w:b w:val="0"/>
-          <w:color w:val="960000"/>
-          <w:sz w:val="20"/>
-        </w:rPr>
-        <w:t xml:space="preserve">, que es el micro que gobierna el semáforo — y además la pluma no se movería, porque </w:t>
-      </w:r>
-      <w:r>
-        <w:rPr>
-          <w:rFonts w:ascii="Consolas" w:hAnsi="Consolas"/>
-          <w:color w:val="960000"/>
-          <w:sz w:val="20"/>
-        </w:rPr>
-        <w:t>J14</w:t>
-      </w:r>
-      <w:r>
-        <w:rPr>
-          <w:b w:val="0"/>
-          <w:color w:val="960000"/>
-          <w:sz w:val="20"/>
-        </w:rPr>
-        <w:t xml:space="preserve"> no tiene etapa de salida. * </w:t>
-      </w:r>
-      <w:r>
-        <w:rPr>
-          <w:b/>
-          <w:color w:val="960000"/>
-          <w:sz w:val="20"/>
-        </w:rPr>
-        <w:t>La talanquera SALE por `J15`:</w:t>
-      </w:r>
-      <w:r>
-        <w:rPr>
-          <w:b w:val="0"/>
-          <w:color w:val="960000"/>
-          <w:sz w:val="20"/>
-        </w:rPr>
-        <w:t xml:space="preserve"> </w:t>
-      </w:r>
-      <w:r>
-        <w:rPr>
-          <w:rFonts w:ascii="Consolas" w:hAnsi="Consolas"/>
-          <w:color w:val="960000"/>
-          <w:sz w:val="20"/>
-        </w:rPr>
-        <w:t>PB2</w:t>
-      </w:r>
-      <w:r>
-        <w:rPr>
-          <w:b w:val="0"/>
-          <w:color w:val="960000"/>
-          <w:sz w:val="20"/>
-        </w:rPr>
-        <w:t xml:space="preserve"> → opto </w:t>
-      </w:r>
-      <w:r>
-        <w:rPr>
-          <w:rFonts w:ascii="Consolas" w:hAnsi="Consolas"/>
-          <w:color w:val="960000"/>
-          <w:sz w:val="20"/>
-        </w:rPr>
-        <w:t>U15</w:t>
-      </w:r>
-      <w:r>
-        <w:rPr>
-          <w:b w:val="0"/>
-          <w:color w:val="960000"/>
-          <w:sz w:val="20"/>
-        </w:rPr>
-        <w:t xml:space="preserve"> → MOSFET </w:t>
-      </w:r>
-      <w:r>
-        <w:rPr>
-          <w:rFonts w:ascii="Consolas" w:hAnsi="Consolas"/>
-          <w:color w:val="960000"/>
-          <w:sz w:val="20"/>
-        </w:rPr>
-        <w:t>Q10</w:t>
-      </w:r>
-      <w:r>
-        <w:rPr>
-          <w:b w:val="0"/>
-          <w:color w:val="960000"/>
-          <w:sz w:val="20"/>
-        </w:rPr>
-        <w:t xml:space="preserve"> → </w:t>
-      </w:r>
-      <w:r>
-        <w:rPr>
-          <w:rFonts w:ascii="Consolas" w:hAnsi="Consolas"/>
-          <w:color w:val="960000"/>
-          <w:sz w:val="20"/>
-        </w:rPr>
-        <w:t>J15</w:t>
-      </w:r>
-      <w:r>
-        <w:rPr>
-          <w:b w:val="0"/>
-          <w:color w:val="960000"/>
-          <w:sz w:val="20"/>
-        </w:rPr>
-        <w:t xml:space="preserve">. Es un canal de potencia propio, ya montado en la placa. * </w:t>
-      </w:r>
-      <w:r>
-        <w:rPr>
-          <w:b/>
-          <w:color w:val="960000"/>
-          <w:sz w:val="20"/>
-        </w:rPr>
-        <w:t>Medido</w:t>
-      </w:r>
-      <w:r>
-        <w:rPr>
-          <w:b w:val="0"/>
-          <w:color w:val="960000"/>
-          <w:sz w:val="20"/>
-        </w:rPr>
-        <w:t xml:space="preserve"> el 28/08 en </w:t>
-      </w:r>
-      <w:r>
-        <w:rPr>
-          <w:rFonts w:ascii="Consolas" w:hAnsi="Consolas"/>
-          <w:color w:val="960000"/>
-          <w:sz w:val="20"/>
-        </w:rPr>
-        <w:t>01_Firmware/Maestro/include/pines.h</w:t>
-      </w:r>
-      <w:r>
-        <w:rPr>
-          <w:b w:val="0"/>
-          <w:color w:val="960000"/>
-          <w:sz w:val="20"/>
-        </w:rPr>
-        <w:t xml:space="preserve"> (líneas 31 y 46). El </w:t>
-      </w:r>
-      <w:r>
-        <w:rPr>
-          <w:b/>
-          <w:color w:val="960000"/>
-          <w:sz w:val="20"/>
-        </w:rPr>
-        <w:t>Manual 13 §3 siempre lo dijo bien</w:t>
-      </w:r>
-      <w:r>
-        <w:rPr>
-          <w:b w:val="0"/>
-          <w:color w:val="960000"/>
-          <w:sz w:val="20"/>
-        </w:rPr>
-        <w:t xml:space="preserve">; lo que estaba mal era la §5 de aquel manual y esta fila A4, y las dos se han corregido hoy. * </w:t>
-      </w:r>
-      <w:r>
-        <w:rPr>
-          <w:b/>
-          <w:color w:val="960000"/>
-          <w:sz w:val="20"/>
-        </w:rPr>
-        <w:t>La errata no se borra: queda escrita con su fecha</w:t>
-      </w:r>
-      <w:r>
-        <w:rPr>
-          <w:b w:val="0"/>
-          <w:color w:val="960000"/>
-          <w:sz w:val="20"/>
-        </w:rPr>
-        <w:t xml:space="preserve">, porque quien haya cableado siguiendo la versión vieja tiene que poder enterarse. </w:t>
-      </w:r>
-      <w:r>
-        <w:rPr>
-          <w:b/>
-          <w:color w:val="960000"/>
-          <w:sz w:val="20"/>
-        </w:rPr>
-        <w:t>De dónde salió el error, para no repetirlo:</w:t>
-      </w:r>
-      <w:r>
-        <w:rPr>
-          <w:b w:val="0"/>
-          <w:color w:val="960000"/>
-          <w:sz w:val="20"/>
-        </w:rPr>
-        <w:t xml:space="preserve"> la red de </w:t>
-      </w:r>
-      <w:r>
-        <w:rPr>
-          <w:rFonts w:ascii="Consolas" w:hAnsi="Consolas"/>
-          <w:color w:val="960000"/>
-          <w:sz w:val="20"/>
-        </w:rPr>
-        <w:t>J14</w:t>
-      </w:r>
-      <w:r>
-        <w:rPr>
-          <w:b w:val="0"/>
-          <w:color w:val="960000"/>
-          <w:sz w:val="20"/>
-        </w:rPr>
-        <w:t xml:space="preserve"> se llama </w:t>
-      </w:r>
-      <w:r>
-        <w:rPr>
-          <w:b/>
-          <w:color w:val="960000"/>
-          <w:sz w:val="20"/>
-        </w:rPr>
-        <w:t>`Puerta`</w:t>
-      </w:r>
-      <w:r>
-        <w:rPr>
-          <w:b w:val="0"/>
-          <w:color w:val="960000"/>
-          <w:sz w:val="20"/>
-        </w:rPr>
-        <w:t xml:space="preserve"> en el esquemático, y «puerta» suena a talanquera. </w:t>
-      </w:r>
-      <w:r>
-        <w:rPr>
-          <w:b/>
-          <w:color w:val="960000"/>
-          <w:sz w:val="20"/>
-        </w:rPr>
-        <w:t>No lo es: es por donde la cámara pide paso.</w:t>
+        <w:t>Todo lo que aparece ~~tachado~~ más abajo es de la arquitectura anterior: no se compra, y lleva el motivo escrito al lado.</w:t>
+      </w:r>
+      <w:r>
+        <w:rPr>
+          <w:b w:val="0"/>
+          <w:color w:val="960000"/>
+          <w:sz w:val="20"/>
+        </w:rPr>
+        <w:t xml:space="preserve"> No se borra a propósito — una línea borrada vuelve a proponerse dentro de un mes y nadie recuerda que se descartó; una línea tachada con su porqué, no.</w:t>
       </w:r>
     </w:p>
     <w:p>
@@ -1532,39 +2456,463 @@
           <w:color w:val="960000"/>
           <w:sz w:val="20"/>
         </w:rPr>
-        <w:t xml:space="preserve">Por qué existe este documento, y qué NO es La compra estaba repartida en </w:t>
-      </w:r>
-      <w:r>
-        <w:rPr>
-          <w:b/>
-          <w:color w:val="960000"/>
-          <w:sz w:val="20"/>
-        </w:rPr>
-        <w:t>siete manuales</w:t>
-      </w:r>
-      <w:r>
-        <w:rPr>
-          <w:b w:val="0"/>
-          <w:color w:val="960000"/>
-          <w:sz w:val="20"/>
-        </w:rPr>
-        <w:t xml:space="preserve"> (el 4 las radios, el 7 las antenas, el 9 las cámaras, el 10 los módulos Bluetooth, el 11 la pila del reloj, el 13 la placa de expansión). Un listado repartido es como se olvida una línea, y como se compra dos veces la misma. </w:t>
-      </w:r>
-      <w:r>
-        <w:rPr>
-          <w:b/>
-          <w:color w:val="960000"/>
-          <w:sz w:val="20"/>
-        </w:rPr>
-        <w:t>Esto es un índice con cantidades y decisión, no una copia de las especificaciones.</w:t>
-      </w:r>
-      <w:r>
-        <w:rPr>
-          <w:b w:val="0"/>
-          <w:color w:val="960000"/>
-          <w:sz w:val="20"/>
-        </w:rPr>
-        <w:t xml:space="preserve"> De cada línea, la especificación completa —modelo exacto, conector, tolerancias— vive en su manual, y ahí se lee antes de pedir. Copiarla aquí crearía una segunda versión que alguien tendría que sincronizar a mano, que es exactamente el defecto que este proyecto lleva un mes cerrando.</w:t>
+        <w:t xml:space="preserve">[!CAUTION] ### 🩹 FE DE ERRATAS DEL 28/08/2026 — 🔴 </w:t>
+      </w:r>
+      <w:r>
+        <w:rPr>
+          <w:b/>
+          <w:color w:val="960000"/>
+          <w:sz w:val="20"/>
+        </w:rPr>
+        <w:t>LA FILA A4 MANDABA CABLEAR LA TALANQUERA A `J14`</w:t>
+      </w:r>
+      <w:r>
+        <w:rPr>
+          <w:b w:val="0"/>
+          <w:color w:val="960000"/>
+          <w:sz w:val="20"/>
+        </w:rPr>
+        <w:t xml:space="preserve"> </w:t>
+      </w:r>
+      <w:r>
+        <w:rPr>
+          <w:b/>
+          <w:color w:val="960000"/>
+          <w:sz w:val="20"/>
+        </w:rPr>
+        <w:t>Si ya se cableó un módulo de relé de talanquera a `J14` siguiendo la versión anterior de esta lista: DESCONECTARLO ANTES DE ENERGIZAR.</w:t>
+      </w:r>
+      <w:r>
+        <w:rPr>
+          <w:b w:val="0"/>
+          <w:color w:val="960000"/>
+          <w:sz w:val="20"/>
+        </w:rPr>
+        <w:t xml:space="preserve"> No es un error de compra —el relé pedido es el correcto—, es un error de </w:t>
+      </w:r>
+      <w:r>
+        <w:rPr>
+          <w:b/>
+          <w:color w:val="960000"/>
+          <w:sz w:val="20"/>
+        </w:rPr>
+        <w:t>dónde se conecta</w:t>
+      </w:r>
+      <w:r>
+        <w:rPr>
+          <w:b w:val="0"/>
+          <w:color w:val="960000"/>
+          <w:sz w:val="20"/>
+        </w:rPr>
+        <w:t xml:space="preserve">. | | decía la lista | es | |---|---|---| | Bornera | </w:t>
+      </w:r>
+      <w:r>
+        <w:rPr>
+          <w:b/>
+          <w:color w:val="960000"/>
+          <w:sz w:val="20"/>
+        </w:rPr>
+        <w:t>`J14`</w:t>
+      </w:r>
+      <w:r>
+        <w:rPr>
+          <w:b w:val="0"/>
+          <w:color w:val="960000"/>
+          <w:sz w:val="20"/>
+        </w:rPr>
+        <w:t xml:space="preserve"> ❌ | </w:t>
+      </w:r>
+      <w:r>
+        <w:rPr>
+          <w:b/>
+          <w:color w:val="960000"/>
+          <w:sz w:val="20"/>
+        </w:rPr>
+        <w:t>`J15`</w:t>
+      </w:r>
+      <w:r>
+        <w:rPr>
+          <w:b w:val="0"/>
+          <w:color w:val="960000"/>
+          <w:sz w:val="20"/>
+        </w:rPr>
+        <w:t xml:space="preserve"> ✅ | | Red | </w:t>
+      </w:r>
+      <w:r>
+        <w:rPr>
+          <w:rFonts w:ascii="Consolas" w:hAnsi="Consolas"/>
+          <w:color w:val="960000"/>
+          <w:sz w:val="20"/>
+        </w:rPr>
+        <w:t>Puerta</w:t>
+      </w:r>
+      <w:r>
+        <w:rPr>
+          <w:b w:val="0"/>
+          <w:color w:val="960000"/>
+          <w:sz w:val="20"/>
+        </w:rPr>
+        <w:t xml:space="preserve"> ❌ | </w:t>
+      </w:r>
+      <w:r>
+        <w:rPr>
+          <w:rFonts w:ascii="Consolas" w:hAnsi="Consolas"/>
+          <w:color w:val="960000"/>
+          <w:sz w:val="20"/>
+        </w:rPr>
+        <w:t>Motor</w:t>
+      </w:r>
+      <w:r>
+        <w:rPr>
+          <w:b w:val="0"/>
+          <w:color w:val="960000"/>
+          <w:sz w:val="20"/>
+        </w:rPr>
+        <w:t xml:space="preserve"> ✅ | | Pin | — | </w:t>
+      </w:r>
+      <w:r>
+        <w:rPr>
+          <w:rFonts w:ascii="Consolas" w:hAnsi="Consolas"/>
+          <w:color w:val="960000"/>
+          <w:sz w:val="20"/>
+        </w:rPr>
+        <w:t>PB2</w:t>
+      </w:r>
+      <w:r>
+        <w:rPr>
+          <w:b w:val="0"/>
+          <w:color w:val="960000"/>
+          <w:sz w:val="20"/>
+        </w:rPr>
+        <w:t xml:space="preserve"> (</w:t>
+      </w:r>
+      <w:r>
+        <w:rPr>
+          <w:rFonts w:ascii="Consolas" w:hAnsi="Consolas"/>
+          <w:color w:val="960000"/>
+          <w:sz w:val="20"/>
+        </w:rPr>
+        <w:t>MOTOR_TALANQUERA</w:t>
+      </w:r>
+      <w:r>
+        <w:rPr>
+          <w:b w:val="0"/>
+          <w:color w:val="960000"/>
+          <w:sz w:val="20"/>
+        </w:rPr>
+        <w:t xml:space="preserve">) | * </w:t>
+      </w:r>
+      <w:r>
+        <w:rPr>
+          <w:b/>
+          <w:color w:val="960000"/>
+          <w:sz w:val="20"/>
+        </w:rPr>
+        <w:t>`J14` es la ENTRADA de la cámara de demanda</w:t>
+      </w:r>
+      <w:r>
+        <w:rPr>
+          <w:b w:val="0"/>
+          <w:color w:val="960000"/>
+          <w:sz w:val="20"/>
+        </w:rPr>
+        <w:t xml:space="preserve"> (</w:t>
+      </w:r>
+      <w:r>
+        <w:rPr>
+          <w:rFonts w:ascii="Consolas" w:hAnsi="Consolas"/>
+          <w:color w:val="960000"/>
+          <w:sz w:val="20"/>
+        </w:rPr>
+        <w:t>PB0</w:t>
+      </w:r>
+      <w:r>
+        <w:rPr>
+          <w:b w:val="0"/>
+          <w:color w:val="960000"/>
+          <w:sz w:val="20"/>
+        </w:rPr>
+        <w:t xml:space="preserve">, </w:t>
+      </w:r>
+      <w:r>
+        <w:rPr>
+          <w:rFonts w:ascii="Consolas" w:hAnsi="Consolas"/>
+          <w:color w:val="960000"/>
+          <w:sz w:val="20"/>
+        </w:rPr>
+        <w:t>CAM_DEMANDA_PIN</w:t>
+      </w:r>
+      <w:r>
+        <w:rPr>
+          <w:b w:val="0"/>
+          <w:color w:val="960000"/>
+          <w:sz w:val="20"/>
+        </w:rPr>
+        <w:t xml:space="preserve">), con </w:t>
+      </w:r>
+      <w:r>
+        <w:rPr>
+          <w:rFonts w:ascii="Consolas" w:hAnsi="Consolas"/>
+          <w:color w:val="960000"/>
+          <w:sz w:val="20"/>
+        </w:rPr>
+        <w:t>R64</w:t>
+      </w:r>
+      <w:r>
+        <w:rPr>
+          <w:b w:val="0"/>
+          <w:color w:val="960000"/>
+          <w:sz w:val="20"/>
+        </w:rPr>
+        <w:t xml:space="preserve"> 10 kΩ y </w:t>
+      </w:r>
+      <w:r>
+        <w:rPr>
+          <w:rFonts w:ascii="Consolas" w:hAnsi="Consolas"/>
+          <w:color w:val="960000"/>
+          <w:sz w:val="20"/>
+        </w:rPr>
+        <w:t>C25</w:t>
+      </w:r>
+      <w:r>
+        <w:rPr>
+          <w:b w:val="0"/>
+          <w:color w:val="960000"/>
+          <w:sz w:val="20"/>
+        </w:rPr>
+        <w:t xml:space="preserve"> 100 nF de antirrebote. </w:t>
+      </w:r>
+      <w:r>
+        <w:rPr>
+          <w:b/>
+          <w:color w:val="960000"/>
+          <w:sz w:val="20"/>
+        </w:rPr>
+        <w:t>Meterle los 12 V de un relé destruye el STM32</w:t>
+      </w:r>
+      <w:r>
+        <w:rPr>
+          <w:b w:val="0"/>
+          <w:color w:val="960000"/>
+          <w:sz w:val="20"/>
+        </w:rPr>
+        <w:t xml:space="preserve">, que es el micro que gobierna el semáforo — y además la pluma no se movería, porque </w:t>
+      </w:r>
+      <w:r>
+        <w:rPr>
+          <w:rFonts w:ascii="Consolas" w:hAnsi="Consolas"/>
+          <w:color w:val="960000"/>
+          <w:sz w:val="20"/>
+        </w:rPr>
+        <w:t>J14</w:t>
+      </w:r>
+      <w:r>
+        <w:rPr>
+          <w:b w:val="0"/>
+          <w:color w:val="960000"/>
+          <w:sz w:val="20"/>
+        </w:rPr>
+        <w:t xml:space="preserve"> no tiene etapa de salida. * </w:t>
+      </w:r>
+      <w:r>
+        <w:rPr>
+          <w:b/>
+          <w:color w:val="960000"/>
+          <w:sz w:val="20"/>
+        </w:rPr>
+        <w:t>La talanquera SALE por `J15`:</w:t>
+      </w:r>
+      <w:r>
+        <w:rPr>
+          <w:b w:val="0"/>
+          <w:color w:val="960000"/>
+          <w:sz w:val="20"/>
+        </w:rPr>
+        <w:t xml:space="preserve"> </w:t>
+      </w:r>
+      <w:r>
+        <w:rPr>
+          <w:rFonts w:ascii="Consolas" w:hAnsi="Consolas"/>
+          <w:color w:val="960000"/>
+          <w:sz w:val="20"/>
+        </w:rPr>
+        <w:t>PB2</w:t>
+      </w:r>
+      <w:r>
+        <w:rPr>
+          <w:b w:val="0"/>
+          <w:color w:val="960000"/>
+          <w:sz w:val="20"/>
+        </w:rPr>
+        <w:t xml:space="preserve"> → opto </w:t>
+      </w:r>
+      <w:r>
+        <w:rPr>
+          <w:rFonts w:ascii="Consolas" w:hAnsi="Consolas"/>
+          <w:color w:val="960000"/>
+          <w:sz w:val="20"/>
+        </w:rPr>
+        <w:t>U15</w:t>
+      </w:r>
+      <w:r>
+        <w:rPr>
+          <w:b w:val="0"/>
+          <w:color w:val="960000"/>
+          <w:sz w:val="20"/>
+        </w:rPr>
+        <w:t xml:space="preserve"> → MOSFET </w:t>
+      </w:r>
+      <w:r>
+        <w:rPr>
+          <w:rFonts w:ascii="Consolas" w:hAnsi="Consolas"/>
+          <w:color w:val="960000"/>
+          <w:sz w:val="20"/>
+        </w:rPr>
+        <w:t>Q10</w:t>
+      </w:r>
+      <w:r>
+        <w:rPr>
+          <w:b w:val="0"/>
+          <w:color w:val="960000"/>
+          <w:sz w:val="20"/>
+        </w:rPr>
+        <w:t xml:space="preserve"> → </w:t>
+      </w:r>
+      <w:r>
+        <w:rPr>
+          <w:rFonts w:ascii="Consolas" w:hAnsi="Consolas"/>
+          <w:color w:val="960000"/>
+          <w:sz w:val="20"/>
+        </w:rPr>
+        <w:t>J15</w:t>
+      </w:r>
+      <w:r>
+        <w:rPr>
+          <w:b w:val="0"/>
+          <w:color w:val="960000"/>
+          <w:sz w:val="20"/>
+        </w:rPr>
+        <w:t xml:space="preserve">. Es un canal de potencia propio, ya montado en la placa. * </w:t>
+      </w:r>
+      <w:r>
+        <w:rPr>
+          <w:b/>
+          <w:color w:val="960000"/>
+          <w:sz w:val="20"/>
+        </w:rPr>
+        <w:t>Medido</w:t>
+      </w:r>
+      <w:r>
+        <w:rPr>
+          <w:b w:val="0"/>
+          <w:color w:val="960000"/>
+          <w:sz w:val="20"/>
+        </w:rPr>
+        <w:t xml:space="preserve"> el 28/08 en </w:t>
+      </w:r>
+      <w:r>
+        <w:rPr>
+          <w:rFonts w:ascii="Consolas" w:hAnsi="Consolas"/>
+          <w:color w:val="960000"/>
+          <w:sz w:val="20"/>
+        </w:rPr>
+        <w:t>01_Firmware/Maestro/include/pines.h</w:t>
+      </w:r>
+      <w:r>
+        <w:rPr>
+          <w:b w:val="0"/>
+          <w:color w:val="960000"/>
+          <w:sz w:val="20"/>
+        </w:rPr>
+        <w:t xml:space="preserve"> (líneas 31 y 46). El </w:t>
+      </w:r>
+      <w:r>
+        <w:rPr>
+          <w:b/>
+          <w:color w:val="960000"/>
+          <w:sz w:val="20"/>
+        </w:rPr>
+        <w:t>Manual 13 §3 siempre lo dijo bien</w:t>
+      </w:r>
+      <w:r>
+        <w:rPr>
+          <w:b w:val="0"/>
+          <w:color w:val="960000"/>
+          <w:sz w:val="20"/>
+        </w:rPr>
+        <w:t xml:space="preserve">; lo que estaba mal era la §5 de aquel manual y esta fila A4, y las dos se han corregido hoy. * </w:t>
+      </w:r>
+      <w:r>
+        <w:rPr>
+          <w:b/>
+          <w:color w:val="960000"/>
+          <w:sz w:val="20"/>
+        </w:rPr>
+        <w:t>La errata no se borra: queda escrita con su fecha</w:t>
+      </w:r>
+      <w:r>
+        <w:rPr>
+          <w:b w:val="0"/>
+          <w:color w:val="960000"/>
+          <w:sz w:val="20"/>
+        </w:rPr>
+        <w:t xml:space="preserve">, porque quien haya cableado siguiendo la versión vieja tiene que poder enterarse. </w:t>
+      </w:r>
+      <w:r>
+        <w:rPr>
+          <w:b/>
+          <w:color w:val="960000"/>
+          <w:sz w:val="20"/>
+        </w:rPr>
+        <w:t>De dónde salió el error, para no repetirlo:</w:t>
+      </w:r>
+      <w:r>
+        <w:rPr>
+          <w:b w:val="0"/>
+          <w:color w:val="960000"/>
+          <w:sz w:val="20"/>
+        </w:rPr>
+        <w:t xml:space="preserve"> la red de </w:t>
+      </w:r>
+      <w:r>
+        <w:rPr>
+          <w:rFonts w:ascii="Consolas" w:hAnsi="Consolas"/>
+          <w:color w:val="960000"/>
+          <w:sz w:val="20"/>
+        </w:rPr>
+        <w:t>J14</w:t>
+      </w:r>
+      <w:r>
+        <w:rPr>
+          <w:b w:val="0"/>
+          <w:color w:val="960000"/>
+          <w:sz w:val="20"/>
+        </w:rPr>
+        <w:t xml:space="preserve"> se llama </w:t>
+      </w:r>
+      <w:r>
+        <w:rPr>
+          <w:b/>
+          <w:color w:val="960000"/>
+          <w:sz w:val="20"/>
+        </w:rPr>
+        <w:t>`Puerta`</w:t>
+      </w:r>
+      <w:r>
+        <w:rPr>
+          <w:b w:val="0"/>
+          <w:color w:val="960000"/>
+          <w:sz w:val="20"/>
+        </w:rPr>
+        <w:t xml:space="preserve"> en el esquemático, y «puerta» suena a talanquera. </w:t>
+      </w:r>
+      <w:r>
+        <w:rPr>
+          <w:b/>
+          <w:color w:val="960000"/>
+          <w:sz w:val="20"/>
+        </w:rPr>
+        <w:t>No lo es: es por donde la cámara pide paso.</w:t>
       </w:r>
     </w:p>
     <w:p>
@@ -1579,6 +2927,53 @@
           <w:color w:val="960000"/>
           <w:sz w:val="20"/>
         </w:rPr>
+        <w:t xml:space="preserve">Por qué existe este documento, y qué NO es La compra estaba repartida en </w:t>
+      </w:r>
+      <w:r>
+        <w:rPr>
+          <w:b/>
+          <w:color w:val="960000"/>
+          <w:sz w:val="20"/>
+        </w:rPr>
+        <w:t>siete manuales</w:t>
+      </w:r>
+      <w:r>
+        <w:rPr>
+          <w:b w:val="0"/>
+          <w:color w:val="960000"/>
+          <w:sz w:val="20"/>
+        </w:rPr>
+        <w:t xml:space="preserve"> (el 4 las radios, el 7 las antenas, el 9 las cámaras, el 10 los módulos Bluetooth, el 11 la pila del reloj, el 13 la placa de expansión). Un listado repartido es como se olvida una línea, y como se compra dos veces la misma. </w:t>
+      </w:r>
+      <w:r>
+        <w:rPr>
+          <w:b/>
+          <w:color w:val="960000"/>
+          <w:sz w:val="20"/>
+        </w:rPr>
+        <w:t>Esto es un índice con cantidades y decisión, no una copia de las especificaciones.</w:t>
+      </w:r>
+      <w:r>
+        <w:rPr>
+          <w:b w:val="0"/>
+          <w:color w:val="960000"/>
+          <w:sz w:val="20"/>
+        </w:rPr>
+        <w:t xml:space="preserve"> De cada línea, la especificación completa —modelo exacto, conector, tolerancias— vive en su manual, y ahí se lee antes de pedir. Copiarla aquí crearía una segunda versión que alguien tendría que sincronizar a mano, que es exactamente el defecto que este proyecto lleva un mes cerrando.</w:t>
+      </w:r>
+    </w:p>
+    <w:p>
+      <w:pPr>
+        <w:spacing w:after="160"/>
+        <w:ind w:left="360"/>
+        <w:shd w:val="clear" w:fill="FFF4E5"/>
+      </w:pPr>
+      <w:r>
+        <w:rPr>
+          <w:b w:val="0"/>
+          <w:color w:val="960000"/>
+          <w:sz w:val="20"/>
+        </w:rPr>
         <w:t xml:space="preserve">🛑 La regla que decide qué entra en esta lista </w:t>
       </w:r>
       <w:r>
@@ -1716,6 +3111,54 @@
           <w:sz w:val="20"/>
         </w:rPr>
         <w:t>lo retirado, que se escribe en vez de borrarse</w:t>
+      </w:r>
+      <w:r>
+        <w:rPr>
+          <w:b w:val="0"/>
+          <w:color w:val="960000"/>
+          <w:sz w:val="20"/>
+        </w:rPr>
+        <w:t xml:space="preserve">, y </w:t>
+      </w:r>
+      <w:r>
+        <w:rPr>
+          <w:b/>
+          <w:color w:val="960000"/>
+          <w:sz w:val="20"/>
+        </w:rPr>
+        <w:t>E</w:t>
+      </w:r>
+      <w:r>
+        <w:rPr>
+          <w:b w:val="0"/>
+          <w:color w:val="960000"/>
+          <w:sz w:val="20"/>
+        </w:rPr>
+        <w:t xml:space="preserve"> —nuevo el </w:t>
+      </w:r>
+      <w:r>
+        <w:rPr>
+          <w:b/>
+          <w:color w:val="960000"/>
+          <w:sz w:val="20"/>
+        </w:rPr>
+        <w:t>04/09</w:t>
+      </w:r>
+      <w:r>
+        <w:rPr>
+          <w:b w:val="0"/>
+          <w:color w:val="960000"/>
+          <w:sz w:val="20"/>
+        </w:rPr>
+        <w:t xml:space="preserve">— </w:t>
+      </w:r>
+      <w:r>
+        <w:rPr>
+          <w:b/>
+          <w:color w:val="960000"/>
+          <w:sz w:val="20"/>
+        </w:rPr>
+        <w:t>lo que necesita una revisión V2 de la placa: cuentas para quien la firme, no compras autorizadas</w:t>
       </w:r>
       <w:r>
         <w:rPr>
@@ -1741,7 +3184,7 @@
           <w:color w:val="003366"/>
           <w:sz w:val="26"/>
         </w:rPr>
-        <w:t>0 · ESTADO REAL DE LAS COMPRAS al 31/08 — leer antes de volver a pedir</w:t>
+        <w:t>0 · ESTADO REAL DE LAS COMPRAS al 04/09 — leer antes de volver a pedir</w:t>
       </w:r>
     </w:p>
     <w:p>
@@ -2473,6 +3916,20 @@
               </w:rPr>
               <w:t>A5</w:t>
             </w:r>
+            <w:r>
+              <w:rPr>
+                <w:b w:val="0"/>
+                <w:sz w:val="19"/>
+              </w:rPr>
+              <w:t xml:space="preserve">. ⏸️ </w:t>
+            </w:r>
+            <w:r>
+              <w:rPr>
+                <w:b/>
+                <w:sz w:val="19"/>
+              </w:rPr>
+              <w:t>04/09: SIN MOVIMIENTO en cuatro días, y ninguna referencia elegida</w:t>
+            </w:r>
           </w:p>
         </w:tc>
       </w:tr>
@@ -2672,7 +4129,42 @@
                 <w:b w:val="0"/>
                 <w:sz w:val="19"/>
               </w:rPr>
-              <w:t>pendiente *(es cable y conector, no electrónica)*</w:t>
+              <w:t xml:space="preserve">pendiente *(es cable y conector, no electrónica)*. 🟢 </w:t>
+            </w:r>
+            <w:r>
+              <w:rPr>
+                <w:b/>
+                <w:sz w:val="19"/>
+              </w:rPr>
+              <w:t>04/09: `M3` CERRADA en banco — ya no sólo se compra, YA SE PUEDE CONECTAR</w:t>
+            </w:r>
+            <w:r>
+              <w:rPr>
+                <w:b w:val="0"/>
+                <w:sz w:val="19"/>
+              </w:rPr>
+              <w:t xml:space="preserve">, con el p1 de </w:t>
+            </w:r>
+            <w:r>
+              <w:rPr>
+                <w:rFonts w:ascii="Consolas" w:hAnsi="Consolas"/>
+                <w:sz w:val="19"/>
+              </w:rPr>
+              <w:t>J16</w:t>
+            </w:r>
+            <w:r>
+              <w:rPr>
+                <w:b w:val="0"/>
+                <w:sz w:val="19"/>
+              </w:rPr>
+              <w:t xml:space="preserve"> tapado. Ver </w:t>
+            </w:r>
+            <w:r>
+              <w:rPr>
+                <w:rFonts w:ascii="Consolas" w:hAnsi="Consolas"/>
+                <w:sz w:val="19"/>
+              </w:rPr>
+              <w:t>A7</w:t>
             </w:r>
           </w:p>
         </w:tc>
@@ -2769,7 +4261,21 @@
                 <w:b/>
                 <w:sz w:val="19"/>
               </w:rPr>
-              <w:t>NO cubierta, y hasta hoy ni siquiera era una línea de esta lista.</w:t>
+              <w:t>NO cubierta.</w:t>
+            </w:r>
+            <w:r>
+              <w:rPr>
+                <w:b w:val="0"/>
+                <w:sz w:val="19"/>
+              </w:rPr>
+              <w:t xml:space="preserve"> ⏸️ </w:t>
+            </w:r>
+            <w:r>
+              <w:rPr>
+                <w:b/>
+                <w:sz w:val="19"/>
+              </w:rPr>
+              <w:t>04/09: SIN MOVIMIENTO — sigue sin dueño.</w:t>
             </w:r>
             <w:r>
               <w:rPr>
@@ -2901,6 +4407,62 @@
                 <w:b w:val="0"/>
                 <w:sz w:val="19"/>
               </w:rPr>
+              <w:t xml:space="preserve">. 🟢 </w:t>
+            </w:r>
+            <w:r>
+              <w:rPr>
+                <w:b/>
+                <w:sz w:val="19"/>
+              </w:rPr>
+              <w:t>04/09: SE COMPRA, con salida `NO` (normalmente abierto) y momentáneo.</w:t>
+            </w:r>
+            <w:r>
+              <w:rPr>
+                <w:b w:val="0"/>
+                <w:sz w:val="19"/>
+              </w:rPr>
+              <w:t xml:space="preserve"> ~~🛑 además hay que DECIDIR la salida (</w:t>
+            </w:r>
+            <w:r>
+              <w:rPr>
+                <w:rFonts w:ascii="Consolas" w:hAnsi="Consolas"/>
+                <w:sz w:val="19"/>
+              </w:rPr>
+              <w:t>NO</w:t>
+            </w:r>
+            <w:r>
+              <w:rPr>
+                <w:b w:val="0"/>
+                <w:sz w:val="19"/>
+              </w:rPr>
+              <w:t xml:space="preserve"> o </w:t>
+            </w:r>
+            <w:r>
+              <w:rPr>
+                <w:rFonts w:ascii="Consolas" w:hAnsi="Consolas"/>
+                <w:sz w:val="19"/>
+              </w:rPr>
+              <w:t>NC</w:t>
+            </w:r>
+            <w:r>
+              <w:rPr>
+                <w:b w:val="0"/>
+                <w:sz w:val="19"/>
+              </w:rPr>
+              <w:t xml:space="preserve">): decisión del responsable, sin tomar~~ — </w:t>
+            </w:r>
+            <w:r>
+              <w:rPr>
+                <w:b/>
+                <w:sz w:val="19"/>
+              </w:rPr>
+              <w:t>caducado: lo decide el cobre (una sola masa en `J16`, p2) y el firmware ya lee activo en ALTO (`346ea5f`)</w:t>
+            </w:r>
+            <w:r>
+              <w:rPr>
+                <w:b w:val="0"/>
+                <w:sz w:val="19"/>
+              </w:rPr>
               <w:t xml:space="preserve">. Ver </w:t>
             </w:r>
             <w:r>
@@ -3103,6 +4665,305 @@
                 <w:sz w:val="19"/>
               </w:rPr>
               <w:t>, no se piden todavía</w:t>
+            </w:r>
+          </w:p>
+        </w:tc>
+      </w:tr>
+      <w:tr>
+        <w:tc>
+          <w:tcPr>
+            <w:tcW w:type="dxa" w:w="2340"/>
+          </w:tcPr>
+          <w:p>
+            <w:r/>
+            <w:r>
+              <w:rPr>
+                <w:b/>
+                <w:sz w:val="19"/>
+              </w:rPr>
+              <w:t>E1</w:t>
+            </w:r>
+            <w:r>
+              <w:rPr>
+                <w:b w:val="0"/>
+                <w:sz w:val="19"/>
+              </w:rPr>
+              <w:t xml:space="preserve"> Resistencias </w:t>
+            </w:r>
+            <w:r>
+              <w:rPr>
+                <w:b/>
+                <w:sz w:val="19"/>
+              </w:rPr>
+              <w:t>2K2</w:t>
+            </w:r>
+            <w:r>
+              <w:rPr>
+                <w:b w:val="0"/>
+                <w:sz w:val="19"/>
+              </w:rPr>
+              <w:t xml:space="preserve"> para las 5 entradas de campo</w:t>
+            </w:r>
+          </w:p>
+        </w:tc>
+        <w:tc>
+          <w:tcPr>
+            <w:tcW w:type="dxa" w:w="2340"/>
+          </w:tcPr>
+          <w:p>
+            <w:r/>
+            <w:r>
+              <w:rPr>
+                <w:b w:val="0"/>
+                <w:sz w:val="19"/>
+              </w:rPr>
+              <w:t xml:space="preserve">— *(línea nueva del </w:t>
+            </w:r>
+            <w:r>
+              <w:rPr>
+                <w:b/>
+                <w:sz w:val="19"/>
+              </w:rPr>
+              <w:t>04/09</w:t>
+            </w:r>
+            <w:r>
+              <w:rPr>
+                <w:b w:val="0"/>
+                <w:sz w:val="19"/>
+              </w:rPr>
+              <w:t>)*</w:t>
+            </w:r>
+          </w:p>
+        </w:tc>
+        <w:tc>
+          <w:tcPr>
+            <w:tcW w:type="dxa" w:w="2340"/>
+          </w:tcPr>
+          <w:p>
+            <w:r/>
+            <w:r>
+              <w:rPr>
+                <w:b/>
+                <w:sz w:val="19"/>
+              </w:rPr>
+              <w:t>NO se ha pedido: es de la revisión V2 de la placa</w:t>
+            </w:r>
+          </w:p>
+        </w:tc>
+        <w:tc>
+          <w:tcPr>
+            <w:tcW w:type="dxa" w:w="2340"/>
+          </w:tcPr>
+          <w:p>
+            <w:r/>
+            <w:r>
+              <w:rPr>
+                <w:b w:val="0"/>
+                <w:sz w:val="19"/>
+              </w:rPr>
+              <w:t xml:space="preserve">🆕 </w:t>
+            </w:r>
+            <w:r>
+              <w:rPr>
+                <w:b/>
+                <w:sz w:val="19"/>
+              </w:rPr>
+              <w:t>NO es una decisión tomada.</w:t>
+            </w:r>
+            <w:r>
+              <w:rPr>
+                <w:b w:val="0"/>
+                <w:sz w:val="19"/>
+              </w:rPr>
+              <w:t xml:space="preserve"> Es una </w:t>
+            </w:r>
+            <w:r>
+              <w:rPr>
+                <w:b/>
+                <w:sz w:val="19"/>
+              </w:rPr>
+              <w:t>cuenta</w:t>
+            </w:r>
+            <w:r>
+              <w:rPr>
+                <w:b w:val="0"/>
+                <w:sz w:val="19"/>
+              </w:rPr>
+              <w:t xml:space="preserve"> para quien firme la V2. Ver bloque </w:t>
+            </w:r>
+            <w:r>
+              <w:rPr>
+                <w:b/>
+                <w:sz w:val="19"/>
+              </w:rPr>
+              <w:t>E</w:t>
+            </w:r>
+          </w:p>
+        </w:tc>
+      </w:tr>
+      <w:tr>
+        <w:tc>
+          <w:tcPr>
+            <w:tcW w:type="dxa" w:w="2340"/>
+          </w:tcPr>
+          <w:p>
+            <w:r/>
+            <w:r>
+              <w:rPr>
+                <w:b/>
+                <w:sz w:val="19"/>
+              </w:rPr>
+              <w:t>E2</w:t>
+            </w:r>
+            <w:r>
+              <w:rPr>
+                <w:b w:val="0"/>
+                <w:sz w:val="19"/>
+              </w:rPr>
+              <w:t xml:space="preserve"> Diodo de potencia en lugar del </w:t>
+            </w:r>
+            <w:r>
+              <w:rPr>
+                <w:b/>
+                <w:sz w:val="19"/>
+              </w:rPr>
+              <w:t>`D30`</w:t>
+            </w:r>
+          </w:p>
+        </w:tc>
+        <w:tc>
+          <w:tcPr>
+            <w:tcW w:type="dxa" w:w="2340"/>
+          </w:tcPr>
+          <w:p>
+            <w:r/>
+            <w:r>
+              <w:rPr>
+                <w:b w:val="0"/>
+                <w:sz w:val="19"/>
+              </w:rPr>
+              <w:t xml:space="preserve">— *(línea nueva del </w:t>
+            </w:r>
+            <w:r>
+              <w:rPr>
+                <w:b/>
+                <w:sz w:val="19"/>
+              </w:rPr>
+              <w:t>04/09</w:t>
+            </w:r>
+            <w:r>
+              <w:rPr>
+                <w:b w:val="0"/>
+                <w:sz w:val="19"/>
+              </w:rPr>
+              <w:t>)*</w:t>
+            </w:r>
+          </w:p>
+        </w:tc>
+        <w:tc>
+          <w:tcPr>
+            <w:tcW w:type="dxa" w:w="2340"/>
+          </w:tcPr>
+          <w:p>
+            <w:r/>
+            <w:r>
+              <w:rPr>
+                <w:b/>
+                <w:sz w:val="19"/>
+              </w:rPr>
+              <w:t>NO se ha pedido: es de la revisión V2 de la placa</w:t>
+            </w:r>
+          </w:p>
+        </w:tc>
+        <w:tc>
+          <w:tcPr>
+            <w:tcW w:type="dxa" w:w="2340"/>
+          </w:tcPr>
+          <w:p>
+            <w:r/>
+            <w:r>
+              <w:rPr>
+                <w:b w:val="0"/>
+                <w:sz w:val="19"/>
+              </w:rPr>
+              <w:t xml:space="preserve">🆕 </w:t>
+            </w:r>
+            <w:r>
+              <w:rPr>
+                <w:b/>
+                <w:sz w:val="19"/>
+              </w:rPr>
+              <w:t>NO es una decisión tomada.</w:t>
+            </w:r>
+            <w:r>
+              <w:rPr>
+                <w:b w:val="0"/>
+                <w:sz w:val="19"/>
+              </w:rPr>
+              <w:t xml:space="preserve"> </w:t>
+            </w:r>
+            <w:r>
+              <w:rPr>
+                <w:rFonts w:ascii="Consolas" w:hAnsi="Consolas"/>
+                <w:sz w:val="19"/>
+              </w:rPr>
+              <w:t>D30</w:t>
+            </w:r>
+            <w:r>
+              <w:rPr>
+                <w:b w:val="0"/>
+                <w:sz w:val="19"/>
+              </w:rPr>
+              <w:t xml:space="preserve"> es un </w:t>
+            </w:r>
+            <w:r>
+              <w:rPr>
+                <w:rFonts w:ascii="Consolas" w:hAnsi="Consolas"/>
+                <w:sz w:val="19"/>
+              </w:rPr>
+              <w:t>1N4148</w:t>
+            </w:r>
+            <w:r>
+              <w:rPr>
+                <w:b w:val="0"/>
+                <w:sz w:val="19"/>
+              </w:rPr>
+              <w:t xml:space="preserve"> de 200 mA gobernando un </w:t>
+            </w:r>
+            <w:r>
+              <w:rPr>
+                <w:rFonts w:ascii="Consolas" w:hAnsi="Consolas"/>
+                <w:sz w:val="19"/>
+              </w:rPr>
+              <w:t>IRLZ44N</w:t>
+            </w:r>
+            <w:r>
+              <w:rPr>
+                <w:b w:val="0"/>
+                <w:sz w:val="19"/>
+              </w:rPr>
+              <w:t xml:space="preserve">: </w:t>
+            </w:r>
+            <w:r>
+              <w:rPr>
+                <w:b/>
+                <w:sz w:val="19"/>
+              </w:rPr>
+              <w:t>infradimensionado</w:t>
+            </w:r>
+            <w:r>
+              <w:rPr>
+                <w:b w:val="0"/>
+                <w:sz w:val="19"/>
+              </w:rPr>
+              <w:t xml:space="preserve">. Ver bloque </w:t>
+            </w:r>
+            <w:r>
+              <w:rPr>
+                <w:b/>
+                <w:sz w:val="19"/>
+              </w:rPr>
+              <w:t>E</w:t>
             </w:r>
           </w:p>
         </w:tc>
@@ -7256,7 +9117,35 @@
                 <w:b w:val="0"/>
                 <w:sz w:val="19"/>
               </w:rPr>
-              <w:t xml:space="preserve"> con sus terminales de crimpar, y cable de 2 hilos apantallado por cámara</w:t>
+              <w:t xml:space="preserve"> con sus terminales de crimpar, y cable de 2 hilos apantallado por cámara. 🟢 </w:t>
+            </w:r>
+            <w:r>
+              <w:rPr>
+                <w:b/>
+                <w:sz w:val="19"/>
+              </w:rPr>
+              <w:t>04/09: `M3` CERRADA — ya se puede CONECTAR, no sólo comprar.</w:t>
+            </w:r>
+            <w:r>
+              <w:rPr>
+                <w:b w:val="0"/>
+                <w:sz w:val="19"/>
+              </w:rPr>
+              <w:t xml:space="preserve"> ⚠️ </w:t>
+            </w:r>
+            <w:r>
+              <w:rPr>
+                <w:b/>
+                <w:sz w:val="19"/>
+              </w:rPr>
+              <w:t>Y el juego incluye con qué TAPAR el p1 de 12 V</w:t>
+            </w:r>
+            <w:r>
+              <w:rPr>
+                <w:b w:val="0"/>
+                <w:sz w:val="19"/>
+              </w:rPr>
+              <w:t xml:space="preserve"> *(tapón, funda termorretráctil o el conector sin terminal en esa posición)*: no es opcional</w:t>
             </w:r>
           </w:p>
         </w:tc>
@@ -7328,6 +9217,76 @@
                 <w:b w:val="0"/>
                 <w:sz w:val="19"/>
               </w:rPr>
+              <w:t xml:space="preserve">), </w:t>
+            </w:r>
+            <w:r>
+              <w:rPr>
+                <w:b/>
+                <w:sz w:val="19"/>
+              </w:rPr>
+              <w:t>contra los 3,3 V del borne contiguo</w:t>
+            </w:r>
+            <w:r>
+              <w:rPr>
+                <w:b w:val="0"/>
+                <w:sz w:val="19"/>
+              </w:rPr>
+              <w:t xml:space="preserve"> (</w:t>
+            </w:r>
+            <w:r>
+              <w:rPr>
+                <w:rFonts w:ascii="Consolas" w:hAnsi="Consolas"/>
+                <w:sz w:val="19"/>
+              </w:rPr>
+              <w:t>p9</w:t>
+            </w:r>
+            <w:r>
+              <w:rPr>
+                <w:b w:val="0"/>
+                <w:sz w:val="19"/>
+              </w:rPr>
+              <w:t xml:space="preserve"> para </w:t>
+            </w:r>
+            <w:r>
+              <w:rPr>
+                <w:rFonts w:ascii="Consolas" w:hAnsi="Consolas"/>
+                <w:sz w:val="19"/>
+              </w:rPr>
+              <w:t>p10</w:t>
+            </w:r>
+            <w:r>
+              <w:rPr>
+                <w:b w:val="0"/>
+                <w:sz w:val="19"/>
+              </w:rPr>
+              <w:t xml:space="preserve">, </w:t>
+            </w:r>
+            <w:r>
+              <w:rPr>
+                <w:rFonts w:ascii="Consolas" w:hAnsi="Consolas"/>
+                <w:sz w:val="19"/>
+              </w:rPr>
+              <w:t>p11</w:t>
+            </w:r>
+            <w:r>
+              <w:rPr>
+                <w:b w:val="0"/>
+                <w:sz w:val="19"/>
+              </w:rPr>
+              <w:t xml:space="preserve"> para </w:t>
+            </w:r>
+            <w:r>
+              <w:rPr>
+                <w:rFonts w:ascii="Consolas" w:hAnsi="Consolas"/>
+                <w:sz w:val="19"/>
+              </w:rPr>
+              <w:t>p12</w:t>
+            </w:r>
+            <w:r>
+              <w:rPr>
+                <w:b w:val="0"/>
+                <w:sz w:val="19"/>
+              </w:rPr>
               <w:t xml:space="preserve">). </w:t>
             </w:r>
             <w:r>
@@ -7357,7 +9316,7 @@
                 <w:b w:val="0"/>
                 <w:sz w:val="19"/>
               </w:rPr>
-              <w:t xml:space="preserve"> §3 *(borneras)* y </w:t>
+              <w:t xml:space="preserve"> §3 *(borneras)* · </w:t>
             </w:r>
             <w:r>
               <w:rPr>
@@ -7379,6 +9338,48 @@
                 <w:sz w:val="19"/>
               </w:rPr>
               <w:t>J16</w:t>
+            </w:r>
+            <w:r>
+              <w:rPr>
+                <w:b w:val="0"/>
+                <w:sz w:val="19"/>
+              </w:rPr>
+              <w:t xml:space="preserve">)* · </w:t>
+            </w:r>
+            <w:r>
+              <w:rPr>
+                <w:b/>
+                <w:sz w:val="19"/>
+              </w:rPr>
+              <w:t>Manual 9</w:t>
+            </w:r>
+            <w:r>
+              <w:rPr>
+                <w:b w:val="0"/>
+                <w:sz w:val="19"/>
+              </w:rPr>
+              <w:t xml:space="preserve"> *(polaridad, </w:t>
+            </w:r>
+            <w:r>
+              <w:rPr>
+                <w:rFonts w:ascii="Consolas" w:hAnsi="Consolas"/>
+                <w:sz w:val="19"/>
+              </w:rPr>
+              <w:t>M3</w:t>
+            </w:r>
+            <w:r>
+              <w:rPr>
+                <w:b w:val="0"/>
+                <w:sz w:val="19"/>
+              </w:rPr>
+              <w:t xml:space="preserve"> y el </w:t>
+            </w:r>
+            <w:r>
+              <w:rPr>
+                <w:rFonts w:ascii="Consolas" w:hAnsi="Consolas"/>
+                <w:sz w:val="19"/>
+              </w:rPr>
+              <w:t>ENSAYO 4</w:t>
             </w:r>
             <w:r>
               <w:rPr>
@@ -7732,14 +9733,14 @@
                 <w:b w:val="0"/>
                 <w:sz w:val="19"/>
               </w:rPr>
-              <w:t xml:space="preserve">🔴 </w:t>
+              <w:t xml:space="preserve">🟢 </w:t>
             </w:r>
             <w:r>
               <w:rPr>
                 <w:b/>
                 <w:sz w:val="19"/>
               </w:rPr>
-              <w:t>RECEPTOR RF DEL MANDO DE RELÉS</w:t>
+              <w:t>RECEPTOR RF DEL MANDO DE RELÉS — SE PIDE</w:t>
             </w:r>
             <w:r>
               <w:rPr>
@@ -7767,7 +9768,7 @@
                 <w:b/>
                 <w:sz w:val="19"/>
               </w:rPr>
-              <w:t>contacto seco</w:t>
+              <w:t>contacto seco MOMENTÁNEO</w:t>
             </w:r>
             <w:r>
               <w:rPr>
@@ -7802,7 +9803,63 @@
                 <w:b w:val="0"/>
                 <w:sz w:val="19"/>
               </w:rPr>
-              <w:t>, alimentación de 12 V</w:t>
+              <w:t xml:space="preserve">, alimentación de 12 V, y </w:t>
+            </w:r>
+            <w:r>
+              <w:rPr>
+                <w:b/>
+                <w:sz w:val="19"/>
+              </w:rPr>
+              <w:t>salida `NO` (normalmente abierto)</w:t>
+            </w:r>
+            <w:r>
+              <w:rPr>
+                <w:b w:val="0"/>
+                <w:sz w:val="19"/>
+              </w:rPr>
+              <w:t xml:space="preserve">. ~~🛑 04/09: falta DECIDIR si </w:t>
+            </w:r>
+            <w:r>
+              <w:rPr>
+                <w:rFonts w:ascii="Consolas" w:hAnsi="Consolas"/>
+                <w:sz w:val="19"/>
+              </w:rPr>
+              <w:t>NO</w:t>
+            </w:r>
+            <w:r>
+              <w:rPr>
+                <w:b w:val="0"/>
+                <w:sz w:val="19"/>
+              </w:rPr>
+              <w:t xml:space="preserve"> o </w:t>
+            </w:r>
+            <w:r>
+              <w:rPr>
+                <w:rFonts w:ascii="Consolas" w:hAnsi="Consolas"/>
+                <w:sz w:val="19"/>
+              </w:rPr>
+              <w:t>NC</w:t>
+            </w:r>
+            <w:r>
+              <w:rPr>
+                <w:b w:val="0"/>
+                <w:sz w:val="19"/>
+              </w:rPr>
+              <w:t xml:space="preserve">, decisión del responsable~~ → </w:t>
+            </w:r>
+            <w:r>
+              <w:rPr>
+                <w:b/>
+                <w:sz w:val="19"/>
+              </w:rPr>
+              <w:t>caducado el mismo 04/09: lo decide el cobre — `J16` tiene una sola masa (`p2`) y 3,3 V en cada posición contigua, así que la entrada es activa en ALTO; y `NC` dejaría un canal caído leyéndose como pulsación.</w:t>
+            </w:r>
+            <w:r>
+              <w:rPr>
+                <w:b w:val="0"/>
+                <w:sz w:val="19"/>
+              </w:rPr>
+              <w:t xml:space="preserve"> Ver el bloque de abajo</w:t>
             </w:r>
           </w:p>
         </w:tc>
@@ -7925,6 +9982,20 @@
                 <w:sz w:val="19"/>
               </w:rPr>
               <w:t>Maestro/src/mando.cpp:201-238</w:t>
+            </w:r>
+            <w:r>
+              <w:rPr>
+                <w:b w:val="0"/>
+                <w:sz w:val="19"/>
+              </w:rPr>
+              <w:t xml:space="preserve">; </w:t>
+            </w:r>
+            <w:r>
+              <w:rPr>
+                <w:b/>
+                <w:sz w:val="19"/>
+              </w:rPr>
+              <w:t>la polaridad y el estado del pin, MEDIDOS EN BANCO el 03–04/09</w:t>
             </w:r>
           </w:p>
         </w:tc>
@@ -10194,7 +12265,7 @@
           <w:color w:val="960000"/>
           <w:sz w:val="20"/>
         </w:rPr>
-        <w:t xml:space="preserve"> (mismo §7) | | Hoy el firmware los declara </w:t>
+        <w:t xml:space="preserve"> (mismo §7) | | ~~Hoy el firmware los declara </w:t>
       </w:r>
       <w:r>
         <w:rPr>
@@ -10274,39 +12345,423 @@
           <w:color w:val="960000"/>
           <w:sz w:val="20"/>
         </w:rPr>
-        <w:t xml:space="preserve"> | ✅ </w:t>
-      </w:r>
-      <w:r>
-        <w:rPr>
-          <w:b/>
-          <w:color w:val="960000"/>
-          <w:sz w:val="20"/>
-        </w:rPr>
-        <w:t>Medido en el fuente</w:t>
-      </w:r>
-      <w:r>
-        <w:rPr>
-          <w:b w:val="0"/>
-          <w:color w:val="960000"/>
-          <w:sz w:val="20"/>
-        </w:rPr>
-        <w:t xml:space="preserve"> el 28/08 | | Que en la tarjeta física esas vías lleguen donde dice el esquemático | 🔴 </w:t>
-      </w:r>
-      <w:r>
-        <w:rPr>
-          <w:b/>
-          <w:color w:val="960000"/>
-          <w:sz w:val="20"/>
-        </w:rPr>
-        <w:t>NO VERIFICADO.</w:t>
-      </w:r>
-      <w:r>
-        <w:rPr>
-          <w:b w:val="0"/>
-          <w:color w:val="960000"/>
-          <w:sz w:val="20"/>
-        </w:rPr>
-        <w:t xml:space="preserve"> Multímetro, cinco minutos, en la sesión de banco | 🔴 </w:t>
+        <w:t xml:space="preserve">~~ | ⛔ </w:t>
+      </w:r>
+      <w:r>
+        <w:rPr>
+          <w:b/>
+          <w:color w:val="960000"/>
+          <w:sz w:val="20"/>
+        </w:rPr>
+        <w:t>Falso desde el 31/08:</w:t>
+      </w:r>
+      <w:r>
+        <w:rPr>
+          <w:b w:val="0"/>
+          <w:color w:val="960000"/>
+          <w:sz w:val="20"/>
+        </w:rPr>
+        <w:t xml:space="preserve"> son </w:t>
+      </w:r>
+      <w:r>
+        <w:rPr>
+          <w:rFonts w:ascii="Consolas" w:hAnsi="Consolas"/>
+          <w:color w:val="960000"/>
+          <w:sz w:val="20"/>
+        </w:rPr>
+        <w:t>CAM_C_PIN</w:t>
+      </w:r>
+      <w:r>
+        <w:rPr>
+          <w:b w:val="0"/>
+          <w:color w:val="960000"/>
+          <w:sz w:val="20"/>
+        </w:rPr>
+        <w:t>/</w:t>
+      </w:r>
+      <w:r>
+        <w:rPr>
+          <w:rFonts w:ascii="Consolas" w:hAnsi="Consolas"/>
+          <w:color w:val="960000"/>
+          <w:sz w:val="20"/>
+        </w:rPr>
+        <w:t>CAM_D_PIN</w:t>
+      </w:r>
+      <w:r>
+        <w:rPr>
+          <w:b w:val="0"/>
+          <w:color w:val="960000"/>
+          <w:sz w:val="20"/>
+        </w:rPr>
+        <w:t xml:space="preserve">, </w:t>
+      </w:r>
+      <w:r>
+        <w:rPr>
+          <w:rFonts w:ascii="Consolas" w:hAnsi="Consolas"/>
+          <w:color w:val="960000"/>
+          <w:sz w:val="20"/>
+        </w:rPr>
+        <w:t>INPUT</w:t>
+      </w:r>
+      <w:r>
+        <w:rPr>
+          <w:b w:val="0"/>
+          <w:color w:val="960000"/>
+          <w:sz w:val="20"/>
+        </w:rPr>
+        <w:t xml:space="preserve"> pelado, activos en ALTO | | ~~Que en la tarjeta física esas vías lleguen donde dice el esquemático~~ | 🟢 </w:t>
+      </w:r>
+      <w:r>
+        <w:rPr>
+          <w:b/>
+          <w:color w:val="960000"/>
+          <w:sz w:val="20"/>
+        </w:rPr>
+        <w:t>VERIFICADO EN BANCO el 04/09 (`M3`, paso 20):</w:t>
+      </w:r>
+      <w:r>
+        <w:rPr>
+          <w:b w:val="0"/>
+          <w:color w:val="960000"/>
+          <w:sz w:val="20"/>
+        </w:rPr>
+        <w:t xml:space="preserve"> </w:t>
+      </w:r>
+      <w:r>
+        <w:rPr>
+          <w:rFonts w:ascii="Consolas" w:hAnsi="Consolas"/>
+          <w:color w:val="960000"/>
+          <w:sz w:val="20"/>
+        </w:rPr>
+        <w:t>p10</w:t>
+      </w:r>
+      <w:r>
+        <w:rPr>
+          <w:b w:val="0"/>
+          <w:color w:val="960000"/>
+          <w:sz w:val="20"/>
+        </w:rPr>
+        <w:t xml:space="preserve"> </w:t>
+      </w:r>
+      <w:r>
+        <w:rPr>
+          <w:b/>
+          <w:color w:val="960000"/>
+          <w:sz w:val="20"/>
+        </w:rPr>
+        <w:t>9,93 kΩ</w:t>
+      </w:r>
+      <w:r>
+        <w:rPr>
+          <w:b w:val="0"/>
+          <w:color w:val="960000"/>
+          <w:sz w:val="20"/>
+        </w:rPr>
+        <w:t xml:space="preserve"> y </w:t>
+      </w:r>
+      <w:r>
+        <w:rPr>
+          <w:rFonts w:ascii="Consolas" w:hAnsi="Consolas"/>
+          <w:color w:val="960000"/>
+          <w:sz w:val="20"/>
+        </w:rPr>
+        <w:t>p12</w:t>
+      </w:r>
+      <w:r>
+        <w:rPr>
+          <w:b w:val="0"/>
+          <w:color w:val="960000"/>
+          <w:sz w:val="20"/>
+        </w:rPr>
+        <w:t xml:space="preserve"> </w:t>
+      </w:r>
+      <w:r>
+        <w:rPr>
+          <w:b/>
+          <w:color w:val="960000"/>
+          <w:sz w:val="20"/>
+        </w:rPr>
+        <w:t>9,94 kΩ</w:t>
+      </w:r>
+      <w:r>
+        <w:rPr>
+          <w:b w:val="0"/>
+          <w:color w:val="960000"/>
+          <w:sz w:val="20"/>
+        </w:rPr>
+        <w:t xml:space="preserve"> a masa, los dos a </w:t>
+      </w:r>
+      <w:r>
+        <w:rPr>
+          <w:b/>
+          <w:color w:val="960000"/>
+          <w:sz w:val="20"/>
+        </w:rPr>
+        <w:t>0 V</w:t>
+      </w:r>
+      <w:r>
+        <w:rPr>
+          <w:b w:val="0"/>
+          <w:color w:val="960000"/>
+          <w:sz w:val="20"/>
+        </w:rPr>
+        <w:t xml:space="preserve"> con energía. </w:t>
+      </w:r>
+      <w:r>
+        <w:rPr>
+          <w:b/>
+          <w:color w:val="960000"/>
+          <w:sz w:val="20"/>
+        </w:rPr>
+        <w:t>El netlist tenía razón: pull-down real de 10 kΩ</w:t>
+      </w:r>
+      <w:r>
+        <w:rPr>
+          <w:b w:val="0"/>
+          <w:color w:val="960000"/>
+          <w:sz w:val="20"/>
+        </w:rPr>
+        <w:t xml:space="preserve"> | | Que en reposo el equipo </w:t>
+      </w:r>
+      <w:r>
+        <w:rPr>
+          <w:b/>
+          <w:color w:val="960000"/>
+          <w:sz w:val="20"/>
+        </w:rPr>
+        <w:t>no pida paso solo</w:t>
+      </w:r>
+      <w:r>
+        <w:rPr>
+          <w:b w:val="0"/>
+          <w:color w:val="960000"/>
+          <w:sz w:val="20"/>
+        </w:rPr>
+        <w:t xml:space="preserve">, con y sin el cable puesto | 🟢 </w:t>
+      </w:r>
+      <w:r>
+        <w:rPr>
+          <w:b/>
+          <w:color w:val="960000"/>
+          <w:sz w:val="20"/>
+        </w:rPr>
+        <w:t>VERIFICADO EN BANCO el 04/09 (paso 21):</w:t>
+      </w:r>
+      <w:r>
+        <w:rPr>
+          <w:b w:val="0"/>
+          <w:color w:val="960000"/>
+          <w:sz w:val="20"/>
+        </w:rPr>
+        <w:t xml:space="preserve"> cero falsas activaciones | 🟢 </w:t>
+      </w:r>
+      <w:r>
+        <w:rPr>
+          <w:b/>
+          <w:color w:val="960000"/>
+          <w:sz w:val="20"/>
+        </w:rPr>
+        <w:t>04/09 — Y por eso esta línea cambia de estado: `A7` ya no es sólo «se compra el cable».</w:t>
+      </w:r>
+      <w:r>
+        <w:rPr>
+          <w:b w:val="0"/>
+          <w:color w:val="960000"/>
+          <w:sz w:val="20"/>
+        </w:rPr>
+        <w:t xml:space="preserve"> Con </w:t>
+      </w:r>
+      <w:r>
+        <w:rPr>
+          <w:rFonts w:ascii="Consolas" w:hAnsi="Consolas"/>
+          <w:color w:val="960000"/>
+          <w:sz w:val="20"/>
+        </w:rPr>
+        <w:t>M3</w:t>
+      </w:r>
+      <w:r>
+        <w:rPr>
+          <w:b w:val="0"/>
+          <w:color w:val="960000"/>
+          <w:sz w:val="20"/>
+        </w:rPr>
+        <w:t xml:space="preserve"> cerrada </w:t>
+      </w:r>
+      <w:r>
+        <w:rPr>
+          <w:b/>
+          <w:color w:val="960000"/>
+          <w:sz w:val="20"/>
+        </w:rPr>
+        <w:t>se puede conectar</w:t>
+      </w:r>
+      <w:r>
+        <w:rPr>
+          <w:b w:val="0"/>
+          <w:color w:val="960000"/>
+          <w:sz w:val="20"/>
+        </w:rPr>
+        <w:t xml:space="preserve">. La polaridad la decide el cobre: </w:t>
+      </w:r>
+      <w:r>
+        <w:rPr>
+          <w:b/>
+          <w:color w:val="960000"/>
+          <w:sz w:val="20"/>
+        </w:rPr>
+        <w:t>contacto contra los 3,3 V del borne contiguo</w:t>
+      </w:r>
+      <w:r>
+        <w:rPr>
+          <w:b w:val="0"/>
+          <w:color w:val="960000"/>
+          <w:sz w:val="20"/>
+        </w:rPr>
+        <w:t xml:space="preserve"> (</w:t>
+      </w:r>
+      <w:r>
+        <w:rPr>
+          <w:rFonts w:ascii="Consolas" w:hAnsi="Consolas"/>
+          <w:color w:val="960000"/>
+          <w:sz w:val="20"/>
+        </w:rPr>
+        <w:t>p9</w:t>
+      </w:r>
+      <w:r>
+        <w:rPr>
+          <w:b w:val="0"/>
+          <w:color w:val="960000"/>
+          <w:sz w:val="20"/>
+        </w:rPr>
+        <w:t xml:space="preserve"> para </w:t>
+      </w:r>
+      <w:r>
+        <w:rPr>
+          <w:rFonts w:ascii="Consolas" w:hAnsi="Consolas"/>
+          <w:color w:val="960000"/>
+          <w:sz w:val="20"/>
+        </w:rPr>
+        <w:t>p10</w:t>
+      </w:r>
+      <w:r>
+        <w:rPr>
+          <w:b w:val="0"/>
+          <w:color w:val="960000"/>
+          <w:sz w:val="20"/>
+        </w:rPr>
+        <w:t xml:space="preserve">, </w:t>
+      </w:r>
+      <w:r>
+        <w:rPr>
+          <w:rFonts w:ascii="Consolas" w:hAnsi="Consolas"/>
+          <w:color w:val="960000"/>
+          <w:sz w:val="20"/>
+        </w:rPr>
+        <w:t>p11</w:t>
+      </w:r>
+      <w:r>
+        <w:rPr>
+          <w:b w:val="0"/>
+          <w:color w:val="960000"/>
+          <w:sz w:val="20"/>
+        </w:rPr>
+        <w:t xml:space="preserve"> para </w:t>
+      </w:r>
+      <w:r>
+        <w:rPr>
+          <w:rFonts w:ascii="Consolas" w:hAnsi="Consolas"/>
+          <w:color w:val="960000"/>
+          <w:sz w:val="20"/>
+        </w:rPr>
+        <w:t>p12</w:t>
+      </w:r>
+      <w:r>
+        <w:rPr>
+          <w:b w:val="0"/>
+          <w:color w:val="960000"/>
+          <w:sz w:val="20"/>
+        </w:rPr>
+        <w:t xml:space="preserve">), retorno de masa por </w:t>
+      </w:r>
+      <w:r>
+        <w:rPr>
+          <w:rFonts w:ascii="Consolas" w:hAnsi="Consolas"/>
+          <w:color w:val="960000"/>
+          <w:sz w:val="20"/>
+        </w:rPr>
+        <w:t>p2</w:t>
+      </w:r>
+      <w:r>
+        <w:rPr>
+          <w:b w:val="0"/>
+          <w:color w:val="960000"/>
+          <w:sz w:val="20"/>
+        </w:rPr>
+        <w:t xml:space="preserve">, </w:t>
+      </w:r>
+      <w:r>
+        <w:rPr>
+          <w:b/>
+          <w:color w:val="960000"/>
+          <w:sz w:val="20"/>
+        </w:rPr>
+        <w:t>activo en ALTO</w:t>
+      </w:r>
+      <w:r>
+        <w:rPr>
+          <w:b w:val="0"/>
+          <w:color w:val="960000"/>
+          <w:sz w:val="20"/>
+        </w:rPr>
+        <w:t xml:space="preserve">. El procedimiento completo y el </w:t>
+      </w:r>
+      <w:r>
+        <w:rPr>
+          <w:rFonts w:ascii="Consolas" w:hAnsi="Consolas"/>
+          <w:color w:val="960000"/>
+          <w:sz w:val="20"/>
+        </w:rPr>
+        <w:t>ENSAYO 4</w:t>
+      </w:r>
+      <w:r>
+        <w:rPr>
+          <w:b w:val="0"/>
+          <w:color w:val="960000"/>
+          <w:sz w:val="20"/>
+        </w:rPr>
+        <w:t xml:space="preserve"> están en el </w:t>
+      </w:r>
+      <w:r>
+        <w:rPr>
+          <w:b/>
+          <w:color w:val="960000"/>
+          <w:sz w:val="20"/>
+        </w:rPr>
+        <w:t>Manual 9</w:t>
+      </w:r>
+      <w:r>
+        <w:rPr>
+          <w:b w:val="0"/>
+          <w:color w:val="960000"/>
+          <w:sz w:val="20"/>
+        </w:rPr>
+        <w:t xml:space="preserve">, y </w:t>
+      </w:r>
+      <w:r>
+        <w:rPr>
+          <w:b/>
+          <w:color w:val="960000"/>
+          <w:sz w:val="20"/>
+        </w:rPr>
+        <w:t>no se duplican aquí</w:t>
+      </w:r>
+      <w:r>
+        <w:rPr>
+          <w:b w:val="0"/>
+          <w:color w:val="960000"/>
+          <w:sz w:val="20"/>
+        </w:rPr>
+        <w:t xml:space="preserve">. 🔴 </w:t>
       </w:r>
       <w:r>
         <w:rPr>
@@ -10354,7 +12809,103 @@
           <w:color w:val="960000"/>
           <w:sz w:val="20"/>
         </w:rPr>
-        <w:t xml:space="preserve"> (Manual 10 §2.2), y aquí vale igual. ⛔ </w:t>
+        <w:t xml:space="preserve"> (Manual 10 §2.2), y aquí vale igual. 🛑 </w:t>
+      </w:r>
+      <w:r>
+        <w:rPr>
+          <w:b/>
+          <w:color w:val="960000"/>
+          <w:sz w:val="20"/>
+        </w:rPr>
+        <w:t>04/09 — y ese aviso sube de rango: TAPAR FÍSICAMENTE EL PIN 1 ES OBLIGATORIO EN CADA EQUIPO, ANTES DE CABLEAR.</w:t>
+      </w:r>
+      <w:r>
+        <w:rPr>
+          <w:b w:val="0"/>
+          <w:color w:val="960000"/>
+          <w:sz w:val="20"/>
+        </w:rPr>
+        <w:t xml:space="preserve"> No basta con «no conectar nada ahí». Las </w:t>
+      </w:r>
+      <w:r>
+        <w:rPr>
+          <w:b/>
+          <w:color w:val="960000"/>
+          <w:sz w:val="20"/>
+        </w:rPr>
+        <w:t>5 entradas de campo van desnudas al pin del STM32</w:t>
+      </w:r>
+      <w:r>
+        <w:rPr>
+          <w:b w:val="0"/>
+          <w:color w:val="960000"/>
+          <w:sz w:val="20"/>
+        </w:rPr>
+        <w:t xml:space="preserve"> —sin serie, sin opto, sin clamp—, mientras las </w:t>
+      </w:r>
+      <w:r>
+        <w:rPr>
+          <w:b/>
+          <w:color w:val="960000"/>
+          <w:sz w:val="20"/>
+        </w:rPr>
+        <w:t>9 salidas sí llevan 220 Ω y optoacoplador</w:t>
+      </w:r>
+      <w:r>
+        <w:rPr>
+          <w:b w:val="0"/>
+          <w:color w:val="960000"/>
+          <w:sz w:val="20"/>
+        </w:rPr>
+        <w:t xml:space="preserve">; el 04/09 </w:t>
+      </w:r>
+      <w:r>
+        <w:rPr>
+          <w:b/>
+          <w:color w:val="960000"/>
+          <w:sz w:val="20"/>
+        </w:rPr>
+        <w:t>una tarjeta Maestro quedó con un cortocircuito de 3,3 V a masa</w:t>
+      </w:r>
+      <w:r>
+        <w:rPr>
+          <w:b w:val="0"/>
+          <w:color w:val="960000"/>
+          <w:sz w:val="20"/>
+        </w:rPr>
+        <w:t xml:space="preserve">. </w:t>
+      </w:r>
+      <w:r>
+        <w:rPr>
+          <w:b/>
+          <w:color w:val="960000"/>
+          <w:sz w:val="20"/>
+        </w:rPr>
+        <w:t>Con qué taparlo entra en el juego de `A7`</w:t>
+      </w:r>
+      <w:r>
+        <w:rPr>
+          <w:b w:val="0"/>
+          <w:color w:val="960000"/>
+          <w:sz w:val="20"/>
+        </w:rPr>
+        <w:t xml:space="preserve"> —tapón, funda termorretráctil, o el conector con esa posición sin terminal—: cuesta céntimos y es lo único que hay entre un instalador y una avería. </w:t>
+      </w:r>
+      <w:r>
+        <w:rPr>
+          <w:b/>
+          <w:color w:val="960000"/>
+          <w:sz w:val="20"/>
+        </w:rPr>
+        <w:t>La corrección de verdad es de placa, y está en el bloque `E`.</w:t>
+      </w:r>
+      <w:r>
+        <w:rPr>
+          <w:b w:val="0"/>
+          <w:color w:val="960000"/>
+          <w:sz w:val="20"/>
+        </w:rPr>
+        <w:t xml:space="preserve"> ⛔ </w:t>
       </w:r>
       <w:r>
         <w:rPr>
@@ -10482,7 +13033,7 @@
           <w:color w:val="960000"/>
           <w:sz w:val="20"/>
         </w:rPr>
-        <w:t xml:space="preserve"> El firmware </w:t>
+        <w:t xml:space="preserve"> ~~El firmware </w:t>
       </w:r>
       <w:r>
         <w:rPr>
@@ -10498,23 +13049,119 @@
           <w:color w:val="960000"/>
           <w:sz w:val="20"/>
         </w:rPr>
-        <w:t xml:space="preserve"> —los lee como botones—, así que </w:t>
-      </w:r>
-      <w:r>
-        <w:rPr>
-          <w:b/>
-          <w:color w:val="960000"/>
-          <w:sz w:val="20"/>
-        </w:rPr>
-        <w:t>la segunda cámara por poste (SFTY-29, presencia como veto) sigue sin pedirse hasta que exista el firmware que la lea</w:t>
-      </w:r>
-      <w:r>
-        <w:rPr>
-          <w:b w:val="0"/>
-          <w:color w:val="960000"/>
-          <w:sz w:val="20"/>
-        </w:rPr>
-        <w:t xml:space="preserve">. La ruta ya está decidida; la función, no escrita. ⏳ </w:t>
+        <w:t xml:space="preserve"> —los lee como botones—~~ ⛔ </w:t>
+      </w:r>
+      <w:r>
+        <w:rPr>
+          <w:b/>
+          <w:color w:val="960000"/>
+          <w:sz w:val="20"/>
+        </w:rPr>
+        <w:t>eso dejó de ser cierto el 31/08</w:t>
+      </w:r>
+      <w:r>
+        <w:rPr>
+          <w:b w:val="0"/>
+          <w:color w:val="960000"/>
+          <w:sz w:val="20"/>
+        </w:rPr>
+        <w:t xml:space="preserve">, pero </w:t>
+      </w:r>
+      <w:r>
+        <w:rPr>
+          <w:b/>
+          <w:color w:val="960000"/>
+          <w:sz w:val="20"/>
+        </w:rPr>
+        <w:t>la conclusión no cambia y el motivo hay que decirlo bien</w:t>
+      </w:r>
+      <w:r>
+        <w:rPr>
+          <w:b w:val="0"/>
+          <w:color w:val="960000"/>
+          <w:sz w:val="20"/>
+        </w:rPr>
+        <w:t xml:space="preserve">: el firmware los lee como </w:t>
+      </w:r>
+      <w:r>
+        <w:rPr>
+          <w:b/>
+          <w:color w:val="960000"/>
+          <w:sz w:val="20"/>
+        </w:rPr>
+        <w:t>cámaras de DEMANDA</w:t>
+      </w:r>
+      <w:r>
+        <w:rPr>
+          <w:b w:val="0"/>
+          <w:color w:val="960000"/>
+          <w:sz w:val="20"/>
+        </w:rPr>
+        <w:t xml:space="preserve"> —piden paso—, </w:t>
+      </w:r>
+      <w:r>
+        <w:rPr>
+          <w:b/>
+          <w:color w:val="960000"/>
+          <w:sz w:val="20"/>
+        </w:rPr>
+        <w:t>no</w:t>
+      </w:r>
+      <w:r>
+        <w:rPr>
+          <w:b w:val="0"/>
+          <w:color w:val="960000"/>
+          <w:sz w:val="20"/>
+        </w:rPr>
+        <w:t xml:space="preserve"> como presencia. </w:t>
+      </w:r>
+      <w:r>
+        <w:rPr>
+          <w:b/>
+          <w:color w:val="960000"/>
+          <w:sz w:val="20"/>
+        </w:rPr>
+        <w:t>La segunda cámara por poste (SFTY-29, presencia como veto) sigue sin pedirse hasta que exista el firmware que la lea así.</w:t>
+      </w:r>
+      <w:r>
+        <w:rPr>
+          <w:b w:val="0"/>
+          <w:color w:val="960000"/>
+          <w:sz w:val="20"/>
+        </w:rPr>
+        <w:t xml:space="preserve"> La ruta está decidida y </w:t>
+      </w:r>
+      <w:r>
+        <w:rPr>
+          <w:b/>
+          <w:color w:val="960000"/>
+          <w:sz w:val="20"/>
+        </w:rPr>
+        <w:t>desde el 04/09 el cobre también</w:t>
+      </w:r>
+      <w:r>
+        <w:rPr>
+          <w:b w:val="0"/>
+          <w:color w:val="960000"/>
+          <w:sz w:val="20"/>
+        </w:rPr>
+        <w:t xml:space="preserve"> (</w:t>
+      </w:r>
+      <w:r>
+        <w:rPr>
+          <w:rFonts w:ascii="Consolas" w:hAnsi="Consolas"/>
+          <w:color w:val="960000"/>
+          <w:sz w:val="20"/>
+        </w:rPr>
+        <w:t>M3</w:t>
+      </w:r>
+      <w:r>
+        <w:rPr>
+          <w:b w:val="0"/>
+          <w:color w:val="960000"/>
+          <w:sz w:val="20"/>
+        </w:rPr>
+        <w:t xml:space="preserve">); la función, no escrita. ⏳ </w:t>
       </w:r>
       <w:r>
         <w:rPr>
@@ -11608,23 +14255,55 @@
           <w:color w:val="960000"/>
           <w:sz w:val="20"/>
         </w:rPr>
-        <w:t xml:space="preserve">, esa promesa se cae para el Degradado. </w:t>
-      </w:r>
-      <w:r>
-        <w:rPr>
-          <w:b/>
-          <w:color w:val="960000"/>
-          <w:sz w:val="20"/>
-        </w:rPr>
-        <w:t>Qué se pide, y qué NO se sabe todavía:</w:t>
-      </w:r>
-      <w:r>
-        <w:rPr>
-          <w:b w:val="0"/>
-          <w:color w:val="960000"/>
-          <w:sz w:val="20"/>
-        </w:rPr>
-        <w:t xml:space="preserve"> ``</w:t>
+        <w:t xml:space="preserve">, esa promesa se cae para el Degradado. ### 🔬 04/09 — LO QUE EL BANCO MIDIÓ, Y QUE CIERRA ESTA LÍNEA </w:t>
+      </w:r>
+      <w:r>
+        <w:rPr>
+          <w:b/>
+          <w:color w:val="960000"/>
+          <w:sz w:val="20"/>
+        </w:rPr>
+        <w:t>EL DEFECTO, EN PASADO — es lo que el banco encontró sobre el firmware `617bd00`:</w:t>
+      </w:r>
+      <w:r>
+        <w:rPr>
+          <w:b w:val="0"/>
+          <w:color w:val="960000"/>
+          <w:sz w:val="20"/>
+        </w:rPr>
+        <w:t xml:space="preserve"> el mando A/B </w:t>
+      </w:r>
+      <w:r>
+        <w:rPr>
+          <w:b/>
+          <w:color w:val="960000"/>
+          <w:sz w:val="20"/>
+        </w:rPr>
+        <w:t>no se podía pulsar</w:t>
+      </w:r>
+      <w:r>
+        <w:rPr>
+          <w:b w:val="0"/>
+          <w:color w:val="960000"/>
+          <w:sz w:val="20"/>
+        </w:rPr>
+        <w:t xml:space="preserve">. No era una avería del emisor ni un cable suelto: </w:t>
+      </w:r>
+      <w:r>
+        <w:rPr>
+          <w:b/>
+          <w:color w:val="960000"/>
+          <w:sz w:val="20"/>
+        </w:rPr>
+        <w:t>no existía el gesto que lo activara</w:t>
+      </w:r>
+      <w:r>
+        <w:rPr>
+          <w:b w:val="0"/>
+          <w:color w:val="960000"/>
+          <w:sz w:val="20"/>
+        </w:rPr>
+        <w:t>. ``</w:t>
       </w:r>
       <w:r>
         <w:rPr>
@@ -11632,7 +14311,7 @@
           <w:color w:val="960000"/>
           <w:sz w:val="20"/>
         </w:rPr>
-        <w:t xml:space="preserve">text Receptor RF de 4 canales, SALIDAS DE CONTACTO SECO (no de nivel), alimentacion 12 V, emparejado con el emisor de mano que YA EXISTE en obra. Se cablean SOLO dos canales:  A -&gt; J16 p5 (PB9)   y   B -&gt; J16 p8 (PB13). </w:t>
+        <w:t xml:space="preserve">text R65 / R66  =  10 kOhm a masa   (el mismo cobre que las entradas de camara) -&gt; el pin se queda en 0,6 V -&gt; aquel firmware (INPUT_PULLUP, activo en BAJO) lo leia BAJO, permanente -&gt; el arranque lo sembraba como "flanco ya consumido" -&gt; NUNCA habia transicion.  Ninguna secuencia A.A.A ni B.B.B se componia. El cobre pide ACTIVO EN ALTO: contacto contra los 3,3 V de J16 p4  (para MANDO_A, p5 / PB9) contacto contra los 3,3 V de J16 p7  (para MANDO_B, p8 / PB13) </w:t>
       </w:r>
       <w:r>
         <w:rPr>
@@ -11647,11 +14326,830 @@
           <w:color w:val="960000"/>
           <w:sz w:val="20"/>
         </w:rPr>
-        <w:t xml:space="preserve"> | dato | nivel de prueba | |---|---| | El firmware espera **flancos de contacto** en </w:t>
-      </w:r>
-      <w:r>
-        <w:rPr>
-          <w:b w:val="0"/>
+        <w:t xml:space="preserve"> **EL ESTADO DE HOY, y hay que leerlo separado de lo de arriba:** 🟢 **el firmware está corregido en las dos puntas** —</w:t>
+      </w:r>
+      <w:r>
+        <w:rPr>
+          <w:b w:val="0"/>
+          <w:color w:val="960000"/>
+          <w:sz w:val="20"/>
+        </w:rPr>
+        <w:t>346ea5f</w:t>
+      </w:r>
+      <w:r>
+        <w:rPr>
+          <w:rFonts w:ascii="Consolas" w:hAnsi="Consolas"/>
+          <w:color w:val="960000"/>
+          <w:sz w:val="20"/>
+        </w:rPr>
+        <w:t xml:space="preserve">: </w:t>
+      </w:r>
+      <w:r>
+        <w:rPr>
+          <w:b w:val="0"/>
+          <w:color w:val="960000"/>
+          <w:sz w:val="20"/>
+        </w:rPr>
+        <w:t>pinMode(BOTON1/BOTON2, INPUT)</w:t>
+      </w:r>
+      <w:r>
+        <w:rPr>
+          <w:rFonts w:ascii="Consolas" w:hAnsi="Consolas"/>
+          <w:color w:val="960000"/>
+          <w:sz w:val="20"/>
+        </w:rPr>
+        <w:t xml:space="preserve"> pelado y </w:t>
+      </w:r>
+      <w:r>
+        <w:rPr>
+          <w:b w:val="0"/>
+          <w:color w:val="960000"/>
+          <w:sz w:val="20"/>
+        </w:rPr>
+        <w:t>digitalRead(...) == HIGH</w:t>
+      </w:r>
+      <w:r>
+        <w:rPr>
+          <w:rFonts w:ascii="Consolas" w:hAnsi="Consolas"/>
+          <w:color w:val="960000"/>
+          <w:sz w:val="20"/>
+        </w:rPr>
+        <w:t xml:space="preserve">, en </w:t>
+      </w:r>
+      <w:r>
+        <w:rPr>
+          <w:b w:val="0"/>
+          <w:color w:val="960000"/>
+          <w:sz w:val="20"/>
+        </w:rPr>
+        <w:t>Maestro/src/botones.cpp:40</w:t>
+      </w:r>
+      <w:r>
+        <w:rPr>
+          <w:rFonts w:ascii="Consolas" w:hAnsi="Consolas"/>
+          <w:color w:val="960000"/>
+          <w:sz w:val="20"/>
+        </w:rPr>
+        <w:t xml:space="preserve">, </w:t>
+      </w:r>
+      <w:r>
+        <w:rPr>
+          <w:b w:val="0"/>
+          <w:color w:val="960000"/>
+          <w:sz w:val="20"/>
+        </w:rPr>
+        <w:t>:160-161</w:t>
+      </w:r>
+      <w:r>
+        <w:rPr>
+          <w:rFonts w:ascii="Consolas" w:hAnsi="Consolas"/>
+          <w:color w:val="960000"/>
+          <w:sz w:val="20"/>
+        </w:rPr>
+        <w:t xml:space="preserve"> y </w:t>
+      </w:r>
+      <w:r>
+        <w:rPr>
+          <w:b w:val="0"/>
+          <w:color w:val="960000"/>
+          <w:sz w:val="20"/>
+        </w:rPr>
+        <w:t>Esclavo/src/botones.cpp:54</w:t>
+      </w:r>
+      <w:r>
+        <w:rPr>
+          <w:rFonts w:ascii="Consolas" w:hAnsi="Consolas"/>
+          <w:color w:val="960000"/>
+          <w:sz w:val="20"/>
+        </w:rPr>
+        <w:t xml:space="preserve">, </w:t>
+      </w:r>
+      <w:r>
+        <w:rPr>
+          <w:b w:val="0"/>
+          <w:color w:val="960000"/>
+          <w:sz w:val="20"/>
+        </w:rPr>
+        <w:t>:178-179</w:t>
+      </w:r>
+      <w:r>
+        <w:rPr>
+          <w:rFonts w:ascii="Consolas" w:hAnsi="Consolas"/>
+          <w:color w:val="960000"/>
+          <w:sz w:val="20"/>
+        </w:rPr>
+        <w:t xml:space="preserve">—. 🔴 **Y está PENDIENTE de ejercer en tarjeta:** nadie ha visto todavía a este equipo obedecer un </w:t>
+      </w:r>
+      <w:r>
+        <w:rPr>
+          <w:b w:val="0"/>
+          <w:color w:val="960000"/>
+          <w:sz w:val="20"/>
+        </w:rPr>
+        <w:t>A·A·A</w:t>
+      </w:r>
+      <w:r>
+        <w:rPr>
+          <w:rFonts w:ascii="Consolas" w:hAnsi="Consolas"/>
+          <w:color w:val="960000"/>
+          <w:sz w:val="20"/>
+        </w:rPr>
+        <w:t xml:space="preserve">, y no se prueba sobre la Maestro mientras siga el corto de N-116. **El fuente ya no es el bloqueante; la carga verificada sí.** ⚠️ **El gesto de prueba CAMBIÓ, y es lo que se lleva al banco:** ~~tocar </w:t>
+      </w:r>
+      <w:r>
+        <w:rPr>
+          <w:b w:val="0"/>
+          <w:color w:val="960000"/>
+          <w:sz w:val="20"/>
+        </w:rPr>
+        <w:t>J16</w:t>
+      </w:r>
+      <w:r>
+        <w:rPr>
+          <w:rFonts w:ascii="Consolas" w:hAnsi="Consolas"/>
+          <w:color w:val="960000"/>
+          <w:sz w:val="20"/>
+        </w:rPr>
+        <w:t xml:space="preserve"> p5 contra masa con un cable suelto~~ → **cerrar </w:t>
+      </w:r>
+      <w:r>
+        <w:rPr>
+          <w:b w:val="0"/>
+          <w:color w:val="960000"/>
+          <w:sz w:val="20"/>
+        </w:rPr>
+        <w:t>p5</w:t>
+      </w:r>
+      <w:r>
+        <w:rPr>
+          <w:rFonts w:ascii="Consolas" w:hAnsi="Consolas"/>
+          <w:color w:val="960000"/>
+          <w:sz w:val="20"/>
+        </w:rPr>
+        <w:t xml:space="preserve"> contra </w:t>
+      </w:r>
+      <w:r>
+        <w:rPr>
+          <w:b w:val="0"/>
+          <w:color w:val="960000"/>
+          <w:sz w:val="20"/>
+        </w:rPr>
+        <w:t>p4</w:t>
+      </w:r>
+      <w:r>
+        <w:rPr>
+          <w:rFonts w:ascii="Consolas" w:hAnsi="Consolas"/>
+          <w:color w:val="960000"/>
+          <w:sz w:val="20"/>
+        </w:rPr>
+        <w:t xml:space="preserve"> y </w:t>
+      </w:r>
+      <w:r>
+        <w:rPr>
+          <w:b w:val="0"/>
+          <w:color w:val="960000"/>
+          <w:sz w:val="20"/>
+        </w:rPr>
+        <w:t>p8</w:t>
+      </w:r>
+      <w:r>
+        <w:rPr>
+          <w:rFonts w:ascii="Consolas" w:hAnsi="Consolas"/>
+          <w:color w:val="960000"/>
+          <w:sz w:val="20"/>
+        </w:rPr>
+        <w:t xml:space="preserve"> contra </w:t>
+      </w:r>
+      <w:r>
+        <w:rPr>
+          <w:b w:val="0"/>
+          <w:color w:val="960000"/>
+          <w:sz w:val="20"/>
+        </w:rPr>
+        <w:t>p7</w:t>
+      </w:r>
+      <w:r>
+        <w:rPr>
+          <w:rFonts w:ascii="Consolas" w:hAnsi="Consolas"/>
+          <w:color w:val="960000"/>
+          <w:sz w:val="20"/>
+        </w:rPr>
+        <w:t xml:space="preserve"> (los 3,3 V del pin contiguo)**. El gesto viejo es el del paso 29, el que acabó con el Maestro caliente. **Es el mismo gesto que las cámaras** —</w:t>
+      </w:r>
+      <w:r>
+        <w:rPr>
+          <w:b w:val="0"/>
+          <w:color w:val="960000"/>
+          <w:sz w:val="20"/>
+        </w:rPr>
+        <w:t>J16</w:t>
+      </w:r>
+      <w:r>
+        <w:rPr>
+          <w:rFonts w:ascii="Consolas" w:hAnsi="Consolas"/>
+          <w:color w:val="960000"/>
+          <w:sz w:val="20"/>
+        </w:rPr>
+        <w:t xml:space="preserve"> tiene 3,3 V en </w:t>
+      </w:r>
+      <w:r>
+        <w:rPr>
+          <w:b w:val="0"/>
+          <w:color w:val="960000"/>
+          <w:sz w:val="20"/>
+        </w:rPr>
+        <w:t>p4</w:t>
+      </w:r>
+      <w:r>
+        <w:rPr>
+          <w:rFonts w:ascii="Consolas" w:hAnsi="Consolas"/>
+          <w:color w:val="960000"/>
+          <w:sz w:val="20"/>
+        </w:rPr>
+        <w:t xml:space="preserve">, </w:t>
+      </w:r>
+      <w:r>
+        <w:rPr>
+          <w:b w:val="0"/>
+          <w:color w:val="960000"/>
+          <w:sz w:val="20"/>
+        </w:rPr>
+        <w:t>p7</w:t>
+      </w:r>
+      <w:r>
+        <w:rPr>
+          <w:rFonts w:ascii="Consolas" w:hAnsi="Consolas"/>
+          <w:color w:val="960000"/>
+          <w:sz w:val="20"/>
+        </w:rPr>
+        <w:t xml:space="preserve">, </w:t>
+      </w:r>
+      <w:r>
+        <w:rPr>
+          <w:b w:val="0"/>
+          <w:color w:val="960000"/>
+          <w:sz w:val="20"/>
+        </w:rPr>
+        <w:t>p9</w:t>
+      </w:r>
+      <w:r>
+        <w:rPr>
+          <w:rFonts w:ascii="Consolas" w:hAnsi="Consolas"/>
+          <w:color w:val="960000"/>
+          <w:sz w:val="20"/>
+        </w:rPr>
+        <w:t xml:space="preserve"> y </w:t>
+      </w:r>
+      <w:r>
+        <w:rPr>
+          <w:b w:val="0"/>
+          <w:color w:val="960000"/>
+          <w:sz w:val="20"/>
+        </w:rPr>
+        <w:t>p11</w:t>
+      </w:r>
+      <w:r>
+        <w:rPr>
+          <w:rFonts w:ascii="Consolas" w:hAnsi="Consolas"/>
+          <w:color w:val="960000"/>
+          <w:sz w:val="20"/>
+        </w:rPr>
+        <w:t xml:space="preserve">, y los cuatro pines de señal llevan 10 kΩ a masa + 100 nF—. Que el mando y la cámara pidan lo mismo no es casualidad: **es el mismo cobre**. ### 🟢 ~~LA DECISIÓN QUE HAY QUE TOMAR ANTES DE PEDIR: </w:t>
+      </w:r>
+      <w:r>
+        <w:rPr>
+          <w:b w:val="0"/>
+          <w:color w:val="960000"/>
+          <w:sz w:val="20"/>
+        </w:rPr>
+        <w:t>NO</w:t>
+      </w:r>
+      <w:r>
+        <w:rPr>
+          <w:rFonts w:ascii="Consolas" w:hAnsi="Consolas"/>
+          <w:color w:val="960000"/>
+          <w:sz w:val="20"/>
+        </w:rPr>
+        <w:t xml:space="preserve"> o </w:t>
+      </w:r>
+      <w:r>
+        <w:rPr>
+          <w:b w:val="0"/>
+          <w:color w:val="960000"/>
+          <w:sz w:val="20"/>
+        </w:rPr>
+        <w:t>NC</w:t>
+      </w:r>
+      <w:r>
+        <w:rPr>
+          <w:rFonts w:ascii="Consolas" w:hAnsi="Consolas"/>
+          <w:color w:val="960000"/>
+          <w:sz w:val="20"/>
+        </w:rPr>
+        <w:t xml:space="preserve">~~ → **DECIDIDA: </w:t>
+      </w:r>
+      <w:r>
+        <w:rPr>
+          <w:b w:val="0"/>
+          <w:color w:val="960000"/>
+          <w:sz w:val="20"/>
+        </w:rPr>
+        <w:t>NO</w:t>
+      </w:r>
+      <w:r>
+        <w:rPr>
+          <w:rFonts w:ascii="Consolas" w:hAnsi="Consolas"/>
+          <w:color w:val="960000"/>
+          <w:sz w:val="20"/>
+        </w:rPr>
+        <w:t>, Y LA DECIDE EL COBRE** 🛑 ~~**No se toma en esta lista: la lista mide y pone las dos consecuencias delante; la elección es del responsable.**~~ → **CADUCADO el 04/09, y se conserva el motivo por el que estuvo bloqueada: se creía una preferencia de operación, y no lo es — es una consecuencia de la placa.** La tabla de abajo se conserva entera porque es la que lo demuestra, y porque una decisión entre alternativas escritas sólo se puede revisar si las alternativas siguen escritas. **Las dos medidas que la cierran, y ninguna es una opinión:** 1. **</w:t>
+      </w:r>
+      <w:r>
+        <w:rPr>
+          <w:b w:val="0"/>
+          <w:color w:val="960000"/>
+          <w:sz w:val="20"/>
+        </w:rPr>
+        <w:t>J16</w:t>
+      </w:r>
+      <w:r>
+        <w:rPr>
+          <w:rFonts w:ascii="Consolas" w:hAnsi="Consolas"/>
+          <w:color w:val="960000"/>
+          <w:sz w:val="20"/>
+        </w:rPr>
+        <w:t xml:space="preserve"> tiene UN SOLO pin de masa en todo el conector: </w:t>
+      </w:r>
+      <w:r>
+        <w:rPr>
+          <w:b w:val="0"/>
+          <w:color w:val="960000"/>
+          <w:sz w:val="20"/>
+        </w:rPr>
+        <w:t>p2</w:t>
+      </w:r>
+      <w:r>
+        <w:rPr>
+          <w:rFonts w:ascii="Consolas" w:hAnsi="Consolas"/>
+          <w:color w:val="960000"/>
+          <w:sz w:val="20"/>
+        </w:rPr>
+        <w:t>** —</w:t>
+      </w:r>
+      <w:r>
+        <w:rPr>
+          <w:b w:val="0"/>
+          <w:color w:val="960000"/>
+          <w:sz w:val="20"/>
+        </w:rPr>
+        <w:t>MAPEO_TARJETA_KICAD.md:613</w:t>
+      </w:r>
+      <w:r>
+        <w:rPr>
+          <w:rFonts w:ascii="Consolas" w:hAnsi="Consolas"/>
+          <w:color w:val="960000"/>
+          <w:sz w:val="20"/>
+        </w:rPr>
+        <w:t xml:space="preserve">, *«no hay ni una resistencia de </w:t>
+      </w:r>
+      <w:r>
+        <w:rPr>
+          <w:b w:val="0"/>
+          <w:color w:val="960000"/>
+          <w:sz w:val="20"/>
+        </w:rPr>
+        <w:t>J16</w:t>
+      </w:r>
+      <w:r>
+        <w:rPr>
+          <w:rFonts w:ascii="Consolas" w:hAnsi="Consolas"/>
+          <w:color w:val="960000"/>
+          <w:sz w:val="20"/>
+        </w:rPr>
+        <w:t xml:space="preserve"> a 3,3 V; las cuatro van a masa … hay un solo pin de </w:t>
+      </w:r>
+      <w:r>
+        <w:rPr>
+          <w:b w:val="0"/>
+          <w:color w:val="960000"/>
+          <w:sz w:val="20"/>
+        </w:rPr>
+        <w:t>GND</w:t>
+      </w:r>
+      <w:r>
+        <w:rPr>
+          <w:rFonts w:ascii="Consolas" w:hAnsi="Consolas"/>
+          <w:color w:val="960000"/>
+          <w:sz w:val="20"/>
+        </w:rPr>
+        <w:t xml:space="preserve"> en todo </w:t>
+      </w:r>
+      <w:r>
+        <w:rPr>
+          <w:b w:val="0"/>
+          <w:color w:val="960000"/>
+          <w:sz w:val="20"/>
+        </w:rPr>
+        <w:t>J16</w:t>
+      </w:r>
+      <w:r>
+        <w:rPr>
+          <w:rFonts w:ascii="Consolas" w:hAnsi="Consolas"/>
+          <w:color w:val="960000"/>
+          <w:sz w:val="20"/>
+        </w:rPr>
+        <w:t xml:space="preserve"> (p2), no uno por botón»*—, mientras que **cada señal tiene 3,3 V en la posición contigua** (</w:t>
+      </w:r>
+      <w:r>
+        <w:rPr>
+          <w:b w:val="0"/>
+          <w:color w:val="960000"/>
+          <w:sz w:val="20"/>
+        </w:rPr>
+        <w:t>p4</w:t>
+      </w:r>
+      <w:r>
+        <w:rPr>
+          <w:rFonts w:ascii="Consolas" w:hAnsi="Consolas"/>
+          <w:color w:val="960000"/>
+          <w:sz w:val="20"/>
+        </w:rPr>
+        <w:t xml:space="preserve">, </w:t>
+      </w:r>
+      <w:r>
+        <w:rPr>
+          <w:b w:val="0"/>
+          <w:color w:val="960000"/>
+          <w:sz w:val="20"/>
+        </w:rPr>
+        <w:t>p7</w:t>
+      </w:r>
+      <w:r>
+        <w:rPr>
+          <w:rFonts w:ascii="Consolas" w:hAnsi="Consolas"/>
+          <w:color w:val="960000"/>
+          <w:sz w:val="20"/>
+        </w:rPr>
+        <w:t xml:space="preserve">, </w:t>
+      </w:r>
+      <w:r>
+        <w:rPr>
+          <w:b w:val="0"/>
+          <w:color w:val="960000"/>
+          <w:sz w:val="20"/>
+        </w:rPr>
+        <w:t>p9</w:t>
+      </w:r>
+      <w:r>
+        <w:rPr>
+          <w:rFonts w:ascii="Consolas" w:hAnsi="Consolas"/>
+          <w:color w:val="960000"/>
+          <w:sz w:val="20"/>
+        </w:rPr>
+        <w:t xml:space="preserve">, </w:t>
+      </w:r>
+      <w:r>
+        <w:rPr>
+          <w:b w:val="0"/>
+          <w:color w:val="960000"/>
+          <w:sz w:val="20"/>
+        </w:rPr>
+        <w:t>p11</w:t>
+      </w:r>
+      <w:r>
+        <w:rPr>
+          <w:rFonts w:ascii="Consolas" w:hAnsi="Consolas"/>
+          <w:color w:val="960000"/>
+          <w:sz w:val="20"/>
+        </w:rPr>
+        <w:t>). Un contacto por botón **contra masa** exigiría **una masa por botón**: no las hay. **El conector sólo admite el gesto contra los 3,3 V — activo en ALTO.** 2. **</w:t>
+      </w:r>
+      <w:r>
+        <w:rPr>
+          <w:b w:val="0"/>
+          <w:color w:val="960000"/>
+          <w:sz w:val="20"/>
+        </w:rPr>
+        <w:t>NC</w:t>
+      </w:r>
+      <w:r>
+        <w:rPr>
+          <w:rFonts w:ascii="Consolas" w:hAnsi="Consolas"/>
+          <w:color w:val="960000"/>
+          <w:sz w:val="20"/>
+        </w:rPr>
+        <w:t xml:space="preserve"> sería inseguro, y lo demuestra la propia tabla de abajo:** un canal caído o un receptor sin alimentación **se leen como pulsación**, y con un vocabulario de secuencias eso compone órdenes que nadie dio. **</w:t>
+      </w:r>
+      <w:r>
+        <w:rPr>
+          <w:b w:val="0"/>
+          <w:color w:val="960000"/>
+          <w:sz w:val="20"/>
+        </w:rPr>
+        <w:t>NO</w:t>
+      </w:r>
+      <w:r>
+        <w:rPr>
+          <w:rFonts w:ascii="Consolas" w:hAnsi="Consolas"/>
+          <w:color w:val="960000"/>
+          <w:sz w:val="20"/>
+        </w:rPr>
+        <w:t xml:space="preserve"> deja el fallo en reposo: el mando no manda nada.** **Y el firmware ya no es un condicional:** lee activo en ALTO en las dos puntas desde </w:t>
+      </w:r>
+      <w:r>
+        <w:rPr>
+          <w:b w:val="0"/>
+          <w:color w:val="960000"/>
+          <w:sz w:val="20"/>
+        </w:rPr>
+        <w:t>346ea5f</w:t>
+      </w:r>
+      <w:r>
+        <w:rPr>
+          <w:rFonts w:ascii="Consolas" w:hAnsi="Consolas"/>
+          <w:color w:val="960000"/>
+          <w:sz w:val="20"/>
+        </w:rPr>
+        <w:t>. **Lo que la tabla comparaba, conservado:** | salida del receptor | qué hace el contacto | qué ve el pin | consecuencia | |---|---|---|---| | **</w:t>
+      </w:r>
+      <w:r>
+        <w:rPr>
+          <w:b w:val="0"/>
+          <w:color w:val="960000"/>
+          <w:sz w:val="20"/>
+        </w:rPr>
+        <w:t>NO</w:t>
+      </w:r>
+      <w:r>
+        <w:rPr>
+          <w:rFonts w:ascii="Consolas" w:hAnsi="Consolas"/>
+          <w:color w:val="960000"/>
+          <w:sz w:val="20"/>
+        </w:rPr>
+        <w:t xml:space="preserve">** *(normalmente abierto)* | **abierto** en reposo, **cierra** al pulsar | reposo **0 V** (lo fija </w:t>
+      </w:r>
+      <w:r>
+        <w:rPr>
+          <w:b w:val="0"/>
+          <w:color w:val="960000"/>
+          <w:sz w:val="20"/>
+        </w:rPr>
+        <w:t>R65</w:t>
+      </w:r>
+      <w:r>
+        <w:rPr>
+          <w:rFonts w:ascii="Consolas" w:hAnsi="Consolas"/>
+          <w:color w:val="960000"/>
+          <w:sz w:val="20"/>
+        </w:rPr>
+        <w:t>/</w:t>
+      </w:r>
+      <w:r>
+        <w:rPr>
+          <w:b w:val="0"/>
+          <w:color w:val="960000"/>
+          <w:sz w:val="20"/>
+        </w:rPr>
+        <w:t>R66</w:t>
+      </w:r>
+      <w:r>
+        <w:rPr>
+          <w:rFonts w:ascii="Consolas" w:hAnsi="Consolas"/>
+          <w:color w:val="960000"/>
+          <w:sz w:val="20"/>
+        </w:rPr>
+        <w:t>); al pulsar sube a **3,3 V** | El pulso produce el **flanco de subida** que el firmware busca. **Un canal caído o un receptor sin alimentación quedan en reposo: el mando no manda nada** | | **</w:t>
+      </w:r>
+      <w:r>
+        <w:rPr>
+          <w:b w:val="0"/>
+          <w:color w:val="960000"/>
+          <w:sz w:val="20"/>
+        </w:rPr>
+        <w:t>NC</w:t>
+      </w:r>
+      <w:r>
+        <w:rPr>
+          <w:rFonts w:ascii="Consolas" w:hAnsi="Consolas"/>
+          <w:color w:val="960000"/>
+          <w:sz w:val="20"/>
+        </w:rPr>
+        <w:t>** *(normalmente cerrado)* | **cerrado** en reposo, **abre** al pulsar | reposo **3,3 V** permanente; al pulsar cae a **0 V** | Es la lectura invertida. **Un canal caído o un receptor sin alimentación se leen como pulsación**, y con el vocabulario de secuencias eso puede componer una orden que nadie dio | ⚠️ **El dato que hay que tener delante al elegir, y que no es de compra sino de firmware:** el vocabulario del mando son **secuencias** (</w:t>
+      </w:r>
+      <w:r>
+        <w:rPr>
+          <w:b w:val="0"/>
+          <w:color w:val="960000"/>
+          <w:sz w:val="20"/>
+        </w:rPr>
+        <w:t>A·A·A</w:t>
+      </w:r>
+      <w:r>
+        <w:rPr>
+          <w:rFonts w:ascii="Consolas" w:hAnsi="Consolas"/>
+          <w:color w:val="960000"/>
+          <w:sz w:val="20"/>
+        </w:rPr>
+        <w:t xml:space="preserve">, </w:t>
+      </w:r>
+      <w:r>
+        <w:rPr>
+          <w:b w:val="0"/>
+          <w:color w:val="960000"/>
+          <w:sz w:val="20"/>
+        </w:rPr>
+        <w:t>B·B·B</w:t>
+      </w:r>
+      <w:r>
+        <w:rPr>
+          <w:rFonts w:ascii="Consolas" w:hAnsi="Consolas"/>
+          <w:color w:val="960000"/>
+          <w:sz w:val="20"/>
+        </w:rPr>
+        <w:t xml:space="preserve">, </w:t>
+      </w:r>
+      <w:r>
+        <w:rPr>
+          <w:b w:val="0"/>
+          <w:color w:val="960000"/>
+          <w:sz w:val="20"/>
+        </w:rPr>
+        <w:t>A·B·A·B</w:t>
+      </w:r>
+      <w:r>
+        <w:rPr>
+          <w:rFonts w:ascii="Consolas" w:hAnsi="Consolas"/>
+          <w:color w:val="960000"/>
+          <w:sz w:val="20"/>
+        </w:rPr>
+        <w:t>) dentro de una ventana de **12 s**, y **</w:t>
+      </w:r>
+      <w:r>
+        <w:rPr>
+          <w:b w:val="0"/>
+          <w:color w:val="960000"/>
+          <w:sz w:val="20"/>
+        </w:rPr>
+        <w:t>B·B·B</w:t>
+      </w:r>
+      <w:r>
+        <w:rPr>
+          <w:rFonts w:ascii="Consolas" w:hAnsi="Consolas"/>
+          <w:color w:val="960000"/>
+          <w:sz w:val="20"/>
+        </w:rPr>
+        <w:t xml:space="preserve"> arma </w:t>
+      </w:r>
+      <w:r>
+        <w:rPr>
+          <w:b w:val="0"/>
+          <w:color w:val="960000"/>
+          <w:sz w:val="20"/>
+        </w:rPr>
+        <w:t>ambarLocal</w:t>
+      </w:r>
+      <w:r>
+        <w:rPr>
+          <w:rFonts w:ascii="Consolas" w:hAnsi="Consolas"/>
+          <w:color w:val="960000"/>
+          <w:sz w:val="20"/>
+        </w:rPr>
+        <w:t>, que veta las órdenes de radio** (</w:t>
+      </w:r>
+      <w:r>
+        <w:rPr>
+          <w:b w:val="0"/>
+          <w:color w:val="960000"/>
+          <w:sz w:val="20"/>
+        </w:rPr>
+        <w:t>CLAUDE.md</w:t>
+      </w:r>
+      <w:r>
+        <w:rPr>
+          <w:rFonts w:ascii="Consolas" w:hAnsi="Consolas"/>
+          <w:color w:val="960000"/>
+          <w:sz w:val="20"/>
+        </w:rPr>
+        <w:t xml:space="preserve"> §3.ter). No es un pulsador cualquiera: es el que deja una punta en ámbar desobedeciendo a la otra. 🛑 **Y sigue en pie lo del *latch*:** un receptor con salida **enclavada** no genera tres flancos, así que **las secuencias no se reconocen nunca** — eso es independiente de </w:t>
+      </w:r>
+      <w:r>
+        <w:rPr>
+          <w:b w:val="0"/>
+          <w:color w:val="960000"/>
+          <w:sz w:val="20"/>
+        </w:rPr>
+        <w:t>NO</w:t>
+      </w:r>
+      <w:r>
+        <w:rPr>
+          <w:rFonts w:ascii="Consolas" w:hAnsi="Consolas"/>
+          <w:color w:val="960000"/>
+          <w:sz w:val="20"/>
+        </w:rPr>
+        <w:t>/</w:t>
+      </w:r>
+      <w:r>
+        <w:rPr>
+          <w:b w:val="0"/>
+          <w:color w:val="960000"/>
+          <w:sz w:val="20"/>
+        </w:rPr>
+        <w:t>NC</w:t>
+      </w:r>
+      <w:r>
+        <w:rPr>
+          <w:rFonts w:ascii="Consolas" w:hAnsi="Consolas"/>
+          <w:color w:val="960000"/>
+          <w:sz w:val="20"/>
+        </w:rPr>
+        <w:t xml:space="preserve">. Se pide **momentáneo**. </w:t>
+      </w:r>
+      <w:r>
+        <w:rPr>
+          <w:rFonts w:ascii="Consolas" w:hAnsi="Consolas"/>
+          <w:color w:val="960000"/>
+          <w:sz w:val="20"/>
+        </w:rPr>
+      </w:r>
+      <w:r>
+        <w:rPr>
+          <w:rFonts w:ascii="Consolas" w:hAnsi="Consolas"/>
+          <w:color w:val="960000"/>
+          <w:sz w:val="20"/>
+        </w:rPr>
+        <w:t xml:space="preserve">text ~~DECISION DEL RESPONSABLE -- SIN TOMAR al 04/09/2026~~ ~~Salida del receptor:  [ ] NO   [ ] NC~~     &lt;-- CADUCADO: la decide el cobre, y es NO LO QUE SIGUE SIENDO UNA COMPROBACION DE OBRA, y no la decide esta lista: Emisor que hay en obra -- frecuencia: ________  codificacion: ________ Empareja con el receptor elegido:  [ ] SI  [ ] NO </w:t>
+      </w:r>
+      <w:r>
+        <w:rPr>
+          <w:rFonts w:ascii="Consolas" w:hAnsi="Consolas"/>
+          <w:color w:val="960000"/>
+          <w:sz w:val="20"/>
+        </w:rPr>
+      </w:r>
+      <w:r>
+        <w:rPr>
+          <w:rFonts w:ascii="Consolas" w:hAnsi="Consolas"/>
+          <w:color w:val="960000"/>
+          <w:sz w:val="20"/>
+        </w:rPr>
+        <w:t xml:space="preserve"> **Qué se pide, y qué NO se sabe todavía:** </w:t>
+      </w:r>
+      <w:r>
+        <w:rPr>
+          <w:rFonts w:ascii="Consolas" w:hAnsi="Consolas"/>
+          <w:color w:val="960000"/>
+          <w:sz w:val="20"/>
+        </w:rPr>
+      </w:r>
+      <w:r>
+        <w:rPr>
+          <w:rFonts w:ascii="Consolas" w:hAnsi="Consolas"/>
+          <w:color w:val="960000"/>
+          <w:sz w:val="20"/>
+        </w:rPr>
+        <w:t xml:space="preserve">text Receptor RF de 4 canales, SALIDAS DE CONTACTO SECO (no de nivel), MOMENTANEO, SALIDA NORMALMENTE ABIERTA (NO), alimentacion 12 V, emparejado con el emisor de mano que YA EXISTE en obra. Se cablean SOLO dos canales:  A -&gt; J16 p5 (PB9)   y   B -&gt; J16 p8 (PB13), cerrando CONTRA LOS 3,3 V de J16 p4 y p7  (ACTIVO EN ALTO, medido en banco 04/09). NO / NC:  &lt;-- DECIDIDO: NO.  Lo decide el cobre -- una sola masa en el conector (p2), 3,3 V en cada posicion contigua, y NC daria pulsacion fantasma. Lo que SI falta antes de pedir:  mirar el emisor que ya hay (frecuencia y codificacion). </w:t>
+      </w:r>
+      <w:r>
+        <w:rPr>
+          <w:rFonts w:ascii="Consolas" w:hAnsi="Consolas"/>
+          <w:color w:val="960000"/>
+          <w:sz w:val="20"/>
+        </w:rPr>
+      </w:r>
+    </w:p>
+    <w:p>
+      <w:pPr>
+        <w:spacing w:after="160"/>
+        <w:ind w:left="360"/>
+        <w:shd w:val="clear" w:fill="FFF4E5"/>
+      </w:pPr>
+      <w:r>
+        <w:rPr>
+          <w:b w:val="0"/>
+          <w:color w:val="960000"/>
+          <w:sz w:val="20"/>
+        </w:rPr>
+        <w:t xml:space="preserve">| dato | nivel de prueba | |---|---| | El firmware espera </w:t>
+      </w:r>
+      <w:r>
+        <w:rPr>
+          <w:b/>
+          <w:color w:val="960000"/>
+          <w:sz w:val="20"/>
+        </w:rPr>
+        <w:t>flancos de contacto</w:t>
+      </w:r>
+      <w:r>
+        <w:rPr>
+          <w:b w:val="0"/>
+          <w:color w:val="960000"/>
+          <w:sz w:val="20"/>
+        </w:rPr>
+        <w:t xml:space="preserve"> en </w:t>
+      </w:r>
+      <w:r>
+        <w:rPr>
+          <w:rFonts w:ascii="Consolas" w:hAnsi="Consolas"/>
           <w:color w:val="960000"/>
           <w:sz w:val="20"/>
         </w:rPr>
@@ -11659,83 +15157,411 @@
       </w:r>
       <w:r>
         <w:rPr>
+          <w:b w:val="0"/>
+          <w:color w:val="960000"/>
+          <w:sz w:val="20"/>
+        </w:rPr>
+        <w:t>/</w:t>
+      </w:r>
+      <w:r>
+        <w:rPr>
           <w:rFonts w:ascii="Consolas" w:hAnsi="Consolas"/>
           <w:color w:val="960000"/>
           <w:sz w:val="20"/>
         </w:rPr>
-        <w:t>/</w:t>
-      </w:r>
-      <w:r>
-        <w:rPr>
-          <w:b w:val="0"/>
-          <w:color w:val="960000"/>
-          <w:sz w:val="20"/>
-        </w:rPr>
         <w:t>PB13</w:t>
       </w:r>
       <w:r>
         <w:rPr>
+          <w:b w:val="0"/>
+          <w:color w:val="960000"/>
+          <w:sz w:val="20"/>
+        </w:rPr>
+        <w:t xml:space="preserve">, y el vocabulario es </w:t>
+      </w:r>
+      <w:r>
+        <w:rPr>
           <w:rFonts w:ascii="Consolas" w:hAnsi="Consolas"/>
           <w:color w:val="960000"/>
           <w:sz w:val="20"/>
         </w:rPr>
-        <w:t xml:space="preserve">, y el vocabulario es </w:t>
-      </w:r>
-      <w:r>
-        <w:rPr>
-          <w:b w:val="0"/>
-          <w:color w:val="960000"/>
-          <w:sz w:val="20"/>
-        </w:rPr>
         <w:t>A·A·A</w:t>
       </w:r>
       <w:r>
         <w:rPr>
+          <w:b w:val="0"/>
+          <w:color w:val="960000"/>
+          <w:sz w:val="20"/>
+        </w:rPr>
+        <w:t xml:space="preserve">, </w:t>
+      </w:r>
+      <w:r>
+        <w:rPr>
           <w:rFonts w:ascii="Consolas" w:hAnsi="Consolas"/>
           <w:color w:val="960000"/>
           <w:sz w:val="20"/>
         </w:rPr>
+        <w:t>B·B·B</w:t>
+      </w:r>
+      <w:r>
+        <w:rPr>
+          <w:b w:val="0"/>
+          <w:color w:val="960000"/>
+          <w:sz w:val="20"/>
+        </w:rPr>
+        <w:t xml:space="preserve"> y </w:t>
+      </w:r>
+      <w:r>
+        <w:rPr>
+          <w:rFonts w:ascii="Consolas" w:hAnsi="Consolas"/>
+          <w:color w:val="960000"/>
+          <w:sz w:val="20"/>
+        </w:rPr>
+        <w:t>A·B·A·B</w:t>
+      </w:r>
+      <w:r>
+        <w:rPr>
+          <w:b w:val="0"/>
+          <w:color w:val="960000"/>
+          <w:sz w:val="20"/>
+        </w:rPr>
+        <w:t xml:space="preserve"> | ✅ </w:t>
+      </w:r>
+      <w:r>
+        <w:rPr>
+          <w:b/>
+          <w:color w:val="960000"/>
+          <w:sz w:val="20"/>
+        </w:rPr>
+        <w:t>MEDIDO</w:t>
+      </w:r>
+      <w:r>
+        <w:rPr>
+          <w:b w:val="0"/>
+          <w:color w:val="960000"/>
+          <w:sz w:val="20"/>
+        </w:rPr>
+        <w:t xml:space="preserve"> en </w:t>
+      </w:r>
+      <w:r>
+        <w:rPr>
+          <w:rFonts w:ascii="Consolas" w:hAnsi="Consolas"/>
+          <w:color w:val="960000"/>
+          <w:sz w:val="20"/>
+        </w:rPr>
+        <w:t>Maestro/src/mando.cpp:201-238</w:t>
+      </w:r>
+      <w:r>
+        <w:rPr>
+          <w:b w:val="0"/>
+          <w:color w:val="960000"/>
+          <w:sz w:val="20"/>
+        </w:rPr>
+        <w:t xml:space="preserve"> y </w:t>
+      </w:r>
+      <w:r>
+        <w:rPr>
+          <w:rFonts w:ascii="Consolas" w:hAnsi="Consolas"/>
+          <w:color w:val="960000"/>
+          <w:sz w:val="20"/>
+        </w:rPr>
+        <w:t>Esclavo/src/mando.cpp:240-248</w:t>
+      </w:r>
+      <w:r>
+        <w:rPr>
+          <w:b w:val="0"/>
+          <w:color w:val="960000"/>
+          <w:sz w:val="20"/>
+        </w:rPr>
+        <w:t xml:space="preserve"> | | La ventana de las secuencias triples es de </w:t>
+      </w:r>
+      <w:r>
+        <w:rPr>
+          <w:b/>
+          <w:color w:val="960000"/>
+          <w:sz w:val="20"/>
+        </w:rPr>
+        <w:t>12 s</w:t>
+      </w:r>
+      <w:r>
+        <w:rPr>
+          <w:b w:val="0"/>
+          <w:color w:val="960000"/>
+          <w:sz w:val="20"/>
+        </w:rPr>
+        <w:t xml:space="preserve"> (</w:t>
+      </w:r>
+      <w:r>
+        <w:rPr>
+          <w:rFonts w:ascii="Consolas" w:hAnsi="Consolas"/>
+          <w:color w:val="960000"/>
+          <w:sz w:val="20"/>
+        </w:rPr>
+        <w:t>VENTANA_TRIPLE_MS</w:t>
+      </w:r>
+      <w:r>
+        <w:rPr>
+          <w:b w:val="0"/>
+          <w:color w:val="960000"/>
+          <w:sz w:val="20"/>
+        </w:rPr>
         <w:t xml:space="preserve">, </w:t>
       </w:r>
       <w:r>
         <w:rPr>
-          <w:b w:val="0"/>
-          <w:color w:val="960000"/>
-          <w:sz w:val="20"/>
-        </w:rPr>
-        <w:t>B·B·B</w:t>
-      </w:r>
-      <w:r>
-        <w:rPr>
           <w:rFonts w:ascii="Consolas" w:hAnsi="Consolas"/>
           <w:color w:val="960000"/>
           <w:sz w:val="20"/>
         </w:rPr>
+        <w:t>mando.cpp:38</w:t>
+      </w:r>
+      <w:r>
+        <w:rPr>
+          <w:b w:val="0"/>
+          <w:color w:val="960000"/>
+          <w:sz w:val="20"/>
+        </w:rPr>
+        <w:t xml:space="preserve">) | ✅ </w:t>
+      </w:r>
+      <w:r>
+        <w:rPr>
+          <w:b/>
+          <w:color w:val="960000"/>
+          <w:sz w:val="20"/>
+        </w:rPr>
+        <w:t>MEDIDO</w:t>
+      </w:r>
+      <w:r>
+        <w:rPr>
+          <w:b w:val="0"/>
+          <w:color w:val="960000"/>
+          <w:sz w:val="20"/>
+        </w:rPr>
+        <w:t xml:space="preserve"> — </w:t>
+      </w:r>
+      <w:r>
+        <w:rPr>
+          <w:b/>
+          <w:color w:val="960000"/>
+          <w:sz w:val="20"/>
+        </w:rPr>
+        <w:t>importa para la compra</w:t>
+      </w:r>
+      <w:r>
+        <w:rPr>
+          <w:b w:val="0"/>
+          <w:color w:val="960000"/>
+          <w:sz w:val="20"/>
+        </w:rPr>
+        <w:t xml:space="preserve">: un receptor con enclavamiento (*latch*) en vez de pulso momentáneo </w:t>
+      </w:r>
+      <w:r>
+        <w:rPr>
+          <w:b/>
+          <w:color w:val="960000"/>
+          <w:sz w:val="20"/>
+        </w:rPr>
+        <w:t>no genera tres flancos</w:t>
+      </w:r>
+      <w:r>
+        <w:rPr>
+          <w:b w:val="0"/>
+          <w:color w:val="960000"/>
+          <w:sz w:val="20"/>
+        </w:rPr>
+        <w:t xml:space="preserve"> y las secuencias no se reconocerán nunca | | Que </w:t>
+      </w:r>
+      <w:r>
+        <w:rPr>
+          <w:b/>
+          <w:color w:val="960000"/>
+          <w:sz w:val="20"/>
+        </w:rPr>
+        <w:t>`R65`/`R66` dejan el pin en 0,6 V</w:t>
+      </w:r>
+      <w:r>
+        <w:rPr>
+          <w:b w:val="0"/>
+          <w:color w:val="960000"/>
+          <w:sz w:val="20"/>
+        </w:rPr>
+        <w:t xml:space="preserve">, y que el firmware </w:t>
+      </w:r>
+      <w:r>
+        <w:rPr>
+          <w:rFonts w:ascii="Consolas" w:hAnsi="Consolas"/>
+          <w:color w:val="960000"/>
+          <w:sz w:val="20"/>
+        </w:rPr>
+        <w:t>617bd00</w:t>
+      </w:r>
+      <w:r>
+        <w:rPr>
+          <w:b w:val="0"/>
+          <w:color w:val="960000"/>
+          <w:sz w:val="20"/>
+        </w:rPr>
+        <w:t xml:space="preserve"> lo leía BAJO permanente sembrándolo como *flanco ya consumido* — </w:t>
+      </w:r>
+      <w:r>
+        <w:rPr>
+          <w:b/>
+          <w:color w:val="960000"/>
+          <w:sz w:val="20"/>
+        </w:rPr>
+        <w:t>el mando A/B no se podía pulsar</w:t>
+      </w:r>
+      <w:r>
+        <w:rPr>
+          <w:b w:val="0"/>
+          <w:color w:val="960000"/>
+          <w:sz w:val="20"/>
+        </w:rPr>
+        <w:t xml:space="preserve"> | ✅ </w:t>
+      </w:r>
+      <w:r>
+        <w:rPr>
+          <w:b/>
+          <w:color w:val="960000"/>
+          <w:sz w:val="20"/>
+        </w:rPr>
+        <w:t>MEDIDO EN BANCO</w:t>
+      </w:r>
+      <w:r>
+        <w:rPr>
+          <w:b w:val="0"/>
+          <w:color w:val="960000"/>
+          <w:sz w:val="20"/>
+        </w:rPr>
+        <w:t xml:space="preserve"> el 03–04/09. ⚠️ </w:t>
+      </w:r>
+      <w:r>
+        <w:rPr>
+          <w:b/>
+          <w:color w:val="960000"/>
+          <w:sz w:val="20"/>
+        </w:rPr>
+        <w:t>Es el DEFECTO, en pasado</w:t>
+      </w:r>
+      <w:r>
+        <w:rPr>
+          <w:b w:val="0"/>
+          <w:color w:val="960000"/>
+          <w:sz w:val="20"/>
+        </w:rPr>
+        <w:t xml:space="preserve"> | | Que el cobre pide </w:t>
+      </w:r>
+      <w:r>
+        <w:rPr>
+          <w:b/>
+          <w:color w:val="960000"/>
+          <w:sz w:val="20"/>
+        </w:rPr>
+        <w:t>activo en ALTO</w:t>
+      </w:r>
+      <w:r>
+        <w:rPr>
+          <w:b w:val="0"/>
+          <w:color w:val="960000"/>
+          <w:sz w:val="20"/>
+        </w:rPr>
+        <w:t xml:space="preserve">: contacto contra los </w:t>
+      </w:r>
+      <w:r>
+        <w:rPr>
+          <w:b/>
+          <w:color w:val="960000"/>
+          <w:sz w:val="20"/>
+        </w:rPr>
+        <w:t>3,3 V</w:t>
+      </w:r>
+      <w:r>
+        <w:rPr>
+          <w:b w:val="0"/>
+          <w:color w:val="960000"/>
+          <w:sz w:val="20"/>
+        </w:rPr>
+        <w:t xml:space="preserve"> de </w:t>
+      </w:r>
+      <w:r>
+        <w:rPr>
+          <w:rFonts w:ascii="Consolas" w:hAnsi="Consolas"/>
+          <w:color w:val="960000"/>
+          <w:sz w:val="20"/>
+        </w:rPr>
+        <w:t>J16</w:t>
+      </w:r>
+      <w:r>
+        <w:rPr>
+          <w:b w:val="0"/>
+          <w:color w:val="960000"/>
+          <w:sz w:val="20"/>
+        </w:rPr>
+        <w:t xml:space="preserve"> </w:t>
+      </w:r>
+      <w:r>
+        <w:rPr>
+          <w:rFonts w:ascii="Consolas" w:hAnsi="Consolas"/>
+          <w:color w:val="960000"/>
+          <w:sz w:val="20"/>
+        </w:rPr>
+        <w:t>p4</w:t>
+      </w:r>
+      <w:r>
+        <w:rPr>
+          <w:b w:val="0"/>
+          <w:color w:val="960000"/>
+          <w:sz w:val="20"/>
+        </w:rPr>
         <w:t xml:space="preserve"> y </w:t>
       </w:r>
       <w:r>
         <w:rPr>
-          <w:b w:val="0"/>
-          <w:color w:val="960000"/>
-          <w:sz w:val="20"/>
-        </w:rPr>
-        <w:t>A·B·A·B</w:t>
-      </w:r>
-      <w:r>
-        <w:rPr>
           <w:rFonts w:ascii="Consolas" w:hAnsi="Consolas"/>
           <w:color w:val="960000"/>
           <w:sz w:val="20"/>
         </w:rPr>
-        <w:t xml:space="preserve"> | ✅ **MEDIDO** en </w:t>
-      </w:r>
-      <w:r>
-        <w:rPr>
-          <w:b w:val="0"/>
-          <w:color w:val="960000"/>
-          <w:sz w:val="20"/>
-        </w:rPr>
-        <w:t>Maestro/src/mando.cpp:201-238</w:t>
+        <w:t>p7</w:t>
+      </w:r>
+      <w:r>
+        <w:rPr>
+          <w:b w:val="0"/>
+          <w:color w:val="960000"/>
+          <w:sz w:val="20"/>
+        </w:rPr>
+        <w:t xml:space="preserve"> | ✅ </w:t>
+      </w:r>
+      <w:r>
+        <w:rPr>
+          <w:b/>
+          <w:color w:val="960000"/>
+          <w:sz w:val="20"/>
+        </w:rPr>
+        <w:t>MEDIDO EN BANCO</w:t>
+      </w:r>
+      <w:r>
+        <w:rPr>
+          <w:b w:val="0"/>
+          <w:color w:val="960000"/>
+          <w:sz w:val="20"/>
+        </w:rPr>
+        <w:t xml:space="preserve"> el 04/09 — mismo cobre que las entradas de cámara | | Que </w:t>
+      </w:r>
+      <w:r>
+        <w:rPr>
+          <w:b/>
+          <w:color w:val="960000"/>
+          <w:sz w:val="20"/>
+        </w:rPr>
+        <w:t>`J16` tiene un solo pin de masa</w:t>
+      </w:r>
+      <w:r>
+        <w:rPr>
+          <w:b w:val="0"/>
+          <w:color w:val="960000"/>
+          <w:sz w:val="20"/>
+        </w:rPr>
+        <w:t xml:space="preserve"> (</w:t>
       </w:r>
       <w:r>
         <w:rPr>
@@ -11743,15 +15569,31 @@
           <w:color w:val="960000"/>
           <w:sz w:val="20"/>
         </w:rPr>
-        <w:t xml:space="preserve"> y </w:t>
-      </w:r>
-      <w:r>
-        <w:rPr>
-          <w:b w:val="0"/>
-          <w:color w:val="960000"/>
-          <w:sz w:val="20"/>
-        </w:rPr>
-        <w:t>Esclavo/src/mando.cpp:240-248</w:t>
+        <w:t>p2</w:t>
+      </w:r>
+      <w:r>
+        <w:rPr>
+          <w:b w:val="0"/>
+          <w:color w:val="960000"/>
+          <w:sz w:val="20"/>
+        </w:rPr>
+        <w:t xml:space="preserve">) y 3,3 V en cada posición contigua — por eso el gesto contra masa no es posible en este conector | ✅ </w:t>
+      </w:r>
+      <w:r>
+        <w:rPr>
+          <w:b/>
+          <w:color w:val="960000"/>
+          <w:sz w:val="20"/>
+        </w:rPr>
+        <w:t>MEDIDO sobre el cobre</w:t>
+      </w:r>
+      <w:r>
+        <w:rPr>
+          <w:b w:val="0"/>
+          <w:color w:val="960000"/>
+          <w:sz w:val="20"/>
+        </w:rPr>
+        <w:t xml:space="preserve">, </w:t>
       </w:r>
       <w:r>
         <w:rPr>
@@ -11759,15 +15601,47 @@
           <w:color w:val="960000"/>
           <w:sz w:val="20"/>
         </w:rPr>
-        <w:t xml:space="preserve"> | | La ventana de las secuencias triples es de **12 s** (</w:t>
-      </w:r>
-      <w:r>
-        <w:rPr>
-          <w:b w:val="0"/>
-          <w:color w:val="960000"/>
-          <w:sz w:val="20"/>
-        </w:rPr>
-        <w:t>VENTANA_TRIPLE_MS</w:t>
+        <w:t>MAPEO_TARJETA_KICAD.md:613</w:t>
+      </w:r>
+      <w:r>
+        <w:rPr>
+          <w:b w:val="0"/>
+          <w:color w:val="960000"/>
+          <w:sz w:val="20"/>
+        </w:rPr>
+        <w:t xml:space="preserve"> y §7.bis | | Que </w:t>
+      </w:r>
+      <w:r>
+        <w:rPr>
+          <w:b/>
+          <w:color w:val="960000"/>
+          <w:sz w:val="20"/>
+        </w:rPr>
+        <w:t>el firmware ya lee `INPUT` pelado y `== HIGH` en las dos puntas</w:t>
+      </w:r>
+      <w:r>
+        <w:rPr>
+          <w:b w:val="0"/>
+          <w:color w:val="960000"/>
+          <w:sz w:val="20"/>
+        </w:rPr>
+        <w:t xml:space="preserve"> | ✅ </w:t>
+      </w:r>
+      <w:r>
+        <w:rPr>
+          <w:b/>
+          <w:color w:val="960000"/>
+          <w:sz w:val="20"/>
+        </w:rPr>
+        <w:t>MEDIDO POR LECTURA</w:t>
+      </w:r>
+      <w:r>
+        <w:rPr>
+          <w:b w:val="0"/>
+          <w:color w:val="960000"/>
+          <w:sz w:val="20"/>
+        </w:rPr>
+        <w:t xml:space="preserve"> en </w:t>
       </w:r>
       <w:r>
         <w:rPr>
@@ -11775,63 +15649,207 @@
           <w:color w:val="960000"/>
           <w:sz w:val="20"/>
         </w:rPr>
+        <w:t>346ea5f</w:t>
+      </w:r>
+      <w:r>
+        <w:rPr>
+          <w:b w:val="0"/>
+          <w:color w:val="960000"/>
+          <w:sz w:val="20"/>
+        </w:rPr>
+        <w:t xml:space="preserve"> (</w:t>
+      </w:r>
+      <w:r>
+        <w:rPr>
+          <w:rFonts w:ascii="Consolas" w:hAnsi="Consolas"/>
+          <w:color w:val="960000"/>
+          <w:sz w:val="20"/>
+        </w:rPr>
+        <w:t>Maestro/src/botones.cpp:40</w:t>
+      </w:r>
+      <w:r>
+        <w:rPr>
+          <w:b w:val="0"/>
+          <w:color w:val="960000"/>
+          <w:sz w:val="20"/>
+        </w:rPr>
         <w:t xml:space="preserve">, </w:t>
       </w:r>
       <w:r>
         <w:rPr>
-          <w:b w:val="0"/>
-          <w:color w:val="960000"/>
-          <w:sz w:val="20"/>
-        </w:rPr>
-        <w:t xml:space="preserve">mando.cpp:38`) | ✅ </w:t>
-      </w:r>
-      <w:r>
-        <w:rPr>
-          <w:b/>
-          <w:color w:val="960000"/>
-          <w:sz w:val="20"/>
-        </w:rPr>
-        <w:t>MEDIDO</w:t>
-      </w:r>
-      <w:r>
-        <w:rPr>
-          <w:b w:val="0"/>
-          <w:color w:val="960000"/>
-          <w:sz w:val="20"/>
-        </w:rPr>
-        <w:t xml:space="preserve"> — </w:t>
-      </w:r>
-      <w:r>
-        <w:rPr>
-          <w:b/>
-          <w:color w:val="960000"/>
-          <w:sz w:val="20"/>
-        </w:rPr>
-        <w:t>importa para la compra</w:t>
-      </w:r>
-      <w:r>
-        <w:rPr>
-          <w:b w:val="0"/>
-          <w:color w:val="960000"/>
-          <w:sz w:val="20"/>
-        </w:rPr>
-        <w:t xml:space="preserve">: un receptor con enclavamiento (*latch*) en vez de pulso momentáneo </w:t>
-      </w:r>
-      <w:r>
-        <w:rPr>
-          <w:b/>
-          <w:color w:val="960000"/>
-          <w:sz w:val="20"/>
-        </w:rPr>
-        <w:t>no genera tres flancos</w:t>
-      </w:r>
-      <w:r>
-        <w:rPr>
-          <w:b w:val="0"/>
-          <w:color w:val="960000"/>
-          <w:sz w:val="20"/>
-        </w:rPr>
-        <w:t xml:space="preserve"> y las secuencias no se reconocerán nunca | | </w:t>
+          <w:rFonts w:ascii="Consolas" w:hAnsi="Consolas"/>
+          <w:color w:val="960000"/>
+          <w:sz w:val="20"/>
+        </w:rPr>
+        <w:t>:160-161</w:t>
+      </w:r>
+      <w:r>
+        <w:rPr>
+          <w:b w:val="0"/>
+          <w:color w:val="960000"/>
+          <w:sz w:val="20"/>
+        </w:rPr>
+        <w:t xml:space="preserve">; </w:t>
+      </w:r>
+      <w:r>
+        <w:rPr>
+          <w:rFonts w:ascii="Consolas" w:hAnsi="Consolas"/>
+          <w:color w:val="960000"/>
+          <w:sz w:val="20"/>
+        </w:rPr>
+        <w:t>Esclavo/src/botones.cpp:54</w:t>
+      </w:r>
+      <w:r>
+        <w:rPr>
+          <w:b w:val="0"/>
+          <w:color w:val="960000"/>
+          <w:sz w:val="20"/>
+        </w:rPr>
+        <w:t xml:space="preserve">, </w:t>
+      </w:r>
+      <w:r>
+        <w:rPr>
+          <w:rFonts w:ascii="Consolas" w:hAnsi="Consolas"/>
+          <w:color w:val="960000"/>
+          <w:sz w:val="20"/>
+        </w:rPr>
+        <w:t>:178-179</w:t>
+      </w:r>
+      <w:r>
+        <w:rPr>
+          <w:b w:val="0"/>
+          <w:color w:val="960000"/>
+          <w:sz w:val="20"/>
+        </w:rPr>
+        <w:t xml:space="preserve">) | | Que </w:t>
+      </w:r>
+      <w:r>
+        <w:rPr>
+          <w:b/>
+          <w:color w:val="960000"/>
+          <w:sz w:val="20"/>
+        </w:rPr>
+        <w:t>el mando responde a un `A·A·A` en la tarjeta</w:t>
+      </w:r>
+      <w:r>
+        <w:rPr>
+          <w:b w:val="0"/>
+          <w:color w:val="960000"/>
+          <w:sz w:val="20"/>
+        </w:rPr>
+        <w:t xml:space="preserve"> | 🔴 </w:t>
+      </w:r>
+      <w:r>
+        <w:rPr>
+          <w:b/>
+          <w:color w:val="960000"/>
+          <w:sz w:val="20"/>
+        </w:rPr>
+        <w:t>NO EJERCIDO.</w:t>
+      </w:r>
+      <w:r>
+        <w:rPr>
+          <w:b w:val="0"/>
+          <w:color w:val="960000"/>
+          <w:sz w:val="20"/>
+        </w:rPr>
+        <w:t xml:space="preserve"> El arreglo está cargado en el fuente, </w:t>
+      </w:r>
+      <w:r>
+        <w:rPr>
+          <w:b/>
+          <w:color w:val="960000"/>
+          <w:sz w:val="20"/>
+        </w:rPr>
+        <w:t>no en una tarjeta</w:t>
+      </w:r>
+      <w:r>
+        <w:rPr>
+          <w:b w:val="0"/>
+          <w:color w:val="960000"/>
+          <w:sz w:val="20"/>
+        </w:rPr>
+        <w:t>: falta la sesión, y no sobre la Maestro con el corto (N-116) | | ~~</w:t>
+      </w:r>
+      <w:r>
+        <w:rPr>
+          <w:b/>
+          <w:color w:val="960000"/>
+          <w:sz w:val="20"/>
+        </w:rPr>
+        <w:t>Si el receptor se pide con salida `NO` o `NC`</w:t>
+      </w:r>
+      <w:r>
+        <w:rPr>
+          <w:b w:val="0"/>
+          <w:color w:val="960000"/>
+          <w:sz w:val="20"/>
+        </w:rPr>
+        <w:t xml:space="preserve">~~ | 🟢 </w:t>
+      </w:r>
+      <w:r>
+        <w:rPr>
+          <w:b/>
+          <w:color w:val="960000"/>
+          <w:sz w:val="20"/>
+        </w:rPr>
+        <w:t>DECIDIDO: `NO`.</w:t>
+      </w:r>
+      <w:r>
+        <w:rPr>
+          <w:b w:val="0"/>
+          <w:color w:val="960000"/>
+          <w:sz w:val="20"/>
+        </w:rPr>
+        <w:t xml:space="preserve"> ~~🛑 SIN DECIDIR, es del responsable~~ — </w:t>
+      </w:r>
+      <w:r>
+        <w:rPr>
+          <w:b/>
+          <w:color w:val="960000"/>
+          <w:sz w:val="20"/>
+        </w:rPr>
+        <w:t>caducado: no era una preferencia, la decide el cobre</w:t>
+      </w:r>
+      <w:r>
+        <w:rPr>
+          <w:b w:val="0"/>
+          <w:color w:val="960000"/>
+          <w:sz w:val="20"/>
+        </w:rPr>
+        <w:t xml:space="preserve"> (una sola masa en </w:t>
+      </w:r>
+      <w:r>
+        <w:rPr>
+          <w:rFonts w:ascii="Consolas" w:hAnsi="Consolas"/>
+          <w:color w:val="960000"/>
+          <w:sz w:val="20"/>
+        </w:rPr>
+        <w:t>J16</w:t>
+      </w:r>
+      <w:r>
+        <w:rPr>
+          <w:b w:val="0"/>
+          <w:color w:val="960000"/>
+          <w:sz w:val="20"/>
+        </w:rPr>
+        <w:t xml:space="preserve">, y </w:t>
+      </w:r>
+      <w:r>
+        <w:rPr>
+          <w:rFonts w:ascii="Consolas" w:hAnsi="Consolas"/>
+          <w:color w:val="960000"/>
+          <w:sz w:val="20"/>
+        </w:rPr>
+        <w:t>NC</w:t>
+      </w:r>
+      <w:r>
+        <w:rPr>
+          <w:b w:val="0"/>
+          <w:color w:val="960000"/>
+          <w:sz w:val="20"/>
+        </w:rPr>
+        <w:t xml:space="preserve"> daría pulsación fantasma) | | </w:t>
       </w:r>
       <w:r>
         <w:rPr>
@@ -15531,7 +19549,183 @@
           <w:color w:val="960000"/>
           <w:sz w:val="20"/>
         </w:rPr>
-        <w:t xml:space="preserve">) | </w:t>
+        <w:t xml:space="preserve">) | 🟢 </w:t>
+      </w:r>
+      <w:r>
+        <w:rPr>
+          <w:b/>
+          <w:color w:val="960000"/>
+          <w:sz w:val="20"/>
+        </w:rPr>
+        <w:t>Y la cuarta fila, que llegó el 04/09 y completa el cuadro: `PB9`/`PB13` (`MANDO_A`/`MANDO_B`).</w:t>
+      </w:r>
+      <w:r>
+        <w:rPr>
+          <w:b w:val="0"/>
+          <w:color w:val="960000"/>
+          <w:sz w:val="20"/>
+        </w:rPr>
+        <w:t xml:space="preserve"> Hasta </w:t>
+      </w:r>
+      <w:r>
+        <w:rPr>
+          <w:rFonts w:ascii="Consolas" w:hAnsi="Consolas"/>
+          <w:color w:val="960000"/>
+          <w:sz w:val="20"/>
+        </w:rPr>
+        <w:t>617bd00</w:t>
+      </w:r>
+      <w:r>
+        <w:rPr>
+          <w:b w:val="0"/>
+          <w:color w:val="960000"/>
+          <w:sz w:val="20"/>
+        </w:rPr>
+        <w:t xml:space="preserve"> seguían en </w:t>
+      </w:r>
+      <w:r>
+        <w:rPr>
+          <w:rFonts w:ascii="Consolas" w:hAnsi="Consolas"/>
+          <w:color w:val="960000"/>
+          <w:sz w:val="20"/>
+        </w:rPr>
+        <w:t>INPUT_PULLUP</w:t>
+      </w:r>
+      <w:r>
+        <w:rPr>
+          <w:b w:val="0"/>
+          <w:color w:val="960000"/>
+          <w:sz w:val="20"/>
+        </w:rPr>
+        <w:t xml:space="preserve"> y activos en BAJO —el defecto que el banco cobró: el mando </w:t>
+      </w:r>
+      <w:r>
+        <w:rPr>
+          <w:b/>
+          <w:color w:val="960000"/>
+          <w:sz w:val="20"/>
+        </w:rPr>
+        <w:t>no se podía pulsar</w:t>
+      </w:r>
+      <w:r>
+        <w:rPr>
+          <w:b w:val="0"/>
+          <w:color w:val="960000"/>
+          <w:sz w:val="20"/>
+        </w:rPr>
+        <w:t xml:space="preserve">—. </w:t>
+      </w:r>
+      <w:r>
+        <w:rPr>
+          <w:b/>
+          <w:color w:val="960000"/>
+          <w:sz w:val="20"/>
+        </w:rPr>
+        <w:t>Desde `346ea5f` son `INPUT` pelado y activos en ALTO en las dos puntas</w:t>
+      </w:r>
+      <w:r>
+        <w:rPr>
+          <w:b w:val="0"/>
+          <w:color w:val="960000"/>
+          <w:sz w:val="20"/>
+        </w:rPr>
+        <w:t xml:space="preserve"> (</w:t>
+      </w:r>
+      <w:r>
+        <w:rPr>
+          <w:rFonts w:ascii="Consolas" w:hAnsi="Consolas"/>
+          <w:color w:val="960000"/>
+          <w:sz w:val="20"/>
+        </w:rPr>
+        <w:t>Maestro/src/botones.cpp:40</w:t>
+      </w:r>
+      <w:r>
+        <w:rPr>
+          <w:b w:val="0"/>
+          <w:color w:val="960000"/>
+          <w:sz w:val="20"/>
+        </w:rPr>
+        <w:t xml:space="preserve">, </w:t>
+      </w:r>
+      <w:r>
+        <w:rPr>
+          <w:rFonts w:ascii="Consolas" w:hAnsi="Consolas"/>
+          <w:color w:val="960000"/>
+          <w:sz w:val="20"/>
+        </w:rPr>
+        <w:t>:160-161</w:t>
+      </w:r>
+      <w:r>
+        <w:rPr>
+          <w:b w:val="0"/>
+          <w:color w:val="960000"/>
+          <w:sz w:val="20"/>
+        </w:rPr>
+        <w:t xml:space="preserve">; </w:t>
+      </w:r>
+      <w:r>
+        <w:rPr>
+          <w:rFonts w:ascii="Consolas" w:hAnsi="Consolas"/>
+          <w:color w:val="960000"/>
+          <w:sz w:val="20"/>
+        </w:rPr>
+        <w:t>Esclavo/src/botones.cpp:54</w:t>
+      </w:r>
+      <w:r>
+        <w:rPr>
+          <w:b w:val="0"/>
+          <w:color w:val="960000"/>
+          <w:sz w:val="20"/>
+        </w:rPr>
+        <w:t xml:space="preserve">, </w:t>
+      </w:r>
+      <w:r>
+        <w:rPr>
+          <w:rFonts w:ascii="Consolas" w:hAnsi="Consolas"/>
+          <w:color w:val="960000"/>
+          <w:sz w:val="20"/>
+        </w:rPr>
+        <w:t>:178-179</w:t>
+      </w:r>
+      <w:r>
+        <w:rPr>
+          <w:b w:val="0"/>
+          <w:color w:val="960000"/>
+          <w:sz w:val="20"/>
+        </w:rPr>
+        <w:t xml:space="preserve">), o sea </w:t>
+      </w:r>
+      <w:r>
+        <w:rPr>
+          <w:b/>
+          <w:color w:val="960000"/>
+          <w:sz w:val="20"/>
+        </w:rPr>
+        <w:t>los cuatro pines de `J16` leen ya como pide el cobre</w:t>
+      </w:r>
+      <w:r>
+        <w:rPr>
+          <w:b w:val="0"/>
+          <w:color w:val="960000"/>
+          <w:sz w:val="20"/>
+        </w:rPr>
+        <w:t xml:space="preserve">. 🔴 </w:t>
+      </w:r>
+      <w:r>
+        <w:rPr>
+          <w:b/>
+          <w:color w:val="960000"/>
+          <w:sz w:val="20"/>
+        </w:rPr>
+        <w:t>Pendiente de ejercer en tarjeta</w:t>
+      </w:r>
+      <w:r>
+        <w:rPr>
+          <w:b w:val="0"/>
+          <w:color w:val="960000"/>
+          <w:sz w:val="20"/>
+        </w:rPr>
+        <w:t xml:space="preserve">: el arreglo está en el fuente, no en una carga verificada. </w:t>
       </w:r>
       <w:r>
         <w:rPr>
@@ -15611,7 +19805,7 @@
           <w:color w:val="960000"/>
           <w:sz w:val="20"/>
         </w:rPr>
-        <w:t xml:space="preserve"> — lo que sigue delante es </w:t>
+        <w:t xml:space="preserve"> — ~~lo que sigue delante es </w:t>
       </w:r>
       <w:r>
         <w:rPr>
@@ -15627,7 +19821,7 @@
           <w:color w:val="960000"/>
           <w:sz w:val="20"/>
         </w:rPr>
-        <w:t xml:space="preserve">: con </w:t>
+        <w:t xml:space="preserve">: de </w:t>
       </w:r>
       <w:r>
         <w:rPr>
@@ -15635,31 +19829,15 @@
           <w:color w:val="960000"/>
           <w:sz w:val="20"/>
         </w:rPr>
-        <w:t>INPUT</w:t>
-      </w:r>
-      <w:r>
-        <w:rPr>
-          <w:b w:val="0"/>
-          <w:color w:val="960000"/>
-          <w:sz w:val="20"/>
-        </w:rPr>
-        <w:t xml:space="preserve"> pelado el pin necesita </w:t>
-      </w:r>
-      <w:r>
-        <w:rPr>
-          <w:b/>
-          <w:color w:val="960000"/>
-          <w:sz w:val="20"/>
-        </w:rPr>
-        <w:t>resistencia real a masa en el cobre</w:t>
-      </w:r>
-      <w:r>
-        <w:rPr>
-          <w:b w:val="0"/>
-          <w:color w:val="960000"/>
-          <w:sz w:val="20"/>
-        </w:rPr>
-        <w:t xml:space="preserve">, y de </w:t>
+        <w:t>PB14</w:t>
+      </w:r>
+      <w:r>
+        <w:rPr>
+          <w:b w:val="0"/>
+          <w:color w:val="960000"/>
+          <w:sz w:val="20"/>
+        </w:rPr>
+        <w:t>/</w:t>
       </w:r>
       <w:r>
         <w:rPr>
@@ -15667,15 +19845,63 @@
           <w:color w:val="960000"/>
           <w:sz w:val="20"/>
         </w:rPr>
-        <w:t>PB14</w:t>
-      </w:r>
-      <w:r>
-        <w:rPr>
-          <w:b w:val="0"/>
-          <w:color w:val="960000"/>
-          <w:sz w:val="20"/>
-        </w:rPr>
-        <w:t>/</w:t>
+        <w:t>PB15</w:t>
+      </w:r>
+      <w:r>
+        <w:rPr>
+          <w:b w:val="0"/>
+          <w:color w:val="960000"/>
+          <w:sz w:val="20"/>
+        </w:rPr>
+        <w:t xml:space="preserve"> </w:t>
+      </w:r>
+      <w:r>
+        <w:rPr>
+          <w:b/>
+          <w:color w:val="960000"/>
+          <w:sz w:val="20"/>
+        </w:rPr>
+        <w:t>sólo lo dice el netlist y nadie lo ha medido</w:t>
+      </w:r>
+      <w:r>
+        <w:rPr>
+          <w:b w:val="0"/>
+          <w:color w:val="960000"/>
+          <w:sz w:val="20"/>
+        </w:rPr>
+        <w:t xml:space="preserve">. </w:t>
+      </w:r>
+      <w:r>
+        <w:rPr>
+          <w:b/>
+          <w:color w:val="960000"/>
+          <w:sz w:val="20"/>
+        </w:rPr>
+        <w:t>El cable se compra hoy; conectarlo espera a `M3`, no al firmware.</w:t>
+      </w:r>
+      <w:r>
+        <w:rPr>
+          <w:b w:val="0"/>
+          <w:color w:val="960000"/>
+          <w:sz w:val="20"/>
+        </w:rPr>
+        <w:t xml:space="preserve">~~ 🟢 </w:t>
+      </w:r>
+      <w:r>
+        <w:rPr>
+          <w:b/>
+          <w:color w:val="960000"/>
+          <w:sz w:val="20"/>
+        </w:rPr>
+        <w:t>04/09 — `M3` CERRADA EN BANCO, y con ella cae el último condicionante de `A7`:</w:t>
+      </w:r>
+      <w:r>
+        <w:rPr>
+          <w:b w:val="0"/>
+          <w:color w:val="960000"/>
+          <w:sz w:val="20"/>
+        </w:rPr>
+        <w:t xml:space="preserve"> </w:t>
       </w:r>
       <w:r>
         <w:rPr>
@@ -15683,7 +19909,7 @@
           <w:color w:val="960000"/>
           <w:sz w:val="20"/>
         </w:rPr>
-        <w:t>PB15</w:t>
+        <w:t>p10</w:t>
       </w:r>
       <w:r>
         <w:rPr>
@@ -15699,31 +19925,111 @@
           <w:color w:val="960000"/>
           <w:sz w:val="20"/>
         </w:rPr>
-        <w:t>sólo lo dice el netlist y nadie lo ha medido</w:t>
-      </w:r>
-      <w:r>
-        <w:rPr>
-          <w:b w:val="0"/>
-          <w:color w:val="960000"/>
-          <w:sz w:val="20"/>
-        </w:rPr>
-        <w:t xml:space="preserve">. Sin ella el pin flota y da demandas fantasma. </w:t>
-      </w:r>
-      <w:r>
-        <w:rPr>
-          <w:b/>
-          <w:color w:val="960000"/>
-          <w:sz w:val="20"/>
-        </w:rPr>
-        <w:t>El cable se compra hoy; conectarlo espera a `M3`, no al firmware.</w:t>
-      </w:r>
-      <w:r>
-        <w:rPr>
-          <w:b w:val="0"/>
-          <w:color w:val="960000"/>
-          <w:sz w:val="20"/>
-        </w:rPr>
-        <w:t xml:space="preserve"> 🛑 </w:t>
+        <w:t>9,93 kΩ</w:t>
+      </w:r>
+      <w:r>
+        <w:rPr>
+          <w:b w:val="0"/>
+          <w:color w:val="960000"/>
+          <w:sz w:val="20"/>
+        </w:rPr>
+        <w:t xml:space="preserve"> y </w:t>
+      </w:r>
+      <w:r>
+        <w:rPr>
+          <w:rFonts w:ascii="Consolas" w:hAnsi="Consolas"/>
+          <w:color w:val="960000"/>
+          <w:sz w:val="20"/>
+        </w:rPr>
+        <w:t>p12</w:t>
+      </w:r>
+      <w:r>
+        <w:rPr>
+          <w:b w:val="0"/>
+          <w:color w:val="960000"/>
+          <w:sz w:val="20"/>
+        </w:rPr>
+        <w:t xml:space="preserve"> </w:t>
+      </w:r>
+      <w:r>
+        <w:rPr>
+          <w:b/>
+          <w:color w:val="960000"/>
+          <w:sz w:val="20"/>
+        </w:rPr>
+        <w:t>9,94 kΩ</w:t>
+      </w:r>
+      <w:r>
+        <w:rPr>
+          <w:b w:val="0"/>
+          <w:color w:val="960000"/>
+          <w:sz w:val="20"/>
+        </w:rPr>
+        <w:t xml:space="preserve"> a masa, los dos a </w:t>
+      </w:r>
+      <w:r>
+        <w:rPr>
+          <w:b/>
+          <w:color w:val="960000"/>
+          <w:sz w:val="20"/>
+        </w:rPr>
+        <w:t>0 V</w:t>
+      </w:r>
+      <w:r>
+        <w:rPr>
+          <w:b w:val="0"/>
+          <w:color w:val="960000"/>
+          <w:sz w:val="20"/>
+        </w:rPr>
+        <w:t xml:space="preserve"> con energía (paso 20), y </w:t>
+      </w:r>
+      <w:r>
+        <w:rPr>
+          <w:b/>
+          <w:color w:val="960000"/>
+          <w:sz w:val="20"/>
+        </w:rPr>
+        <w:t>cero falsas activaciones</w:t>
+      </w:r>
+      <w:r>
+        <w:rPr>
+          <w:b w:val="0"/>
+          <w:color w:val="960000"/>
+          <w:sz w:val="20"/>
+        </w:rPr>
+        <w:t xml:space="preserve"> en reposo con y sin el cable puesto (paso 21). El pull-down real existe: </w:t>
+      </w:r>
+      <w:r>
+        <w:rPr>
+          <w:b/>
+          <w:color w:val="960000"/>
+          <w:sz w:val="20"/>
+        </w:rPr>
+        <w:t>el pin no flota y no hay demandas fantasma. El cable se compra Y se conecta</w:t>
+      </w:r>
+      <w:r>
+        <w:rPr>
+          <w:b w:val="0"/>
+          <w:color w:val="960000"/>
+          <w:sz w:val="20"/>
+        </w:rPr>
+        <w:t xml:space="preserve"> — con el </w:t>
+      </w:r>
+      <w:r>
+        <w:rPr>
+          <w:b/>
+          <w:color w:val="960000"/>
+          <w:sz w:val="20"/>
+        </w:rPr>
+        <w:t>p1 de `J16` tapado</w:t>
+      </w:r>
+      <w:r>
+        <w:rPr>
+          <w:b w:val="0"/>
+          <w:color w:val="960000"/>
+          <w:sz w:val="20"/>
+        </w:rPr>
+        <w:t xml:space="preserve">, que es lo único que queda por delante. 🛑 </w:t>
       </w:r>
       <w:r>
         <w:rPr>
@@ -15797,7 +20103,7 @@
           <w:color w:val="003366"/>
           <w:sz w:val="26"/>
         </w:rPr>
-        <w:t xml:space="preserve">Resumen para autorizar — al </w:t>
+        <w:t xml:space="preserve">E · REVISIÓN </w:t>
       </w:r>
       <w:r>
         <w:rPr>
@@ -15805,7 +20111,995 @@
           <w:color w:val="003366"/>
           <w:sz w:val="26"/>
         </w:rPr>
-        <w:t>31/08/2026</w:t>
+        <w:t>V2</w:t>
+      </w:r>
+      <w:r>
+        <w:rPr>
+          <w:b/>
+          <w:color w:val="003366"/>
+          <w:sz w:val="26"/>
+        </w:rPr>
+        <w:t xml:space="preserve"> DE LA TARJETA — 🆕 bloque nuevo del 04/09. </w:t>
+      </w:r>
+      <w:r>
+        <w:rPr>
+          <w:b/>
+          <w:color w:val="003366"/>
+          <w:sz w:val="26"/>
+        </w:rPr>
+        <w:t>NO se pide hoy, y NO está decidido</w:t>
+      </w:r>
+    </w:p>
+    <w:p>
+      <w:pPr>
+        <w:spacing w:after="160"/>
+        <w:ind w:left="360"/>
+        <w:shd w:val="clear" w:fill="FFF4E5"/>
+      </w:pPr>
+      <w:r>
+        <w:rPr>
+          <w:b/>
+          <w:color w:val="960000"/>
+          <w:sz w:val="20"/>
+        </w:rPr>
+        <w:t>Este bloque existe porque el banco encontró dos cosas que no se arreglan comprando un accesorio: se arreglan cambiando la placa.</w:t>
+      </w:r>
+      <w:r>
+        <w:rPr>
+          <w:b w:val="0"/>
+          <w:color w:val="960000"/>
+          <w:sz w:val="20"/>
+        </w:rPr>
+        <w:t xml:space="preserve"> Y por eso </w:t>
+      </w:r>
+      <w:r>
+        <w:rPr>
+          <w:b/>
+          <w:color w:val="960000"/>
+          <w:sz w:val="20"/>
+        </w:rPr>
+        <w:t>no van en el bloque A</w:t>
+      </w:r>
+      <w:r>
+        <w:rPr>
+          <w:b w:val="0"/>
+          <w:color w:val="960000"/>
+          <w:sz w:val="20"/>
+        </w:rPr>
+        <w:t xml:space="preserve">: una línea de </w:t>
+      </w:r>
+      <w:r>
+        <w:rPr>
+          <w:rFonts w:ascii="Consolas" w:hAnsi="Consolas"/>
+          <w:color w:val="960000"/>
+          <w:sz w:val="20"/>
+        </w:rPr>
+        <w:t>A</w:t>
+      </w:r>
+      <w:r>
+        <w:rPr>
+          <w:b w:val="0"/>
+          <w:color w:val="960000"/>
+          <w:sz w:val="20"/>
+        </w:rPr>
+        <w:t xml:space="preserve"> se puede pedir mañana; éstas dependen de que alguien firme una </w:t>
+      </w:r>
+      <w:r>
+        <w:rPr>
+          <w:b/>
+          <w:color w:val="960000"/>
+          <w:sz w:val="20"/>
+        </w:rPr>
+        <w:t>revisión V2 del cobre</w:t>
+      </w:r>
+      <w:r>
+        <w:rPr>
+          <w:b w:val="0"/>
+          <w:color w:val="960000"/>
+          <w:sz w:val="20"/>
+        </w:rPr>
+        <w:t xml:space="preserve">, y hoy </w:t>
+      </w:r>
+      <w:r>
+        <w:rPr>
+          <w:b/>
+          <w:color w:val="960000"/>
+          <w:sz w:val="20"/>
+        </w:rPr>
+        <w:t>nadie la ha firmado</w:t>
+      </w:r>
+      <w:r>
+        <w:rPr>
+          <w:b w:val="0"/>
+          <w:color w:val="960000"/>
+          <w:sz w:val="20"/>
+        </w:rPr>
+        <w:t xml:space="preserve">. 🛑 </w:t>
+      </w:r>
+      <w:r>
+        <w:rPr>
+          <w:b/>
+          <w:color w:val="960000"/>
+          <w:sz w:val="20"/>
+        </w:rPr>
+        <w:t>Lo de aquí abajo son CUENTAS, no decisiones.</w:t>
+      </w:r>
+      <w:r>
+        <w:rPr>
+          <w:b w:val="0"/>
+          <w:color w:val="960000"/>
+          <w:sz w:val="20"/>
+        </w:rPr>
+        <w:t xml:space="preserve"> Se escriben con sus números para que quien firme la placa no tenga que rehacerlas — </w:t>
+      </w:r>
+      <w:r>
+        <w:rPr>
+          <w:b/>
+          <w:color w:val="960000"/>
+          <w:sz w:val="20"/>
+        </w:rPr>
+        <w:t>y para que no se ejecuten como si estuvieran aprobadas.</w:t>
+      </w:r>
+    </w:p>
+    <w:tbl>
+      <w:tblPr>
+        <w:tblStyle w:val="TableGrid"/>
+        <w:tblW w:type="auto" w:w="0"/>
+        <w:tblLook w:firstColumn="1" w:firstRow="1" w:lastColumn="0" w:lastRow="0" w:noHBand="0" w:noVBand="1" w:val="04A0"/>
+      </w:tblPr>
+      <w:tblGrid>
+        <w:gridCol w:w="1872"/>
+        <w:gridCol w:w="1872"/>
+        <w:gridCol w:w="1872"/>
+        <w:gridCol w:w="1872"/>
+        <w:gridCol w:w="1872"/>
+      </w:tblGrid>
+      <w:tr>
+        <w:tc>
+          <w:tcPr>
+            <w:tcW w:type="dxa" w:w="1872"/>
+            <w:shd w:val="clear" w:fill="DCE6F1"/>
+          </w:tcPr>
+          <w:p>
+            <w:r/>
+            <w:r>
+              <w:rPr>
+                <w:b/>
+                <w:sz w:val="19"/>
+              </w:rPr>
+              <w:t>#</w:t>
+            </w:r>
+          </w:p>
+        </w:tc>
+        <w:tc>
+          <w:tcPr>
+            <w:tcW w:type="dxa" w:w="1872"/>
+            <w:shd w:val="clear" w:fill="DCE6F1"/>
+          </w:tcPr>
+          <w:p>
+            <w:r/>
+            <w:r>
+              <w:rPr>
+                <w:b/>
+                <w:sz w:val="19"/>
+              </w:rPr>
+              <w:t>Qué</w:t>
+            </w:r>
+          </w:p>
+        </w:tc>
+        <w:tc>
+          <w:tcPr>
+            <w:tcW w:type="dxa" w:w="1872"/>
+            <w:shd w:val="clear" w:fill="DCE6F1"/>
+          </w:tcPr>
+          <w:p>
+            <w:r/>
+            <w:r>
+              <w:rPr>
+                <w:b/>
+                <w:sz w:val="19"/>
+              </w:rPr>
+              <w:t>Cant.</w:t>
+            </w:r>
+          </w:p>
+        </w:tc>
+        <w:tc>
+          <w:tcPr>
+            <w:tcW w:type="dxa" w:w="1872"/>
+            <w:shd w:val="clear" w:fill="DCE6F1"/>
+          </w:tcPr>
+          <w:p>
+            <w:r/>
+            <w:r>
+              <w:rPr>
+                <w:b/>
+                <w:sz w:val="19"/>
+              </w:rPr>
+              <w:t>La cuenta / el porqué</w:t>
+            </w:r>
+          </w:p>
+        </w:tc>
+        <w:tc>
+          <w:tcPr>
+            <w:tcW w:type="dxa" w:w="1872"/>
+            <w:shd w:val="clear" w:fill="DCE6F1"/>
+          </w:tcPr>
+          <w:p>
+            <w:r/>
+            <w:r>
+              <w:rPr>
+                <w:b/>
+                <w:sz w:val="19"/>
+              </w:rPr>
+              <w:t>Estado</w:t>
+            </w:r>
+          </w:p>
+        </w:tc>
+      </w:tr>
+      <w:tr>
+        <w:tc>
+          <w:tcPr>
+            <w:tcW w:type="dxa" w:w="1872"/>
+          </w:tcPr>
+          <w:p>
+            <w:r/>
+            <w:r>
+              <w:rPr>
+                <w:b/>
+                <w:sz w:val="19"/>
+              </w:rPr>
+              <w:t>E1</w:t>
+            </w:r>
+          </w:p>
+        </w:tc>
+        <w:tc>
+          <w:tcPr>
+            <w:tcW w:type="dxa" w:w="1872"/>
+          </w:tcPr>
+          <w:p>
+            <w:r/>
+            <w:r>
+              <w:rPr>
+                <w:b/>
+                <w:sz w:val="19"/>
+              </w:rPr>
+              <w:t>Resistencias de 2K2</w:t>
+            </w:r>
+            <w:r>
+              <w:rPr>
+                <w:b w:val="0"/>
+                <w:sz w:val="19"/>
+              </w:rPr>
+              <w:t xml:space="preserve"> *(0805, o el formato que use la placa)*, en </w:t>
+            </w:r>
+            <w:r>
+              <w:rPr>
+                <w:b/>
+                <w:sz w:val="19"/>
+              </w:rPr>
+              <w:t>serie</w:t>
+            </w:r>
+            <w:r>
+              <w:rPr>
+                <w:b w:val="0"/>
+                <w:sz w:val="19"/>
+              </w:rPr>
+              <w:t xml:space="preserve"> con cada una de las </w:t>
+            </w:r>
+            <w:r>
+              <w:rPr>
+                <w:b/>
+                <w:sz w:val="19"/>
+              </w:rPr>
+              <w:t>5 entradas de campo</w:t>
+            </w:r>
+          </w:p>
+        </w:tc>
+        <w:tc>
+          <w:tcPr>
+            <w:tcW w:type="dxa" w:w="1872"/>
+          </w:tcPr>
+          <w:p>
+            <w:r/>
+            <w:r>
+              <w:rPr>
+                <w:b/>
+                <w:sz w:val="19"/>
+              </w:rPr>
+              <w:t>5 por tarjeta</w:t>
+            </w:r>
+            <w:r>
+              <w:rPr>
+                <w:b w:val="0"/>
+                <w:sz w:val="19"/>
+              </w:rPr>
+              <w:t xml:space="preserve"> *(+ repuestos)*</w:t>
+            </w:r>
+          </w:p>
+        </w:tc>
+        <w:tc>
+          <w:tcPr>
+            <w:tcW w:type="dxa" w:w="1872"/>
+          </w:tcPr>
+          <w:p>
+            <w:r/>
+            <w:r>
+              <w:rPr>
+                <w:b w:val="0"/>
+                <w:sz w:val="19"/>
+              </w:rPr>
+              <w:t xml:space="preserve">Ver la cuenta de abajo: </w:t>
+            </w:r>
+            <w:r>
+              <w:rPr>
+                <w:b/>
+                <w:sz w:val="19"/>
+              </w:rPr>
+              <w:t>2K2 protege y sigue leyendo; 4K7 ya no lee la cámara</w:t>
+            </w:r>
+          </w:p>
+        </w:tc>
+        <w:tc>
+          <w:tcPr>
+            <w:tcW w:type="dxa" w:w="1872"/>
+          </w:tcPr>
+          <w:p>
+            <w:r/>
+            <w:r>
+              <w:rPr>
+                <w:b w:val="0"/>
+                <w:sz w:val="19"/>
+              </w:rPr>
+              <w:t xml:space="preserve">🆕 </w:t>
+            </w:r>
+            <w:r>
+              <w:rPr>
+                <w:b/>
+                <w:sz w:val="19"/>
+              </w:rPr>
+              <w:t>PROPUESTA, sin decidir.</w:t>
+            </w:r>
+            <w:r>
+              <w:rPr>
+                <w:b w:val="0"/>
+                <w:sz w:val="19"/>
+              </w:rPr>
+              <w:t xml:space="preserve"> Es para </w:t>
+            </w:r>
+            <w:r>
+              <w:rPr>
+                <w:b/>
+                <w:sz w:val="19"/>
+              </w:rPr>
+              <w:t>quien firme la V2</w:t>
+            </w:r>
+          </w:p>
+        </w:tc>
+      </w:tr>
+      <w:tr>
+        <w:tc>
+          <w:tcPr>
+            <w:tcW w:type="dxa" w:w="1872"/>
+          </w:tcPr>
+          <w:p>
+            <w:r/>
+            <w:r>
+              <w:rPr>
+                <w:b/>
+                <w:sz w:val="19"/>
+              </w:rPr>
+              <w:t>E2</w:t>
+            </w:r>
+          </w:p>
+        </w:tc>
+        <w:tc>
+          <w:tcPr>
+            <w:tcW w:type="dxa" w:w="1872"/>
+          </w:tcPr>
+          <w:p>
+            <w:r/>
+            <w:r>
+              <w:rPr>
+                <w:b/>
+                <w:sz w:val="19"/>
+              </w:rPr>
+              <w:t>Diodo de potencia</w:t>
+            </w:r>
+            <w:r>
+              <w:rPr>
+                <w:b w:val="0"/>
+                <w:sz w:val="19"/>
+              </w:rPr>
+              <w:t xml:space="preserve"> *(Schottky del orden de </w:t>
+            </w:r>
+            <w:r>
+              <w:rPr>
+                <w:b/>
+                <w:sz w:val="19"/>
+              </w:rPr>
+              <w:t>3 A</w:t>
+            </w:r>
+            <w:r>
+              <w:rPr>
+                <w:b w:val="0"/>
+                <w:sz w:val="19"/>
+              </w:rPr>
+              <w:t xml:space="preserve"> o más, referencia a elegir)* en lugar del </w:t>
+            </w:r>
+            <w:r>
+              <w:rPr>
+                <w:b/>
+                <w:sz w:val="19"/>
+              </w:rPr>
+              <w:t>`D30`</w:t>
+            </w:r>
+          </w:p>
+        </w:tc>
+        <w:tc>
+          <w:tcPr>
+            <w:tcW w:type="dxa" w:w="1872"/>
+          </w:tcPr>
+          <w:p>
+            <w:r/>
+            <w:r>
+              <w:rPr>
+                <w:b/>
+                <w:sz w:val="19"/>
+              </w:rPr>
+              <w:t>1 por tarjeta</w:t>
+            </w:r>
+            <w:r>
+              <w:rPr>
+                <w:b w:val="0"/>
+                <w:sz w:val="19"/>
+              </w:rPr>
+              <w:t xml:space="preserve"> *(+ repuestos)*</w:t>
+            </w:r>
+          </w:p>
+        </w:tc>
+        <w:tc>
+          <w:tcPr>
+            <w:tcW w:type="dxa" w:w="1872"/>
+          </w:tcPr>
+          <w:p>
+            <w:r/>
+            <w:r>
+              <w:rPr>
+                <w:rFonts w:ascii="Consolas" w:hAnsi="Consolas"/>
+                <w:sz w:val="19"/>
+              </w:rPr>
+              <w:t>D30</w:t>
+            </w:r>
+            <w:r>
+              <w:rPr>
+                <w:b w:val="0"/>
+                <w:sz w:val="19"/>
+              </w:rPr>
+              <w:t xml:space="preserve"> es un </w:t>
+            </w:r>
+            <w:r>
+              <w:rPr>
+                <w:b/>
+                <w:sz w:val="19"/>
+              </w:rPr>
+              <w:t>`1N4148` de 200 mA</w:t>
+            </w:r>
+            <w:r>
+              <w:rPr>
+                <w:b w:val="0"/>
+                <w:sz w:val="19"/>
+              </w:rPr>
+              <w:t xml:space="preserve"> haciendo de </w:t>
+            </w:r>
+            <w:r>
+              <w:rPr>
+                <w:b/>
+                <w:sz w:val="19"/>
+              </w:rPr>
+              <w:t>diodo de rueda libre</w:t>
+            </w:r>
+            <w:r>
+              <w:rPr>
+                <w:b w:val="0"/>
+                <w:sz w:val="19"/>
+              </w:rPr>
+              <w:t xml:space="preserve"> de una salida de motor gobernada por un </w:t>
+            </w:r>
+            <w:r>
+              <w:rPr>
+                <w:b/>
+                <w:sz w:val="19"/>
+              </w:rPr>
+              <w:t>`IRLZ44N`</w:t>
+            </w:r>
+            <w:r>
+              <w:rPr>
+                <w:b w:val="0"/>
+                <w:sz w:val="19"/>
+              </w:rPr>
+              <w:t xml:space="preserve">. </w:t>
+            </w:r>
+            <w:r>
+              <w:rPr>
+                <w:b/>
+                <w:sz w:val="19"/>
+              </w:rPr>
+              <w:t>Infradimensionado</w:t>
+            </w:r>
+          </w:p>
+        </w:tc>
+        <w:tc>
+          <w:tcPr>
+            <w:tcW w:type="dxa" w:w="1872"/>
+          </w:tcPr>
+          <w:p>
+            <w:r/>
+            <w:r>
+              <w:rPr>
+                <w:b w:val="0"/>
+                <w:sz w:val="19"/>
+              </w:rPr>
+              <w:t xml:space="preserve">🆕 </w:t>
+            </w:r>
+            <w:r>
+              <w:rPr>
+                <w:b/>
+                <w:sz w:val="19"/>
+              </w:rPr>
+              <w:t>PROPUESTA, sin decidir.</w:t>
+            </w:r>
+            <w:r>
+              <w:rPr>
+                <w:b w:val="0"/>
+                <w:sz w:val="19"/>
+              </w:rPr>
+              <w:t xml:space="preserve"> La referencia concreta </w:t>
+            </w:r>
+            <w:r>
+              <w:rPr>
+                <w:b/>
+                <w:sz w:val="19"/>
+              </w:rPr>
+              <w:t>la elige quien firme la V2</w:t>
+            </w:r>
+          </w:p>
+        </w:tc>
+      </w:tr>
+    </w:tbl>
+    <w:p>
+      <w:pPr>
+        <w:spacing w:after="120"/>
+      </w:pPr>
+    </w:p>
+    <w:p>
+      <w:pPr>
+        <w:spacing w:after="160"/>
+        <w:ind w:left="360"/>
+        <w:shd w:val="clear" w:fill="FFF4E5"/>
+      </w:pPr>
+      <w:r>
+        <w:rPr>
+          <w:b w:val="0"/>
+          <w:color w:val="960000"/>
+          <w:sz w:val="20"/>
+        </w:rPr>
+        <w:t xml:space="preserve">🧮 </w:t>
+      </w:r>
+      <w:r>
+        <w:rPr>
+          <w:rFonts w:ascii="Consolas" w:hAnsi="Consolas"/>
+          <w:color w:val="960000"/>
+          <w:sz w:val="20"/>
+        </w:rPr>
+        <w:t>E1</w:t>
+      </w:r>
+      <w:r>
+        <w:rPr>
+          <w:b w:val="0"/>
+          <w:color w:val="960000"/>
+          <w:sz w:val="20"/>
+        </w:rPr>
+        <w:t xml:space="preserve"> — por qué </w:t>
+      </w:r>
+      <w:r>
+        <w:rPr>
+          <w:b/>
+          <w:color w:val="960000"/>
+          <w:sz w:val="20"/>
+        </w:rPr>
+        <w:t>2K2</w:t>
+      </w:r>
+      <w:r>
+        <w:rPr>
+          <w:b w:val="0"/>
+          <w:color w:val="960000"/>
+          <w:sz w:val="20"/>
+        </w:rPr>
+        <w:t xml:space="preserve"> y no otro número </w:t>
+      </w:r>
+      <w:r>
+        <w:rPr>
+          <w:b/>
+          <w:color w:val="960000"/>
+          <w:sz w:val="20"/>
+        </w:rPr>
+        <w:t>El problema, medido en banco el 04/09:</w:t>
+      </w:r>
+      <w:r>
+        <w:rPr>
+          <w:b w:val="0"/>
+          <w:color w:val="960000"/>
+          <w:sz w:val="20"/>
+        </w:rPr>
+        <w:t xml:space="preserve"> las </w:t>
+      </w:r>
+      <w:r>
+        <w:rPr>
+          <w:b/>
+          <w:color w:val="960000"/>
+          <w:sz w:val="20"/>
+        </w:rPr>
+        <w:t>5 entradas de campo van DESNUDAS al pin del STM32</w:t>
+      </w:r>
+      <w:r>
+        <w:rPr>
+          <w:b w:val="0"/>
+          <w:color w:val="960000"/>
+          <w:sz w:val="20"/>
+        </w:rPr>
+        <w:t xml:space="preserve"> —sin resistencia en serie, sin optoacoplador, sin clamp—, mientras que las </w:t>
+      </w:r>
+      <w:r>
+        <w:rPr>
+          <w:b/>
+          <w:color w:val="960000"/>
+          <w:sz w:val="20"/>
+        </w:rPr>
+        <w:t>9 salidas de la placa sí llevan 220 Ω y optoacoplador</w:t>
+      </w:r>
+      <w:r>
+        <w:rPr>
+          <w:b w:val="0"/>
+          <w:color w:val="960000"/>
+          <w:sz w:val="20"/>
+        </w:rPr>
+        <w:t xml:space="preserve">. </w:t>
+      </w:r>
+      <w:r>
+        <w:rPr>
+          <w:b/>
+          <w:color w:val="960000"/>
+          <w:sz w:val="20"/>
+        </w:rPr>
+        <w:t>`J16` p1 lleva 12 V crudos</w:t>
+      </w:r>
+      <w:r>
+        <w:rPr>
+          <w:b w:val="0"/>
+          <w:color w:val="960000"/>
+          <w:sz w:val="20"/>
+        </w:rPr>
+        <w:t xml:space="preserve"> a dos posiciones de las entradas. </w:t>
+      </w:r>
+      <w:r>
+        <w:rPr>
+          <w:b/>
+          <w:color w:val="960000"/>
+          <w:sz w:val="20"/>
+        </w:rPr>
+        <w:t>El 04/09 una tarjeta Maestro quedó con un cortocircuito de 3,3 V a masa.</w:t>
+      </w:r>
+      <w:r>
+        <w:rPr>
+          <w:b w:val="0"/>
+          <w:color w:val="960000"/>
+          <w:sz w:val="20"/>
+        </w:rPr>
+        <w:t xml:space="preserve"> </w:t>
+      </w:r>
+      <w:r>
+        <w:rPr>
+          <w:b/>
+          <w:color w:val="960000"/>
+          <w:sz w:val="20"/>
+        </w:rPr>
+        <w:t>La cuenta, que es lo que hace que 2K2 sea el número y no una preferencia:</w:t>
+      </w:r>
+      <w:r>
+        <w:rPr>
+          <w:b w:val="0"/>
+          <w:color w:val="960000"/>
+          <w:sz w:val="20"/>
+        </w:rPr>
+        <w:t xml:space="preserve"> ``</w:t>
+      </w:r>
+      <w:r>
+        <w:rPr>
+          <w:rFonts w:ascii="Consolas" w:hAnsi="Consolas"/>
+          <w:color w:val="960000"/>
+          <w:sz w:val="20"/>
+        </w:rPr>
+        <w:t xml:space="preserve">text CON 2K2 EN SERIE Accidente:  12 V en el pin corriente de inyeccion = (12 - 3,3) / 2200 = 3,6 mA el datasheet admite 5 mA  -&gt;  CABE, con margen Operacion normal:  contacto cerrado contra 3,3 V el pin se lee a 2,70 V VIH del STM32 = 2,31 V   -&gt;  SE LEE ALTO, con margen CON 4K7 EN SERIE Protege mas... y el divisor contra los 10K de pull-down deja el pin por debajo de VIH:  YA NO LEERIA LA CAMARA. </w:t>
+      </w:r>
+      <w:r>
+        <w:rPr>
+          <w:rFonts w:ascii="Consolas" w:hAnsi="Consolas"/>
+          <w:color w:val="960000"/>
+          <w:sz w:val="20"/>
+        </w:rPr>
+      </w:r>
+      <w:r>
+        <w:rPr>
+          <w:rFonts w:ascii="Consolas" w:hAnsi="Consolas"/>
+          <w:color w:val="960000"/>
+          <w:sz w:val="20"/>
+        </w:rPr>
+        <w:t xml:space="preserve"> **Las dos condiciones tiran en sentidos contrarios** —cuanto más protege, menos lee— y **2K2 es el valor que cumple las dos a la vez**. Ése es todo el contenido de esta línea: **el número está acotado por arriba y por abajo, no elegido a ojo.** ⚠️ **Lo que esta cuenta NO dice, y va escrito al lado para que nadie la lea como una aprobación:** * **No es una decisión tomada.** Cambia el cobre de las cinco entradas de las dos puntas. * **No se ha ejercido en banco con 2K2 montadas**: es una cuenta sobre el datasheet y sobre los valores medidos, **no una medida con la resistencia puesta**. * **No sustituye a tapar el pin de 12 V de </w:t>
+      </w:r>
+      <w:r>
+        <w:rPr>
+          <w:b w:val="0"/>
+          <w:color w:val="960000"/>
+          <w:sz w:val="20"/>
+        </w:rPr>
+        <w:t>J16</w:t>
+      </w:r>
+      <w:r>
+        <w:rPr>
+          <w:rFonts w:ascii="Consolas" w:hAnsi="Consolas"/>
+          <w:color w:val="960000"/>
+          <w:sz w:val="20"/>
+        </w:rPr>
+        <w:t xml:space="preserve">**, que es lo que protege **hoy**, en la V1, en cada equipo. Ver </w:t>
+      </w:r>
+      <w:r>
+        <w:rPr>
+          <w:b w:val="0"/>
+          <w:color w:val="960000"/>
+          <w:sz w:val="20"/>
+        </w:rPr>
+        <w:t>A7</w:t>
+      </w:r>
+      <w:r>
+        <w:rPr>
+          <w:rFonts w:ascii="Consolas" w:hAnsi="Consolas"/>
+          <w:color w:val="960000"/>
+          <w:sz w:val="20"/>
+        </w:rPr>
+        <w:t xml:space="preserve"> y el **Manual 9**. ### ⚡ </w:t>
+      </w:r>
+      <w:r>
+        <w:rPr>
+          <w:b w:val="0"/>
+          <w:color w:val="960000"/>
+          <w:sz w:val="20"/>
+        </w:rPr>
+        <w:t>E2</w:t>
+      </w:r>
+      <w:r>
+        <w:rPr>
+          <w:rFonts w:ascii="Consolas" w:hAnsi="Consolas"/>
+          <w:color w:val="960000"/>
+          <w:sz w:val="20"/>
+        </w:rPr>
+        <w:t xml:space="preserve"> — por qué el </w:t>
+      </w:r>
+      <w:r>
+        <w:rPr>
+          <w:b w:val="0"/>
+          <w:color w:val="960000"/>
+          <w:sz w:val="20"/>
+        </w:rPr>
+        <w:t>D30</w:t>
+      </w:r>
+      <w:r>
+        <w:rPr>
+          <w:rFonts w:ascii="Consolas" w:hAnsi="Consolas"/>
+          <w:color w:val="960000"/>
+          <w:sz w:val="20"/>
+        </w:rPr>
+        <w:t xml:space="preserve"> no vale Un **</w:t>
+      </w:r>
+      <w:r>
+        <w:rPr>
+          <w:b w:val="0"/>
+          <w:color w:val="960000"/>
+          <w:sz w:val="20"/>
+        </w:rPr>
+        <w:t>1N4148</w:t>
+      </w:r>
+      <w:r>
+        <w:rPr>
+          <w:rFonts w:ascii="Consolas" w:hAnsi="Consolas"/>
+          <w:color w:val="960000"/>
+          <w:sz w:val="20"/>
+        </w:rPr>
+        <w:t>** es un diodo de señal de **200 mA**. Puesto como **rueda libre** de una carga inductiva conmutada por un **</w:t>
+      </w:r>
+      <w:r>
+        <w:rPr>
+          <w:b w:val="0"/>
+          <w:color w:val="960000"/>
+          <w:sz w:val="20"/>
+        </w:rPr>
+        <w:t>IRLZ44N`</w:t>
+      </w:r>
+      <w:r>
+        <w:rPr>
+          <w:b/>
+          <w:color w:val="960000"/>
+          <w:sz w:val="20"/>
+        </w:rPr>
+        <w:t xml:space="preserve"> —un MOSFET de potencia—, tiene que tragarse la corriente de la bobina en cada apagado. </w:t>
+      </w:r>
+      <w:r>
+        <w:rPr>
+          <w:b w:val="0"/>
+          <w:color w:val="960000"/>
+          <w:sz w:val="20"/>
+        </w:rPr>
+        <w:t>Está infradimensionado</w:t>
+      </w:r>
+      <w:r>
+        <w:rPr>
+          <w:b/>
+          <w:color w:val="960000"/>
+          <w:sz w:val="20"/>
+        </w:rPr>
+        <w:t xml:space="preserve">, y un diodo de rueda libre que se abre deja el pico inductivo contra el MOSFET. </w:t>
+      </w:r>
+      <w:r>
+        <w:rPr>
+          <w:b w:val="0"/>
+          <w:color w:val="960000"/>
+          <w:sz w:val="20"/>
+        </w:rPr>
+        <w:t>Lo que hace falta: un diodo de potencia, Schottky del orden de 3 A o más.</w:t>
+      </w:r>
+      <w:r>
+        <w:rPr>
+          <w:b/>
+          <w:color w:val="960000"/>
+          <w:sz w:val="20"/>
+        </w:rPr>
+        <w:t xml:space="preserve"> 🛑 </w:t>
+      </w:r>
+      <w:r>
+        <w:rPr>
+          <w:b w:val="0"/>
+          <w:color w:val="960000"/>
+          <w:sz w:val="20"/>
+        </w:rPr>
+        <w:t>La referencia concreta —tensión inversa, encapsulado, si va en la V2 o como parche en las tarjetas que ya existen— la elige quien firme la placa.</w:t>
+      </w:r>
+      <w:r>
+        <w:rPr>
+          <w:b/>
+          <w:color w:val="960000"/>
+          <w:sz w:val="20"/>
+        </w:rPr>
+        <w:t xml:space="preserve"> Esta lista </w:t>
+      </w:r>
+      <w:r>
+        <w:rPr>
+          <w:b w:val="0"/>
+          <w:color w:val="960000"/>
+          <w:sz w:val="20"/>
+        </w:rPr>
+        <w:t>no la inventa**: es la costumbre de este documento apuntar el hueco en vez de taparlo con una referencia falsa.</w:t>
+      </w:r>
+    </w:p>
+    <w:p>
+      <w:pPr>
+        <w:spacing w:after="160"/>
+        <w:ind w:left="360"/>
+        <w:shd w:val="clear" w:fill="FFF4E5"/>
+      </w:pPr>
+      <w:r>
+        <w:rPr>
+          <w:b w:val="0"/>
+          <w:color w:val="960000"/>
+          <w:sz w:val="20"/>
+        </w:rPr>
+        <w:t xml:space="preserve">🛑 </w:t>
+      </w:r>
+      <w:r>
+        <w:rPr>
+          <w:b/>
+          <w:color w:val="960000"/>
+          <w:sz w:val="20"/>
+        </w:rPr>
+        <w:t>Y el aviso que cierra este bloque, porque es la trampa evidente:</w:t>
+      </w:r>
+      <w:r>
+        <w:rPr>
+          <w:b w:val="0"/>
+          <w:color w:val="960000"/>
+          <w:sz w:val="20"/>
+        </w:rPr>
+        <w:t xml:space="preserve"> </w:t>
+      </w:r>
+      <w:r>
+        <w:rPr>
+          <w:rFonts w:ascii="Consolas" w:hAnsi="Consolas"/>
+          <w:color w:val="960000"/>
+          <w:sz w:val="20"/>
+        </w:rPr>
+        <w:t>E1</w:t>
+      </w:r>
+      <w:r>
+        <w:rPr>
+          <w:b w:val="0"/>
+          <w:color w:val="960000"/>
+          <w:sz w:val="20"/>
+        </w:rPr>
+        <w:t xml:space="preserve"> y </w:t>
+      </w:r>
+      <w:r>
+        <w:rPr>
+          <w:rFonts w:ascii="Consolas" w:hAnsi="Consolas"/>
+          <w:color w:val="960000"/>
+          <w:sz w:val="20"/>
+        </w:rPr>
+        <w:t>E2</w:t>
+      </w:r>
+      <w:r>
+        <w:rPr>
+          <w:b w:val="0"/>
+          <w:color w:val="960000"/>
+          <w:sz w:val="20"/>
+        </w:rPr>
+        <w:t xml:space="preserve"> son baratos — resistencias y un diodo—, y por baratos parecen fáciles de aprobar. </w:t>
+      </w:r>
+      <w:r>
+        <w:rPr>
+          <w:b/>
+          <w:color w:val="960000"/>
+          <w:sz w:val="20"/>
+        </w:rPr>
+        <w:t>Lo que cuestan no es la pieza: es una revisión de placa</w:t>
+      </w:r>
+      <w:r>
+        <w:rPr>
+          <w:b w:val="0"/>
+          <w:color w:val="960000"/>
+          <w:sz w:val="20"/>
+        </w:rPr>
+        <w:t xml:space="preserve">, con su fabricación, su montaje y su prueba de banco. </w:t>
+      </w:r>
+      <w:r>
+        <w:rPr>
+          <w:b/>
+          <w:color w:val="960000"/>
+          <w:sz w:val="20"/>
+        </w:rPr>
+        <w:t>Mientras la V2 no exista, la V1 se opera con el pin de 12 V tapado y sabiendo que las entradas van desnudas.</w:t>
+      </w:r>
+    </w:p>
+    <w:p>
+      <w:pPr>
+        <w:spacing w:after="80"/>
+      </w:pPr>
+    </w:p>
+    <w:p>
+      <w:pPr>
+        <w:spacing w:before="280" w:after="120"/>
+      </w:pPr>
+      <w:r>
+        <w:rPr>
+          <w:b/>
+          <w:color w:val="003366"/>
+          <w:sz w:val="26"/>
+        </w:rPr>
+        <w:t xml:space="preserve">Resumen para autorizar — al </w:t>
+      </w:r>
+      <w:r>
+        <w:rPr>
+          <w:b/>
+          <w:color w:val="003366"/>
+          <w:sz w:val="26"/>
+        </w:rPr>
+        <w:t>04/09/2026</w:t>
       </w:r>
     </w:p>
     <w:p>
@@ -15934,31 +21228,24 @@
       </w:r>
       <w:r>
         <w:rPr>
-          <w:b/>
+          <w:b w:val="0"/>
           <w:sz w:val="21"/>
         </w:rPr>
-        <w:t xml:space="preserve"> (A7) · 🔴 </w:t>
-      </w:r>
-      <w:r>
-        <w:rPr>
-          <w:b w:val="0"/>
+        <w:t>, con qué tapar el p1 de 12 V incluido</w:t>
+      </w:r>
+      <w:r>
+        <w:rPr>
+          <w:b/>
           <w:sz w:val="21"/>
         </w:rPr>
-        <w:t>2 receptores RF de contacto seco para el mando</w:t>
-      </w:r>
-      <w:r>
-        <w:rPr>
-          <w:b/>
+        <w:t xml:space="preserve"> (A7) · 🟢 </w:t>
+      </w:r>
+      <w:r>
+        <w:rPr>
+          <w:b w:val="0"/>
           <w:sz w:val="21"/>
         </w:rPr>
-        <w:t xml:space="preserve"> (A9, </w:t>
-      </w:r>
-      <w:r>
-        <w:rPr>
-          <w:b w:val="0"/>
-          <w:sz w:val="21"/>
-        </w:rPr>
-        <w:t>mirando antes el emisor</w:t>
+        <w:t>2 receptores RF de mando, contacto seco</w:t>
       </w:r>
     </w:p>
     <w:p>
@@ -15970,7 +21257,424 @@
           <w:b w:val="0"/>
           <w:sz w:val="21"/>
         </w:rPr>
-        <w:t>que ya hay en obra**).</w:t>
+        <w:t xml:space="preserve">MOMENTÁNEO y salida </w:t>
+      </w:r>
+      <w:r>
+        <w:rPr>
+          <w:rFonts w:ascii="Consolas" w:hAnsi="Consolas"/>
+          <w:sz w:val="21"/>
+        </w:rPr>
+        <w:t>NO</w:t>
+      </w:r>
+      <w:r>
+        <w:rPr>
+          <w:b w:val="0"/>
+          <w:sz w:val="21"/>
+        </w:rPr>
+        <w:t>** (A9).</w:t>
+      </w:r>
+    </w:p>
+    <w:p>
+      <w:pPr>
+        <w:spacing w:after="120"/>
+      </w:pPr>
+      <w:r>
+        <w:rPr>
+          <w:b w:val="0"/>
+          <w:sz w:val="21"/>
+        </w:rPr>
+        <w:t xml:space="preserve">🟢 </w:t>
+      </w:r>
+      <w:r>
+        <w:rPr>
+          <w:b/>
+          <w:sz w:val="21"/>
+        </w:rPr>
+        <w:t>`A9` VUELVE al «se pide», y con la salida ya elegida.</w:t>
+      </w:r>
+      <w:r>
+        <w:rPr>
+          <w:b w:val="0"/>
+          <w:sz w:val="21"/>
+        </w:rPr>
+        <w:t xml:space="preserve"> ~~🛑 Lo que HOY sale del «se pide»:</w:t>
+      </w:r>
+    </w:p>
+    <w:p>
+      <w:pPr>
+        <w:spacing w:after="120"/>
+      </w:pPr>
+      <w:r>
+        <w:rPr>
+          <w:rFonts w:ascii="Consolas" w:hAnsi="Consolas"/>
+          <w:sz w:val="21"/>
+        </w:rPr>
+        <w:t>A9</w:t>
+      </w:r>
+      <w:r>
+        <w:rPr>
+          <w:b w:val="0"/>
+          <w:sz w:val="21"/>
+        </w:rPr>
+        <w:t xml:space="preserve"> … no se pide hasta decidir si con salida </w:t>
+      </w:r>
+      <w:r>
+        <w:rPr>
+          <w:rFonts w:ascii="Consolas" w:hAnsi="Consolas"/>
+          <w:sz w:val="21"/>
+        </w:rPr>
+        <w:t>NO</w:t>
+      </w:r>
+      <w:r>
+        <w:rPr>
+          <w:b w:val="0"/>
+          <w:sz w:val="21"/>
+        </w:rPr>
+        <w:t xml:space="preserve"> o </w:t>
+      </w:r>
+      <w:r>
+        <w:rPr>
+          <w:rFonts w:ascii="Consolas" w:hAnsi="Consolas"/>
+          <w:sz w:val="21"/>
+        </w:rPr>
+        <w:t>NC</w:t>
+      </w:r>
+      <w:r>
+        <w:rPr>
+          <w:b w:val="0"/>
+          <w:sz w:val="21"/>
+        </w:rPr>
+        <w:t>; es del responsable y está en blanco~~ →</w:t>
+      </w:r>
+    </w:p>
+    <w:p>
+      <w:pPr>
+        <w:spacing w:after="120"/>
+      </w:pPr>
+      <w:r>
+        <w:rPr>
+          <w:b/>
+          <w:sz w:val="21"/>
+        </w:rPr>
+        <w:t>CADUCADO el 04/09.</w:t>
+      </w:r>
+      <w:r>
+        <w:rPr>
+          <w:b w:val="0"/>
+          <w:sz w:val="21"/>
+        </w:rPr>
+        <w:t xml:space="preserve"> Se conserva el motivo por el que estuvo bloqueada —el banco midió que el</w:t>
+      </w:r>
+    </w:p>
+    <w:p>
+      <w:pPr>
+        <w:spacing w:after="120"/>
+      </w:pPr>
+      <w:r>
+        <w:rPr>
+          <w:b w:val="0"/>
+          <w:sz w:val="21"/>
+        </w:rPr>
+        <w:t>mando A/B no se podía pulsar, y eso parecía convertir la compra en una elección de operación—, pero</w:t>
+      </w:r>
+    </w:p>
+    <w:p>
+      <w:pPr>
+        <w:spacing w:after="120"/>
+      </w:pPr>
+      <w:r>
+        <w:rPr>
+          <w:b/>
+          <w:sz w:val="21"/>
+        </w:rPr>
+        <w:t>no lo era: la decide el cobre.</w:t>
+      </w:r>
+      <w:r>
+        <w:rPr>
+          <w:b w:val="0"/>
+          <w:sz w:val="21"/>
+        </w:rPr>
+        <w:t xml:space="preserve"> </w:t>
+      </w:r>
+      <w:r>
+        <w:rPr>
+          <w:rFonts w:ascii="Consolas" w:hAnsi="Consolas"/>
+          <w:sz w:val="21"/>
+        </w:rPr>
+        <w:t>J16</w:t>
+      </w:r>
+      <w:r>
+        <w:rPr>
+          <w:b w:val="0"/>
+          <w:sz w:val="21"/>
+        </w:rPr>
+        <w:t xml:space="preserve"> tiene </w:t>
+      </w:r>
+      <w:r>
+        <w:rPr>
+          <w:b/>
+          <w:sz w:val="21"/>
+        </w:rPr>
+        <w:t>una sola masa</w:t>
+      </w:r>
+      <w:r>
+        <w:rPr>
+          <w:b w:val="0"/>
+          <w:sz w:val="21"/>
+        </w:rPr>
+        <w:t xml:space="preserve"> (</w:t>
+      </w:r>
+      <w:r>
+        <w:rPr>
+          <w:rFonts w:ascii="Consolas" w:hAnsi="Consolas"/>
+          <w:sz w:val="21"/>
+        </w:rPr>
+        <w:t>p2</w:t>
+      </w:r>
+      <w:r>
+        <w:rPr>
+          <w:b w:val="0"/>
+          <w:sz w:val="21"/>
+        </w:rPr>
+        <w:t>) y 3,3 V en cada posición</w:t>
+      </w:r>
+    </w:p>
+    <w:p>
+      <w:pPr>
+        <w:spacing w:after="120"/>
+      </w:pPr>
+      <w:r>
+        <w:rPr>
+          <w:b w:val="0"/>
+          <w:sz w:val="21"/>
+        </w:rPr>
+        <w:t xml:space="preserve">contigua, así que la entrada sólo puede ser </w:t>
+      </w:r>
+      <w:r>
+        <w:rPr>
+          <w:b/>
+          <w:sz w:val="21"/>
+        </w:rPr>
+        <w:t>activa en ALTO</w:t>
+      </w:r>
+      <w:r>
+        <w:rPr>
+          <w:b w:val="0"/>
+          <w:sz w:val="21"/>
+        </w:rPr>
+        <w:t xml:space="preserve">; y </w:t>
+      </w:r>
+      <w:r>
+        <w:rPr>
+          <w:rFonts w:ascii="Consolas" w:hAnsi="Consolas"/>
+          <w:sz w:val="21"/>
+        </w:rPr>
+        <w:t>NC</w:t>
+      </w:r>
+      <w:r>
+        <w:rPr>
+          <w:b w:val="0"/>
+          <w:sz w:val="21"/>
+        </w:rPr>
+        <w:t xml:space="preserve"> dejaría un canal caído</w:t>
+      </w:r>
+    </w:p>
+    <w:p>
+      <w:pPr>
+        <w:spacing w:after="120"/>
+      </w:pPr>
+      <w:r>
+        <w:rPr>
+          <w:b w:val="0"/>
+          <w:sz w:val="21"/>
+        </w:rPr>
+        <w:t xml:space="preserve">leyéndose como pulsación. </w:t>
+      </w:r>
+      <w:r>
+        <w:rPr>
+          <w:b/>
+          <w:sz w:val="21"/>
+        </w:rPr>
+        <w:t>Se pide con salida `NO`.</w:t>
+      </w:r>
+      <w:r>
+        <w:rPr>
+          <w:b w:val="0"/>
+          <w:sz w:val="21"/>
+        </w:rPr>
+        <w:t xml:space="preserve"> Lo único que queda antes de emitir la orden</w:t>
+      </w:r>
+    </w:p>
+    <w:p>
+      <w:pPr>
+        <w:spacing w:after="120"/>
+      </w:pPr>
+      <w:r>
+        <w:rPr>
+          <w:b w:val="0"/>
+          <w:sz w:val="21"/>
+        </w:rPr>
+        <w:t xml:space="preserve">es de obra y no de decisión: </w:t>
+      </w:r>
+      <w:r>
+        <w:rPr>
+          <w:b/>
+          <w:sz w:val="21"/>
+        </w:rPr>
+        <w:t>mirar frecuencia y codificación del emisor que ya existe.</w:t>
+      </w:r>
+      <w:r>
+        <w:rPr>
+          <w:b w:val="0"/>
+          <w:sz w:val="21"/>
+        </w:rPr>
+        <w:t xml:space="preserve"> Ver el</w:t>
+      </w:r>
+    </w:p>
+    <w:p>
+      <w:pPr>
+        <w:spacing w:after="120"/>
+      </w:pPr>
+      <w:r>
+        <w:rPr>
+          <w:b w:val="0"/>
+          <w:sz w:val="21"/>
+        </w:rPr>
+        <w:t xml:space="preserve">bloque </w:t>
+      </w:r>
+      <w:r>
+        <w:rPr>
+          <w:rFonts w:ascii="Consolas" w:hAnsi="Consolas"/>
+          <w:sz w:val="21"/>
+        </w:rPr>
+        <w:t>A9</w:t>
+      </w:r>
+      <w:r>
+        <w:rPr>
+          <w:b w:val="0"/>
+          <w:sz w:val="21"/>
+        </w:rPr>
+        <w:t>.</w:t>
+      </w:r>
+    </w:p>
+    <w:p>
+      <w:pPr>
+        <w:spacing w:after="120"/>
+      </w:pPr>
+      <w:r>
+        <w:rPr>
+          <w:b w:val="0"/>
+          <w:sz w:val="21"/>
+        </w:rPr>
+        <w:t xml:space="preserve">🆕 </w:t>
+      </w:r>
+      <w:r>
+        <w:rPr>
+          <w:b/>
+          <w:sz w:val="21"/>
+        </w:rPr>
+        <w:t>Y lo que NO se pide y no estaba antes: el bloque `E`</w:t>
+      </w:r>
+      <w:r>
+        <w:rPr>
+          <w:b w:val="0"/>
+          <w:sz w:val="21"/>
+        </w:rPr>
+        <w:t xml:space="preserve"> —</w:t>
+      </w:r>
+      <w:r>
+        <w:rPr>
+          <w:rFonts w:ascii="Consolas" w:hAnsi="Consolas"/>
+          <w:sz w:val="21"/>
+        </w:rPr>
+        <w:t>E1</w:t>
+      </w:r>
+      <w:r>
+        <w:rPr>
+          <w:b w:val="0"/>
+          <w:sz w:val="21"/>
+        </w:rPr>
+        <w:t xml:space="preserve"> resistencias de </w:t>
+      </w:r>
+      <w:r>
+        <w:rPr>
+          <w:b/>
+          <w:sz w:val="21"/>
+        </w:rPr>
+        <w:t>2K2</w:t>
+      </w:r>
+      <w:r>
+        <w:rPr>
+          <w:b w:val="0"/>
+          <w:sz w:val="21"/>
+        </w:rPr>
+        <w:t xml:space="preserve"> para las</w:t>
+      </w:r>
+    </w:p>
+    <w:p>
+      <w:pPr>
+        <w:spacing w:after="120"/>
+      </w:pPr>
+      <w:r>
+        <w:rPr>
+          <w:b w:val="0"/>
+          <w:sz w:val="21"/>
+        </w:rPr>
+        <w:t xml:space="preserve">cinco entradas de campo, </w:t>
+      </w:r>
+      <w:r>
+        <w:rPr>
+          <w:rFonts w:ascii="Consolas" w:hAnsi="Consolas"/>
+          <w:sz w:val="21"/>
+        </w:rPr>
+        <w:t>E2</w:t>
+      </w:r>
+      <w:r>
+        <w:rPr>
+          <w:b w:val="0"/>
+          <w:sz w:val="21"/>
+        </w:rPr>
+        <w:t xml:space="preserve"> un </w:t>
+      </w:r>
+      <w:r>
+        <w:rPr>
+          <w:b/>
+          <w:sz w:val="21"/>
+        </w:rPr>
+        <w:t>diodo de potencia</w:t>
+      </w:r>
+      <w:r>
+        <w:rPr>
+          <w:b w:val="0"/>
+          <w:sz w:val="21"/>
+        </w:rPr>
+        <w:t xml:space="preserve"> en lugar del </w:t>
+      </w:r>
+      <w:r>
+        <w:rPr>
+          <w:rFonts w:ascii="Consolas" w:hAnsi="Consolas"/>
+          <w:sz w:val="21"/>
+        </w:rPr>
+        <w:t>D30</w:t>
+      </w:r>
+      <w:r>
+        <w:rPr>
+          <w:b w:val="0"/>
+          <w:sz w:val="21"/>
+        </w:rPr>
+        <w:t>—. **Son cuentas para quien</w:t>
+      </w:r>
+    </w:p>
+    <w:p>
+      <w:pPr>
+        <w:spacing w:after="120"/>
+      </w:pPr>
+      <w:r>
+        <w:rPr>
+          <w:b w:val="0"/>
+          <w:sz w:val="21"/>
+        </w:rPr>
+        <w:t>firme la revisión V2 de la placa, no compras autorizadas.**</w:t>
       </w:r>
     </w:p>
     <w:p>
@@ -16315,7 +22019,14 @@
                 <w:b w:val="0"/>
                 <w:sz w:val="19"/>
               </w:rPr>
-              <w:t xml:space="preserve"> ×2</w:t>
+              <w:t xml:space="preserve"> ×2 — 🟢 </w:t>
+            </w:r>
+            <w:r>
+              <w:rPr>
+                <w:b/>
+                <w:sz w:val="19"/>
+              </w:rPr>
+              <w:t>salida `NO`, contacto seco momentáneo</w:t>
             </w:r>
           </w:p>
         </w:tc>
@@ -16365,7 +22076,70 @@
                 <w:b/>
                 <w:sz w:val="19"/>
               </w:rPr>
-              <w:t>Sin receptor, entrar o salir del Degradado allí obliga a subir al gabinete</w:t>
+              <w:t>Sin receptor, entrar o salir del Degradado allí obliga a subir al gabinete.</w:t>
+            </w:r>
+            <w:r>
+              <w:rPr>
+                <w:b w:val="0"/>
+                <w:sz w:val="19"/>
+              </w:rPr>
+              <w:t xml:space="preserve"> ~~🛑 04/09: y ahora lo bloquea además una DECISIÓN — </w:t>
+            </w:r>
+            <w:r>
+              <w:rPr>
+                <w:rFonts w:ascii="Consolas" w:hAnsi="Consolas"/>
+                <w:sz w:val="19"/>
+              </w:rPr>
+              <w:t>NO</w:t>
+            </w:r>
+            <w:r>
+              <w:rPr>
+                <w:b w:val="0"/>
+                <w:sz w:val="19"/>
+              </w:rPr>
+              <w:t xml:space="preserve"> o </w:t>
+            </w:r>
+            <w:r>
+              <w:rPr>
+                <w:rFonts w:ascii="Consolas" w:hAnsi="Consolas"/>
+                <w:sz w:val="19"/>
+              </w:rPr>
+              <w:t>NC</w:t>
+            </w:r>
+            <w:r>
+              <w:rPr>
+                <w:b w:val="0"/>
+                <w:sz w:val="19"/>
+              </w:rPr>
+              <w:t xml:space="preserve">~~ → 🟢 </w:t>
+            </w:r>
+            <w:r>
+              <w:rPr>
+                <w:b/>
+                <w:sz w:val="19"/>
+              </w:rPr>
+              <w:t>decidida el mismo 04/09: la decide el cobre, es `NO`.</w:t>
+            </w:r>
+            <w:r>
+              <w:rPr>
+                <w:b w:val="0"/>
+                <w:sz w:val="19"/>
+              </w:rPr>
+              <w:t xml:space="preserve"> Lo que queda antes de pedir es </w:t>
+            </w:r>
+            <w:r>
+              <w:rPr>
+                <w:b/>
+                <w:sz w:val="19"/>
+              </w:rPr>
+              <w:t>mirar el emisor que ya hay</w:t>
+            </w:r>
+            <w:r>
+              <w:rPr>
+                <w:b w:val="0"/>
+                <w:sz w:val="19"/>
+              </w:rPr>
+              <w:t xml:space="preserve"> (frecuencia y codificación), no una decisión</w:t>
             </w:r>
           </w:p>
         </w:tc>
@@ -16536,13 +22310,27 @@
                 <w:b w:val="0"/>
                 <w:sz w:val="19"/>
               </w:rPr>
-              <w:t xml:space="preserve">Nada: es cable. </w:t>
+              <w:t xml:space="preserve">🟢 </w:t>
             </w:r>
             <w:r>
               <w:rPr>
                 <w:b/>
                 <w:sz w:val="19"/>
               </w:rPr>
+              <w:t>Nada, ni para comprar ni para conectar: `M3` se cerró en banco el 04/09</w:t>
+            </w:r>
+            <w:r>
+              <w:rPr>
+                <w:b w:val="0"/>
+                <w:sz w:val="19"/>
+              </w:rPr>
+              <w:t xml:space="preserve"> —pull-down real de 10 kΩ—. ~~</w:t>
+            </w:r>
+            <w:r>
+              <w:rPr>
+                <w:b/>
+                <w:sz w:val="19"/>
+              </w:rPr>
               <w:t>Conectarlo</w:t>
             </w:r>
             <w:r>
@@ -16564,7 +22352,14 @@
                 <w:b w:val="0"/>
                 <w:sz w:val="19"/>
               </w:rPr>
-              <w:t xml:space="preserve"> (resistencia real a masa en cobre)</w:t>
+              <w:t xml:space="preserve">~~. </w:t>
+            </w:r>
+            <w:r>
+              <w:rPr>
+                <w:b/>
+                <w:sz w:val="19"/>
+              </w:rPr>
+              <w:t>Lo único obligatorio es tapar el p1 de 12 V antes de enchufar</w:t>
             </w:r>
           </w:p>
         </w:tc>
@@ -16640,6 +22435,102 @@
                 <w:sz w:val="19"/>
               </w:rPr>
               <w:t>Nada. Siguen pendientes desde el 27/08</w:t>
+            </w:r>
+          </w:p>
+        </w:tc>
+      </w:tr>
+      <w:tr>
+        <w:tc>
+          <w:tcPr>
+            <w:tcW w:type="dxa" w:w="3120"/>
+          </w:tcPr>
+          <w:p>
+            <w:r/>
+            <w:r>
+              <w:rPr>
+                <w:b/>
+                <w:sz w:val="19"/>
+              </w:rPr>
+              <w:t>E1</w:t>
+            </w:r>
+            <w:r>
+              <w:rPr>
+                <w:b w:val="0"/>
+                <w:sz w:val="19"/>
+              </w:rPr>
+              <w:t xml:space="preserve"> · </w:t>
+            </w:r>
+            <w:r>
+              <w:rPr>
+                <w:b/>
+                <w:sz w:val="19"/>
+              </w:rPr>
+              <w:t>E2</w:t>
+            </w:r>
+          </w:p>
+        </w:tc>
+        <w:tc>
+          <w:tcPr>
+            <w:tcW w:type="dxa" w:w="3120"/>
+          </w:tcPr>
+          <w:p>
+            <w:r/>
+            <w:r>
+              <w:rPr>
+                <w:b w:val="0"/>
+                <w:sz w:val="19"/>
+              </w:rPr>
+              <w:t xml:space="preserve">2K2 en las entradas de campo · diodo de potencia por el </w:t>
+            </w:r>
+            <w:r>
+              <w:rPr>
+                <w:rFonts w:ascii="Consolas" w:hAnsi="Consolas"/>
+                <w:sz w:val="19"/>
+              </w:rPr>
+              <w:t>D30</w:t>
+            </w:r>
+          </w:p>
+        </w:tc>
+        <w:tc>
+          <w:tcPr>
+            <w:tcW w:type="dxa" w:w="3120"/>
+          </w:tcPr>
+          <w:p>
+            <w:r/>
+            <w:r>
+              <w:rPr>
+                <w:b w:val="0"/>
+                <w:sz w:val="19"/>
+              </w:rPr>
+              <w:t xml:space="preserve">🆕 </w:t>
+            </w:r>
+            <w:r>
+              <w:rPr>
+                <w:b/>
+                <w:sz w:val="19"/>
+              </w:rPr>
+              <w:t>No bloquean nada hoy porque no se piden: son de la V2 de la placa, y NADIE la ha firmado.</w:t>
+            </w:r>
+            <w:r>
+              <w:rPr>
+                <w:b w:val="0"/>
+                <w:sz w:val="19"/>
+              </w:rPr>
+              <w:t xml:space="preserve"> Lo que bloquean es que las 5 entradas siguen </w:t>
+            </w:r>
+            <w:r>
+              <w:rPr>
+                <w:b/>
+                <w:sz w:val="19"/>
+              </w:rPr>
+              <w:t>desnudas</w:t>
+            </w:r>
+            <w:r>
+              <w:rPr>
+                <w:b w:val="0"/>
+                <w:sz w:val="19"/>
+              </w:rPr>
+              <w:t xml:space="preserve"> — se opera tapando el p1</w:t>
             </w:r>
           </w:p>
         </w:tc>
@@ -17187,7 +23078,7 @@
           <w:b w:val="0"/>
           <w:sz w:val="21"/>
         </w:rPr>
-        <w:t>—, el</w:t>
+        <w:t>—, **y desde</w:t>
       </w:r>
     </w:p>
     <w:p>
@@ -17199,7 +23090,7 @@
           <w:b w:val="0"/>
           <w:sz w:val="21"/>
         </w:rPr>
-        <w:t xml:space="preserve">firmware que las lea no)*, </w:t>
+        <w:t xml:space="preserve">el 04/09 el cobre también**; el firmware que las lea como presencia, no)*, </w:t>
       </w:r>
       <w:r>
         <w:rPr>
@@ -17213,7 +23104,7 @@
           <w:b w:val="0"/>
           <w:sz w:val="21"/>
         </w:rPr>
-        <w:t xml:space="preserve"> para talanqueras ni para cámaras, pantalla LCD, pulsadores 3 y</w:t>
+        <w:t xml:space="preserve"> para talanqueras</w:t>
       </w:r>
     </w:p>
     <w:p>
@@ -17225,7 +23116,7 @@
           <w:b w:val="0"/>
           <w:sz w:val="21"/>
         </w:rPr>
-        <w:t>4, ~~ni mando de relés o su receptor *(que nunca se compró)*~~ 🟢 **corregido el 31/08: el receptor</w:t>
+        <w:t>ni para cámaras, pantalla LCD, pulsadores 3 y 4, ~~ni mando de relés o su receptor *(que nunca se</w:t>
       </w:r>
     </w:p>
     <w:p>
@@ -17237,21 +23128,121 @@
           <w:b w:val="0"/>
           <w:sz w:val="21"/>
         </w:rPr>
-        <w:t xml:space="preserve">del mando SÍ se pide — es la línea </w:t>
+        <w:t xml:space="preserve">compró)*~~ 🟢 </w:t>
+      </w:r>
+      <w:r>
+        <w:rPr>
+          <w:b/>
+          <w:sz w:val="21"/>
+        </w:rPr>
+        <w:t>corregido el 31/08: el receptor del mando SÍ hace falta — es la línea `A9`</w:t>
+      </w:r>
+      <w:r>
+        <w:rPr>
+          <w:b w:val="0"/>
+          <w:sz w:val="21"/>
+        </w:rPr>
+        <w:t xml:space="preserve"> — 🛑 **y</w:t>
+      </w:r>
+    </w:p>
+    <w:p>
+      <w:pPr>
+        <w:spacing w:after="120"/>
+      </w:pPr>
+      <w:r>
+        <w:rPr>
+          <w:b w:val="0"/>
+          <w:sz w:val="21"/>
+        </w:rPr>
+        <w:t xml:space="preserve">matizado el 04/09: hace falta, pero NO se pide hasta decidir </w:t>
       </w:r>
       <w:r>
         <w:rPr>
           <w:rFonts w:ascii="Consolas" w:hAnsi="Consolas"/>
           <w:sz w:val="21"/>
         </w:rPr>
-        <w:t>A9</w:t>
+        <w:t>NO</w:t>
       </w:r>
       <w:r>
         <w:rPr>
           <w:b w:val="0"/>
           <w:sz w:val="21"/>
         </w:rPr>
-        <w:t>**. Las talanqueras salen por la salida</w:t>
+        <w:t>/</w:t>
+      </w:r>
+      <w:r>
+        <w:rPr>
+          <w:rFonts w:ascii="Consolas" w:hAnsi="Consolas"/>
+          <w:sz w:val="21"/>
+        </w:rPr>
+        <w:t>NC</w:t>
+      </w:r>
+      <w:r>
+        <w:rPr>
+          <w:b w:val="0"/>
+          <w:sz w:val="21"/>
+        </w:rPr>
+        <w:t>.</w:t>
+      </w:r>
+      <w:r>
+        <w:rPr>
+          <w:b/>
+          <w:sz w:val="21"/>
+        </w:rPr>
+        <w:t xml:space="preserve"> Tampoco se piden </w:t>
+      </w:r>
+      <w:r>
+        <w:rPr>
+          <w:rFonts w:ascii="Consolas" w:hAnsi="Consolas"/>
+          <w:sz w:val="21"/>
+        </w:rPr>
+        <w:t>E1</w:t>
+      </w:r>
+      <w:r>
+        <w:rPr>
+          <w:b/>
+          <w:sz w:val="21"/>
+        </w:rPr>
+      </w:r>
+    </w:p>
+    <w:p>
+      <w:pPr>
+        <w:spacing w:after="120"/>
+      </w:pPr>
+      <w:r>
+        <w:rPr>
+          <w:b w:val="0"/>
+          <w:sz w:val="21"/>
+        </w:rPr>
+        <w:t xml:space="preserve">ni </w:t>
+      </w:r>
+      <w:r>
+        <w:rPr>
+          <w:b/>
+          <w:sz w:val="21"/>
+        </w:rPr>
+        <w:t>`E2`</w:t>
+      </w:r>
+      <w:r>
+        <w:rPr>
+          <w:b w:val="0"/>
+          <w:sz w:val="21"/>
+        </w:rPr>
+        <w:t xml:space="preserve">: son de la </w:t>
+      </w:r>
+      <w:r>
+        <w:rPr>
+          <w:b/>
+          <w:sz w:val="21"/>
+        </w:rPr>
+        <w:t>V2</w:t>
+      </w:r>
+      <w:r>
+        <w:rPr>
+          <w:b w:val="0"/>
+          <w:sz w:val="21"/>
+        </w:rPr>
+        <w:t xml:space="preserve"> de la placa y no están decididas. Las talanqueras salen por la salida</w:t>
       </w:r>
     </w:p>
     <w:p>

--- a/05_Funcional/15_Lista_de_Compras_Hardware.docx
+++ b/05_Funcional/15_Lista_de_Compras_Hardware.docx
@@ -11715,7 +11715,423 @@
           <w:color w:val="960000"/>
           <w:sz w:val="20"/>
         </w:rPr>
-        <w:t>`A6` es la pieza que lo destraba, y su firmware —el del `ESP32`— tampoco existe todavía.</w:t>
+        <w:t>`A6` es la pieza que lo destraba</w:t>
+      </w:r>
+      <w:r>
+        <w:rPr>
+          <w:b w:val="0"/>
+          <w:color w:val="960000"/>
+          <w:sz w:val="20"/>
+        </w:rPr>
+        <w:t xml:space="preserve">, ~~y su firmware —el del </w:t>
+      </w:r>
+      <w:r>
+        <w:rPr>
+          <w:rFonts w:ascii="Consolas" w:hAnsi="Consolas"/>
+          <w:color w:val="960000"/>
+          <w:sz w:val="20"/>
+        </w:rPr>
+        <w:t>ESP32</w:t>
+      </w:r>
+      <w:r>
+        <w:rPr>
+          <w:b w:val="0"/>
+          <w:color w:val="960000"/>
+          <w:sz w:val="20"/>
+        </w:rPr>
+        <w:t xml:space="preserve">— tampoco existe todavía~~. &gt; 🟢 </w:t>
+      </w:r>
+      <w:r>
+        <w:rPr>
+          <w:b/>
+          <w:color w:val="960000"/>
+          <w:sz w:val="20"/>
+        </w:rPr>
+        <w:t>CADUCADA ESA ÚLTIMA FRASE EL 04–05/09, Y SE TACHA EN VEZ DE BORRARSE PORQUE INVIERTE LA &gt; PRIORIDAD DE ESTA LÍNEA.</w:t>
+      </w:r>
+      <w:r>
+        <w:rPr>
+          <w:b w:val="0"/>
+          <w:color w:val="960000"/>
+          <w:sz w:val="20"/>
+        </w:rPr>
+        <w:t xml:space="preserve"> </w:t>
+      </w:r>
+      <w:r>
+        <w:rPr>
+          <w:b/>
+          <w:color w:val="960000"/>
+          <w:sz w:val="20"/>
+        </w:rPr>
+        <w:t>El firmware del `ESP32` para este reloj YA ESTÁ ESCRITO, y el de &gt; los dos sentidos:</w:t>
+      </w:r>
+      <w:r>
+        <w:rPr>
+          <w:b w:val="0"/>
+          <w:color w:val="960000"/>
+          <w:sz w:val="20"/>
+        </w:rPr>
+        <w:t xml:space="preserve"> &gt; &gt; | | dónde | estado | &gt; |---|---|---| &gt; | </w:t>
+      </w:r>
+      <w:r>
+        <w:rPr>
+          <w:b/>
+          <w:color w:val="960000"/>
+          <w:sz w:val="20"/>
+        </w:rPr>
+        <w:t>Leer y poner en hora el `DS3231`</w:t>
+      </w:r>
+      <w:r>
+        <w:rPr>
+          <w:b w:val="0"/>
+          <w:color w:val="960000"/>
+          <w:sz w:val="20"/>
+        </w:rPr>
+        <w:t xml:space="preserve"> | </w:t>
+      </w:r>
+      <w:r>
+        <w:rPr>
+          <w:rFonts w:ascii="Consolas" w:hAnsi="Consolas"/>
+          <w:color w:val="960000"/>
+          <w:sz w:val="20"/>
+        </w:rPr>
+        <w:t>ESP32_Expansion/src/reloj_ds3231.cpp</w:t>
+      </w:r>
+      <w:r>
+        <w:rPr>
+          <w:b w:val="0"/>
+          <w:color w:val="960000"/>
+          <w:sz w:val="20"/>
+        </w:rPr>
+        <w:t xml:space="preserve"> — completo, con barrera </w:t>
+      </w:r>
+      <w:r>
+        <w:rPr>
+          <w:rFonts w:ascii="Consolas" w:hAnsi="Consolas"/>
+          <w:color w:val="960000"/>
+          <w:sz w:val="20"/>
+        </w:rPr>
+        <w:t>OSF</w:t>
+      </w:r>
+      <w:r>
+        <w:rPr>
+          <w:b w:val="0"/>
+          <w:color w:val="960000"/>
+          <w:sz w:val="20"/>
+        </w:rPr>
+        <w:t xml:space="preserve">, bit 12/24 h y validación por barrido | ✅ </w:t>
+      </w:r>
+      <w:r>
+        <w:rPr>
+          <w:b/>
+          <w:color w:val="960000"/>
+          <w:sz w:val="20"/>
+        </w:rPr>
+        <w:t>escrito</w:t>
+      </w:r>
+      <w:r>
+        <w:rPr>
+          <w:b w:val="0"/>
+          <w:color w:val="960000"/>
+          <w:sz w:val="20"/>
+        </w:rPr>
+        <w:t xml:space="preserve"> | &gt; | </w:t>
+      </w:r>
+      <w:r>
+        <w:rPr>
+          <w:b/>
+          <w:color w:val="960000"/>
+          <w:sz w:val="20"/>
+        </w:rPr>
+        <w:t>Atender `SET_RTC` contra SU reloj</w:t>
+      </w:r>
+      <w:r>
+        <w:rPr>
+          <w:b w:val="0"/>
+          <w:color w:val="960000"/>
+          <w:sz w:val="20"/>
+        </w:rPr>
+        <w:t xml:space="preserve">, con las siete ramas colgando de lo que devolvió </w:t>
+      </w:r>
+      <w:r>
+        <w:rPr>
+          <w:rFonts w:ascii="Consolas" w:hAnsi="Consolas"/>
+          <w:color w:val="960000"/>
+          <w:sz w:val="20"/>
+        </w:rPr>
+        <w:t>reloj_ajustar()</w:t>
+      </w:r>
+      <w:r>
+        <w:rPr>
+          <w:b w:val="0"/>
+          <w:color w:val="960000"/>
+          <w:sz w:val="20"/>
+        </w:rPr>
+        <w:t xml:space="preserve"> | mismo módulo | ✅ </w:t>
+      </w:r>
+      <w:r>
+        <w:rPr>
+          <w:b/>
+          <w:color w:val="960000"/>
+          <w:sz w:val="20"/>
+        </w:rPr>
+        <w:t>escrito</w:t>
+      </w:r>
+      <w:r>
+        <w:rPr>
+          <w:b w:val="0"/>
+          <w:color w:val="960000"/>
+          <w:sz w:val="20"/>
+        </w:rPr>
+        <w:t xml:space="preserve"> | &gt; | 🆕 </w:t>
+      </w:r>
+      <w:r>
+        <w:rPr>
+          <w:b/>
+          <w:color w:val="960000"/>
+          <w:sz w:val="20"/>
+        </w:rPr>
+        <w:t>Publicar la hora hacia la app</w:t>
+      </w:r>
+      <w:r>
+        <w:rPr>
+          <w:b w:val="0"/>
+          <w:color w:val="960000"/>
+          <w:sz w:val="20"/>
+        </w:rPr>
+        <w:t xml:space="preserve"> (</w:t>
+      </w:r>
+      <w:r>
+        <w:rPr>
+          <w:rFonts w:ascii="Consolas" w:hAnsi="Consolas"/>
+          <w:color w:val="960000"/>
+          <w:sz w:val="20"/>
+        </w:rPr>
+        <w:t>N-145</w:t>
+      </w:r>
+      <w:r>
+        <w:rPr>
+          <w:b w:val="0"/>
+          <w:color w:val="960000"/>
+          <w:sz w:val="20"/>
+        </w:rPr>
+        <w:t xml:space="preserve">, 05/09): el puente </w:t>
+      </w:r>
+      <w:r>
+        <w:rPr>
+          <w:b/>
+          <w:color w:val="960000"/>
+          <w:sz w:val="20"/>
+        </w:rPr>
+        <w:t>sella el hueco `HORA:--:--:--`</w:t>
+      </w:r>
+      <w:r>
+        <w:rPr>
+          <w:b w:val="0"/>
+          <w:color w:val="960000"/>
+          <w:sz w:val="20"/>
+        </w:rPr>
+        <w:t xml:space="preserve"> que el STM32 declara y </w:t>
+      </w:r>
+      <w:r>
+        <w:rPr>
+          <w:b/>
+          <w:color w:val="960000"/>
+          <w:sz w:val="20"/>
+        </w:rPr>
+        <w:t>recalcula el checksum</w:t>
+      </w:r>
+      <w:r>
+        <w:rPr>
+          <w:b w:val="0"/>
+          <w:color w:val="960000"/>
+          <w:sz w:val="20"/>
+        </w:rPr>
+        <w:t xml:space="preserve"> | </w:t>
+      </w:r>
+      <w:r>
+        <w:rPr>
+          <w:rFonts w:ascii="Consolas" w:hAnsi="Consolas"/>
+          <w:color w:val="960000"/>
+          <w:sz w:val="20"/>
+        </w:rPr>
+        <w:t>src/puente.cpp:198-245</w:t>
+      </w:r>
+      <w:r>
+        <w:rPr>
+          <w:b w:val="0"/>
+          <w:color w:val="960000"/>
+          <w:sz w:val="20"/>
+        </w:rPr>
+        <w:t xml:space="preserve"> | ✅ </w:t>
+      </w:r>
+      <w:r>
+        <w:rPr>
+          <w:b/>
+          <w:color w:val="960000"/>
+          <w:sz w:val="20"/>
+        </w:rPr>
+        <w:t>escrito</w:t>
+      </w:r>
+      <w:r>
+        <w:rPr>
+          <w:b w:val="0"/>
+          <w:color w:val="960000"/>
+          <w:sz w:val="20"/>
+        </w:rPr>
+        <w:t xml:space="preserve"> | &gt; &gt; 🛑 </w:t>
+      </w:r>
+      <w:r>
+        <w:rPr>
+          <w:b/>
+          <w:color w:val="960000"/>
+          <w:sz w:val="20"/>
+        </w:rPr>
+        <w:t>Y por eso `A6` deja de ser «una pieza pendiente» y pasa a ser LA ÚNICA COSA QUE FALTA PARA &gt; PODER PROBAR NADA DE ESTO:</w:t>
+      </w:r>
+      <w:r>
+        <w:rPr>
+          <w:b w:val="0"/>
+          <w:color w:val="960000"/>
+          <w:sz w:val="20"/>
+        </w:rPr>
+        <w:t xml:space="preserve"> &gt; &gt; * </w:t>
+      </w:r>
+      <w:r>
+        <w:rPr>
+          <w:b/>
+          <w:color w:val="960000"/>
+          <w:sz w:val="20"/>
+        </w:rPr>
+        <w:t>Sin un `DS3231` en el bus, las tramas seguirán saliendo con `HORA:--:--:--`.</w:t>
+      </w:r>
+      <w:r>
+        <w:rPr>
+          <w:b w:val="0"/>
+          <w:color w:val="960000"/>
+          <w:sz w:val="20"/>
+        </w:rPr>
+        <w:t xml:space="preserve"> Eso es el &gt;   firmware </w:t>
+      </w:r>
+      <w:r>
+        <w:rPr>
+          <w:b/>
+          <w:color w:val="960000"/>
+          <w:sz w:val="20"/>
+        </w:rPr>
+        <w:t>negándose a inventar</w:t>
+      </w:r>
+      <w:r>
+        <w:rPr>
+          <w:b w:val="0"/>
+          <w:color w:val="960000"/>
+          <w:sz w:val="20"/>
+        </w:rPr>
+        <w:t xml:space="preserve"> —cota 3 del sello—, </w:t>
+      </w:r>
+      <w:r>
+        <w:rPr>
+          <w:b/>
+          <w:color w:val="960000"/>
+          <w:sz w:val="20"/>
+        </w:rPr>
+        <w:t>no el firmware fallando</w:t>
+      </w:r>
+      <w:r>
+        <w:rPr>
+          <w:b w:val="0"/>
+          <w:color w:val="960000"/>
+          <w:sz w:val="20"/>
+        </w:rPr>
+        <w:t xml:space="preserve">. Quien lo &gt;   pruebe sin módulo </w:t>
+      </w:r>
+      <w:r>
+        <w:rPr>
+          <w:b/>
+          <w:color w:val="960000"/>
+          <w:sz w:val="20"/>
+        </w:rPr>
+        <w:t>no puede concluir nada</w:t>
+      </w:r>
+      <w:r>
+        <w:rPr>
+          <w:b w:val="0"/>
+          <w:color w:val="960000"/>
+          <w:sz w:val="20"/>
+        </w:rPr>
+        <w:t xml:space="preserve">. &gt; * 🔴 </w:t>
+      </w:r>
+      <w:r>
+        <w:rPr>
+          <w:b/>
+          <w:color w:val="960000"/>
+          <w:sz w:val="20"/>
+        </w:rPr>
+        <w:t>La dirección I²C `0x68` está SIN VERIFICAR sobre el módulo real.</w:t>
+      </w:r>
+      <w:r>
+        <w:rPr>
+          <w:b w:val="0"/>
+          <w:color w:val="960000"/>
+          <w:sz w:val="20"/>
+        </w:rPr>
+        <w:t xml:space="preserve"> Es la del datasheet, y &gt;   lo dice el propio fuente: </w:t>
+      </w:r>
+      <w:r>
+        <w:rPr>
+          <w:rFonts w:ascii="Consolas" w:hAnsi="Consolas"/>
+          <w:color w:val="960000"/>
+          <w:sz w:val="20"/>
+        </w:rPr>
+        <w:t>ESP32_Expansion/include/contrato.h:185-188</w:t>
+      </w:r>
+      <w:r>
+        <w:rPr>
+          <w:b w:val="0"/>
+          <w:color w:val="960000"/>
+          <w:sz w:val="20"/>
+        </w:rPr>
+        <w:t xml:space="preserve">. &gt; * 🔴 </w:t>
+      </w:r>
+      <w:r>
+        <w:rPr>
+          <w:b/>
+          <w:color w:val="960000"/>
+          <w:sz w:val="20"/>
+        </w:rPr>
+        <w:t>`N-145` NO SE PUEDE DAR POR PROBADA</w:t>
+      </w:r>
+      <w:r>
+        <w:rPr>
+          <w:b w:val="0"/>
+          <w:color w:val="960000"/>
+          <w:sz w:val="20"/>
+        </w:rPr>
+        <w:t xml:space="preserve"> mientras </w:t>
+      </w:r>
+      <w:r>
+        <w:rPr>
+          <w:rFonts w:ascii="Consolas" w:hAnsi="Consolas"/>
+          <w:color w:val="960000"/>
+          <w:sz w:val="20"/>
+        </w:rPr>
+        <w:t>A6</w:t>
+      </w:r>
+      <w:r>
+        <w:rPr>
+          <w:b w:val="0"/>
+          <w:color w:val="960000"/>
+          <w:sz w:val="20"/>
+        </w:rPr>
+        <w:t xml:space="preserve"> no se compre y se conecte. &gt; &gt; </w:t>
+      </w:r>
+      <w:r>
+        <w:rPr>
+          <w:b/>
+          <w:color w:val="960000"/>
+          <w:sz w:val="20"/>
+        </w:rPr>
+        <w:t>La consecuencia de compras, en una línea: `A6` ya no espera a ningún diagnóstico — lo que &gt; espera es a que alguien la pida.</w:t>
       </w:r>
       <w:r>
         <w:rPr>
@@ -11803,7 +12219,7 @@
           <w:color w:val="960000"/>
           <w:sz w:val="20"/>
         </w:rPr>
-        <w:t xml:space="preserve"> — es una decisión, no un olvido. * 🔴 </w:t>
+        <w:t xml:space="preserve"> — es una decisión, no un olvido. * ~~🔴 </w:t>
       </w:r>
       <w:r>
         <w:rPr>
@@ -11851,7 +12267,159 @@
           <w:color w:val="960000"/>
           <w:sz w:val="20"/>
         </w:rPr>
-        <w:t>, cuyo firmware tampoco está escrito.</w:t>
+        <w:t xml:space="preserve">, cuyo firmware tampoco está escrito.~~ → 🟢 </w:t>
+      </w:r>
+      <w:r>
+        <w:rPr>
+          <w:b/>
+          <w:color w:val="960000"/>
+          <w:sz w:val="20"/>
+        </w:rPr>
+        <w:t>CADUCADO EL 04–05/09: el driver EXISTE</w:t>
+      </w:r>
+      <w:r>
+        <w:rPr>
+          <w:b w:val="0"/>
+          <w:color w:val="960000"/>
+          <w:sz w:val="20"/>
+        </w:rPr>
+        <w:t xml:space="preserve"> (</w:t>
+      </w:r>
+      <w:r>
+        <w:rPr>
+          <w:rFonts w:ascii="Consolas" w:hAnsi="Consolas"/>
+          <w:color w:val="960000"/>
+          <w:sz w:val="20"/>
+        </w:rPr>
+        <w:t>ESP32_Expansion/src/reloj_ds3231.cpp</w:t>
+      </w:r>
+      <w:r>
+        <w:rPr>
+          <w:b w:val="0"/>
+          <w:color w:val="960000"/>
+          <w:sz w:val="20"/>
+        </w:rPr>
+        <w:t xml:space="preserve">) </w:t>
+      </w:r>
+      <w:r>
+        <w:rPr>
+          <w:b/>
+          <w:color w:val="960000"/>
+          <w:sz w:val="20"/>
+        </w:rPr>
+        <w:t>y el camino de vuelta hacia la app también</w:t>
+      </w:r>
+      <w:r>
+        <w:rPr>
+          <w:b w:val="0"/>
+          <w:color w:val="960000"/>
+          <w:sz w:val="20"/>
+        </w:rPr>
+        <w:t xml:space="preserve"> (</w:t>
+      </w:r>
+      <w:r>
+        <w:rPr>
+          <w:rFonts w:ascii="Consolas" w:hAnsi="Consolas"/>
+          <w:color w:val="960000"/>
+          <w:sz w:val="20"/>
+        </w:rPr>
+        <w:t>N-145</w:t>
+      </w:r>
+      <w:r>
+        <w:rPr>
+          <w:b w:val="0"/>
+          <w:color w:val="960000"/>
+          <w:sz w:val="20"/>
+        </w:rPr>
+        <w:t xml:space="preserve">). Lo que </w:t>
+      </w:r>
+      <w:r>
+        <w:rPr>
+          <w:b/>
+          <w:color w:val="960000"/>
+          <w:sz w:val="20"/>
+        </w:rPr>
+        <w:t>sí</w:t>
+      </w:r>
+      <w:r>
+        <w:rPr>
+          <w:b w:val="0"/>
+          <w:color w:val="960000"/>
+          <w:sz w:val="20"/>
+        </w:rPr>
+        <w:t xml:space="preserve"> sigue siendo cierto del aviso viejo, y por eso no se borra entero: </w:t>
+      </w:r>
+      <w:r>
+        <w:rPr>
+          <w:b/>
+          <w:color w:val="960000"/>
+          <w:sz w:val="20"/>
+        </w:rPr>
+        <w:t>al enchufarlo puede no dar la hora igualmente</w:t>
+      </w:r>
+      <w:r>
+        <w:rPr>
+          <w:b w:val="0"/>
+          <w:color w:val="960000"/>
+          <w:sz w:val="20"/>
+        </w:rPr>
+        <w:t xml:space="preserve"> — un </w:t>
+      </w:r>
+      <w:r>
+        <w:rPr>
+          <w:rFonts w:ascii="Consolas" w:hAnsi="Consolas"/>
+          <w:color w:val="960000"/>
+          <w:sz w:val="20"/>
+        </w:rPr>
+        <w:t>ZS-042</w:t>
+      </w:r>
+      <w:r>
+        <w:rPr>
+          <w:b w:val="0"/>
+          <w:color w:val="960000"/>
+          <w:sz w:val="20"/>
+        </w:rPr>
+        <w:t xml:space="preserve"> con la pila equivocada, con el oscilador parado (</w:t>
+      </w:r>
+      <w:r>
+        <w:rPr>
+          <w:rFonts w:ascii="Consolas" w:hAnsi="Consolas"/>
+          <w:color w:val="960000"/>
+          <w:sz w:val="20"/>
+        </w:rPr>
+        <w:t>OSF</w:t>
+      </w:r>
+      <w:r>
+        <w:rPr>
+          <w:b w:val="0"/>
+          <w:color w:val="960000"/>
+          <w:sz w:val="20"/>
+        </w:rPr>
+        <w:t xml:space="preserve">) o en modo 12 h </w:t>
+      </w:r>
+      <w:r>
+        <w:rPr>
+          <w:b/>
+          <w:color w:val="960000"/>
+          <w:sz w:val="20"/>
+        </w:rPr>
+        <w:t>no entrega hora válida, y el firmware entonces publica el hueco a propósito</w:t>
+      </w:r>
+      <w:r>
+        <w:rPr>
+          <w:b w:val="0"/>
+          <w:color w:val="960000"/>
+          <w:sz w:val="20"/>
+        </w:rPr>
+        <w:t xml:space="preserve">. Ver el aviso de recepción de abajo. 🔴 </w:t>
+      </w:r>
+      <w:r>
+        <w:rPr>
+          <w:b/>
+          <w:color w:val="960000"/>
+          <w:sz w:val="20"/>
+        </w:rPr>
+        <w:t>Y nada de esto se ha ejercido sobre un módulo real: SIN VERIFICAR.</w:t>
       </w:r>
     </w:p>
     <w:p>

--- a/05_Funcional/15_Lista_de_Compras_Hardware.docx
+++ b/05_Funcional/15_Lista_de_Compras_Hardware.docx
@@ -3636,7 +3636,91 @@
                 <w:b w:val="0"/>
                 <w:sz w:val="19"/>
               </w:rPr>
-              <w:t>sin novedad</w:t>
+              <w:t xml:space="preserve">🟢 </w:t>
+            </w:r>
+            <w:r>
+              <w:rPr>
+                <w:b/>
+                <w:sz w:val="19"/>
+              </w:rPr>
+              <w:t>05/09: COMPRADAS, y el modelo ya es un dato: `DS-2CD2683G2-IZS`.</w:t>
+            </w:r>
+            <w:r>
+              <w:rPr>
+                <w:b w:val="0"/>
+                <w:sz w:val="19"/>
+              </w:rPr>
+              <w:t xml:space="preserve"> Ficha oficial verificada — </w:t>
+            </w:r>
+            <w:r>
+              <w:rPr>
+                <w:b/>
+                <w:sz w:val="19"/>
+              </w:rPr>
+              <w:t>tiene salida de alarma por contacto seco</w:t>
+            </w:r>
+            <w:r>
+              <w:rPr>
+                <w:b w:val="0"/>
+                <w:sz w:val="19"/>
+              </w:rPr>
+              <w:t xml:space="preserve"> *(</w:t>
+            </w:r>
+            <w:r>
+              <w:rPr>
+                <w:rFonts w:ascii="Consolas" w:hAnsi="Consolas"/>
+                <w:sz w:val="19"/>
+              </w:rPr>
+              <w:t>1 output</w:t>
+            </w:r>
+            <w:r>
+              <w:rPr>
+                <w:b w:val="0"/>
+                <w:sz w:val="19"/>
+              </w:rPr>
+              <w:t xml:space="preserve">, </w:t>
+            </w:r>
+            <w:r>
+              <w:rPr>
+                <w:rFonts w:ascii="Consolas" w:hAnsi="Consolas"/>
+                <w:sz w:val="19"/>
+              </w:rPr>
+              <w:t>24 V</w:t>
+            </w:r>
+            <w:r>
+              <w:rPr>
+                <w:b w:val="0"/>
+                <w:sz w:val="19"/>
+              </w:rPr>
+              <w:t>/</w:t>
+            </w:r>
+            <w:r>
+              <w:rPr>
+                <w:rFonts w:ascii="Consolas" w:hAnsi="Consolas"/>
+                <w:sz w:val="19"/>
+              </w:rPr>
+              <w:t>1 A</w:t>
+            </w:r>
+            <w:r>
+              <w:rPr>
+                <w:b w:val="0"/>
+                <w:sz w:val="19"/>
+              </w:rPr>
+              <w:t xml:space="preserve">)*, así que el cableado a </w:t>
+            </w:r>
+            <w:r>
+              <w:rPr>
+                <w:rFonts w:ascii="Consolas" w:hAnsi="Consolas"/>
+                <w:sz w:val="19"/>
+              </w:rPr>
+              <w:t>J16</w:t>
+            </w:r>
+            <w:r>
+              <w:rPr>
+                <w:b w:val="0"/>
+                <w:sz w:val="19"/>
+              </w:rPr>
+              <w:t xml:space="preserve"> sigue en pie</w:t>
             </w:r>
           </w:p>
         </w:tc>
@@ -3651,7 +3735,84 @@
                 <w:b w:val="0"/>
                 <w:sz w:val="19"/>
               </w:rPr>
-              <w:t>pendiente *(confirmar si ya hay una en almacén)*</w:t>
+              <w:t xml:space="preserve">🟢 </w:t>
+            </w:r>
+            <w:r>
+              <w:rPr>
+                <w:b/>
+                <w:sz w:val="19"/>
+              </w:rPr>
+              <w:t>CUBIERTA en la compra.</w:t>
+            </w:r>
+            <w:r>
+              <w:rPr>
+                <w:b w:val="0"/>
+                <w:sz w:val="19"/>
+              </w:rPr>
+              <w:t xml:space="preserve"> ~~pendiente *(confirmar si ya hay una en almacén)*~~ · 🔴 </w:t>
+            </w:r>
+            <w:r>
+              <w:rPr>
+                <w:b/>
+                <w:sz w:val="19"/>
+              </w:rPr>
+              <w:t>Pero NO puesta en marcha:</w:t>
+            </w:r>
+            <w:r>
+              <w:rPr>
+                <w:b w:val="0"/>
+                <w:sz w:val="19"/>
+              </w:rPr>
+              <w:t xml:space="preserve"> quedan 3 comprobaciones antes de instalar —enlace analítica→relé, </w:t>
+            </w:r>
+            <w:r>
+              <w:rPr>
+                <w:rFonts w:ascii="Consolas" w:hAnsi="Consolas"/>
+                <w:sz w:val="19"/>
+              </w:rPr>
+              <w:t>NO</w:t>
+            </w:r>
+            <w:r>
+              <w:rPr>
+                <w:b w:val="0"/>
+                <w:sz w:val="19"/>
+              </w:rPr>
+              <w:t>/</w:t>
+            </w:r>
+            <w:r>
+              <w:rPr>
+                <w:rFonts w:ascii="Consolas" w:hAnsi="Consolas"/>
+                <w:sz w:val="19"/>
+              </w:rPr>
+              <w:t>NC</w:t>
+            </w:r>
+            <w:r>
+              <w:rPr>
+                <w:b w:val="0"/>
+                <w:sz w:val="19"/>
+              </w:rPr>
+              <w:t xml:space="preserve"> y clasificador—, ver el bloque 📷 y </w:t>
+            </w:r>
+            <w:r>
+              <w:rPr>
+                <w:b/>
+                <w:sz w:val="19"/>
+              </w:rPr>
+              <w:t>Manual 9 §8</w:t>
+            </w:r>
+            <w:r>
+              <w:rPr>
+                <w:b w:val="0"/>
+                <w:sz w:val="19"/>
+              </w:rPr>
+              <w:t xml:space="preserve">. ⚠️ </w:t>
+            </w:r>
+            <w:r>
+              <w:rPr>
+                <w:b/>
+                <w:sz w:val="19"/>
+              </w:rPr>
+              <w:t>Y arrastra `13 W` por poste y un SOPORTE que nadie ha especificado</w:t>
             </w:r>
           </w:p>
         </w:tc>
@@ -8249,7 +8410,7 @@
                 <w:b w:val="0"/>
                 <w:sz w:val="19"/>
               </w:rPr>
-              <w:t xml:space="preserve"> Hikvision AcuSense varifocal motorizada </w:t>
+              <w:t xml:space="preserve"> Hikvision AcuSense varifocal motorizada. ~~</w:t>
             </w:r>
             <w:r>
               <w:rPr>
@@ -8271,6 +8432,48 @@
                 <w:sz w:val="19"/>
               </w:rPr>
               <w:t>o equivalente</w:t>
+            </w:r>
+            <w:r>
+              <w:rPr>
+                <w:b w:val="0"/>
+                <w:sz w:val="19"/>
+              </w:rPr>
+              <w:t xml:space="preserve">~~ ⛔ </w:t>
+            </w:r>
+            <w:r>
+              <w:rPr>
+                <w:b/>
+                <w:sz w:val="19"/>
+              </w:rPr>
+              <w:t>era un modelo de REFERENCIA</w:t>
+            </w:r>
+            <w:r>
+              <w:rPr>
+                <w:b w:val="0"/>
+                <w:sz w:val="19"/>
+              </w:rPr>
+              <w:t xml:space="preserve"> → 🟢 </w:t>
+            </w:r>
+            <w:r>
+              <w:rPr>
+                <w:b/>
+                <w:sz w:val="19"/>
+              </w:rPr>
+              <w:t>COMPRADA: `DS-2CD2683G2-IZS` (2,8–12 mm)</w:t>
+            </w:r>
+            <w:r>
+              <w:rPr>
+                <w:b w:val="0"/>
+                <w:sz w:val="19"/>
+              </w:rPr>
+              <w:t xml:space="preserve">, 8 MP bullet AcuSense. </w:t>
+            </w:r>
+            <w:r>
+              <w:rPr>
+                <w:b/>
+                <w:sz w:val="19"/>
+              </w:rPr>
+              <w:t>Ficha verificada el 05/09</w:t>
             </w:r>
           </w:p>
         </w:tc>
@@ -8330,6 +8533,27 @@
               </w:rPr>
               <w:t>Son las dos que el firmware lee hoy</w:t>
             </w:r>
+            <w:r>
+              <w:rPr>
+                <w:b w:val="0"/>
+                <w:sz w:val="19"/>
+              </w:rPr>
+              <w:t xml:space="preserve">. ✅ </w:t>
+            </w:r>
+            <w:r>
+              <w:rPr>
+                <w:b/>
+                <w:sz w:val="19"/>
+              </w:rPr>
+              <w:t>Tiene salida de alarma: `1 output`, `24 V`/`1 A` máx</w:t>
+            </w:r>
+            <w:r>
+              <w:rPr>
+                <w:b w:val="0"/>
+                <w:sz w:val="19"/>
+              </w:rPr>
+              <w:t xml:space="preserve"> — el cableado planeado sigue en pie</w:t>
+            </w:r>
           </w:p>
         </w:tc>
         <w:tc>
@@ -8344,6 +8568,13 @@
                 <w:sz w:val="19"/>
               </w:rPr>
               <w:t>Manual 9</w:t>
+            </w:r>
+            <w:r>
+              <w:rPr>
+                <w:b w:val="0"/>
+                <w:sz w:val="19"/>
+              </w:rPr>
+              <w:t xml:space="preserve"> §1.1</w:t>
             </w:r>
           </w:p>
         </w:tc>
@@ -10005,6 +10236,1045 @@
       <w:pPr>
         <w:spacing w:after="120"/>
       </w:pPr>
+    </w:p>
+    <w:p>
+      <w:pPr>
+        <w:spacing w:after="160"/>
+        <w:ind w:left="360"/>
+        <w:shd w:val="clear" w:fill="FFF4E5"/>
+      </w:pPr>
+      <w:r>
+        <w:rPr>
+          <w:b w:val="0"/>
+          <w:color w:val="960000"/>
+          <w:sz w:val="20"/>
+        </w:rPr>
+        <w:t xml:space="preserve">📷 05/09 — </w:t>
+      </w:r>
+      <w:r>
+        <w:rPr>
+          <w:rFonts w:ascii="Consolas" w:hAnsi="Consolas"/>
+          <w:color w:val="960000"/>
+          <w:sz w:val="20"/>
+        </w:rPr>
+        <w:t>A2</w:t>
+      </w:r>
+      <w:r>
+        <w:rPr>
+          <w:b w:val="0"/>
+          <w:color w:val="960000"/>
+          <w:sz w:val="20"/>
+        </w:rPr>
+        <w:t xml:space="preserve"> YA NO ES GENÉRICA: LA CÁMARA COMPRADA ES UNA </w:t>
+      </w:r>
+      <w:r>
+        <w:rPr>
+          <w:rFonts w:ascii="Consolas" w:hAnsi="Consolas"/>
+          <w:color w:val="960000"/>
+          <w:sz w:val="20"/>
+        </w:rPr>
+        <w:t>DS-2CD2683G2-IZS</w:t>
+      </w:r>
+      <w:r>
+        <w:rPr>
+          <w:b w:val="0"/>
+          <w:color w:val="960000"/>
+          <w:sz w:val="20"/>
+        </w:rPr>
+        <w:t xml:space="preserve"> </w:t>
+      </w:r>
+      <w:r>
+        <w:rPr>
+          <w:b/>
+          <w:color w:val="960000"/>
+          <w:sz w:val="20"/>
+        </w:rPr>
+        <w:t>Ficha oficial consultada el 05/09:</w:t>
+      </w:r>
+      <w:r>
+        <w:rPr>
+          <w:b w:val="0"/>
+          <w:color w:val="960000"/>
+          <w:sz w:val="20"/>
+        </w:rPr>
+        <w:t xml:space="preserve"> </w:t>
+      </w:r>
+      <w:r>
+        <w:rPr>
+          <w:rFonts w:ascii="Consolas" w:hAnsi="Consolas"/>
+          <w:color w:val="960000"/>
+          <w:sz w:val="20"/>
+        </w:rPr>
+        <w:t>DS-2CD2683G2-IZS_Datasheet_V5.5.113_20230303.pdf</w:t>
+      </w:r>
+      <w:r>
+        <w:rPr>
+          <w:b w:val="0"/>
+          <w:color w:val="960000"/>
+          <w:sz w:val="20"/>
+        </w:rPr>
+        <w:t xml:space="preserve">, descargada de </w:t>
+      </w:r>
+      <w:r>
+        <w:rPr>
+          <w:rFonts w:ascii="Consolas" w:hAnsi="Consolas"/>
+          <w:color w:val="960000"/>
+          <w:sz w:val="20"/>
+        </w:rPr>
+        <w:t>hikvision.com</w:t>
+      </w:r>
+      <w:r>
+        <w:rPr>
+          <w:b w:val="0"/>
+          <w:color w:val="960000"/>
+          <w:sz w:val="20"/>
+        </w:rPr>
+        <w:t xml:space="preserve">. El desglose completo, con el manual de usuario y la guía rápida citados página a página, está en </w:t>
+      </w:r>
+      <w:r>
+        <w:rPr>
+          <w:b/>
+          <w:color w:val="960000"/>
+          <w:sz w:val="20"/>
+        </w:rPr>
+        <w:t>`9_Manual_Parametrizacion_Camara_IA.md` §1.1</w:t>
+      </w:r>
+      <w:r>
+        <w:rPr>
+          <w:b w:val="0"/>
+          <w:color w:val="960000"/>
+          <w:sz w:val="20"/>
+        </w:rPr>
+        <w:t xml:space="preserve">. ✅ </w:t>
+      </w:r>
+      <w:r>
+        <w:rPr>
+          <w:b/>
+          <w:color w:val="960000"/>
+          <w:sz w:val="20"/>
+        </w:rPr>
+        <w:t>Lo que confirma la compra y NO obliga a cambiar nada de esta lista:</w:t>
+      </w:r>
+      <w:r>
+        <w:rPr>
+          <w:b w:val="0"/>
+          <w:color w:val="960000"/>
+          <w:sz w:val="20"/>
+        </w:rPr>
+        <w:t xml:space="preserve"> | | | |---|---| | </w:t>
+      </w:r>
+      <w:r>
+        <w:rPr>
+          <w:b/>
+          <w:color w:val="960000"/>
+          <w:sz w:val="20"/>
+        </w:rPr>
+        <w:t>Salida de alarma</w:t>
+      </w:r>
+      <w:r>
+        <w:rPr>
+          <w:b w:val="0"/>
+          <w:color w:val="960000"/>
+          <w:sz w:val="20"/>
+        </w:rPr>
+        <w:t xml:space="preserve"> | </w:t>
+      </w:r>
+      <w:r>
+        <w:rPr>
+          <w:rFonts w:ascii="Consolas" w:hAnsi="Consolas"/>
+          <w:color w:val="960000"/>
+          <w:sz w:val="20"/>
+        </w:rPr>
+        <w:t>1 input, **1 output**</w:t>
+      </w:r>
+      <w:r>
+        <w:rPr>
+          <w:b w:val="0"/>
+          <w:color w:val="960000"/>
+          <w:sz w:val="20"/>
+        </w:rPr>
+        <w:t xml:space="preserve"> — </w:t>
+      </w:r>
+      <w:r>
+        <w:rPr>
+          <w:b/>
+          <w:color w:val="960000"/>
+          <w:sz w:val="20"/>
+        </w:rPr>
+        <w:t>el contacto seco existe</w:t>
+      </w:r>
+      <w:r>
+        <w:rPr>
+          <w:b w:val="0"/>
+          <w:color w:val="960000"/>
+          <w:sz w:val="20"/>
+        </w:rPr>
+        <w:t xml:space="preserve">, y sus bornes son </w:t>
+      </w:r>
+      <w:r>
+        <w:rPr>
+          <w:rFonts w:ascii="Consolas" w:hAnsi="Consolas"/>
+          <w:color w:val="960000"/>
+          <w:sz w:val="20"/>
+        </w:rPr>
+        <w:t>1A</w:t>
+      </w:r>
+      <w:r>
+        <w:rPr>
+          <w:b w:val="0"/>
+          <w:color w:val="960000"/>
+          <w:sz w:val="20"/>
+        </w:rPr>
+        <w:t>/</w:t>
+      </w:r>
+      <w:r>
+        <w:rPr>
+          <w:rFonts w:ascii="Consolas" w:hAnsi="Consolas"/>
+          <w:color w:val="960000"/>
+          <w:sz w:val="20"/>
+        </w:rPr>
+        <w:t>1B</w:t>
+      </w:r>
+      <w:r>
+        <w:rPr>
+          <w:b w:val="0"/>
+          <w:color w:val="960000"/>
+          <w:sz w:val="20"/>
+        </w:rPr>
+        <w:t xml:space="preserve">, tal como </w:t>
+      </w:r>
+      <w:r>
+        <w:rPr>
+          <w:rFonts w:ascii="Consolas" w:hAnsi="Consolas"/>
+          <w:color w:val="960000"/>
+          <w:sz w:val="20"/>
+        </w:rPr>
+        <w:t>A7</w:t>
+      </w:r>
+      <w:r>
+        <w:rPr>
+          <w:b w:val="0"/>
+          <w:color w:val="960000"/>
+          <w:sz w:val="20"/>
+        </w:rPr>
+        <w:t xml:space="preserve"> y el Manual 9 ya decían | | </w:t>
+      </w:r>
+      <w:r>
+        <w:rPr>
+          <w:b/>
+          <w:color w:val="960000"/>
+          <w:sz w:val="20"/>
+        </w:rPr>
+        <w:t>Régimen</w:t>
+      </w:r>
+      <w:r>
+        <w:rPr>
+          <w:b w:val="0"/>
+          <w:color w:val="960000"/>
+          <w:sz w:val="20"/>
+        </w:rPr>
+        <w:t xml:space="preserve"> | </w:t>
+      </w:r>
+      <w:r>
+        <w:rPr>
+          <w:rFonts w:ascii="Consolas" w:hAnsi="Consolas"/>
+          <w:color w:val="960000"/>
+          <w:sz w:val="20"/>
+        </w:rPr>
+        <w:t>24 V DC</w:t>
+      </w:r>
+      <w:r>
+        <w:rPr>
+          <w:b w:val="0"/>
+          <w:color w:val="960000"/>
+          <w:sz w:val="20"/>
+        </w:rPr>
+        <w:t xml:space="preserve"> / </w:t>
+      </w:r>
+      <w:r>
+        <w:rPr>
+          <w:rFonts w:ascii="Consolas" w:hAnsi="Consolas"/>
+          <w:color w:val="960000"/>
+          <w:sz w:val="20"/>
+        </w:rPr>
+        <w:t>24 V AC</w:t>
+      </w:r>
+      <w:r>
+        <w:rPr>
+          <w:b w:val="0"/>
+          <w:color w:val="960000"/>
+          <w:sz w:val="20"/>
+        </w:rPr>
+        <w:t xml:space="preserve">, </w:t>
+      </w:r>
+      <w:r>
+        <w:rPr>
+          <w:rFonts w:ascii="Consolas" w:hAnsi="Consolas"/>
+          <w:color w:val="960000"/>
+          <w:sz w:val="20"/>
+        </w:rPr>
+        <w:t>1 A</w:t>
+      </w:r>
+      <w:r>
+        <w:rPr>
+          <w:b w:val="0"/>
+          <w:color w:val="960000"/>
+          <w:sz w:val="20"/>
+        </w:rPr>
+        <w:t xml:space="preserve"> máx. — </w:t>
+      </w:r>
+      <w:r>
+        <w:rPr>
+          <w:b/>
+          <w:color w:val="960000"/>
+          <w:sz w:val="20"/>
+        </w:rPr>
+        <w:t>sobra</w:t>
+      </w:r>
+      <w:r>
+        <w:rPr>
+          <w:b w:val="0"/>
+          <w:color w:val="960000"/>
+          <w:sz w:val="20"/>
+        </w:rPr>
+        <w:t xml:space="preserve"> frente a los </w:t>
+      </w:r>
+      <w:r>
+        <w:rPr>
+          <w:rFonts w:ascii="Consolas" w:hAnsi="Consolas"/>
+          <w:color w:val="960000"/>
+          <w:sz w:val="20"/>
+        </w:rPr>
+        <w:t>3,3 V</w:t>
+      </w:r>
+      <w:r>
+        <w:rPr>
+          <w:b w:val="0"/>
+          <w:color w:val="960000"/>
+          <w:sz w:val="20"/>
+        </w:rPr>
+        <w:t xml:space="preserve"> y </w:t>
+      </w:r>
+      <w:r>
+        <w:rPr>
+          <w:rFonts w:ascii="Consolas" w:hAnsi="Consolas"/>
+          <w:color w:val="960000"/>
+          <w:sz w:val="20"/>
+        </w:rPr>
+        <w:t>330 µA</w:t>
+      </w:r>
+      <w:r>
+        <w:rPr>
+          <w:b w:val="0"/>
+          <w:color w:val="960000"/>
+          <w:sz w:val="20"/>
+        </w:rPr>
+        <w:t xml:space="preserve"> que le pide </w:t>
+      </w:r>
+      <w:r>
+        <w:rPr>
+          <w:rFonts w:ascii="Consolas" w:hAnsi="Consolas"/>
+          <w:color w:val="960000"/>
+          <w:sz w:val="20"/>
+        </w:rPr>
+        <w:t>J16</w:t>
+      </w:r>
+      <w:r>
+        <w:rPr>
+          <w:b w:val="0"/>
+          <w:color w:val="960000"/>
+          <w:sz w:val="20"/>
+        </w:rPr>
+        <w:t xml:space="preserve"> | | </w:t>
+      </w:r>
+      <w:r>
+        <w:rPr>
+          <w:b/>
+          <w:color w:val="960000"/>
+          <w:sz w:val="20"/>
+        </w:rPr>
+        <w:t>Alimentación</w:t>
+      </w:r>
+      <w:r>
+        <w:rPr>
+          <w:b w:val="0"/>
+          <w:color w:val="960000"/>
+          <w:sz w:val="20"/>
+        </w:rPr>
+        <w:t xml:space="preserve"> | </w:t>
+      </w:r>
+      <w:r>
+        <w:rPr>
+          <w:rFonts w:ascii="Consolas" w:hAnsi="Consolas"/>
+          <w:color w:val="960000"/>
+          <w:sz w:val="20"/>
+        </w:rPr>
+        <w:t>12 V DC ± 25 %</w:t>
+      </w:r>
+      <w:r>
+        <w:rPr>
+          <w:b w:val="0"/>
+          <w:color w:val="960000"/>
+          <w:sz w:val="20"/>
+        </w:rPr>
+        <w:t xml:space="preserve"> → </w:t>
+      </w:r>
+      <w:r>
+        <w:rPr>
+          <w:b/>
+          <w:color w:val="960000"/>
+          <w:sz w:val="20"/>
+        </w:rPr>
+        <w:t>`9` a `15 V`</w:t>
+      </w:r>
+      <w:r>
+        <w:rPr>
+          <w:b w:val="0"/>
+          <w:color w:val="960000"/>
+          <w:sz w:val="20"/>
+        </w:rPr>
+        <w:t xml:space="preserve">: </w:t>
+      </w:r>
+      <w:r>
+        <w:rPr>
+          <w:b/>
+          <w:color w:val="960000"/>
+          <w:sz w:val="20"/>
+        </w:rPr>
+        <w:t>cubre entero el vaivén de una batería de plomo</w:t>
+      </w:r>
+      <w:r>
+        <w:rPr>
+          <w:b w:val="0"/>
+          <w:color w:val="960000"/>
+          <w:sz w:val="20"/>
+        </w:rPr>
+        <w:t xml:space="preserve">. No hace falta convertidor para la cámara | 🛑 </w:t>
+      </w:r>
+      <w:r>
+        <w:rPr>
+          <w:b/>
+          <w:color w:val="960000"/>
+          <w:sz w:val="20"/>
+        </w:rPr>
+        <w:t>Y las TRES cosas nuevas que esta línea de compra arrastra, y que antes no estaban:</w:t>
+      </w:r>
+      <w:r>
+        <w:rPr>
+          <w:b w:val="0"/>
+          <w:color w:val="960000"/>
+          <w:sz w:val="20"/>
+        </w:rPr>
+        <w:t xml:space="preserve"> 1. </w:t>
+      </w:r>
+      <w:r>
+        <w:rPr>
+          <w:b/>
+          <w:color w:val="960000"/>
+          <w:sz w:val="20"/>
+        </w:rPr>
+        <w:t>`13 W` POR CÁMARA, CONTINUOS</w:t>
+      </w:r>
+      <w:r>
+        <w:rPr>
+          <w:b w:val="0"/>
+          <w:color w:val="960000"/>
+          <w:sz w:val="20"/>
+        </w:rPr>
+        <w:t xml:space="preserve"> *(</w:t>
+      </w:r>
+      <w:r>
+        <w:rPr>
+          <w:rFonts w:ascii="Consolas" w:hAnsi="Consolas"/>
+          <w:color w:val="960000"/>
+          <w:sz w:val="20"/>
+        </w:rPr>
+        <w:t>12 V</w:t>
+      </w:r>
+      <w:r>
+        <w:rPr>
+          <w:b w:val="0"/>
+          <w:color w:val="960000"/>
+          <w:sz w:val="20"/>
+        </w:rPr>
+        <w:t xml:space="preserve">, </w:t>
+      </w:r>
+      <w:r>
+        <w:rPr>
+          <w:rFonts w:ascii="Consolas" w:hAnsi="Consolas"/>
+          <w:color w:val="960000"/>
+          <w:sz w:val="20"/>
+        </w:rPr>
+        <w:t>1,08 A</w:t>
+      </w:r>
+      <w:r>
+        <w:rPr>
+          <w:b w:val="0"/>
+          <w:color w:val="960000"/>
+          <w:sz w:val="20"/>
+        </w:rPr>
+        <w:t xml:space="preserve">; ficha pág. 4)*. Son </w:t>
+      </w:r>
+      <w:r>
+        <w:rPr>
+          <w:b/>
+          <w:color w:val="960000"/>
+          <w:sz w:val="20"/>
+        </w:rPr>
+        <w:t>`26 Ah/día` por poste</w:t>
+      </w:r>
+      <w:r>
+        <w:rPr>
+          <w:b w:val="0"/>
+          <w:color w:val="960000"/>
+          <w:sz w:val="20"/>
+        </w:rPr>
+        <w:t xml:space="preserve"> sólo de cámara — </w:t>
+      </w:r>
+      <w:r>
+        <w:rPr>
+          <w:b/>
+          <w:color w:val="960000"/>
+          <w:sz w:val="20"/>
+        </w:rPr>
+        <w:t>una cifra que dimensiona batería y panel</w:t>
+      </w:r>
+      <w:r>
+        <w:rPr>
+          <w:b w:val="0"/>
+          <w:color w:val="960000"/>
+          <w:sz w:val="20"/>
+        </w:rPr>
+        <w:t xml:space="preserve">, del mismo orden que todo lo demás del equipo junto. </w:t>
+      </w:r>
+      <w:r>
+        <w:rPr>
+          <w:b/>
+          <w:color w:val="960000"/>
+          <w:sz w:val="20"/>
+        </w:rPr>
+        <w:t>No es una decisión de esta lista: es un número para quien firme la energía</w:t>
+      </w:r>
+      <w:r>
+        <w:rPr>
+          <w:b w:val="0"/>
+          <w:color w:val="960000"/>
+          <w:sz w:val="20"/>
+        </w:rPr>
+        <w:t xml:space="preserve">, y hasta hoy no estaba escrito en ninguna parte. ⚠️ </w:t>
+      </w:r>
+      <w:r>
+        <w:rPr>
+          <w:b/>
+          <w:color w:val="960000"/>
+          <w:sz w:val="20"/>
+        </w:rPr>
+        <w:t>La cámara va DIRECTA A BATERÍA, no al `LM7805` de la tarjeta</w:t>
+      </w:r>
+      <w:r>
+        <w:rPr>
+          <w:b w:val="0"/>
+          <w:color w:val="960000"/>
+          <w:sz w:val="20"/>
+        </w:rPr>
+        <w:t xml:space="preserve"> — es la misma regla de </w:t>
+      </w:r>
+      <w:r>
+        <w:rPr>
+          <w:rFonts w:ascii="Consolas" w:hAnsi="Consolas"/>
+          <w:color w:val="960000"/>
+          <w:sz w:val="20"/>
+        </w:rPr>
+        <w:t>A5</w:t>
+      </w:r>
+      <w:r>
+        <w:rPr>
+          <w:b w:val="0"/>
+          <w:color w:val="960000"/>
+          <w:sz w:val="20"/>
+        </w:rPr>
+        <w:t xml:space="preserve">. 2. </w:t>
+      </w:r>
+      <w:r>
+        <w:rPr>
+          <w:b/>
+          <w:color w:val="960000"/>
+          <w:sz w:val="20"/>
+        </w:rPr>
+        <w:t>🆕 Falta una línea de compra: EL SOPORTE.</w:t>
+      </w:r>
+      <w:r>
+        <w:rPr>
+          <w:b w:val="0"/>
+          <w:color w:val="960000"/>
+          <w:sz w:val="20"/>
+        </w:rPr>
+        <w:t xml:space="preserve"> </w:t>
+      </w:r>
+      <w:r>
+        <w:rPr>
+          <w:rFonts w:ascii="Consolas" w:hAnsi="Consolas"/>
+          <w:color w:val="960000"/>
+          <w:sz w:val="20"/>
+        </w:rPr>
+        <w:t>1.385 g</w:t>
+      </w:r>
+      <w:r>
+        <w:rPr>
+          <w:b w:val="0"/>
+          <w:color w:val="960000"/>
+          <w:sz w:val="20"/>
+        </w:rPr>
+        <w:t xml:space="preserve"> y </w:t>
+      </w:r>
+      <w:r>
+        <w:rPr>
+          <w:rFonts w:ascii="Consolas" w:hAnsi="Consolas"/>
+          <w:color w:val="960000"/>
+          <w:sz w:val="20"/>
+        </w:rPr>
+        <w:t>30,8 cm</w:t>
+      </w:r>
+      <w:r>
+        <w:rPr>
+          <w:b w:val="0"/>
+          <w:color w:val="960000"/>
+          <w:sz w:val="20"/>
+        </w:rPr>
+        <w:t xml:space="preserve"> en lo alto de un poste </w:t>
+      </w:r>
+      <w:r>
+        <w:rPr>
+          <w:b/>
+          <w:color w:val="960000"/>
+          <w:sz w:val="20"/>
+        </w:rPr>
+        <w:t>móvil</w:t>
+      </w:r>
+      <w:r>
+        <w:rPr>
+          <w:b w:val="0"/>
+          <w:color w:val="960000"/>
+          <w:sz w:val="20"/>
+        </w:rPr>
+        <w:t xml:space="preserve"> son carga de viento y palanca, y </w:t>
+      </w:r>
+      <w:r>
+        <w:rPr>
+          <w:b/>
+          <w:color w:val="960000"/>
+          <w:sz w:val="20"/>
+        </w:rPr>
+        <w:t>ningún documento de este proyecto especifica la fijación</w:t>
+      </w:r>
+      <w:r>
+        <w:rPr>
+          <w:b w:val="0"/>
+          <w:color w:val="960000"/>
+          <w:sz w:val="20"/>
+        </w:rPr>
+        <w:t>. Hikvision lista opcionales (</w:t>
+      </w:r>
+      <w:r>
+        <w:rPr>
+          <w:rFonts w:ascii="Consolas" w:hAnsi="Consolas"/>
+          <w:color w:val="960000"/>
+          <w:sz w:val="20"/>
+        </w:rPr>
+        <w:t>DS-1275ZJ-S-SUS</w:t>
+      </w:r>
+      <w:r>
+        <w:rPr>
+          <w:b w:val="0"/>
+          <w:color w:val="960000"/>
+          <w:sz w:val="20"/>
+        </w:rPr>
+        <w:t xml:space="preserve"> de poste vertical, </w:t>
+      </w:r>
+      <w:r>
+        <w:rPr>
+          <w:rFonts w:ascii="Consolas" w:hAnsi="Consolas"/>
+          <w:color w:val="960000"/>
+          <w:sz w:val="20"/>
+        </w:rPr>
+        <w:t>DS-1260ZJ</w:t>
+      </w:r>
+      <w:r>
+        <w:rPr>
+          <w:b w:val="0"/>
+          <w:color w:val="960000"/>
+          <w:sz w:val="20"/>
+        </w:rPr>
+        <w:t xml:space="preserve"> y </w:t>
+      </w:r>
+      <w:r>
+        <w:rPr>
+          <w:rFonts w:ascii="Consolas" w:hAnsi="Consolas"/>
+          <w:color w:val="960000"/>
+          <w:sz w:val="20"/>
+        </w:rPr>
+        <w:t>DS-1280ZJ-S</w:t>
+      </w:r>
+      <w:r>
+        <w:rPr>
+          <w:b w:val="0"/>
+          <w:color w:val="960000"/>
+          <w:sz w:val="20"/>
+        </w:rPr>
+        <w:t xml:space="preserve"> de caja de conexiones; ficha pág. 5). 🔴 </w:t>
+      </w:r>
+      <w:r>
+        <w:rPr>
+          <w:b/>
+          <w:color w:val="960000"/>
+          <w:sz w:val="20"/>
+        </w:rPr>
+        <w:t>SIN VERIFICAR cuál aplica: no se elige aquí.</w:t>
+      </w:r>
+      <w:r>
+        <w:rPr>
+          <w:b w:val="0"/>
+          <w:color w:val="960000"/>
+          <w:sz w:val="20"/>
+        </w:rPr>
+        <w:t xml:space="preserve"> 3. ⚠️ </w:t>
+      </w:r>
+      <w:r>
+        <w:rPr>
+          <w:b/>
+          <w:color w:val="960000"/>
+          <w:sz w:val="20"/>
+        </w:rPr>
+        <w:t>La página oficial del modelo lo marca como `Discontinued`</w:t>
+      </w:r>
+      <w:r>
+        <w:rPr>
+          <w:b w:val="0"/>
+          <w:color w:val="960000"/>
+          <w:sz w:val="20"/>
+        </w:rPr>
+        <w:t xml:space="preserve"> *(consultada el 05/09)*. </w:t>
+      </w:r>
+      <w:r>
+        <w:rPr>
+          <w:b/>
+          <w:color w:val="960000"/>
+          <w:sz w:val="20"/>
+        </w:rPr>
+        <w:t>No afecta a las dos unidades ya compradas</w:t>
+      </w:r>
+      <w:r>
+        <w:rPr>
+          <w:b w:val="0"/>
+          <w:color w:val="960000"/>
+          <w:sz w:val="20"/>
+        </w:rPr>
+        <w:t xml:space="preserve">, pero </w:t>
+      </w:r>
+      <w:r>
+        <w:rPr>
+          <w:b/>
+          <w:color w:val="960000"/>
+          <w:sz w:val="20"/>
+        </w:rPr>
+        <w:t>sí a repuestos y a una tercera cámara</w:t>
+      </w:r>
+      <w:r>
+        <w:rPr>
+          <w:b w:val="0"/>
+          <w:color w:val="960000"/>
+          <w:sz w:val="20"/>
+        </w:rPr>
+        <w:t xml:space="preserve">: si el diseño va a necesitar más *(la segunda por poste de SFTY-29 sigue sin pedirse)*, </w:t>
+      </w:r>
+      <w:r>
+        <w:rPr>
+          <w:b/>
+          <w:color w:val="960000"/>
+          <w:sz w:val="20"/>
+        </w:rPr>
+        <w:t>conviene decidirlo antes de que desaparezca del canal</w:t>
+      </w:r>
+      <w:r>
+        <w:rPr>
+          <w:b w:val="0"/>
+          <w:color w:val="960000"/>
+          <w:sz w:val="20"/>
+        </w:rPr>
+        <w:t xml:space="preserve">. 🔴 </w:t>
+      </w:r>
+      <w:r>
+        <w:rPr>
+          <w:b/>
+          <w:color w:val="960000"/>
+          <w:sz w:val="20"/>
+        </w:rPr>
+        <w:t>Y lo que NO se puede dar por bueno todavía, porque ninguna fuente oficial lo dice</w:t>
+      </w:r>
+      <w:r>
+        <w:rPr>
+          <w:b w:val="0"/>
+          <w:color w:val="960000"/>
+          <w:sz w:val="20"/>
+        </w:rPr>
+        <w:t xml:space="preserve"> *(detalle y cómo se cierra cada uno, en el Manual 9 §7 y §8)*: | 🔴 </w:t>
+      </w:r>
+      <w:r>
+        <w:rPr>
+          <w:rFonts w:ascii="Consolas" w:hAnsi="Consolas"/>
+          <w:color w:val="960000"/>
+          <w:sz w:val="20"/>
+        </w:rPr>
+        <w:t>SIN VERIFICAR</w:t>
+      </w:r>
+      <w:r>
+        <w:rPr>
+          <w:b w:val="0"/>
+          <w:color w:val="960000"/>
+          <w:sz w:val="20"/>
+        </w:rPr>
+        <w:t xml:space="preserve"> | por qué importa aquí | |---|---| | </w:t>
+      </w:r>
+      <w:r>
+        <w:rPr>
+          <w:b/>
+          <w:color w:val="960000"/>
+          <w:sz w:val="20"/>
+        </w:rPr>
+        <w:t>Que la analítica pueda ENLAZARSE a la salida de alarma</w:t>
+      </w:r>
+      <w:r>
+        <w:rPr>
+          <w:b w:val="0"/>
+          <w:color w:val="960000"/>
+          <w:sz w:val="20"/>
+        </w:rPr>
+        <w:t xml:space="preserve"> | </w:t>
+      </w:r>
+      <w:r>
+        <w:rPr>
+          <w:b/>
+          <w:color w:val="960000"/>
+          <w:sz w:val="20"/>
+        </w:rPr>
+        <w:t>Es el eslabón del que cuelga `A7` entera.</w:t>
+      </w:r>
+      <w:r>
+        <w:rPr>
+          <w:b w:val="0"/>
+          <w:color w:val="960000"/>
+          <w:sz w:val="20"/>
+        </w:rPr>
+        <w:t xml:space="preserve"> El manual documenta </w:t>
+      </w:r>
+      <w:r>
+        <w:rPr>
+          <w:rFonts w:ascii="Consolas" w:hAnsi="Consolas"/>
+          <w:color w:val="960000"/>
+          <w:sz w:val="20"/>
+        </w:rPr>
+        <w:t>Trigger Alarm Output</w:t>
+      </w:r>
+      <w:r>
+        <w:rPr>
+          <w:b w:val="0"/>
+          <w:color w:val="960000"/>
+          <w:sz w:val="20"/>
+        </w:rPr>
+        <w:t xml:space="preserve"> con la nota *«only supported by certain models»*, y la fila *Linkage Method* de la ficha </w:t>
+      </w:r>
+      <w:r>
+        <w:rPr>
+          <w:b/>
+          <w:color w:val="960000"/>
+          <w:sz w:val="20"/>
+        </w:rPr>
+        <w:t>no lo menciona</w:t>
+      </w:r>
+      <w:r>
+        <w:rPr>
+          <w:b w:val="0"/>
+          <w:color w:val="960000"/>
+          <w:sz w:val="20"/>
+        </w:rPr>
+        <w:t xml:space="preserve">. </w:t>
+      </w:r>
+      <w:r>
+        <w:rPr>
+          <w:b/>
+          <w:color w:val="960000"/>
+          <w:sz w:val="20"/>
+        </w:rPr>
+        <w:t>Se comprueba en 10 minutos</w:t>
+      </w:r>
+      <w:r>
+        <w:rPr>
+          <w:b w:val="0"/>
+          <w:color w:val="960000"/>
+          <w:sz w:val="20"/>
+        </w:rPr>
+        <w:t xml:space="preserve"> con la cámara delante — Manual 9 §4 Paso 0 | | Que la salida sea </w:t>
+      </w:r>
+      <w:r>
+        <w:rPr>
+          <w:b/>
+          <w:color w:val="960000"/>
+          <w:sz w:val="20"/>
+        </w:rPr>
+        <w:t>`NO`/`NC` configurable</w:t>
+      </w:r>
+      <w:r>
+        <w:rPr>
+          <w:b w:val="0"/>
+          <w:color w:val="960000"/>
+          <w:sz w:val="20"/>
+        </w:rPr>
+        <w:t xml:space="preserve"> | La frase *«la salida de la AcuSense es configurable NO/NC»* circula por varios documentos </w:t>
+      </w:r>
+      <w:r>
+        <w:rPr>
+          <w:b/>
+          <w:color w:val="960000"/>
+          <w:sz w:val="20"/>
+        </w:rPr>
+        <w:t>y no la sostiene ninguna fuente</w:t>
+      </w:r>
+      <w:r>
+        <w:rPr>
+          <w:b w:val="0"/>
+          <w:color w:val="960000"/>
+          <w:sz w:val="20"/>
+        </w:rPr>
+        <w:t xml:space="preserve">: </w:t>
+      </w:r>
+      <w:r>
+        <w:rPr>
+          <w:rFonts w:ascii="Consolas" w:hAnsi="Consolas"/>
+          <w:color w:val="960000"/>
+          <w:sz w:val="20"/>
+        </w:rPr>
+        <w:t>Alarm Type</w:t>
+      </w:r>
+      <w:r>
+        <w:rPr>
+          <w:b w:val="0"/>
+          <w:color w:val="960000"/>
+          <w:sz w:val="20"/>
+        </w:rPr>
+        <w:t xml:space="preserve"> sólo está documentado para la </w:t>
+      </w:r>
+      <w:r>
+        <w:rPr>
+          <w:b/>
+          <w:color w:val="960000"/>
+          <w:sz w:val="20"/>
+        </w:rPr>
+        <w:t>entrada</w:t>
+      </w:r>
+      <w:r>
+        <w:rPr>
+          <w:b w:val="0"/>
+          <w:color w:val="960000"/>
+          <w:sz w:val="20"/>
+        </w:rPr>
+        <w:t xml:space="preserve">. </w:t>
+      </w:r>
+      <w:r>
+        <w:rPr>
+          <w:b/>
+          <w:color w:val="960000"/>
+          <w:sz w:val="20"/>
+        </w:rPr>
+        <w:t>Lo mide el `ENSAYO 1`</w:t>
+      </w:r>
+      <w:r>
+        <w:rPr>
+          <w:b w:val="0"/>
+          <w:color w:val="960000"/>
+          <w:sz w:val="20"/>
+        </w:rPr>
+        <w:t xml:space="preserve"> | | </w:t>
+      </w:r>
+      <w:r>
+        <w:rPr>
+          <w:b/>
+          <w:color w:val="960000"/>
+          <w:sz w:val="20"/>
+        </w:rPr>
+        <w:t>Corriente mínima de conmutación</w:t>
+      </w:r>
+      <w:r>
+        <w:rPr>
+          <w:b w:val="0"/>
+          <w:color w:val="960000"/>
+          <w:sz w:val="20"/>
+        </w:rPr>
+        <w:t xml:space="preserve"> del contacto | A </w:t>
+      </w:r>
+      <w:r>
+        <w:rPr>
+          <w:rFonts w:ascii="Consolas" w:hAnsi="Consolas"/>
+          <w:color w:val="960000"/>
+          <w:sz w:val="20"/>
+        </w:rPr>
+        <w:t>330 µA</w:t>
+      </w:r>
+      <w:r>
+        <w:rPr>
+          <w:b w:val="0"/>
+          <w:color w:val="960000"/>
+          <w:sz w:val="20"/>
+        </w:rPr>
+        <w:t xml:space="preserve"> es *carga seca*, régimen donde un contacto sin oro puede oxidarse con los meses. </w:t>
+      </w:r>
+      <w:r>
+        <w:rPr>
+          <w:b/>
+          <w:color w:val="960000"/>
+          <w:sz w:val="20"/>
+        </w:rPr>
+        <w:t>Y la línea `E1` —2K2 en serie— la bajaría a `270 µA`: las dos cuentas hay que mirarlas JUNTAS</w:t>
+      </w:r>
+      <w:r>
+        <w:rPr>
+          <w:b w:val="0"/>
+          <w:color w:val="960000"/>
+          <w:sz w:val="20"/>
+        </w:rPr>
+        <w:t xml:space="preserve"> antes de firmar la V2 | 🟢 </w:t>
+      </w:r>
+      <w:r>
+        <w:rPr>
+          <w:b/>
+          <w:color w:val="960000"/>
+          <w:sz w:val="20"/>
+        </w:rPr>
+        <w:t>Ninguna de las tres bloquea la compra —ya está hecha— ni el cableado que `M3` desbloqueó.</w:t>
+      </w:r>
+      <w:r>
+        <w:rPr>
+          <w:b w:val="0"/>
+          <w:color w:val="960000"/>
+          <w:sz w:val="20"/>
+        </w:rPr>
+        <w:t xml:space="preserve"> Bloquean </w:t>
+      </w:r>
+      <w:r>
+        <w:rPr>
+          <w:b/>
+          <w:color w:val="960000"/>
+          <w:sz w:val="20"/>
+        </w:rPr>
+        <w:t>dar por cerrada la puesta en marcha</w:t>
+      </w:r>
+      <w:r>
+        <w:rPr>
+          <w:b w:val="0"/>
+          <w:color w:val="960000"/>
+          <w:sz w:val="20"/>
+        </w:rPr>
+        <w:t>, que es distinto.</w:t>
+      </w:r>
     </w:p>
     <w:p>
       <w:pPr>
@@ -21686,7 +22956,59 @@
           <w:b w:val="0"/>
           <w:sz w:val="21"/>
         </w:rPr>
-        <w:t xml:space="preserve"> 2 cámaras AcuSense de demanda *(confirmar si ya hay una)* · 2 antenas VHF con sus 2</w:t>
+        <w:t xml:space="preserve"> ~~2 cámaras AcuSense de demanda *(confirmar si ya hay una)*~~ ⛔ **05/09: YA COMPRADAS</w:t>
+      </w:r>
+    </w:p>
+    <w:p>
+      <w:pPr>
+        <w:spacing w:after="120"/>
+      </w:pPr>
+      <w:r>
+        <w:rPr>
+          <w:b w:val="0"/>
+          <w:sz w:val="21"/>
+        </w:rPr>
+        <w:t xml:space="preserve">— </w:t>
+      </w:r>
+      <w:r>
+        <w:rPr>
+          <w:rFonts w:ascii="Consolas" w:hAnsi="Consolas"/>
+          <w:sz w:val="21"/>
+        </w:rPr>
+        <w:t>DS-2CD2683G2-IZS</w:t>
+      </w:r>
+      <w:r>
+        <w:rPr>
+          <w:b w:val="0"/>
+          <w:sz w:val="21"/>
+        </w:rPr>
+        <w:t>. Sale de la lista de pedido y entra en la de puesta en marcha** *(y deja detrás</w:t>
+      </w:r>
+    </w:p>
+    <w:p>
+      <w:pPr>
+        <w:spacing w:after="120"/>
+      </w:pPr>
+      <w:r>
+        <w:rPr>
+          <w:b w:val="0"/>
+          <w:sz w:val="21"/>
+        </w:rPr>
+        <w:t xml:space="preserve">una línea nueva sin pedir: </w:t>
+      </w:r>
+      <w:r>
+        <w:rPr>
+          <w:b/>
+          <w:sz w:val="21"/>
+        </w:rPr>
+        <w:t>el SOPORTE de fijación</w:t>
+      </w:r>
+      <w:r>
+        <w:rPr>
+          <w:b w:val="0"/>
+          <w:sz w:val="21"/>
+        </w:rPr>
+        <w:t>, ver el bloque 📷)* · 2 antenas VHF con sus 2</w:t>
       </w:r>
     </w:p>
     <w:p>

--- a/05_Funcional/15_Lista_de_Compras_Hardware.docx
+++ b/05_Funcional/15_Lista_de_Compras_Hardware.docx
@@ -11065,7 +11065,23 @@
           <w:color w:val="960000"/>
           <w:sz w:val="20"/>
         </w:rPr>
-        <w:t xml:space="preserve"> El manual documenta </w:t>
+        <w:t xml:space="preserve"> 🟢 </w:t>
+      </w:r>
+      <w:r>
+        <w:rPr>
+          <w:b/>
+          <w:color w:val="960000"/>
+          <w:sz w:val="20"/>
+        </w:rPr>
+        <w:t>05/09 — MEJORA, leyendo el manual de usuario que ya está en `04_Manuales/`: el camino está documentado entero.</w:t>
+      </w:r>
+      <w:r>
+        <w:rPr>
+          <w:b w:val="0"/>
+          <w:color w:val="960000"/>
+          <w:sz w:val="20"/>
+        </w:rPr>
+        <w:t xml:space="preserve"> La regla de intrusión remite a </w:t>
       </w:r>
       <w:r>
         <w:rPr>
@@ -11073,23 +11089,55 @@
           <w:color w:val="960000"/>
           <w:sz w:val="20"/>
         </w:rPr>
-        <w:t>Trigger Alarm Output</w:t>
-      </w:r>
-      <w:r>
-        <w:rPr>
-          <w:b w:val="0"/>
-          <w:color w:val="960000"/>
-          <w:sz w:val="20"/>
-        </w:rPr>
-        <w:t xml:space="preserve"> con la nota *«only supported by certain models»*, y la fila *Linkage Method* de la ficha </w:t>
-      </w:r>
-      <w:r>
-        <w:rPr>
-          <w:b/>
-          <w:color w:val="960000"/>
-          <w:sz w:val="20"/>
-        </w:rPr>
-        <w:t>no lo menciona</w:t>
+        <w:t>Linkage Method Settings</w:t>
+      </w:r>
+      <w:r>
+        <w:rPr>
+          <w:b w:val="0"/>
+          <w:color w:val="960000"/>
+          <w:sz w:val="20"/>
+        </w:rPr>
+        <w:t xml:space="preserve"> *(PDF pág. 61 · impresa 49)* y ahí figura </w:t>
+      </w:r>
+      <w:r>
+        <w:rPr>
+          <w:b/>
+          <w:color w:val="960000"/>
+          <w:sz w:val="20"/>
+        </w:rPr>
+        <w:t>`Trigger Alarm Output`</w:t>
+      </w:r>
+      <w:r>
+        <w:rPr>
+          <w:b w:val="0"/>
+          <w:color w:val="960000"/>
+          <w:sz w:val="20"/>
+        </w:rPr>
+        <w:t xml:space="preserve"> *(PDF pág. 79 · impresa 67)*. 🔴 </w:t>
+      </w:r>
+      <w:r>
+        <w:rPr>
+          <w:b/>
+          <w:color w:val="960000"/>
+          <w:sz w:val="20"/>
+        </w:rPr>
+        <w:t>Pero NO se cierra</w:t>
+      </w:r>
+      <w:r>
+        <w:rPr>
+          <w:b w:val="0"/>
+          <w:color w:val="960000"/>
+          <w:sz w:val="20"/>
+        </w:rPr>
+        <w:t xml:space="preserve">: debajo sigue la nota *«only supported by certain models»*, y </w:t>
+      </w:r>
+      <w:r>
+        <w:rPr>
+          <w:b/>
+          <w:color w:val="960000"/>
+          <w:sz w:val="20"/>
+        </w:rPr>
+        <w:t>ninguna fuente dice si esta cámara es uno de ellos</w:t>
       </w:r>
       <w:r>
         <w:rPr>
@@ -11273,7 +11321,679 @@
           <w:color w:val="960000"/>
           <w:sz w:val="20"/>
         </w:rPr>
-        <w:t>, que es distinto.</w:t>
+        <w:t xml:space="preserve">, que es distinto. ### 📜 QUÉ SE ESTÁ COMPRANDO DE VERDAD CON ESTAS DOS CÁMARAS (D-12, 05/09) </w:t>
+      </w:r>
+      <w:r>
+        <w:rPr>
+          <w:b/>
+          <w:color w:val="960000"/>
+          <w:sz w:val="20"/>
+        </w:rPr>
+        <w:t>Se compran dos cámaras de 8 MP para que el semáforo reciba de cada una UN BIT.</w:t>
+      </w:r>
+      <w:r>
+        <w:rPr>
+          <w:b w:val="0"/>
+          <w:color w:val="960000"/>
+          <w:sz w:val="20"/>
+        </w:rPr>
+        <w:t xml:space="preserve"> Dicho así suena pobre, y por eso va escrito: es lo que hay, y quien firma la compra tiene que saberlo. | lo que el sistema </w:t>
+      </w:r>
+      <w:r>
+        <w:rPr>
+          <w:b/>
+          <w:color w:val="960000"/>
+          <w:sz w:val="20"/>
+        </w:rPr>
+        <w:t>SÍ</w:t>
+      </w:r>
+      <w:r>
+        <w:rPr>
+          <w:b w:val="0"/>
+          <w:color w:val="960000"/>
+          <w:sz w:val="20"/>
+        </w:rPr>
+        <w:t xml:space="preserve"> obtiene | lo que </w:t>
+      </w:r>
+      <w:r>
+        <w:rPr>
+          <w:b/>
+          <w:color w:val="960000"/>
+          <w:sz w:val="20"/>
+        </w:rPr>
+        <w:t>NO</w:t>
+      </w:r>
+      <w:r>
+        <w:rPr>
+          <w:b w:val="0"/>
+          <w:color w:val="960000"/>
+          <w:sz w:val="20"/>
+        </w:rPr>
+        <w:t xml:space="preserve"> obtiene, aunque la cámara lo tenga | |---|---| | </w:t>
+      </w:r>
+      <w:r>
+        <w:rPr>
+          <w:b/>
+          <w:color w:val="960000"/>
+          <w:sz w:val="20"/>
+        </w:rPr>
+        <w:t>Un contacto seco por cámara</w:t>
+      </w:r>
+      <w:r>
+        <w:rPr>
+          <w:b w:val="0"/>
+          <w:color w:val="960000"/>
+          <w:sz w:val="20"/>
+        </w:rPr>
+        <w:t xml:space="preserve"> — dos hilos a </w:t>
+      </w:r>
+      <w:r>
+        <w:rPr>
+          <w:rFonts w:ascii="Consolas" w:hAnsi="Consolas"/>
+          <w:color w:val="960000"/>
+          <w:sz w:val="20"/>
+        </w:rPr>
+        <w:t>J16</w:t>
+      </w:r>
+      <w:r>
+        <w:rPr>
+          <w:b w:val="0"/>
+          <w:color w:val="960000"/>
+          <w:sz w:val="20"/>
+        </w:rPr>
+        <w:t xml:space="preserve">, un bit: *hay vehículo* / *no hay* | ❌ </w:t>
+      </w:r>
+      <w:r>
+        <w:rPr>
+          <w:b/>
+          <w:color w:val="960000"/>
+          <w:sz w:val="20"/>
+        </w:rPr>
+        <w:t>Ninguna imagen ni vídeo llega al controlador.</w:t>
+      </w:r>
+      <w:r>
+        <w:rPr>
+          <w:b w:val="0"/>
+          <w:color w:val="960000"/>
+          <w:sz w:val="20"/>
+        </w:rPr>
+        <w:t xml:space="preserve"> No hay red de la cámara a la tarjeta | | La </w:t>
+      </w:r>
+      <w:r>
+        <w:rPr>
+          <w:b/>
+          <w:color w:val="960000"/>
+          <w:sz w:val="20"/>
+        </w:rPr>
+        <w:t>clasificación AcuSense</w:t>
+      </w:r>
+      <w:r>
+        <w:rPr>
+          <w:b w:val="0"/>
+          <w:color w:val="960000"/>
+          <w:sz w:val="20"/>
+        </w:rPr>
+        <w:t xml:space="preserve"> *(vehículo / persona)* hecha </w:t>
+      </w:r>
+      <w:r>
+        <w:rPr>
+          <w:b/>
+          <w:color w:val="960000"/>
+          <w:sz w:val="20"/>
+        </w:rPr>
+        <w:t>dentro</w:t>
+      </w:r>
+      <w:r>
+        <w:rPr>
+          <w:b w:val="0"/>
+          <w:color w:val="960000"/>
+          <w:sz w:val="20"/>
+        </w:rPr>
+        <w:t xml:space="preserve"> de la cámara | ❌ </w:t>
+      </w:r>
+      <w:r>
+        <w:rPr>
+          <w:b/>
+          <w:color w:val="960000"/>
+          <w:sz w:val="20"/>
+        </w:rPr>
+        <w:t>Ningún cómputo en el controlador</w:t>
+      </w:r>
+      <w:r>
+        <w:rPr>
+          <w:b w:val="0"/>
+          <w:color w:val="960000"/>
+          <w:sz w:val="20"/>
+        </w:rPr>
+        <w:t xml:space="preserve">: el STM32 lee un pin. </w:t>
+      </w:r>
+      <w:r>
+        <w:rPr>
+          <w:b/>
+          <w:color w:val="960000"/>
+          <w:sz w:val="20"/>
+        </w:rPr>
+        <w:t>No se compra ninguna Raspberry, Jetson, NVR ni PC</w:t>
+      </w:r>
+      <w:r>
+        <w:rPr>
+          <w:b w:val="0"/>
+          <w:color w:val="960000"/>
+          <w:sz w:val="20"/>
+        </w:rPr>
+        <w:t xml:space="preserve"> — y no hacen falta | | Robustez de intemperie </w:t>
+      </w:r>
+      <w:r>
+        <w:rPr>
+          <w:rFonts w:ascii="Consolas" w:hAnsi="Consolas"/>
+          <w:color w:val="960000"/>
+          <w:sz w:val="20"/>
+        </w:rPr>
+        <w:t>IP67</w:t>
+      </w:r>
+      <w:r>
+        <w:rPr>
+          <w:b w:val="0"/>
+          <w:color w:val="960000"/>
+          <w:sz w:val="20"/>
+        </w:rPr>
+        <w:t>/</w:t>
+      </w:r>
+      <w:r>
+        <w:rPr>
+          <w:rFonts w:ascii="Consolas" w:hAnsi="Consolas"/>
+          <w:color w:val="960000"/>
+          <w:sz w:val="20"/>
+        </w:rPr>
+        <w:t>IK10</w:t>
+      </w:r>
+      <w:r>
+        <w:rPr>
+          <w:b w:val="0"/>
+          <w:color w:val="960000"/>
+          <w:sz w:val="20"/>
+        </w:rPr>
+        <w:t xml:space="preserve">, </w:t>
+      </w:r>
+      <w:r>
+        <w:rPr>
+          <w:rFonts w:ascii="Consolas" w:hAnsi="Consolas"/>
+          <w:color w:val="960000"/>
+          <w:sz w:val="20"/>
+        </w:rPr>
+        <w:t>-30</w:t>
+      </w:r>
+      <w:r>
+        <w:rPr>
+          <w:b w:val="0"/>
+          <w:color w:val="960000"/>
+          <w:sz w:val="20"/>
+        </w:rPr>
+        <w:t xml:space="preserve"> a </w:t>
+      </w:r>
+      <w:r>
+        <w:rPr>
+          <w:rFonts w:ascii="Consolas" w:hAnsi="Consolas"/>
+          <w:color w:val="960000"/>
+          <w:sz w:val="20"/>
+        </w:rPr>
+        <w:t>60 °C</w:t>
+      </w:r>
+      <w:r>
+        <w:rPr>
+          <w:b w:val="0"/>
+          <w:color w:val="960000"/>
+          <w:sz w:val="20"/>
+        </w:rPr>
+        <w:t xml:space="preserve"> | ❌ </w:t>
+      </w:r>
+      <w:r>
+        <w:rPr>
+          <w:b/>
+          <w:color w:val="960000"/>
+          <w:sz w:val="20"/>
+        </w:rPr>
+        <w:t>`ONVIF`, `ISAPI`, `SDK` y `RTSP` existen en la cámara y este sistema NO los usa.</w:t>
+      </w:r>
+      <w:r>
+        <w:rPr>
+          <w:b w:val="0"/>
+          <w:color w:val="960000"/>
+          <w:sz w:val="20"/>
+        </w:rPr>
+        <w:t xml:space="preserve"> Se pagan y no se aprovechan: es el precio de comprar una cámara de catálogo | 🟢 </w:t>
+      </w:r>
+      <w:r>
+        <w:rPr>
+          <w:b/>
+          <w:color w:val="960000"/>
+          <w:sz w:val="20"/>
+        </w:rPr>
+        <w:t>PERO OJO CON DARLO POR PERDIDO — corregido el 05/09:</w:t>
+      </w:r>
+      <w:r>
+        <w:rPr>
+          <w:b w:val="0"/>
+          <w:color w:val="960000"/>
+          <w:sz w:val="20"/>
+        </w:rPr>
+        <w:t xml:space="preserve"> que el controlador no vea imágenes </w:t>
+      </w:r>
+      <w:r>
+        <w:rPr>
+          <w:b/>
+          <w:color w:val="960000"/>
+          <w:sz w:val="20"/>
+        </w:rPr>
+        <w:t>no significa que no haya imágenes</w:t>
+      </w:r>
+      <w:r>
+        <w:rPr>
+          <w:b w:val="0"/>
+          <w:color w:val="960000"/>
+          <w:sz w:val="20"/>
+        </w:rPr>
+        <w:t xml:space="preserve">. La cámara admite </w:t>
+      </w:r>
+      <w:r>
+        <w:rPr>
+          <w:b/>
+          <w:color w:val="960000"/>
+          <w:sz w:val="20"/>
+        </w:rPr>
+        <w:t>microSD/SDHC/SDXC de hasta `512 GB`</w:t>
+      </w:r>
+      <w:r>
+        <w:rPr>
+          <w:b w:val="0"/>
+          <w:color w:val="960000"/>
+          <w:sz w:val="20"/>
+        </w:rPr>
+        <w:t xml:space="preserve"> *(ficha, pág. 3, verificada en el PDF)* y sabe </w:t>
+      </w:r>
+      <w:r>
+        <w:rPr>
+          <w:b/>
+          <w:color w:val="960000"/>
+          <w:sz w:val="20"/>
+        </w:rPr>
+        <w:t>grabar y capturar por evento</w:t>
+      </w:r>
+      <w:r>
+        <w:rPr>
+          <w:b w:val="0"/>
+          <w:color w:val="960000"/>
+          <w:sz w:val="20"/>
+        </w:rPr>
+        <w:t xml:space="preserve"> *(ficha, pág. 4, fila </w:t>
+      </w:r>
+      <w:r>
+        <w:rPr>
+          <w:rFonts w:ascii="Consolas" w:hAnsi="Consolas"/>
+          <w:color w:val="960000"/>
+          <w:sz w:val="20"/>
+        </w:rPr>
+        <w:t>Linkage Method</w:t>
+      </w:r>
+      <w:r>
+        <w:rPr>
+          <w:b w:val="0"/>
+          <w:color w:val="960000"/>
+          <w:sz w:val="20"/>
+        </w:rPr>
+        <w:t xml:space="preserve">)*. </w:t>
+      </w:r>
+      <w:r>
+        <w:rPr>
+          <w:b/>
+          <w:color w:val="960000"/>
+          <w:sz w:val="20"/>
+        </w:rPr>
+        <w:t>El soporte de accidentes y la auditoría SÍ son posibles con la cámara ya comprada, y sin tocar una línea de firmware.</w:t>
+      </w:r>
+      <w:r>
+        <w:rPr>
+          <w:b w:val="0"/>
+          <w:color w:val="960000"/>
+          <w:sz w:val="20"/>
+        </w:rPr>
+        <w:t xml:space="preserve"> 🆕 </w:t>
+      </w:r>
+      <w:r>
+        <w:rPr>
+          <w:b/>
+          <w:color w:val="960000"/>
+          <w:sz w:val="20"/>
+        </w:rPr>
+        <w:t>Y eso abre DOS líneas de compra que hoy no están en esta lista:</w:t>
+      </w:r>
+      <w:r>
+        <w:rPr>
+          <w:b w:val="0"/>
+          <w:color w:val="960000"/>
+          <w:sz w:val="20"/>
+        </w:rPr>
+        <w:t xml:space="preserve"> 1. </w:t>
+      </w:r>
+      <w:r>
+        <w:rPr>
+          <w:b/>
+          <w:color w:val="960000"/>
+          <w:sz w:val="20"/>
+        </w:rPr>
+        <w:t>La tarjeta microSD</w:t>
+      </w:r>
+      <w:r>
+        <w:rPr>
+          <w:b w:val="0"/>
+          <w:color w:val="960000"/>
+          <w:sz w:val="20"/>
+        </w:rPr>
+        <w:t xml:space="preserve"> — 🔴 </w:t>
+      </w:r>
+      <w:r>
+        <w:rPr>
+          <w:b/>
+          <w:color w:val="960000"/>
+          <w:sz w:val="20"/>
+        </w:rPr>
+        <w:t>NO comprada, no presupuestada.</w:t>
+      </w:r>
+      <w:r>
+        <w:rPr>
+          <w:b w:val="0"/>
+          <w:color w:val="960000"/>
+          <w:sz w:val="20"/>
+        </w:rPr>
+        <w:t xml:space="preserve"> Una de resistencia industrial (</w:t>
+      </w:r>
+      <w:r>
+        <w:rPr>
+          <w:rFonts w:ascii="Consolas" w:hAnsi="Consolas"/>
+          <w:color w:val="960000"/>
+          <w:sz w:val="20"/>
+        </w:rPr>
+        <w:t>high endurance</w:t>
+      </w:r>
+      <w:r>
+        <w:rPr>
+          <w:b w:val="0"/>
+          <w:color w:val="960000"/>
+          <w:sz w:val="20"/>
+        </w:rPr>
+        <w:t xml:space="preserve">, pensada para grabación continua) no es la de un teléfono. *(Nota de fuentes: la ficha de 2023 dice </w:t>
+      </w:r>
+      <w:r>
+        <w:rPr>
+          <w:rFonts w:ascii="Consolas" w:hAnsi="Consolas"/>
+          <w:color w:val="960000"/>
+          <w:sz w:val="20"/>
+        </w:rPr>
+        <w:t>512 GB</w:t>
+      </w:r>
+      <w:r>
+        <w:rPr>
+          <w:b w:val="0"/>
+          <w:color w:val="960000"/>
+          <w:sz w:val="20"/>
+        </w:rPr>
+        <w:t xml:space="preserve">; el </w:t>
+      </w:r>
+      <w:r>
+        <w:rPr>
+          <w:rFonts w:ascii="Consolas" w:hAnsi="Consolas"/>
+          <w:color w:val="960000"/>
+          <w:sz w:val="20"/>
+        </w:rPr>
+        <w:t>.docx</w:t>
+      </w:r>
+      <w:r>
+        <w:rPr>
+          <w:b w:val="0"/>
+          <w:color w:val="960000"/>
+          <w:sz w:val="20"/>
+        </w:rPr>
+        <w:t xml:space="preserve"> del 05/09 apunta que alguna edición indica </w:t>
+      </w:r>
+      <w:r>
+        <w:rPr>
+          <w:rFonts w:ascii="Consolas" w:hAnsi="Consolas"/>
+          <w:color w:val="960000"/>
+          <w:sz w:val="20"/>
+        </w:rPr>
+        <w:t>256 GB</w:t>
+      </w:r>
+      <w:r>
+        <w:rPr>
+          <w:b w:val="0"/>
+          <w:color w:val="960000"/>
+          <w:sz w:val="20"/>
+        </w:rPr>
+        <w:t xml:space="preserve"> — </w:t>
+      </w:r>
+      <w:r>
+        <w:rPr>
+          <w:b/>
+          <w:color w:val="960000"/>
+          <w:sz w:val="20"/>
+        </w:rPr>
+        <w:t>se compra mirando la ficha del lote que llegue</w:t>
+      </w:r>
+      <w:r>
+        <w:rPr>
+          <w:b w:val="0"/>
+          <w:color w:val="960000"/>
+          <w:sz w:val="20"/>
+        </w:rPr>
+        <w:t xml:space="preserve">.)* 2. </w:t>
+      </w:r>
+      <w:r>
+        <w:rPr>
+          <w:b/>
+          <w:color w:val="960000"/>
+          <w:sz w:val="20"/>
+        </w:rPr>
+        <w:t>Quién y cómo las recupera</w:t>
+      </w:r>
+      <w:r>
+        <w:rPr>
+          <w:b w:val="0"/>
+          <w:color w:val="960000"/>
+          <w:sz w:val="20"/>
+        </w:rPr>
+        <w:t xml:space="preserve"> — sin red en el poste, </w:t>
+      </w:r>
+      <w:r>
+        <w:rPr>
+          <w:b/>
+          <w:color w:val="960000"/>
+          <w:sz w:val="20"/>
+        </w:rPr>
+        <w:t>las imágenes se sacan subiendo a retirar la tarjeta</w:t>
+      </w:r>
+      <w:r>
+        <w:rPr>
+          <w:b w:val="0"/>
+          <w:color w:val="960000"/>
+          <w:sz w:val="20"/>
+        </w:rPr>
+        <w:t xml:space="preserve">. La alternativa *(FTP o NAS)* </w:t>
+      </w:r>
+      <w:r>
+        <w:rPr>
+          <w:b/>
+          <w:color w:val="960000"/>
+          <w:sz w:val="20"/>
+        </w:rPr>
+        <w:t>exige red hasta el poste, que no existe y no está presupuestada</w:t>
+      </w:r>
+      <w:r>
+        <w:rPr>
+          <w:b w:val="0"/>
+          <w:color w:val="960000"/>
+          <w:sz w:val="20"/>
+        </w:rPr>
+        <w:t xml:space="preserve">. 🛑 </w:t>
+      </w:r>
+      <w:r>
+        <w:rPr>
+          <w:b/>
+          <w:color w:val="960000"/>
+          <w:sz w:val="20"/>
+        </w:rPr>
+        <w:t>Y una decisión que no es de compras y no puede quedarse sin dueño:</w:t>
+      </w:r>
+      <w:r>
+        <w:rPr>
+          <w:b w:val="0"/>
+          <w:color w:val="960000"/>
+          <w:sz w:val="20"/>
+        </w:rPr>
+        <w:t xml:space="preserve"> cuántos días se guardan las imágenes, quién las mira, quién las borra y </w:t>
+      </w:r>
+      <w:r>
+        <w:rPr>
+          <w:b/>
+          <w:color w:val="960000"/>
+          <w:sz w:val="20"/>
+        </w:rPr>
+        <w:t>qué pasa con la privacidad de quien pase por delante</w:t>
+      </w:r>
+      <w:r>
+        <w:rPr>
+          <w:b w:val="0"/>
+          <w:color w:val="960000"/>
+          <w:sz w:val="20"/>
+        </w:rPr>
+        <w:t xml:space="preserve">. </w:t>
+      </w:r>
+      <w:r>
+        <w:rPr>
+          <w:b/>
+          <w:color w:val="960000"/>
+          <w:sz w:val="20"/>
+        </w:rPr>
+        <w:t>Este documento no lo decide</w:t>
+      </w:r>
+      <w:r>
+        <w:rPr>
+          <w:b w:val="0"/>
+          <w:color w:val="960000"/>
+          <w:sz w:val="20"/>
+        </w:rPr>
+        <w:t xml:space="preserve"> — se anota para que no se descubra después de instalar. ⚠️ </w:t>
+      </w:r>
+      <w:r>
+        <w:rPr>
+          <w:b/>
+          <w:color w:val="960000"/>
+          <w:sz w:val="20"/>
+        </w:rPr>
+        <w:t>Por último, la restricción que reparte el recurso escaso: `1 input, 1 output` (ficha, pág. 3). UNA salida por cámara = UN significado por cámara.</w:t>
+      </w:r>
+      <w:r>
+        <w:rPr>
+          <w:b w:val="0"/>
+          <w:color w:val="960000"/>
+          <w:sz w:val="20"/>
+        </w:rPr>
+        <w:t xml:space="preserve"> Con dos cámaras hay </w:t>
+      </w:r>
+      <w:r>
+        <w:rPr>
+          <w:b/>
+          <w:color w:val="960000"/>
+          <w:sz w:val="20"/>
+        </w:rPr>
+        <w:t>dos significados para todo el cruce</w:t>
+      </w:r>
+      <w:r>
+        <w:rPr>
+          <w:b w:val="0"/>
+          <w:color w:val="960000"/>
+          <w:sz w:val="20"/>
+        </w:rPr>
+        <w:t xml:space="preserve">: uno ya está tomado *(presencia de vehículo)* y </w:t>
+      </w:r>
+      <w:r>
+        <w:rPr>
+          <w:b/>
+          <w:color w:val="960000"/>
+          <w:sz w:val="20"/>
+        </w:rPr>
+        <w:t>el otro está sin decidir</w:t>
+      </w:r>
+      <w:r>
+        <w:rPr>
+          <w:b w:val="0"/>
+          <w:color w:val="960000"/>
+          <w:sz w:val="20"/>
+        </w:rPr>
+        <w:t xml:space="preserve"> (</w:t>
+      </w:r>
+      <w:r>
+        <w:rPr>
+          <w:rFonts w:ascii="Consolas" w:hAnsi="Consolas"/>
+          <w:color w:val="960000"/>
+          <w:sz w:val="20"/>
+        </w:rPr>
+        <w:t>A-1</w:t>
+      </w:r>
+      <w:r>
+        <w:rPr>
+          <w:b w:val="0"/>
+          <w:color w:val="960000"/>
+          <w:sz w:val="20"/>
+        </w:rPr>
+        <w:t xml:space="preserve"> de </w:t>
+      </w:r>
+      <w:r>
+        <w:rPr>
+          <w:rFonts w:ascii="Consolas" w:hAnsi="Consolas"/>
+          <w:color w:val="960000"/>
+          <w:sz w:val="20"/>
+        </w:rPr>
+        <w:t>DECISIONES.md</w:t>
+      </w:r>
+      <w:r>
+        <w:rPr>
+          <w:b w:val="0"/>
+          <w:color w:val="960000"/>
+          <w:sz w:val="20"/>
+        </w:rPr>
+        <w:t xml:space="preserve">). </w:t>
+      </w:r>
+      <w:r>
+        <w:rPr>
+          <w:b/>
+          <w:color w:val="960000"/>
+          <w:sz w:val="20"/>
+        </w:rPr>
+        <w:t>Comprar una tercera cámara no es la respuesta hasta que se sepa qué tiene que decir</w:t>
+      </w:r>
+      <w:r>
+        <w:rPr>
+          <w:b w:val="0"/>
+          <w:color w:val="960000"/>
+          <w:sz w:val="20"/>
+        </w:rPr>
+        <w:t xml:space="preserve"> — y menos con el modelo marcado </w:t>
+      </w:r>
+      <w:r>
+        <w:rPr>
+          <w:rFonts w:ascii="Consolas" w:hAnsi="Consolas"/>
+          <w:color w:val="960000"/>
+          <w:sz w:val="20"/>
+        </w:rPr>
+        <w:t>Discontinued</w:t>
+      </w:r>
+      <w:r>
+        <w:rPr>
+          <w:b w:val="0"/>
+          <w:color w:val="960000"/>
+          <w:sz w:val="20"/>
+        </w:rPr>
+        <w:t>.</w:t>
       </w:r>
     </w:p>
     <w:p>

--- a/05_Funcional/15_Lista_de_Compras_Hardware.docx
+++ b/05_Funcional/15_Lista_de_Compras_Hardware.docx
@@ -9514,7 +9514,7 @@
                 <w:b w:val="0"/>
                 <w:sz w:val="19"/>
               </w:rPr>
-              <w:t xml:space="preserve">Demanda vehicular: una por poste, contacto seco a </w:t>
+              <w:t>Demanda vehicular: una por poste, contacto seco a ~~</w:t>
             </w:r>
             <w:r>
               <w:rPr>
@@ -9528,14 +9528,112 @@
                 <w:b w:val="0"/>
                 <w:sz w:val="19"/>
               </w:rPr>
-              <w:t xml:space="preserve">. </w:t>
+              <w:t xml:space="preserve">~~ → 🟢 </w:t>
             </w:r>
             <w:r>
               <w:rPr>
                 <w:b/>
                 <w:sz w:val="19"/>
               </w:rPr>
-              <w:t>Son las dos que el firmware lee hoy</w:t>
+              <w:t>`J16`, en los pines donde estaban el Botón 3 y el Botón 4</w:t>
+            </w:r>
+            <w:r>
+              <w:rPr>
+                <w:b w:val="0"/>
+                <w:sz w:val="19"/>
+              </w:rPr>
+              <w:t xml:space="preserve"> — decidido por el responsable el 05/09, y </w:t>
+            </w:r>
+            <w:r>
+              <w:rPr>
+                <w:b/>
+                <w:sz w:val="19"/>
+              </w:rPr>
+              <w:t>corrige lo que esta línea decía</w:t>
+            </w:r>
+            <w:r>
+              <w:rPr>
+                <w:b w:val="0"/>
+                <w:sz w:val="19"/>
+              </w:rPr>
+              <w:t xml:space="preserve">: </w:t>
+            </w:r>
+            <w:r>
+              <w:rPr>
+                <w:rFonts w:ascii="Consolas" w:hAnsi="Consolas"/>
+                <w:sz w:val="19"/>
+              </w:rPr>
+              <w:t>PB0</w:t>
+            </w:r>
+            <w:r>
+              <w:rPr>
+                <w:b w:val="0"/>
+                <w:sz w:val="19"/>
+              </w:rPr>
+              <w:t xml:space="preserve"> es la bornera </w:t>
+            </w:r>
+            <w:r>
+              <w:rPr>
+                <w:rFonts w:ascii="Consolas" w:hAnsi="Consolas"/>
+                <w:sz w:val="19"/>
+              </w:rPr>
+              <w:t>J14</w:t>
+            </w:r>
+            <w:r>
+              <w:rPr>
+                <w:b w:val="0"/>
+                <w:sz w:val="19"/>
+              </w:rPr>
+              <w:t xml:space="preserve">, que queda libre para un posible fin de carrera de barrera. ~~«Son las dos que el firmware lee hoy»~~ — </w:t>
+            </w:r>
+            <w:r>
+              <w:rPr>
+                <w:b/>
+                <w:sz w:val="19"/>
+              </w:rPr>
+              <w:t>falso</w:t>
+            </w:r>
+            <w:r>
+              <w:rPr>
+                <w:b w:val="0"/>
+                <w:sz w:val="19"/>
+              </w:rPr>
+              <w:t xml:space="preserve">: hasta el 05/09 el Modo Inteligente leía </w:t>
+            </w:r>
+            <w:r>
+              <w:rPr>
+                <w:rFonts w:ascii="Consolas" w:hAnsi="Consolas"/>
+                <w:sz w:val="19"/>
+              </w:rPr>
+              <w:t>PB0</w:t>
+            </w:r>
+            <w:r>
+              <w:rPr>
+                <w:b w:val="0"/>
+                <w:sz w:val="19"/>
+              </w:rPr>
+              <w:t xml:space="preserve"> y el vigilante miraba </w:t>
+            </w:r>
+            <w:r>
+              <w:rPr>
+                <w:rFonts w:ascii="Consolas" w:hAnsi="Consolas"/>
+                <w:sz w:val="19"/>
+              </w:rPr>
+              <w:t>J16</w:t>
+            </w:r>
+            <w:r>
+              <w:rPr>
+                <w:b w:val="0"/>
+                <w:sz w:val="19"/>
+              </w:rPr>
+              <w:t xml:space="preserve">, o sea que </w:t>
+            </w:r>
+            <w:r>
+              <w:rPr>
+                <w:b/>
+                <w:sz w:val="19"/>
+              </w:rPr>
+              <w:t>una mitad estaba ciega con cualquiera de las dos borneras</w:t>
             </w:r>
             <w:r>
               <w:rPr>

--- a/05_Funcional/15_Lista_de_Compras_Hardware.docx
+++ b/05_Funcional/15_Lista_de_Compras_Hardware.docx
@@ -17458,7 +17458,7 @@
           <w:color w:val="960000"/>
           <w:sz w:val="20"/>
         </w:rPr>
-        <w:t xml:space="preserve">); la función, no escrita. ⏳ </w:t>
+        <w:t>); la función, no escrita. ⏳ ~~</w:t>
       </w:r>
       <w:r>
         <w:rPr>
@@ -17531,6 +17531,214 @@
           <w:sz w:val="20"/>
         </w:rPr>
         <w:t>camara_01_demanda</w:t>
+      </w:r>
+      <w:r>
+        <w:rPr>
+          <w:b w:val="0"/>
+          <w:color w:val="960000"/>
+          <w:sz w:val="20"/>
+        </w:rPr>
+        <w:t xml:space="preserve">.~~ ✅ </w:t>
+      </w:r>
+      <w:r>
+        <w:rPr>
+          <w:b/>
+          <w:color w:val="960000"/>
+          <w:sz w:val="20"/>
+        </w:rPr>
+        <w:t>07/09 — YA ESTÁ DICHO POR ESCRITO, que es justo lo que este párrafo pedía:</w:t>
+      </w:r>
+      <w:r>
+        <w:rPr>
+          <w:b w:val="0"/>
+          <w:color w:val="960000"/>
+          <w:sz w:val="20"/>
+        </w:rPr>
+        <w:t xml:space="preserve"> </w:t>
+      </w:r>
+      <w:r>
+        <w:rPr>
+          <w:rFonts w:ascii="Consolas" w:hAnsi="Consolas"/>
+          <w:color w:val="960000"/>
+          <w:sz w:val="20"/>
+        </w:rPr>
+        <w:t>DECISIONES.md</w:t>
+      </w:r>
+      <w:r>
+        <w:rPr>
+          <w:b w:val="0"/>
+          <w:color w:val="960000"/>
+          <w:sz w:val="20"/>
+        </w:rPr>
+        <w:t xml:space="preserve"> </w:t>
+      </w:r>
+      <w:r>
+        <w:rPr>
+          <w:b/>
+          <w:color w:val="960000"/>
+          <w:sz w:val="20"/>
+        </w:rPr>
+        <w:t>`D-2`</w:t>
+      </w:r>
+      <w:r>
+        <w:rPr>
+          <w:b w:val="0"/>
+          <w:color w:val="960000"/>
+          <w:sz w:val="20"/>
+        </w:rPr>
+        <w:t xml:space="preserve"> y </w:t>
+      </w:r>
+      <w:r>
+        <w:rPr>
+          <w:b/>
+          <w:color w:val="960000"/>
+          <w:sz w:val="20"/>
+        </w:rPr>
+        <w:t>`D-3`</w:t>
+      </w:r>
+      <w:r>
+        <w:rPr>
+          <w:b w:val="0"/>
+          <w:color w:val="960000"/>
+          <w:sz w:val="20"/>
+        </w:rPr>
+        <w:t xml:space="preserve">. </w:t>
+      </w:r>
+      <w:r>
+        <w:rPr>
+          <w:b/>
+          <w:color w:val="960000"/>
+          <w:sz w:val="20"/>
+        </w:rPr>
+        <w:t>Las dos cámaras del cruce van a `J16` p10 y p12, una por poste</w:t>
+      </w:r>
+      <w:r>
+        <w:rPr>
+          <w:b w:val="0"/>
+          <w:color w:val="960000"/>
+          <w:sz w:val="20"/>
+        </w:rPr>
+        <w:t xml:space="preserve">, y </w:t>
+      </w:r>
+      <w:r>
+        <w:rPr>
+          <w:b/>
+          <w:color w:val="960000"/>
+          <w:sz w:val="20"/>
+        </w:rPr>
+        <w:t>`J14`/`PB0` queda libre y sin cámara</w:t>
+      </w:r>
+      <w:r>
+        <w:rPr>
+          <w:b w:val="0"/>
+          <w:color w:val="960000"/>
+          <w:sz w:val="20"/>
+        </w:rPr>
+        <w:t xml:space="preserve"> —vivo en el firmware, reservado a un posible fin de carrera de barrera—. Es lo mismo que ya dice la fila </w:t>
+      </w:r>
+      <w:r>
+        <w:rPr>
+          <w:b/>
+          <w:color w:val="960000"/>
+          <w:sz w:val="20"/>
+        </w:rPr>
+        <w:t>`A2`</w:t>
+      </w:r>
+      <w:r>
+        <w:rPr>
+          <w:b w:val="0"/>
+          <w:color w:val="960000"/>
+          <w:sz w:val="20"/>
+        </w:rPr>
+        <w:t xml:space="preserve"> de esta lista. </w:t>
+      </w:r>
+      <w:r>
+        <w:rPr>
+          <w:b/>
+          <w:color w:val="960000"/>
+          <w:sz w:val="20"/>
+        </w:rPr>
+        <w:t>Y el motivo que lo decide no es el conector, es la vigilancia:</w:t>
+      </w:r>
+      <w:r>
+        <w:rPr>
+          <w:b w:val="0"/>
+          <w:color w:val="960000"/>
+          <w:sz w:val="20"/>
+        </w:rPr>
+        <w:t xml:space="preserve"> </w:t>
+      </w:r>
+      <w:r>
+        <w:rPr>
+          <w:rFonts w:ascii="Consolas" w:hAnsi="Consolas"/>
+          <w:color w:val="960000"/>
+          <w:sz w:val="20"/>
+        </w:rPr>
+        <w:t>CAM_CIEGA</w:t>
+      </w:r>
+      <w:r>
+        <w:rPr>
+          <w:b w:val="0"/>
+          <w:color w:val="960000"/>
+          <w:sz w:val="20"/>
+        </w:rPr>
+        <w:t>/</w:t>
+      </w:r>
+      <w:r>
+        <w:rPr>
+          <w:rFonts w:ascii="Consolas" w:hAnsi="Consolas"/>
+          <w:color w:val="960000"/>
+          <w:sz w:val="20"/>
+        </w:rPr>
+        <w:t>CAM_PEGADA</w:t>
+      </w:r>
+      <w:r>
+        <w:rPr>
+          <w:b w:val="0"/>
+          <w:color w:val="960000"/>
+          <w:sz w:val="20"/>
+        </w:rPr>
+        <w:t xml:space="preserve"> </w:t>
+      </w:r>
+      <w:r>
+        <w:rPr>
+          <w:b/>
+          <w:color w:val="960000"/>
+          <w:sz w:val="20"/>
+        </w:rPr>
+        <w:t>miran `J16` y no miran `J14`</w:t>
+      </w:r>
+      <w:r>
+        <w:rPr>
+          <w:b w:val="0"/>
+          <w:color w:val="960000"/>
+          <w:sz w:val="20"/>
+        </w:rPr>
+        <w:t xml:space="preserve">. Una cámara en </w:t>
+      </w:r>
+      <w:r>
+        <w:rPr>
+          <w:rFonts w:ascii="Consolas" w:hAnsi="Consolas"/>
+          <w:color w:val="960000"/>
+          <w:sz w:val="20"/>
+        </w:rPr>
+        <w:t>J14</w:t>
+      </w:r>
+      <w:r>
+        <w:rPr>
+          <w:b w:val="0"/>
+          <w:color w:val="960000"/>
+          <w:sz w:val="20"/>
+        </w:rPr>
+        <w:t xml:space="preserve"> funciona y </w:t>
+      </w:r>
+      <w:r>
+        <w:rPr>
+          <w:b/>
+          <w:color w:val="960000"/>
+          <w:sz w:val="20"/>
+        </w:rPr>
+        <w:t>nadie sabría que se estropeó</w:t>
       </w:r>
       <w:r>
         <w:rPr>
@@ -28612,35 +28820,108 @@
           <w:b w:val="0"/>
           <w:sz w:val="21"/>
         </w:rPr>
-        <w:t xml:space="preserve">tarjeta ya trae**, y las cámaras de demanda por </w:t>
-      </w:r>
-      <w:r>
-        <w:rPr>
-          <w:rFonts w:ascii="Consolas" w:hAnsi="Consolas"/>
+        <w:t>tarjeta ya trae</w:t>
+      </w:r>
+      <w:r>
+        <w:rPr>
+          <w:b/>
           <w:sz w:val="21"/>
         </w:rPr>
-        <w:t>PB0</w:t>
-      </w:r>
-      <w:r>
-        <w:rPr>
-          <w:b w:val="0"/>
+        <w:t xml:space="preserve">, y las cámaras de demanda por ~~`PB0` (bornera `J14`)~~ → 🔵 </w:t>
+      </w:r>
+      <w:r>
+        <w:rPr>
+          <w:rFonts w:ascii="Consolas" w:hAnsi="Consolas"/>
           <w:sz w:val="21"/>
         </w:rPr>
-        <w:t xml:space="preserve"> (bornera </w:t>
-      </w:r>
-      <w:r>
-        <w:rPr>
-          <w:rFonts w:ascii="Consolas" w:hAnsi="Consolas"/>
+        <w:t>J16</w:t>
+      </w:r>
+      <w:r>
+        <w:rPr>
+          <w:b w:val="0"/>
           <w:sz w:val="21"/>
         </w:rPr>
-        <w:t>J14</w:t>
-      </w:r>
+        <w:t xml:space="preserve"> p10 y p12**</w:t>
+      </w:r>
+    </w:p>
+    <w:p>
+      <w:pPr>
+        <w:spacing w:after="120"/>
+      </w:pPr>
       <w:r>
         <w:rPr>
           <w:b w:val="0"/>
           <w:sz w:val="21"/>
         </w:rPr>
-        <w:t>), que ya se lee.</w:t>
+        <w:t>(</w:t>
+      </w:r>
+      <w:r>
+        <w:rPr>
+          <w:rFonts w:ascii="Consolas" w:hAnsi="Consolas"/>
+          <w:sz w:val="21"/>
+        </w:rPr>
+        <w:t>D-2</w:t>
+      </w:r>
+      <w:r>
+        <w:rPr>
+          <w:b w:val="0"/>
+          <w:sz w:val="21"/>
+        </w:rPr>
+        <w:t>/</w:t>
+      </w:r>
+      <w:r>
+        <w:rPr>
+          <w:rFonts w:ascii="Consolas" w:hAnsi="Consolas"/>
+          <w:sz w:val="21"/>
+        </w:rPr>
+        <w:t>D-3</w:t>
+      </w:r>
+      <w:r>
+        <w:rPr>
+          <w:b w:val="0"/>
+          <w:sz w:val="21"/>
+        </w:rPr>
+        <w:t xml:space="preserve">, corregido el 07/09; lo mismo que ya dice la fila </w:t>
+      </w:r>
+      <w:r>
+        <w:rPr>
+          <w:rFonts w:ascii="Consolas" w:hAnsi="Consolas"/>
+          <w:sz w:val="21"/>
+        </w:rPr>
+        <w:t>A2</w:t>
+      </w:r>
+      <w:r>
+        <w:rPr>
+          <w:b w:val="0"/>
+          <w:sz w:val="21"/>
+        </w:rPr>
+        <w:t xml:space="preserve">). </w:t>
+      </w:r>
+      <w:r>
+        <w:rPr>
+          <w:b/>
+          <w:sz w:val="21"/>
+        </w:rPr>
+        <w:t>`J14`/`PB0` queda libre</w:t>
+      </w:r>
+      <w:r>
+        <w:rPr>
+          <w:b w:val="0"/>
+          <w:sz w:val="21"/>
+        </w:rPr>
+        <w:t>, y</w:t>
+      </w:r>
+    </w:p>
+    <w:p>
+      <w:pPr>
+        <w:spacing w:after="120"/>
+      </w:pPr>
+      <w:r>
+        <w:rPr>
+          <w:b w:val="0"/>
+          <w:sz w:val="21"/>
+        </w:rPr>
+        <w:t>por eso este resumen tampoco pide conector para él.</w:t>
       </w:r>
     </w:p>
     <w:p>

--- a/05_Funcional/15_Lista_de_Compras_Hardware.docx
+++ b/05_Funcional/15_Lista_de_Compras_Hardware.docx
@@ -15736,7 +15736,7 @@
           <w:color w:val="960000"/>
           <w:sz w:val="20"/>
         </w:rPr>
-        <w:t>el STM32 no tiene reloj y ya no atiende `SET_RTC`</w:t>
+        <w:t>el STM32 no tiene reloj propio y ya no atiende `SET_RTC`</w:t>
       </w:r>
       <w:r>
         <w:rPr>
@@ -15752,7 +15752,7 @@
           <w:color w:val="960000"/>
           <w:sz w:val="20"/>
         </w:rPr>
-        <w:t>dos relojes por cruce, uno por `ESP32`</w:t>
+        <w:t>dos `DS3231` por cruce, uno por `ESP32`</w:t>
       </w:r>
       <w:r>
         <w:rPr>
@@ -15808,7 +15808,327 @@
           <w:color w:val="960000"/>
           <w:sz w:val="20"/>
         </w:rPr>
-        <w:t xml:space="preserve"> | | ~~¿lo decide </w:t>
+        <w:t xml:space="preserve"> &gt; 🔵 </w:t>
+      </w:r>
+      <w:r>
+        <w:rPr>
+          <w:b/>
+          <w:color w:val="960000"/>
+          <w:sz w:val="20"/>
+        </w:rPr>
+        <w:t>07/09 (`D-20`) — MATIZ, PORQUE «DOS RELOJES POR CRUCE» SE ESTÁ LEYENDO COMO «DOS FUENTES &gt; DE HORA», Y ESO YA NO ES CIERTO.</w:t>
+      </w:r>
+      <w:r>
+        <w:rPr>
+          <w:b w:val="0"/>
+          <w:color w:val="960000"/>
+          <w:sz w:val="20"/>
+        </w:rPr>
+        <w:t xml:space="preserve"> Siguen siendo </w:t>
+      </w:r>
+      <w:r>
+        <w:rPr>
+          <w:b/>
+          <w:color w:val="960000"/>
+          <w:sz w:val="20"/>
+        </w:rPr>
+        <w:t>dos `DS3231`</w:t>
+      </w:r>
+      <w:r>
+        <w:rPr>
+          <w:b w:val="0"/>
+          <w:color w:val="960000"/>
+          <w:sz w:val="20"/>
+        </w:rPr>
+        <w:t xml:space="preserve"> (y </w:t>
+      </w:r>
+      <w:r>
+        <w:rPr>
+          <w:b/>
+          <w:color w:val="960000"/>
+          <w:sz w:val="20"/>
+        </w:rPr>
+        <w:t>la compra no cambia</w:t>
+      </w:r>
+      <w:r>
+        <w:rPr>
+          <w:b w:val="0"/>
+          <w:color w:val="960000"/>
+          <w:sz w:val="20"/>
+        </w:rPr>
+        <w:t xml:space="preserve">: &gt; </w:t>
+      </w:r>
+      <w:r>
+        <w:rPr>
+          <w:rFonts w:ascii="Consolas" w:hAnsi="Consolas"/>
+          <w:color w:val="960000"/>
+          <w:sz w:val="20"/>
+        </w:rPr>
+        <w:t>A-5</w:t>
+      </w:r>
+      <w:r>
+        <w:rPr>
+          <w:b w:val="0"/>
+          <w:color w:val="960000"/>
+          <w:sz w:val="20"/>
+        </w:rPr>
+        <w:t xml:space="preserve">), pero </w:t>
+      </w:r>
+      <w:r>
+        <w:rPr>
+          <w:b/>
+          <w:color w:val="960000"/>
+          <w:sz w:val="20"/>
+        </w:rPr>
+        <w:t>la FUENTE es UNA SOLA: el ESP32 Maestro.</w:t>
+      </w:r>
+      <w:r>
+        <w:rPr>
+          <w:b w:val="0"/>
+          <w:color w:val="960000"/>
+          <w:sz w:val="20"/>
+        </w:rPr>
+        <w:t xml:space="preserve"> La hora viaja &gt; </w:t>
+      </w:r>
+      <w:r>
+        <w:rPr>
+          <w:rFonts w:ascii="Consolas" w:hAnsi="Consolas"/>
+          <w:color w:val="960000"/>
+          <w:sz w:val="20"/>
+        </w:rPr>
+        <w:t>ESP32-M -&gt; STM32-M -&gt; radio -&gt; STM32-E -&gt; ESP32-E</w:t>
+      </w:r>
+      <w:r>
+        <w:rPr>
+          <w:b w:val="0"/>
+          <w:color w:val="960000"/>
+          <w:sz w:val="20"/>
+        </w:rPr>
+        <w:t xml:space="preserve">, con los STM32 haciendo de </w:t>
+      </w:r>
+      <w:r>
+        <w:rPr>
+          <w:b/>
+          <w:color w:val="960000"/>
+          <w:sz w:val="20"/>
+        </w:rPr>
+        <w:t>carteros</w:t>
+      </w:r>
+      <w:r>
+        <w:rPr>
+          <w:b w:val="0"/>
+          <w:color w:val="960000"/>
+          <w:sz w:val="20"/>
+        </w:rPr>
+        <w:t xml:space="preserve">, &gt; porque </w:t>
+      </w:r>
+      <w:r>
+        <w:rPr>
+          <w:b/>
+          <w:color w:val="960000"/>
+          <w:sz w:val="20"/>
+        </w:rPr>
+        <w:t>los dos ESP32 no se hablan entre sí</w:t>
+      </w:r>
+      <w:r>
+        <w:rPr>
+          <w:b w:val="0"/>
+          <w:color w:val="960000"/>
+          <w:sz w:val="20"/>
+        </w:rPr>
+        <w:t xml:space="preserve">. </w:t>
+      </w:r>
+      <w:r>
+        <w:rPr>
+          <w:b/>
+          <w:color w:val="960000"/>
+          <w:sz w:val="20"/>
+        </w:rPr>
+        <w:t>La app NO pone la hora en el poste 2: nunca.</w:t>
+      </w:r>
+      <w:r>
+        <w:rPr>
+          <w:b w:val="0"/>
+          <w:color w:val="960000"/>
+          <w:sz w:val="20"/>
+        </w:rPr>
+        <w:t xml:space="preserve"> &gt; Un </w:t>
+      </w:r>
+      <w:r>
+        <w:rPr>
+          <w:rFonts w:ascii="Consolas" w:hAnsi="Consolas"/>
+          <w:color w:val="960000"/>
+          <w:sz w:val="20"/>
+        </w:rPr>
+        <w:t>SET_RTC</w:t>
+      </w:r>
+      <w:r>
+        <w:rPr>
+          <w:b w:val="0"/>
+          <w:color w:val="960000"/>
+          <w:sz w:val="20"/>
+        </w:rPr>
+        <w:t xml:space="preserve"> dirigido al Esclavo </w:t>
+      </w:r>
+      <w:r>
+        <w:rPr>
+          <w:b/>
+          <w:color w:val="960000"/>
+          <w:sz w:val="20"/>
+        </w:rPr>
+        <w:t>se rechaza</w:t>
+      </w:r>
+      <w:r>
+        <w:rPr>
+          <w:b w:val="0"/>
+          <w:color w:val="960000"/>
+          <w:sz w:val="20"/>
+        </w:rPr>
+        <w:t xml:space="preserve"> — no es una sincronización, </w:t>
+      </w:r>
+      <w:r>
+        <w:rPr>
+          <w:b/>
+          <w:color w:val="960000"/>
+          <w:sz w:val="20"/>
+        </w:rPr>
+        <w:t>es una segunda &gt; fuente</w:t>
+      </w:r>
+      <w:r>
+        <w:rPr>
+          <w:b w:val="0"/>
+          <w:color w:val="960000"/>
+          <w:sz w:val="20"/>
+        </w:rPr>
+        <w:t xml:space="preserve">. &gt; &gt; </w:t>
+      </w:r>
+      <w:r>
+        <w:rPr>
+          <w:b/>
+          <w:color w:val="960000"/>
+          <w:sz w:val="20"/>
+        </w:rPr>
+        <w:t>El `DS3231` del poste 2 no es una segunda fuente: es la MEMORIA de la única fuente</w:t>
+      </w:r>
+      <w:r>
+        <w:rPr>
+          <w:b w:val="0"/>
+          <w:color w:val="960000"/>
+          <w:sz w:val="20"/>
+        </w:rPr>
+        <w:t xml:space="preserve">, la que &gt; conserva la hora con su pila cuando se cae la radio. Por eso son dos y por eso </w:t>
+      </w:r>
+      <w:r>
+        <w:rPr>
+          <w:rFonts w:ascii="Consolas" w:hAnsi="Consolas"/>
+          <w:color w:val="960000"/>
+          <w:sz w:val="20"/>
+        </w:rPr>
+        <w:t>D-20</w:t>
+      </w:r>
+      <w:r>
+        <w:rPr>
+          <w:b w:val="0"/>
+          <w:color w:val="960000"/>
+          <w:sz w:val="20"/>
+        </w:rPr>
+        <w:t xml:space="preserve"> no reduce &gt; la compra a uno. &gt; &gt; ⚠️ </w:t>
+      </w:r>
+      <w:r>
+        <w:rPr>
+          <w:b/>
+          <w:color w:val="960000"/>
+          <w:sz w:val="20"/>
+        </w:rPr>
+        <w:t>SIN CONSTRUIR</w:t>
+      </w:r>
+      <w:r>
+        <w:rPr>
+          <w:b w:val="0"/>
+          <w:color w:val="960000"/>
+          <w:sz w:val="20"/>
+        </w:rPr>
+        <w:t xml:space="preserve"> — falta el mando ESP32 → STM32 que siembre la hora, y el rechazo del &gt; </w:t>
+      </w:r>
+      <w:r>
+        <w:rPr>
+          <w:rFonts w:ascii="Consolas" w:hAnsi="Consolas"/>
+          <w:color w:val="960000"/>
+          <w:sz w:val="20"/>
+        </w:rPr>
+        <w:t>SET_RTC</w:t>
+      </w:r>
+      <w:r>
+        <w:rPr>
+          <w:b w:val="0"/>
+          <w:color w:val="960000"/>
+          <w:sz w:val="20"/>
+        </w:rPr>
+        <w:t xml:space="preserve"> en el poste 2 tampoco existe: el puente es </w:t>
+      </w:r>
+      <w:r>
+        <w:rPr>
+          <w:b/>
+          <w:color w:val="960000"/>
+          <w:sz w:val="20"/>
+        </w:rPr>
+        <w:t>el mismo firmware en los dos postes</w:t>
+      </w:r>
+      <w:r>
+        <w:rPr>
+          <w:b w:val="0"/>
+          <w:color w:val="960000"/>
+          <w:sz w:val="20"/>
+        </w:rPr>
+        <w:t xml:space="preserve"> y &gt; su despachador </w:t>
+      </w:r>
+      <w:r>
+        <w:rPr>
+          <w:b/>
+          <w:color w:val="960000"/>
+          <w:sz w:val="20"/>
+        </w:rPr>
+        <w:t>no sabe en cuál está</w:t>
+      </w:r>
+      <w:r>
+        <w:rPr>
+          <w:b w:val="0"/>
+          <w:color w:val="960000"/>
+          <w:sz w:val="20"/>
+        </w:rPr>
+        <w:t xml:space="preserve"> &gt; (</w:t>
+      </w:r>
+      <w:r>
+        <w:rPr>
+          <w:rFonts w:ascii="Consolas" w:hAnsi="Consolas"/>
+          <w:color w:val="960000"/>
+          <w:sz w:val="20"/>
+        </w:rPr>
+        <w:t>grep -c "ESCLAVO\|Esclavo\|esclavo" 01_Firmware/ESP32_Expansion/src/despachador.cpp</w:t>
+      </w:r>
+      <w:r>
+        <w:rPr>
+          <w:b w:val="0"/>
+          <w:color w:val="960000"/>
+          <w:sz w:val="20"/>
+        </w:rPr>
+        <w:t xml:space="preserve"> → </w:t>
+      </w:r>
+      <w:r>
+        <w:rPr>
+          <w:rFonts w:ascii="Consolas" w:hAnsi="Consolas"/>
+          <w:color w:val="960000"/>
+          <w:sz w:val="20"/>
+        </w:rPr>
+        <w:t>0</w:t>
+      </w:r>
+      <w:r>
+        <w:rPr>
+          <w:b w:val="0"/>
+          <w:color w:val="960000"/>
+          <w:sz w:val="20"/>
+        </w:rPr>
+        <w:t xml:space="preserve">, &gt; corrido el 07/09). | | ~~¿lo decide </w:t>
       </w:r>
       <w:r>
         <w:rPr>
@@ -16391,7 +16711,135 @@
           <w:color w:val="960000"/>
           <w:sz w:val="20"/>
         </w:rPr>
-        <w:t xml:space="preserve"> | mismo módulo | ✅ **escrito** | &gt; | 🆕 **Publicar la hora hacia la app** (</w:t>
+        <w:t xml:space="preserve"> | mismo módulo | ✅ **escrito** — 🔴 **07/09: y lo atiende EN LOS DOS POSTES, que es lo que </w:t>
+      </w:r>
+      <w:r>
+        <w:rPr>
+          <w:b w:val="0"/>
+          <w:color w:val="960000"/>
+          <w:sz w:val="20"/>
+        </w:rPr>
+        <w:t>D-20</w:t>
+      </w:r>
+      <w:r>
+        <w:rPr>
+          <w:rFonts w:ascii="Consolas" w:hAnsi="Consolas"/>
+          <w:color w:val="960000"/>
+          <w:sz w:val="20"/>
+        </w:rPr>
+        <w:t xml:space="preserve"> prohíbe.** La app **no** debe poner la hora en el poste 2; ese </w:t>
+      </w:r>
+      <w:r>
+        <w:rPr>
+          <w:b w:val="0"/>
+          <w:color w:val="960000"/>
+          <w:sz w:val="20"/>
+        </w:rPr>
+        <w:t>SET_RTC</w:t>
+      </w:r>
+      <w:r>
+        <w:rPr>
+          <w:rFonts w:ascii="Consolas" w:hAnsi="Consolas"/>
+          <w:color w:val="960000"/>
+          <w:sz w:val="20"/>
+        </w:rPr>
+        <w:t xml:space="preserve"> **tiene que rechazarse**, y hoy **no se rechaza**: el puente es el mismo firmware en las dos puntas y su despachador **no sabe en cuál está** (</w:t>
+      </w:r>
+      <w:r>
+        <w:rPr>
+          <w:b w:val="0"/>
+          <w:color w:val="960000"/>
+          <w:sz w:val="20"/>
+        </w:rPr>
+        <w:t>grep -ci esclavo 01_Firmware/ESP32_Expansion/src/despachador.cpp</w:t>
+      </w:r>
+      <w:r>
+        <w:rPr>
+          <w:rFonts w:ascii="Consolas" w:hAnsi="Consolas"/>
+          <w:color w:val="960000"/>
+          <w:sz w:val="20"/>
+        </w:rPr>
+        <w:t xml:space="preserve"> → </w:t>
+      </w:r>
+      <w:r>
+        <w:rPr>
+          <w:b w:val="0"/>
+          <w:color w:val="960000"/>
+          <w:sz w:val="20"/>
+        </w:rPr>
+        <w:t>0</w:t>
+      </w:r>
+      <w:r>
+        <w:rPr>
+          <w:rFonts w:ascii="Consolas" w:hAnsi="Consolas"/>
+          <w:color w:val="960000"/>
+          <w:sz w:val="20"/>
+        </w:rPr>
+        <w:t>, corrido el 07/09). **⚪ el rechazo está SIN CONSTRUIR** | &gt; | 🆕 **Recibir la hora del ESP32 Maestro y sembrarla en el STM32** (</w:t>
+      </w:r>
+      <w:r>
+        <w:rPr>
+          <w:b w:val="0"/>
+          <w:color w:val="960000"/>
+          <w:sz w:val="20"/>
+        </w:rPr>
+        <w:t>D-20</w:t>
+      </w:r>
+      <w:r>
+        <w:rPr>
+          <w:rFonts w:ascii="Consolas" w:hAnsi="Consolas"/>
+          <w:color w:val="960000"/>
+          <w:sz w:val="20"/>
+        </w:rPr>
+        <w:t xml:space="preserve">, 07/09) | </w:t>
+      </w:r>
+      <w:r>
+        <w:rPr>
+          <w:b w:val="0"/>
+          <w:color w:val="960000"/>
+          <w:sz w:val="20"/>
+        </w:rPr>
+        <w:t>ESP32_Expansion/src/enlace_stm32.cpp</w:t>
+      </w:r>
+      <w:r>
+        <w:rPr>
+          <w:rFonts w:ascii="Consolas" w:hAnsi="Consolas"/>
+          <w:color w:val="960000"/>
+          <w:sz w:val="20"/>
+        </w:rPr>
+        <w:t xml:space="preserve"> — **el camino físico existe; el mando NO**: ese fichero no menciona </w:t>
+      </w:r>
+      <w:r>
+        <w:rPr>
+          <w:b w:val="0"/>
+          <w:color w:val="960000"/>
+          <w:sz w:val="20"/>
+        </w:rPr>
+        <w:t>RTC</w:t>
+      </w:r>
+      <w:r>
+        <w:rPr>
+          <w:rFonts w:ascii="Consolas" w:hAnsi="Consolas"/>
+          <w:color w:val="960000"/>
+          <w:sz w:val="20"/>
+        </w:rPr>
+        <w:t xml:space="preserve"> ni </w:t>
+      </w:r>
+      <w:r>
+        <w:rPr>
+          <w:b w:val="0"/>
+          <w:color w:val="960000"/>
+          <w:sz w:val="20"/>
+        </w:rPr>
+        <w:t>hora</w:t>
+      </w:r>
+      <w:r>
+        <w:rPr>
+          <w:rFonts w:ascii="Consolas" w:hAnsi="Consolas"/>
+          <w:color w:val="960000"/>
+          <w:sz w:val="20"/>
+        </w:rPr>
+        <w:t xml:space="preserve"> ni una vez (comprobado el 07/09) | ⚪ **SIN CONSTRUIR** | &gt; | 🆕 **Publicar la hora hacia la app** (</w:t>
       </w:r>
       <w:r>
         <w:rPr>
@@ -16727,7 +17175,167 @@
           <w:color w:val="960000"/>
           <w:sz w:val="20"/>
         </w:rPr>
-        <w:t xml:space="preserve"> lo lleva, y los dos están montados.** * ~~🔴 **Sigue sin haber driver, y eso no es una avería.** Ver el aviso del bloque B, que se mantiene entero: **al enchufarlo no dará la hora, porque no hay código que le hable** — ahora en el </w:t>
+        <w:t xml:space="preserve"> lo lleva, y los dos están montados.** &gt; 🔵 **07/09 (</w:t>
+      </w:r>
+      <w:r>
+        <w:rPr>
+          <w:b w:val="0"/>
+          <w:color w:val="960000"/>
+          <w:sz w:val="20"/>
+        </w:rPr>
+        <w:t>D-20</w:t>
+      </w:r>
+      <w:r>
+        <w:rPr>
+          <w:rFonts w:ascii="Consolas" w:hAnsi="Consolas"/>
+          <w:color w:val="960000"/>
+          <w:sz w:val="20"/>
+        </w:rPr>
+        <w:t xml:space="preserve">) — LA CONCLUSIÓN «SON DOS» NO SE TOCA. EL MOTIVO SÍ HAY QUE MATIZARLO.** &gt; </w:t>
+      </w:r>
+      <w:r>
+        <w:rPr>
+          <w:b w:val="0"/>
+          <w:color w:val="960000"/>
+          <w:sz w:val="20"/>
+        </w:rPr>
+        <w:t>D-20</w:t>
+      </w:r>
+      <w:r>
+        <w:rPr>
+          <w:rFonts w:ascii="Consolas" w:hAnsi="Consolas"/>
+          <w:color w:val="960000"/>
+          <w:sz w:val="20"/>
+        </w:rPr>
+        <w:t xml:space="preserve"> sí construye un camino por radio para la hora —</w:t>
+      </w:r>
+      <w:r>
+        <w:rPr>
+          <w:b w:val="0"/>
+          <w:color w:val="960000"/>
+          <w:sz w:val="20"/>
+        </w:rPr>
+        <w:t>ESP32-M -&gt; STM32-M -&gt; radio -&gt; STM32-E &gt; -&gt; ESP32-E</w:t>
+      </w:r>
+      <w:r>
+        <w:rPr>
+          <w:rFonts w:ascii="Consolas" w:hAnsi="Consolas"/>
+          <w:color w:val="960000"/>
+          <w:sz w:val="20"/>
+        </w:rPr>
+        <w:t xml:space="preserve">, con los STM32 de **carteros**—, así que *«el Esclavo toma la hora del Maestro por &gt; radio»* **vuelve a ser el diseño**. Lo que **no** vuelve es la consecuencia de compra: &gt; &gt; 🔴 **SIGUEN HACIENDO FALTA LOS DOS </w:t>
+      </w:r>
+      <w:r>
+        <w:rPr>
+          <w:b w:val="0"/>
+          <w:color w:val="960000"/>
+          <w:sz w:val="20"/>
+        </w:rPr>
+        <w:t>DS3231</w:t>
+      </w:r>
+      <w:r>
+        <w:rPr>
+          <w:rFonts w:ascii="Consolas" w:hAnsi="Consolas"/>
+          <w:color w:val="960000"/>
+          <w:sz w:val="20"/>
+        </w:rPr>
+        <w:t xml:space="preserve"> (</w:t>
+      </w:r>
+      <w:r>
+        <w:rPr>
+          <w:b w:val="0"/>
+          <w:color w:val="960000"/>
+          <w:sz w:val="20"/>
+        </w:rPr>
+        <w:t>A-5</w:t>
+      </w:r>
+      <w:r>
+        <w:rPr>
+          <w:rFonts w:ascii="Consolas" w:hAnsi="Consolas"/>
+          <w:color w:val="960000"/>
+          <w:sz w:val="20"/>
+        </w:rPr>
+        <w:t xml:space="preserve">), y ahora con un motivo MÁS fuerte que &gt; antes:** el del Esclavo es lo que **conserva la hora con su pila cuando se cae la radio** — y &gt; la radio se cae justo cuando hace falta el Modo Degradado, que es el modo que **exige hora**. &gt; **Sin ese segundo </w:t>
+      </w:r>
+      <w:r>
+        <w:rPr>
+          <w:b w:val="0"/>
+          <w:color w:val="960000"/>
+          <w:sz w:val="20"/>
+        </w:rPr>
+        <w:t>DS3231</w:t>
+      </w:r>
+      <w:r>
+        <w:rPr>
+          <w:rFonts w:ascii="Consolas" w:hAnsi="Consolas"/>
+          <w:color w:val="960000"/>
+          <w:sz w:val="20"/>
+        </w:rPr>
+        <w:t xml:space="preserve">, </w:t>
+      </w:r>
+      <w:r>
+        <w:rPr>
+          <w:b w:val="0"/>
+          <w:color w:val="960000"/>
+          <w:sz w:val="20"/>
+        </w:rPr>
+        <w:t>D-20</w:t>
+      </w:r>
+      <w:r>
+        <w:rPr>
+          <w:rFonts w:ascii="Consolas" w:hAnsi="Consolas"/>
+          <w:color w:val="960000"/>
+          <w:sz w:val="20"/>
+        </w:rPr>
+        <w:t xml:space="preserve"> deja el poste 2 sin hora en el único momento en que la &gt; necesita.** *Perder la radio no es perder la hora — pero sólo si hay pila donde guardarla.* &gt; &gt; ⚠️ **SIN CONSTRUIR:** falta el mando ESP32 → STM32 que siembre la hora &gt; (</w:t>
+      </w:r>
+      <w:r>
+        <w:rPr>
+          <w:b w:val="0"/>
+          <w:color w:val="960000"/>
+          <w:sz w:val="20"/>
+        </w:rPr>
+        <w:t>ESP32_Expansion/src/enlace_stm32.cpp</w:t>
+      </w:r>
+      <w:r>
+        <w:rPr>
+          <w:rFonts w:ascii="Consolas" w:hAnsi="Consolas"/>
+          <w:color w:val="960000"/>
+          <w:sz w:val="20"/>
+        </w:rPr>
+        <w:t xml:space="preserve"> **no menciona </w:t>
+      </w:r>
+      <w:r>
+        <w:rPr>
+          <w:b w:val="0"/>
+          <w:color w:val="960000"/>
+          <w:sz w:val="20"/>
+        </w:rPr>
+        <w:t>RTC</w:t>
+      </w:r>
+      <w:r>
+        <w:rPr>
+          <w:rFonts w:ascii="Consolas" w:hAnsi="Consolas"/>
+          <w:color w:val="960000"/>
+          <w:sz w:val="20"/>
+        </w:rPr>
+        <w:t xml:space="preserve"> ni </w:t>
+      </w:r>
+      <w:r>
+        <w:rPr>
+          <w:b w:val="0"/>
+          <w:color w:val="960000"/>
+          <w:sz w:val="20"/>
+        </w:rPr>
+        <w:t>hora</w:t>
+      </w:r>
+      <w:r>
+        <w:rPr>
+          <w:rFonts w:ascii="Consolas" w:hAnsi="Consolas"/>
+          <w:color w:val="960000"/>
+          <w:sz w:val="20"/>
+        </w:rPr>
+        <w:t xml:space="preserve">**, comprobado el 07/09). * ~~🔴 **Sigue sin haber driver, y eso no es una avería.** Ver el aviso del bloque B, que se mantiene entero: **al enchufarlo no dará la hora, porque no hay código que le hable** — ahora en el </w:t>
       </w:r>
       <w:r>
         <w:rPr>
@@ -22336,7 +22944,7 @@
                 <w:b w:val="0"/>
                 <w:sz w:val="19"/>
               </w:rPr>
-              <w:t xml:space="preserve"> muerto). </w:t>
+              <w:t xml:space="preserve"> muerto). ~~</w:t>
             </w:r>
             <w:r>
               <w:rPr>
@@ -22350,14 +22958,42 @@
                 <w:b w:val="0"/>
                 <w:sz w:val="19"/>
               </w:rPr>
-              <w:t xml:space="preserve"> — y lo lleva: son </w:t>
+              <w:t xml:space="preserve">~~ 🔴 </w:t>
             </w:r>
             <w:r>
               <w:rPr>
                 <w:b/>
                 <w:sz w:val="19"/>
               </w:rPr>
-              <w:t>dos, uno por `ESP32`, ya puestos</w:t>
+              <w:t>07/09: esta última frase la deroga `D-20` — ver la nota de abajo.</w:t>
+            </w:r>
+            <w:r>
+              <w:rPr>
+                <w:b w:val="0"/>
+                <w:sz w:val="19"/>
+              </w:rPr>
+              <w:t xml:space="preserve"> Lo que </w:t>
+            </w:r>
+            <w:r>
+              <w:rPr>
+                <w:b/>
+                <w:sz w:val="19"/>
+              </w:rPr>
+              <w:t>NO cambia</w:t>
+            </w:r>
+            <w:r>
+              <w:rPr>
+                <w:b w:val="0"/>
+                <w:sz w:val="19"/>
+              </w:rPr>
+              <w:t xml:space="preserve"> es la compra: son </w:t>
+            </w:r>
+            <w:r>
+              <w:rPr>
+                <w:b/>
+                <w:sz w:val="19"/>
+              </w:rPr>
+              <w:t>DOS, uno por `ESP32`, ya puestos</w:t>
             </w:r>
             <w:r>
               <w:rPr>
@@ -22504,6 +23140,501 @@
       <w:pPr>
         <w:spacing w:after="120"/>
       </w:pPr>
+    </w:p>
+    <w:p>
+      <w:pPr>
+        <w:spacing w:after="160"/>
+        <w:ind w:left="360"/>
+        <w:shd w:val="clear" w:fill="FFF4E5"/>
+      </w:pPr>
+      <w:r>
+        <w:rPr>
+          <w:b w:val="0"/>
+          <w:color w:val="960000"/>
+          <w:sz w:val="20"/>
+        </w:rPr>
+        <w:t>🔵 07/09 (</w:t>
+      </w:r>
+      <w:r>
+        <w:rPr>
+          <w:rFonts w:ascii="Consolas" w:hAnsi="Consolas"/>
+          <w:color w:val="960000"/>
+          <w:sz w:val="20"/>
+        </w:rPr>
+        <w:t>D-20</w:t>
+      </w:r>
+      <w:r>
+        <w:rPr>
+          <w:b w:val="0"/>
+          <w:color w:val="960000"/>
+          <w:sz w:val="20"/>
+        </w:rPr>
+        <w:t xml:space="preserve">) — LA TACHADURA DE LA PRIMERA FILA ESTÁ MAL HECHA, Y ES UN AVISO DE MÉTODO </w:t>
+      </w:r>
+      <w:r>
+        <w:rPr>
+          <w:b/>
+          <w:color w:val="960000"/>
+          <w:sz w:val="20"/>
+        </w:rPr>
+        <w:t>Lo tachado ahí</w:t>
+      </w:r>
+      <w:r>
+        <w:rPr>
+          <w:b w:val="0"/>
+          <w:color w:val="960000"/>
+          <w:sz w:val="20"/>
+        </w:rPr>
+        <w:t xml:space="preserve"> —*«ya toma la hora del Maestro por radio (</w:t>
+      </w:r>
+      <w:r>
+        <w:rPr>
+          <w:rFonts w:ascii="Consolas" w:hAnsi="Consolas"/>
+          <w:color w:val="960000"/>
+          <w:sz w:val="20"/>
+        </w:rPr>
+        <w:t>CMD_HORA_*</w:t>
+      </w:r>
+      <w:r>
+        <w:rPr>
+          <w:b w:val="0"/>
+          <w:color w:val="960000"/>
+          <w:sz w:val="20"/>
+        </w:rPr>
+        <w:t xml:space="preserve">, SFTY-23)»*— </w:t>
+      </w:r>
+      <w:r>
+        <w:rPr>
+          <w:b/>
+          <w:color w:val="960000"/>
+          <w:sz w:val="20"/>
+        </w:rPr>
+        <w:t>es exactamente lo que `D-20` restaura</w:t>
+      </w:r>
+      <w:r>
+        <w:rPr>
+          <w:b w:val="0"/>
+          <w:color w:val="960000"/>
+          <w:sz w:val="20"/>
+        </w:rPr>
+        <w:t xml:space="preserve"> en cuanto a </w:t>
+      </w:r>
+      <w:r>
+        <w:rPr>
+          <w:b/>
+          <w:color w:val="960000"/>
+          <w:sz w:val="20"/>
+        </w:rPr>
+        <w:t>de dónde sale la hora del poste 2. No se destacha</w:t>
+      </w:r>
+      <w:r>
+        <w:rPr>
+          <w:b w:val="0"/>
+          <w:color w:val="960000"/>
+          <w:sz w:val="20"/>
+        </w:rPr>
+        <w:t xml:space="preserve"> (era falso el 05/09 y sigue siéndolo hoy, porque el camino </w:t>
+      </w:r>
+      <w:r>
+        <w:rPr>
+          <w:b/>
+          <w:color w:val="960000"/>
+          <w:sz w:val="20"/>
+        </w:rPr>
+        <w:t>no está construido</w:t>
+      </w:r>
+      <w:r>
+        <w:rPr>
+          <w:b w:val="0"/>
+          <w:color w:val="960000"/>
+          <w:sz w:val="20"/>
+        </w:rPr>
+        <w:t xml:space="preserve">), pero hay que decir por qué vuelve: | | | |---|---| | por qué se tachó (05/09) | el camino sincronizaba </w:t>
+      </w:r>
+      <w:r>
+        <w:rPr>
+          <w:b/>
+          <w:color w:val="960000"/>
+          <w:sz w:val="20"/>
+        </w:rPr>
+        <w:t>el reloj del STM32</w:t>
+      </w:r>
+      <w:r>
+        <w:rPr>
+          <w:b w:val="0"/>
+          <w:color w:val="960000"/>
+          <w:sz w:val="20"/>
+        </w:rPr>
+        <w:t xml:space="preserve">, y ese reloj </w:t>
+      </w:r>
+      <w:r>
+        <w:rPr>
+          <w:b/>
+          <w:color w:val="960000"/>
+          <w:sz w:val="20"/>
+        </w:rPr>
+        <w:t>no existe</w:t>
+      </w:r>
+      <w:r>
+        <w:rPr>
+          <w:b w:val="0"/>
+          <w:color w:val="960000"/>
+          <w:sz w:val="20"/>
+        </w:rPr>
+        <w:t xml:space="preserve"> (</w:t>
+      </w:r>
+      <w:r>
+        <w:rPr>
+          <w:rFonts w:ascii="Consolas" w:hAnsi="Consolas"/>
+          <w:color w:val="960000"/>
+          <w:sz w:val="20"/>
+        </w:rPr>
+        <w:t>Y2</w:t>
+      </w:r>
+      <w:r>
+        <w:rPr>
+          <w:b w:val="0"/>
+          <w:color w:val="960000"/>
+          <w:sz w:val="20"/>
+        </w:rPr>
+        <w:t xml:space="preserve"> muerto, N-17) | | qué cambia con </w:t>
+      </w:r>
+      <w:r>
+        <w:rPr>
+          <w:rFonts w:ascii="Consolas" w:hAnsi="Consolas"/>
+          <w:color w:val="960000"/>
+          <w:sz w:val="20"/>
+        </w:rPr>
+        <w:t>D-20</w:t>
+      </w:r>
+      <w:r>
+        <w:rPr>
+          <w:b w:val="0"/>
+          <w:color w:val="960000"/>
+          <w:sz w:val="20"/>
+        </w:rPr>
+        <w:t xml:space="preserve"> (07/09) | la hora ya </w:t>
+      </w:r>
+      <w:r>
+        <w:rPr>
+          <w:b/>
+          <w:color w:val="960000"/>
+          <w:sz w:val="20"/>
+        </w:rPr>
+        <w:t>no nace</w:t>
+      </w:r>
+      <w:r>
+        <w:rPr>
+          <w:b w:val="0"/>
+          <w:color w:val="960000"/>
+          <w:sz w:val="20"/>
+        </w:rPr>
+        <w:t xml:space="preserve"> del RTC del STM32: nace del </w:t>
+      </w:r>
+      <w:r>
+        <w:rPr>
+          <w:b/>
+          <w:color w:val="960000"/>
+          <w:sz w:val="20"/>
+        </w:rPr>
+        <w:t>`DS3231` del ESP32 Maestro</w:t>
+      </w:r>
+      <w:r>
+        <w:rPr>
+          <w:b w:val="0"/>
+          <w:color w:val="960000"/>
+          <w:sz w:val="20"/>
+        </w:rPr>
+        <w:t xml:space="preserve"> y viaja </w:t>
+      </w:r>
+      <w:r>
+        <w:rPr>
+          <w:rFonts w:ascii="Consolas" w:hAnsi="Consolas"/>
+          <w:color w:val="960000"/>
+          <w:sz w:val="20"/>
+        </w:rPr>
+        <w:t>ESP32-M -&gt; STM32-M -&gt; radio -&gt; STM32-E -&gt; ESP32-E</w:t>
+      </w:r>
+      <w:r>
+        <w:rPr>
+          <w:b w:val="0"/>
+          <w:color w:val="960000"/>
+          <w:sz w:val="20"/>
+        </w:rPr>
+        <w:t xml:space="preserve">. </w:t>
+      </w:r>
+      <w:r>
+        <w:rPr>
+          <w:b/>
+          <w:color w:val="960000"/>
+          <w:sz w:val="20"/>
+        </w:rPr>
+        <w:t>Los STM32 son carteros, no dueños</w:t>
+      </w:r>
+      <w:r>
+        <w:rPr>
+          <w:b w:val="0"/>
+          <w:color w:val="960000"/>
+          <w:sz w:val="20"/>
+        </w:rPr>
+        <w:t xml:space="preserve"> | | qué NO cambia | 🔴 </w:t>
+      </w:r>
+      <w:r>
+        <w:rPr>
+          <w:b/>
+          <w:color w:val="960000"/>
+          <w:sz w:val="20"/>
+        </w:rPr>
+        <w:t>la compra sigue siendo DOS `DS3231`, uno por poste</w:t>
+      </w:r>
+      <w:r>
+        <w:rPr>
+          <w:b w:val="0"/>
+          <w:color w:val="960000"/>
+          <w:sz w:val="20"/>
+        </w:rPr>
+        <w:t xml:space="preserve"> (</w:t>
+      </w:r>
+      <w:r>
+        <w:rPr>
+          <w:rFonts w:ascii="Consolas" w:hAnsi="Consolas"/>
+          <w:color w:val="960000"/>
+          <w:sz w:val="20"/>
+        </w:rPr>
+        <w:t>A-5</w:t>
+      </w:r>
+      <w:r>
+        <w:rPr>
+          <w:b w:val="0"/>
+          <w:color w:val="960000"/>
+          <w:sz w:val="20"/>
+        </w:rPr>
+        <w:t xml:space="preserve">). El del Esclavo es el que </w:t>
+      </w:r>
+      <w:r>
+        <w:rPr>
+          <w:b/>
+          <w:color w:val="960000"/>
+          <w:sz w:val="20"/>
+        </w:rPr>
+        <w:t>conserva la hora con su pila cuando se cae la radio</w:t>
+      </w:r>
+      <w:r>
+        <w:rPr>
+          <w:b w:val="0"/>
+          <w:color w:val="960000"/>
+          <w:sz w:val="20"/>
+        </w:rPr>
+        <w:t xml:space="preserve">. </w:t>
+      </w:r>
+      <w:r>
+        <w:rPr>
+          <w:b/>
+          <w:color w:val="960000"/>
+          <w:sz w:val="20"/>
+        </w:rPr>
+        <w:t>`D-20` NO reduce la compra a uno</w:t>
+      </w:r>
+      <w:r>
+        <w:rPr>
+          <w:b w:val="0"/>
+          <w:color w:val="960000"/>
+          <w:sz w:val="20"/>
+        </w:rPr>
+        <w:t xml:space="preserve"> | ⚠️ </w:t>
+      </w:r>
+      <w:r>
+        <w:rPr>
+          <w:b/>
+          <w:color w:val="960000"/>
+          <w:sz w:val="20"/>
+        </w:rPr>
+        <w:t>Y sigue SIN CONSTRUIR</w:t>
+      </w:r>
+      <w:r>
+        <w:rPr>
+          <w:b w:val="0"/>
+          <w:color w:val="960000"/>
+          <w:sz w:val="20"/>
+        </w:rPr>
+        <w:t>: falta el mando ESP32 → STM32 que siembre la hora. El camino físico existe (</w:t>
+      </w:r>
+      <w:r>
+        <w:rPr>
+          <w:rFonts w:ascii="Consolas" w:hAnsi="Consolas"/>
+          <w:color w:val="960000"/>
+          <w:sz w:val="20"/>
+        </w:rPr>
+        <w:t>ESP32_Expansion/src/enlace_stm32.cpp</w:t>
+      </w:r>
+      <w:r>
+        <w:rPr>
+          <w:b w:val="0"/>
+          <w:color w:val="960000"/>
+          <w:sz w:val="20"/>
+        </w:rPr>
+        <w:t xml:space="preserve">), </w:t>
+      </w:r>
+      <w:r>
+        <w:rPr>
+          <w:b/>
+          <w:color w:val="960000"/>
+          <w:sz w:val="20"/>
+        </w:rPr>
+        <w:t>el mando no</w:t>
+      </w:r>
+      <w:r>
+        <w:rPr>
+          <w:b w:val="0"/>
+          <w:color w:val="960000"/>
+          <w:sz w:val="20"/>
+        </w:rPr>
+        <w:t xml:space="preserve"> — ese fichero </w:t>
+      </w:r>
+      <w:r>
+        <w:rPr>
+          <w:b/>
+          <w:color w:val="960000"/>
+          <w:sz w:val="20"/>
+        </w:rPr>
+        <w:t>no menciona `RTC` ni `hora` ni una vez</w:t>
+      </w:r>
+      <w:r>
+        <w:rPr>
+          <w:b w:val="0"/>
+          <w:color w:val="960000"/>
+          <w:sz w:val="20"/>
+        </w:rPr>
+        <w:t xml:space="preserve"> (comprobado el 07/09). O sea que </w:t>
+      </w:r>
+      <w:r>
+        <w:rPr>
+          <w:b/>
+          <w:color w:val="960000"/>
+          <w:sz w:val="20"/>
+        </w:rPr>
+        <w:t>hoy</w:t>
+      </w:r>
+      <w:r>
+        <w:rPr>
+          <w:b w:val="0"/>
+          <w:color w:val="960000"/>
+          <w:sz w:val="20"/>
+        </w:rPr>
+        <w:t xml:space="preserve"> la hora del poste 2 sigue poniéndose a mano en su propio puente. </w:t>
+      </w:r>
+      <w:r>
+        <w:rPr>
+          <w:b/>
+          <w:color w:val="960000"/>
+          <w:sz w:val="20"/>
+        </w:rPr>
+        <w:t>Esto describe adónde va, no lo que ya está hecho.</w:t>
+      </w:r>
+      <w:r>
+        <w:rPr>
+          <w:b w:val="0"/>
+          <w:color w:val="960000"/>
+          <w:sz w:val="20"/>
+        </w:rPr>
+        <w:t xml:space="preserve"> 🔴 </w:t>
+      </w:r>
+      <w:r>
+        <w:rPr>
+          <w:b/>
+          <w:color w:val="960000"/>
+          <w:sz w:val="20"/>
+        </w:rPr>
+        <w:t>La regla de campo que sale de aquí, y que afecta a quien monta:</w:t>
+      </w:r>
+      <w:r>
+        <w:rPr>
+          <w:b w:val="0"/>
+          <w:color w:val="960000"/>
+          <w:sz w:val="20"/>
+        </w:rPr>
+        <w:t xml:space="preserve"> el poste 2 </w:t>
+      </w:r>
+      <w:r>
+        <w:rPr>
+          <w:b/>
+          <w:color w:val="960000"/>
+          <w:sz w:val="20"/>
+        </w:rPr>
+        <w:t>se pone en hora en la puesta en marcha, no durante la avería</w:t>
+      </w:r>
+      <w:r>
+        <w:rPr>
+          <w:b w:val="0"/>
+          <w:color w:val="960000"/>
+          <w:sz w:val="20"/>
+        </w:rPr>
+        <w:t xml:space="preserve"> — la radio se cae justo cuando hace falta el Modo Degradado, que es el modo que exige hora. </w:t>
+      </w:r>
+      <w:r>
+        <w:rPr>
+          <w:b/>
+          <w:color w:val="960000"/>
+          <w:sz w:val="20"/>
+        </w:rPr>
+        <w:t>No es un problema, porque su `DS3231` tiene pila y conserva la hora</w:t>
+      </w:r>
+      <w:r>
+        <w:rPr>
+          <w:b w:val="0"/>
+          <w:color w:val="960000"/>
+          <w:sz w:val="20"/>
+        </w:rPr>
+        <w:t xml:space="preserve">: perder la radio </w:t>
+      </w:r>
+      <w:r>
+        <w:rPr>
+          <w:b/>
+          <w:color w:val="960000"/>
+          <w:sz w:val="20"/>
+        </w:rPr>
+        <w:t>no</w:t>
+      </w:r>
+      <w:r>
+        <w:rPr>
+          <w:b w:val="0"/>
+          <w:color w:val="960000"/>
+          <w:sz w:val="20"/>
+        </w:rPr>
+        <w:t xml:space="preserve"> es perder la hora. Lo que obliga es a ponerla </w:t>
+      </w:r>
+      <w:r>
+        <w:rPr>
+          <w:b/>
+          <w:color w:val="960000"/>
+          <w:sz w:val="20"/>
+        </w:rPr>
+        <w:t>antes</w:t>
+      </w:r>
+      <w:r>
+        <w:rPr>
+          <w:b w:val="0"/>
+          <w:color w:val="960000"/>
+          <w:sz w:val="20"/>
+        </w:rPr>
+        <w:t xml:space="preserve">, y a repetirla al cambiar esa pila o tras un </w:t>
+      </w:r>
+      <w:r>
+        <w:rPr>
+          <w:rFonts w:ascii="Consolas" w:hAnsi="Consolas"/>
+          <w:color w:val="960000"/>
+          <w:sz w:val="20"/>
+        </w:rPr>
+        <w:t>OSCILADOR_PARADO_CAMBIE_PILA</w:t>
+      </w:r>
+      <w:r>
+        <w:rPr>
+          <w:b w:val="0"/>
+          <w:color w:val="960000"/>
+          <w:sz w:val="20"/>
+        </w:rPr>
+        <w:t xml:space="preserve"> en ese poste.</w:t>
+      </w:r>
     </w:p>
     <w:tbl>
       <w:tblPr>
